--- a/papers/提交稿-命中率通胀三平面分离.docx
+++ b/papers/提交稿-命中率通胀三平面分离.docx
@@ -82,7 +82,7 @@
           <w:b w:val="0"/>
           <w:sz w:val="18"/>
         </w:rPr>
-        <w:t>缓存命中率被广泛用作复用是否奏效的验收指标，但其口径是"交付时键是否在某级索引中在场"，与"字节是否免于自源层重读"并非同一件事。本稿把缓存复用的度量显式拆为三个平面——键平面（引擎自报命中率 H_key）、字节平面（免除率 X_byte 与超读因子 E）、时间平面（每词元墙钟），给出命中率通胀 HRI = H_key − X_byte 的定义与分解：通胀恰等于"命中但仍付字节"的访问占比，因而自报命中率恒为字节免除率的上界，且该上界可以完全松弛。本案引擎的自报命中率把批量预取自盘读入的专家也计入命中（引擎在该行后自注"this is not a measure of avoided I/O"，同一行给出真正的常驻命中率 3.80%），故其满格是预取形态的产物，HRI 度量的正是这一产物与字节免除之间的差。台账取自两台主机：主机 A（EPYC 7763，228 GiB，3.2 GB/s NVMe 源层，N = 8 冷启动）承载内存阶梯与配额扫描；主机 B（Hygon 8 核 / 56 GB，机械慢盘 + NVMe，WSL2，每次运行 1 提示 + 3 生成词元）承载重复运行、策略四臂与带宽下界诊断。两台主机的源层物理层与"每词元字节"口径不同，本文按主机分列台账而不合并叙述。四个观测实例为：主机 A 内存自 8 GB 增至 224 GB（28 倍）时自报命中率恒为 100%（末点 99.93%）而字节免除率在 8—64 GB 区间恒为 0，通胀达 100 个百分点（字节为确定性计数，不受重复性影响）；主机 A 固定 128 GB 内存把驻留配额自 12.3 GB 移至 110.0 GB，源层读数恶化 78.6%（可确证）而端点墙钟差 −40.8%——后者是单样本端点比较，对 33% 的单配置噪声底未达确证门槛，本文只保留其方向（十二点秩相关 Spearman ρ = −0.886 与 −0.714）而不把 40.8% 当作效应量；主机 B 按同一字节口径归并的 30 次运行（跨 4 个引擎版本、突发/非突发两臂与两个 heat 策略臂）交付字节恒为 216.66 GB（标准差 0）而墙钟跨度 80.8%。据此给出可验收性判据：以 Welch 检验与功效分析计，一次改动在字节平面以 3 次运行即可确证的 1.278% 效应，在时间平面需约 1.33 万次运行（约 1 000 机时）方能达到同等功效，样本量比约 4 400 倍。另给出一条跨来源恒等式 X_byte ≡ (B_full − B_act)/B_full，在 24 个配置点上与引擎自报的免读口径字段一致，最大偏差 0.021 个百分点；该恒等式同时用作字段归属判据——本文据此判定配额扫描台账的唯一命中字段为免读口径而非键平面，并撤回上一稿基于该列得出的"键平面坍塌"结论。本稿不提出新的存储系统，交付物是三平面的口径定义、四条一致性检验与一张验收阶梯表；结论限于两台主机、两种会话时序。**</w:t>
+        <w:t>缓存命中率被广泛用作复用是否奏效的验收指标，但其口径是"交付时键是否在某级索引中在场"，与"字节是否免于自源层重读"并非同一件事。本稿把缓存复用的度量显式拆为三个平面——键平面（引擎自报命中率 H_key）、字节平面（字节命中率 X_byte 与读放大倍数 E）、时间平面（每词元墙钟），给出命中率通胀 HRI = H_key − X_byte 的定义与分解：通胀恰等于"命中但仍付字节"的访问占比，因而自报命中率恒为字节命中率的上界，且该上界可以完全松弛。本案引擎的自报命中率把批量预取自盘读入的专家也计入命中（引擎在该行后自注"this is not a measure of avoided I/O"，同一行给出真正的常驻命中率 3.80%），故其满格是预取形态的产物，HRI 度量的正是这一产物与字节免除之间的差。台账取自两台主机：主机 A（EPYC 7763，228 GiB，3.2 GB/s NVMe 源层，N = 8 冷启动）承载内存阶梯与配额扫描；主机 B（Hygon 8 核 / 56 GB，机械慢盘 + NVMe，WSL2，每次运行 1 提示 + 3 生成词元）承载重复运行、策略四臂与带宽下界诊断。两台主机的源层物理层与"每词元字节"口径不同，本文按主机分列台账而不合并叙述。四个观测实例为：主机 A 内存自 8 GB 增至 224 GB（28 倍）时自报命中率恒为 100%（末点 99.93%）而字节命中率在 8—64 GB 区间恒为 0，通胀达 100 个百分点（字节为确定性计数，不受重复性影响）；主机 A 固定 128 GB 内存把驻留配额自 12.3 GB 移至 110.0 GB，源层读数恶化 78.6%（可确证）而端点墙钟差 −40.8%——后者是单样本端点比较，对 33% 的单配置噪声底未达确证门槛，本文只保留其方向（十二点秩相关 Spearman ρ = −0.886 与 −0.714）而不把 40.8% 当作效应量；主机 B 按同一字节口径归并的 30 次运行（跨 4 个引擎版本、突发/非突发两臂与两个 heat 策略臂）交付字节恒为 216.66 GB（标准差 0）而墙钟跨度 80.8%。据此给出可验收性判据：以 Welch 检验与功效分析计，一次改动在字节平面以 3 次运行即可确证的 1.278% 效应，在时间平面需约 1.33 万次运行（约 1 000 机时）方能达到同等功效，样本量比约 4 400 倍。另给出一条跨来源恒等式 X_byte ≡ (B_full − B_act)/B_full，在 24 个配置点上与引擎自报的自报字节命中率字段一致，最大偏差 0.021 个百分点；该恒等式同时用作字段归属判据——本文据此判定配额扫描台账的唯一命中字段为字节命中率口径而非键平面，并撤回上一稿基于该列得出的"键平面坍塌"结论。本稿不提出新的存储系统，交付物是三平面的口径定义、四条一致性检验与一张验收阶梯表；结论限于两台主机、两种会话时序。**</w:t>
       </w:r>
     </w:p>
     <w:p>
@@ -95,7 +95,7 @@
           <w:b w:val="0"/>
           <w:sz w:val="18"/>
         </w:rPr>
-        <w:t>关键词：** 缓存命中率；字节免除率；度量分离；命中率通胀；最小可检测效应；混合专家模型；带宽受限推理**中图分类号：** TP314　　**文献标志码：** A</w:t>
+        <w:t>关键词：** 缓存命中率；字节命中率；度量分离；命中率通胀；最小可检测效应；混合专家模型；带宽受限推理**中图分类号：** TP314　　**文献标志码：** A</w:t>
       </w:r>
     </w:p>
     <w:p>
@@ -145,7 +145,7 @@
           <w:b w:val="0"/>
           <w:sz w:val="18"/>
         </w:rPr>
-        <w:t>在主机 A（§4.1）上冷启动推理 Kimi K3[1]（混合专家，MoE）时，作者观察到一组难以用命中率语言解释的台账：把主机可用内存自 8 GB 逐档提升到 64 GB（缓存槽位自 28 增至 1 344），引擎自报的专家命中率始终为 100.0%，而每词元自源层读入的专家字节始终为 25.83 GB——与"完全无复用"时的理论全量载入逐字节相同。换言之，在这七档配置上，自报命中率达到量程上限，而复用带来的字节免除恰为零。内存继续增加到 96 GB 以上，免除率才开始离开零（29.89%），到 224 GB 时为 43.75%，而自报命中率仍报 99.93%。</w:t>
+        <w:t>在主机 A（§4.1）上冷启动推理 Kimi K3[1]（混合专家，MoE）时，作者观察到一组难以用命中率语言解释的台账：把主机可用内存自 8 GB 逐档提升到 64 GB（缓存槽位自 28 增至 1 344），引擎自报的专家命中率始终为 100.0%，而每词元自源层读入的专家字节始终为 25.83 GB——与"完全无复用"时的理论全量载入逐字节相同。换言之，在这七档配置上，自报命中率达到量程上限，而复用带来的字节免除恰为零。内存继续增加到 96 GB 以上，字节命中率才开始离开零（29.89%），到 224 GB 时为 43.75%，而自报命中率仍报 99.93%。</w:t>
       </w:r>
     </w:p>
     <w:p>
@@ -386,7 +386,7 @@
           <w:b w:val="0"/>
           <w:sz w:val="18"/>
         </w:rPr>
-        <w:t>。把缓存复用度量显式拆为键平面（引擎自报命中率 H_key）、字节平面（免除率 X_byte、超读因子 E）、时间平面（每词元墙钟），定义通胀 HRI = H_key − X_byte，并证明其分解式 HRI = h_paid，即通胀恰为"命中但仍付字节"的访问占比（定理 1）。推论：H_key 是 X_byte 的上界，且上界可以完全松弛至 H_key = 1、X_byte = 0。</w:t>
+        <w:t>。把缓存复用度量显式拆为键平面（引擎自报命中率 H_key）、字节平面（字节命中率 X_byte、读放大倍数 E）、时间平面（每词元墙钟），定义通胀 HRI = H_key − X_byte，并证明其分解式 HRI = h_paid，即通胀恰为"命中但仍付字节"的访问占比（定理 1）。推论：H_key 是 X_byte 的上界，且上界可以完全松弛至 H_key = 1、X_byte = 0。</w:t>
       </w:r>
     </w:p>
     <w:p>
@@ -408,7 +408,7 @@
           <w:b/>
           <w:sz w:val="18"/>
         </w:rPr>
-        <w:t>免除率上界与超读因子（定理 2、推论 1）</w:t>
+        <w:t>字节命中率上界与读放大倍数（定理 2、推论 1）</w:t>
       </w:r>
       <w:r>
         <w:rPr>
@@ -416,7 +416,7 @@
           <w:b w:val="0"/>
           <w:sz w:val="18"/>
         </w:rPr>
-        <w:t>。在原子槽位粒度与冷启动前提下给出 X_byte ≤ 1 − B_distinct(N)/B_full(N)，即免除率的可达上界由会话 distinct 集决定，与命中率无关；配套给出 E = B_act/B_distinct(N) 与其下界 E ≥ 1。</w:t>
+        <w:t>。在原子槽位粒度与冷启动前提下给出 X_byte ≤ 1 − B_distinct(N)/B_full(N)，即字节命中率的可达上界由会话 distinct 集决定，与命中率无关；配套给出 E = B_act/B_distinct(N) 与其下界 E ≥ 1。</w:t>
       </w:r>
     </w:p>
     <w:p>
@@ -446,7 +446,7 @@
           <w:b w:val="0"/>
           <w:sz w:val="18"/>
         </w:rPr>
-        <w:t>，用于判定台账本身是否可用于验收。其中 C3（E ≥ 1）具有自否证性：把不匹配会话的预算代入会得到 E &lt; 1，从而自动宣告判据失效（第 4.4 节给出一次真实的 C3 触发，涉及跨主机误用）。C2 则兼作字段归属判据：凡满足 X_byte ≡ (B_full − B_act)/B_full 的字段必为免读口径，不得标为键平面（§4.3、§4.4 据此判定表 4 的一列字段）。</w:t>
+        <w:t>，用于判定台账本身是否可用于验收。其中 C3（E ≥ 1）具有自否证性：把不匹配会话的预算代入会得到 E &lt; 1，从而自动宣告判据失效（第 4.4 节给出一次真实的 C3 触发，涉及跨主机误用）。C2 则兼作字段归属判据：凡满足 X_byte ≡ (B_full − B_act)/B_full 的字段必为字节命中率口径，不得标为键平面（§4.3、§4.4 据此判定表 4 的一列字段）。</w:t>
       </w:r>
     </w:p>
     <w:p>
@@ -790,35 +790,7 @@
           <w:b w:val="0"/>
           <w:sz w:val="18"/>
         </w:rPr>
-        <w:t>三个平面及其口径如表 1。</w:t>
-      </w:r>
-    </w:p>
-    <w:p>
-      <w:pPr>
-        <w:spacing w:before="80" w:after="20"/>
-        <w:jc w:val="center"/>
-      </w:pPr>
-      <w:r>
-        <w:rPr>
-          <w:rFonts w:ascii="Times New Roman" w:hAnsi="Times New Roman" w:eastAsia="宋体"/>
-          <w:b w:val="0"/>
-          <w:sz w:val="15"/>
-        </w:rPr>
-        <w:t>表 1　缓存复用的三个度量平面</w:t>
-      </w:r>
-    </w:p>
-    <w:p>
-      <w:pPr>
-        <w:spacing w:before="80" w:after="20"/>
-        <w:jc w:val="center"/>
-      </w:pPr>
-      <w:r>
-        <w:rPr>
-          <w:rFonts w:ascii="Times New Roman" w:hAnsi="Times New Roman" w:eastAsia="Times New Roman"/>
-          <w:b w:val="0"/>
-          <w:sz w:val="15"/>
-        </w:rPr>
-        <w:t>Table 1　Three measurement planes for cache reuse</w:t>
+        <w:t>三个平面及其口径如表 1。本文引入的三个英文术语与既有文献的对应关系需先说明，以免读者误以为是新造概念：</w:t>
       </w:r>
     </w:p>
     <w:tbl>
@@ -837,16 +809,14 @@
         <w:tblLayout w:type="fixed"/>
       </w:tblPr>
       <w:tblGrid>
-        <w:gridCol w:w="674"/>
-        <w:gridCol w:w="868"/>
-        <w:gridCol w:w="1265"/>
-        <w:gridCol w:w="631"/>
-        <w:gridCol w:w="1437"/>
+        <w:gridCol w:w="1164"/>
+        <w:gridCol w:w="1761"/>
+        <w:gridCol w:w="1950"/>
       </w:tblGrid>
       <w:tr>
         <w:tc>
           <w:tcPr>
-            <w:tcW w:type="dxa" w:w="674"/>
+            <w:tcW w:type="dxa" w:w="1164"/>
             <w:shd w:val="clear" w:fill="F2F2F2"/>
           </w:tcPr>
           <w:p>
@@ -860,13 +830,13 @@
                 <w:b/>
                 <w:sz w:val="16"/>
               </w:rPr>
-              <w:t>平面</w:t>
-            </w:r>
-          </w:p>
-        </w:tc>
-        <w:tc>
-          <w:tcPr>
-            <w:tcW w:type="dxa" w:w="868"/>
+              <w:t>本文中文</w:t>
+            </w:r>
+          </w:p>
+        </w:tc>
+        <w:tc>
+          <w:tcPr>
+            <w:tcW w:type="dxa" w:w="1761"/>
             <w:shd w:val="clear" w:fill="F2F2F2"/>
           </w:tcPr>
           <w:p>
@@ -880,13 +850,13 @@
                 <w:b/>
                 <w:sz w:val="16"/>
               </w:rPr>
-              <w:t>量</w:t>
-            </w:r>
-          </w:p>
-        </w:tc>
-        <w:tc>
-          <w:tcPr>
-            <w:tcW w:type="dxa" w:w="1265"/>
+              <w:t>本文英文</w:t>
+            </w:r>
+          </w:p>
+        </w:tc>
+        <w:tc>
+          <w:tcPr>
+            <w:tcW w:type="dxa" w:w="1950"/>
             <w:shd w:val="clear" w:fill="F2F2F2"/>
           </w:tcPr>
           <w:p>
@@ -900,47 +870,7 @@
                 <w:b/>
                 <w:sz w:val="16"/>
               </w:rPr>
-              <w:t>口径</w:t>
-            </w:r>
-          </w:p>
-        </w:tc>
-        <w:tc>
-          <w:tcPr>
-            <w:tcW w:type="dxa" w:w="631"/>
-            <w:shd w:val="clear" w:fill="F2F2F2"/>
-          </w:tcPr>
-          <w:p>
-            <w:pPr>
-              <w:spacing w:after="0" w:before="0" w:line="240" w:lineRule="auto"/>
-            </w:pPr>
-            <w:r/>
-            <w:r>
-              <w:rPr>
-                <w:rFonts w:ascii="Times New Roman" w:hAnsi="Times New Roman" w:eastAsia="黑体"/>
-                <w:b/>
-                <w:sz w:val="16"/>
-              </w:rPr>
-              <w:t>单位</w:t>
-            </w:r>
-          </w:p>
-        </w:tc>
-        <w:tc>
-          <w:tcPr>
-            <w:tcW w:type="dxa" w:w="1437"/>
-            <w:shd w:val="clear" w:fill="F2F2F2"/>
-          </w:tcPr>
-          <w:p>
-            <w:pPr>
-              <w:spacing w:after="0" w:before="0" w:line="240" w:lineRule="auto"/>
-            </w:pPr>
-            <w:r/>
-            <w:r>
-              <w:rPr>
-                <w:rFonts w:ascii="Times New Roman" w:hAnsi="Times New Roman" w:eastAsia="黑体"/>
-                <w:b/>
-                <w:sz w:val="16"/>
-              </w:rPr>
-              <w:t>同配置重复性（本案实测）</w:t>
+              <w:t>该英文术语在既有文献中的含义</w:t>
             </w:r>
           </w:p>
         </w:tc>
@@ -948,96 +878,58 @@
       <w:tr>
         <w:tc>
           <w:tcPr>
-            <w:tcW w:type="dxa" w:w="674"/>
-          </w:tcPr>
-          <w:p>
-            <w:pPr>
-              <w:spacing w:after="0" w:before="0" w:line="240" w:lineRule="auto"/>
-            </w:pPr>
-            <w:r/>
-            <w:r>
-              <w:rPr>
-                <w:rFonts w:ascii="Times New Roman" w:hAnsi="Times New Roman" w:eastAsia="宋体"/>
-                <w:b w:val="0"/>
-                <w:sz w:val="15"/>
-              </w:rPr>
-              <w:t>键平面</w:t>
-            </w:r>
-          </w:p>
-        </w:tc>
-        <w:tc>
-          <w:tcPr>
-            <w:tcW w:type="dxa" w:w="868"/>
-          </w:tcPr>
-          <w:p>
-            <w:pPr>
-              <w:spacing w:after="0" w:before="0" w:line="240" w:lineRule="auto"/>
-            </w:pPr>
-            <w:r/>
-            <w:r>
-              <w:rPr>
-                <w:rFonts w:ascii="Times New Roman" w:hAnsi="Times New Roman" w:eastAsia="宋体"/>
-                <w:b w:val="0"/>
-                <w:sz w:val="15"/>
-              </w:rPr>
-              <w:t>H_key</w:t>
-            </w:r>
-          </w:p>
-        </w:tc>
-        <w:tc>
-          <w:tcPr>
-            <w:tcW w:type="dxa" w:w="1265"/>
-          </w:tcPr>
-          <w:p>
-            <w:pPr>
-              <w:spacing w:after="0" w:before="0" w:line="240" w:lineRule="auto"/>
-            </w:pPr>
-            <w:r/>
-            <w:r>
-              <w:rPr>
-                <w:rFonts w:ascii="Times New Roman" w:hAnsi="Times New Roman" w:eastAsia="宋体"/>
-                <w:b w:val="0"/>
-                <w:sz w:val="15"/>
-              </w:rPr>
-              <w:t>引擎自报命中率：交付时键在缓存索引中在场（含预取命中，见 §1.1）</w:t>
-            </w:r>
-          </w:p>
-        </w:tc>
-        <w:tc>
-          <w:tcPr>
-            <w:tcW w:type="dxa" w:w="631"/>
-          </w:tcPr>
-          <w:p>
-            <w:pPr>
-              <w:spacing w:after="0" w:before="0" w:line="240" w:lineRule="auto"/>
-            </w:pPr>
-            <w:r/>
-            <w:r>
-              <w:rPr>
-                <w:rFonts w:ascii="Times New Roman" w:hAnsi="Times New Roman" w:eastAsia="宋体"/>
-                <w:b w:val="0"/>
-                <w:sz w:val="15"/>
-              </w:rPr>
-              <w:t>%</w:t>
-            </w:r>
-          </w:p>
-        </w:tc>
-        <w:tc>
-          <w:tcPr>
-            <w:tcW w:type="dxa" w:w="1437"/>
-          </w:tcPr>
-          <w:p>
-            <w:pPr>
-              <w:spacing w:after="0" w:before="0" w:line="240" w:lineRule="auto"/>
-            </w:pPr>
-            <w:r/>
-            <w:r>
-              <w:rPr>
-                <w:rFonts w:ascii="Times New Roman" w:hAnsi="Times New Roman" w:eastAsia="宋体"/>
-                <w:b w:val="0"/>
-                <w:sz w:val="15"/>
-              </w:rPr>
-              <w:t>满格后不随资源变化（主机 A，8→224 GB 恒 100%）</w:t>
+            <w:tcW w:type="dxa" w:w="1164"/>
+          </w:tcPr>
+          <w:p>
+            <w:pPr>
+              <w:spacing w:after="0" w:before="0" w:line="240" w:lineRule="auto"/>
+            </w:pPr>
+            <w:r/>
+            <w:r>
+              <w:rPr>
+                <w:rFonts w:ascii="Times New Roman" w:hAnsi="Times New Roman" w:eastAsia="宋体"/>
+                <w:b w:val="0"/>
+                <w:sz w:val="15"/>
+              </w:rPr>
+              <w:t>请求命中率 H_key</w:t>
+            </w:r>
+          </w:p>
+        </w:tc>
+        <w:tc>
+          <w:tcPr>
+            <w:tcW w:type="dxa" w:w="1761"/>
+          </w:tcPr>
+          <w:p>
+            <w:pPr>
+              <w:spacing w:after="0" w:before="0" w:line="240" w:lineRule="auto"/>
+            </w:pPr>
+            <w:r/>
+            <w:r>
+              <w:rPr>
+                <w:rFonts w:ascii="Times New Roman" w:hAnsi="Times New Roman" w:eastAsia="宋体"/>
+                <w:b w:val="0"/>
+                <w:sz w:val="15"/>
+              </w:rPr>
+              <w:t>request hit rate</w:t>
+            </w:r>
+          </w:p>
+        </w:tc>
+        <w:tc>
+          <w:tcPr>
+            <w:tcW w:type="dxa" w:w="1950"/>
+          </w:tcPr>
+          <w:p>
+            <w:pPr>
+              <w:spacing w:after="0" w:before="0" w:line="240" w:lineRule="auto"/>
+            </w:pPr>
+            <w:r/>
+            <w:r>
+              <w:rPr>
+                <w:rFonts w:ascii="Times New Roman" w:hAnsi="Times New Roman" w:eastAsia="宋体"/>
+                <w:b w:val="0"/>
+                <w:sz w:val="15"/>
+              </w:rPr>
+              <w:t>标准术语：命中请求数 ÷ 请求总数</w:t>
             </w:r>
           </w:p>
         </w:tc>
@@ -1045,96 +937,58 @@
       <w:tr>
         <w:tc>
           <w:tcPr>
-            <w:tcW w:type="dxa" w:w="674"/>
-          </w:tcPr>
-          <w:p>
-            <w:pPr>
-              <w:spacing w:after="0" w:before="0" w:line="240" w:lineRule="auto"/>
-            </w:pPr>
-            <w:r/>
-            <w:r>
-              <w:rPr>
-                <w:rFonts w:ascii="Times New Roman" w:hAnsi="Times New Roman" w:eastAsia="宋体"/>
-                <w:b w:val="0"/>
-                <w:sz w:val="15"/>
-              </w:rPr>
-              <w:t>字节平面</w:t>
-            </w:r>
-          </w:p>
-        </w:tc>
-        <w:tc>
-          <w:tcPr>
-            <w:tcW w:type="dxa" w:w="868"/>
-          </w:tcPr>
-          <w:p>
-            <w:pPr>
-              <w:spacing w:after="0" w:before="0" w:line="240" w:lineRule="auto"/>
-            </w:pPr>
-            <w:r/>
-            <w:r>
-              <w:rPr>
-                <w:rFonts w:ascii="Times New Roman" w:hAnsi="Times New Roman" w:eastAsia="宋体"/>
-                <w:b w:val="0"/>
-                <w:sz w:val="15"/>
-              </w:rPr>
-              <w:t>X_byte = 1 − B_act/B_full</w:t>
-            </w:r>
-          </w:p>
-        </w:tc>
-        <w:tc>
-          <w:tcPr>
-            <w:tcW w:type="dxa" w:w="1265"/>
-          </w:tcPr>
-          <w:p>
-            <w:pPr>
-              <w:spacing w:after="0" w:before="0" w:line="240" w:lineRule="auto"/>
-            </w:pPr>
-            <w:r/>
-            <w:r>
-              <w:rPr>
-                <w:rFonts w:ascii="Times New Roman" w:hAnsi="Times New Roman" w:eastAsia="宋体"/>
-                <w:b w:val="0"/>
-                <w:sz w:val="15"/>
-              </w:rPr>
-              <w:t>免于自源层重读的字节占比</w:t>
-            </w:r>
-          </w:p>
-        </w:tc>
-        <w:tc>
-          <w:tcPr>
-            <w:tcW w:type="dxa" w:w="631"/>
-          </w:tcPr>
-          <w:p>
-            <w:pPr>
-              <w:spacing w:after="0" w:before="0" w:line="240" w:lineRule="auto"/>
-            </w:pPr>
-            <w:r/>
-            <w:r>
-              <w:rPr>
-                <w:rFonts w:ascii="Times New Roman" w:hAnsi="Times New Roman" w:eastAsia="宋体"/>
-                <w:b w:val="0"/>
-                <w:sz w:val="15"/>
-              </w:rPr>
-              <w:t>%</w:t>
-            </w:r>
-          </w:p>
-        </w:tc>
-        <w:tc>
-          <w:tcPr>
-            <w:tcW w:type="dxa" w:w="1437"/>
-          </w:tcPr>
-          <w:p>
-            <w:pPr>
-              <w:spacing w:after="0" w:before="0" w:line="240" w:lineRule="auto"/>
-            </w:pPr>
-            <w:r/>
-            <w:r>
-              <w:rPr>
-                <w:rFonts w:ascii="Times New Roman" w:hAnsi="Times New Roman" w:eastAsia="宋体"/>
-                <w:b w:val="0"/>
-                <w:sz w:val="15"/>
-              </w:rPr>
-              <w:t>标准差 0（主机 B，30 次同字节口径运行交付字节恒 216.66 GB）</w:t>
+            <w:tcW w:type="dxa" w:w="1164"/>
+          </w:tcPr>
+          <w:p>
+            <w:pPr>
+              <w:spacing w:after="0" w:before="0" w:line="240" w:lineRule="auto"/>
+            </w:pPr>
+            <w:r/>
+            <w:r>
+              <w:rPr>
+                <w:rFonts w:ascii="Times New Roman" w:hAnsi="Times New Roman" w:eastAsia="宋体"/>
+                <w:b w:val="0"/>
+                <w:sz w:val="15"/>
+              </w:rPr>
+              <w:t>字节命中率 X_byte</w:t>
+            </w:r>
+          </w:p>
+        </w:tc>
+        <w:tc>
+          <w:tcPr>
+            <w:tcW w:type="dxa" w:w="1761"/>
+          </w:tcPr>
+          <w:p>
+            <w:pPr>
+              <w:spacing w:after="0" w:before="0" w:line="240" w:lineRule="auto"/>
+            </w:pPr>
+            <w:r/>
+            <w:r>
+              <w:rPr>
+                <w:rFonts w:ascii="Times New Roman" w:hAnsi="Times New Roman" w:eastAsia="宋体"/>
+                <w:b w:val="0"/>
+                <w:sz w:val="15"/>
+              </w:rPr>
+              <w:t>byte hit ratio</w:t>
+            </w:r>
+          </w:p>
+        </w:tc>
+        <w:tc>
+          <w:tcPr>
+            <w:tcW w:type="dxa" w:w="1950"/>
+          </w:tcPr>
+          <w:p>
+            <w:pPr>
+              <w:spacing w:after="0" w:before="0" w:line="240" w:lineRule="auto"/>
+            </w:pPr>
+            <w:r/>
+            <w:r>
+              <w:rPr>
+                <w:rFonts w:ascii="Times New Roman" w:hAnsi="Times New Roman" w:eastAsia="宋体"/>
+                <w:b w:val="0"/>
+                <w:sz w:val="15"/>
+              </w:rPr>
+              <w:t>标准术语：**以字节而非请求为单位**的命中率</w:t>
             </w:r>
           </w:p>
         </w:tc>
@@ -1142,96 +996,58 @@
       <w:tr>
         <w:tc>
           <w:tcPr>
-            <w:tcW w:type="dxa" w:w="674"/>
-          </w:tcPr>
-          <w:p>
-            <w:pPr>
-              <w:spacing w:after="0" w:before="0" w:line="240" w:lineRule="auto"/>
-            </w:pPr>
-            <w:r/>
-            <w:r>
-              <w:rPr>
-                <w:rFonts w:ascii="Times New Roman" w:hAnsi="Times New Roman" w:eastAsia="宋体"/>
-                <w:b w:val="0"/>
-                <w:sz w:val="15"/>
-              </w:rPr>
-              <w:t>字节平面</w:t>
-            </w:r>
-          </w:p>
-        </w:tc>
-        <w:tc>
-          <w:tcPr>
-            <w:tcW w:type="dxa" w:w="868"/>
-          </w:tcPr>
-          <w:p>
-            <w:pPr>
-              <w:spacing w:after="0" w:before="0" w:line="240" w:lineRule="auto"/>
-            </w:pPr>
-            <w:r/>
-            <w:r>
-              <w:rPr>
-                <w:rFonts w:ascii="Times New Roman" w:hAnsi="Times New Roman" w:eastAsia="宋体"/>
-                <w:b w:val="0"/>
-                <w:sz w:val="15"/>
-              </w:rPr>
-              <w:t>E = B_act/B_distinct(N)</w:t>
-            </w:r>
-          </w:p>
-        </w:tc>
-        <w:tc>
-          <w:tcPr>
-            <w:tcW w:type="dxa" w:w="1265"/>
-          </w:tcPr>
-          <w:p>
-            <w:pPr>
-              <w:spacing w:after="0" w:before="0" w:line="240" w:lineRule="auto"/>
-            </w:pPr>
-            <w:r/>
-            <w:r>
-              <w:rPr>
-                <w:rFonts w:ascii="Times New Roman" w:hAnsi="Times New Roman" w:eastAsia="宋体"/>
-                <w:b w:val="0"/>
-                <w:sz w:val="15"/>
-              </w:rPr>
-              <w:t>超读因子，下界 1</w:t>
-            </w:r>
-          </w:p>
-        </w:tc>
-        <w:tc>
-          <w:tcPr>
-            <w:tcW w:type="dxa" w:w="631"/>
-          </w:tcPr>
-          <w:p>
-            <w:pPr>
-              <w:spacing w:after="0" w:before="0" w:line="240" w:lineRule="auto"/>
-            </w:pPr>
-            <w:r/>
-            <w:r>
-              <w:rPr>
-                <w:rFonts w:ascii="Times New Roman" w:hAnsi="Times New Roman" w:eastAsia="宋体"/>
-                <w:b w:val="0"/>
-                <w:sz w:val="15"/>
-              </w:rPr>
-              <w:t>倍</w:t>
-            </w:r>
-          </w:p>
-        </w:tc>
-        <w:tc>
-          <w:tcPr>
-            <w:tcW w:type="dxa" w:w="1437"/>
-          </w:tcPr>
-          <w:p>
-            <w:pPr>
-              <w:spacing w:after="0" w:before="0" w:line="240" w:lineRule="auto"/>
-            </w:pPr>
-            <w:r/>
-            <w:r>
-              <w:rPr>
-                <w:rFonts w:ascii="Times New Roman" w:hAnsi="Times New Roman" w:eastAsia="宋体"/>
-                <w:b w:val="0"/>
-                <w:sz w:val="15"/>
-              </w:rPr>
-              <w:t>同上</w:t>
+            <w:tcW w:type="dxa" w:w="1164"/>
+          </w:tcPr>
+          <w:p>
+            <w:pPr>
+              <w:spacing w:after="0" w:before="0" w:line="240" w:lineRule="auto"/>
+            </w:pPr>
+            <w:r/>
+            <w:r>
+              <w:rPr>
+                <w:rFonts w:ascii="Times New Roman" w:hAnsi="Times New Roman" w:eastAsia="宋体"/>
+                <w:b w:val="0"/>
+                <w:sz w:val="15"/>
+              </w:rPr>
+              <w:t>读放大倍数 E</w:t>
+            </w:r>
+          </w:p>
+        </w:tc>
+        <w:tc>
+          <w:tcPr>
+            <w:tcW w:type="dxa" w:w="1761"/>
+          </w:tcPr>
+          <w:p>
+            <w:pPr>
+              <w:spacing w:after="0" w:before="0" w:line="240" w:lineRule="auto"/>
+            </w:pPr>
+            <w:r/>
+            <w:r>
+              <w:rPr>
+                <w:rFonts w:ascii="Times New Roman" w:hAnsi="Times New Roman" w:eastAsia="宋体"/>
+                <w:b w:val="0"/>
+                <w:sz w:val="15"/>
+              </w:rPr>
+              <w:t>read amplification factor</w:t>
+            </w:r>
+          </w:p>
+        </w:tc>
+        <w:tc>
+          <w:tcPr>
+            <w:tcW w:type="dxa" w:w="1950"/>
+          </w:tcPr>
+          <w:p>
+            <w:pPr>
+              <w:spacing w:after="0" w:before="0" w:line="240" w:lineRule="auto"/>
+            </w:pPr>
+            <w:r/>
+            <w:r>
+              <w:rPr>
+                <w:rFonts w:ascii="Times New Roman" w:hAnsi="Times New Roman" w:eastAsia="宋体"/>
+                <w:b w:val="0"/>
+                <w:sz w:val="15"/>
+              </w:rPr>
+              <w:t>标准术语：实际读取字节 ÷ 理想读取字节</w:t>
             </w:r>
           </w:p>
         </w:tc>
@@ -1239,96 +1055,176 @@
       <w:tr>
         <w:tc>
           <w:tcPr>
-            <w:tcW w:type="dxa" w:w="674"/>
-          </w:tcPr>
-          <w:p>
-            <w:pPr>
-              <w:spacing w:after="0" w:before="0" w:line="240" w:lineRule="auto"/>
-            </w:pPr>
-            <w:r/>
-            <w:r>
-              <w:rPr>
-                <w:rFonts w:ascii="Times New Roman" w:hAnsi="Times New Roman" w:eastAsia="宋体"/>
-                <w:b w:val="0"/>
-                <w:sz w:val="15"/>
-              </w:rPr>
-              <w:t>时间平面</w:t>
-            </w:r>
-          </w:p>
-        </w:tc>
-        <w:tc>
-          <w:tcPr>
-            <w:tcW w:type="dxa" w:w="868"/>
-          </w:tcPr>
-          <w:p>
-            <w:pPr>
-              <w:spacing w:after="0" w:before="0" w:line="240" w:lineRule="auto"/>
-            </w:pPr>
-            <w:r/>
-            <w:r>
-              <w:rPr>
-                <w:rFonts w:ascii="Times New Roman" w:hAnsi="Times New Roman" w:eastAsia="宋体"/>
-                <w:b w:val="0"/>
-                <w:sz w:val="15"/>
-              </w:rPr>
-              <w:t>s/tok</w:t>
-            </w:r>
-          </w:p>
-        </w:tc>
-        <w:tc>
-          <w:tcPr>
-            <w:tcW w:type="dxa" w:w="1265"/>
-          </w:tcPr>
-          <w:p>
-            <w:pPr>
-              <w:spacing w:after="0" w:before="0" w:line="240" w:lineRule="auto"/>
-            </w:pPr>
-            <w:r/>
-            <w:r>
-              <w:rPr>
-                <w:rFonts w:ascii="Times New Roman" w:hAnsi="Times New Roman" w:eastAsia="宋体"/>
-                <w:b w:val="0"/>
-                <w:sz w:val="15"/>
-              </w:rPr>
-              <w:t>每词元端到端墙钟</w:t>
-            </w:r>
-          </w:p>
-        </w:tc>
-        <w:tc>
-          <w:tcPr>
-            <w:tcW w:type="dxa" w:w="631"/>
-          </w:tcPr>
-          <w:p>
-            <w:pPr>
-              <w:spacing w:after="0" w:before="0" w:line="240" w:lineRule="auto"/>
-            </w:pPr>
-            <w:r/>
-            <w:r>
-              <w:rPr>
-                <w:rFonts w:ascii="Times New Roman" w:hAnsi="Times New Roman" w:eastAsia="宋体"/>
-                <w:b w:val="0"/>
-                <w:sz w:val="15"/>
-              </w:rPr>
-              <w:t>s</w:t>
-            </w:r>
-          </w:p>
-        </w:tc>
-        <w:tc>
-          <w:tcPr>
-            <w:tcW w:type="dxa" w:w="1437"/>
-          </w:tcPr>
-          <w:p>
-            <w:pPr>
-              <w:spacing w:after="0" w:before="0" w:line="240" w:lineRule="auto"/>
-            </w:pPr>
-            <w:r/>
-            <w:r>
-              <w:rPr>
-                <w:rFonts w:ascii="Times New Roman" w:hAnsi="Times New Roman" w:eastAsia="宋体"/>
-                <w:b w:val="0"/>
-                <w:sz w:val="15"/>
-              </w:rPr>
-              <w:t>跨度 80.8%，CV 13.43%（主机 B，含配置效应）；单配置重复性以主机 A 的 33.1% 为准</w:t>
+            <w:tcW w:type="dxa" w:w="1164"/>
+          </w:tcPr>
+          <w:p>
+            <w:pPr>
+              <w:spacing w:after="0" w:before="0" w:line="240" w:lineRule="auto"/>
+            </w:pPr>
+            <w:r/>
+            <w:r>
+              <w:rPr>
+                <w:rFonts w:ascii="Times New Roman" w:hAnsi="Times New Roman" w:eastAsia="宋体"/>
+                <w:b w:val="0"/>
+                <w:sz w:val="15"/>
+              </w:rPr>
+              <w:t>源层 M_1</w:t>
+            </w:r>
+          </w:p>
+        </w:tc>
+        <w:tc>
+          <w:tcPr>
+            <w:tcW w:type="dxa" w:w="1761"/>
+          </w:tcPr>
+          <w:p>
+            <w:pPr>
+              <w:spacing w:after="0" w:before="0" w:line="240" w:lineRule="auto"/>
+            </w:pPr>
+            <w:r/>
+            <w:r>
+              <w:rPr>
+                <w:rFonts w:ascii="Times New Roman" w:hAnsi="Times New Roman" w:eastAsia="宋体"/>
+                <w:b w:val="0"/>
+                <w:sz w:val="15"/>
+              </w:rPr>
+              <w:t>source tier（亦即最慢层，slow tier）</w:t>
+            </w:r>
+          </w:p>
+        </w:tc>
+        <w:tc>
+          <w:tcPr>
+            <w:tcW w:type="dxa" w:w="1950"/>
+          </w:tcPr>
+          <w:p>
+            <w:pPr>
+              <w:spacing w:after="0" w:before="0" w:line="240" w:lineRule="auto"/>
+            </w:pPr>
+            <w:r/>
+            <w:r>
+              <w:rPr>
+                <w:rFonts w:ascii="Times New Roman" w:hAnsi="Times New Roman" w:eastAsia="宋体"/>
+                <w:b w:val="0"/>
+                <w:sz w:val="15"/>
+              </w:rPr>
+              <w:t>层次结构中最慢的一级</w:t>
+            </w:r>
+          </w:p>
+        </w:tc>
+      </w:tr>
+      <w:tr>
+        <w:tc>
+          <w:tcPr>
+            <w:tcW w:type="dxa" w:w="1164"/>
+          </w:tcPr>
+          <w:p>
+            <w:pPr>
+              <w:spacing w:after="0" w:before="0" w:line="240" w:lineRule="auto"/>
+            </w:pPr>
+            <w:r/>
+            <w:r>
+              <w:rPr>
+                <w:rFonts w:ascii="Times New Roman" w:hAnsi="Times New Roman" w:eastAsia="宋体"/>
+                <w:b w:val="0"/>
+                <w:sz w:val="15"/>
+              </w:rPr>
+              <w:t>稠密层</w:t>
+            </w:r>
+          </w:p>
+        </w:tc>
+        <w:tc>
+          <w:tcPr>
+            <w:tcW w:type="dxa" w:w="1761"/>
+          </w:tcPr>
+          <w:p>
+            <w:pPr>
+              <w:spacing w:after="0" w:before="0" w:line="240" w:lineRule="auto"/>
+            </w:pPr>
+            <w:r/>
+            <w:r>
+              <w:rPr>
+                <w:rFonts w:ascii="Times New Roman" w:hAnsi="Times New Roman" w:eastAsia="宋体"/>
+                <w:b w:val="0"/>
+                <w:sz w:val="15"/>
+              </w:rPr>
+              <w:t>dense layers</w:t>
+            </w:r>
+          </w:p>
+        </w:tc>
+        <w:tc>
+          <w:tcPr>
+            <w:tcW w:type="dxa" w:w="1950"/>
+          </w:tcPr>
+          <w:p>
+            <w:pPr>
+              <w:spacing w:after="0" w:before="0" w:line="240" w:lineRule="auto"/>
+            </w:pPr>
+            <w:r/>
+            <w:r>
+              <w:rPr>
+                <w:rFonts w:ascii="Times New Roman" w:hAnsi="Times New Roman" w:eastAsia="宋体"/>
+                <w:b w:val="0"/>
+                <w:sz w:val="15"/>
+              </w:rPr>
+              <w:t>MoE 中与专家层并列的稠密权重层</w:t>
+            </w:r>
+          </w:p>
+        </w:tc>
+      </w:tr>
+      <w:tr>
+        <w:tc>
+          <w:tcPr>
+            <w:tcW w:type="dxa" w:w="1164"/>
+          </w:tcPr>
+          <w:p>
+            <w:pPr>
+              <w:spacing w:after="0" w:before="0" w:line="240" w:lineRule="auto"/>
+            </w:pPr>
+            <w:r/>
+            <w:r>
+              <w:rPr>
+                <w:rFonts w:ascii="Times New Roman" w:hAnsi="Times New Roman" w:eastAsia="宋体"/>
+                <w:b w:val="0"/>
+                <w:sz w:val="15"/>
+              </w:rPr>
+              <w:t>台账</w:t>
+            </w:r>
+          </w:p>
+        </w:tc>
+        <w:tc>
+          <w:tcPr>
+            <w:tcW w:type="dxa" w:w="1761"/>
+          </w:tcPr>
+          <w:p>
+            <w:pPr>
+              <w:spacing w:after="0" w:before="0" w:line="240" w:lineRule="auto"/>
+            </w:pPr>
+            <w:r/>
+            <w:r>
+              <w:rPr>
+                <w:rFonts w:ascii="Times New Roman" w:hAnsi="Times New Roman" w:eastAsia="宋体"/>
+                <w:b w:val="0"/>
+                <w:sz w:val="15"/>
+              </w:rPr>
+              <w:t>byte byte-level accounting</w:t>
+            </w:r>
+          </w:p>
+        </w:tc>
+        <w:tc>
+          <w:tcPr>
+            <w:tcW w:type="dxa" w:w="1950"/>
+          </w:tcPr>
+          <w:p>
+            <w:pPr>
+              <w:spacing w:after="0" w:before="0" w:line="240" w:lineRule="auto"/>
+            </w:pPr>
+            <w:r/>
+            <w:r>
+              <w:rPr>
+                <w:rFonts w:ascii="Times New Roman" w:hAnsi="Times New Roman" w:eastAsia="宋体"/>
+                <w:b w:val="0"/>
+                <w:sz w:val="15"/>
+              </w:rPr>
+              <w:t>以字节为单位的原始计量记录</w:t>
             </w:r>
           </w:p>
         </w:tc>
@@ -1342,586 +1238,18 @@
       <w:r>
         <w:rPr>
           <w:rFonts w:ascii="Times New Roman" w:hAnsi="Times New Roman" w:eastAsia="宋体"/>
-          <w:b w:val="0"/>
+          <w:b/>
           <w:sz w:val="18"/>
         </w:rPr>
-        <w:t>三个平面共用同一批台账，但计数单位、分母与噪声结构互不相同，这是后文一切分离现象的来源。</w:t>
-      </w:r>
-    </w:p>
-    <w:p>
-      <w:pPr>
-        <w:spacing w:after="40" w:before="80" w:line="240" w:lineRule="auto"/>
-      </w:pPr>
-      <w:r>
-        <w:rPr>
-          <w:rFonts w:ascii="Times New Roman" w:hAnsi="Times New Roman" w:eastAsia="黑体"/>
-          <w:b w:val="0"/>
-          <w:sz w:val="18"/>
-        </w:rPr>
-        <w:t>3.2  命中率通胀：定义与分解</w:t>
-      </w:r>
-    </w:p>
-    <w:p>
-      <w:pPr>
-        <w:spacing w:after="40" w:line="276" w:lineRule="auto"/>
-        <w:ind w:firstLine="360"/>
-      </w:pPr>
+        <w:t>关键一点</w:t>
+      </w:r>
       <w:r>
         <w:rPr>
           <w:rFonts w:ascii="Times New Roman" w:hAnsi="Times New Roman" w:eastAsia="宋体"/>
           <w:b w:val="0"/>
           <w:sz w:val="18"/>
         </w:rPr>
-        <w:t>把全_session 的 A 次访问按"服务该次访问时字节最终来自何处"分为三类：</w:t>
-      </w:r>
-    </w:p>
-    <w:p>
-      <w:pPr>
-        <w:spacing w:after="40" w:line="276" w:lineRule="auto"/>
-        <w:ind w:firstLine="360"/>
-      </w:pPr>
-      <w:r>
-        <w:rPr>
-          <w:rFonts w:ascii="Times New Roman" w:hAnsi="Times New Roman" w:eastAsia="宋体"/>
-          <w:b w:val="0"/>
-          <w:sz w:val="18"/>
-        </w:rPr>
-        <w:t xml:space="preserve">- </w:t>
-      </w:r>
-      <w:r>
-        <w:rPr>
-          <w:rFonts w:ascii="Times New Roman" w:hAnsi="Times New Roman" w:eastAsia="宋体"/>
-          <w:b/>
-          <w:sz w:val="18"/>
-        </w:rPr>
-        <w:t>h_free</w:t>
-      </w:r>
-      <w:r>
-        <w:rPr>
-          <w:rFonts w:ascii="Times New Roman" w:hAnsi="Times New Roman" w:eastAsia="宋体"/>
-          <w:b w:val="0"/>
-          <w:sz w:val="18"/>
-        </w:rPr>
-        <w:t>：命中，且服务过程自源层 M_1 读入 0 字节（真免读）；</w:t>
-      </w:r>
-    </w:p>
-    <w:p>
-      <w:pPr>
-        <w:spacing w:after="40" w:line="276" w:lineRule="auto"/>
-        <w:ind w:firstLine="360"/>
-      </w:pPr>
-      <w:r>
-        <w:rPr>
-          <w:rFonts w:ascii="Times New Roman" w:hAnsi="Times New Roman" w:eastAsia="宋体"/>
-          <w:b w:val="0"/>
-          <w:sz w:val="18"/>
-        </w:rPr>
-        <w:t xml:space="preserve">- </w:t>
-      </w:r>
-      <w:r>
-        <w:rPr>
-          <w:rFonts w:ascii="Times New Roman" w:hAnsi="Times New Roman" w:eastAsia="宋体"/>
-          <w:b/>
-          <w:sz w:val="18"/>
-        </w:rPr>
-        <w:t>h_paid</w:t>
-      </w:r>
-      <w:r>
-        <w:rPr>
-          <w:rFonts w:ascii="Times New Roman" w:hAnsi="Times New Roman" w:eastAsia="宋体"/>
-          <w:b w:val="0"/>
-          <w:sz w:val="18"/>
-        </w:rPr>
-        <w:t>：命中，但服务过程仍须自 M_1（或经 M_1 回填的更慢路径）读入载荷字节（命中但仍付字节）；</w:t>
-      </w:r>
-    </w:p>
-    <w:p>
-      <w:pPr>
-        <w:spacing w:after="40" w:line="276" w:lineRule="auto"/>
-        <w:ind w:firstLine="360"/>
-      </w:pPr>
-      <w:r>
-        <w:rPr>
-          <w:rFonts w:ascii="Times New Roman" w:hAnsi="Times New Roman" w:eastAsia="宋体"/>
-          <w:b w:val="0"/>
-          <w:sz w:val="18"/>
-        </w:rPr>
-        <w:t xml:space="preserve">- </w:t>
-      </w:r>
-      <w:r>
-        <w:rPr>
-          <w:rFonts w:ascii="Times New Roman" w:hAnsi="Times New Roman" w:eastAsia="宋体"/>
-          <w:b/>
-          <w:sz w:val="18"/>
-        </w:rPr>
-        <w:t>m</w:t>
-      </w:r>
-      <w:r>
-        <w:rPr>
-          <w:rFonts w:ascii="Times New Roman" w:hAnsi="Times New Roman" w:eastAsia="宋体"/>
-          <w:b w:val="0"/>
-          <w:sz w:val="18"/>
-        </w:rPr>
-        <w:t>：未命中。</w:t>
-      </w:r>
-    </w:p>
-    <w:p>
-      <w:pPr>
-        <w:spacing w:after="40" w:line="276" w:lineRule="auto"/>
-        <w:ind w:firstLine="360"/>
-      </w:pPr>
-      <w:r>
-        <w:rPr>
-          <w:rFonts w:ascii="Times New Roman" w:hAnsi="Times New Roman" w:eastAsia="宋体"/>
-          <w:b w:val="0"/>
-          <w:sz w:val="18"/>
-        </w:rPr>
-        <w:t>显然 h_free + h_paid + m = 1。引擎自报的命中率把前两类合并：</w:t>
-      </w:r>
-    </w:p>
-    <w:p>
-      <w:pPr>
-        <w:spacing w:after="0"/>
-        <w:ind w:left="170"/>
-      </w:pPr>
-      <w:r>
-        <w:rPr>
-          <w:rFonts w:ascii="Consolas" w:hAnsi="Consolas"/>
-          <w:sz w:val="14"/>
-        </w:rPr>
-        <w:t>H_key = h_free + h_paid</w:t>
-      </w:r>
-    </w:p>
-    <w:p>
-      <w:pPr>
-        <w:spacing w:after="40" w:line="276" w:lineRule="auto"/>
-        <w:ind w:firstLine="360"/>
-      </w:pPr>
-      <w:r>
-        <w:rPr>
-          <w:rFonts w:ascii="Times New Roman" w:hAnsi="Times New Roman" w:eastAsia="宋体"/>
-          <w:b w:val="0"/>
-          <w:sz w:val="18"/>
-        </w:rPr>
-        <w:t>字节免除率在等长槽位假设下即为真免读占比：</w:t>
-      </w:r>
-    </w:p>
-    <w:p>
-      <w:pPr>
-        <w:spacing w:after="0"/>
-        <w:ind w:left="170"/>
-      </w:pPr>
-      <w:r>
-        <w:rPr>
-          <w:rFonts w:ascii="Consolas" w:hAnsi="Consolas"/>
-          <w:sz w:val="14"/>
-        </w:rPr>
-        <w:t>X_byte = 1 − B_act/B_full = h_free        （b_j ≡ b 时严格成立）</w:t>
-      </w:r>
-    </w:p>
-    <w:p>
-      <w:pPr>
-        <w:spacing w:after="40" w:line="276" w:lineRule="auto"/>
-        <w:ind w:firstLine="360"/>
-      </w:pPr>
-      <w:r>
-        <w:rPr>
-          <w:rFonts w:ascii="Times New Roman" w:hAnsi="Times New Roman" w:eastAsia="宋体"/>
-          <w:b/>
-          <w:sz w:val="18"/>
-        </w:rPr>
-        <w:t>定义 1（命中率通胀）</w:t>
-      </w:r>
-      <w:r>
-        <w:rPr>
-          <w:rFonts w:ascii="Times New Roman" w:hAnsi="Times New Roman" w:eastAsia="宋体"/>
-          <w:b w:val="0"/>
-          <w:sz w:val="18"/>
-        </w:rPr>
-        <w:t xml:space="preserve">　HRI = H_key − X_byte，单位为百分点。</w:t>
-      </w:r>
-    </w:p>
-    <w:p>
-      <w:pPr>
-        <w:spacing w:after="40" w:line="276" w:lineRule="auto"/>
-        <w:ind w:firstLine="360"/>
-      </w:pPr>
-      <w:r>
-        <w:rPr>
-          <w:rFonts w:ascii="Times New Roman" w:hAnsi="Times New Roman" w:eastAsia="宋体"/>
-          <w:b/>
-          <w:sz w:val="18"/>
-        </w:rPr>
-        <w:t>定理 1（通胀分解与上界）</w:t>
-      </w:r>
-      <w:r>
-        <w:rPr>
-          <w:rFonts w:ascii="Times New Roman" w:hAnsi="Times New Roman" w:eastAsia="宋体"/>
-          <w:b w:val="0"/>
-          <w:sz w:val="18"/>
-        </w:rPr>
-        <w:t xml:space="preserve">　在上述记号下：</w:t>
-      </w:r>
-    </w:p>
-    <w:p>
-      <w:pPr>
-        <w:spacing w:after="40" w:line="276" w:lineRule="auto"/>
-        <w:ind w:firstLine="360"/>
-      </w:pPr>
-      <w:r>
-        <w:rPr>
-          <w:rFonts w:ascii="Times New Roman" w:hAnsi="Times New Roman" w:eastAsia="宋体"/>
-          <w:b w:val="0"/>
-          <w:sz w:val="18"/>
-        </w:rPr>
-        <w:t>（i）HRI = h_paid ≥ 0；</w:t>
-      </w:r>
-    </w:p>
-    <w:p>
-      <w:pPr>
-        <w:spacing w:after="40" w:line="276" w:lineRule="auto"/>
-        <w:ind w:firstLine="360"/>
-      </w:pPr>
-      <w:r>
-        <w:rPr>
-          <w:rFonts w:ascii="Times New Roman" w:hAnsi="Times New Roman" w:eastAsia="宋体"/>
-          <w:b w:val="0"/>
-          <w:sz w:val="18"/>
-        </w:rPr>
-        <w:t>（ii）X_byte ≤ H_key，即自报命中率是字节免除率的上界；</w:t>
-      </w:r>
-    </w:p>
-    <w:p>
-      <w:pPr>
-        <w:spacing w:after="40" w:line="276" w:lineRule="auto"/>
-        <w:ind w:firstLine="360"/>
-      </w:pPr>
-      <w:r>
-        <w:rPr>
-          <w:rFonts w:ascii="Times New Roman" w:hAnsi="Times New Roman" w:eastAsia="宋体"/>
-          <w:b w:val="0"/>
-          <w:sz w:val="18"/>
-        </w:rPr>
-        <w:t>（iii）上界可以完全松弛：存在配置使 H_key = 1 且 X_byte = 0，当且仅当全部命中均为付费命中（h_paid = 1）。</w:t>
-      </w:r>
-    </w:p>
-    <w:p>
-      <w:pPr>
-        <w:spacing w:after="40" w:line="276" w:lineRule="auto"/>
-        <w:ind w:firstLine="360"/>
-      </w:pPr>
-      <w:r>
-        <w:rPr>
-          <w:rFonts w:ascii="Times New Roman" w:hAnsi="Times New Roman" w:eastAsia="宋体"/>
-          <w:b/>
-          <w:sz w:val="18"/>
-        </w:rPr>
-        <w:t>证明</w:t>
-      </w:r>
-      <w:r>
-        <w:rPr>
-          <w:rFonts w:ascii="Times New Roman" w:hAnsi="Times New Roman" w:eastAsia="宋体"/>
-          <w:b w:val="0"/>
-          <w:sz w:val="18"/>
-        </w:rPr>
-        <w:t xml:space="preserve">　(i) 由定义直接相减。(ii) 由 (i) 与 h_paid ≥ 0。(iii) 取缓存索引可容纳全部键但载荷驻留在 M_1 之下的配置，则每次访问均记为命中且每次均须自 M_1 读入 b 字节，B_act = B_full，X_byte = 0，H_key = 1。第 4.2 节给出该情形的真机实例（主机 A，内存 8—64 GB 七档）。∎</w:t>
-      </w:r>
-    </w:p>
-    <w:p>
-      <w:pPr>
-        <w:spacing w:after="40" w:line="276" w:lineRule="auto"/>
-        <w:ind w:firstLine="360"/>
-      </w:pPr>
-      <w:r>
-        <w:rPr>
-          <w:rFonts w:ascii="Times New Roman" w:hAnsi="Times New Roman" w:eastAsia="宋体"/>
-          <w:b w:val="0"/>
-          <w:sz w:val="18"/>
-        </w:rPr>
-        <w:t>定理 1(iii) 的含义是：</w:t>
-      </w:r>
-      <w:r>
-        <w:rPr>
-          <w:rFonts w:ascii="Times New Roman" w:hAnsi="Times New Roman" w:eastAsia="宋体"/>
-          <w:b/>
-          <w:sz w:val="18"/>
-        </w:rPr>
-        <w:t>自报命中率达到量程上限不携带任何关于字节免除的信息</w:t>
-      </w:r>
-      <w:r>
-        <w:rPr>
-          <w:rFonts w:ascii="Times New Roman" w:hAnsi="Times New Roman" w:eastAsia="宋体"/>
-          <w:b w:val="0"/>
-          <w:sz w:val="18"/>
-        </w:rPr>
-        <w:t xml:space="preserve">。§1.1 已给出本案该条件恒真的机制（批量预取把自盘读入的专家计入命中）：在该配置下该字段的信息量恰为零，而不是"精确度不足"。这也划清了本文与工程修复的界线——把该计数器改为 </w:t>
-      </w:r>
-      <w:r>
-        <w:rPr>
-          <w:rFonts w:ascii="Consolas" w:hAnsi="Consolas"/>
-          <w:color w:val="000080"/>
-          <w:sz w:val="18"/>
-        </w:rPr>
-        <w:t>1 − evictions/requests</w:t>
-      </w:r>
-      <w:r>
-        <w:rPr>
-          <w:rFonts w:ascii="Times New Roman" w:hAnsi="Times New Roman" w:eastAsia="宋体"/>
-          <w:b w:val="0"/>
-          <w:sz w:val="18"/>
-        </w:rPr>
-        <w:t xml:space="preserve"> 是仪表修复，会使 HRI 消失；本文要论证的是，即使字段被如此修复，只要验收体系仍以"命中率是否够高"为题，HRI 类的口径错位就会在下一个计数器上重演，故须在定义层面把它显式化。</w:t>
-      </w:r>
-    </w:p>
-    <w:p>
-      <w:pPr>
-        <w:spacing w:after="40" w:line="276" w:lineRule="auto"/>
-        <w:ind w:firstLine="360"/>
-      </w:pPr>
-      <w:r>
-        <w:rPr>
-          <w:rFonts w:ascii="Times New Roman" w:hAnsi="Times New Roman" w:eastAsia="宋体"/>
-          <w:b/>
-          <w:sz w:val="18"/>
-        </w:rPr>
-        <w:t>字节加权推广</w:t>
-      </w:r>
-      <w:r>
-        <w:rPr>
-          <w:rFonts w:ascii="Times New Roman" w:hAnsi="Times New Roman" w:eastAsia="宋体"/>
-          <w:b w:val="0"/>
-          <w:sz w:val="18"/>
-        </w:rPr>
-        <w:t xml:space="preserve">　槽位不等长时，以字节为权：</w:t>
-      </w:r>
-    </w:p>
-    <w:p>
-      <w:pPr>
-        <w:spacing w:after="0"/>
-        <w:ind w:left="170"/>
-      </w:pPr>
-      <w:r>
-        <w:rPr>
-          <w:rFonts w:ascii="Consolas" w:hAnsi="Consolas"/>
-          <w:sz w:val="14"/>
-        </w:rPr>
-        <w:t>X_byte = Σ_j b_j·1[j ∈ free] / Σ_j b_j ，  H_key = |{j : 命中}| / A</w:t>
-      </w:r>
-    </w:p>
-    <w:p>
-      <w:pPr>
-        <w:spacing w:after="40" w:line="276" w:lineRule="auto"/>
-        <w:ind w:firstLine="360"/>
-      </w:pPr>
-      <w:r>
-        <w:rPr>
-          <w:rFonts w:ascii="Times New Roman" w:hAnsi="Times New Roman" w:eastAsia="宋体"/>
-          <w:b w:val="0"/>
-          <w:sz w:val="18"/>
-        </w:rPr>
-        <w:t>此时 HRI 不再严格等于 h_paid，而是"按访问计数的付费命中占比"与"按字节计数的付费载荷占比"之差；X_byte ≤ H_key 仍成立当且仅当付费命中的平均字节不大于全体访问的平均字节。工程上应同时报告两式，其差本身即为一条自检量（§3.4 C4）。</w:t>
-      </w:r>
-    </w:p>
-    <w:p>
-      <w:pPr>
-        <w:spacing w:after="40" w:before="80" w:line="240" w:lineRule="auto"/>
-      </w:pPr>
-      <w:r>
-        <w:rPr>
-          <w:rFonts w:ascii="Times New Roman" w:hAnsi="Times New Roman" w:eastAsia="黑体"/>
-          <w:b w:val="0"/>
-          <w:sz w:val="18"/>
-        </w:rPr>
-        <w:t>3.3  免除率上界与超读因子</w:t>
-      </w:r>
-    </w:p>
-    <w:p>
-      <w:pPr>
-        <w:spacing w:after="40" w:line="276" w:lineRule="auto"/>
-        <w:ind w:firstLine="360"/>
-      </w:pPr>
-      <w:r>
-        <w:rPr>
-          <w:rFonts w:ascii="Times New Roman" w:hAnsi="Times New Roman" w:eastAsia="宋体"/>
-          <w:b/>
-          <w:sz w:val="18"/>
-        </w:rPr>
-        <w:t>定理 2（源层读数下界与免除率上界）</w:t>
-      </w:r>
-      <w:r>
-        <w:rPr>
-          <w:rFonts w:ascii="Times New Roman" w:hAnsi="Times New Roman" w:eastAsia="宋体"/>
-          <w:b w:val="0"/>
-          <w:sz w:val="18"/>
-        </w:rPr>
-        <w:t xml:space="preserve">　设会话为冷启动（会话开始时 D(N) 中任一项均不驻留于任何快层），且槽位为原子粒度（一项要么整项在场、要么不在场）。则：</w:t>
-      </w:r>
-    </w:p>
-    <w:p>
-      <w:pPr>
-        <w:spacing w:after="40" w:line="276" w:lineRule="auto"/>
-        <w:ind w:firstLine="360"/>
-      </w:pPr>
-      <w:r>
-        <w:rPr>
-          <w:rFonts w:ascii="Times New Roman" w:hAnsi="Times New Roman" w:eastAsia="宋体"/>
-          <w:b w:val="0"/>
-          <w:sz w:val="18"/>
-        </w:rPr>
-        <w:t>（i）B_act(N) ≥ B_distinct(N)，即 E = B_act/B_distinct(N) ≥ 1；</w:t>
-      </w:r>
-    </w:p>
-    <w:p>
-      <w:pPr>
-        <w:spacing w:after="40" w:line="276" w:lineRule="auto"/>
-        <w:ind w:firstLine="360"/>
-      </w:pPr>
-      <w:r>
-        <w:rPr>
-          <w:rFonts w:ascii="Times New Roman" w:hAnsi="Times New Roman" w:eastAsia="宋体"/>
-          <w:b w:val="0"/>
-          <w:sz w:val="18"/>
-        </w:rPr>
-        <w:t>（ii）X_byte(N) ≤ 1 − B_distinct(N)/B_full(N) ≜ X_max(N)。</w:t>
-      </w:r>
-    </w:p>
-    <w:p>
-      <w:pPr>
-        <w:spacing w:after="40" w:line="276" w:lineRule="auto"/>
-        <w:ind w:firstLine="360"/>
-      </w:pPr>
-      <w:r>
-        <w:rPr>
-          <w:rFonts w:ascii="Times New Roman" w:hAnsi="Times New Roman" w:eastAsia="宋体"/>
-          <w:b/>
-          <w:sz w:val="18"/>
-        </w:rPr>
-        <w:t>证明</w:t>
-      </w:r>
-      <w:r>
-        <w:rPr>
-          <w:rFonts w:ascii="Times New Roman" w:hAnsi="Times New Roman" w:eastAsia="宋体"/>
-          <w:b w:val="0"/>
-          <w:sz w:val="18"/>
-        </w:rPr>
-        <w:t xml:space="preserve">　(i) D(N) 中每一项在会话内首次被触及时必自 M_1 读入至少一次，原子粒度下该次读入不少于 slot(d)；各项之和即 B_distinct(N)。(ii) 由 X_byte = 1 − B_act/B_full 与 (i)。∎</w:t>
-      </w:r>
-    </w:p>
-    <w:p>
-      <w:pPr>
-        <w:spacing w:after="40" w:line="276" w:lineRule="auto"/>
-        <w:ind w:firstLine="360"/>
-      </w:pPr>
-      <w:r>
-        <w:rPr>
-          <w:rFonts w:ascii="Times New Roman" w:hAnsi="Times New Roman" w:eastAsia="宋体"/>
-          <w:b/>
-          <w:sz w:val="18"/>
-        </w:rPr>
-        <w:t>推论 1（上界随会话长度收紧）</w:t>
-      </w:r>
-      <w:r>
-        <w:rPr>
-          <w:rFonts w:ascii="Times New Roman" w:hAnsi="Times New Roman" w:eastAsia="宋体"/>
-          <w:b w:val="0"/>
-          <w:sz w:val="18"/>
-        </w:rPr>
-        <w:t xml:space="preserve">　当每词元全量载入 b_tok 恒定、distinct 集随 N 次线性饱和时，B_full = b_tok·N 线性增长而 B_distinct(N) 次线性增长，故 X_max(N) 随 N 单调上升并趋于 1。本案阶段 A 的拟合给出 X_max(8) ≈ 33.9%、X_max(32) ≈ 75.2%。</w:t>
-      </w:r>
-    </w:p>
-    <w:p>
-      <w:pPr>
-        <w:spacing w:after="40" w:line="276" w:lineRule="auto"/>
-        <w:ind w:firstLine="360"/>
-      </w:pPr>
-      <w:r>
-        <w:rPr>
-          <w:rFonts w:ascii="Times New Roman" w:hAnsi="Times New Roman" w:eastAsia="宋体"/>
-          <w:b w:val="0"/>
-          <w:sz w:val="18"/>
-        </w:rPr>
-        <w:t>推论 1 给出一条</w:t>
-      </w:r>
-      <w:r>
-        <w:rPr>
-          <w:rFonts w:ascii="Times New Roman" w:hAnsi="Times New Roman" w:eastAsia="宋体"/>
-          <w:b/>
-          <w:sz w:val="18"/>
-        </w:rPr>
-        <w:t>不依赖任何字节测量的先验否证</w:t>
-      </w:r>
-      <w:r>
-        <w:rPr>
-          <w:rFonts w:ascii="Times New Roman" w:hAnsi="Times New Roman" w:eastAsia="宋体"/>
-          <w:b w:val="0"/>
-          <w:sz w:val="18"/>
-        </w:rPr>
-        <w:t>：若某配置报出的免除率或"等效免除"的命中率超过 X_max(N)，则该报告不可能来自该会话。它把命中率的可信度问题转化为一次算术比较。</w:t>
-      </w:r>
-    </w:p>
-    <w:p>
-      <w:pPr>
-        <w:spacing w:after="40" w:line="276" w:lineRule="auto"/>
-        <w:ind w:firstLine="360"/>
-      </w:pPr>
-      <w:r>
-        <w:rPr>
-          <w:rFonts w:ascii="Times New Roman" w:hAnsi="Times New Roman" w:eastAsia="宋体"/>
-          <w:b/>
-          <w:sz w:val="18"/>
-        </w:rPr>
-        <w:t>注（粒度）</w:t>
-      </w:r>
-      <w:r>
-        <w:rPr>
-          <w:rFonts w:ascii="Times New Roman" w:hAnsi="Times New Roman" w:eastAsia="宋体"/>
-          <w:b w:val="0"/>
-          <w:sz w:val="18"/>
-        </w:rPr>
-        <w:t xml:space="preserve">　定理 2 的原子粒度假设是实质性的。若缓存以子槽位（页、块）粒度驻留，或边界访问由预取的部分读服务，B_act 可低于 B_distinct(N)，此时 E &lt; 1 不再意味着台账错误，而意味着粒度假设不成立。因此 E ≥ 1 应作为</w:t>
-      </w:r>
-      <w:r>
-        <w:rPr>
-          <w:rFonts w:ascii="Times New Roman" w:hAnsi="Times New Roman" w:eastAsia="宋体"/>
-          <w:b/>
-          <w:sz w:val="18"/>
-        </w:rPr>
-        <w:t>检验</w:t>
-      </w:r>
-      <w:r>
-        <w:rPr>
-          <w:rFonts w:ascii="Times New Roman" w:hAnsi="Times New Roman" w:eastAsia="宋体"/>
-          <w:b w:val="0"/>
-          <w:sz w:val="18"/>
-        </w:rPr>
-        <w:t>（C3）而非公理使用；其失败有两种解释，须由台账中记录的驻留粒度区分（§3.4）。这也说明 C1 与 C3 必须区别对待：C1 只在 N = 1 的边界点上以 ε = 1% 放行该偏差（属边界效应，可记录），C3 则对整段会话要求 E ≥ 1（不容许系统性低于 1）。</w:t>
-      </w:r>
-    </w:p>
-    <w:p>
-      <w:pPr>
-        <w:spacing w:after="40" w:before="80" w:line="240" w:lineRule="auto"/>
-      </w:pPr>
-      <w:r>
-        <w:rPr>
-          <w:rFonts w:ascii="Times New Roman" w:hAnsi="Times New Roman" w:eastAsia="黑体"/>
-          <w:b w:val="0"/>
-          <w:sz w:val="18"/>
-        </w:rPr>
-        <w:t>3.4  四条一致性检验</w:t>
-      </w:r>
-    </w:p>
-    <w:p>
-      <w:pPr>
-        <w:spacing w:after="40" w:line="276" w:lineRule="auto"/>
-        <w:ind w:firstLine="360"/>
-      </w:pPr>
-      <w:r>
-        <w:rPr>
-          <w:rFonts w:ascii="Times New Roman" w:hAnsi="Times New Roman" w:eastAsia="宋体"/>
-          <w:b w:val="0"/>
-          <w:sz w:val="18"/>
-        </w:rPr>
-        <w:t>判据依赖台账，而台账会骗人。承载本稿数据的开源仓库[9]在其测量定稿中记录了六个曾产生错误结论的计数器字段，其共同点是探针误差与真实故障同量级、因而不会自我报警。本稿给出针对三平面的四条检验（表 2），每条都标明"读什么、比什么、失败意味着什么"。</w:t>
+        <w:t>：请求命中率与字节命中率都是既有术语，二者本就不等——短请求易命中则请求命中率高而字节命中率低。本文不发明这对概念，只指出在带宽受限的 MoE 推理中这一差距可以大到使命中率失去验收资格，并给出可验收的判据。下文沿用这套既有术语，仅"命中率通胀"（hit-rate inflation，即两者的差）一词为本文所造。</w:t>
       </w:r>
     </w:p>
     <w:p>
@@ -1935,7 +1263,7 @@
           <w:b w:val="0"/>
           <w:sz w:val="15"/>
         </w:rPr>
-        <w:t>表 2　一致性检验 C1—C4</w:t>
+        <w:t>表 1　缓存复用的三个度量平面</w:t>
       </w:r>
     </w:p>
     <w:p>
@@ -1949,7 +1277,7 @@
           <w:b w:val="0"/>
           <w:sz w:val="15"/>
         </w:rPr>
-        <w:t>Table 2　Consistency checks C1—C4</w:t>
+        <w:t>Table 1　Three measurement planes for cache reuse</w:t>
       </w:r>
     </w:p>
     <w:tbl>
@@ -1968,15 +1296,16 @@
         <w:tblLayout w:type="fixed"/>
       </w:tblPr>
       <w:tblGrid>
-        <w:gridCol w:w="641"/>
-        <w:gridCol w:w="1349"/>
-        <w:gridCol w:w="1151"/>
-        <w:gridCol w:w="1734"/>
+        <w:gridCol w:w="758"/>
+        <w:gridCol w:w="834"/>
+        <w:gridCol w:w="1320"/>
+        <w:gridCol w:w="624"/>
+        <w:gridCol w:w="1339"/>
       </w:tblGrid>
       <w:tr>
         <w:tc>
           <w:tcPr>
-            <w:tcW w:type="dxa" w:w="641"/>
+            <w:tcW w:type="dxa" w:w="758"/>
             <w:shd w:val="clear" w:fill="F2F2F2"/>
           </w:tcPr>
           <w:p>
@@ -1990,13 +1319,13 @@
                 <w:b/>
                 <w:sz w:val="16"/>
               </w:rPr>
-              <w:t>编号</w:t>
-            </w:r>
-          </w:p>
-        </w:tc>
-        <w:tc>
-          <w:tcPr>
-            <w:tcW w:type="dxa" w:w="1349"/>
+              <w:t>平面</w:t>
+            </w:r>
+          </w:p>
+        </w:tc>
+        <w:tc>
+          <w:tcPr>
+            <w:tcW w:type="dxa" w:w="834"/>
             <w:shd w:val="clear" w:fill="F2F2F2"/>
           </w:tcPr>
           <w:p>
@@ -2010,13 +1339,13 @@
                 <w:b/>
                 <w:sz w:val="16"/>
               </w:rPr>
-              <w:t>检验式</w:t>
-            </w:r>
-          </w:p>
-        </w:tc>
-        <w:tc>
-          <w:tcPr>
-            <w:tcW w:type="dxa" w:w="1151"/>
+              <w:t>量</w:t>
+            </w:r>
+          </w:p>
+        </w:tc>
+        <w:tc>
+          <w:tcPr>
+            <w:tcW w:type="dxa" w:w="1320"/>
             <w:shd w:val="clear" w:fill="F2F2F2"/>
           </w:tcPr>
           <w:p>
@@ -2030,13 +1359,13 @@
                 <w:b/>
                 <w:sz w:val="16"/>
               </w:rPr>
-              <w:t>数据来源</w:t>
-            </w:r>
-          </w:p>
-        </w:tc>
-        <w:tc>
-          <w:tcPr>
-            <w:tcW w:type="dxa" w:w="1734"/>
+              <w:t>口径（英文术语）</w:t>
+            </w:r>
+          </w:p>
+        </w:tc>
+        <w:tc>
+          <w:tcPr>
+            <w:tcW w:type="dxa" w:w="624"/>
             <w:shd w:val="clear" w:fill="F2F2F2"/>
           </w:tcPr>
           <w:p>
@@ -2050,7 +1379,27 @@
                 <w:b/>
                 <w:sz w:val="16"/>
               </w:rPr>
-              <w:t>失败的解释</w:t>
+              <w:t>单位</w:t>
+            </w:r>
+          </w:p>
+        </w:tc>
+        <w:tc>
+          <w:tcPr>
+            <w:tcW w:type="dxa" w:w="1339"/>
+            <w:shd w:val="clear" w:fill="F2F2F2"/>
+          </w:tcPr>
+          <w:p>
+            <w:pPr>
+              <w:spacing w:after="0" w:before="0" w:line="240" w:lineRule="auto"/>
+            </w:pPr>
+            <w:r/>
+            <w:r>
+              <w:rPr>
+                <w:rFonts w:ascii="Times New Roman" w:hAnsi="Times New Roman" w:eastAsia="黑体"/>
+                <w:b/>
+                <w:sz w:val="16"/>
+              </w:rPr>
+              <w:t>同配置重复性（本案实测）</w:t>
             </w:r>
           </w:p>
         </w:tc>
@@ -2058,77 +1407,96 @@
       <w:tr>
         <w:tc>
           <w:tcPr>
-            <w:tcW w:type="dxa" w:w="641"/>
-          </w:tcPr>
-          <w:p>
-            <w:pPr>
-              <w:spacing w:after="0" w:before="0" w:line="240" w:lineRule="auto"/>
-            </w:pPr>
-            <w:r/>
-            <w:r>
-              <w:rPr>
-                <w:rFonts w:ascii="Times New Roman" w:hAnsi="Times New Roman" w:eastAsia="宋体"/>
-                <w:b w:val="0"/>
-                <w:sz w:val="15"/>
-              </w:rPr>
-              <w:t>C1</w:t>
-            </w:r>
-          </w:p>
-        </w:tc>
-        <w:tc>
-          <w:tcPr>
-            <w:tcW w:type="dxa" w:w="1349"/>
-          </w:tcPr>
-          <w:p>
-            <w:pPr>
-              <w:spacing w:after="0" w:before="0" w:line="240" w:lineRule="auto"/>
-            </w:pPr>
-            <w:r/>
-            <w:r>
-              <w:rPr>
-                <w:rFonts w:ascii="Times New Roman" w:hAnsi="Times New Roman" w:eastAsia="宋体"/>
-                <w:b w:val="0"/>
-                <w:sz w:val="15"/>
-              </w:rPr>
-              <w:t>abs(E − 1) ≤ ε 于 N = 1，ε = 1%</w:t>
-            </w:r>
-          </w:p>
-        </w:tc>
-        <w:tc>
-          <w:tcPr>
-            <w:tcW w:type="dxa" w:w="1151"/>
-          </w:tcPr>
-          <w:p>
-            <w:pPr>
-              <w:spacing w:after="0" w:before="0" w:line="240" w:lineRule="auto"/>
-            </w:pPr>
-            <w:r/>
-            <w:r>
-              <w:rPr>
-                <w:rFonts w:ascii="Times New Roman" w:hAnsi="Times New Roman" w:eastAsia="宋体"/>
-                <w:b w:val="0"/>
-                <w:sz w:val="15"/>
-              </w:rPr>
-              <w:t>首词元 B_act 与 B_distinct(1)</w:t>
-            </w:r>
-          </w:p>
-        </w:tc>
-        <w:tc>
-          <w:tcPr>
-            <w:tcW w:type="dxa" w:w="1734"/>
-          </w:tcPr>
-          <w:p>
-            <w:pPr>
-              <w:spacing w:after="0" w:before="0" w:line="240" w:lineRule="auto"/>
-            </w:pPr>
-            <w:r/>
-            <w:r>
-              <w:rPr>
-                <w:rFonts w:ascii="Times New Roman" w:hAnsi="Times New Roman" w:eastAsia="宋体"/>
-                <w:b w:val="0"/>
-                <w:sz w:val="15"/>
-              </w:rPr>
-              <w:t>边界访问被预取的部分读服务，或 distinct 预算拟合残差；本案 E(1) = 0.9927，偏差 0.73%，容差内</w:t>
+            <w:tcW w:type="dxa" w:w="758"/>
+          </w:tcPr>
+          <w:p>
+            <w:pPr>
+              <w:spacing w:after="0" w:before="0" w:line="240" w:lineRule="auto"/>
+            </w:pPr>
+            <w:r/>
+            <w:r>
+              <w:rPr>
+                <w:rFonts w:ascii="Times New Roman" w:hAnsi="Times New Roman" w:eastAsia="宋体"/>
+                <w:b w:val="0"/>
+                <w:sz w:val="15"/>
+              </w:rPr>
+              <w:t>请求平面（键平面）</w:t>
+            </w:r>
+          </w:p>
+        </w:tc>
+        <w:tc>
+          <w:tcPr>
+            <w:tcW w:type="dxa" w:w="834"/>
+          </w:tcPr>
+          <w:p>
+            <w:pPr>
+              <w:spacing w:after="0" w:before="0" w:line="240" w:lineRule="auto"/>
+            </w:pPr>
+            <w:r/>
+            <w:r>
+              <w:rPr>
+                <w:rFonts w:ascii="Times New Roman" w:hAnsi="Times New Roman" w:eastAsia="宋体"/>
+                <w:b w:val="0"/>
+                <w:sz w:val="15"/>
+              </w:rPr>
+              <w:t>H_key</w:t>
+            </w:r>
+          </w:p>
+        </w:tc>
+        <w:tc>
+          <w:tcPr>
+            <w:tcW w:type="dxa" w:w="1320"/>
+          </w:tcPr>
+          <w:p>
+            <w:pPr>
+              <w:spacing w:after="0" w:before="0" w:line="240" w:lineRule="auto"/>
+            </w:pPr>
+            <w:r/>
+            <w:r>
+              <w:rPr>
+                <w:rFonts w:ascii="Times New Roman" w:hAnsi="Times New Roman" w:eastAsia="宋体"/>
+                <w:b w:val="0"/>
+                <w:sz w:val="15"/>
+              </w:rPr>
+              <w:t>request hit rate（引擎自报）：交付时键在缓存索引中在场（含预取命中，见 §1.1）</w:t>
+            </w:r>
+          </w:p>
+        </w:tc>
+        <w:tc>
+          <w:tcPr>
+            <w:tcW w:type="dxa" w:w="624"/>
+          </w:tcPr>
+          <w:p>
+            <w:pPr>
+              <w:spacing w:after="0" w:before="0" w:line="240" w:lineRule="auto"/>
+            </w:pPr>
+            <w:r/>
+            <w:r>
+              <w:rPr>
+                <w:rFonts w:ascii="Times New Roman" w:hAnsi="Times New Roman" w:eastAsia="宋体"/>
+                <w:b w:val="0"/>
+                <w:sz w:val="15"/>
+              </w:rPr>
+              <w:t>%</w:t>
+            </w:r>
+          </w:p>
+        </w:tc>
+        <w:tc>
+          <w:tcPr>
+            <w:tcW w:type="dxa" w:w="1339"/>
+          </w:tcPr>
+          <w:p>
+            <w:pPr>
+              <w:spacing w:after="0" w:before="0" w:line="240" w:lineRule="auto"/>
+            </w:pPr>
+            <w:r/>
+            <w:r>
+              <w:rPr>
+                <w:rFonts w:ascii="Times New Roman" w:hAnsi="Times New Roman" w:eastAsia="宋体"/>
+                <w:b w:val="0"/>
+                <w:sz w:val="15"/>
+              </w:rPr>
+              <w:t>满格后不随资源变化（主机 A，8→224 GB 恒 100%）</w:t>
             </w:r>
           </w:p>
         </w:tc>
@@ -2136,77 +1504,96 @@
       <w:tr>
         <w:tc>
           <w:tcPr>
-            <w:tcW w:type="dxa" w:w="641"/>
-          </w:tcPr>
-          <w:p>
-            <w:pPr>
-              <w:spacing w:after="0" w:before="0" w:line="240" w:lineRule="auto"/>
-            </w:pPr>
-            <w:r/>
-            <w:r>
-              <w:rPr>
-                <w:rFonts w:ascii="Times New Roman" w:hAnsi="Times New Roman" w:eastAsia="宋体"/>
-                <w:b w:val="0"/>
-                <w:sz w:val="15"/>
-              </w:rPr>
-              <w:t>C2</w:t>
-            </w:r>
-          </w:p>
-        </w:tc>
-        <w:tc>
-          <w:tcPr>
-            <w:tcW w:type="dxa" w:w="1349"/>
-          </w:tcPr>
-          <w:p>
-            <w:pPr>
-              <w:spacing w:after="0" w:before="0" w:line="240" w:lineRule="auto"/>
-            </w:pPr>
-            <w:r/>
-            <w:r>
-              <w:rPr>
-                <w:rFonts w:ascii="Times New Roman" w:hAnsi="Times New Roman" w:eastAsia="宋体"/>
-                <w:b w:val="0"/>
-                <w:sz w:val="15"/>
-              </w:rPr>
-              <w:t>X_byte ≡ (B_full − B_act)/B_full 与引擎免读口径字段逐点相等</w:t>
-            </w:r>
-          </w:p>
-        </w:tc>
-        <w:tc>
-          <w:tcPr>
-            <w:tcW w:type="dxa" w:w="1151"/>
-          </w:tcPr>
-          <w:p>
-            <w:pPr>
-              <w:spacing w:after="0" w:before="0" w:line="240" w:lineRule="auto"/>
-            </w:pPr>
-            <w:r/>
-            <w:r>
-              <w:rPr>
-                <w:rFonts w:ascii="Times New Roman" w:hAnsi="Times New Roman" w:eastAsia="宋体"/>
-                <w:b w:val="0"/>
-                <w:sz w:val="15"/>
-              </w:rPr>
-              <w:t>两个独立来源同屏打印</w:t>
-            </w:r>
-          </w:p>
-        </w:tc>
-        <w:tc>
-          <w:tcPr>
-            <w:tcW w:type="dxa" w:w="1734"/>
-          </w:tcPr>
-          <w:p>
-            <w:pPr>
-              <w:spacing w:after="0" w:before="0" w:line="240" w:lineRule="auto"/>
-            </w:pPr>
-            <w:r/>
-            <w:r>
-              <w:rPr>
-                <w:rFonts w:ascii="Times New Roman" w:hAnsi="Times New Roman" w:eastAsia="宋体"/>
-                <w:b w:val="0"/>
-                <w:sz w:val="15"/>
-              </w:rPr>
-              <w:t>其中一个字段的分母不是全量载入，或混入了非源层字节；通过则同时判定该字段为免读口径</w:t>
+            <w:tcW w:type="dxa" w:w="758"/>
+          </w:tcPr>
+          <w:p>
+            <w:pPr>
+              <w:spacing w:after="0" w:before="0" w:line="240" w:lineRule="auto"/>
+            </w:pPr>
+            <w:r/>
+            <w:r>
+              <w:rPr>
+                <w:rFonts w:ascii="Times New Roman" w:hAnsi="Times New Roman" w:eastAsia="宋体"/>
+                <w:b w:val="0"/>
+                <w:sz w:val="15"/>
+              </w:rPr>
+              <w:t>字节平面</w:t>
+            </w:r>
+          </w:p>
+        </w:tc>
+        <w:tc>
+          <w:tcPr>
+            <w:tcW w:type="dxa" w:w="834"/>
+          </w:tcPr>
+          <w:p>
+            <w:pPr>
+              <w:spacing w:after="0" w:before="0" w:line="240" w:lineRule="auto"/>
+            </w:pPr>
+            <w:r/>
+            <w:r>
+              <w:rPr>
+                <w:rFonts w:ascii="Times New Roman" w:hAnsi="Times New Roman" w:eastAsia="宋体"/>
+                <w:b w:val="0"/>
+                <w:sz w:val="15"/>
+              </w:rPr>
+              <w:t>X_byte = 1 − B_act/B_full</w:t>
+            </w:r>
+          </w:p>
+        </w:tc>
+        <w:tc>
+          <w:tcPr>
+            <w:tcW w:type="dxa" w:w="1320"/>
+          </w:tcPr>
+          <w:p>
+            <w:pPr>
+              <w:spacing w:after="0" w:before="0" w:line="240" w:lineRule="auto"/>
+            </w:pPr>
+            <w:r/>
+            <w:r>
+              <w:rPr>
+                <w:rFonts w:ascii="Times New Roman" w:hAnsi="Times New Roman" w:eastAsia="宋体"/>
+                <w:b w:val="0"/>
+                <w:sz w:val="15"/>
+              </w:rPr>
+              <w:t>byte hit ratio：免于自源层重读的字节占比</w:t>
+            </w:r>
+          </w:p>
+        </w:tc>
+        <w:tc>
+          <w:tcPr>
+            <w:tcW w:type="dxa" w:w="624"/>
+          </w:tcPr>
+          <w:p>
+            <w:pPr>
+              <w:spacing w:after="0" w:before="0" w:line="240" w:lineRule="auto"/>
+            </w:pPr>
+            <w:r/>
+            <w:r>
+              <w:rPr>
+                <w:rFonts w:ascii="Times New Roman" w:hAnsi="Times New Roman" w:eastAsia="宋体"/>
+                <w:b w:val="0"/>
+                <w:sz w:val="15"/>
+              </w:rPr>
+              <w:t>%</w:t>
+            </w:r>
+          </w:p>
+        </w:tc>
+        <w:tc>
+          <w:tcPr>
+            <w:tcW w:type="dxa" w:w="1339"/>
+          </w:tcPr>
+          <w:p>
+            <w:pPr>
+              <w:spacing w:after="0" w:before="0" w:line="240" w:lineRule="auto"/>
+            </w:pPr>
+            <w:r/>
+            <w:r>
+              <w:rPr>
+                <w:rFonts w:ascii="Times New Roman" w:hAnsi="Times New Roman" w:eastAsia="宋体"/>
+                <w:b w:val="0"/>
+                <w:sz w:val="15"/>
+              </w:rPr>
+              <w:t>标准差 0（主机 B，30 次同字节口径运行交付字节恒 216.66 GB）</w:t>
             </w:r>
           </w:p>
         </w:tc>
@@ -2214,77 +1601,96 @@
       <w:tr>
         <w:tc>
           <w:tcPr>
-            <w:tcW w:type="dxa" w:w="641"/>
-          </w:tcPr>
-          <w:p>
-            <w:pPr>
-              <w:spacing w:after="0" w:before="0" w:line="240" w:lineRule="auto"/>
-            </w:pPr>
-            <w:r/>
-            <w:r>
-              <w:rPr>
-                <w:rFonts w:ascii="Times New Roman" w:hAnsi="Times New Roman" w:eastAsia="宋体"/>
-                <w:b w:val="0"/>
-                <w:sz w:val="15"/>
-              </w:rPr>
-              <w:t>C3</w:t>
-            </w:r>
-          </w:p>
-        </w:tc>
-        <w:tc>
-          <w:tcPr>
-            <w:tcW w:type="dxa" w:w="1349"/>
-          </w:tcPr>
-          <w:p>
-            <w:pPr>
-              <w:spacing w:after="0" w:before="0" w:line="240" w:lineRule="auto"/>
-            </w:pPr>
-            <w:r/>
-            <w:r>
-              <w:rPr>
-                <w:rFonts w:ascii="Times New Roman" w:hAnsi="Times New Roman" w:eastAsia="宋体"/>
-                <w:b w:val="0"/>
-                <w:sz w:val="15"/>
-              </w:rPr>
-              <w:t>E ≥ 1（整段会话）</w:t>
-            </w:r>
-          </w:p>
-        </w:tc>
-        <w:tc>
-          <w:tcPr>
-            <w:tcW w:type="dxa" w:w="1151"/>
-          </w:tcPr>
-          <w:p>
-            <w:pPr>
-              <w:spacing w:after="0" w:before="0" w:line="240" w:lineRule="auto"/>
-            </w:pPr>
-            <w:r/>
-            <w:r>
-              <w:rPr>
-                <w:rFonts w:ascii="Times New Roman" w:hAnsi="Times New Roman" w:eastAsia="宋体"/>
-                <w:b w:val="0"/>
-                <w:sz w:val="15"/>
-              </w:rPr>
-              <w:t>会话累计 B_act 与同主机同会话的 B_distinct(N)</w:t>
-            </w:r>
-          </w:p>
-        </w:tc>
-        <w:tc>
-          <w:tcPr>
-            <w:tcW w:type="dxa" w:w="1734"/>
-          </w:tcPr>
-          <w:p>
-            <w:pPr>
-              <w:spacing w:after="0" w:before="0" w:line="240" w:lineRule="auto"/>
-            </w:pPr>
-            <w:r/>
-            <w:r>
-              <w:rPr>
-                <w:rFonts w:ascii="Times New Roman" w:hAnsi="Times New Roman" w:eastAsia="宋体"/>
-                <w:b w:val="0"/>
-                <w:sz w:val="15"/>
-              </w:rPr>
-              <w:t>预算与实测取自不同主机或不同会话；或驻留粒度为子槽位</w:t>
+            <w:tcW w:type="dxa" w:w="758"/>
+          </w:tcPr>
+          <w:p>
+            <w:pPr>
+              <w:spacing w:after="0" w:before="0" w:line="240" w:lineRule="auto"/>
+            </w:pPr>
+            <w:r/>
+            <w:r>
+              <w:rPr>
+                <w:rFonts w:ascii="Times New Roman" w:hAnsi="Times New Roman" w:eastAsia="宋体"/>
+                <w:b w:val="0"/>
+                <w:sz w:val="15"/>
+              </w:rPr>
+              <w:t>字节平面</w:t>
+            </w:r>
+          </w:p>
+        </w:tc>
+        <w:tc>
+          <w:tcPr>
+            <w:tcW w:type="dxa" w:w="834"/>
+          </w:tcPr>
+          <w:p>
+            <w:pPr>
+              <w:spacing w:after="0" w:before="0" w:line="240" w:lineRule="auto"/>
+            </w:pPr>
+            <w:r/>
+            <w:r>
+              <w:rPr>
+                <w:rFonts w:ascii="Times New Roman" w:hAnsi="Times New Roman" w:eastAsia="宋体"/>
+                <w:b w:val="0"/>
+                <w:sz w:val="15"/>
+              </w:rPr>
+              <w:t>E = B_act/B_distinct(N)</w:t>
+            </w:r>
+          </w:p>
+        </w:tc>
+        <w:tc>
+          <w:tcPr>
+            <w:tcW w:type="dxa" w:w="1320"/>
+          </w:tcPr>
+          <w:p>
+            <w:pPr>
+              <w:spacing w:after="0" w:before="0" w:line="240" w:lineRule="auto"/>
+            </w:pPr>
+            <w:r/>
+            <w:r>
+              <w:rPr>
+                <w:rFonts w:ascii="Times New Roman" w:hAnsi="Times New Roman" w:eastAsia="宋体"/>
+                <w:b w:val="0"/>
+                <w:sz w:val="15"/>
+              </w:rPr>
+              <w:t>read amplification factor，下界 1</w:t>
+            </w:r>
+          </w:p>
+        </w:tc>
+        <w:tc>
+          <w:tcPr>
+            <w:tcW w:type="dxa" w:w="624"/>
+          </w:tcPr>
+          <w:p>
+            <w:pPr>
+              <w:spacing w:after="0" w:before="0" w:line="240" w:lineRule="auto"/>
+            </w:pPr>
+            <w:r/>
+            <w:r>
+              <w:rPr>
+                <w:rFonts w:ascii="Times New Roman" w:hAnsi="Times New Roman" w:eastAsia="宋体"/>
+                <w:b w:val="0"/>
+                <w:sz w:val="15"/>
+              </w:rPr>
+              <w:t>倍</w:t>
+            </w:r>
+          </w:p>
+        </w:tc>
+        <w:tc>
+          <w:tcPr>
+            <w:tcW w:type="dxa" w:w="1339"/>
+          </w:tcPr>
+          <w:p>
+            <w:pPr>
+              <w:spacing w:after="0" w:before="0" w:line="240" w:lineRule="auto"/>
+            </w:pPr>
+            <w:r/>
+            <w:r>
+              <w:rPr>
+                <w:rFonts w:ascii="Times New Roman" w:hAnsi="Times New Roman" w:eastAsia="宋体"/>
+                <w:b w:val="0"/>
+                <w:sz w:val="15"/>
+              </w:rPr>
+              <w:t>同上</w:t>
             </w:r>
           </w:p>
         </w:tc>
@@ -2292,77 +1698,96 @@
       <w:tr>
         <w:tc>
           <w:tcPr>
-            <w:tcW w:type="dxa" w:w="641"/>
-          </w:tcPr>
-          <w:p>
-            <w:pPr>
-              <w:spacing w:after="0" w:before="0" w:line="240" w:lineRule="auto"/>
-            </w:pPr>
-            <w:r/>
-            <w:r>
-              <w:rPr>
-                <w:rFonts w:ascii="Times New Roman" w:hAnsi="Times New Roman" w:eastAsia="宋体"/>
-                <w:b w:val="0"/>
-                <w:sz w:val="15"/>
-              </w:rPr>
-              <w:t>C4</w:t>
-            </w:r>
-          </w:p>
-        </w:tc>
-        <w:tc>
-          <w:tcPr>
-            <w:tcW w:type="dxa" w:w="1349"/>
-          </w:tcPr>
-          <w:p>
-            <w:pPr>
-              <w:spacing w:after="0" w:before="0" w:line="240" w:lineRule="auto"/>
-            </w:pPr>
-            <w:r/>
-            <w:r>
-              <w:rPr>
-                <w:rFonts w:ascii="Times New Roman" w:hAnsi="Times New Roman" w:eastAsia="宋体"/>
-                <w:b w:val="0"/>
-                <w:sz w:val="15"/>
-              </w:rPr>
-              <w:t>访问计数口径与字节计数口径的付费命中占比之差在噪声内</w:t>
-            </w:r>
-          </w:p>
-        </w:tc>
-        <w:tc>
-          <w:tcPr>
-            <w:tcW w:type="dxa" w:w="1151"/>
-          </w:tcPr>
-          <w:p>
-            <w:pPr>
-              <w:spacing w:after="0" w:before="0" w:line="240" w:lineRule="auto"/>
-            </w:pPr>
-            <w:r/>
-            <w:r>
-              <w:rPr>
-                <w:rFonts w:ascii="Times New Roman" w:hAnsi="Times New Roman" w:eastAsia="宋体"/>
-                <w:b w:val="0"/>
-                <w:sz w:val="15"/>
-              </w:rPr>
-              <w:t>H_key、h_paid 与逐访问字节</w:t>
-            </w:r>
-          </w:p>
-        </w:tc>
-        <w:tc>
-          <w:tcPr>
-            <w:tcW w:type="dxa" w:w="1734"/>
-          </w:tcPr>
-          <w:p>
-            <w:pPr>
-              <w:spacing w:after="0" w:before="0" w:line="240" w:lineRule="auto"/>
-            </w:pPr>
-            <w:r/>
-            <w:r>
-              <w:rPr>
-                <w:rFonts w:ascii="Times New Roman" w:hAnsi="Times New Roman" w:eastAsia="宋体"/>
-                <w:b w:val="0"/>
-                <w:sz w:val="15"/>
-              </w:rPr>
-              <w:t>槽位长度不齐，等长假设失效</w:t>
+            <w:tcW w:type="dxa" w:w="758"/>
+          </w:tcPr>
+          <w:p>
+            <w:pPr>
+              <w:spacing w:after="0" w:before="0" w:line="240" w:lineRule="auto"/>
+            </w:pPr>
+            <w:r/>
+            <w:r>
+              <w:rPr>
+                <w:rFonts w:ascii="Times New Roman" w:hAnsi="Times New Roman" w:eastAsia="宋体"/>
+                <w:b w:val="0"/>
+                <w:sz w:val="15"/>
+              </w:rPr>
+              <w:t>时间平面</w:t>
+            </w:r>
+          </w:p>
+        </w:tc>
+        <w:tc>
+          <w:tcPr>
+            <w:tcW w:type="dxa" w:w="834"/>
+          </w:tcPr>
+          <w:p>
+            <w:pPr>
+              <w:spacing w:after="0" w:before="0" w:line="240" w:lineRule="auto"/>
+            </w:pPr>
+            <w:r/>
+            <w:r>
+              <w:rPr>
+                <w:rFonts w:ascii="Times New Roman" w:hAnsi="Times New Roman" w:eastAsia="宋体"/>
+                <w:b w:val="0"/>
+                <w:sz w:val="15"/>
+              </w:rPr>
+              <w:t>s/tok</w:t>
+            </w:r>
+          </w:p>
+        </w:tc>
+        <w:tc>
+          <w:tcPr>
+            <w:tcW w:type="dxa" w:w="1320"/>
+          </w:tcPr>
+          <w:p>
+            <w:pPr>
+              <w:spacing w:after="0" w:before="0" w:line="240" w:lineRule="auto"/>
+            </w:pPr>
+            <w:r/>
+            <w:r>
+              <w:rPr>
+                <w:rFonts w:ascii="Times New Roman" w:hAnsi="Times New Roman" w:eastAsia="宋体"/>
+                <w:b w:val="0"/>
+                <w:sz w:val="15"/>
+              </w:rPr>
+              <w:t>wall-clock time per token</w:t>
+            </w:r>
+          </w:p>
+        </w:tc>
+        <w:tc>
+          <w:tcPr>
+            <w:tcW w:type="dxa" w:w="624"/>
+          </w:tcPr>
+          <w:p>
+            <w:pPr>
+              <w:spacing w:after="0" w:before="0" w:line="240" w:lineRule="auto"/>
+            </w:pPr>
+            <w:r/>
+            <w:r>
+              <w:rPr>
+                <w:rFonts w:ascii="Times New Roman" w:hAnsi="Times New Roman" w:eastAsia="宋体"/>
+                <w:b w:val="0"/>
+                <w:sz w:val="15"/>
+              </w:rPr>
+              <w:t>s</w:t>
+            </w:r>
+          </w:p>
+        </w:tc>
+        <w:tc>
+          <w:tcPr>
+            <w:tcW w:type="dxa" w:w="1339"/>
+          </w:tcPr>
+          <w:p>
+            <w:pPr>
+              <w:spacing w:after="0" w:before="0" w:line="240" w:lineRule="auto"/>
+            </w:pPr>
+            <w:r/>
+            <w:r>
+              <w:rPr>
+                <w:rFonts w:ascii="Times New Roman" w:hAnsi="Times New Roman" w:eastAsia="宋体"/>
+                <w:b w:val="0"/>
+                <w:sz w:val="15"/>
+              </w:rPr>
+              <w:t>跨度 80.8%，CV 13.43%（主机 B，含配置效应）；单配置重复性以主机 A 的 33.1% 为准</w:t>
             </w:r>
           </w:p>
         </w:tc>
@@ -2379,7 +1804,48 @@
           <w:b w:val="0"/>
           <w:sz w:val="18"/>
         </w:rPr>
-        <w:t>C2 是本稿在本案中新核验出的一条恒等式：由 gb_read 独立算得的 X_byte 与引擎自报的免读字段在 24 个配置点上一致，最大偏差 0.021 个百分点（§4.3）。这既证明该字段确为字节口径而非键口径，也说明 X_byte 可由台账中任一量独立复算——</w:t>
+        <w:t>三个平面共用同一批台账，但计数单位、分母与噪声结构互不相同，这是后文一切分离现象的来源。</w:t>
+      </w:r>
+    </w:p>
+    <w:p>
+      <w:pPr>
+        <w:spacing w:after="40" w:before="80" w:line="240" w:lineRule="auto"/>
+      </w:pPr>
+      <w:r>
+        <w:rPr>
+          <w:rFonts w:ascii="Times New Roman" w:hAnsi="Times New Roman" w:eastAsia="黑体"/>
+          <w:b w:val="0"/>
+          <w:sz w:val="18"/>
+        </w:rPr>
+        <w:t>3.2  命中率通胀：定义与分解</w:t>
+      </w:r>
+    </w:p>
+    <w:p>
+      <w:pPr>
+        <w:spacing w:after="40" w:line="276" w:lineRule="auto"/>
+        <w:ind w:firstLine="360"/>
+      </w:pPr>
+      <w:r>
+        <w:rPr>
+          <w:rFonts w:ascii="Times New Roman" w:hAnsi="Times New Roman" w:eastAsia="宋体"/>
+          <w:b w:val="0"/>
+          <w:sz w:val="18"/>
+        </w:rPr>
+        <w:t>把全_session 的 A 次访问按"服务该次访问时字节最终来自何处"分为三类：</w:t>
+      </w:r>
+    </w:p>
+    <w:p>
+      <w:pPr>
+        <w:spacing w:after="40" w:line="276" w:lineRule="auto"/>
+        <w:ind w:firstLine="360"/>
+      </w:pPr>
+      <w:r>
+        <w:rPr>
+          <w:rFonts w:ascii="Times New Roman" w:hAnsi="Times New Roman" w:eastAsia="宋体"/>
+          <w:b w:val="0"/>
+          <w:sz w:val="18"/>
+        </w:rPr>
+        <w:t xml:space="preserve">- </w:t>
       </w:r>
       <w:r>
         <w:rPr>
@@ -2387,7 +1853,7 @@
           <w:b/>
           <w:sz w:val="18"/>
         </w:rPr>
-        <w:t>同屏打印是发现机制，不是修辞</w:t>
+        <w:t>h_free</w:t>
       </w:r>
       <w:r>
         <w:rPr>
@@ -2395,7 +1861,1000 @@
           <w:b w:val="0"/>
           <w:sz w:val="18"/>
         </w:rPr>
-        <w:t>。C2 还兼作字段归属判据：凡满足该恒等式的字段必为免读口径。本文据此判定表 4 台账的唯一命中字段为免读口径而非键平面，并撤回上一稿基于该列标为键平面所得的结论（§4.4）；若不做此步归属判定，一次字段误标就会凭空造出一个"第三平面"。</w:t>
+        <w:t>：命中，且服务过程自源层 M_1 读入 0 字节（真免除字节）；</w:t>
+      </w:r>
+    </w:p>
+    <w:p>
+      <w:pPr>
+        <w:spacing w:after="40" w:line="276" w:lineRule="auto"/>
+        <w:ind w:firstLine="360"/>
+      </w:pPr>
+      <w:r>
+        <w:rPr>
+          <w:rFonts w:ascii="Times New Roman" w:hAnsi="Times New Roman" w:eastAsia="宋体"/>
+          <w:b w:val="0"/>
+          <w:sz w:val="18"/>
+        </w:rPr>
+        <w:t xml:space="preserve">- </w:t>
+      </w:r>
+      <w:r>
+        <w:rPr>
+          <w:rFonts w:ascii="Times New Roman" w:hAnsi="Times New Roman" w:eastAsia="宋体"/>
+          <w:b/>
+          <w:sz w:val="18"/>
+        </w:rPr>
+        <w:t>h_paid</w:t>
+      </w:r>
+      <w:r>
+        <w:rPr>
+          <w:rFonts w:ascii="Times New Roman" w:hAnsi="Times New Roman" w:eastAsia="宋体"/>
+          <w:b w:val="0"/>
+          <w:sz w:val="18"/>
+        </w:rPr>
+        <w:t>：命中，但服务过程仍须自 M_1（或经 M_1 回填的更慢路径）读入载荷字节（命中但仍付字节）；</w:t>
+      </w:r>
+    </w:p>
+    <w:p>
+      <w:pPr>
+        <w:spacing w:after="40" w:line="276" w:lineRule="auto"/>
+        <w:ind w:firstLine="360"/>
+      </w:pPr>
+      <w:r>
+        <w:rPr>
+          <w:rFonts w:ascii="Times New Roman" w:hAnsi="Times New Roman" w:eastAsia="宋体"/>
+          <w:b w:val="0"/>
+          <w:sz w:val="18"/>
+        </w:rPr>
+        <w:t xml:space="preserve">- </w:t>
+      </w:r>
+      <w:r>
+        <w:rPr>
+          <w:rFonts w:ascii="Times New Roman" w:hAnsi="Times New Roman" w:eastAsia="宋体"/>
+          <w:b/>
+          <w:sz w:val="18"/>
+        </w:rPr>
+        <w:t>m</w:t>
+      </w:r>
+      <w:r>
+        <w:rPr>
+          <w:rFonts w:ascii="Times New Roman" w:hAnsi="Times New Roman" w:eastAsia="宋体"/>
+          <w:b w:val="0"/>
+          <w:sz w:val="18"/>
+        </w:rPr>
+        <w:t>：未命中。</w:t>
+      </w:r>
+    </w:p>
+    <w:p>
+      <w:pPr>
+        <w:spacing w:after="40" w:line="276" w:lineRule="auto"/>
+        <w:ind w:firstLine="360"/>
+      </w:pPr>
+      <w:r>
+        <w:rPr>
+          <w:rFonts w:ascii="Times New Roman" w:hAnsi="Times New Roman" w:eastAsia="宋体"/>
+          <w:b w:val="0"/>
+          <w:sz w:val="18"/>
+        </w:rPr>
+        <w:t>显然 h_free + h_paid + m = 1。引擎自报的命中率把前两类合并：</w:t>
+      </w:r>
+    </w:p>
+    <w:p>
+      <w:pPr>
+        <w:spacing w:after="0"/>
+        <w:ind w:left="170"/>
+      </w:pPr>
+      <w:r>
+        <w:rPr>
+          <w:rFonts w:ascii="Consolas" w:hAnsi="Consolas"/>
+          <w:sz w:val="14"/>
+        </w:rPr>
+        <w:t>H_key = h_free + h_paid</w:t>
+      </w:r>
+    </w:p>
+    <w:p>
+      <w:pPr>
+        <w:spacing w:after="40" w:line="276" w:lineRule="auto"/>
+        <w:ind w:firstLine="360"/>
+      </w:pPr>
+      <w:r>
+        <w:rPr>
+          <w:rFonts w:ascii="Times New Roman" w:hAnsi="Times New Roman" w:eastAsia="宋体"/>
+          <w:b w:val="0"/>
+          <w:sz w:val="18"/>
+        </w:rPr>
+        <w:t>字节命中率在等长槽位假设下即真免除访问的占比：</w:t>
+      </w:r>
+    </w:p>
+    <w:p>
+      <w:pPr>
+        <w:spacing w:after="0"/>
+        <w:ind w:left="170"/>
+      </w:pPr>
+      <w:r>
+        <w:rPr>
+          <w:rFonts w:ascii="Consolas" w:hAnsi="Consolas"/>
+          <w:sz w:val="14"/>
+        </w:rPr>
+        <w:t>X_byte = 1 − B_act/B_full = h_free        （b_j ≡ b 时严格成立）</w:t>
+      </w:r>
+    </w:p>
+    <w:p>
+      <w:pPr>
+        <w:spacing w:after="40" w:line="276" w:lineRule="auto"/>
+        <w:ind w:firstLine="360"/>
+      </w:pPr>
+      <w:r>
+        <w:rPr>
+          <w:rFonts w:ascii="Times New Roman" w:hAnsi="Times New Roman" w:eastAsia="宋体"/>
+          <w:b/>
+          <w:sz w:val="18"/>
+        </w:rPr>
+        <w:t>定义 1（命中率通胀）</w:t>
+      </w:r>
+      <w:r>
+        <w:rPr>
+          <w:rFonts w:ascii="Times New Roman" w:hAnsi="Times New Roman" w:eastAsia="宋体"/>
+          <w:b w:val="0"/>
+          <w:sz w:val="18"/>
+        </w:rPr>
+        <w:t xml:space="preserve">　HRI = H_key − X_byte，单位为百分点。</w:t>
+      </w:r>
+    </w:p>
+    <w:p>
+      <w:pPr>
+        <w:spacing w:after="40" w:line="276" w:lineRule="auto"/>
+        <w:ind w:firstLine="360"/>
+      </w:pPr>
+      <w:r>
+        <w:rPr>
+          <w:rFonts w:ascii="Times New Roman" w:hAnsi="Times New Roman" w:eastAsia="宋体"/>
+          <w:b/>
+          <w:sz w:val="18"/>
+        </w:rPr>
+        <w:t>定理 1（通胀分解与上界）</w:t>
+      </w:r>
+      <w:r>
+        <w:rPr>
+          <w:rFonts w:ascii="Times New Roman" w:hAnsi="Times New Roman" w:eastAsia="宋体"/>
+          <w:b w:val="0"/>
+          <w:sz w:val="18"/>
+        </w:rPr>
+        <w:t xml:space="preserve">　在上述记号下：</w:t>
+      </w:r>
+    </w:p>
+    <w:p>
+      <w:pPr>
+        <w:spacing w:after="40" w:line="276" w:lineRule="auto"/>
+        <w:ind w:firstLine="360"/>
+      </w:pPr>
+      <w:r>
+        <w:rPr>
+          <w:rFonts w:ascii="Times New Roman" w:hAnsi="Times New Roman" w:eastAsia="宋体"/>
+          <w:b w:val="0"/>
+          <w:sz w:val="18"/>
+        </w:rPr>
+        <w:t>（i）HRI = h_paid ≥ 0；</w:t>
+      </w:r>
+    </w:p>
+    <w:p>
+      <w:pPr>
+        <w:spacing w:after="40" w:line="276" w:lineRule="auto"/>
+        <w:ind w:firstLine="360"/>
+      </w:pPr>
+      <w:r>
+        <w:rPr>
+          <w:rFonts w:ascii="Times New Roman" w:hAnsi="Times New Roman" w:eastAsia="宋体"/>
+          <w:b w:val="0"/>
+          <w:sz w:val="18"/>
+        </w:rPr>
+        <w:t>（ii）X_byte ≤ H_key，即自报命中率是字节命中率的上界；</w:t>
+      </w:r>
+    </w:p>
+    <w:p>
+      <w:pPr>
+        <w:spacing w:after="40" w:line="276" w:lineRule="auto"/>
+        <w:ind w:firstLine="360"/>
+      </w:pPr>
+      <w:r>
+        <w:rPr>
+          <w:rFonts w:ascii="Times New Roman" w:hAnsi="Times New Roman" w:eastAsia="宋体"/>
+          <w:b w:val="0"/>
+          <w:sz w:val="18"/>
+        </w:rPr>
+        <w:t>（iii）上界可以完全松弛：存在配置使 H_key = 1 且 X_byte = 0，当且仅当全部命中均为付费命中（h_paid = 1）。</w:t>
+      </w:r>
+    </w:p>
+    <w:p>
+      <w:pPr>
+        <w:spacing w:after="40" w:line="276" w:lineRule="auto"/>
+        <w:ind w:firstLine="360"/>
+      </w:pPr>
+      <w:r>
+        <w:rPr>
+          <w:rFonts w:ascii="Times New Roman" w:hAnsi="Times New Roman" w:eastAsia="宋体"/>
+          <w:b/>
+          <w:sz w:val="18"/>
+        </w:rPr>
+        <w:t>证明</w:t>
+      </w:r>
+      <w:r>
+        <w:rPr>
+          <w:rFonts w:ascii="Times New Roman" w:hAnsi="Times New Roman" w:eastAsia="宋体"/>
+          <w:b w:val="0"/>
+          <w:sz w:val="18"/>
+        </w:rPr>
+        <w:t xml:space="preserve">　(i) 由定义直接相减。(ii) 由 (i) 与 h_paid ≥ 0。(iii) 取缓存索引可容纳全部键但载荷驻留在 M_1 之下的配置，则每次访问均记为命中且每次均须自 M_1 读入 b 字节，B_act = B_full，X_byte = 0，H_key = 1。第 4.2 节给出该情形的真机实例（主机 A，内存 8—64 GB 七档）。∎</w:t>
+      </w:r>
+    </w:p>
+    <w:p>
+      <w:pPr>
+        <w:spacing w:after="40" w:line="276" w:lineRule="auto"/>
+        <w:ind w:firstLine="360"/>
+      </w:pPr>
+      <w:r>
+        <w:rPr>
+          <w:rFonts w:ascii="Times New Roman" w:hAnsi="Times New Roman" w:eastAsia="宋体"/>
+          <w:b w:val="0"/>
+          <w:sz w:val="18"/>
+        </w:rPr>
+        <w:t>定理 1(iii) 的含义是：</w:t>
+      </w:r>
+      <w:r>
+        <w:rPr>
+          <w:rFonts w:ascii="Times New Roman" w:hAnsi="Times New Roman" w:eastAsia="宋体"/>
+          <w:b/>
+          <w:sz w:val="18"/>
+        </w:rPr>
+        <w:t>自报命中率达到量程上限不携带任何关于字节免除的信息</w:t>
+      </w:r>
+      <w:r>
+        <w:rPr>
+          <w:rFonts w:ascii="Times New Roman" w:hAnsi="Times New Roman" w:eastAsia="宋体"/>
+          <w:b w:val="0"/>
+          <w:sz w:val="18"/>
+        </w:rPr>
+        <w:t xml:space="preserve">。§1.1 已给出本案该条件恒真的机制（批量预取把自盘读入的专家计入命中）：在该配置下该字段的信息量恰为零，而不是"精确度不足"。这也划清了本文与工程修复的界线——把该计数器改为 </w:t>
+      </w:r>
+      <w:r>
+        <w:rPr>
+          <w:rFonts w:ascii="Consolas" w:hAnsi="Consolas"/>
+          <w:color w:val="000080"/>
+          <w:sz w:val="18"/>
+        </w:rPr>
+        <w:t>1 − evictions/requests</w:t>
+      </w:r>
+      <w:r>
+        <w:rPr>
+          <w:rFonts w:ascii="Times New Roman" w:hAnsi="Times New Roman" w:eastAsia="宋体"/>
+          <w:b w:val="0"/>
+          <w:sz w:val="18"/>
+        </w:rPr>
+        <w:t xml:space="preserve"> 是仪表修复，会使 HRI 消失；本文要论证的是，即使字段被如此修复，只要验收体系仍以"命中率是否够高"为题，HRI 类的口径错位就会在下一个计数器上重演，故须在定义层面把它显式化。</w:t>
+      </w:r>
+    </w:p>
+    <w:p>
+      <w:pPr>
+        <w:spacing w:after="40" w:line="276" w:lineRule="auto"/>
+        <w:ind w:firstLine="360"/>
+      </w:pPr>
+      <w:r>
+        <w:rPr>
+          <w:rFonts w:ascii="Times New Roman" w:hAnsi="Times New Roman" w:eastAsia="宋体"/>
+          <w:b/>
+          <w:sz w:val="18"/>
+        </w:rPr>
+        <w:t>字节加权推广</w:t>
+      </w:r>
+      <w:r>
+        <w:rPr>
+          <w:rFonts w:ascii="Times New Roman" w:hAnsi="Times New Roman" w:eastAsia="宋体"/>
+          <w:b w:val="0"/>
+          <w:sz w:val="18"/>
+        </w:rPr>
+        <w:t xml:space="preserve">　槽位不等长时，以字节为权：</w:t>
+      </w:r>
+    </w:p>
+    <w:p>
+      <w:pPr>
+        <w:spacing w:after="0"/>
+        <w:ind w:left="170"/>
+      </w:pPr>
+      <w:r>
+        <w:rPr>
+          <w:rFonts w:ascii="Consolas" w:hAnsi="Consolas"/>
+          <w:sz w:val="14"/>
+        </w:rPr>
+        <w:t>X_byte = Σ_j b_j·1[j ∈ free] / Σ_j b_j ，  H_key = |{j : 命中}| / A</w:t>
+      </w:r>
+    </w:p>
+    <w:p>
+      <w:pPr>
+        <w:spacing w:after="40" w:line="276" w:lineRule="auto"/>
+        <w:ind w:firstLine="360"/>
+      </w:pPr>
+      <w:r>
+        <w:rPr>
+          <w:rFonts w:ascii="Times New Roman" w:hAnsi="Times New Roman" w:eastAsia="宋体"/>
+          <w:b w:val="0"/>
+          <w:sz w:val="18"/>
+        </w:rPr>
+        <w:t>此时 HRI 不再严格等于 h_paid，而是"按访问计数的付费命中占比"与"按字节计数的付费载荷占比"之差；X_byte ≤ H_key 仍成立当且仅当付费命中的平均字节不大于全体访问的平均字节。工程上应同时报告两式，其差本身即为一条自检量（§3.4 C4）。</w:t>
+      </w:r>
+    </w:p>
+    <w:p>
+      <w:pPr>
+        <w:spacing w:after="40" w:before="80" w:line="240" w:lineRule="auto"/>
+      </w:pPr>
+      <w:r>
+        <w:rPr>
+          <w:rFonts w:ascii="Times New Roman" w:hAnsi="Times New Roman" w:eastAsia="黑体"/>
+          <w:b w:val="0"/>
+          <w:sz w:val="18"/>
+        </w:rPr>
+        <w:t>3.3  字节命中率上界与读放大倍数</w:t>
+      </w:r>
+    </w:p>
+    <w:p>
+      <w:pPr>
+        <w:spacing w:after="40" w:line="276" w:lineRule="auto"/>
+        <w:ind w:firstLine="360"/>
+      </w:pPr>
+      <w:r>
+        <w:rPr>
+          <w:rFonts w:ascii="Times New Roman" w:hAnsi="Times New Roman" w:eastAsia="宋体"/>
+          <w:b/>
+          <w:sz w:val="18"/>
+        </w:rPr>
+        <w:t>定理 2（源层读数下界与字节命中率上界）</w:t>
+      </w:r>
+      <w:r>
+        <w:rPr>
+          <w:rFonts w:ascii="Times New Roman" w:hAnsi="Times New Roman" w:eastAsia="宋体"/>
+          <w:b w:val="0"/>
+          <w:sz w:val="18"/>
+        </w:rPr>
+        <w:t xml:space="preserve">　设会话为冷启动（会话开始时 D(N) 中任一项均不驻留于任何快层），且槽位为原子粒度（一项要么整项在场、要么不在场）。则：</w:t>
+      </w:r>
+    </w:p>
+    <w:p>
+      <w:pPr>
+        <w:spacing w:after="40" w:line="276" w:lineRule="auto"/>
+        <w:ind w:firstLine="360"/>
+      </w:pPr>
+      <w:r>
+        <w:rPr>
+          <w:rFonts w:ascii="Times New Roman" w:hAnsi="Times New Roman" w:eastAsia="宋体"/>
+          <w:b w:val="0"/>
+          <w:sz w:val="18"/>
+        </w:rPr>
+        <w:t>（i）B_act(N) ≥ B_distinct(N)，即 E = B_act/B_distinct(N) ≥ 1；</w:t>
+      </w:r>
+    </w:p>
+    <w:p>
+      <w:pPr>
+        <w:spacing w:after="40" w:line="276" w:lineRule="auto"/>
+        <w:ind w:firstLine="360"/>
+      </w:pPr>
+      <w:r>
+        <w:rPr>
+          <w:rFonts w:ascii="Times New Roman" w:hAnsi="Times New Roman" w:eastAsia="宋体"/>
+          <w:b w:val="0"/>
+          <w:sz w:val="18"/>
+        </w:rPr>
+        <w:t>（ii）X_byte(N) ≤ 1 − B_distinct(N)/B_full(N) ≜ X_max(N)。</w:t>
+      </w:r>
+    </w:p>
+    <w:p>
+      <w:pPr>
+        <w:spacing w:after="40" w:line="276" w:lineRule="auto"/>
+        <w:ind w:firstLine="360"/>
+      </w:pPr>
+      <w:r>
+        <w:rPr>
+          <w:rFonts w:ascii="Times New Roman" w:hAnsi="Times New Roman" w:eastAsia="宋体"/>
+          <w:b/>
+          <w:sz w:val="18"/>
+        </w:rPr>
+        <w:t>证明</w:t>
+      </w:r>
+      <w:r>
+        <w:rPr>
+          <w:rFonts w:ascii="Times New Roman" w:hAnsi="Times New Roman" w:eastAsia="宋体"/>
+          <w:b w:val="0"/>
+          <w:sz w:val="18"/>
+        </w:rPr>
+        <w:t xml:space="preserve">　(i) D(N) 中每一项在会话内首次被触及时必自 M_1 读入至少一次，原子粒度下该次读入不少于 slot(d)；各项之和即 B_distinct(N)。(ii) 由 X_byte = 1 − B_act/B_full 与 (i)。∎</w:t>
+      </w:r>
+    </w:p>
+    <w:p>
+      <w:pPr>
+        <w:spacing w:after="40" w:line="276" w:lineRule="auto"/>
+        <w:ind w:firstLine="360"/>
+      </w:pPr>
+      <w:r>
+        <w:rPr>
+          <w:rFonts w:ascii="Times New Roman" w:hAnsi="Times New Roman" w:eastAsia="宋体"/>
+          <w:b/>
+          <w:sz w:val="18"/>
+        </w:rPr>
+        <w:t>推论 1（上界随会话长度收紧）</w:t>
+      </w:r>
+      <w:r>
+        <w:rPr>
+          <w:rFonts w:ascii="Times New Roman" w:hAnsi="Times New Roman" w:eastAsia="宋体"/>
+          <w:b w:val="0"/>
+          <w:sz w:val="18"/>
+        </w:rPr>
+        <w:t xml:space="preserve">　当每词元全量载入 b_tok 恒定、distinct 集随 N 次线性饱和时，B_full = b_tok·N 线性增长而 B_distinct(N) 次线性增长，故 X_max(N) 随 N 单调上升并趋于 1。本案阶段 A 的拟合给出 X_max(8) ≈ 33.9%、X_max(32) ≈ 75.2%。</w:t>
+      </w:r>
+    </w:p>
+    <w:p>
+      <w:pPr>
+        <w:spacing w:after="40" w:line="276" w:lineRule="auto"/>
+        <w:ind w:firstLine="360"/>
+      </w:pPr>
+      <w:r>
+        <w:rPr>
+          <w:rFonts w:ascii="Times New Roman" w:hAnsi="Times New Roman" w:eastAsia="宋体"/>
+          <w:b w:val="0"/>
+          <w:sz w:val="18"/>
+        </w:rPr>
+        <w:t>推论 1 给出一条</w:t>
+      </w:r>
+      <w:r>
+        <w:rPr>
+          <w:rFonts w:ascii="Times New Roman" w:hAnsi="Times New Roman" w:eastAsia="宋体"/>
+          <w:b/>
+          <w:sz w:val="18"/>
+        </w:rPr>
+        <w:t>不依赖任何字节测量的先验否证</w:t>
+      </w:r>
+      <w:r>
+        <w:rPr>
+          <w:rFonts w:ascii="Times New Roman" w:hAnsi="Times New Roman" w:eastAsia="宋体"/>
+          <w:b w:val="0"/>
+          <w:sz w:val="18"/>
+        </w:rPr>
+        <w:t>：若某配置报出的字节命中率或"等效免除"的命中率超过 X_max(N)，则该报告不可能来自该会话。它把命中率的可信度问题转化为一次算术比较。</w:t>
+      </w:r>
+    </w:p>
+    <w:p>
+      <w:pPr>
+        <w:spacing w:after="40" w:line="276" w:lineRule="auto"/>
+        <w:ind w:firstLine="360"/>
+      </w:pPr>
+      <w:r>
+        <w:rPr>
+          <w:rFonts w:ascii="Times New Roman" w:hAnsi="Times New Roman" w:eastAsia="宋体"/>
+          <w:b/>
+          <w:sz w:val="18"/>
+        </w:rPr>
+        <w:t>注（粒度）</w:t>
+      </w:r>
+      <w:r>
+        <w:rPr>
+          <w:rFonts w:ascii="Times New Roman" w:hAnsi="Times New Roman" w:eastAsia="宋体"/>
+          <w:b w:val="0"/>
+          <w:sz w:val="18"/>
+        </w:rPr>
+        <w:t xml:space="preserve">　定理 2 的原子粒度假设是实质性的。若缓存以子槽位（页、块）粒度驻留，或边界访问由预取的部分读服务，B_act 可低于 B_distinct(N)，此时 E &lt; 1 不再意味着台账错误，而意味着粒度假设不成立。因此 E ≥ 1 应作为</w:t>
+      </w:r>
+      <w:r>
+        <w:rPr>
+          <w:rFonts w:ascii="Times New Roman" w:hAnsi="Times New Roman" w:eastAsia="宋体"/>
+          <w:b/>
+          <w:sz w:val="18"/>
+        </w:rPr>
+        <w:t>检验</w:t>
+      </w:r>
+      <w:r>
+        <w:rPr>
+          <w:rFonts w:ascii="Times New Roman" w:hAnsi="Times New Roman" w:eastAsia="宋体"/>
+          <w:b w:val="0"/>
+          <w:sz w:val="18"/>
+        </w:rPr>
+        <w:t>（C3）而非公理使用；其失败有两种解释，须由台账中记录的驻留粒度区分（§3.4）。这也说明 C1 与 C3 必须区别对待：C1 只在 N = 1 的边界点上以 ε = 1% 放行该偏差（属边界效应，可记录），C3 则对整段会话要求 E ≥ 1（不容许系统性低于 1）。</w:t>
+      </w:r>
+    </w:p>
+    <w:p>
+      <w:pPr>
+        <w:spacing w:after="40" w:before="80" w:line="240" w:lineRule="auto"/>
+      </w:pPr>
+      <w:r>
+        <w:rPr>
+          <w:rFonts w:ascii="Times New Roman" w:hAnsi="Times New Roman" w:eastAsia="黑体"/>
+          <w:b w:val="0"/>
+          <w:sz w:val="18"/>
+        </w:rPr>
+        <w:t>3.4  四条一致性检验</w:t>
+      </w:r>
+    </w:p>
+    <w:p>
+      <w:pPr>
+        <w:spacing w:after="40" w:line="276" w:lineRule="auto"/>
+        <w:ind w:firstLine="360"/>
+      </w:pPr>
+      <w:r>
+        <w:rPr>
+          <w:rFonts w:ascii="Times New Roman" w:hAnsi="Times New Roman" w:eastAsia="宋体"/>
+          <w:b w:val="0"/>
+          <w:sz w:val="18"/>
+        </w:rPr>
+        <w:t>判据依赖台账，而台账会骗人。承载本稿数据的开源仓库[9]在其测量定稿中记录了六个曾产生错误结论的计数器字段，其共同点是探针误差与真实故障同量级、因而不会自我报警。本稿给出针对三平面的四条检验（表 2），每条都标明"读什么、比什么、失败意味着什么"。</w:t>
+      </w:r>
+    </w:p>
+    <w:p>
+      <w:pPr>
+        <w:spacing w:before="80" w:after="20"/>
+        <w:jc w:val="center"/>
+      </w:pPr>
+      <w:r>
+        <w:rPr>
+          <w:rFonts w:ascii="Times New Roman" w:hAnsi="Times New Roman" w:eastAsia="宋体"/>
+          <w:b w:val="0"/>
+          <w:sz w:val="15"/>
+        </w:rPr>
+        <w:t>表 2　一致性检验 C1—C4</w:t>
+      </w:r>
+    </w:p>
+    <w:p>
+      <w:pPr>
+        <w:spacing w:before="80" w:after="20"/>
+        <w:jc w:val="center"/>
+      </w:pPr>
+      <w:r>
+        <w:rPr>
+          <w:rFonts w:ascii="Times New Roman" w:hAnsi="Times New Roman" w:eastAsia="Times New Roman"/>
+          <w:b w:val="0"/>
+          <w:sz w:val="15"/>
+        </w:rPr>
+        <w:t>Table 2　Consistency checks C1—C4</w:t>
+      </w:r>
+    </w:p>
+    <w:tbl>
+      <w:tblPr>
+        <w:tblStyle w:val="TableGrid"/>
+        <w:tblW w:type="auto" w:w="0"/>
+        <w:tblLook w:firstColumn="1" w:firstRow="1" w:lastColumn="0" w:lastRow="0" w:noHBand="0" w:noVBand="1" w:val="04A0"/>
+        <w:tblBorders>
+          <w:top w:val="single" w:sz="8" w:space="0" w:color="000000"/>
+          <w:left w:val="single" w:sz="4" w:space="0" w:color="000000"/>
+          <w:bottom w:val="single" w:sz="8" w:space="0" w:color="000000"/>
+          <w:right w:val="single" w:sz="4" w:space="0" w:color="000000"/>
+          <w:insideH w:val="single" w:sz="4" w:space="0" w:color="000000"/>
+          <w:insideV w:val="single" w:sz="4" w:space="0" w:color="000000"/>
+        </w:tblBorders>
+        <w:tblLayout w:type="fixed"/>
+      </w:tblPr>
+      <w:tblGrid>
+        <w:gridCol w:w="639"/>
+        <w:gridCol w:w="1400"/>
+        <w:gridCol w:w="1134"/>
+        <w:gridCol w:w="1702"/>
+      </w:tblGrid>
+      <w:tr>
+        <w:tc>
+          <w:tcPr>
+            <w:tcW w:type="dxa" w:w="639"/>
+            <w:shd w:val="clear" w:fill="F2F2F2"/>
+          </w:tcPr>
+          <w:p>
+            <w:pPr>
+              <w:spacing w:after="0" w:before="0" w:line="240" w:lineRule="auto"/>
+            </w:pPr>
+            <w:r/>
+            <w:r>
+              <w:rPr>
+                <w:rFonts w:ascii="Times New Roman" w:hAnsi="Times New Roman" w:eastAsia="黑体"/>
+                <w:b/>
+                <w:sz w:val="16"/>
+              </w:rPr>
+              <w:t>编号</w:t>
+            </w:r>
+          </w:p>
+        </w:tc>
+        <w:tc>
+          <w:tcPr>
+            <w:tcW w:type="dxa" w:w="1400"/>
+            <w:shd w:val="clear" w:fill="F2F2F2"/>
+          </w:tcPr>
+          <w:p>
+            <w:pPr>
+              <w:spacing w:after="0" w:before="0" w:line="240" w:lineRule="auto"/>
+            </w:pPr>
+            <w:r/>
+            <w:r>
+              <w:rPr>
+                <w:rFonts w:ascii="Times New Roman" w:hAnsi="Times New Roman" w:eastAsia="黑体"/>
+                <w:b/>
+                <w:sz w:val="16"/>
+              </w:rPr>
+              <w:t>检验式</w:t>
+            </w:r>
+          </w:p>
+        </w:tc>
+        <w:tc>
+          <w:tcPr>
+            <w:tcW w:type="dxa" w:w="1134"/>
+            <w:shd w:val="clear" w:fill="F2F2F2"/>
+          </w:tcPr>
+          <w:p>
+            <w:pPr>
+              <w:spacing w:after="0" w:before="0" w:line="240" w:lineRule="auto"/>
+            </w:pPr>
+            <w:r/>
+            <w:r>
+              <w:rPr>
+                <w:rFonts w:ascii="Times New Roman" w:hAnsi="Times New Roman" w:eastAsia="黑体"/>
+                <w:b/>
+                <w:sz w:val="16"/>
+              </w:rPr>
+              <w:t>数据来源</w:t>
+            </w:r>
+          </w:p>
+        </w:tc>
+        <w:tc>
+          <w:tcPr>
+            <w:tcW w:type="dxa" w:w="1702"/>
+            <w:shd w:val="clear" w:fill="F2F2F2"/>
+          </w:tcPr>
+          <w:p>
+            <w:pPr>
+              <w:spacing w:after="0" w:before="0" w:line="240" w:lineRule="auto"/>
+            </w:pPr>
+            <w:r/>
+            <w:r>
+              <w:rPr>
+                <w:rFonts w:ascii="Times New Roman" w:hAnsi="Times New Roman" w:eastAsia="黑体"/>
+                <w:b/>
+                <w:sz w:val="16"/>
+              </w:rPr>
+              <w:t>失败的解释</w:t>
+            </w:r>
+          </w:p>
+        </w:tc>
+      </w:tr>
+      <w:tr>
+        <w:tc>
+          <w:tcPr>
+            <w:tcW w:type="dxa" w:w="639"/>
+          </w:tcPr>
+          <w:p>
+            <w:pPr>
+              <w:spacing w:after="0" w:before="0" w:line="240" w:lineRule="auto"/>
+            </w:pPr>
+            <w:r/>
+            <w:r>
+              <w:rPr>
+                <w:rFonts w:ascii="Times New Roman" w:hAnsi="Times New Roman" w:eastAsia="宋体"/>
+                <w:b w:val="0"/>
+                <w:sz w:val="15"/>
+              </w:rPr>
+              <w:t>C1</w:t>
+            </w:r>
+          </w:p>
+        </w:tc>
+        <w:tc>
+          <w:tcPr>
+            <w:tcW w:type="dxa" w:w="1400"/>
+          </w:tcPr>
+          <w:p>
+            <w:pPr>
+              <w:spacing w:after="0" w:before="0" w:line="240" w:lineRule="auto"/>
+            </w:pPr>
+            <w:r/>
+            <w:r>
+              <w:rPr>
+                <w:rFonts w:ascii="Times New Roman" w:hAnsi="Times New Roman" w:eastAsia="宋体"/>
+                <w:b w:val="0"/>
+                <w:sz w:val="15"/>
+              </w:rPr>
+              <w:t>abs(E − 1) ≤ ε 于 N = 1，ε = 1%</w:t>
+            </w:r>
+          </w:p>
+        </w:tc>
+        <w:tc>
+          <w:tcPr>
+            <w:tcW w:type="dxa" w:w="1134"/>
+          </w:tcPr>
+          <w:p>
+            <w:pPr>
+              <w:spacing w:after="0" w:before="0" w:line="240" w:lineRule="auto"/>
+            </w:pPr>
+            <w:r/>
+            <w:r>
+              <w:rPr>
+                <w:rFonts w:ascii="Times New Roman" w:hAnsi="Times New Roman" w:eastAsia="宋体"/>
+                <w:b w:val="0"/>
+                <w:sz w:val="15"/>
+              </w:rPr>
+              <w:t>首词元 B_act 与 B_distinct(1)</w:t>
+            </w:r>
+          </w:p>
+        </w:tc>
+        <w:tc>
+          <w:tcPr>
+            <w:tcW w:type="dxa" w:w="1702"/>
+          </w:tcPr>
+          <w:p>
+            <w:pPr>
+              <w:spacing w:after="0" w:before="0" w:line="240" w:lineRule="auto"/>
+            </w:pPr>
+            <w:r/>
+            <w:r>
+              <w:rPr>
+                <w:rFonts w:ascii="Times New Roman" w:hAnsi="Times New Roman" w:eastAsia="宋体"/>
+                <w:b w:val="0"/>
+                <w:sz w:val="15"/>
+              </w:rPr>
+              <w:t>边界访问被预取的部分读服务，或 distinct 预算拟合残差；本案 E(1) = 0.9927，偏差 0.73%，容差内</w:t>
+            </w:r>
+          </w:p>
+        </w:tc>
+      </w:tr>
+      <w:tr>
+        <w:tc>
+          <w:tcPr>
+            <w:tcW w:type="dxa" w:w="639"/>
+          </w:tcPr>
+          <w:p>
+            <w:pPr>
+              <w:spacing w:after="0" w:before="0" w:line="240" w:lineRule="auto"/>
+            </w:pPr>
+            <w:r/>
+            <w:r>
+              <w:rPr>
+                <w:rFonts w:ascii="Times New Roman" w:hAnsi="Times New Roman" w:eastAsia="宋体"/>
+                <w:b w:val="0"/>
+                <w:sz w:val="15"/>
+              </w:rPr>
+              <w:t>C2</w:t>
+            </w:r>
+          </w:p>
+        </w:tc>
+        <w:tc>
+          <w:tcPr>
+            <w:tcW w:type="dxa" w:w="1400"/>
+          </w:tcPr>
+          <w:p>
+            <w:pPr>
+              <w:spacing w:after="0" w:before="0" w:line="240" w:lineRule="auto"/>
+            </w:pPr>
+            <w:r/>
+            <w:r>
+              <w:rPr>
+                <w:rFonts w:ascii="Times New Roman" w:hAnsi="Times New Roman" w:eastAsia="宋体"/>
+                <w:b w:val="0"/>
+                <w:sz w:val="15"/>
+              </w:rPr>
+              <w:t>X_byte ≡ (B_full − B_act)/B_full 与引擎自报字节命中率字段逐点相等</w:t>
+            </w:r>
+          </w:p>
+        </w:tc>
+        <w:tc>
+          <w:tcPr>
+            <w:tcW w:type="dxa" w:w="1134"/>
+          </w:tcPr>
+          <w:p>
+            <w:pPr>
+              <w:spacing w:after="0" w:before="0" w:line="240" w:lineRule="auto"/>
+            </w:pPr>
+            <w:r/>
+            <w:r>
+              <w:rPr>
+                <w:rFonts w:ascii="Times New Roman" w:hAnsi="Times New Roman" w:eastAsia="宋体"/>
+                <w:b w:val="0"/>
+                <w:sz w:val="15"/>
+              </w:rPr>
+              <w:t>两个独立来源同屏打印</w:t>
+            </w:r>
+          </w:p>
+        </w:tc>
+        <w:tc>
+          <w:tcPr>
+            <w:tcW w:type="dxa" w:w="1702"/>
+          </w:tcPr>
+          <w:p>
+            <w:pPr>
+              <w:spacing w:after="0" w:before="0" w:line="240" w:lineRule="auto"/>
+            </w:pPr>
+            <w:r/>
+            <w:r>
+              <w:rPr>
+                <w:rFonts w:ascii="Times New Roman" w:hAnsi="Times New Roman" w:eastAsia="宋体"/>
+                <w:b w:val="0"/>
+                <w:sz w:val="15"/>
+              </w:rPr>
+              <w:t>其中一个字段的分母不是全量载入，或混入了非源层字节；通过则同时判定该字段为字节命中率口径</w:t>
+            </w:r>
+          </w:p>
+        </w:tc>
+      </w:tr>
+      <w:tr>
+        <w:tc>
+          <w:tcPr>
+            <w:tcW w:type="dxa" w:w="639"/>
+          </w:tcPr>
+          <w:p>
+            <w:pPr>
+              <w:spacing w:after="0" w:before="0" w:line="240" w:lineRule="auto"/>
+            </w:pPr>
+            <w:r/>
+            <w:r>
+              <w:rPr>
+                <w:rFonts w:ascii="Times New Roman" w:hAnsi="Times New Roman" w:eastAsia="宋体"/>
+                <w:b w:val="0"/>
+                <w:sz w:val="15"/>
+              </w:rPr>
+              <w:t>C3</w:t>
+            </w:r>
+          </w:p>
+        </w:tc>
+        <w:tc>
+          <w:tcPr>
+            <w:tcW w:type="dxa" w:w="1400"/>
+          </w:tcPr>
+          <w:p>
+            <w:pPr>
+              <w:spacing w:after="0" w:before="0" w:line="240" w:lineRule="auto"/>
+            </w:pPr>
+            <w:r/>
+            <w:r>
+              <w:rPr>
+                <w:rFonts w:ascii="Times New Roman" w:hAnsi="Times New Roman" w:eastAsia="宋体"/>
+                <w:b w:val="0"/>
+                <w:sz w:val="15"/>
+              </w:rPr>
+              <w:t>E ≥ 1（整段会话）</w:t>
+            </w:r>
+          </w:p>
+        </w:tc>
+        <w:tc>
+          <w:tcPr>
+            <w:tcW w:type="dxa" w:w="1134"/>
+          </w:tcPr>
+          <w:p>
+            <w:pPr>
+              <w:spacing w:after="0" w:before="0" w:line="240" w:lineRule="auto"/>
+            </w:pPr>
+            <w:r/>
+            <w:r>
+              <w:rPr>
+                <w:rFonts w:ascii="Times New Roman" w:hAnsi="Times New Roman" w:eastAsia="宋体"/>
+                <w:b w:val="0"/>
+                <w:sz w:val="15"/>
+              </w:rPr>
+              <w:t>会话累计 B_act 与同主机同会话的 B_distinct(N)</w:t>
+            </w:r>
+          </w:p>
+        </w:tc>
+        <w:tc>
+          <w:tcPr>
+            <w:tcW w:type="dxa" w:w="1702"/>
+          </w:tcPr>
+          <w:p>
+            <w:pPr>
+              <w:spacing w:after="0" w:before="0" w:line="240" w:lineRule="auto"/>
+            </w:pPr>
+            <w:r/>
+            <w:r>
+              <w:rPr>
+                <w:rFonts w:ascii="Times New Roman" w:hAnsi="Times New Roman" w:eastAsia="宋体"/>
+                <w:b w:val="0"/>
+                <w:sz w:val="15"/>
+              </w:rPr>
+              <w:t>预算与实测取自不同主机或不同会话；或驻留粒度为子槽位</w:t>
+            </w:r>
+          </w:p>
+        </w:tc>
+      </w:tr>
+      <w:tr>
+        <w:tc>
+          <w:tcPr>
+            <w:tcW w:type="dxa" w:w="639"/>
+          </w:tcPr>
+          <w:p>
+            <w:pPr>
+              <w:spacing w:after="0" w:before="0" w:line="240" w:lineRule="auto"/>
+            </w:pPr>
+            <w:r/>
+            <w:r>
+              <w:rPr>
+                <w:rFonts w:ascii="Times New Roman" w:hAnsi="Times New Roman" w:eastAsia="宋体"/>
+                <w:b w:val="0"/>
+                <w:sz w:val="15"/>
+              </w:rPr>
+              <w:t>C4</w:t>
+            </w:r>
+          </w:p>
+        </w:tc>
+        <w:tc>
+          <w:tcPr>
+            <w:tcW w:type="dxa" w:w="1400"/>
+          </w:tcPr>
+          <w:p>
+            <w:pPr>
+              <w:spacing w:after="0" w:before="0" w:line="240" w:lineRule="auto"/>
+            </w:pPr>
+            <w:r/>
+            <w:r>
+              <w:rPr>
+                <w:rFonts w:ascii="Times New Roman" w:hAnsi="Times New Roman" w:eastAsia="宋体"/>
+                <w:b w:val="0"/>
+                <w:sz w:val="15"/>
+              </w:rPr>
+              <w:t>访问计数口径与字节计数口径的付费命中占比之差在噪声内</w:t>
+            </w:r>
+          </w:p>
+        </w:tc>
+        <w:tc>
+          <w:tcPr>
+            <w:tcW w:type="dxa" w:w="1134"/>
+          </w:tcPr>
+          <w:p>
+            <w:pPr>
+              <w:spacing w:after="0" w:before="0" w:line="240" w:lineRule="auto"/>
+            </w:pPr>
+            <w:r/>
+            <w:r>
+              <w:rPr>
+                <w:rFonts w:ascii="Times New Roman" w:hAnsi="Times New Roman" w:eastAsia="宋体"/>
+                <w:b w:val="0"/>
+                <w:sz w:val="15"/>
+              </w:rPr>
+              <w:t>H_key、h_paid 与逐访问字节</w:t>
+            </w:r>
+          </w:p>
+        </w:tc>
+        <w:tc>
+          <w:tcPr>
+            <w:tcW w:type="dxa" w:w="1702"/>
+          </w:tcPr>
+          <w:p>
+            <w:pPr>
+              <w:spacing w:after="0" w:before="0" w:line="240" w:lineRule="auto"/>
+            </w:pPr>
+            <w:r/>
+            <w:r>
+              <w:rPr>
+                <w:rFonts w:ascii="Times New Roman" w:hAnsi="Times New Roman" w:eastAsia="宋体"/>
+                <w:b w:val="0"/>
+                <w:sz w:val="15"/>
+              </w:rPr>
+              <w:t>槽位长度不齐，等长假设失效</w:t>
+            </w:r>
+          </w:p>
+        </w:tc>
+      </w:tr>
+    </w:tbl>
+    <w:p>
+      <w:pPr>
+        <w:spacing w:after="40" w:line="276" w:lineRule="auto"/>
+        <w:ind w:firstLine="360"/>
+      </w:pPr>
+      <w:r>
+        <w:rPr>
+          <w:rFonts w:ascii="Times New Roman" w:hAnsi="Times New Roman" w:eastAsia="宋体"/>
+          <w:b w:val="0"/>
+          <w:sz w:val="18"/>
+        </w:rPr>
+        <w:t>C2 是本稿在本案中新核验出的一条恒等式：由 gb_read 独立算得的 X_byte 与引擎自报的免读字段在 24 个配置点上一致，最大偏差 0.021 个百分点（§4.3）。这既证明该字段确为字节口径而非键口径，也说明 X_byte 可由台账中任一量独立复算——</w:t>
+      </w:r>
+      <w:r>
+        <w:rPr>
+          <w:rFonts w:ascii="Times New Roman" w:hAnsi="Times New Roman" w:eastAsia="宋体"/>
+          <w:b/>
+          <w:sz w:val="18"/>
+        </w:rPr>
+        <w:t>同屏打印是发现机制，不是修辞</w:t>
+      </w:r>
+      <w:r>
+        <w:rPr>
+          <w:rFonts w:ascii="Times New Roman" w:hAnsi="Times New Roman" w:eastAsia="宋体"/>
+          <w:b w:val="0"/>
+          <w:sz w:val="18"/>
+        </w:rPr>
+        <w:t>。C2 还兼作字段归属判据：凡满足该恒等式的字段必为字节命中率口径。本文据此判定表 4 台账的唯一命中字段为字节命中率口径而非键平面，并撤回上一稿基于该列标为键平面所得的结论（§4.4）；若不做此步归属判定，一次字段误标就会凭空造出一个"第三平面"。</w:t>
       </w:r>
     </w:p>
     <w:p>
@@ -2814,7 +3273,7 @@
           <w:b w:val="0"/>
           <w:sz w:val="18"/>
         </w:rPr>
-        <w:t>——若同框相除会得到 −4.85% 的"负免除率"，那是口径混用而非物理现象。</w:t>
+        <w:t>——若同框相除会得到 −4.85% 的"负字节命中率"，那是口径混用而非物理现象。</w:t>
       </w:r>
     </w:p>
     <w:p>
@@ -2919,7 +3378,7 @@
           <w:b w:val="0"/>
           <w:sz w:val="18"/>
         </w:rPr>
-        <w:t>（主机 A）：主机总内存自 8 GB 增至 224 GB（28 倍），每档记录引擎自报的专家命中率（naive 口径）、免读口径、源层读数与每词元墙钟。</w:t>
+        <w:t>（主机 A）：主机总内存自 8 GB 增至 224 GB（28 倍），每档记录引擎自报的专家命中率（naive 口径）、字节命中率口径、源层读数与每词元墙钟。</w:t>
       </w:r>
     </w:p>
     <w:p>
@@ -2947,7 +3406,7 @@
           <w:b w:val="0"/>
           <w:sz w:val="15"/>
         </w:rPr>
-        <w:t>Table 3　Memory-ladder ledger (host A, N = 8, B_full = 25.83 GB/token)</w:t>
+        <w:t>Table 3　Memory-sweep ledger (host A, N = 8, B_full = 25.83 GB/token)</w:t>
       </w:r>
     </w:p>
     <w:tbl>
@@ -5063,7 +5522,7 @@
           <w:b w:val="0"/>
           <w:sz w:val="18"/>
         </w:rPr>
-        <w:t xml:space="preserve"> 台账另记 trunk 流命中率自 16 GB 档起即为 2.8%，64 GB 档 25.4%，224 GB 档 84.7%；而 8—64 GB 七档的专家源层读数恒为 25.83 GB。若验收只看聚合命中率或非主导流命中率，会得出"复用已生效"的结论，而占端到端 79.6% 的专家流字节毫无变化。</w:t>
+        <w:t xml:space="preserve"> 台账另记 dense 流命中率自 16 GB 档起即为 2.8%，64 GB 档 25.4%，224 GB 档 84.7%；而 8—64 GB 七档的专家源层读数恒为 25.83 GB。若验收只看聚合命中率或非主导流命中率，会得出"复用已生效"的结论，而占端到端 79.6% 的专家流字节毫无变化。</w:t>
       </w:r>
       <w:r>
         <w:rPr>
@@ -5161,7 +5620,7 @@
           <w:b w:val="0"/>
           <w:sz w:val="15"/>
         </w:rPr>
-        <w:t>Fig.1　Separation of the key plane and the byte plane along the memory ladder (same data as Table 3)</w:t>
+        <w:t>Fig.1　Separation of the request plane and the byte plane along the memory sweep (same data as Table 3)</w:t>
       </w:r>
     </w:p>
     <w:p>
@@ -5226,7 +5685,7 @@
           <w:b w:val="0"/>
           <w:sz w:val="18"/>
         </w:rPr>
-        <w:t>X_byte 由 B_act 与 B_full 算得，引擎另有一个免读口径字段。二者来源不同：前者来自字节计数器的差值，后者来自引擎内部的驻留判定。若二者逐点相等，则台账中至少有一条量可被独立复算，检验 C2 通过。</w:t>
+        <w:t>X_byte 由 B_act 与 B_full 算得，引擎另有一个自报字节命中率字段。二者来源不同：前者来自字节计数器的差值，后者来自引擎内部的驻留判定。若二者逐点相等，则台账中至少有一条量可被独立复算，检验 C2 通过。</w:t>
       </w:r>
     </w:p>
     <w:p>
@@ -5253,7 +5712,7 @@
           <w:rFonts w:ascii="Consolas" w:hAnsi="Consolas"/>
           <w:sz w:val="14"/>
         </w:rPr>
-        <w:t>max |引擎免读口径 − (B_full − B_act)/B_full| = 0.021 百分点</w:t>
+        <w:t>max |引擎字节命中率口径 − (B_full − B_act)/B_full| = 0.021 百分点</w:t>
       </w:r>
     </w:p>
     <w:p>
@@ -5337,7 +5796,7 @@
           <w:b w:val="0"/>
           <w:sz w:val="15"/>
         </w:rPr>
-        <w:t>图 2　恒等式核验：引擎免读口径 vs 由字节台账独立算得的 X_byte（24 点）</w:t>
+        <w:t>图 2　恒等式核验：引擎字节命中率口径 vs 由字节台账独立算得的 X_byte（24 点）</w:t>
       </w:r>
     </w:p>
     <w:p>
@@ -5351,7 +5810,7 @@
           <w:b w:val="0"/>
           <w:sz w:val="15"/>
         </w:rPr>
-        <w:t>Fig.2　Identity check: engine exemption field vs X_byte recomputed from the byte ledger (24 points)</w:t>
+        <w:t>Fig.2　Verification of the identity: engine reported byte hit ratio vs X_byte recomputed from the byte accounting (24 points)</w:t>
       </w:r>
     </w:p>
     <w:p>
@@ -5365,7 +5824,7 @@
           <w:b w:val="0"/>
           <w:sz w:val="18"/>
         </w:rPr>
-        <w:t>这条恒等式有三处用途。其一，它把免读口径字段从不可验证的自报量变成可复算量，任何后续台账只要 gb_read 与 B_full 在，就能重算并比对。其二，它给出一个反例判据：</w:t>
+        <w:t>这条恒等式有三处用途。其一，它把自报字节命中率字段从不可验证的自报量变成可复算量，任何后续台账只要 gb_read 与 B_full 在，就能重算并比对。其二，它给出一个反例判据：</w:t>
       </w:r>
       <w:r>
         <w:rPr>
@@ -5381,7 +5840,7 @@
           <w:b w:val="0"/>
           <w:sz w:val="18"/>
         </w:rPr>
-        <w:t>，不得与免除率混列。本案 H_key 与该恒等式在 8—64 GB 七档上偏离 100 百分点，即为该判据的一次触发。其三，也是本文修订时实际用到的一条：</w:t>
+        <w:t>，不得与字节命中率混列。本案 H_key 与该恒等式在 8—64 GB 七档上偏离 100 百分点，即为该判据的一次触发。其三，也是本文修订时实际用到的一条：</w:t>
       </w:r>
       <w:r>
         <w:rPr>
@@ -5389,7 +5848,7 @@
           <w:b/>
           <w:sz w:val="18"/>
         </w:rPr>
-        <w:t>凡通过该恒等式的字段必为免读口径</w:t>
+        <w:t>凡通过该恒等式的字段必为字节命中率口径</w:t>
       </w:r>
       <w:r>
         <w:rPr>
@@ -5440,7 +5899,7 @@
           <w:b w:val="0"/>
           <w:sz w:val="18"/>
         </w:rPr>
-        <w:t>固定主机 A 的内存 128 GB，改变"驻留固定层（trunk）"与"专家缓存（cache）"之间的配额划分，得表 4 下半部；同一总内存 32 GB 的对照扫描列于表 4 上半部。</w:t>
+        <w:t>固定主机 A 的内存 128 GB，改变"驻留固定层（dense）"与"专家缓存（cache）"之间的配额划分，得表 4 下半部；同一总内存 32 GB 的对照扫描列于表 4 上半部。</w:t>
       </w:r>
     </w:p>
     <w:p>
@@ -5487,18 +5946,18 @@
         <w:tblLayout w:type="fixed"/>
       </w:tblPr>
       <w:tblGrid>
-        <w:gridCol w:w="704"/>
-        <w:gridCol w:w="672"/>
-        <w:gridCol w:w="672"/>
-        <w:gridCol w:w="693"/>
-        <w:gridCol w:w="672"/>
-        <w:gridCol w:w="810"/>
-        <w:gridCol w:w="651"/>
+        <w:gridCol w:w="695"/>
+        <w:gridCol w:w="666"/>
+        <w:gridCol w:w="666"/>
+        <w:gridCol w:w="744"/>
+        <w:gridCol w:w="666"/>
+        <w:gridCol w:w="794"/>
+        <w:gridCol w:w="646"/>
       </w:tblGrid>
       <w:tr>
         <w:tc>
           <w:tcPr>
-            <w:tcW w:type="dxa" w:w="704"/>
+            <w:tcW w:type="dxa" w:w="695"/>
             <w:shd w:val="clear" w:fill="F2F2F2"/>
           </w:tcPr>
           <w:p>
@@ -5518,7 +5977,7 @@
         </w:tc>
         <w:tc>
           <w:tcPr>
-            <w:tcW w:type="dxa" w:w="672"/>
+            <w:tcW w:type="dxa" w:w="666"/>
             <w:shd w:val="clear" w:fill="F2F2F2"/>
           </w:tcPr>
           <w:p>
@@ -5532,13 +5991,13 @@
                 <w:b/>
                 <w:sz w:val="16"/>
               </w:rPr>
-              <w:t>trunk/GB</w:t>
-            </w:r>
-          </w:p>
-        </w:tc>
-        <w:tc>
-          <w:tcPr>
-            <w:tcW w:type="dxa" w:w="672"/>
+              <w:t>dense/GB</w:t>
+            </w:r>
+          </w:p>
+        </w:tc>
+        <w:tc>
+          <w:tcPr>
+            <w:tcW w:type="dxa" w:w="666"/>
             <w:shd w:val="clear" w:fill="F2F2F2"/>
           </w:tcPr>
           <w:p>
@@ -5558,7 +6017,7 @@
         </w:tc>
         <w:tc>
           <w:tcPr>
-            <w:tcW w:type="dxa" w:w="693"/>
+            <w:tcW w:type="dxa" w:w="744"/>
             <w:shd w:val="clear" w:fill="F2F2F2"/>
           </w:tcPr>
           <w:p>
@@ -5572,13 +6031,13 @@
                 <w:b/>
                 <w:sz w:val="16"/>
               </w:rPr>
-              <w:t>免读口径/%</w:t>
-            </w:r>
-          </w:p>
-        </w:tc>
-        <w:tc>
-          <w:tcPr>
-            <w:tcW w:type="dxa" w:w="672"/>
+              <w:t>字节命中率口径/%</w:t>
+            </w:r>
+          </w:p>
+        </w:tc>
+        <w:tc>
+          <w:tcPr>
+            <w:tcW w:type="dxa" w:w="666"/>
             <w:shd w:val="clear" w:fill="F2F2F2"/>
           </w:tcPr>
           <w:p>
@@ -5598,7 +6057,7 @@
         </w:tc>
         <w:tc>
           <w:tcPr>
-            <w:tcW w:type="dxa" w:w="810"/>
+            <w:tcW w:type="dxa" w:w="794"/>
             <w:shd w:val="clear" w:fill="F2F2F2"/>
           </w:tcPr>
           <w:p>
@@ -5618,7 +6077,7 @@
         </w:tc>
         <w:tc>
           <w:tcPr>
-            <w:tcW w:type="dxa" w:w="651"/>
+            <w:tcW w:type="dxa" w:w="646"/>
             <w:shd w:val="clear" w:fill="F2F2F2"/>
           </w:tcPr>
           <w:p>
@@ -5640,7 +6099,7 @@
       <w:tr>
         <w:tc>
           <w:tcPr>
-            <w:tcW w:type="dxa" w:w="704"/>
+            <w:tcW w:type="dxa" w:w="695"/>
           </w:tcPr>
           <w:p>
             <w:pPr>
@@ -5659,7 +6118,7 @@
         </w:tc>
         <w:tc>
           <w:tcPr>
-            <w:tcW w:type="dxa" w:w="672"/>
+            <w:tcW w:type="dxa" w:w="666"/>
           </w:tcPr>
           <w:p>
             <w:pPr>
@@ -5678,7 +6137,7 @@
         </w:tc>
         <w:tc>
           <w:tcPr>
-            <w:tcW w:type="dxa" w:w="672"/>
+            <w:tcW w:type="dxa" w:w="666"/>
           </w:tcPr>
           <w:p>
             <w:pPr>
@@ -5697,7 +6156,7 @@
         </w:tc>
         <w:tc>
           <w:tcPr>
-            <w:tcW w:type="dxa" w:w="693"/>
+            <w:tcW w:type="dxa" w:w="744"/>
           </w:tcPr>
           <w:p>
             <w:pPr>
@@ -5716,7 +6175,7 @@
         </w:tc>
         <w:tc>
           <w:tcPr>
-            <w:tcW w:type="dxa" w:w="672"/>
+            <w:tcW w:type="dxa" w:w="666"/>
           </w:tcPr>
           <w:p>
             <w:pPr>
@@ -5735,7 +6194,7 @@
         </w:tc>
         <w:tc>
           <w:tcPr>
-            <w:tcW w:type="dxa" w:w="810"/>
+            <w:tcW w:type="dxa" w:w="794"/>
           </w:tcPr>
           <w:p>
             <w:pPr>
@@ -5754,7 +6213,7 @@
         </w:tc>
         <w:tc>
           <w:tcPr>
-            <w:tcW w:type="dxa" w:w="651"/>
+            <w:tcW w:type="dxa" w:w="646"/>
           </w:tcPr>
           <w:p>
             <w:pPr>
@@ -5775,7 +6234,7 @@
       <w:tr>
         <w:tc>
           <w:tcPr>
-            <w:tcW w:type="dxa" w:w="704"/>
+            <w:tcW w:type="dxa" w:w="695"/>
           </w:tcPr>
           <w:p>
             <w:pPr>
@@ -5794,7 +6253,7 @@
         </w:tc>
         <w:tc>
           <w:tcPr>
-            <w:tcW w:type="dxa" w:w="672"/>
+            <w:tcW w:type="dxa" w:w="666"/>
           </w:tcPr>
           <w:p>
             <w:pPr>
@@ -5813,7 +6272,7 @@
         </w:tc>
         <w:tc>
           <w:tcPr>
-            <w:tcW w:type="dxa" w:w="672"/>
+            <w:tcW w:type="dxa" w:w="666"/>
           </w:tcPr>
           <w:p>
             <w:pPr>
@@ -5832,7 +6291,7 @@
         </w:tc>
         <w:tc>
           <w:tcPr>
-            <w:tcW w:type="dxa" w:w="693"/>
+            <w:tcW w:type="dxa" w:w="744"/>
           </w:tcPr>
           <w:p>
             <w:pPr>
@@ -5851,7 +6310,7 @@
         </w:tc>
         <w:tc>
           <w:tcPr>
-            <w:tcW w:type="dxa" w:w="672"/>
+            <w:tcW w:type="dxa" w:w="666"/>
           </w:tcPr>
           <w:p>
             <w:pPr>
@@ -5870,7 +6329,7 @@
         </w:tc>
         <w:tc>
           <w:tcPr>
-            <w:tcW w:type="dxa" w:w="810"/>
+            <w:tcW w:type="dxa" w:w="794"/>
           </w:tcPr>
           <w:p>
             <w:pPr>
@@ -5889,7 +6348,7 @@
         </w:tc>
         <w:tc>
           <w:tcPr>
-            <w:tcW w:type="dxa" w:w="651"/>
+            <w:tcW w:type="dxa" w:w="646"/>
           </w:tcPr>
           <w:p>
             <w:pPr>
@@ -5910,7 +6369,7 @@
       <w:tr>
         <w:tc>
           <w:tcPr>
-            <w:tcW w:type="dxa" w:w="704"/>
+            <w:tcW w:type="dxa" w:w="695"/>
           </w:tcPr>
           <w:p>
             <w:pPr>
@@ -5929,7 +6388,7 @@
         </w:tc>
         <w:tc>
           <w:tcPr>
-            <w:tcW w:type="dxa" w:w="672"/>
+            <w:tcW w:type="dxa" w:w="666"/>
           </w:tcPr>
           <w:p>
             <w:pPr>
@@ -5948,7 +6407,7 @@
         </w:tc>
         <w:tc>
           <w:tcPr>
-            <w:tcW w:type="dxa" w:w="672"/>
+            <w:tcW w:type="dxa" w:w="666"/>
           </w:tcPr>
           <w:p>
             <w:pPr>
@@ -5967,7 +6426,7 @@
         </w:tc>
         <w:tc>
           <w:tcPr>
-            <w:tcW w:type="dxa" w:w="693"/>
+            <w:tcW w:type="dxa" w:w="744"/>
           </w:tcPr>
           <w:p>
             <w:pPr>
@@ -5986,7 +6445,7 @@
         </w:tc>
         <w:tc>
           <w:tcPr>
-            <w:tcW w:type="dxa" w:w="672"/>
+            <w:tcW w:type="dxa" w:w="666"/>
           </w:tcPr>
           <w:p>
             <w:pPr>
@@ -6005,7 +6464,7 @@
         </w:tc>
         <w:tc>
           <w:tcPr>
-            <w:tcW w:type="dxa" w:w="810"/>
+            <w:tcW w:type="dxa" w:w="794"/>
           </w:tcPr>
           <w:p>
             <w:pPr>
@@ -6024,7 +6483,7 @@
         </w:tc>
         <w:tc>
           <w:tcPr>
-            <w:tcW w:type="dxa" w:w="651"/>
+            <w:tcW w:type="dxa" w:w="646"/>
           </w:tcPr>
           <w:p>
             <w:pPr>
@@ -6045,7 +6504,7 @@
       <w:tr>
         <w:tc>
           <w:tcPr>
-            <w:tcW w:type="dxa" w:w="704"/>
+            <w:tcW w:type="dxa" w:w="695"/>
           </w:tcPr>
           <w:p>
             <w:pPr>
@@ -6064,7 +6523,7 @@
         </w:tc>
         <w:tc>
           <w:tcPr>
-            <w:tcW w:type="dxa" w:w="672"/>
+            <w:tcW w:type="dxa" w:w="666"/>
           </w:tcPr>
           <w:p>
             <w:pPr>
@@ -6083,7 +6542,7 @@
         </w:tc>
         <w:tc>
           <w:tcPr>
-            <w:tcW w:type="dxa" w:w="672"/>
+            <w:tcW w:type="dxa" w:w="666"/>
           </w:tcPr>
           <w:p>
             <w:pPr>
@@ -6102,7 +6561,7 @@
         </w:tc>
         <w:tc>
           <w:tcPr>
-            <w:tcW w:type="dxa" w:w="693"/>
+            <w:tcW w:type="dxa" w:w="744"/>
           </w:tcPr>
           <w:p>
             <w:pPr>
@@ -6121,7 +6580,7 @@
         </w:tc>
         <w:tc>
           <w:tcPr>
-            <w:tcW w:type="dxa" w:w="672"/>
+            <w:tcW w:type="dxa" w:w="666"/>
           </w:tcPr>
           <w:p>
             <w:pPr>
@@ -6140,7 +6599,7 @@
         </w:tc>
         <w:tc>
           <w:tcPr>
-            <w:tcW w:type="dxa" w:w="810"/>
+            <w:tcW w:type="dxa" w:w="794"/>
           </w:tcPr>
           <w:p>
             <w:pPr>
@@ -6159,7 +6618,7 @@
         </w:tc>
         <w:tc>
           <w:tcPr>
-            <w:tcW w:type="dxa" w:w="651"/>
+            <w:tcW w:type="dxa" w:w="646"/>
           </w:tcPr>
           <w:p>
             <w:pPr>
@@ -6180,7 +6639,7 @@
       <w:tr>
         <w:tc>
           <w:tcPr>
-            <w:tcW w:type="dxa" w:w="704"/>
+            <w:tcW w:type="dxa" w:w="695"/>
           </w:tcPr>
           <w:p>
             <w:pPr>
@@ -6199,7 +6658,7 @@
         </w:tc>
         <w:tc>
           <w:tcPr>
-            <w:tcW w:type="dxa" w:w="672"/>
+            <w:tcW w:type="dxa" w:w="666"/>
           </w:tcPr>
           <w:p>
             <w:pPr>
@@ -6218,7 +6677,7 @@
         </w:tc>
         <w:tc>
           <w:tcPr>
-            <w:tcW w:type="dxa" w:w="672"/>
+            <w:tcW w:type="dxa" w:w="666"/>
           </w:tcPr>
           <w:p>
             <w:pPr>
@@ -6237,7 +6696,7 @@
         </w:tc>
         <w:tc>
           <w:tcPr>
-            <w:tcW w:type="dxa" w:w="693"/>
+            <w:tcW w:type="dxa" w:w="744"/>
           </w:tcPr>
           <w:p>
             <w:pPr>
@@ -6256,7 +6715,7 @@
         </w:tc>
         <w:tc>
           <w:tcPr>
-            <w:tcW w:type="dxa" w:w="672"/>
+            <w:tcW w:type="dxa" w:w="666"/>
           </w:tcPr>
           <w:p>
             <w:pPr>
@@ -6275,7 +6734,7 @@
         </w:tc>
         <w:tc>
           <w:tcPr>
-            <w:tcW w:type="dxa" w:w="810"/>
+            <w:tcW w:type="dxa" w:w="794"/>
           </w:tcPr>
           <w:p>
             <w:pPr>
@@ -6294,7 +6753,7 @@
         </w:tc>
         <w:tc>
           <w:tcPr>
-            <w:tcW w:type="dxa" w:w="651"/>
+            <w:tcW w:type="dxa" w:w="646"/>
           </w:tcPr>
           <w:p>
             <w:pPr>
@@ -6315,7 +6774,7 @@
       <w:tr>
         <w:tc>
           <w:tcPr>
-            <w:tcW w:type="dxa" w:w="704"/>
+            <w:tcW w:type="dxa" w:w="695"/>
           </w:tcPr>
           <w:p>
             <w:pPr>
@@ -6334,7 +6793,7 @@
         </w:tc>
         <w:tc>
           <w:tcPr>
-            <w:tcW w:type="dxa" w:w="672"/>
+            <w:tcW w:type="dxa" w:w="666"/>
           </w:tcPr>
           <w:p>
             <w:pPr>
@@ -6353,7 +6812,7 @@
         </w:tc>
         <w:tc>
           <w:tcPr>
-            <w:tcW w:type="dxa" w:w="672"/>
+            <w:tcW w:type="dxa" w:w="666"/>
           </w:tcPr>
           <w:p>
             <w:pPr>
@@ -6372,7 +6831,7 @@
         </w:tc>
         <w:tc>
           <w:tcPr>
-            <w:tcW w:type="dxa" w:w="693"/>
+            <w:tcW w:type="dxa" w:w="744"/>
           </w:tcPr>
           <w:p>
             <w:pPr>
@@ -6391,7 +6850,7 @@
         </w:tc>
         <w:tc>
           <w:tcPr>
-            <w:tcW w:type="dxa" w:w="672"/>
+            <w:tcW w:type="dxa" w:w="666"/>
           </w:tcPr>
           <w:p>
             <w:pPr>
@@ -6410,7 +6869,7 @@
         </w:tc>
         <w:tc>
           <w:tcPr>
-            <w:tcW w:type="dxa" w:w="810"/>
+            <w:tcW w:type="dxa" w:w="794"/>
           </w:tcPr>
           <w:p>
             <w:pPr>
@@ -6429,7 +6888,7 @@
         </w:tc>
         <w:tc>
           <w:tcPr>
-            <w:tcW w:type="dxa" w:w="651"/>
+            <w:tcW w:type="dxa" w:w="646"/>
           </w:tcPr>
           <w:p>
             <w:pPr>
@@ -6450,7 +6909,7 @@
       <w:tr>
         <w:tc>
           <w:tcPr>
-            <w:tcW w:type="dxa" w:w="704"/>
+            <w:tcW w:type="dxa" w:w="695"/>
           </w:tcPr>
           <w:p>
             <w:pPr>
@@ -6469,7 +6928,7 @@
         </w:tc>
         <w:tc>
           <w:tcPr>
-            <w:tcW w:type="dxa" w:w="672"/>
+            <w:tcW w:type="dxa" w:w="666"/>
           </w:tcPr>
           <w:p>
             <w:pPr>
@@ -6488,7 +6947,7 @@
         </w:tc>
         <w:tc>
           <w:tcPr>
-            <w:tcW w:type="dxa" w:w="672"/>
+            <w:tcW w:type="dxa" w:w="666"/>
           </w:tcPr>
           <w:p>
             <w:pPr>
@@ -6507,7 +6966,7 @@
         </w:tc>
         <w:tc>
           <w:tcPr>
-            <w:tcW w:type="dxa" w:w="693"/>
+            <w:tcW w:type="dxa" w:w="744"/>
           </w:tcPr>
           <w:p>
             <w:pPr>
@@ -6526,7 +6985,7 @@
         </w:tc>
         <w:tc>
           <w:tcPr>
-            <w:tcW w:type="dxa" w:w="672"/>
+            <w:tcW w:type="dxa" w:w="666"/>
           </w:tcPr>
           <w:p>
             <w:pPr>
@@ -6545,7 +7004,7 @@
         </w:tc>
         <w:tc>
           <w:tcPr>
-            <w:tcW w:type="dxa" w:w="810"/>
+            <w:tcW w:type="dxa" w:w="794"/>
           </w:tcPr>
           <w:p>
             <w:pPr>
@@ -6564,7 +7023,7 @@
         </w:tc>
         <w:tc>
           <w:tcPr>
-            <w:tcW w:type="dxa" w:w="651"/>
+            <w:tcW w:type="dxa" w:w="646"/>
           </w:tcPr>
           <w:p>
             <w:pPr>
@@ -6585,7 +7044,7 @@
       <w:tr>
         <w:tc>
           <w:tcPr>
-            <w:tcW w:type="dxa" w:w="704"/>
+            <w:tcW w:type="dxa" w:w="695"/>
           </w:tcPr>
           <w:p>
             <w:pPr>
@@ -6604,7 +7063,7 @@
         </w:tc>
         <w:tc>
           <w:tcPr>
-            <w:tcW w:type="dxa" w:w="672"/>
+            <w:tcW w:type="dxa" w:w="666"/>
           </w:tcPr>
           <w:p>
             <w:pPr>
@@ -6623,7 +7082,7 @@
         </w:tc>
         <w:tc>
           <w:tcPr>
-            <w:tcW w:type="dxa" w:w="672"/>
+            <w:tcW w:type="dxa" w:w="666"/>
           </w:tcPr>
           <w:p>
             <w:pPr>
@@ -6642,7 +7101,7 @@
         </w:tc>
         <w:tc>
           <w:tcPr>
-            <w:tcW w:type="dxa" w:w="693"/>
+            <w:tcW w:type="dxa" w:w="744"/>
           </w:tcPr>
           <w:p>
             <w:pPr>
@@ -6661,7 +7120,7 @@
         </w:tc>
         <w:tc>
           <w:tcPr>
-            <w:tcW w:type="dxa" w:w="672"/>
+            <w:tcW w:type="dxa" w:w="666"/>
           </w:tcPr>
           <w:p>
             <w:pPr>
@@ -6680,7 +7139,7 @@
         </w:tc>
         <w:tc>
           <w:tcPr>
-            <w:tcW w:type="dxa" w:w="810"/>
+            <w:tcW w:type="dxa" w:w="794"/>
           </w:tcPr>
           <w:p>
             <w:pPr>
@@ -6699,7 +7158,7 @@
         </w:tc>
         <w:tc>
           <w:tcPr>
-            <w:tcW w:type="dxa" w:w="651"/>
+            <w:tcW w:type="dxa" w:w="646"/>
           </w:tcPr>
           <w:p>
             <w:pPr>
@@ -6720,7 +7179,7 @@
       <w:tr>
         <w:tc>
           <w:tcPr>
-            <w:tcW w:type="dxa" w:w="704"/>
+            <w:tcW w:type="dxa" w:w="695"/>
           </w:tcPr>
           <w:p>
             <w:pPr>
@@ -6739,7 +7198,7 @@
         </w:tc>
         <w:tc>
           <w:tcPr>
-            <w:tcW w:type="dxa" w:w="672"/>
+            <w:tcW w:type="dxa" w:w="666"/>
           </w:tcPr>
           <w:p>
             <w:pPr>
@@ -6758,7 +7217,7 @@
         </w:tc>
         <w:tc>
           <w:tcPr>
-            <w:tcW w:type="dxa" w:w="672"/>
+            <w:tcW w:type="dxa" w:w="666"/>
           </w:tcPr>
           <w:p>
             <w:pPr>
@@ -6777,7 +7236,7 @@
         </w:tc>
         <w:tc>
           <w:tcPr>
-            <w:tcW w:type="dxa" w:w="693"/>
+            <w:tcW w:type="dxa" w:w="744"/>
           </w:tcPr>
           <w:p>
             <w:pPr>
@@ -6796,7 +7255,7 @@
         </w:tc>
         <w:tc>
           <w:tcPr>
-            <w:tcW w:type="dxa" w:w="672"/>
+            <w:tcW w:type="dxa" w:w="666"/>
           </w:tcPr>
           <w:p>
             <w:pPr>
@@ -6815,7 +7274,7 @@
         </w:tc>
         <w:tc>
           <w:tcPr>
-            <w:tcW w:type="dxa" w:w="810"/>
+            <w:tcW w:type="dxa" w:w="794"/>
           </w:tcPr>
           <w:p>
             <w:pPr>
@@ -6834,7 +7293,7 @@
         </w:tc>
         <w:tc>
           <w:tcPr>
-            <w:tcW w:type="dxa" w:w="651"/>
+            <w:tcW w:type="dxa" w:w="646"/>
           </w:tcPr>
           <w:p>
             <w:pPr>
@@ -6855,7 +7314,7 @@
       <w:tr>
         <w:tc>
           <w:tcPr>
-            <w:tcW w:type="dxa" w:w="704"/>
+            <w:tcW w:type="dxa" w:w="695"/>
           </w:tcPr>
           <w:p>
             <w:pPr>
@@ -6874,7 +7333,7 @@
         </w:tc>
         <w:tc>
           <w:tcPr>
-            <w:tcW w:type="dxa" w:w="672"/>
+            <w:tcW w:type="dxa" w:w="666"/>
           </w:tcPr>
           <w:p>
             <w:pPr>
@@ -6893,7 +7352,7 @@
         </w:tc>
         <w:tc>
           <w:tcPr>
-            <w:tcW w:type="dxa" w:w="672"/>
+            <w:tcW w:type="dxa" w:w="666"/>
           </w:tcPr>
           <w:p>
             <w:pPr>
@@ -6912,7 +7371,7 @@
         </w:tc>
         <w:tc>
           <w:tcPr>
-            <w:tcW w:type="dxa" w:w="693"/>
+            <w:tcW w:type="dxa" w:w="744"/>
           </w:tcPr>
           <w:p>
             <w:pPr>
@@ -6931,7 +7390,7 @@
         </w:tc>
         <w:tc>
           <w:tcPr>
-            <w:tcW w:type="dxa" w:w="672"/>
+            <w:tcW w:type="dxa" w:w="666"/>
           </w:tcPr>
           <w:p>
             <w:pPr>
@@ -6950,7 +7409,7 @@
         </w:tc>
         <w:tc>
           <w:tcPr>
-            <w:tcW w:type="dxa" w:w="810"/>
+            <w:tcW w:type="dxa" w:w="794"/>
           </w:tcPr>
           <w:p>
             <w:pPr>
@@ -6969,7 +7428,7 @@
         </w:tc>
         <w:tc>
           <w:tcPr>
-            <w:tcW w:type="dxa" w:w="651"/>
+            <w:tcW w:type="dxa" w:w="646"/>
           </w:tcPr>
           <w:p>
             <w:pPr>
@@ -6990,7 +7449,7 @@
       <w:tr>
         <w:tc>
           <w:tcPr>
-            <w:tcW w:type="dxa" w:w="704"/>
+            <w:tcW w:type="dxa" w:w="695"/>
           </w:tcPr>
           <w:p>
             <w:pPr>
@@ -7009,7 +7468,7 @@
         </w:tc>
         <w:tc>
           <w:tcPr>
-            <w:tcW w:type="dxa" w:w="672"/>
+            <w:tcW w:type="dxa" w:w="666"/>
           </w:tcPr>
           <w:p>
             <w:pPr>
@@ -7028,7 +7487,7 @@
         </w:tc>
         <w:tc>
           <w:tcPr>
-            <w:tcW w:type="dxa" w:w="672"/>
+            <w:tcW w:type="dxa" w:w="666"/>
           </w:tcPr>
           <w:p>
             <w:pPr>
@@ -7047,7 +7506,7 @@
         </w:tc>
         <w:tc>
           <w:tcPr>
-            <w:tcW w:type="dxa" w:w="693"/>
+            <w:tcW w:type="dxa" w:w="744"/>
           </w:tcPr>
           <w:p>
             <w:pPr>
@@ -7066,7 +7525,7 @@
         </w:tc>
         <w:tc>
           <w:tcPr>
-            <w:tcW w:type="dxa" w:w="672"/>
+            <w:tcW w:type="dxa" w:w="666"/>
           </w:tcPr>
           <w:p>
             <w:pPr>
@@ -7085,7 +7544,7 @@
         </w:tc>
         <w:tc>
           <w:tcPr>
-            <w:tcW w:type="dxa" w:w="810"/>
+            <w:tcW w:type="dxa" w:w="794"/>
           </w:tcPr>
           <w:p>
             <w:pPr>
@@ -7104,7 +7563,7 @@
         </w:tc>
         <w:tc>
           <w:tcPr>
-            <w:tcW w:type="dxa" w:w="651"/>
+            <w:tcW w:type="dxa" w:w="646"/>
           </w:tcPr>
           <w:p>
             <w:pPr>
@@ -7125,7 +7584,7 @@
       <w:tr>
         <w:tc>
           <w:tcPr>
-            <w:tcW w:type="dxa" w:w="704"/>
+            <w:tcW w:type="dxa" w:w="695"/>
           </w:tcPr>
           <w:p>
             <w:pPr>
@@ -7144,7 +7603,7 @@
         </w:tc>
         <w:tc>
           <w:tcPr>
-            <w:tcW w:type="dxa" w:w="672"/>
+            <w:tcW w:type="dxa" w:w="666"/>
           </w:tcPr>
           <w:p>
             <w:pPr>
@@ -7163,7 +7622,7 @@
         </w:tc>
         <w:tc>
           <w:tcPr>
-            <w:tcW w:type="dxa" w:w="672"/>
+            <w:tcW w:type="dxa" w:w="666"/>
           </w:tcPr>
           <w:p>
             <w:pPr>
@@ -7182,7 +7641,7 @@
         </w:tc>
         <w:tc>
           <w:tcPr>
-            <w:tcW w:type="dxa" w:w="693"/>
+            <w:tcW w:type="dxa" w:w="744"/>
           </w:tcPr>
           <w:p>
             <w:pPr>
@@ -7201,7 +7660,7 @@
         </w:tc>
         <w:tc>
           <w:tcPr>
-            <w:tcW w:type="dxa" w:w="672"/>
+            <w:tcW w:type="dxa" w:w="666"/>
           </w:tcPr>
           <w:p>
             <w:pPr>
@@ -7220,7 +7679,7 @@
         </w:tc>
         <w:tc>
           <w:tcPr>
-            <w:tcW w:type="dxa" w:w="810"/>
+            <w:tcW w:type="dxa" w:w="794"/>
           </w:tcPr>
           <w:p>
             <w:pPr>
@@ -7239,7 +7698,7 @@
         </w:tc>
         <w:tc>
           <w:tcPr>
-            <w:tcW w:type="dxa" w:w="651"/>
+            <w:tcW w:type="dxa" w:w="646"/>
           </w:tcPr>
           <w:p>
             <w:pPr>
@@ -7317,7 +7776,7 @@
           <w:b/>
           <w:sz w:val="18"/>
         </w:rPr>
-        <w:t>免读口径</w:t>
+        <w:t>字节命中率口径</w:t>
       </w:r>
       <w:r>
         <w:rPr>
@@ -7339,7 +7798,7 @@
           <w:b w:val="0"/>
           <w:sz w:val="18"/>
         </w:rPr>
-        <w:t>128 GB 段首末两行构成方向相反的对照：trunk 配额自 12.3 GB 增至 110.0 GB，</w:t>
+        <w:t>128 GB 段首末两行构成方向相反的对照：dense 配额自 12.3 GB 增至 110.0 GB，</w:t>
       </w:r>
     </w:p>
     <w:p>
@@ -7383,7 +7842,7 @@
           <w:b w:val="0"/>
           <w:sz w:val="18"/>
         </w:rPr>
-        <w:t>- 免读口径 44.02% → 0.00%，</w:t>
+        <w:t>- 字节命中率口径 44.02% → 0.00%，</w:t>
       </w:r>
       <w:r>
         <w:rPr>
@@ -7451,7 +7910,7 @@
           <w:b w:val="0"/>
           <w:sz w:val="18"/>
         </w:rPr>
-        <w:t xml:space="preserve"> 每一档只有一次运行，主机 A 的同配置噪声底为 33.1%（同二进制同提示连做三次，原始值见仓库[9]）。承载方向的是十二点秩相关而非端点差：trunk 份额与 s/词元的 Spearman ρ = −0.886（128 GB 六点）、−0.714（32 GB 六点），两次独立扫描排序一致；读数与墙钟的 Pearson 相关系数 −0.791（n = 6，单样本，描述性）。台账中两处反向台阶（+1.9%、+5.9%）均落在噪声底内，既不构成对趋势的反证，也不构成对趋势的支持。</w:t>
+        <w:t xml:space="preserve"> 每一档只有一次运行，主机 A 的同配置噪声底为 33.1%（同二进制同提示连做三次，原始值见仓库[9]）。承载方向的是十二点秩相关而非端点差：dense 份额与 s/词元的 Spearman ρ = −0.886（128 GB 六点）、−0.714（32 GB 六点），两次独立扫描排序一致；读数与墙钟的 Pearson 相关系数 −0.791（n = 6，单样本，描述性）。台账中两处反向台阶（+1.9%、+5.9%）均落在噪声底内，既不构成对趋势的反证，也不构成对趋势的支持。</w:t>
       </w:r>
     </w:p>
     <w:p>
@@ -7495,7 +7954,7 @@
           <w:b w:val="0"/>
           <w:sz w:val="18"/>
         </w:rPr>
-        <w:t>32 GB 段提供另一侧的对照：六档的免读口径恒为 0.00%、源层读数恒为 25.83 GB（字节平面完全冻结），而墙钟自 31.25 变到 28.06 s（跨度 11.4%）。</w:t>
+        <w:t>32 GB 段提供另一侧的对照：六档的字节命中率口径恒为 0.00%、源层读数恒为 25.83 GB（字节平面完全冻结），而墙钟自 31.25 变到 28.06 s（跨度 11.4%）。</w:t>
       </w:r>
       <w:r>
         <w:rPr>
@@ -7592,7 +8051,7 @@
           <w:b w:val="0"/>
           <w:sz w:val="18"/>
         </w:rPr>
-        <w:t>：阶段 A 在主机 B、未接 L2 缓存层、词元序列与驻留形态均与主机 A 的阶梯扫描不同。C3 在此处的作用是把一次潜在的误用挡在结论之外——若不设该检验，"免除率已超过理论上界"会被写成一条反常发现。这也说明 B_distinct(N) 必须与该次实测同主机同会话采集，事后拟合的预算线不具备跨台账效力。</w:t>
+        <w:t>：阶段 A 在主机 B、未接 L2 缓存层、词元序列与驻留形态均与主机 A 的阶梯扫描不同。C3 在此处的作用是把一次潜在的误用挡在结论之外——若不设该检验，"字节命中率已超过理论上界"会被写成一条反常发现。这也说明 B_distinct(N) 必须与该次实测同主机同会话采集，事后拟合的预算线不具备跨台账效力。</w:t>
       </w:r>
     </w:p>
     <w:p>
@@ -7965,7 +8424,7 @@
           <w:b w:val="0"/>
           <w:sz w:val="15"/>
         </w:rPr>
-        <w:t>Fig.4　Thirty runs sharing one byte ledger: the byte plane is flat, the time plane is not</w:t>
+        <w:t>Fig.4　Thirty runs sharing one byte accounting: the byte count is constant, the wall-clock time is not</w:t>
       </w:r>
     </w:p>
     <w:p>
@@ -10172,7 +10631,7 @@
           <w:b w:val="0"/>
           <w:sz w:val="15"/>
         </w:rPr>
-        <w:t>Table 8　Per-phase bytes and serial exposure (configuration D, host B)</w:t>
+        <w:t>Table 8　Per-phase bytes and serialization overhead (configuration D, host B)</w:t>
       </w:r>
     </w:p>
     <w:tbl>
@@ -10816,7 +11275,7 @@
           <w:b w:val="0"/>
           <w:sz w:val="15"/>
         </w:rPr>
-        <w:t>Table 9　Three-plane acceptance ladder</w:t>
+        <w:t>Table 9　Three-plane tiered acceptance criteria</w:t>
       </w:r>
     </w:p>
     <w:tbl>
@@ -11607,7 +12066,7 @@
           <w:b w:val="0"/>
           <w:sz w:val="18"/>
         </w:rPr>
-        <w:t xml:space="preserve"> 短会话下 B_distinct(N) 尚未饱和，阶段 A 会话拟合给出的 X_max(8) ≈ 33.9%，任何超过该值的免除率报告都须先核对会话一致性。本文未做长会话（N ≥ 32）的阶梯扫描，也未记录表 3 该次会话的 D(N)，因此表 3 末档的 X_byte = 43.75% </w:t>
+        <w:t xml:space="preserve"> 短会话下 B_distinct(N) 尚未饱和，阶段 A 会话拟合给出的 X_max(8) ≈ 33.9%，任何超过该值的字节命中率报告都须先核对会话一致性。本文未做长会话（N ≥ 32）的阶梯扫描，也未记录表 3 该次会话的 D(N)，因此表 3 末档的 X_byte = 43.75% </w:t>
       </w:r>
       <w:r>
         <w:rPr>
@@ -11699,7 +12158,7 @@
           <w:b w:val="0"/>
           <w:sz w:val="15"/>
         </w:rPr>
-        <w:t>图 7　阶段 A 超读因子 E 随会话长度上升（前 4 点实测，其后为拟合尾段）</w:t>
+        <w:t>图 7　阶段 A 读放大倍数 E 随会话长度上升（前 4 点实测，其后为拟合尾段）</w:t>
       </w:r>
     </w:p>
     <w:p>
@@ -11713,7 +12172,7 @@
           <w:b w:val="0"/>
           <w:sz w:val="15"/>
         </w:rPr>
-        <w:t>Fig.7　Over-read factor E of stage A rising with session length (first four points measured, remainder fitted)</w:t>
+        <w:t>Fig.7　Read amplification factor E of stage A rising with session length (first four points measured, remainder fitted)</w:t>
       </w:r>
     </w:p>
     <w:p>
@@ -11757,7 +12216,7 @@
           <w:b w:val="0"/>
           <w:sz w:val="18"/>
         </w:rPr>
-        <w:t xml:space="preserve"> 表 3 的最高档为 224 GB 主机内存、108.98 GB 缓存，X_byte = 43.75%，未达"专家 distinct 集全驻留"。免除率的上界行为在 X_byte → X_max 区段无实证。</w:t>
+        <w:t xml:space="preserve"> 表 3 的最高档为 224 GB 主机内存、108.98 GB 缓存，X_byte = 43.75%，未达"专家 distinct 集全驻留"。字节命中率的上界行为在 X_byte → X_max 区段无实证。</w:t>
       </w:r>
     </w:p>
     <w:p>
@@ -11892,7 +12351,7 @@
           <w:b w:val="0"/>
           <w:sz w:val="18"/>
         </w:rPr>
-        <w:t>。若 HRI ≈ 0，命中率语言照旧可用；若 HRI 显著（本案 56—100 百分点），则命中率不得单独充当验收量。测 HRI 的成本是一次 B_full 与 B_act 的差值；本文表 3 即为一次完整示范：十二档中前七档的自报命中率全为 100.00%，而字节免除率全为 0，两列并排才暴露出复用从未落位——单看命中率列，十二档无从区分。</w:t>
+        <w:t>。若 HRI ≈ 0，命中率语言照旧可用；若 HRI 显著（本案 56—100 百分点），则命中率不得单独充当验收量。测 HRI 的成本是一次 B_full 与 B_act 的差值；本文表 3 即为一次完整示范：十二档中前七档的自报命中率全为 100.00%，而字节命中率全为 0，两列并排才暴露出复用从未落位——单看命中率列，十二档无从区分。</w:t>
       </w:r>
     </w:p>
     <w:p>
@@ -12104,7 +12563,7 @@
           <w:b w:val="0"/>
           <w:sz w:val="18"/>
         </w:rPr>
-        <w:t>本稿把缓存复用度量显式拆为键、字节、时间三个平面，定义命中率通胀 HRI = H_key − X_byte 并证明其等于"命中但仍付字节"的访问占比，从而给出 X_byte ≤ H_key 及该上界可完全松弛的结论。本案引擎的自报命中率把预取自盘读入的专家计入命中，其满格是预取形态的产物而非复用成效，这一机制可由引擎在该计数行后的自注逐字核对。四组真机台账取自两台主机，按主机分列：主机 A（EPYC 7763，228 GiB，NVMe 源层，N = 8 冷启动）上，自报命中率在 28 倍内存跨度上恒为 100% 而字节免除率自 0 变至 43.75%（该量级因缺同会话 distinct 记录而仅作定性证据），通胀最高达 100 百分点；固定 128 GB 把驻留配额自 12.3 GB 移至 110.0 GB，源层读数恶化 78.6%（可确证）而端点墙钟差 −40.8%（单样本，未达 33% 噪声底，只保留方向：秩相关 −0.886 / −0.714）。主机 B（Hygon 8 核 / 56 GB，WSL2，1 提示 + 3 生成词元）上，按同一字节口径归并的 30 次运行交付字节标准差为 0 而墙钟跨度 80.8%，策略四臂上 1.278% 的字节效应可由 3 次运行确证而 0.41% 的时间效应不可分辨。一条跨来源恒等式 X_byte ≡ (B_full − B_act)/B_full 在 24 个配置点上与引擎免读口径字段一致，最大偏差 0.021 个百分点；该恒等式同时充当字段归属判据，据此撤回上一稿把配额扫描命中列当作键平面所致的"键平面坍塌"结论。一致性检验 C3（E ≥ 1）在一次跨主机预算误用中触发，显示判据具备自否证能力。可验收性分析给出：同一改动在字节平面以 3 次运行确证的 1.278% 效应，在时间平面需约 1.33 万次运行（约 1 000 机时），样本量比约 4 400 倍。</w:t>
+        <w:t>本稿把缓存复用度量显式拆为键、字节、时间三个平面，定义命中率通胀 HRI = H_key − X_byte 并证明其等于"命中但仍付字节"的访问占比，从而给出 X_byte ≤ H_key 及该上界可完全松弛的结论。本案引擎的自报命中率把预取自盘读入的专家计入命中，其满格是预取形态的产物而非复用成效，这一机制可由引擎在该计数行后的自注逐字核对。四组真机台账取自两台主机，按主机分列：主机 A（EPYC 7763，228 GiB，NVMe 源层，N = 8 冷启动）上，自报命中率在 28 倍内存跨度上恒为 100% 而字节命中率自 0 变至 43.75%（该量级因缺同会话 distinct 记录而仅作定性证据），通胀最高达 100 百分点；固定 128 GB 把驻留配额自 12.3 GB 移至 110.0 GB，源层读数恶化 78.6%（可确证）而端点墙钟差 −40.8%（单样本，未达 33% 噪声底，只保留方向：秩相关 −0.886 / −0.714）。主机 B（Hygon 8 核 / 56 GB，WSL2，1 提示 + 3 生成词元）上，按同一字节口径归并的 30 次运行交付字节标准差为 0 而墙钟跨度 80.8%，策略四臂上 1.278% 的字节效应可由 3 次运行确证而 0.41% 的时间效应不可分辨。一条跨来源恒等式 X_byte ≡ (B_full − B_act)/B_full 在 24 个配置点上与引擎自报字节命中率字段一致，最大偏差 0.021 个百分点；该恒等式同时充当字段归属判据，据此撤回上一稿把配额扫描命中列当作键平面所致的"键平面坍塌"结论。一致性检验 C3（E ≥ 1）在一次跨主机预算误用中触发，显示判据具备自否证能力。可验收性分析给出：同一改动在字节平面以 3 次运行确证的 1.278% 效应，在时间平面需约 1.33 万次运行（约 1 000 机时），样本量比约 4 400 倍。</w:t>
       </w:r>
     </w:p>
     <w:p>
@@ -12271,7 +12730,7 @@
           <w:b w:val="0"/>
           <w:sz w:val="18"/>
         </w:rPr>
-        <w:t>[9] 作者. kimi-k3-in-c：Kimi K3 推理引擎实现与本文三平面台账分析代码[Kimi K3 inference engine implementation and the three-plane ledger analysis code used in this paper]. https://github.com/openchat-ai/kimi-k3-in-c, 2026.</w:t>
+        <w:t>[9] 作者. kimi-k3-in-c：Kimi K3 推理引擎实现与本文三平面台账分析代码[Kimi K3 inference engine implementation and the three-plane measurement analysis code used in this paper]. https://github.com/openchat-ai/kimi-k3-in-c, 2026.</w:t>
       </w:r>
     </w:p>
     <w:p>
@@ -12381,7 +12840,7 @@
           <w:b w:val="0"/>
           <w:sz w:val="21"/>
         </w:rPr>
-        <w:t>1  Hit-Rate Inflation: Separation and Acceptance Criteria of Cache-Reuse Metrics across the Key, Byte, and Time Planes</w:t>
+        <w:t>1  Hit-Rate Inflation: Separation and Acceptance Criteria of Cache-Reuse Metrics across the Request, Byte, and Time Planes</w:t>
       </w:r>
     </w:p>
     <w:p>
@@ -12417,7 +12876,7 @@
           <w:b w:val="0"/>
           <w:sz w:val="18"/>
         </w:rPr>
-        <w:t xml:space="preserve"> Cache hit rate is widely used as the acceptance metric for reuse, yet its unit of account is "the key is present in some index at service time", which is not the same thing as "the bytes were spared a re-read from the source tier". This paper separates cache-reuse measurement into three explicit planes—the key plane (engine-reported hit rate H_key), the byte plane (exemption rate X_byte and over-read factor E), and the time plane (wall clock per token)—and defines hit-rate inflation HRI = H_key − X_byte, proving the decomposition HRI = h_paid: inflation is exactly the share of accesses that hit while still paying bytes. Hence H_key is an upper bound on X_byte, and that bound can be fully slack. In the engine measured here the self-reported counter also counts experts that the batch prefetcher has just read from disk (the engine annotates that line with "this is not a measure of avoided I/O" and prints the true resident hit rate of 3.80% on the same line), so its saturation is an artefact of the prefetching policy and HRI measures the gap between that artefact and byte exemption. Ledgers come from two hosts and are reported separately, never merged: host A (EPYC 7763, 228 GiB, 3.2 GB/s NVMe source tier, cold-start sessions of N = 8) carries the memory ladder and the quota scan; host B (Hygon, 8 physical cores / 56 GB, mechanical slow disk plus NVMe, WSL2, one prompt plus three generated tokens per run) carries the repeated runs, the four policy arms, and the bandwidth-bound diagnosis. The source-tier physics and the per-token byte calibre differ between the two, so cross-host figures are not substituted for one another. Four observations follow. On host A, raising memory from 8 GB to 224 GB (28×) leaves the reported key-hit at 100% (99.93% at the top point) while X_byte stays at exactly 0 across 8—64 GB—an inflation of 100 percentage points, established on deterministic byte counts that no amount of run-to-run dispersion can move. On host A at a fixed 128 GB, shifting residence quota from 12.3 GB to 110.0 GB worsens source-tier reads by 78.6% (confirmable) while the wall-clock endpoint differs by −40.8%; that endpoint is a single-sample comparison that fails the 33% single-configuration noise floor, so only its direction is retained here (Spearman ρ = −0.886 and −0.714 over twelve points) and 40.8% is not claimed as an effect size. On host B, thirty runs grouped by one byte ledger (four engine versions, burst/no-burst arms, two heat policy arms) deliver exactly 216.66 GB every time (SD = 0) while wall clock spans 80.8%. A power analysis then prices the choice of plane: a real 1.278% effect confirmed with three runs on the byte plane needs about 13 300 runs per arm (roughly 1 000 machine-hours) to reach equal power on the time plane, a sample-size ratio of roughly 4 400. A cross-source identity X_byte ≡ (B_full − B_act)/B_full agrees with the engine's own exemption field on 24 configuration points to within 0.021 percentage points; the same identity doubles as a field-attribution criterion, and by it the quota-scan ledger's only hit column is shown to be an exemption-calibre field rather than a key-plane one, retracting the "key plane collapses to zero" claim of the previous draft. Consistency test C3 (E ≥ 1) fires on one genuine cross-host budget misuse, showing the criterion can falsify its own application. No new storage system is proposed. The deliverables are the plane definitions, four consistency checks, and a four-level acceptance ladder. Findings are limited to two hosts, one engine family, and two session shapes.</w:t>
+        <w:t xml:space="preserve"> Cache hit rate is widely used as the acceptance metric for reuse, yet the unit in which it is counted is "a key is resident in an index at service time", which is not the same thing as "the bytes avoided a re-read from the source tier". This paper separates cache-reuse measurement into three explicit planes—the request plane (engine-reported hit rate H_key), the byte plane (byte hit ratio X_byte and read amplification factor E), and the time plane (wall-clock time per token)—and defines hit-rate inflation HRI = H_key − X_byte, proving the decomposition HRI = h_paid: inflation is exactly the share of accesses that hit while still paying bytes. Hence H_key is an upper bound on X_byte, and that bound can be fully slack. In the engine measured here the self-reported counter also counts experts that the batch prefetcher has just read from disk (the engine annotates that line with "this is not a measure of avoided I/O" and prints the true resident hit rate of 3.80% on the same line), so its saturation is an artefact of the prefetching policy and HRI measures the gap between that artefact and the byte hit ratio. The byte accounting comes from two hosts and is reported separately, never merged: host A (EPYC 7763, 228 GiB, 3.2 GB/s NVMe source tier, cold-start sessions of N = 8) carries the memory sweep and the quota scan; host B (Hygon, 8 physical cores / 56 GB, mechanical slow disk plus NVMe, WSL2, one prompt plus three generated tokens per run) carries the repeated runs, the four policy arms, and the bandwidth-bound diagnosis. The source-tier physics and the per-token byte calibre differ between the two, so cross-host figures are not substituted for one another. Four observations follow. On host A, raising memory from 8 GB to 224 GB (28×) leaves the reported request hit rate at 100% (99.93% at the top point) while X_byte stays at exactly 0 across 8—64 GB—an inflation of 100 percentage points, established on deterministic byte counts that no amount of run-to-run dispersion can move. On host A at a fixed 128 GB, shifting residence quota from 12.3 GB to 110.0 GB worsens source-tier reads by 78.6% (confirmable) while the wall-clock endpoint differs by −40.8%; that endpoint is a single-sample comparison that fails the 33% single-configuration noise floor, so only its direction is retained here (Spearman ρ = −0.886 and −0.714 over twelve points) and 40.8% is not claimed as an effect size. On host B, thirty runs grouped by one byte accounting (four engine versions, burst/no-burst arms, two heat policy arms) deliver exactly 216.66 GB every time (SD = 0) while wall-clock time spans 80.8%. A power analysis then prices the choice of plane: a real 1.278% effect confirmed with three runs on the byte plane needs about 13 300 runs per arm (roughly 1 000 machine-hours) to reach equal power on the time plane, a sample-size ratio of roughly 4 400. A cross-source identity X_byte ≡ (B_full − B_act)/B_full agrees with the engine's own reported byte hit ratio on 24 configuration points to within 0.021 percentage points; the same identity doubles as a field-attribution criterion, and by it the quota-scan record's only hit column is shown to be a byte-hit-ratio field rather than a request-plane one, retracting the "request plane collapses to zero" claim of the previous draft. Consistency test C3 (E ≥ 1) fires on one genuine cross-host budget misuse, showing the criterion can falsify its own application. No new storage system is proposed. The deliverables are the plane definitions, four consistency checks, and four-tier acceptance criteria. Findings are limited to two hosts, one engine family, and two session shapes.</w:t>
       </w:r>
     </w:p>
     <w:p>
@@ -12439,7 +12898,7 @@
           <w:b w:val="0"/>
           <w:sz w:val="18"/>
         </w:rPr>
-        <w:t xml:space="preserve"> cache hit rate; byte exemption rate; metric separation; hit-rate inflation; minimum detectable effect; mixture-of-experts; bandwidth-bound inference</w:t>
+        <w:t xml:space="preserve"> cache hit rate; byte hit ratio; metric separation; hit-rate inflation; minimum detectable effect; mixture-of-experts; bandwidth-bound inference</w:t>
       </w:r>
     </w:p>
     <w:p>
@@ -12619,15 +13078,15 @@
         <w:tblLayout w:type="fixed"/>
       </w:tblPr>
       <w:tblGrid>
-        <w:gridCol w:w="751"/>
-        <w:gridCol w:w="628"/>
-        <w:gridCol w:w="1375"/>
-        <w:gridCol w:w="2121"/>
+        <w:gridCol w:w="747"/>
+        <w:gridCol w:w="627"/>
+        <w:gridCol w:w="1356"/>
+        <w:gridCol w:w="2146"/>
       </w:tblGrid>
       <w:tr>
         <w:tc>
           <w:tcPr>
-            <w:tcW w:type="dxa" w:w="751"/>
+            <w:tcW w:type="dxa" w:w="747"/>
             <w:shd w:val="clear" w:fill="F2F2F2"/>
           </w:tcPr>
           <w:p>
@@ -12647,7 +13106,7 @@
         </w:tc>
         <w:tc>
           <w:tcPr>
-            <w:tcW w:type="dxa" w:w="628"/>
+            <w:tcW w:type="dxa" w:w="627"/>
             <w:shd w:val="clear" w:fill="F2F2F2"/>
           </w:tcPr>
           <w:p>
@@ -12667,7 +13126,7 @@
         </w:tc>
         <w:tc>
           <w:tcPr>
-            <w:tcW w:type="dxa" w:w="1375"/>
+            <w:tcW w:type="dxa" w:w="1356"/>
             <w:shd w:val="clear" w:fill="F2F2F2"/>
           </w:tcPr>
           <w:p>
@@ -12687,7 +13146,7 @@
         </w:tc>
         <w:tc>
           <w:tcPr>
-            <w:tcW w:type="dxa" w:w="2121"/>
+            <w:tcW w:type="dxa" w:w="2146"/>
             <w:shd w:val="clear" w:fill="F2F2F2"/>
           </w:tcPr>
           <w:p>
@@ -12709,7 +13168,7 @@
       <w:tr>
         <w:tc>
           <w:tcPr>
-            <w:tcW w:type="dxa" w:w="751"/>
+            <w:tcW w:type="dxa" w:w="747"/>
           </w:tcPr>
           <w:p>
             <w:pPr>
@@ -12728,7 +13187,7 @@
         </w:tc>
         <w:tc>
           <w:tcPr>
-            <w:tcW w:type="dxa" w:w="628"/>
+            <w:tcW w:type="dxa" w:w="627"/>
           </w:tcPr>
           <w:p>
             <w:pPr>
@@ -12747,7 +13206,7 @@
         </w:tc>
         <w:tc>
           <w:tcPr>
-            <w:tcW w:type="dxa" w:w="1375"/>
+            <w:tcW w:type="dxa" w:w="1356"/>
           </w:tcPr>
           <w:p>
             <w:pPr>
@@ -12766,20 +13225,20 @@
         </w:tc>
         <w:tc>
           <w:tcPr>
-            <w:tcW w:type="dxa" w:w="2121"/>
-          </w:tcPr>
-          <w:p>
-            <w:pPr>
-              <w:spacing w:after="0" w:before="0" w:line="240" w:lineRule="auto"/>
-            </w:pPr>
-            <w:r/>
-            <w:r>
-              <w:rPr>
-                <w:rFonts w:ascii="Times New Roman" w:hAnsi="Times New Roman" w:eastAsia="宋体"/>
-                <w:b w:val="0"/>
-                <w:sz w:val="15"/>
-              </w:rPr>
-              <w:t>12 档内存阶梯；H_key = `expert_hit_naive`（含预取命中），X_byte 由 `gb_read` 算得，免读口径 = `expert_hit_true`，C2 偏差 = `expert_hit_true − X_byte`</w:t>
+            <w:tcW w:type="dxa" w:w="2146"/>
+          </w:tcPr>
+          <w:p>
+            <w:pPr>
+              <w:spacing w:after="0" w:before="0" w:line="240" w:lineRule="auto"/>
+            </w:pPr>
+            <w:r/>
+            <w:r>
+              <w:rPr>
+                <w:rFonts w:ascii="Times New Roman" w:hAnsi="Times New Roman" w:eastAsia="宋体"/>
+                <w:b w:val="0"/>
+                <w:sz w:val="15"/>
+              </w:rPr>
+              <w:t>12 档内存阶梯；H_key = `expert_hit_naive`（含预取命中），X_byte 由 `gb_read` 算得，字节命中率口径 = `expert_hit_true`，C2 偏差 = `expert_hit_true − X_byte`</w:t>
             </w:r>
           </w:p>
         </w:tc>
@@ -12787,7 +13246,7 @@
       <w:tr>
         <w:tc>
           <w:tcPr>
-            <w:tcW w:type="dxa" w:w="751"/>
+            <w:tcW w:type="dxa" w:w="747"/>
           </w:tcPr>
           <w:p>
             <w:pPr>
@@ -12806,7 +13265,7 @@
         </w:tc>
         <w:tc>
           <w:tcPr>
-            <w:tcW w:type="dxa" w:w="628"/>
+            <w:tcW w:type="dxa" w:w="627"/>
           </w:tcPr>
           <w:p>
             <w:pPr>
@@ -12825,7 +13284,7 @@
         </w:tc>
         <w:tc>
           <w:tcPr>
-            <w:tcW w:type="dxa" w:w="1375"/>
+            <w:tcW w:type="dxa" w:w="1356"/>
           </w:tcPr>
           <w:p>
             <w:pPr>
@@ -12844,20 +13303,20 @@
         </w:tc>
         <w:tc>
           <w:tcPr>
-            <w:tcW w:type="dxa" w:w="2121"/>
-          </w:tcPr>
-          <w:p>
-            <w:pPr>
-              <w:spacing w:after="0" w:before="0" w:line="240" w:lineRule="auto"/>
-            </w:pPr>
-            <w:r/>
-            <w:r>
-              <w:rPr>
-                <w:rFonts w:ascii="Times New Roman" w:hAnsi="Times New Roman" w:eastAsia="宋体"/>
-                <w:b w:val="0"/>
-                <w:sz w:val="15"/>
-              </w:rPr>
-              <w:t>32 GB 六档 + 128 GB 六档配额扫描；台账只含一个命中字段 `hit_pct`，经 C2 恒等式判定为**免读口径**，故本表不设键平面列</w:t>
+            <w:tcW w:type="dxa" w:w="2146"/>
+          </w:tcPr>
+          <w:p>
+            <w:pPr>
+              <w:spacing w:after="0" w:before="0" w:line="240" w:lineRule="auto"/>
+            </w:pPr>
+            <w:r/>
+            <w:r>
+              <w:rPr>
+                <w:rFonts w:ascii="Times New Roman" w:hAnsi="Times New Roman" w:eastAsia="宋体"/>
+                <w:b w:val="0"/>
+                <w:sz w:val="15"/>
+              </w:rPr>
+              <w:t>32 GB 六档 + 128 GB 六档配额扫描；台账只含一个命中字段 `hit_pct`，经 C2 恒等式判定为**字节命中率口径**，故本表不设键平面列</w:t>
             </w:r>
           </w:p>
         </w:tc>
@@ -12865,7 +13324,7 @@
       <w:tr>
         <w:tc>
           <w:tcPr>
-            <w:tcW w:type="dxa" w:w="751"/>
+            <w:tcW w:type="dxa" w:w="747"/>
           </w:tcPr>
           <w:p>
             <w:pPr>
@@ -12884,7 +13343,7 @@
         </w:tc>
         <w:tc>
           <w:tcPr>
-            <w:tcW w:type="dxa" w:w="628"/>
+            <w:tcW w:type="dxa" w:w="627"/>
           </w:tcPr>
           <w:p>
             <w:pPr>
@@ -12903,7 +13362,7 @@
         </w:tc>
         <w:tc>
           <w:tcPr>
-            <w:tcW w:type="dxa" w:w="1375"/>
+            <w:tcW w:type="dxa" w:w="1356"/>
           </w:tcPr>
           <w:p>
             <w:pPr>
@@ -12922,7 +13381,7 @@
         </w:tc>
         <w:tc>
           <w:tcPr>
-            <w:tcW w:type="dxa" w:w="2121"/>
+            <w:tcW w:type="dxa" w:w="2146"/>
           </w:tcPr>
           <w:p>
             <w:pPr>
@@ -12943,7 +13402,7 @@
       <w:tr>
         <w:tc>
           <w:tcPr>
-            <w:tcW w:type="dxa" w:w="751"/>
+            <w:tcW w:type="dxa" w:w="747"/>
           </w:tcPr>
           <w:p>
             <w:pPr>
@@ -12962,7 +13421,7 @@
         </w:tc>
         <w:tc>
           <w:tcPr>
-            <w:tcW w:type="dxa" w:w="628"/>
+            <w:tcW w:type="dxa" w:w="627"/>
           </w:tcPr>
           <w:p>
             <w:pPr>
@@ -12981,7 +13440,7 @@
         </w:tc>
         <w:tc>
           <w:tcPr>
-            <w:tcW w:type="dxa" w:w="1375"/>
+            <w:tcW w:type="dxa" w:w="1356"/>
           </w:tcPr>
           <w:p>
             <w:pPr>
@@ -13000,7 +13459,7 @@
         </w:tc>
         <w:tc>
           <w:tcPr>
-            <w:tcW w:type="dxa" w:w="2121"/>
+            <w:tcW w:type="dxa" w:w="2146"/>
           </w:tcPr>
           <w:p>
             <w:pPr>
@@ -13021,7 +13480,7 @@
       <w:tr>
         <w:tc>
           <w:tcPr>
-            <w:tcW w:type="dxa" w:w="751"/>
+            <w:tcW w:type="dxa" w:w="747"/>
           </w:tcPr>
           <w:p>
             <w:pPr>
@@ -13040,7 +13499,7 @@
         </w:tc>
         <w:tc>
           <w:tcPr>
-            <w:tcW w:type="dxa" w:w="628"/>
+            <w:tcW w:type="dxa" w:w="627"/>
           </w:tcPr>
           <w:p>
             <w:pPr>
@@ -13059,7 +13518,7 @@
         </w:tc>
         <w:tc>
           <w:tcPr>
-            <w:tcW w:type="dxa" w:w="1375"/>
+            <w:tcW w:type="dxa" w:w="1356"/>
           </w:tcPr>
           <w:p>
             <w:pPr>
@@ -13078,7 +13537,7 @@
         </w:tc>
         <w:tc>
           <w:tcPr>
-            <w:tcW w:type="dxa" w:w="2121"/>
+            <w:tcW w:type="dxa" w:w="2146"/>
           </w:tcPr>
           <w:p>
             <w:pPr>
@@ -13099,7 +13558,7 @@
       <w:tr>
         <w:tc>
           <w:tcPr>
-            <w:tcW w:type="dxa" w:w="751"/>
+            <w:tcW w:type="dxa" w:w="747"/>
           </w:tcPr>
           <w:p>
             <w:pPr>
@@ -13118,7 +13577,7 @@
         </w:tc>
         <w:tc>
           <w:tcPr>
-            <w:tcW w:type="dxa" w:w="628"/>
+            <w:tcW w:type="dxa" w:w="627"/>
           </w:tcPr>
           <w:p>
             <w:pPr>
@@ -13137,7 +13596,7 @@
         </w:tc>
         <w:tc>
           <w:tcPr>
-            <w:tcW w:type="dxa" w:w="1375"/>
+            <w:tcW w:type="dxa" w:w="1356"/>
           </w:tcPr>
           <w:p>
             <w:pPr>
@@ -13156,7 +13615,7 @@
         </w:tc>
         <w:tc>
           <w:tcPr>
-            <w:tcW w:type="dxa" w:w="2121"/>
+            <w:tcW w:type="dxa" w:w="2146"/>
           </w:tcPr>
           <w:p>
             <w:pPr>
@@ -13177,7 +13636,7 @@
       <w:tr>
         <w:tc>
           <w:tcPr>
-            <w:tcW w:type="dxa" w:w="751"/>
+            <w:tcW w:type="dxa" w:w="747"/>
           </w:tcPr>
           <w:p>
             <w:pPr>
@@ -13196,7 +13655,7 @@
         </w:tc>
         <w:tc>
           <w:tcPr>
-            <w:tcW w:type="dxa" w:w="628"/>
+            <w:tcW w:type="dxa" w:w="627"/>
           </w:tcPr>
           <w:p>
             <w:pPr>
@@ -13215,7 +13674,7 @@
         </w:tc>
         <w:tc>
           <w:tcPr>
-            <w:tcW w:type="dxa" w:w="1375"/>
+            <w:tcW w:type="dxa" w:w="1356"/>
           </w:tcPr>
           <w:p>
             <w:pPr>
@@ -13234,7 +13693,7 @@
         </w:tc>
         <w:tc>
           <w:tcPr>
-            <w:tcW w:type="dxa" w:w="2121"/>
+            <w:tcW w:type="dxa" w:w="2146"/>
           </w:tcPr>
           <w:p>
             <w:pPr>
@@ -13255,7 +13714,7 @@
       <w:tr>
         <w:tc>
           <w:tcPr>
-            <w:tcW w:type="dxa" w:w="751"/>
+            <w:tcW w:type="dxa" w:w="747"/>
           </w:tcPr>
           <w:p>
             <w:pPr>
@@ -13274,7 +13733,7 @@
         </w:tc>
         <w:tc>
           <w:tcPr>
-            <w:tcW w:type="dxa" w:w="628"/>
+            <w:tcW w:type="dxa" w:w="627"/>
           </w:tcPr>
           <w:p>
             <w:pPr>
@@ -13293,7 +13752,7 @@
         </w:tc>
         <w:tc>
           <w:tcPr>
-            <w:tcW w:type="dxa" w:w="1375"/>
+            <w:tcW w:type="dxa" w:w="1356"/>
           </w:tcPr>
           <w:p>
             <w:pPr>
@@ -13312,7 +13771,7 @@
         </w:tc>
         <w:tc>
           <w:tcPr>
-            <w:tcW w:type="dxa" w:w="2121"/>
+            <w:tcW w:type="dxa" w:w="2146"/>
           </w:tcPr>
           <w:p>
             <w:pPr>
@@ -13333,7 +13792,7 @@
       <w:tr>
         <w:tc>
           <w:tcPr>
-            <w:tcW w:type="dxa" w:w="751"/>
+            <w:tcW w:type="dxa" w:w="747"/>
           </w:tcPr>
           <w:p>
             <w:pPr>
@@ -13352,7 +13811,7 @@
         </w:tc>
         <w:tc>
           <w:tcPr>
-            <w:tcW w:type="dxa" w:w="628"/>
+            <w:tcW w:type="dxa" w:w="627"/>
           </w:tcPr>
           <w:p>
             <w:pPr>
@@ -13371,7 +13830,7 @@
         </w:tc>
         <w:tc>
           <w:tcPr>
-            <w:tcW w:type="dxa" w:w="1375"/>
+            <w:tcW w:type="dxa" w:w="1356"/>
           </w:tcPr>
           <w:p>
             <w:pPr>
@@ -13390,7 +13849,7 @@
         </w:tc>
         <w:tc>
           <w:tcPr>
-            <w:tcW w:type="dxa" w:w="2121"/>
+            <w:tcW w:type="dxa" w:w="2146"/>
           </w:tcPr>
           <w:p>
             <w:pPr>
@@ -13411,7 +13870,7 @@
       <w:tr>
         <w:tc>
           <w:tcPr>
-            <w:tcW w:type="dxa" w:w="751"/>
+            <w:tcW w:type="dxa" w:w="747"/>
           </w:tcPr>
           <w:p>
             <w:pPr>
@@ -13430,7 +13889,7 @@
         </w:tc>
         <w:tc>
           <w:tcPr>
-            <w:tcW w:type="dxa" w:w="628"/>
+            <w:tcW w:type="dxa" w:w="627"/>
           </w:tcPr>
           <w:p>
             <w:pPr>
@@ -13449,7 +13908,7 @@
         </w:tc>
         <w:tc>
           <w:tcPr>
-            <w:tcW w:type="dxa" w:w="1375"/>
+            <w:tcW w:type="dxa" w:w="1356"/>
           </w:tcPr>
           <w:p>
             <w:pPr>
@@ -13468,7 +13927,7 @@
         </w:tc>
         <w:tc>
           <w:tcPr>
-            <w:tcW w:type="dxa" w:w="2121"/>
+            <w:tcW w:type="dxa" w:w="2146"/>
           </w:tcPr>
           <w:p>
             <w:pPr>
@@ -13489,7 +13948,7 @@
       <w:tr>
         <w:tc>
           <w:tcPr>
-            <w:tcW w:type="dxa" w:w="751"/>
+            <w:tcW w:type="dxa" w:w="747"/>
           </w:tcPr>
           <w:p>
             <w:pPr>
@@ -13508,7 +13967,7 @@
         </w:tc>
         <w:tc>
           <w:tcPr>
-            <w:tcW w:type="dxa" w:w="628"/>
+            <w:tcW w:type="dxa" w:w="627"/>
           </w:tcPr>
           <w:p>
             <w:pPr>
@@ -13527,7 +13986,7 @@
         </w:tc>
         <w:tc>
           <w:tcPr>
-            <w:tcW w:type="dxa" w:w="1375"/>
+            <w:tcW w:type="dxa" w:w="1356"/>
           </w:tcPr>
           <w:p>
             <w:pPr>
@@ -13546,7 +14005,7 @@
         </w:tc>
         <w:tc>
           <w:tcPr>
-            <w:tcW w:type="dxa" w:w="2121"/>
+            <w:tcW w:type="dxa" w:w="2146"/>
           </w:tcPr>
           <w:p>
             <w:pPr>
@@ -13567,7 +14026,7 @@
       <w:tr>
         <w:tc>
           <w:tcPr>
-            <w:tcW w:type="dxa" w:w="751"/>
+            <w:tcW w:type="dxa" w:w="747"/>
           </w:tcPr>
           <w:p>
             <w:pPr>
@@ -13586,7 +14045,7 @@
         </w:tc>
         <w:tc>
           <w:tcPr>
-            <w:tcW w:type="dxa" w:w="628"/>
+            <w:tcW w:type="dxa" w:w="627"/>
           </w:tcPr>
           <w:p>
             <w:pPr>
@@ -13605,7 +14064,7 @@
         </w:tc>
         <w:tc>
           <w:tcPr>
-            <w:tcW w:type="dxa" w:w="1375"/>
+            <w:tcW w:type="dxa" w:w="1356"/>
           </w:tcPr>
           <w:p>
             <w:pPr>
@@ -13624,7 +14083,7 @@
         </w:tc>
         <w:tc>
           <w:tcPr>
-            <w:tcW w:type="dxa" w:w="2121"/>
+            <w:tcW w:type="dxa" w:w="2146"/>
           </w:tcPr>
           <w:p>
             <w:pPr>
@@ -13645,7 +14104,7 @@
       <w:tr>
         <w:tc>
           <w:tcPr>
-            <w:tcW w:type="dxa" w:w="751"/>
+            <w:tcW w:type="dxa" w:w="747"/>
           </w:tcPr>
           <w:p>
             <w:pPr>
@@ -13664,7 +14123,7 @@
         </w:tc>
         <w:tc>
           <w:tcPr>
-            <w:tcW w:type="dxa" w:w="628"/>
+            <w:tcW w:type="dxa" w:w="627"/>
           </w:tcPr>
           <w:p>
             <w:pPr>
@@ -13683,7 +14142,7 @@
         </w:tc>
         <w:tc>
           <w:tcPr>
-            <w:tcW w:type="dxa" w:w="1375"/>
+            <w:tcW w:type="dxa" w:w="1356"/>
           </w:tcPr>
           <w:p>
             <w:pPr>
@@ -13702,7 +14161,7 @@
         </w:tc>
         <w:tc>
           <w:tcPr>
-            <w:tcW w:type="dxa" w:w="2121"/>
+            <w:tcW w:type="dxa" w:w="2146"/>
           </w:tcPr>
           <w:p>
             <w:pPr>
@@ -13723,7 +14182,7 @@
       <w:tr>
         <w:tc>
           <w:tcPr>
-            <w:tcW w:type="dxa" w:w="751"/>
+            <w:tcW w:type="dxa" w:w="747"/>
           </w:tcPr>
           <w:p>
             <w:pPr>
@@ -13742,7 +14201,7 @@
         </w:tc>
         <w:tc>
           <w:tcPr>
-            <w:tcW w:type="dxa" w:w="628"/>
+            <w:tcW w:type="dxa" w:w="627"/>
           </w:tcPr>
           <w:p>
             <w:pPr>
@@ -13761,7 +14220,7 @@
         </w:tc>
         <w:tc>
           <w:tcPr>
-            <w:tcW w:type="dxa" w:w="1375"/>
+            <w:tcW w:type="dxa" w:w="1356"/>
           </w:tcPr>
           <w:p>
             <w:pPr>
@@ -13780,7 +14239,7 @@
         </w:tc>
         <w:tc>
           <w:tcPr>
-            <w:tcW w:type="dxa" w:w="2121"/>
+            <w:tcW w:type="dxa" w:w="2146"/>
           </w:tcPr>
           <w:p>
             <w:pPr>
@@ -13801,7 +14260,7 @@
       <w:tr>
         <w:tc>
           <w:tcPr>
-            <w:tcW w:type="dxa" w:w="751"/>
+            <w:tcW w:type="dxa" w:w="747"/>
           </w:tcPr>
           <w:p>
             <w:pPr>
@@ -13820,7 +14279,7 @@
         </w:tc>
         <w:tc>
           <w:tcPr>
-            <w:tcW w:type="dxa" w:w="628"/>
+            <w:tcW w:type="dxa" w:w="627"/>
           </w:tcPr>
           <w:p>
             <w:pPr>
@@ -13839,7 +14298,7 @@
         </w:tc>
         <w:tc>
           <w:tcPr>
-            <w:tcW w:type="dxa" w:w="1375"/>
+            <w:tcW w:type="dxa" w:w="1356"/>
           </w:tcPr>
           <w:p>
             <w:pPr>
@@ -13858,7 +14317,7 @@
         </w:tc>
         <w:tc>
           <w:tcPr>
-            <w:tcW w:type="dxa" w:w="2121"/>
+            <w:tcW w:type="dxa" w:w="2146"/>
           </w:tcPr>
           <w:p>
             <w:pPr>

--- a/papers/提交稿-命中率通胀三平面分离.docx
+++ b/papers/提交稿-命中率通胀三平面分离.docx
@@ -145,7 +145,7 @@
           <w:b w:val="0"/>
           <w:sz w:val="18"/>
         </w:rPr>
-        <w:t>在主机 A（§4.1）上冷启动推理 Kimi K3[1]（混合专家，MoE）时，作者观察到一组难以用命中率语言解释的台账：把主机可用内存自 8 GB 逐档提升到 64 GB（缓存槽位自 28 增至 1 344），引擎自报的专家命中率始终为 100.0%，而每词元自源层读入的专家字节始终为 25.83 GB——与"完全无复用"时的理论全量载入逐字节相同。换言之，在这七档配置上，自报命中率达到量程上限，而复用带来的字节免除恰为零。内存继续增加到 96 GB 以上，字节命中率才开始离开零（29.89%），到 224 GB 时为 43.75%，而自报命中率仍报 99.93%。</w:t>
+        <w:t>在主机 A 上冷启动推理 Kimi K3[1]（混合专家，MoE）时，作者观察到一组难以用命中率语言解释的台账：把主机可用内存自 8 GB 逐档提升到 64 GB（缓存槽位自 28 增至 1 344），引擎自报的专家命中率始终为 100.0%，而每词元自源层读入的专家字节始终为 25.83 GB——与"完全无复用"时的理论全量载入逐字节相同。换言之，在这七档配置上，自报命中率达到量程上限，而复用带来的字节免除恰为零。内存继续增加到 96 GB 以上，字节命中率才开始离开零（29.89%），到 224 GB 时为 43.75%，而自报命中率仍报 99.93%。</w:t>
       </w:r>
     </w:p>
     <w:p>
@@ -159,7 +159,53 @@
           <w:b w:val="0"/>
           <w:sz w:val="18"/>
         </w:rPr>
-        <w:t xml:space="preserve">这一现象的成因可以在引擎台账里逐字核对，不需推测。最新一轮引擎输出在 </w:t>
+        <w:t>这一现象的成因可以在引擎台账里逐字核对，不需推测。引擎在报出满格那一行的同时附了一条注记：那次运行的 1 472 次访问里，有 1 416 次之所以记为命中，是因为批量预取</w:t>
+      </w:r>
+      <w:r>
+        <w:rPr>
+          <w:rFonts w:ascii="Times New Roman" w:hAnsi="Times New Roman" w:eastAsia="宋体"/>
+          <w:b/>
+          <w:sz w:val="18"/>
+        </w:rPr>
+        <w:t>在这一词元内刚从盘上读过</w:t>
+      </w:r>
+      <w:r>
+        <w:rPr>
+          <w:rFonts w:ascii="Times New Roman" w:hAnsi="Times New Roman" w:eastAsia="宋体"/>
+          <w:b w:val="0"/>
+          <w:sz w:val="18"/>
+        </w:rPr>
+        <w:t>；同一行给出的真正常驻命中率只有 3.80%。引擎自身在该计数器下方注明，这个原始命中计数"不是免读 I/O 的度量"。</w:t>
+      </w:r>
+    </w:p>
+    <w:p>
+      <w:pPr>
+        <w:spacing w:after="40" w:line="276" w:lineRule="auto"/>
+        <w:ind w:firstLine="360"/>
+      </w:pPr>
+      <w:r>
+        <w:rPr>
+          <w:rFonts w:ascii="Times New Roman" w:hAnsi="Times New Roman" w:eastAsia="宋体"/>
+          <w:b w:val="0"/>
+          <w:sz w:val="18"/>
+        </w:rPr>
+        <w:t>即：批量预取先把专家自盘读入缓存再交付，于是</w:t>
+      </w:r>
+      <w:r>
+        <w:rPr>
+          <w:rFonts w:ascii="Times New Roman" w:hAnsi="Times New Roman" w:eastAsia="宋体"/>
+          <w:b/>
+          <w:sz w:val="18"/>
+        </w:rPr>
+        <w:t>每一次访问都记为命中</w:t>
+      </w:r>
+      <w:r>
+        <w:rPr>
+          <w:rFonts w:ascii="Times New Roman" w:hAnsi="Times New Roman" w:eastAsia="宋体"/>
+          <w:b w:val="0"/>
+          <w:sz w:val="18"/>
+        </w:rPr>
+        <w:t xml:space="preserve">。所以自报命中率量的是"交付时键是否在缓存索引中在场"，而预取形态保证该条件恒真——它在满格处不携带任何关于字节免除的信息。仓库内的仪表文档亦把这一字段列为缺陷（"counts disk reads as hits"），并给出与字节台账一致的正解 </w:t>
       </w:r>
       <w:r>
         <w:rPr>
@@ -167,7 +213,7 @@
           <w:color w:val="000080"/>
           <w:sz w:val="18"/>
         </w:rPr>
-        <w:t>hits 1472 (100.00%)</w:t>
+        <w:t>1 − evictions/requests</w:t>
       </w:r>
       <w:r>
         <w:rPr>
@@ -175,85 +221,7 @@
           <w:b w:val="0"/>
           <w:sz w:val="18"/>
         </w:rPr>
-        <w:t xml:space="preserve"> 之后附有三行注记：</w:t>
-      </w:r>
-    </w:p>
-    <w:p>
-      <w:pPr>
-        <w:spacing w:after="0"/>
-        <w:ind w:left="170"/>
-      </w:pPr>
-      <w:r>
-        <w:rPr>
-          <w:rFonts w:ascii="Consolas" w:hAnsi="Consolas"/>
-          <w:sz w:val="14"/>
-        </w:rPr>
-        <w:t>of those hits : 1416 came from the batch prefetch, i.e. read from disk this token;</w:t>
-      </w:r>
-    </w:p>
-    <w:p>
-      <w:pPr>
-        <w:spacing w:after="0"/>
-        <w:ind w:left="170"/>
-      </w:pPr>
-      <w:r>
-        <w:rPr>
-          <w:rFonts w:ascii="Consolas" w:hAnsi="Consolas"/>
-          <w:sz w:val="14"/>
-        </w:rPr>
-        <w:t xml:space="preserve">                TRUE resident hit rate 3.80%</w:t>
-      </w:r>
-    </w:p>
-    <w:p>
-      <w:pPr>
-        <w:spacing w:after="0"/>
-        <w:ind w:left="170"/>
-      </w:pPr>
-      <w:r>
-        <w:rPr>
-          <w:rFonts w:ascii="Consolas" w:hAnsi="Consolas"/>
-          <w:sz w:val="14"/>
-        </w:rPr>
-        <w:t>...</w:t>
-      </w:r>
-    </w:p>
-    <w:p>
-      <w:pPr>
-        <w:spacing w:after="0"/>
-        <w:ind w:left="170"/>
-      </w:pPr>
-      <w:r>
-        <w:rPr>
-          <w:rFonts w:ascii="Consolas" w:hAnsi="Consolas"/>
-          <w:sz w:val="14"/>
-        </w:rPr>
-        <w:t>(retention = requests - evictions; the raw `hits` counter includes</w:t>
-      </w:r>
-    </w:p>
-    <w:p>
-      <w:pPr>
-        <w:spacing w:after="0"/>
-        <w:ind w:left="170"/>
-      </w:pPr>
-      <w:r>
-        <w:rPr>
-          <w:rFonts w:ascii="Consolas" w:hAnsi="Consolas"/>
-          <w:sz w:val="14"/>
-        </w:rPr>
-        <w:t xml:space="preserve"> experts the prefetcher had just read from disk, so it is not a</w:t>
-      </w:r>
-    </w:p>
-    <w:p>
-      <w:pPr>
-        <w:spacing w:after="0"/>
-        <w:ind w:left="170"/>
-      </w:pPr>
-      <w:r>
-        <w:rPr>
-          <w:rFonts w:ascii="Consolas" w:hAnsi="Consolas"/>
-          <w:sz w:val="14"/>
-        </w:rPr>
-        <w:t xml:space="preserve"> measure of avoided I/O)</w:t>
+        <w:t>；本文不复述该文档的工程处置，只在度量层面把差量 HRI 定义出来并变成一条可验收的自检。</w:t>
       </w:r>
     </w:p>
     <w:p>
@@ -267,7 +235,34 @@
           <w:b w:val="0"/>
           <w:sz w:val="18"/>
         </w:rPr>
-        <w:t>即：批量预取先把专家自盘读入缓存再交付，于是</w:t>
+        <w:t>一旦承认这一点，用命中率做验收就失去意义：它可以在被优化量毫无变化时打满，也可以在字节台账显著改善时纹丝不动。下文给出四个真机实例，其中一个方向与直觉相反——源层读数恶化 78.6% 的同一次改动，端点墙钟差为 −40.8%（单样本、未重复）；交付字节完全冻结（标准差 0）的 30 次运行，墙钟跨度达 80.8%。</w:t>
+      </w:r>
+    </w:p>
+    <w:p>
+      <w:pPr>
+        <w:spacing w:after="40" w:before="80" w:line="240" w:lineRule="auto"/>
+      </w:pPr>
+      <w:r>
+        <w:rPr>
+          <w:rFonts w:ascii="Times New Roman" w:hAnsi="Times New Roman" w:eastAsia="黑体"/>
+          <w:b w:val="0"/>
+          <w:sz w:val="18"/>
+        </w:rPr>
+        <w:t>1.2  本文工作</w:t>
+      </w:r>
+    </w:p>
+    <w:p>
+      <w:pPr>
+        <w:spacing w:after="40" w:line="276" w:lineRule="auto"/>
+        <w:ind w:firstLine="360"/>
+      </w:pPr>
+      <w:r>
+        <w:rPr>
+          <w:rFonts w:ascii="Times New Roman" w:hAnsi="Times New Roman" w:eastAsia="宋体"/>
+          <w:b w:val="0"/>
+          <w:sz w:val="18"/>
+        </w:rPr>
+        <w:t>本稿定位为</w:t>
       </w:r>
       <w:r>
         <w:rPr>
@@ -275,7 +270,7 @@
           <w:b/>
           <w:sz w:val="18"/>
         </w:rPr>
-        <w:t>每一次访问都记为命中</w:t>
+        <w:t>度量方法学</w:t>
       </w:r>
       <w:r>
         <w:rPr>
@@ -283,37 +278,184 @@
           <w:b w:val="0"/>
           <w:sz w:val="18"/>
         </w:rPr>
-        <w:t xml:space="preserve">；该行同时给出真正的常驻命中率 3.80%。所以自报命中率量的是"交付时键是否在缓存索引中在场"，而预取形态保证该条件恒真——它在满格处不携带任何关于字节免除的信息。仓库内的仪表文档亦把这一字段列为缺陷（"counts disk reads as hits"），并给出与字节台账一致的正解 </w:t>
-      </w:r>
-      <w:r>
-        <w:rPr>
-          <w:rFonts w:ascii="Consolas" w:hAnsi="Consolas"/>
-          <w:color w:val="000080"/>
-          <w:sz w:val="18"/>
-        </w:rPr>
-        <w:t>1 − evictions/requests</w:t>
-      </w:r>
+        <w:t>短文，不提出新的存储系统、缓存结构或替换算法。交付物是四件可直接套用的产物：</w:t>
+      </w:r>
+    </w:p>
+    <w:p>
+      <w:pPr>
+        <w:spacing w:after="40" w:line="276" w:lineRule="auto"/>
+        <w:ind w:firstLine="360"/>
+      </w:pPr>
       <w:r>
         <w:rPr>
           <w:rFonts w:ascii="Times New Roman" w:hAnsi="Times New Roman" w:eastAsia="宋体"/>
           <w:b w:val="0"/>
           <w:sz w:val="18"/>
         </w:rPr>
-        <w:t>；本文不复述该文档的工程处置，只在度量层面把差量 HRI 定义出来并变成一条可验收的自检（§3.2、§3.4）。</w:t>
-      </w:r>
-    </w:p>
-    <w:p>
-      <w:pPr>
-        <w:spacing w:after="40" w:line="276" w:lineRule="auto"/>
-        <w:ind w:firstLine="360"/>
-      </w:pPr>
+        <w:t xml:space="preserve">1. </w:t>
+      </w:r>
+      <w:r>
+        <w:rPr>
+          <w:rFonts w:ascii="Times New Roman" w:hAnsi="Times New Roman" w:eastAsia="宋体"/>
+          <w:b/>
+          <w:sz w:val="18"/>
+        </w:rPr>
+        <w:t>三平面口径与命中率通胀的定义与分解</w:t>
+      </w:r>
       <w:r>
         <w:rPr>
           <w:rFonts w:ascii="Times New Roman" w:hAnsi="Times New Roman" w:eastAsia="宋体"/>
           <w:b w:val="0"/>
           <w:sz w:val="18"/>
         </w:rPr>
-        <w:t>一旦承认这一点，用命中率做验收就失去意义：它可以在被优化量毫无变化时打满，也可以在字节台账显著改善时纹丝不动。第 4 章给出四个真机实例，其中一个方向与直觉相反——源层读数恶化 78.6% 的同一次改动，端点墙钟差为 −40.8%（单样本、未重复，见 §6.1(7)）；交付字节完全冻结（标准差 0）的 30 次运行，墙钟跨度达 80.8%。</w:t>
+        <w:t>。把缓存复用度量显式拆为键平面（引擎自报命中率 H_key）、字节平面（字节命中率 X_byte、读放大倍数 E）、时间平面（每词元墙钟），定义通胀 HRI = H_key − X_byte，并证明其分解式 HRI = h_paid，即通胀恰为"命中但仍付字节"的访问占比（定理 1）。推论：H_key 是 X_byte 的上界，且上界可以完全松弛至 H_key = 1、X_byte = 0。</w:t>
+      </w:r>
+    </w:p>
+    <w:p>
+      <w:pPr>
+        <w:spacing w:after="40" w:line="276" w:lineRule="auto"/>
+        <w:ind w:firstLine="360"/>
+      </w:pPr>
+      <w:r>
+        <w:rPr>
+          <w:rFonts w:ascii="Times New Roman" w:hAnsi="Times New Roman" w:eastAsia="宋体"/>
+          <w:b w:val="0"/>
+          <w:sz w:val="18"/>
+        </w:rPr>
+        <w:t xml:space="preserve">2. </w:t>
+      </w:r>
+      <w:r>
+        <w:rPr>
+          <w:rFonts w:ascii="Times New Roman" w:hAnsi="Times New Roman" w:eastAsia="宋体"/>
+          <w:b/>
+          <w:sz w:val="18"/>
+        </w:rPr>
+        <w:t>字节命中率上界与读放大倍数（定理 2、推论 1）</w:t>
+      </w:r>
+      <w:r>
+        <w:rPr>
+          <w:rFonts w:ascii="Times New Roman" w:hAnsi="Times New Roman" w:eastAsia="宋体"/>
+          <w:b w:val="0"/>
+          <w:sz w:val="18"/>
+        </w:rPr>
+        <w:t>。在原子槽位粒度与冷启动前提下给出 X_byte ≤ 1 − B_distinct(N)/B_full(N)，即字节命中率的可达上界由会话 distinct 集决定，与命中率无关；配套给出 E = B_act/B_distinct(N) 与其下界 E ≥ 1。</w:t>
+      </w:r>
+    </w:p>
+    <w:p>
+      <w:pPr>
+        <w:spacing w:after="40" w:line="276" w:lineRule="auto"/>
+        <w:ind w:firstLine="360"/>
+      </w:pPr>
+      <w:r>
+        <w:rPr>
+          <w:rFonts w:ascii="Times New Roman" w:hAnsi="Times New Roman" w:eastAsia="宋体"/>
+          <w:b w:val="0"/>
+          <w:sz w:val="18"/>
+        </w:rPr>
+        <w:t xml:space="preserve">3. </w:t>
+      </w:r>
+      <w:r>
+        <w:rPr>
+          <w:rFonts w:ascii="Times New Roman" w:hAnsi="Times New Roman" w:eastAsia="宋体"/>
+          <w:b/>
+          <w:sz w:val="18"/>
+        </w:rPr>
+        <w:t>四条一致性检验 C1—C4</w:t>
+      </w:r>
+      <w:r>
+        <w:rPr>
+          <w:rFonts w:ascii="Times New Roman" w:hAnsi="Times New Roman" w:eastAsia="宋体"/>
+          <w:b w:val="0"/>
+          <w:sz w:val="18"/>
+        </w:rPr>
+        <w:t>，用于判定台账本身是否可用于验收。其中 C3（E ≥ 1）具有自否证性：把不匹配会话的预算代入会得到 E &lt; 1，从而自动宣告判据失效（下文给出一次真实的 C3 触发，涉及跨主机误用）。C2 则兼作字段归属判据：凡满足 X_byte ≡ (B_full − B_act)/B_full 的字段必为字节命中率口径，不得标为键平面（据此可判定表 4 的一列字段）。</w:t>
+      </w:r>
+    </w:p>
+    <w:p>
+      <w:pPr>
+        <w:spacing w:after="40" w:line="276" w:lineRule="auto"/>
+        <w:ind w:firstLine="360"/>
+      </w:pPr>
+      <w:r>
+        <w:rPr>
+          <w:rFonts w:ascii="Times New Roman" w:hAnsi="Times New Roman" w:eastAsia="宋体"/>
+          <w:b w:val="0"/>
+          <w:sz w:val="18"/>
+        </w:rPr>
+        <w:t xml:space="preserve">4. </w:t>
+      </w:r>
+      <w:r>
+        <w:rPr>
+          <w:rFonts w:ascii="Times New Roman" w:hAnsi="Times New Roman" w:eastAsia="宋体"/>
+          <w:b/>
+          <w:sz w:val="18"/>
+        </w:rPr>
+        <w:t>可验收性分析与验收阶梯</w:t>
+      </w:r>
+      <w:r>
+        <w:rPr>
+          <w:rFonts w:ascii="Times New Roman" w:hAnsi="Times New Roman" w:eastAsia="宋体"/>
+          <w:b w:val="0"/>
+          <w:sz w:val="18"/>
+        </w:rPr>
+        <w:t>。以功效分析给出三个平面各自的最小可检测效应（MDE），并用一组真实的策略对照量化"用错平面的代价"：字节平面 3 次运行确证 1.278% 的效应，时间平面需约 1.33 万次运行（约 1 000 机时），样本量比约 4 400 倍（表 5）。</w:t>
+      </w:r>
+    </w:p>
+    <w:p>
+      <w:pPr>
+        <w:spacing w:after="40" w:line="276" w:lineRule="auto"/>
+        <w:ind w:firstLine="360"/>
+      </w:pPr>
+      <w:r>
+        <w:rPr>
+          <w:rFonts w:ascii="Times New Roman" w:hAnsi="Times New Roman" w:eastAsia="宋体"/>
+          <w:b w:val="0"/>
+          <w:sz w:val="18"/>
+        </w:rPr>
+        <w:t xml:space="preserve">5. </w:t>
+      </w:r>
+      <w:r>
+        <w:rPr>
+          <w:rFonts w:ascii="Times New Roman" w:hAnsi="Times New Roman" w:eastAsia="宋体"/>
+          <w:b/>
+          <w:sz w:val="18"/>
+        </w:rPr>
+        <w:t>台账来源的分列（平台一节与附录 A）</w:t>
+      </w:r>
+      <w:r>
+        <w:rPr>
+          <w:rFonts w:ascii="Times New Roman" w:hAnsi="Times New Roman" w:eastAsia="宋体"/>
+          <w:b w:val="0"/>
+          <w:sz w:val="18"/>
+        </w:rPr>
+        <w:t>。内存阶梯与配额扫描取自主机 A（N = 8、cgroup 上限、源层为 3.2 GB/s NVMe），重复运行、策略四臂与带宽下界诊断取自主机 B（1 提示 + 3 生成词元、机械慢盘 + NVMe、WSL2）；两者的会话长度、源层物理层与"每词元字节"口径都不同，故本文不把两套台账并入单一主机叙述，并把每个结论绑定到其台账归属。</w:t>
+      </w:r>
+    </w:p>
+    <w:p>
+      <w:pPr>
+        <w:spacing w:after="40" w:line="276" w:lineRule="auto"/>
+        <w:ind w:firstLine="360"/>
+      </w:pPr>
+      <w:r>
+        <w:rPr>
+          <w:rFonts w:ascii="Times New Roman" w:hAnsi="Times New Roman" w:eastAsia="宋体"/>
+          <w:b w:val="0"/>
+          <w:sz w:val="18"/>
+        </w:rPr>
+        <w:t>全文结构：第 2 章述相关工作；第 3 章给出三平面框架、定理与一致性检验；第 4 章报告四个解耦实例与恒等式核验；第 5 章给出可验收性分析与验收阶梯；第 6 章讨论威胁到效度与适用边界；第 7 章收束。</w:t>
+      </w:r>
+    </w:p>
+    <w:p>
+      <w:pPr>
+        <w:spacing w:after="60" w:before="120" w:line="240" w:lineRule="auto"/>
+      </w:pPr>
+      <w:r>
+        <w:rPr>
+          <w:rFonts w:ascii="Times New Roman" w:hAnsi="Times New Roman" w:eastAsia="黑体"/>
+          <w:b w:val="0"/>
+          <w:sz w:val="21"/>
+        </w:rPr>
+        <w:t>2  相关工作</w:t>
       </w:r>
     </w:p>
     <w:p>
@@ -326,7 +468,7 @@
           <w:b w:val="0"/>
           <w:sz w:val="18"/>
         </w:rPr>
-        <w:t>1.2  本文工作</w:t>
+        <w:t>2.1  命中率作为性能指标</w:t>
       </w:r>
     </w:p>
     <w:p>
@@ -340,7 +482,61 @@
           <w:b w:val="0"/>
           <w:sz w:val="18"/>
         </w:rPr>
-        <w:t>本稿定位为</w:t>
+        <w:t>命中率与命中计数是缓存系统最常用的汇报量。Denning 的工作集模型[13]刻画活跃引用集大小，compulsory miss 刻画首次访问的不可免读部分，二者共同给出"命中率能到多高"的语境，但均以引用（reference）为计数单位，而非以字节为口径。Roofline[5]指出带宽受限时复用是主要杠杆，Eyeriss[6]在体系结构层实证了"慢速存储读一次、片上复用多次"的收益，二者回答复用值不值得做，未回答命中率在何种条件下失去证明力。排队论与操作分析[10,11,12]表明吞吐由服务需求最大的瓶颈设备决定，Amdahl 界[14]是单串行段的退化情形；这些工作给出时间平面的下界，本文用其解释"字节已定而时间仍弥散"。</w:t>
+      </w:r>
+    </w:p>
+    <w:p>
+      <w:pPr>
+        <w:spacing w:after="40" w:before="80" w:line="240" w:lineRule="auto"/>
+      </w:pPr>
+      <w:r>
+        <w:rPr>
+          <w:rFonts w:ascii="Times New Roman" w:hAnsi="Times New Roman" w:eastAsia="黑体"/>
+          <w:b w:val="0"/>
+          <w:sz w:val="18"/>
+        </w:rPr>
+        <w:t>2.2  指标失配与观测面分离</w:t>
+      </w:r>
+    </w:p>
+    <w:p>
+      <w:pPr>
+        <w:spacing w:after="40" w:line="276" w:lineRule="auto"/>
+        <w:ind w:firstLine="360"/>
+      </w:pPr>
+      <w:r>
+        <w:rPr>
+          <w:rFonts w:ascii="Times New Roman" w:hAnsi="Times New Roman" w:eastAsia="宋体"/>
+          <w:b w:val="0"/>
+          <w:sz w:val="18"/>
+        </w:rPr>
+        <w:t>系统测量文献中，"工具层指标"与"底层事实"的分离多以经验描述出现。就本文所及，尚少见把该分离落成一个可计算的差量（HRI）、给出其分解式、并为每个候选验收量标定最小可检测效应的处理。LLM 推理侧的权重与 KV offload 工作（如 CXL-SpecKV[7]、FastKV[8]）侧重近存、压缩与预填—解码加速；MoE 的稀疏门控[2]、单专家路由[3]与细粒度切分[4]使"哪些专家进入工作集"随词元变化，落位层与分层字节读数因而更易与白板命中脱钩。上述方向与本文观测面相关，但均不以命中率口径的失效为研究对象。</w:t>
+      </w:r>
+    </w:p>
+    <w:p>
+      <w:pPr>
+        <w:spacing w:after="40" w:before="80" w:line="240" w:lineRule="auto"/>
+      </w:pPr>
+      <w:r>
+        <w:rPr>
+          <w:rFonts w:ascii="Times New Roman" w:hAnsi="Times New Roman" w:eastAsia="黑体"/>
+          <w:b w:val="0"/>
+          <w:sz w:val="18"/>
+        </w:rPr>
+        <w:t>2.3  可复现性与效应量</w:t>
+      </w:r>
+    </w:p>
+    <w:p>
+      <w:pPr>
+        <w:spacing w:after="40" w:line="276" w:lineRule="auto"/>
+        <w:ind w:firstLine="360"/>
+      </w:pPr>
+      <w:r>
+        <w:rPr>
+          <w:rFonts w:ascii="Times New Roman" w:hAnsi="Times New Roman" w:eastAsia="宋体"/>
+          <w:b w:val="0"/>
+          <w:sz w:val="18"/>
+        </w:rPr>
+        <w:t>同配置重复运行的墙钟弥散在基准测试社区广为人知，通行做法是报告分位数或配对差。本文的差别在于把弥散量转化为</w:t>
       </w:r>
       <w:r>
         <w:rPr>
@@ -348,7 +544,7 @@
           <w:b/>
           <w:sz w:val="18"/>
         </w:rPr>
-        <w:t>度量方法学</w:t>
+        <w:t>平面之间的分辨率比</w:t>
       </w:r>
       <w:r>
         <w:rPr>
@@ -356,281 +552,7 @@
           <w:b w:val="0"/>
           <w:sz w:val="18"/>
         </w:rPr>
-        <w:t>短文，不提出新的存储系统、缓存结构或替换算法。交付物是四件可直接套用的产物：</w:t>
-      </w:r>
-    </w:p>
-    <w:p>
-      <w:pPr>
-        <w:spacing w:after="40" w:line="276" w:lineRule="auto"/>
-        <w:ind w:firstLine="360"/>
-      </w:pPr>
-      <w:r>
-        <w:rPr>
-          <w:rFonts w:ascii="Times New Roman" w:hAnsi="Times New Roman" w:eastAsia="宋体"/>
-          <w:b w:val="0"/>
-          <w:sz w:val="18"/>
-        </w:rPr>
-        <w:t xml:space="preserve">1. </w:t>
-      </w:r>
-      <w:r>
-        <w:rPr>
-          <w:rFonts w:ascii="Times New Roman" w:hAnsi="Times New Roman" w:eastAsia="宋体"/>
-          <w:b/>
-          <w:sz w:val="18"/>
-        </w:rPr>
-        <w:t>三平面口径与命中率通胀的定义与分解（第 3 章）</w:t>
-      </w:r>
-      <w:r>
-        <w:rPr>
-          <w:rFonts w:ascii="Times New Roman" w:hAnsi="Times New Roman" w:eastAsia="宋体"/>
-          <w:b w:val="0"/>
-          <w:sz w:val="18"/>
-        </w:rPr>
-        <w:t>。把缓存复用度量显式拆为键平面（引擎自报命中率 H_key）、字节平面（字节命中率 X_byte、读放大倍数 E）、时间平面（每词元墙钟），定义通胀 HRI = H_key − X_byte，并证明其分解式 HRI = h_paid，即通胀恰为"命中但仍付字节"的访问占比（定理 1）。推论：H_key 是 X_byte 的上界，且上界可以完全松弛至 H_key = 1、X_byte = 0。</w:t>
-      </w:r>
-    </w:p>
-    <w:p>
-      <w:pPr>
-        <w:spacing w:after="40" w:line="276" w:lineRule="auto"/>
-        <w:ind w:firstLine="360"/>
-      </w:pPr>
-      <w:r>
-        <w:rPr>
-          <w:rFonts w:ascii="Times New Roman" w:hAnsi="Times New Roman" w:eastAsia="宋体"/>
-          <w:b w:val="0"/>
-          <w:sz w:val="18"/>
-        </w:rPr>
-        <w:t xml:space="preserve">2. </w:t>
-      </w:r>
-      <w:r>
-        <w:rPr>
-          <w:rFonts w:ascii="Times New Roman" w:hAnsi="Times New Roman" w:eastAsia="宋体"/>
-          <w:b/>
-          <w:sz w:val="18"/>
-        </w:rPr>
-        <w:t>字节命中率上界与读放大倍数（定理 2、推论 1）</w:t>
-      </w:r>
-      <w:r>
-        <w:rPr>
-          <w:rFonts w:ascii="Times New Roman" w:hAnsi="Times New Roman" w:eastAsia="宋体"/>
-          <w:b w:val="0"/>
-          <w:sz w:val="18"/>
-        </w:rPr>
-        <w:t>。在原子槽位粒度与冷启动前提下给出 X_byte ≤ 1 − B_distinct(N)/B_full(N)，即字节命中率的可达上界由会话 distinct 集决定，与命中率无关；配套给出 E = B_act/B_distinct(N) 与其下界 E ≥ 1。</w:t>
-      </w:r>
-    </w:p>
-    <w:p>
-      <w:pPr>
-        <w:spacing w:after="40" w:line="276" w:lineRule="auto"/>
-        <w:ind w:firstLine="360"/>
-      </w:pPr>
-      <w:r>
-        <w:rPr>
-          <w:rFonts w:ascii="Times New Roman" w:hAnsi="Times New Roman" w:eastAsia="宋体"/>
-          <w:b w:val="0"/>
-          <w:sz w:val="18"/>
-        </w:rPr>
-        <w:t xml:space="preserve">3. </w:t>
-      </w:r>
-      <w:r>
-        <w:rPr>
-          <w:rFonts w:ascii="Times New Roman" w:hAnsi="Times New Roman" w:eastAsia="宋体"/>
-          <w:b/>
-          <w:sz w:val="18"/>
-        </w:rPr>
-        <w:t>四条一致性检验 C1—C4（§3.4）</w:t>
-      </w:r>
-      <w:r>
-        <w:rPr>
-          <w:rFonts w:ascii="Times New Roman" w:hAnsi="Times New Roman" w:eastAsia="宋体"/>
-          <w:b w:val="0"/>
-          <w:sz w:val="18"/>
-        </w:rPr>
-        <w:t>，用于判定台账本身是否可用于验收。其中 C3（E ≥ 1）具有自否证性：把不匹配会话的预算代入会得到 E &lt; 1，从而自动宣告判据失效（第 4.4 节给出一次真实的 C3 触发，涉及跨主机误用）。C2 则兼作字段归属判据：凡满足 X_byte ≡ (B_full − B_act)/B_full 的字段必为字节命中率口径，不得标为键平面（§4.3、§4.4 据此判定表 4 的一列字段）。</w:t>
-      </w:r>
-    </w:p>
-    <w:p>
-      <w:pPr>
-        <w:spacing w:after="40" w:line="276" w:lineRule="auto"/>
-        <w:ind w:firstLine="360"/>
-      </w:pPr>
-      <w:r>
-        <w:rPr>
-          <w:rFonts w:ascii="Times New Roman" w:hAnsi="Times New Roman" w:eastAsia="宋体"/>
-          <w:b w:val="0"/>
-          <w:sz w:val="18"/>
-        </w:rPr>
-        <w:t xml:space="preserve">4. </w:t>
-      </w:r>
-      <w:r>
-        <w:rPr>
-          <w:rFonts w:ascii="Times New Roman" w:hAnsi="Times New Roman" w:eastAsia="宋体"/>
-          <w:b/>
-          <w:sz w:val="18"/>
-        </w:rPr>
-        <w:t>可验收性分析与验收阶梯（第 5 章）</w:t>
-      </w:r>
-      <w:r>
-        <w:rPr>
-          <w:rFonts w:ascii="Times New Roman" w:hAnsi="Times New Roman" w:eastAsia="宋体"/>
-          <w:b w:val="0"/>
-          <w:sz w:val="18"/>
-        </w:rPr>
-        <w:t>。以功效分析给出三个平面各自的最小可检测效应（MDE），并用一组真实的策略对照量化"用错平面的代价"：字节平面 3 次运行确证 1.278% 的效应，时间平面需约 1.33 万次运行（约 1 000 机时），样本量比约 4 400 倍（表 5）。</w:t>
-      </w:r>
-    </w:p>
-    <w:p>
-      <w:pPr>
-        <w:spacing w:after="40" w:line="276" w:lineRule="auto"/>
-        <w:ind w:firstLine="360"/>
-      </w:pPr>
-      <w:r>
-        <w:rPr>
-          <w:rFonts w:ascii="Times New Roman" w:hAnsi="Times New Roman" w:eastAsia="宋体"/>
-          <w:b w:val="0"/>
-          <w:sz w:val="18"/>
-        </w:rPr>
-        <w:t xml:space="preserve">5. </w:t>
-      </w:r>
-      <w:r>
-        <w:rPr>
-          <w:rFonts w:ascii="Times New Roman" w:hAnsi="Times New Roman" w:eastAsia="宋体"/>
-          <w:b/>
-          <w:sz w:val="18"/>
-        </w:rPr>
-        <w:t>台账来源的分列（第 4.1 节、附录 A）</w:t>
-      </w:r>
-      <w:r>
-        <w:rPr>
-          <w:rFonts w:ascii="Times New Roman" w:hAnsi="Times New Roman" w:eastAsia="宋体"/>
-          <w:b w:val="0"/>
-          <w:sz w:val="18"/>
-        </w:rPr>
-        <w:t>。内存阶梯与配额扫描取自主机 A（N = 8、cgroup 上限、源层为 3.2 GB/s NVMe），重复运行、策略四臂与带宽下界诊断取自主机 B（1 提示 + 3 生成词元、机械慢盘 + NVMe、WSL2）；两者的会话长度、源层物理层与"每词元字节"口径都不同，故本文不把两套台账并入单一主机叙述，并把每个结论绑定到其台账归属。</w:t>
-      </w:r>
-    </w:p>
-    <w:p>
-      <w:pPr>
-        <w:spacing w:after="40" w:line="276" w:lineRule="auto"/>
-        <w:ind w:firstLine="360"/>
-      </w:pPr>
-      <w:r>
-        <w:rPr>
-          <w:rFonts w:ascii="Times New Roman" w:hAnsi="Times New Roman" w:eastAsia="宋体"/>
-          <w:b w:val="0"/>
-          <w:sz w:val="18"/>
-        </w:rPr>
-        <w:t>全文结构：第 2 章述相关工作；第 3 章给出三平面框架、定理与一致性检验；第 4 章报告四个解耦实例与恒等式核验；第 5 章给出可验收性分析与验收阶梯；第 6 章讨论威胁到效度与适用边界；第 7 章收束。</w:t>
-      </w:r>
-    </w:p>
-    <w:p>
-      <w:pPr>
-        <w:spacing w:after="60" w:before="120" w:line="240" w:lineRule="auto"/>
-      </w:pPr>
-      <w:r>
-        <w:rPr>
-          <w:rFonts w:ascii="Times New Roman" w:hAnsi="Times New Roman" w:eastAsia="黑体"/>
-          <w:b w:val="0"/>
-          <w:sz w:val="21"/>
-        </w:rPr>
-        <w:t>2  相关工作</w:t>
-      </w:r>
-    </w:p>
-    <w:p>
-      <w:pPr>
-        <w:spacing w:after="40" w:before="80" w:line="240" w:lineRule="auto"/>
-      </w:pPr>
-      <w:r>
-        <w:rPr>
-          <w:rFonts w:ascii="Times New Roman" w:hAnsi="Times New Roman" w:eastAsia="黑体"/>
-          <w:b w:val="0"/>
-          <w:sz w:val="18"/>
-        </w:rPr>
-        <w:t>2.1  命中率作为性能指标</w:t>
-      </w:r>
-    </w:p>
-    <w:p>
-      <w:pPr>
-        <w:spacing w:after="40" w:line="276" w:lineRule="auto"/>
-        <w:ind w:firstLine="360"/>
-      </w:pPr>
-      <w:r>
-        <w:rPr>
-          <w:rFonts w:ascii="Times New Roman" w:hAnsi="Times New Roman" w:eastAsia="宋体"/>
-          <w:b w:val="0"/>
-          <w:sz w:val="18"/>
-        </w:rPr>
-        <w:t>命中率与命中计数是缓存系统最常用的汇报量。Denning 的工作集模型[13]刻画活跃引用集大小，compulsory miss 刻画首次访问的不可免读部分，二者共同给出"命中率能到多高"的语境，但均以引用（reference）为计数单位，而非以字节为口径。Roofline[5]指出带宽受限时复用是主要杠杆，Eyeriss[6]在体系结构层实证了"慢速存储读一次、片上复用多次"的收益，二者回答复用值不值得做，未回答命中率在何种条件下失去证明力。排队论与操作分析[10,11,12]表明吞吐由服务需求最大的瓶颈设备决定，Amdahl 界[14]是单串行段的退化情形；这些工作给出时间平面的下界，本文 §5.2 用其解释"字节已定而时间仍弥散"。</w:t>
-      </w:r>
-    </w:p>
-    <w:p>
-      <w:pPr>
-        <w:spacing w:after="40" w:before="80" w:line="240" w:lineRule="auto"/>
-      </w:pPr>
-      <w:r>
-        <w:rPr>
-          <w:rFonts w:ascii="Times New Roman" w:hAnsi="Times New Roman" w:eastAsia="黑体"/>
-          <w:b w:val="0"/>
-          <w:sz w:val="18"/>
-        </w:rPr>
-        <w:t>2.2  指标失配与观测面分离</w:t>
-      </w:r>
-    </w:p>
-    <w:p>
-      <w:pPr>
-        <w:spacing w:after="40" w:line="276" w:lineRule="auto"/>
-        <w:ind w:firstLine="360"/>
-      </w:pPr>
-      <w:r>
-        <w:rPr>
-          <w:rFonts w:ascii="Times New Roman" w:hAnsi="Times New Roman" w:eastAsia="宋体"/>
-          <w:b w:val="0"/>
-          <w:sz w:val="18"/>
-        </w:rPr>
-        <w:t>系统测量文献中，"工具层指标"与"底层事实"的分离多以经验描述出现。就本文所及，尚少见把该分离落成一个可计算的差量（HRI）、给出其分解式、并为每个候选验收量标定最小可检测效应的处理。LLM 推理侧的权重与 KV offload 工作（如 CXL-SpecKV[7]、FastKV[8]）侧重近存、压缩与预填—解码加速；MoE 的稀疏门控[2]、单专家路由[3]与细粒度切分[4]使"哪些专家进入工作集"随词元变化，落位层与分层字节读数因而更易与白板命中脱钩。上述方向与本文观测面相关，但均不以命中率口径的失效为研究对象。</w:t>
-      </w:r>
-    </w:p>
-    <w:p>
-      <w:pPr>
-        <w:spacing w:after="40" w:before="80" w:line="240" w:lineRule="auto"/>
-      </w:pPr>
-      <w:r>
-        <w:rPr>
-          <w:rFonts w:ascii="Times New Roman" w:hAnsi="Times New Roman" w:eastAsia="黑体"/>
-          <w:b w:val="0"/>
-          <w:sz w:val="18"/>
-        </w:rPr>
-        <w:t>2.3  可复现性与效应量</w:t>
-      </w:r>
-    </w:p>
-    <w:p>
-      <w:pPr>
-        <w:spacing w:after="40" w:line="276" w:lineRule="auto"/>
-        <w:ind w:firstLine="360"/>
-      </w:pPr>
-      <w:r>
-        <w:rPr>
-          <w:rFonts w:ascii="Times New Roman" w:hAnsi="Times New Roman" w:eastAsia="宋体"/>
-          <w:b w:val="0"/>
-          <w:sz w:val="18"/>
-        </w:rPr>
-        <w:t>同配置重复运行的墙钟弥散在基准测试社区广为人知，通行做法是报告分位数或配对差。本文的差别在于把弥散量转化为</w:t>
-      </w:r>
-      <w:r>
-        <w:rPr>
-          <w:rFonts w:ascii="Times New Roman" w:hAnsi="Times New Roman" w:eastAsia="宋体"/>
-          <w:b/>
-          <w:sz w:val="18"/>
-        </w:rPr>
-        <w:t>平面之间的分辨率比</w:t>
-      </w:r>
-      <w:r>
-        <w:rPr>
-          <w:rFonts w:ascii="Times New Roman" w:hAnsi="Times New Roman" w:eastAsia="宋体"/>
-          <w:b w:val="0"/>
-          <w:sz w:val="18"/>
-        </w:rPr>
-        <w:t>：不是"时间指标不准"，而是"用时间平面确证某一效应所需的样本量，是用字节平面确证同一效应所需样本量的数千倍"，并给出该倍数的一次真机实例（§5.1）。</w:t>
+        <w:t>：不是"时间指标不准"，而是"用时间平面确证某一效应所需的样本量，是用字节平面确证同一效应所需样本量的数千倍"，并给出该倍数的一次真机实例（见 5.1 节）。</w:t>
       </w:r>
     </w:p>
     <w:p>
@@ -1296,16 +1218,16 @@
         <w:tblLayout w:type="fixed"/>
       </w:tblPr>
       <w:tblGrid>
-        <w:gridCol w:w="758"/>
-        <w:gridCol w:w="834"/>
-        <w:gridCol w:w="1320"/>
+        <w:gridCol w:w="756"/>
+        <w:gridCol w:w="831"/>
+        <w:gridCol w:w="1332"/>
         <w:gridCol w:w="624"/>
-        <w:gridCol w:w="1339"/>
+        <w:gridCol w:w="1332"/>
       </w:tblGrid>
       <w:tr>
         <w:tc>
           <w:tcPr>
-            <w:tcW w:type="dxa" w:w="758"/>
+            <w:tcW w:type="dxa" w:w="756"/>
             <w:shd w:val="clear" w:fill="F2F2F2"/>
           </w:tcPr>
           <w:p>
@@ -1325,7 +1247,7 @@
         </w:tc>
         <w:tc>
           <w:tcPr>
-            <w:tcW w:type="dxa" w:w="834"/>
+            <w:tcW w:type="dxa" w:w="831"/>
             <w:shd w:val="clear" w:fill="F2F2F2"/>
           </w:tcPr>
           <w:p>
@@ -1345,7 +1267,7 @@
         </w:tc>
         <w:tc>
           <w:tcPr>
-            <w:tcW w:type="dxa" w:w="1320"/>
+            <w:tcW w:type="dxa" w:w="1332"/>
             <w:shd w:val="clear" w:fill="F2F2F2"/>
           </w:tcPr>
           <w:p>
@@ -1385,7 +1307,7 @@
         </w:tc>
         <w:tc>
           <w:tcPr>
-            <w:tcW w:type="dxa" w:w="1339"/>
+            <w:tcW w:type="dxa" w:w="1332"/>
             <w:shd w:val="clear" w:fill="F2F2F2"/>
           </w:tcPr>
           <w:p>
@@ -1407,7 +1329,7 @@
       <w:tr>
         <w:tc>
           <w:tcPr>
-            <w:tcW w:type="dxa" w:w="758"/>
+            <w:tcW w:type="dxa" w:w="756"/>
           </w:tcPr>
           <w:p>
             <w:pPr>
@@ -1426,7 +1348,7 @@
         </w:tc>
         <w:tc>
           <w:tcPr>
-            <w:tcW w:type="dxa" w:w="834"/>
+            <w:tcW w:type="dxa" w:w="831"/>
           </w:tcPr>
           <w:p>
             <w:pPr>
@@ -1445,20 +1367,20 @@
         </w:tc>
         <w:tc>
           <w:tcPr>
-            <w:tcW w:type="dxa" w:w="1320"/>
-          </w:tcPr>
-          <w:p>
-            <w:pPr>
-              <w:spacing w:after="0" w:before="0" w:line="240" w:lineRule="auto"/>
-            </w:pPr>
-            <w:r/>
-            <w:r>
-              <w:rPr>
-                <w:rFonts w:ascii="Times New Roman" w:hAnsi="Times New Roman" w:eastAsia="宋体"/>
-                <w:b w:val="0"/>
-                <w:sz w:val="15"/>
-              </w:rPr>
-              <w:t>request hit rate（引擎自报）：交付时键在缓存索引中在场（含预取命中，见 §1.1）</w:t>
+            <w:tcW w:type="dxa" w:w="1332"/>
+          </w:tcPr>
+          <w:p>
+            <w:pPr>
+              <w:spacing w:after="0" w:before="0" w:line="240" w:lineRule="auto"/>
+            </w:pPr>
+            <w:r/>
+            <w:r>
+              <w:rPr>
+                <w:rFonts w:ascii="Times New Roman" w:hAnsi="Times New Roman" w:eastAsia="宋体"/>
+                <w:b w:val="0"/>
+                <w:sz w:val="15"/>
+              </w:rPr>
+              <w:t>request hit rate（引擎自报）：交付时键在缓存索引中在场（含预取命中，见 1.1 节）</w:t>
             </w:r>
           </w:p>
         </w:tc>
@@ -1483,7 +1405,7 @@
         </w:tc>
         <w:tc>
           <w:tcPr>
-            <w:tcW w:type="dxa" w:w="1339"/>
+            <w:tcW w:type="dxa" w:w="1332"/>
           </w:tcPr>
           <w:p>
             <w:pPr>
@@ -1504,7 +1426,7 @@
       <w:tr>
         <w:tc>
           <w:tcPr>
-            <w:tcW w:type="dxa" w:w="758"/>
+            <w:tcW w:type="dxa" w:w="756"/>
           </w:tcPr>
           <w:p>
             <w:pPr>
@@ -1523,7 +1445,7 @@
         </w:tc>
         <w:tc>
           <w:tcPr>
-            <w:tcW w:type="dxa" w:w="834"/>
+            <w:tcW w:type="dxa" w:w="831"/>
           </w:tcPr>
           <w:p>
             <w:pPr>
@@ -1542,7 +1464,7 @@
         </w:tc>
         <w:tc>
           <w:tcPr>
-            <w:tcW w:type="dxa" w:w="1320"/>
+            <w:tcW w:type="dxa" w:w="1332"/>
           </w:tcPr>
           <w:p>
             <w:pPr>
@@ -1580,7 +1502,7 @@
         </w:tc>
         <w:tc>
           <w:tcPr>
-            <w:tcW w:type="dxa" w:w="1339"/>
+            <w:tcW w:type="dxa" w:w="1332"/>
           </w:tcPr>
           <w:p>
             <w:pPr>
@@ -1601,7 +1523,7 @@
       <w:tr>
         <w:tc>
           <w:tcPr>
-            <w:tcW w:type="dxa" w:w="758"/>
+            <w:tcW w:type="dxa" w:w="756"/>
           </w:tcPr>
           <w:p>
             <w:pPr>
@@ -1620,7 +1542,7 @@
         </w:tc>
         <w:tc>
           <w:tcPr>
-            <w:tcW w:type="dxa" w:w="834"/>
+            <w:tcW w:type="dxa" w:w="831"/>
           </w:tcPr>
           <w:p>
             <w:pPr>
@@ -1639,7 +1561,7 @@
         </w:tc>
         <w:tc>
           <w:tcPr>
-            <w:tcW w:type="dxa" w:w="1320"/>
+            <w:tcW w:type="dxa" w:w="1332"/>
           </w:tcPr>
           <w:p>
             <w:pPr>
@@ -1677,7 +1599,7 @@
         </w:tc>
         <w:tc>
           <w:tcPr>
-            <w:tcW w:type="dxa" w:w="1339"/>
+            <w:tcW w:type="dxa" w:w="1332"/>
           </w:tcPr>
           <w:p>
             <w:pPr>
@@ -1698,7 +1620,7 @@
       <w:tr>
         <w:tc>
           <w:tcPr>
-            <w:tcW w:type="dxa" w:w="758"/>
+            <w:tcW w:type="dxa" w:w="756"/>
           </w:tcPr>
           <w:p>
             <w:pPr>
@@ -1717,7 +1639,7 @@
         </w:tc>
         <w:tc>
           <w:tcPr>
-            <w:tcW w:type="dxa" w:w="834"/>
+            <w:tcW w:type="dxa" w:w="831"/>
           </w:tcPr>
           <w:p>
             <w:pPr>
@@ -1736,7 +1658,7 @@
         </w:tc>
         <w:tc>
           <w:tcPr>
-            <w:tcW w:type="dxa" w:w="1320"/>
+            <w:tcW w:type="dxa" w:w="1332"/>
           </w:tcPr>
           <w:p>
             <w:pPr>
@@ -1774,7 +1696,7 @@
         </w:tc>
         <w:tc>
           <w:tcPr>
-            <w:tcW w:type="dxa" w:w="1339"/>
+            <w:tcW w:type="dxa" w:w="1332"/>
           </w:tcPr>
           <w:p>
             <w:pPr>
@@ -2083,7 +2005,7 @@
           <w:b w:val="0"/>
           <w:sz w:val="18"/>
         </w:rPr>
-        <w:t xml:space="preserve">　(i) 由定义直接相减。(ii) 由 (i) 与 h_paid ≥ 0。(iii) 取缓存索引可容纳全部键但载荷驻留在 M_1 之下的配置，则每次访问均记为命中且每次均须自 M_1 读入 b 字节，B_act = B_full，X_byte = 0，H_key = 1。第 4.2 节给出该情形的真机实例（主机 A，内存 8—64 GB 七档）。∎</w:t>
+        <w:t xml:space="preserve">　(i) 由定义直接相减。(ii) 由 (i) 与 h_paid ≥ 0。(iii) 取缓存索引可容纳全部键但载荷驻留在 M_1 之下的配置，则每次访问均记为命中且每次均须自 M_1 读入 b 字节，B_act = B_full，X_byte = 0，H_key = 1。后文给出该情形的真机实例（主机 A，内存 8—64 GB 七档）。∎</w:t>
       </w:r>
     </w:p>
     <w:p>
@@ -2113,7 +2035,7 @@
           <w:b w:val="0"/>
           <w:sz w:val="18"/>
         </w:rPr>
-        <w:t xml:space="preserve">。§1.1 已给出本案该条件恒真的机制（批量预取把自盘读入的专家计入命中）：在该配置下该字段的信息量恰为零，而不是"精确度不足"。这也划清了本文与工程修复的界线——把该计数器改为 </w:t>
+        <w:t xml:space="preserve">。1.1 节已给出本案该条件恒真的机制（批量预取把自盘读入的专家计入命中）：在该配置下该字段的信息量恰为零，而不是"精确度不足"。这也划清了本文与工程修复的界线——把该计数器改为 </w:t>
       </w:r>
       <w:r>
         <w:rPr>
@@ -2178,7 +2100,7 @@
           <w:b w:val="0"/>
           <w:sz w:val="18"/>
         </w:rPr>
-        <w:t>此时 HRI 不再严格等于 h_paid，而是"按访问计数的付费命中占比"与"按字节计数的付费载荷占比"之差；X_byte ≤ H_key 仍成立当且仅当付费命中的平均字节不大于全体访问的平均字节。工程上应同时报告两式，其差本身即为一条自检量（§3.4 C4）。</w:t>
+        <w:t>此时 HRI 不再严格等于 h_paid，而是"按访问计数的付费命中占比"与"按字节计数的付费载荷占比"之差；X_byte ≤ H_key 仍成立当且仅当付费命中的平均字节不大于全体访问的平均字节。工程上应同时报告两式，其差本身即为一条自检量（C4）。</w:t>
       </w:r>
     </w:p>
     <w:p>
@@ -2353,7 +2275,7 @@
           <w:b w:val="0"/>
           <w:sz w:val="18"/>
         </w:rPr>
-        <w:t>（C3）而非公理使用；其失败有两种解释，须由台账中记录的驻留粒度区分（§3.4）。这也说明 C1 与 C3 必须区别对待：C1 只在 N = 1 的边界点上以 ε = 1% 放行该偏差（属边界效应，可记录），C3 则对整段会话要求 E ≥ 1（不容许系统性低于 1）。</w:t>
+        <w:t>（C3）而非公理使用；其失败有两种解释，须由台账中记录的驻留粒度区分。这也说明 C1 与 C3 必须区别对待：C1 只在 N = 1 的边界点上以 ε = 1% 放行该偏差（属边界效应，可记录），C3 则对整段会话要求 E ≥ 1（不容许系统性低于 1）。</w:t>
       </w:r>
     </w:p>
     <w:p>
@@ -2838,7 +2760,7 @@
           <w:b w:val="0"/>
           <w:sz w:val="18"/>
         </w:rPr>
-        <w:t>C2 是本稿在本案中新核验出的一条恒等式：由 gb_read 独立算得的 X_byte 与引擎自报的免读字段在 24 个配置点上一致，最大偏差 0.021 个百分点（§4.3）。这既证明该字段确为字节口径而非键口径，也说明 X_byte 可由台账中任一量独立复算——</w:t>
+        <w:t>C2 是本稿在本案中新核验出的一条恒等式：由 gb_read 独立算得的 X_byte 与引擎自报的免读字段在 24 个配置点上一致，最大偏差 0.021 个百分点。这既证明该字段确为字节口径而非键平面口径，也说明 X_byte 可由台账中任一量独立复算——</w:t>
       </w:r>
       <w:r>
         <w:rPr>
@@ -2854,7 +2776,7 @@
           <w:b w:val="0"/>
           <w:sz w:val="18"/>
         </w:rPr>
-        <w:t>。C2 还兼作字段归属判据：凡满足该恒等式的字段必为字节命中率口径。本文据此判定表 4 台账的唯一命中字段为字节命中率口径而非键平面，并撤回上一稿基于该列标为键平面所得的结论（§4.4）；若不做此步归属判定，一次字段误标就会凭空造出一个"第三平面"。</w:t>
+        <w:t>。C2 还兼作字段归属判据：凡满足该恒等式的字段必为字节命中率口径。本文据此判定表 4 台账的唯一命中字段为字节命中率口径而非键平面，并撤回上一稿基于该列标为键平面所得的结论；若不做此步归属判定，一次字段误标就会凭空造出一个"第三平面"。</w:t>
       </w:r>
     </w:p>
     <w:p>
@@ -2868,7 +2790,7 @@
           <w:b w:val="0"/>
           <w:sz w:val="18"/>
         </w:rPr>
-        <w:t>C3 具有自否证性。第 4.4 节将给出一实例：把阶段 A 会话拟合的 B_distinct(8) = 136.63 GB 代入内存阶梯台账（同 N = 8）得到 E = 0.851 &lt; 1，检验失败，从而自动宣告"该预算不可迁移到此台账"。一条能检测自身误用的判据，比一条总是通过的判据有用。</w:t>
+        <w:t>C3 具有自否证性。下文给出一实例：把阶段 A 会话拟合的 B_distinct(8) = 136.63 GB 代入内存阶梯台账（同 N = 8）得到 E = 0.851 &lt; 1，检验失败，从而自动宣告"该预算不可迁移到此台账"。一条能检测自身误用的判据，比一条总是通过的判据有用。</w:t>
       </w:r>
     </w:p>
     <w:p>
@@ -2943,14 +2865,14 @@
         <w:tblLayout w:type="fixed"/>
       </w:tblPr>
       <w:tblGrid>
-        <w:gridCol w:w="1000"/>
-        <w:gridCol w:w="1685"/>
-        <w:gridCol w:w="2190"/>
+        <w:gridCol w:w="1010"/>
+        <w:gridCol w:w="1711"/>
+        <w:gridCol w:w="2154"/>
       </w:tblGrid>
       <w:tr>
         <w:tc>
           <w:tcPr>
-            <w:tcW w:type="dxa" w:w="1000"/>
+            <w:tcW w:type="dxa" w:w="1010"/>
             <w:shd w:val="clear" w:fill="F2F2F2"/>
           </w:tcPr>
           <w:p>
@@ -2969,7 +2891,7 @@
         </w:tc>
         <w:tc>
           <w:tcPr>
-            <w:tcW w:type="dxa" w:w="1685"/>
+            <w:tcW w:type="dxa" w:w="1711"/>
             <w:shd w:val="clear" w:fill="F2F2F2"/>
           </w:tcPr>
           <w:p>
@@ -2989,7 +2911,7 @@
         </w:tc>
         <w:tc>
           <w:tcPr>
-            <w:tcW w:type="dxa" w:w="2190"/>
+            <w:tcW w:type="dxa" w:w="2154"/>
             <w:shd w:val="clear" w:fill="F2F2F2"/>
           </w:tcPr>
           <w:p>
@@ -3011,7 +2933,7 @@
       <w:tr>
         <w:tc>
           <w:tcPr>
-            <w:tcW w:type="dxa" w:w="1000"/>
+            <w:tcW w:type="dxa" w:w="1010"/>
           </w:tcPr>
           <w:p>
             <w:pPr>
@@ -3030,39 +2952,39 @@
         </w:tc>
         <w:tc>
           <w:tcPr>
-            <w:tcW w:type="dxa" w:w="1685"/>
-          </w:tcPr>
-          <w:p>
-            <w:pPr>
-              <w:spacing w:after="0" w:before="0" w:line="240" w:lineRule="auto"/>
-            </w:pPr>
-            <w:r/>
-            <w:r>
-              <w:rPr>
-                <w:rFonts w:ascii="Times New Roman" w:hAnsi="Times New Roman" w:eastAsia="宋体"/>
-                <w:b w:val="0"/>
-                <w:sz w:val="15"/>
-              </w:rPr>
-              <w:t>§4.2 内存阶梯、§4.4 配额扫描</w:t>
-            </w:r>
-          </w:p>
-        </w:tc>
-        <w:tc>
-          <w:tcPr>
-            <w:tcW w:type="dxa" w:w="2190"/>
-          </w:tcPr>
-          <w:p>
-            <w:pPr>
-              <w:spacing w:after="0" w:before="0" w:line="240" w:lineRule="auto"/>
-            </w:pPr>
-            <w:r/>
-            <w:r>
-              <w:rPr>
-                <w:rFonts w:ascii="Times New Roman" w:hAnsi="Times New Roman" w:eastAsia="宋体"/>
-                <w:b w:val="0"/>
-                <w:sz w:val="15"/>
-              </w:rPr>
-              <w:t>§4.5 重复运行、§4.6 策略四臂、§5.2 带宽下界</w:t>
+            <w:tcW w:type="dxa" w:w="1711"/>
+          </w:tcPr>
+          <w:p>
+            <w:pPr>
+              <w:spacing w:after="0" w:before="0" w:line="240" w:lineRule="auto"/>
+            </w:pPr>
+            <w:r/>
+            <w:r>
+              <w:rPr>
+                <w:rFonts w:ascii="Times New Roman" w:hAnsi="Times New Roman" w:eastAsia="宋体"/>
+                <w:b w:val="0"/>
+                <w:sz w:val="15"/>
+              </w:rPr>
+              <w:t>内存阶梯、配额扫描</w:t>
+            </w:r>
+          </w:p>
+        </w:tc>
+        <w:tc>
+          <w:tcPr>
+            <w:tcW w:type="dxa" w:w="2154"/>
+          </w:tcPr>
+          <w:p>
+            <w:pPr>
+              <w:spacing w:after="0" w:before="0" w:line="240" w:lineRule="auto"/>
+            </w:pPr>
+            <w:r/>
+            <w:r>
+              <w:rPr>
+                <w:rFonts w:ascii="Times New Roman" w:hAnsi="Times New Roman" w:eastAsia="宋体"/>
+                <w:b w:val="0"/>
+                <w:sz w:val="15"/>
+              </w:rPr>
+              <w:t>重复运行、策略四臂、带宽下界</w:t>
             </w:r>
           </w:p>
         </w:tc>
@@ -3070,7 +2992,7 @@
       <w:tr>
         <w:tc>
           <w:tcPr>
-            <w:tcW w:type="dxa" w:w="1000"/>
+            <w:tcW w:type="dxa" w:w="1010"/>
           </w:tcPr>
           <w:p>
             <w:pPr>
@@ -3089,7 +3011,7 @@
         </w:tc>
         <w:tc>
           <w:tcPr>
-            <w:tcW w:type="dxa" w:w="1685"/>
+            <w:tcW w:type="dxa" w:w="1711"/>
           </w:tcPr>
           <w:p>
             <w:pPr>
@@ -3108,7 +3030,7 @@
         </w:tc>
         <w:tc>
           <w:tcPr>
-            <w:tcW w:type="dxa" w:w="2190"/>
+            <w:tcW w:type="dxa" w:w="2154"/>
           </w:tcPr>
           <w:p>
             <w:pPr>
@@ -3129,7 +3051,7 @@
       <w:tr>
         <w:tc>
           <w:tcPr>
-            <w:tcW w:type="dxa" w:w="1000"/>
+            <w:tcW w:type="dxa" w:w="1010"/>
           </w:tcPr>
           <w:p>
             <w:pPr>
@@ -3148,7 +3070,7 @@
         </w:tc>
         <w:tc>
           <w:tcPr>
-            <w:tcW w:type="dxa" w:w="1685"/>
+            <w:tcW w:type="dxa" w:w="1711"/>
           </w:tcPr>
           <w:p>
             <w:pPr>
@@ -3167,7 +3089,7 @@
         </w:tc>
         <w:tc>
           <w:tcPr>
-            <w:tcW w:type="dxa" w:w="2190"/>
+            <w:tcW w:type="dxa" w:w="2154"/>
           </w:tcPr>
           <w:p>
             <w:pPr>
@@ -3257,7 +3179,7 @@
           <w:b w:val="0"/>
           <w:sz w:val="18"/>
         </w:rPr>
-        <w:t>。§4.5、§4.6 的会话每次交付 216.66 GB = 主干 140.16 GB + 专家 76.51 GB（三词元合计），专家侧 25.50 GB/词元。该值含主干且按会话计，</w:t>
+        <w:t>。5.5、4.6 两节的会话每次交付 216.66 GB = 主干 140.16 GB + 专家 76.51 GB（三词元合计），专家侧 25.50 GB/词元。该值含主干且按会话计，</w:t>
       </w:r>
       <w:r>
         <w:rPr>
@@ -5699,7 +5621,7 @@
           <w:b w:val="0"/>
           <w:sz w:val="18"/>
         </w:rPr>
-        <w:t>对表 3 的 12 档与表 4 的 12 档（表 4 见 §4.4）共 24 个配置点（均在主机 A，含 1 个在两次扫描中重复的点）计算差值：</w:t>
+        <w:t>对表 3 的 12 档与表 4 的 12 档（表 4 见下节）共 24 个配置点（均在主机 A，含 1 个在两次扫描中重复的点）计算差值：</w:t>
       </w:r>
     </w:p>
     <w:p>
@@ -5872,7 +5794,7 @@
           <w:b w:val="0"/>
           <w:sz w:val="18"/>
         </w:rPr>
-        <w:t xml:space="preserve"> 不能被标为键平面（§4.4）。</w:t>
+        <w:t xml:space="preserve"> 不能被标为键平面。</w:t>
       </w:r>
     </w:p>
     <w:p>
@@ -7752,7 +7674,7 @@
           <w:b w:val="0"/>
           <w:sz w:val="18"/>
         </w:rPr>
-        <w:t xml:space="preserve">（附录 A），它在 128 GB 六档上与由源层读数算得的 X_byte 逐档吻合到 0.02 个百分点以内，即满足 §3.4 的 C2 恒等式；按同一次扫描的专家缓存阶梯台账，真正的自报命中字段（naive）在全部十二档上恒为 100.0。故本表的 </w:t>
+        <w:t xml:space="preserve">（附录 A），它在 128 GB 六档上与由源层读数算得的 X_byte 逐档吻合到 0.02 个百分点以内，即满足前述 C2 恒等式；按同一次扫描的专家缓存阶梯台账，真正的自报命中字段（naive）在全部十二档上恒为 100.0。故本表的 </w:t>
       </w:r>
       <w:r>
         <w:rPr>
@@ -8224,7 +8146,7 @@
           <w:b w:val="0"/>
           <w:sz w:val="18"/>
         </w:rPr>
-        <w:t>是"同一字节口径的各次运行"。跨策略族则不然：§4.6 的 LRU 臂专家字节为 25.83 GB/词元，与本组的 25.50 不同，故"字节是确定性计数"不等于"任何两次运行的字节都相同"。</w:t>
+        <w:t>是"同一字节口径的各次运行"。跨策略族则不然：策略四臂一节的 LRU 臂专家字节为 25.83 GB/词元，与本组的 25.50 不同，故"字节是确定性计数"不等于"任何两次运行的字节都相同"。</w:t>
       </w:r>
     </w:p>
     <w:p>
@@ -8254,7 +8176,7 @@
           <w:b w:val="0"/>
           <w:sz w:val="18"/>
         </w:rPr>
-        <w:t>。30 次每次交付 216.66 GB = 主干 140.16 GB + 专家 76.51 GB（三词元合计），此值含主干且按会话计，不可与 §4.2 的 B_full(8) = 206.64 GB 或 25.83 GB/词元同框比较（§4.1）。</w:t>
+        <w:t>。30 次每次交付 216.66 GB = 主干 140.16 GB + 专家 76.51 GB（三词元合计），此值含主干且按会话计，不可与内存阶梯的 B_full(8) = 206.64 GB 或 25.83 GB/词元同框比较。</w:t>
       </w:r>
     </w:p>
     <w:p>
@@ -8356,7 +8278,7 @@
           <w:b w:val="0"/>
           <w:sz w:val="18"/>
         </w:rPr>
-        <w:t>。它不能被读作"某一配置的重复性"——组内混有真实的配置差异（引擎版本、策略设置），故 CV 13.43% 是"同字节口径各次运行"的离散度，其中含配置效应，不等于同配置重复性；同配置重复性的单独测量见 §4.2 引用的 33.1%（三次连做）。</w:t>
+        <w:t>。它不能被读作"某一配置的重复性"——组内混有真实的配置差异（引擎版本、策略设置），故 CV 13.43% 是"同字节口径各次运行"的离散度，其中含配置效应，不等于同配置重复性；同配置重复性的单独测量为 33.1%（三次连做）。</w:t>
       </w:r>
     </w:p>
     <w:p>
@@ -9257,7 +9179,7 @@
           <w:b w:val="0"/>
           <w:sz w:val="18"/>
         </w:rPr>
-        <w:t>实例，因为唯一的键平面计数器在主机 B 的 30 次运行中未被采集，且在主机 A 上恒为 100%。上一稿据表 4 的误列字段宣称"覆盖全部三种配对"，该宣称作废。要补齐键—时间配对，须在同一主机、同一会话上同时记录自报命中与墙钟的多次运行；本稿只把它列为待测项（§6.1(8)）。D2 非解耦实例，而是台账自检（§3.4 C2）。</w:t>
+        <w:t>实例，因为唯一的键平面计数器在主机 B 的 30 次运行中未被采集，且在主机 A 上恒为 100%。上一稿据表 4 的误列字段宣称"覆盖全部三种配对"，该宣称作废。要补齐键—时间配对，须在同一主机、同一会话上同时记录自报命中与墙钟的多次运行；本稿只把它列为待测项。D2 非解耦实例，而是台账自检（C2）。</w:t>
       </w:r>
     </w:p>
     <w:p>
@@ -9324,7 +9246,7 @@
           <w:b w:val="0"/>
           <w:sz w:val="18"/>
         </w:rPr>
-        <w:t>以本案时间平面 CV = 13.43%（主机 B，§4.5 的 30 次同字节口径运行，其中含配置效应，见该节限定）代入，得两个平面的分辨率对照（表 6）：</w:t>
+        <w:t>以本案时间平面 CV = 13.43%（主机 B，30 次同字节口径运行，其中含配置效应，见该节限定）代入，得两个平面的分辨率对照（表 6）：</w:t>
       </w:r>
     </w:p>
     <w:p>
@@ -9685,7 +9607,7 @@
           <w:b w:val="0"/>
           <w:sz w:val="18"/>
         </w:rPr>
-        <w:t>（表中 40.8% 是 n = 3/臂 的 MDE，与 §4.4 中那个 40.8% 的单样本端点差数值相同纯属巧合：前者是功效门槛，后者是待判定的观测值，二者不可互证。）</w:t>
+        <w:t>（表中 40.8% 是 n = 3/臂 的 MDE，与 4.4 节中那个 40.8% 的单样本端点差数值相同纯属巧合：前者是功效门槛，后者是待判定的观测值，二者不可互证。）</w:t>
       </w:r>
     </w:p>
     <w:p>
@@ -9699,7 +9621,7 @@
           <w:b w:val="0"/>
           <w:sz w:val="18"/>
         </w:rPr>
-        <w:t xml:space="preserve">把 §4.6 的真实改动（字节 −1.278%、时间 −0.41%）代入：字节平面用 3 次运行确证；时间平面按 Cohen's d = 0.034 反解，达到同等功效需每臂约 </w:t>
+        <w:t xml:space="preserve">把策略四臂一节的真实改动（字节 −1.278%、时间 −0.41%）代入：字节平面用 3 次运行确证；时间平面按 Cohen's d = 0.034 反解，达到同等功效需每臂约 </w:t>
       </w:r>
       <w:r>
         <w:rPr>
@@ -9810,7 +9732,7 @@
           <w:b w:val="0"/>
           <w:sz w:val="18"/>
         </w:rPr>
-        <w:t>字节平面之所以能达到零方差，是因为它是确定性计数而非采样：同一输入序列、同一权重、同一驻留形态、同一策略族下，请求字节数由算法唯一决定（跨策略族则不然：§4.6 中 LRU 与 heat 的 25.83 对 25.50 GB/词元即为反例）。时间平面则叠加了调度、页回收、设备队列与主机邻域噪声，其方差不可通过增加计数器消除，只能通过配对与增加重复压制。</w:t>
+        <w:t>字节平面之所以能达到零方差，是因为它是确定性计数而非采样：同一输入序列、同一权重、同一驻留形态、同一策略族下，请求字节数由算法唯一决定（跨策略族则不然：LRU 与 heat 的 25.83 对 25.50 GB/词元即为反例）。时间平面则叠加了调度、页回收、设备队列与主机邻域噪声，其方差不可通过增加计数器消除，只能通过配对与增加重复压制。</w:t>
       </w:r>
     </w:p>
     <w:p>
@@ -11220,7 +11142,7 @@
           <w:b w:val="0"/>
           <w:sz w:val="18"/>
         </w:rPr>
-        <w:t>。因此第 3 章的判据不承诺速度收益；速度须由表 7 的比值另行诊断。这一限制与 §5.1 的主张并不矛盾——前者说的是"字节好不代表时间好"，后者说的是"时间差不代表字节差"，两者共同否定了任一平面单独充当验收量的资格。</w:t>
+        <w:t>。因此本文的判据不承诺速度收益；速度须由表 7 的比值另行诊断。这一限制与 5.1 节的主张并不矛盾——前者说的是"字节好不代表时间好"，后者说的是"时间差不代表字节差"，两者共同否定了任一平面单独充当验收量的资格。</w:t>
       </w:r>
     </w:p>
     <w:p>
@@ -11834,7 +11756,7 @@
           <w:b w:val="0"/>
           <w:sz w:val="18"/>
         </w:rPr>
-        <w:t>——这与项目规程一致（≥5 轮交错配对且配对差 ≥10% 方可判定"有差异"，n = 1 或 2 的对比一律不作结论）。据此，本文把表 4 的 40.8% 端点差记为方向性观察而非已确证改善（§4.4），把表 3 中 12.5% 的阶梯内变动记为弥散（§4.2）。</w:t>
+        <w:t>——这与项目规程一致（≥5 轮交错配对且配对差 ≥10% 方可判定"有差异"，n = 1 或 2 的对比一律不作结论）。据此，本文把表 4 的 40.8% 端点差记为方向性观察而非已确证改善，把表 3 中 12.5% 的阶梯内变动记为弥散。</w:t>
       </w:r>
     </w:p>
     <w:p>
@@ -11974,7 +11896,7 @@
           <w:b w:val="0"/>
           <w:sz w:val="18"/>
         </w:rPr>
-        <w:t xml:space="preserve"> 全部数字来自两个引擎版本序列与两台主机：主机 A（EPYC 7763，228 GiB，3.2 GB/s NVMe 源层，N = 8 冷启动）承载表 3、表 4 与恒等式核验；主机 B（Hygon 8 核 / 56 GB，机械慢盘 + NVMe，WSL2，1 提示 + 3 生成词元）承载 §4.5、§4.6 与表 7、表 8。两台的源层物理层、内存量级与并发上限都不同，因此</w:t>
+        <w:t xml:space="preserve"> 全部数字来自两个引擎版本序列与两台主机：主机 A（EPYC 7763，228 GiB，3.2 GB/s NVMe 源层，N = 8 冷启动）承载表 3、表 4 与恒等式核验；主机 B（Hygon 8 核 / 56 GB，机械慢盘 + NVMe，WSL2，1 提示 + 3 生成词元）承载重复运行、策略四臂与表 7、表 8。两台的源层物理层、内存量级与并发上限都不同，因此</w:t>
       </w:r>
       <w:r>
         <w:rPr>
@@ -11990,7 +11912,7 @@
           <w:b w:val="0"/>
           <w:sz w:val="18"/>
         </w:rPr>
-        <w:t>（§4.1 已列出两处必须分开的口径）。HRI、恒等式偏差与 MDE 的</w:t>
+        <w:t>（平台一节已列出两处必须分开的口径）。HRI、恒等式偏差与 MDE 的</w:t>
       </w:r>
       <w:r>
         <w:rPr>
@@ -12044,7 +11966,7 @@
           <w:b w:val="0"/>
           <w:sz w:val="18"/>
         </w:rPr>
-        <w:t xml:space="preserve"> 定理 1 的严格形式要求 b_j 恒定。MoE 专家槽位在本案中近似等长（17.55 MB），故 X_byte 与 h_free 重合；对槽位长度不齐的负载（变长 KV、页缓存），须用 §3.2 的字节加权式并同时报告 C4。</w:t>
+        <w:t xml:space="preserve"> 定理 1 的严格形式要求 b_j 恒定。MoE 专家槽位在本案中近似等长（17.55 MB），故 X_byte 与 h_free 重合；对槽位长度不齐的负载（变长 KV、页缓存），须用 3.2 节的字节加权式并同时报告 C4。</w:t>
       </w:r>
     </w:p>
     <w:p>
@@ -12104,7 +12026,7 @@
           <w:b w:val="0"/>
           <w:sz w:val="18"/>
         </w:rPr>
-        <w:t xml:space="preserve"> 阶段 A 会话累计台账（主机 B）中，仅前 4 个词元的 distinct 新增键数为实测，其后按几何衰减率 0.875 拟合。据该台账，E 自 N = 1 的 0.9927 升至 N = 8 的 1.5124、N = 32 的 4.0271（图 7）。本文的定理 2 不依赖这些数字；凡引用 E 的具体取值处，均以"实测 4 点 + 拟合尾段"标注。E(1) = 0.9927 略低于 1，与 §3.3 的粒度注一致（边界访问可由预取的部分读服务），故 C1 以 ε = 1% 放行，而 C3 对整段会话仍要求 E ≥ 1。图 7 中前四点为实测，其后的抬升由拟合尾段给出，故曲线的后段不构成独立证据。</w:t>
+        <w:t xml:space="preserve"> 阶段 A 会话累计台账（主机 B）中，仅前 4 个词元的 distinct 新增键数为实测，其后按几何衰减率 0.875 拟合。据该台账，E 自 N = 1 的 0.9927 升至 N = 8 的 1.5124、N = 32 的 4.0271（图 7）。本文的定理 2 不依赖这些数字；凡引用 E 的具体取值处，均以"实测 4 点 + 拟合尾段"标注。E(1) = 0.9927 略低于 1，与前文的粒度注一致（边界访问可由预取的部分读服务），故 C1 以 ε = 1% 放行，而 C3 对整段会话仍要求 E ≥ 1。图 7 中前四点为实测，其后的抬升由拟合尾段给出，故曲线的后段不构成独立证据。</w:t>
       </w:r>
     </w:p>
     <w:p>
@@ -12238,7 +12160,7 @@
           <w:b w:val="0"/>
           <w:sz w:val="18"/>
         </w:rPr>
-        <w:t xml:space="preserve"> 表 3、表 4 的墙钟列每档各一次运行，主机 A 的同配置噪声底为 33.1%，§4.5 的 30 次运行则含配置与版本差异。因此：表 4 的 40.8% 端点差记为方向性观察，表 3 的 12.5% 阶梯内变动与 128 GB 档的反常点记为弥散。本文所有</w:t>
+        <w:t xml:space="preserve"> 表 3、表 4 的墙钟列每档各一次运行，主机 A 的同配置噪声底为 33.1%，主机 B 的 30 次运行则含配置与版本差异。因此：表 4 的 40.8% 端点差记为方向性观察，表 3 的 12.5% 阶梯内变动与 128 GB 档的反常点记为弥散。本文所有</w:t>
       </w:r>
       <w:r>
         <w:rPr>
@@ -12292,7 +12214,7 @@
           <w:b w:val="0"/>
           <w:sz w:val="18"/>
         </w:rPr>
-        <w:t xml:space="preserve"> 本案的键平面计数器只在主机 A 的阶梯与配额扫描中被采集，且在主机 A 上恒为 100%；主机 B 的 30 次与四臂运行未采集该字段。因此三平面两两配对中缺"键—时间"一项（§4.7）。补齐它需要一次专门测量：在同一主机、同一会话形态上同时记录自报命中率与墙钟的多次运行，且该字段须先按 §1.1 的注记替换为 </w:t>
+        <w:t xml:space="preserve"> 本案的键平面计数器只在主机 A 的阶梯与配额扫描中被采集，且在主机 A 上恒为 100%；主机 B 的 30 次与四臂运行未采集该字段。因此三平面两两配对中缺"键—时间"一项。补齐它需要一次专门测量：在同一主机、同一会话形态上同时记录自报命中率与墙钟的多次运行，且该字段须先按 1.1 节的注记替换为 </w:t>
       </w:r>
       <w:r>
         <w:rPr>
@@ -12394,7 +12316,7 @@
           <w:b w:val="0"/>
           <w:sz w:val="18"/>
         </w:rPr>
-        <w:t>：任何缓存/分层存储评测并行汇报 H_key、X_byte、HRI 三列，按流分列，不报聚合命中率（§4.2 观测 3）。</w:t>
+        <w:t>：任何缓存/分层存储评测并行汇报 H_key、X_byte、HRI 三列，按流分列，不报聚合命中率。</w:t>
       </w:r>
     </w:p>
     <w:p>

--- a/papers/提交稿-命中率通胀三平面分离.docx
+++ b/papers/提交稿-命中率通胀三平面分离.docx
@@ -420,7 +420,7 @@
           <w:b/>
           <w:sz w:val="18"/>
         </w:rPr>
-        <w:t>台账来源的分列（平台一节与附录 A）</w:t>
+        <w:t>台账来源的分列</w:t>
       </w:r>
       <w:r>
         <w:rPr>
@@ -482,7 +482,7 @@
           <w:b w:val="0"/>
           <w:sz w:val="18"/>
         </w:rPr>
-        <w:t>命中率与命中计数是缓存系统最常用的汇报量。Denning 的工作集模型[13]刻画活跃引用集大小，compulsory miss 刻画首次访问的不可免读部分，二者共同给出"命中率能到多高"的语境，但均以引用（reference）为计数单位，而非以字节为口径。Roofline[5]指出带宽受限时复用是主要杠杆，Eyeriss[6]在体系结构层实证了"慢速存储读一次、片上复用多次"的收益，二者回答复用值不值得做，未回答命中率在何种条件下失去证明力。排队论与操作分析[10,11,12]表明吞吐由服务需求最大的瓶颈设备决定，Amdahl 界[14]是单串行段的退化情形；这些工作给出时间平面的下界，本文用其解释"字节已定而时间仍弥散"。</w:t>
+        <w:t>命中率与命中计数是缓存系统最常用的汇报量。Denning 的工作集模型[11]刻画活跃引用集大小，compulsory miss 刻画首次访问的不可免读部分，二者共同给出"命中率能到多高"的语境，但均以引用（reference）为计数单位，而非以字节为口径。Roofline[12]指出带宽受限时复用是主要杠杆，Eyeriss[13]在体系结构层实证了"慢速存储读一次、片上复用多次"的收益，二者回答复用值不值得做，未回答命中率在何种条件下失去证明力。排队论与操作分析[3,4,9]表明吞吐由服务需求最大的瓶颈设备决定，Amdahl 界[10]是单串行段的退化情形；这些工作给出时间平面的下界，本文用其解释"字节已定而时间仍弥散"。</w:t>
       </w:r>
     </w:p>
     <w:p>
@@ -509,7 +509,7 @@
           <w:b w:val="0"/>
           <w:sz w:val="18"/>
         </w:rPr>
-        <w:t>系统测量文献中，"工具层指标"与"底层事实"的分离多以经验描述出现。就本文所及，尚少见把该分离落成一个可计算的差量（HRI）、给出其分解式、并为每个候选验收量标定最小可检测效应的处理。LLM 推理侧的权重与 KV offload 工作（如 CXL-SpecKV[7]、FastKV[8]）侧重近存、压缩与预填—解码加速；MoE 的稀疏门控[2]、单专家路由[3]与细粒度切分[4]使"哪些专家进入工作集"随词元变化，落位层与分层字节读数因而更易与白板命中脱钩。上述方向与本文观测面相关，但均不以命中率口径的失效为研究对象。</w:t>
+        <w:t>系统测量文献中，"工具层指标"与"底层事实"的分离多以经验描述出现。就本文所及，尚少见把该分离落成一个可计算的差量（HRI）、给出其分解式、并为每个候选验收量标定最小可检测效应的处理。LLM 推理侧的权重与 KV offload 工作（如 CXL-SpecKV[9]、FastKV[5]）侧重近存、压缩与预填—解码加速；MoE 的稀疏门控[6]、单专家路由[7]与细粒度切分[2]使"哪些专家进入工作集"随词元变化，落位层与分层字节读数因而更易与白板命中脱钩。上述方向与本文观测面相关，但均不以命中率口径的失效为研究对象。</w:t>
       </w:r>
     </w:p>
     <w:p>
@@ -2302,7 +2302,7 @@
           <w:b w:val="0"/>
           <w:sz w:val="18"/>
         </w:rPr>
-        <w:t>判据依赖台账，而台账会骗人。承载本稿数据的开源仓库[9]在其测量定稿中记录了六个曾产生错误结论的计数器字段，其共同点是探针误差与真实故障同量级、因而不会自我报警。本稿给出针对三平面的四条检验（表 2），每条都标明"读什么、比什么、失败意味着什么"。</w:t>
+        <w:t>判据依赖台账，而台账会骗人。承载本稿数据的开源本仓库在其测量定稿中记录了六个曾产生错误结论的计数器字段，其共同点是探针误差与真实故障同量级、因而不会自我报警。本稿给出针对三平面的四条检验（表 2），每条都标明"读什么、比什么、失败意味着什么"。</w:t>
       </w:r>
     </w:p>
     <w:p>
@@ -2846,7 +2846,7 @@
           <w:b w:val="0"/>
           <w:sz w:val="18"/>
         </w:rPr>
-        <w:t>上运行（引擎实现见开源仓库[9]）。两台的存储层次不同，故本文按主机分列台账，不合并为"单一主机"叙述。完整的机器规格、环境存档与原始日志见仓库[9]，本文只列与口径判断直接相关的三项差异：</w:t>
+        <w:t>上运行（引擎实现见开源本仓库）。两台的存储层次不同，故本文按主机分列台账，不合并为"单一主机"叙述。完整的机器规格、环境存档与原始日志见本仓库，本文只列与口径判断直接相关的三项差异：</w:t>
       </w:r>
     </w:p>
     <w:tbl>
@@ -3249,7 +3249,7 @@
           <w:b/>
           <w:sz w:val="18"/>
         </w:rPr>
-        <w:t>本文所有台账文件的逐项对应关系见附录 A；读者若对任一数字有疑问，可直接回到仓库[9]的对应台账文件核对原始值。</w:t>
+        <w:t>读者若对任一数字有疑问，可回到本仓库，按其中的取数索引定位到对应台账文件核对原始值。</w:t>
       </w:r>
       <w:r>
         <w:rPr>
@@ -7674,7 +7674,7 @@
           <w:b w:val="0"/>
           <w:sz w:val="18"/>
         </w:rPr>
-        <w:t xml:space="preserve">（附录 A），它在 128 GB 六档上与由源层读数算得的 X_byte 逐档吻合到 0.02 个百分点以内，即满足前述 C2 恒等式；按同一次扫描的专家缓存阶梯台账，真正的自报命中字段（naive）在全部十二档上恒为 100.0。故本表的 </w:t>
+        <w:t xml:space="preserve">，它在 128 GB 六档上与由源层读数算得的 X_byte 逐档吻合到 0.02 个百分点以内，即满足前述 C2 恒等式；按同一次扫描的专家缓存阶梯台账，真正的自报命中字段（naive）在全部十二档上恒为 100.0。故本表的 </w:t>
       </w:r>
       <w:r>
         <w:rPr>
@@ -7832,7 +7832,23 @@
           <w:b w:val="0"/>
           <w:sz w:val="18"/>
         </w:rPr>
-        <w:t xml:space="preserve"> 每一档只有一次运行，主机 A 的同配置噪声底为 33.1%（同二进制同提示连做三次，原始值见仓库[9]）。承载方向的是十二点秩相关而非端点差：dense 份额与 s/词元的 Spearman ρ = −0.886（128 GB 六点）、−0.714（32 GB 六点），两次独立扫描排序一致；读数与墙钟的 Pearson 相关系数 −0.791（n = 6，单样本，描述性）。台账中两处反向台阶（+1.9%、+5.9%）均落在噪声底内，既不构成对趋势的反证，也不构成对趋势的支持。</w:t>
+        <w:t xml:space="preserve"> 每一档只有一次运行，主机 A 的同配置噪声底为 33.1%（同二进制同提示连做三次，原始值见本仓库）。承载方向的是十二点秩相关而非端点差：稠密层份额（台账列 </w:t>
+      </w:r>
+      <w:r>
+        <w:rPr>
+          <w:rFonts w:ascii="Consolas" w:hAnsi="Consolas"/>
+          <w:color w:val="000080"/>
+          <w:sz w:val="18"/>
+        </w:rPr>
+        <w:t>trunk_gb</w:t>
+      </w:r>
+      <w:r>
+        <w:rPr>
+          <w:rFonts w:ascii="Times New Roman" w:hAnsi="Times New Roman" w:eastAsia="宋体"/>
+          <w:b w:val="0"/>
+          <w:sz w:val="18"/>
+        </w:rPr>
+        <w:t>）与 s/词元的 Spearman ρ = −0.886（128 GB 六点）、−0.714（32 GB 六点），两次独立扫描排序一致；读数与墙钟的 Pearson 相关系数 −0.791（n = 6，单样本，描述性）。台账中两处反向台阶（+1.9%、+5.9%）均落在噪声底内，既不构成对趋势的反证，也不构成对趋势的支持。</w:t>
       </w:r>
     </w:p>
     <w:p>
@@ -8084,7 +8100,7 @@
           <w:b w:val="0"/>
           <w:sz w:val="18"/>
         </w:rPr>
-        <w:t xml:space="preserve">（4595 请求 / 216.66 GB）归并的 30 次运行构成一组（D4 一行见表 5，台账见图 4 与附录 A）。这 30 次取自该主机的多轮实验，涵盖多个引擎版本与策略设置（逐次运行号见仓库[9]台账的 </w:t>
+        <w:t xml:space="preserve">（4595 请求 / 216.66 GB）归并的 30 次运行构成一组（D4 一行见表 5，台账见图 4）。这 30 次取自该主机的多轮实验，涵盖多个引擎版本与策略设置（逐次运行号见本仓库台账的 </w:t>
       </w:r>
       <w:r>
         <w:rPr>
@@ -9219,7 +9235,7 @@
           <w:b w:val="0"/>
           <w:sz w:val="18"/>
         </w:rPr>
-        <w:t>设某改动的真实效应为 δ，平面内的变异系数为 CV，双侧 α = 0.05、功效 1 − β = 0.80，每臂 n 次独立运行，则最小可检测效应约为（Cohen[15] 的两样本 t 近似口径）</w:t>
+        <w:t>设某改动的真实效应为 δ，平面内的变异系数为 CV，双侧 α = 0.05、功效 1 − β = 0.80，每臂 n 次独立运行，则最小可检测效应约为（Cohen[14] 的两样本 t 近似口径）</w:t>
       </w:r>
     </w:p>
     <w:p>
@@ -9789,7 +9805,7 @@
           <w:b w:val="0"/>
           <w:sz w:val="18"/>
         </w:rPr>
-        <w:t>字节下界给出时间下界：每词元自设备搬 B 字节、设备带宽 W，则用时不低于 B/W；多设备时由瓶颈设备决定（Little 定律[10]、操作分析与平衡作业界[11,12]）。表 7 为主机 B 上四个配置的实测/下界比（该表的 85 MB/s 慢盘与 1.5 GB/s 内存档均属主机 B 的存储层次，不可与表 3、表 4 的主机 A 源层混列）。</w:t>
+        <w:t>字节下界给出时间下界：每词元自设备搬 B 字节、设备带宽 W，则用时不低于 B/W；多设备时由瓶颈设备决定（Little 定律[3]、操作分析与平衡作业界[4,9]）。表 7 为主机 B 上四个配置的实测/下界比（该表的 85 MB/s 慢盘与 1.5 GB/s 内存档均属主机 B 的存储层次，不可与表 3、表 4 的主机 A 源层混列）。</w:t>
       </w:r>
     </w:p>
     <w:p>
@@ -12554,7 +12570,7 @@
           <w:b w:val="0"/>
           <w:sz w:val="18"/>
         </w:rPr>
-        <w:t>[2] Shazeer N, Mirhoseini A, Maziarz K, et al. Outrageously Large Neural Networks: The Sparsely-Gated Mixture-of-Experts Layer[C]// ICLR 2017.</w:t>
+        <w:t>[2] Denning P J. The Working Set Model for Program Behavior[J]. Communications of the ACM, 1968, 11(5): 323-333.</w:t>
       </w:r>
     </w:p>
     <w:p>
@@ -12568,7 +12584,7 @@
           <w:b w:val="0"/>
           <w:sz w:val="18"/>
         </w:rPr>
-        <w:t>[3] Fedus W, Zoph B, Shazeer N. Switch Transformers: Scaling to Trillion Parameter Models with Simple and Efficient Sparsity[J]. Journal of Machine Learning Research, 2022, 23(120): 1-39.</w:t>
+        <w:t>[3] Williams S, Waterman A, Patterson D. Roofline: An Insightful Visual Performance Model for Multicore Architectures[J]. Communications of the ACM, 2009, 52(4): 65-76.</w:t>
       </w:r>
     </w:p>
     <w:p>
@@ -12582,7 +12598,7 @@
           <w:b w:val="0"/>
           <w:sz w:val="18"/>
         </w:rPr>
-        <w:t>[4] Dai D, Deng C, Zhao C, et al. DeepSeekMoE: Towards Ultimate Expert Specialization in Mixture-of-Experts Language Models[C]// ACL 2024: 1280-1297.</w:t>
+        <w:t>[4] Chen Y H, Emer J, Sze V. Eyeriss: A Spatial Architecture for Energy-Efficient Dataflow for Convolutional Neural Networks[C]// ISCA 2016: 367-379.</w:t>
       </w:r>
     </w:p>
     <w:p>
@@ -12596,7 +12612,7 @@
           <w:b w:val="0"/>
           <w:sz w:val="18"/>
         </w:rPr>
-        <w:t>[5] Williams S, Waterman A, Patterson D. Roofline: An Insightful Visual Performance Model for Multicore Architectures[J]. Communications of the ACM, 2009, 52(4): 65-76.</w:t>
+        <w:t>[5] Little J D C. A Proof for the Queuing Formula: L = λW[J]. Operations Research, 1961, 9(3): 383-387.</w:t>
       </w:r>
     </w:p>
     <w:p>
@@ -12610,7 +12626,7 @@
           <w:b w:val="0"/>
           <w:sz w:val="18"/>
         </w:rPr>
-        <w:t>[6] Chen Y H, Emer J, Sze V. Eyeriss: A Spatial Architecture for Energy-Efficient Dataflow for Convolutional Neural Networks[C]// ISCA 2016: 367-379.</w:t>
+        <w:t>[6] Denning P J, Buzen J P. The Operational Analysis of Queueing Network Models[J]. ACM Computing Surveys, 1978, 10(3): 225-261.</w:t>
       </w:r>
     </w:p>
     <w:p>
@@ -12624,7 +12640,7 @@
           <w:b w:val="0"/>
           <w:sz w:val="18"/>
         </w:rPr>
-        <w:t>[7] Liu D, Yu Y. CXL-SpecKV: A Disaggregated FPGA Speculative KV-Cache for Datacenter LLM Serving[C]// FPGA 2026: 56-66.</w:t>
+        <w:t>[7] Zahorjan J, Sevcik K C, Eager D L, et al. Balanced Job Bound Analysis of Queueing Networks[J]. Communications of the ACM, 1982, 25(2): 134-141.</w:t>
       </w:r>
     </w:p>
     <w:p>
@@ -12638,7 +12654,7 @@
           <w:b w:val="0"/>
           <w:sz w:val="18"/>
         </w:rPr>
-        <w:t>[8] Jo D, Song J, Kim Y, et al. FastKV: Decoupling of Context Reduction and KV Cache Compression for Prefill-Decoding Acceleration[C]// Findings of ACL 2026.</w:t>
+        <w:t>[8] Amdahl G M. Validity of the Single Processor Approach to Achieving Large-Scale Computing Capabilities[C]// AFIPS Conference Proceedings. 1967, 30: 483-485.</w:t>
       </w:r>
     </w:p>
     <w:p>
@@ -12652,7 +12668,7 @@
           <w:b w:val="0"/>
           <w:sz w:val="18"/>
         </w:rPr>
-        <w:t>[9] 作者. kimi-k3-in-c：Kimi K3 推理引擎实现与本文三平面台账分析代码[Kimi K3 inference engine implementation and the three-plane measurement analysis code used in this paper]. https://github.com/openchat-ai/kimi-k3-in-c, 2026.</w:t>
+        <w:t>[9] Liu D, Yu Y. CXL-SpecKV: A Disaggregated FPGA Speculative KV-Cache for Datacenter LLM Serving[C]// FPGA 2026: 56-66.</w:t>
       </w:r>
     </w:p>
     <w:p>
@@ -12666,7 +12682,7 @@
           <w:b w:val="0"/>
           <w:sz w:val="18"/>
         </w:rPr>
-        <w:t>[10] Little J D C. A Proof for the Queuing Formula: L = λW[J]. Operations Research, 1961, 9(3): 383-387.</w:t>
+        <w:t>[10] Jo D, Song J, Kim Y, et al. FastKV: Decoupling of Context Reduction and KV Cache Compression for Prefill-Decoding Acceleration[C]// Findings of ACL 2026.</w:t>
       </w:r>
     </w:p>
     <w:p>
@@ -12680,7 +12696,7 @@
           <w:b w:val="0"/>
           <w:sz w:val="18"/>
         </w:rPr>
-        <w:t>[11] Denning P J, Buzen J P. The Operational Analysis of Queueing Network Models[J]. ACM Computing Surveys, 1978, 10(3): 225-261.</w:t>
+        <w:t>[11] Shazeer N, Mirhoseini A, Maziarz K, et al. Outrageously Large Neural Networks: The Sparsely-Gated Mixture-of-Experts Layer[C]// ICLR 2017.</w:t>
       </w:r>
     </w:p>
     <w:p>
@@ -12694,7 +12710,7 @@
           <w:b w:val="0"/>
           <w:sz w:val="18"/>
         </w:rPr>
-        <w:t>[12] Zahorjan J, Sevcik K C, Eager D L, et al. Balanced Job Bound Analysis of Queueing Networks[J]. Communications of the ACM, 1982, 25(2): 134-141.</w:t>
+        <w:t>[12] Fedus W, Zoph B, Shazeer N. Switch Transformers: Scaling to Trillion Parameter Models with Simple and Efficient Sparsity[J]. Journal of Machine Learning Research, 2022, 23(120): 1-39.</w:t>
       </w:r>
     </w:p>
     <w:p>
@@ -12708,7 +12724,7 @@
           <w:b w:val="0"/>
           <w:sz w:val="18"/>
         </w:rPr>
-        <w:t>[13] Denning P J. The Working Set Model for Program Behavior[J]. Communications of the ACM, 1968, 11(5): 323-333.</w:t>
+        <w:t>[13] Dai D, Deng C, Zhao C, et al. DeepSeekMoE: Towards Ultimate Expert Specialization in Mixture-of-Experts Language Models[C]// ACL 2024: 1280-1297.</w:t>
       </w:r>
     </w:p>
     <w:p>
@@ -12722,7 +12738,7 @@
           <w:b w:val="0"/>
           <w:sz w:val="18"/>
         </w:rPr>
-        <w:t>[14] Amdahl G M. Validity of the Single Processor Approach to Achieving Large-Scale Computing Capabilities[C]// AFIPS Conference Proceedings. 1967, 30: 483-485.</w:t>
+        <w:t>[14] Cohen J. A Power Primer[J]. Psychological Bulletin, 1992, 112(1): 155-159.</w:t>
       </w:r>
     </w:p>
     <w:p>
@@ -12733,10 +12749,62 @@
       <w:r>
         <w:rPr>
           <w:rFonts w:ascii="Times New Roman" w:hAnsi="Times New Roman" w:eastAsia="宋体"/>
+          <w:b/>
+          <w:sz w:val="18"/>
+        </w:rPr>
+        <w:t>数据源</w:t>
+      </w:r>
+      <w:r>
+        <w:rPr>
+          <w:rFonts w:ascii="Times New Roman" w:hAnsi="Times New Roman" w:eastAsia="宋体"/>
           <w:b w:val="0"/>
           <w:sz w:val="18"/>
         </w:rPr>
-        <w:t>[15] Cohen J. A Power Primer[J]. Psychological Bulletin, 1992, 112(1): 155-159.</w:t>
+        <w:t xml:space="preserve">　本文全部测量取自公开仓库 kimi-k3-in-c（https://github.com/openchat-ai/kimi-k3-in-c）。</w:t>
+      </w:r>
+    </w:p>
+    <w:p>
+      <w:pPr>
+        <w:spacing w:after="40" w:line="276" w:lineRule="auto"/>
+        <w:ind w:firstLine="360"/>
+      </w:pPr>
+      <w:r>
+        <w:rPr>
+          <w:rFonts w:ascii="Times New Roman" w:hAnsi="Times New Roman" w:eastAsia="宋体"/>
+          <w:b w:val="0"/>
+          <w:sz w:val="18"/>
+        </w:rPr>
+        <w:t>该仓库同时提供引擎实现、全部台账文件，以及"表/图 → 台账文件 → 字段"的取数索引（</w:t>
+      </w:r>
+      <w:r>
+        <w:rPr>
+          <w:rFonts w:ascii="Consolas" w:hAnsi="Consolas"/>
+          <w:color w:val="000080"/>
+          <w:sz w:val="18"/>
+        </w:rPr>
+        <w:t>papers/取数索引.md</w:t>
+      </w:r>
+      <w:r>
+        <w:rPr>
+          <w:rFonts w:ascii="Times New Roman" w:hAnsi="Times New Roman" w:eastAsia="宋体"/>
+          <w:b w:val="0"/>
+          <w:sz w:val="18"/>
+        </w:rPr>
+        <w:t>）。</w:t>
+      </w:r>
+    </w:p>
+    <w:p>
+      <w:pPr>
+        <w:spacing w:after="40" w:line="276" w:lineRule="auto"/>
+        <w:ind w:firstLine="360"/>
+      </w:pPr>
+      <w:r>
+        <w:rPr>
+          <w:rFonts w:ascii="Times New Roman" w:hAnsi="Times New Roman" w:eastAsia="宋体"/>
+          <w:b w:val="0"/>
+          <w:sz w:val="18"/>
+        </w:rPr>
+        <w:t>正文中的"本仓库"均指此。</w:t>
       </w:r>
     </w:p>
     <w:p>
@@ -12911,1389 +12979,6 @@
           <w:sz w:val="18"/>
         </w:rPr>
         <w:t>自校负责人：唐海勇　电话：19835363343　邮箱：[2338953@qq.com](mailto:2338953@qq.com)</w:t>
-      </w:r>
-    </w:p>
-    <w:p>
-      <w:pPr>
-        <w:spacing w:after="60" w:before="120" w:line="240" w:lineRule="auto"/>
-      </w:pPr>
-      <w:r>
-        <w:rPr>
-          <w:rFonts w:ascii="Times New Roman" w:hAnsi="Times New Roman" w:eastAsia="黑体"/>
-          <w:b w:val="0"/>
-          <w:sz w:val="21"/>
-        </w:rPr>
-        <w:t>附录 A　台账文件与数字对应表</w:t>
-      </w:r>
-    </w:p>
-    <w:p>
-      <w:pPr>
-        <w:spacing w:after="40" w:line="276" w:lineRule="auto"/>
-        <w:ind w:firstLine="360"/>
-      </w:pPr>
-      <w:r>
-        <w:rPr>
-          <w:rFonts w:ascii="Times New Roman" w:hAnsi="Times New Roman" w:eastAsia="宋体"/>
-          <w:b w:val="0"/>
-          <w:sz w:val="18"/>
-        </w:rPr>
-        <w:t>本附录是本文全部数字的</w:t>
-      </w:r>
-      <w:r>
-        <w:rPr>
-          <w:rFonts w:ascii="Times New Roman" w:hAnsi="Times New Roman" w:eastAsia="宋体"/>
-          <w:b/>
-          <w:sz w:val="18"/>
-        </w:rPr>
-        <w:t>唯一取数索引</w:t>
-      </w:r>
-      <w:r>
-        <w:rPr>
-          <w:rFonts w:ascii="Times New Roman" w:hAnsi="Times New Roman" w:eastAsia="宋体"/>
-          <w:b w:val="0"/>
-          <w:sz w:val="18"/>
-        </w:rPr>
-        <w:t>：正文只写结论与判定，原始值一律在开源仓库[9]内。</w:t>
-      </w:r>
-    </w:p>
-    <w:p>
-      <w:pPr>
-        <w:spacing w:after="40" w:line="276" w:lineRule="auto"/>
-        <w:ind w:firstLine="360"/>
-      </w:pPr>
-      <w:r>
-        <w:rPr>
-          <w:rFonts w:ascii="Times New Roman" w:hAnsi="Times New Roman" w:eastAsia="宋体"/>
-          <w:b w:val="0"/>
-          <w:sz w:val="18"/>
-        </w:rPr>
-        <w:t>下表逐项给出"正文哪个表/图 ← 仓库哪个台账文件 ← 该文件里用哪个字段"。读者对任一数字有疑问时，</w:t>
-      </w:r>
-    </w:p>
-    <w:p>
-      <w:pPr>
-        <w:spacing w:after="40" w:line="276" w:lineRule="auto"/>
-        <w:ind w:firstLine="360"/>
-      </w:pPr>
-      <w:r>
-        <w:rPr>
-          <w:rFonts w:ascii="Times New Roman" w:hAnsi="Times New Roman" w:eastAsia="宋体"/>
-          <w:b w:val="0"/>
-          <w:sz w:val="18"/>
-        </w:rPr>
-        <w:t>按此表定位到对应 TSV 即可核对；本文不复述台账内容，只引用由它们算出的量。</w:t>
-      </w:r>
-    </w:p>
-    <w:tbl>
-      <w:tblPr>
-        <w:tblStyle w:val="TableGrid"/>
-        <w:tblW w:type="auto" w:w="0"/>
-        <w:tblLook w:firstColumn="1" w:firstRow="1" w:lastColumn="0" w:lastRow="0" w:noHBand="0" w:noVBand="1" w:val="04A0"/>
-        <w:tblBorders>
-          <w:top w:val="single" w:sz="8" w:space="0" w:color="000000"/>
-          <w:left w:val="single" w:sz="4" w:space="0" w:color="000000"/>
-          <w:bottom w:val="single" w:sz="8" w:space="0" w:color="000000"/>
-          <w:right w:val="single" w:sz="4" w:space="0" w:color="000000"/>
-          <w:insideH w:val="single" w:sz="4" w:space="0" w:color="000000"/>
-          <w:insideV w:val="single" w:sz="4" w:space="0" w:color="000000"/>
-        </w:tblBorders>
-        <w:tblLayout w:type="fixed"/>
-      </w:tblPr>
-      <w:tblGrid>
-        <w:gridCol w:w="747"/>
-        <w:gridCol w:w="627"/>
-        <w:gridCol w:w="1356"/>
-        <w:gridCol w:w="2146"/>
-      </w:tblGrid>
-      <w:tr>
-        <w:tc>
-          <w:tcPr>
-            <w:tcW w:type="dxa" w:w="747"/>
-            <w:shd w:val="clear" w:fill="F2F2F2"/>
-          </w:tcPr>
-          <w:p>
-            <w:pPr>
-              <w:spacing w:after="0" w:before="0" w:line="240" w:lineRule="auto"/>
-            </w:pPr>
-            <w:r/>
-            <w:r>
-              <w:rPr>
-                <w:rFonts w:ascii="Times New Roman" w:hAnsi="Times New Roman" w:eastAsia="黑体"/>
-                <w:b/>
-                <w:sz w:val="16"/>
-              </w:rPr>
-              <w:t>正文位置</w:t>
-            </w:r>
-          </w:p>
-        </w:tc>
-        <w:tc>
-          <w:tcPr>
-            <w:tcW w:type="dxa" w:w="627"/>
-            <w:shd w:val="clear" w:fill="F2F2F2"/>
-          </w:tcPr>
-          <w:p>
-            <w:pPr>
-              <w:spacing w:after="0" w:before="0" w:line="240" w:lineRule="auto"/>
-            </w:pPr>
-            <w:r/>
-            <w:r>
-              <w:rPr>
-                <w:rFonts w:ascii="Times New Roman" w:hAnsi="Times New Roman" w:eastAsia="黑体"/>
-                <w:b/>
-                <w:sz w:val="16"/>
-              </w:rPr>
-              <w:t>主机</w:t>
-            </w:r>
-          </w:p>
-        </w:tc>
-        <w:tc>
-          <w:tcPr>
-            <w:tcW w:type="dxa" w:w="1356"/>
-            <w:shd w:val="clear" w:fill="F2F2F2"/>
-          </w:tcPr>
-          <w:p>
-            <w:pPr>
-              <w:spacing w:after="0" w:before="0" w:line="240" w:lineRule="auto"/>
-            </w:pPr>
-            <w:r/>
-            <w:r>
-              <w:rPr>
-                <w:rFonts w:ascii="Times New Roman" w:hAnsi="Times New Roman" w:eastAsia="黑体"/>
-                <w:b/>
-                <w:sz w:val="16"/>
-              </w:rPr>
-              <w:t>台账文件（均在仓库[9]内）</w:t>
-            </w:r>
-          </w:p>
-        </w:tc>
-        <w:tc>
-          <w:tcPr>
-            <w:tcW w:type="dxa" w:w="2146"/>
-            <w:shd w:val="clear" w:fill="F2F2F2"/>
-          </w:tcPr>
-          <w:p>
-            <w:pPr>
-              <w:spacing w:after="0" w:before="0" w:line="240" w:lineRule="auto"/>
-            </w:pPr>
-            <w:r/>
-            <w:r>
-              <w:rPr>
-                <w:rFonts w:ascii="Times New Roman" w:hAnsi="Times New Roman" w:eastAsia="黑体"/>
-                <w:b/>
-                <w:sz w:val="16"/>
-              </w:rPr>
-              <w:t>字段与口径</w:t>
-            </w:r>
-          </w:p>
-        </w:tc>
-      </w:tr>
-      <w:tr>
-        <w:tc>
-          <w:tcPr>
-            <w:tcW w:type="dxa" w:w="747"/>
-          </w:tcPr>
-          <w:p>
-            <w:pPr>
-              <w:spacing w:after="0" w:before="0" w:line="240" w:lineRule="auto"/>
-            </w:pPr>
-            <w:r/>
-            <w:r>
-              <w:rPr>
-                <w:rFonts w:ascii="Times New Roman" w:hAnsi="Times New Roman" w:eastAsia="宋体"/>
-                <w:b w:val="0"/>
-                <w:sz w:val="15"/>
-              </w:rPr>
-              <w:t>表 3、图 1</w:t>
-            </w:r>
-          </w:p>
-        </w:tc>
-        <w:tc>
-          <w:tcPr>
-            <w:tcW w:type="dxa" w:w="627"/>
-          </w:tcPr>
-          <w:p>
-            <w:pPr>
-              <w:spacing w:after="0" w:before="0" w:line="240" w:lineRule="auto"/>
-            </w:pPr>
-            <w:r/>
-            <w:r>
-              <w:rPr>
-                <w:rFonts w:ascii="Times New Roman" w:hAnsi="Times New Roman" w:eastAsia="宋体"/>
-                <w:b w:val="0"/>
-                <w:sz w:val="15"/>
-              </w:rPr>
-              <w:t>A</w:t>
-            </w:r>
-          </w:p>
-        </w:tc>
-        <w:tc>
-          <w:tcPr>
-            <w:tcW w:type="dxa" w:w="1356"/>
-          </w:tcPr>
-          <w:p>
-            <w:pPr>
-              <w:spacing w:after="0" w:before="0" w:line="240" w:lineRule="auto"/>
-            </w:pPr>
-            <w:r/>
-            <w:r>
-              <w:rPr>
-                <w:rFonts w:ascii="Times New Roman" w:hAnsi="Times New Roman" w:eastAsia="宋体"/>
-                <w:b w:val="0"/>
-                <w:sz w:val="15"/>
-              </w:rPr>
-              <w:t>`papers/data/memory_ladder.tsv`</w:t>
-            </w:r>
-          </w:p>
-        </w:tc>
-        <w:tc>
-          <w:tcPr>
-            <w:tcW w:type="dxa" w:w="2146"/>
-          </w:tcPr>
-          <w:p>
-            <w:pPr>
-              <w:spacing w:after="0" w:before="0" w:line="240" w:lineRule="auto"/>
-            </w:pPr>
-            <w:r/>
-            <w:r>
-              <w:rPr>
-                <w:rFonts w:ascii="Times New Roman" w:hAnsi="Times New Roman" w:eastAsia="宋体"/>
-                <w:b w:val="0"/>
-                <w:sz w:val="15"/>
-              </w:rPr>
-              <w:t>12 档内存阶梯；H_key = `expert_hit_naive`（含预取命中），X_byte 由 `gb_read` 算得，字节命中率口径 = `expert_hit_true`，C2 偏差 = `expert_hit_true − X_byte`</w:t>
-            </w:r>
-          </w:p>
-        </w:tc>
-      </w:tr>
-      <w:tr>
-        <w:tc>
-          <w:tcPr>
-            <w:tcW w:type="dxa" w:w="747"/>
-          </w:tcPr>
-          <w:p>
-            <w:pPr>
-              <w:spacing w:after="0" w:before="0" w:line="240" w:lineRule="auto"/>
-            </w:pPr>
-            <w:r/>
-            <w:r>
-              <w:rPr>
-                <w:rFonts w:ascii="Times New Roman" w:hAnsi="Times New Roman" w:eastAsia="宋体"/>
-                <w:b w:val="0"/>
-                <w:sz w:val="15"/>
-              </w:rPr>
-              <w:t>表 4、图 3</w:t>
-            </w:r>
-          </w:p>
-        </w:tc>
-        <w:tc>
-          <w:tcPr>
-            <w:tcW w:type="dxa" w:w="627"/>
-          </w:tcPr>
-          <w:p>
-            <w:pPr>
-              <w:spacing w:after="0" w:before="0" w:line="240" w:lineRule="auto"/>
-            </w:pPr>
-            <w:r/>
-            <w:r>
-              <w:rPr>
-                <w:rFonts w:ascii="Times New Roman" w:hAnsi="Times New Roman" w:eastAsia="宋体"/>
-                <w:b w:val="0"/>
-                <w:sz w:val="15"/>
-              </w:rPr>
-              <w:t>A</w:t>
-            </w:r>
-          </w:p>
-        </w:tc>
-        <w:tc>
-          <w:tcPr>
-            <w:tcW w:type="dxa" w:w="1356"/>
-          </w:tcPr>
-          <w:p>
-            <w:pPr>
-              <w:spacing w:after="0" w:before="0" w:line="240" w:lineRule="auto"/>
-            </w:pPr>
-            <w:r/>
-            <w:r>
-              <w:rPr>
-                <w:rFonts w:ascii="Times New Roman" w:hAnsi="Times New Roman" w:eastAsia="宋体"/>
-                <w:b w:val="0"/>
-                <w:sz w:val="15"/>
-              </w:rPr>
-              <w:t>`papers/data/trunk_cache_split.tsv`</w:t>
-            </w:r>
-          </w:p>
-        </w:tc>
-        <w:tc>
-          <w:tcPr>
-            <w:tcW w:type="dxa" w:w="2146"/>
-          </w:tcPr>
-          <w:p>
-            <w:pPr>
-              <w:spacing w:after="0" w:before="0" w:line="240" w:lineRule="auto"/>
-            </w:pPr>
-            <w:r/>
-            <w:r>
-              <w:rPr>
-                <w:rFonts w:ascii="Times New Roman" w:hAnsi="Times New Roman" w:eastAsia="宋体"/>
-                <w:b w:val="0"/>
-                <w:sz w:val="15"/>
-              </w:rPr>
-              <w:t>32 GB 六档 + 128 GB 六档配额扫描；台账只含一个命中字段 `hit_pct`，经 C2 恒等式判定为**字节命中率口径**，故本表不设键平面列</w:t>
-            </w:r>
-          </w:p>
-        </w:tc>
-      </w:tr>
-      <w:tr>
-        <w:tc>
-          <w:tcPr>
-            <w:tcW w:type="dxa" w:w="747"/>
-          </w:tcPr>
-          <w:p>
-            <w:pPr>
-              <w:spacing w:after="0" w:before="0" w:line="240" w:lineRule="auto"/>
-            </w:pPr>
-            <w:r/>
-            <w:r>
-              <w:rPr>
-                <w:rFonts w:ascii="Times New Roman" w:hAnsi="Times New Roman" w:eastAsia="宋体"/>
-                <w:b w:val="0"/>
-                <w:sz w:val="15"/>
-              </w:rPr>
-              <w:t>图 2</w:t>
-            </w:r>
-          </w:p>
-        </w:tc>
-        <w:tc>
-          <w:tcPr>
-            <w:tcW w:type="dxa" w:w="627"/>
-          </w:tcPr>
-          <w:p>
-            <w:pPr>
-              <w:spacing w:after="0" w:before="0" w:line="240" w:lineRule="auto"/>
-            </w:pPr>
-            <w:r/>
-            <w:r>
-              <w:rPr>
-                <w:rFonts w:ascii="Times New Roman" w:hAnsi="Times New Roman" w:eastAsia="宋体"/>
-                <w:b w:val="0"/>
-                <w:sz w:val="15"/>
-              </w:rPr>
-              <w:t>A</w:t>
-            </w:r>
-          </w:p>
-        </w:tc>
-        <w:tc>
-          <w:tcPr>
-            <w:tcW w:type="dxa" w:w="1356"/>
-          </w:tcPr>
-          <w:p>
-            <w:pPr>
-              <w:spacing w:after="0" w:before="0" w:line="240" w:lineRule="auto"/>
-            </w:pPr>
-            <w:r/>
-            <w:r>
-              <w:rPr>
-                <w:rFonts w:ascii="Times New Roman" w:hAnsi="Times New Roman" w:eastAsia="宋体"/>
-                <w:b w:val="0"/>
-                <w:sz w:val="15"/>
-              </w:rPr>
-              <w:t>上两者合并（24 点）</w:t>
-            </w:r>
-          </w:p>
-        </w:tc>
-        <w:tc>
-          <w:tcPr>
-            <w:tcW w:type="dxa" w:w="2146"/>
-          </w:tcPr>
-          <w:p>
-            <w:pPr>
-              <w:spacing w:after="0" w:before="0" w:line="240" w:lineRule="auto"/>
-            </w:pPr>
-            <w:r/>
-            <w:r>
-              <w:rPr>
-                <w:rFonts w:ascii="Times New Roman" w:hAnsi="Times New Roman" w:eastAsia="宋体"/>
-                <w:b w:val="0"/>
-                <w:sz w:val="15"/>
-              </w:rPr>
-              <w:t>恒等式 C2 核验；偏差由 `(B_full − gb_read)/B_full − hit` 逐点计算</w:t>
-            </w:r>
-          </w:p>
-        </w:tc>
-      </w:tr>
-      <w:tr>
-        <w:tc>
-          <w:tcPr>
-            <w:tcW w:type="dxa" w:w="747"/>
-          </w:tcPr>
-          <w:p>
-            <w:pPr>
-              <w:spacing w:after="0" w:before="0" w:line="240" w:lineRule="auto"/>
-            </w:pPr>
-            <w:r/>
-            <w:r>
-              <w:rPr>
-                <w:rFonts w:ascii="Times New Roman" w:hAnsi="Times New Roman" w:eastAsia="宋体"/>
-                <w:b w:val="0"/>
-                <w:sz w:val="15"/>
-              </w:rPr>
-              <w:t>§4.2 噪声底</w:t>
-            </w:r>
-          </w:p>
-        </w:tc>
-        <w:tc>
-          <w:tcPr>
-            <w:tcW w:type="dxa" w:w="627"/>
-          </w:tcPr>
-          <w:p>
-            <w:pPr>
-              <w:spacing w:after="0" w:before="0" w:line="240" w:lineRule="auto"/>
-            </w:pPr>
-            <w:r/>
-            <w:r>
-              <w:rPr>
-                <w:rFonts w:ascii="Times New Roman" w:hAnsi="Times New Roman" w:eastAsia="宋体"/>
-                <w:b w:val="0"/>
-                <w:sz w:val="15"/>
-              </w:rPr>
-              <w:t>A</w:t>
-            </w:r>
-          </w:p>
-        </w:tc>
-        <w:tc>
-          <w:tcPr>
-            <w:tcW w:type="dxa" w:w="1356"/>
-          </w:tcPr>
-          <w:p>
-            <w:pPr>
-              <w:spacing w:after="0" w:before="0" w:line="240" w:lineRule="auto"/>
-            </w:pPr>
-            <w:r/>
-            <w:r>
-              <w:rPr>
-                <w:rFonts w:ascii="Times New Roman" w:hAnsi="Times New Roman" w:eastAsia="宋体"/>
-                <w:b w:val="0"/>
-                <w:sz w:val="15"/>
-              </w:rPr>
-              <w:t>`docs/data/replication.tsv`</w:t>
-            </w:r>
-          </w:p>
-        </w:tc>
-        <w:tc>
-          <w:tcPr>
-            <w:tcW w:type="dxa" w:w="2146"/>
-          </w:tcPr>
-          <w:p>
-            <w:pPr>
-              <w:spacing w:after="0" w:before="0" w:line="240" w:lineRule="auto"/>
-            </w:pPr>
-            <w:r/>
-            <w:r>
-              <w:rPr>
-                <w:rFonts w:ascii="Times New Roman" w:hAnsi="Times New Roman" w:eastAsia="宋体"/>
-                <w:b w:val="0"/>
-                <w:sz w:val="15"/>
-              </w:rPr>
-              <w:t>同配置三次重复，s/词元 跨度 33.1%；本文对表 3、表 4 单样本墙钟的全部限定均引此值</w:t>
-            </w:r>
-          </w:p>
-        </w:tc>
-      </w:tr>
-      <w:tr>
-        <w:tc>
-          <w:tcPr>
-            <w:tcW w:type="dxa" w:w="747"/>
-          </w:tcPr>
-          <w:p>
-            <w:pPr>
-              <w:spacing w:after="0" w:before="0" w:line="240" w:lineRule="auto"/>
-            </w:pPr>
-            <w:r/>
-            <w:r>
-              <w:rPr>
-                <w:rFonts w:ascii="Times New Roman" w:hAnsi="Times New Roman" w:eastAsia="宋体"/>
-                <w:b w:val="0"/>
-                <w:sz w:val="15"/>
-              </w:rPr>
-              <w:t>图 4、§4.5、表 6</w:t>
-            </w:r>
-          </w:p>
-        </w:tc>
-        <w:tc>
-          <w:tcPr>
-            <w:tcW w:type="dxa" w:w="627"/>
-          </w:tcPr>
-          <w:p>
-            <w:pPr>
-              <w:spacing w:after="0" w:before="0" w:line="240" w:lineRule="auto"/>
-            </w:pPr>
-            <w:r/>
-            <w:r>
-              <w:rPr>
-                <w:rFonts w:ascii="Times New Roman" w:hAnsi="Times New Roman" w:eastAsia="宋体"/>
-                <w:b w:val="0"/>
-                <w:sz w:val="15"/>
-              </w:rPr>
-              <w:t>B</w:t>
-            </w:r>
-          </w:p>
-        </w:tc>
-        <w:tc>
-          <w:tcPr>
-            <w:tcW w:type="dxa" w:w="1356"/>
-          </w:tcPr>
-          <w:p>
-            <w:pPr>
-              <w:spacing w:after="0" w:before="0" w:line="240" w:lineRule="auto"/>
-            </w:pPr>
-            <w:r/>
-            <w:r>
-              <w:rPr>
-                <w:rFonts w:ascii="Times New Roman" w:hAnsi="Times New Roman" w:eastAsia="宋体"/>
-                <w:b w:val="0"/>
-                <w:sz w:val="15"/>
-              </w:rPr>
-              <w:t>`papers/data/byte_vs_time_30runs.tsv`</w:t>
-            </w:r>
-          </w:p>
-        </w:tc>
-        <w:tc>
-          <w:tcPr>
-            <w:tcW w:type="dxa" w:w="2146"/>
-          </w:tcPr>
-          <w:p>
-            <w:pPr>
-              <w:spacing w:after="0" w:before="0" w:line="240" w:lineRule="auto"/>
-            </w:pPr>
-            <w:r/>
-            <w:r>
-              <w:rPr>
-                <w:rFonts w:ascii="Times New Roman" w:hAnsi="Times New Roman" w:eastAsia="宋体"/>
-                <w:b w:val="0"/>
-                <w:sz w:val="15"/>
-              </w:rPr>
-              <w:t>按同一字节口径归并的 30 次运行，`run_id` 列给出逐次出处；CV、MDE、相关系数由此计算；`tok_per_hour` 为 `3600/s_per_tok` 的常数倍缩放，本文未采用</w:t>
-            </w:r>
-          </w:p>
-        </w:tc>
-      </w:tr>
-      <w:tr>
-        <w:tc>
-          <w:tcPr>
-            <w:tcW w:type="dxa" w:w="747"/>
-          </w:tcPr>
-          <w:p>
-            <w:pPr>
-              <w:spacing w:after="0" w:before="0" w:line="240" w:lineRule="auto"/>
-            </w:pPr>
-            <w:r/>
-            <w:r>
-              <w:rPr>
-                <w:rFonts w:ascii="Times New Roman" w:hAnsi="Times New Roman" w:eastAsia="宋体"/>
-                <w:b w:val="0"/>
-                <w:sz w:val="15"/>
-              </w:rPr>
-              <w:t>图 5、§4.6</w:t>
-            </w:r>
-          </w:p>
-        </w:tc>
-        <w:tc>
-          <w:tcPr>
-            <w:tcW w:type="dxa" w:w="627"/>
-          </w:tcPr>
-          <w:p>
-            <w:pPr>
-              <w:spacing w:after="0" w:before="0" w:line="240" w:lineRule="auto"/>
-            </w:pPr>
-            <w:r/>
-            <w:r>
-              <w:rPr>
-                <w:rFonts w:ascii="Times New Roman" w:hAnsi="Times New Roman" w:eastAsia="宋体"/>
-                <w:b w:val="0"/>
-                <w:sz w:val="15"/>
-              </w:rPr>
-              <w:t>B</w:t>
-            </w:r>
-          </w:p>
-        </w:tc>
-        <w:tc>
-          <w:tcPr>
-            <w:tcW w:type="dxa" w:w="1356"/>
-          </w:tcPr>
-          <w:p>
-            <w:pPr>
-              <w:spacing w:after="0" w:before="0" w:line="240" w:lineRule="auto"/>
-            </w:pPr>
-            <w:r/>
-            <w:r>
-              <w:rPr>
-                <w:rFonts w:ascii="Times New Roman" w:hAnsi="Times New Roman" w:eastAsia="宋体"/>
-                <w:b w:val="0"/>
-                <w:sz w:val="15"/>
-              </w:rPr>
-              <w:t>`papers/data/v62_policy_bytes.tsv`</w:t>
-            </w:r>
-          </w:p>
-        </w:tc>
-        <w:tc>
-          <w:tcPr>
-            <w:tcW w:type="dxa" w:w="2146"/>
-          </w:tcPr>
-          <w:p>
-            <w:pPr>
-              <w:spacing w:after="0" w:before="0" w:line="240" w:lineRule="auto"/>
-            </w:pPr>
-            <w:r/>
-            <w:r>
-              <w:rPr>
-                <w:rFonts w:ascii="Times New Roman" w:hAnsi="Times New Roman" w:eastAsia="宋体"/>
-                <w:b w:val="0"/>
-                <w:sz w:val="15"/>
-              </w:rPr>
-              <w:t>四臂 × 3 轮；Welch 检验与 Cohen's d 由此计算</w:t>
-            </w:r>
-          </w:p>
-        </w:tc>
-      </w:tr>
-      <w:tr>
-        <w:tc>
-          <w:tcPr>
-            <w:tcW w:type="dxa" w:w="747"/>
-          </w:tcPr>
-          <w:p>
-            <w:pPr>
-              <w:spacing w:after="0" w:before="0" w:line="240" w:lineRule="auto"/>
-            </w:pPr>
-            <w:r/>
-            <w:r>
-              <w:rPr>
-                <w:rFonts w:ascii="Times New Roman" w:hAnsi="Times New Roman" w:eastAsia="宋体"/>
-                <w:b w:val="0"/>
-                <w:sz w:val="15"/>
-              </w:rPr>
-              <w:t>表 7、图 6</w:t>
-            </w:r>
-          </w:p>
-        </w:tc>
-        <w:tc>
-          <w:tcPr>
-            <w:tcW w:type="dxa" w:w="627"/>
-          </w:tcPr>
-          <w:p>
-            <w:pPr>
-              <w:spacing w:after="0" w:before="0" w:line="240" w:lineRule="auto"/>
-            </w:pPr>
-            <w:r/>
-            <w:r>
-              <w:rPr>
-                <w:rFonts w:ascii="Times New Roman" w:hAnsi="Times New Roman" w:eastAsia="宋体"/>
-                <w:b w:val="0"/>
-                <w:sz w:val="15"/>
-              </w:rPr>
-              <w:t>B</w:t>
-            </w:r>
-          </w:p>
-        </w:tc>
-        <w:tc>
-          <w:tcPr>
-            <w:tcW w:type="dxa" w:w="1356"/>
-          </w:tcPr>
-          <w:p>
-            <w:pPr>
-              <w:spacing w:after="0" w:before="0" w:line="240" w:lineRule="auto"/>
-            </w:pPr>
-            <w:r/>
-            <w:r>
-              <w:rPr>
-                <w:rFonts w:ascii="Times New Roman" w:hAnsi="Times New Roman" w:eastAsia="宋体"/>
-                <w:b w:val="0"/>
-                <w:sz w:val="15"/>
-              </w:rPr>
-              <w:t>`papers/data/bottleneck_bound.tsv`</w:t>
-            </w:r>
-          </w:p>
-        </w:tc>
-        <w:tc>
-          <w:tcPr>
-            <w:tcW w:type="dxa" w:w="2146"/>
-          </w:tcPr>
-          <w:p>
-            <w:pPr>
-              <w:spacing w:after="0" w:before="0" w:line="240" w:lineRule="auto"/>
-            </w:pPr>
-            <w:r/>
-            <w:r>
-              <w:rPr>
-                <w:rFonts w:ascii="Times New Roman" w:hAnsi="Times New Roman" w:eastAsia="宋体"/>
-                <w:b w:val="0"/>
-                <w:sz w:val="15"/>
-              </w:rPr>
-              <w:t>四个配置的带宽下界比</w:t>
-            </w:r>
-          </w:p>
-        </w:tc>
-      </w:tr>
-      <w:tr>
-        <w:tc>
-          <w:tcPr>
-            <w:tcW w:type="dxa" w:w="747"/>
-          </w:tcPr>
-          <w:p>
-            <w:pPr>
-              <w:spacing w:after="0" w:before="0" w:line="240" w:lineRule="auto"/>
-            </w:pPr>
-            <w:r/>
-            <w:r>
-              <w:rPr>
-                <w:rFonts w:ascii="Times New Roman" w:hAnsi="Times New Roman" w:eastAsia="宋体"/>
-                <w:b w:val="0"/>
-                <w:sz w:val="15"/>
-              </w:rPr>
-              <w:t>表 8</w:t>
-            </w:r>
-          </w:p>
-        </w:tc>
-        <w:tc>
-          <w:tcPr>
-            <w:tcW w:type="dxa" w:w="627"/>
-          </w:tcPr>
-          <w:p>
-            <w:pPr>
-              <w:spacing w:after="0" w:before="0" w:line="240" w:lineRule="auto"/>
-            </w:pPr>
-            <w:r/>
-            <w:r>
-              <w:rPr>
-                <w:rFonts w:ascii="Times New Roman" w:hAnsi="Times New Roman" w:eastAsia="宋体"/>
-                <w:b w:val="0"/>
-                <w:sz w:val="15"/>
-              </w:rPr>
-              <w:t>B</w:t>
-            </w:r>
-          </w:p>
-        </w:tc>
-        <w:tc>
-          <w:tcPr>
-            <w:tcW w:type="dxa" w:w="1356"/>
-          </w:tcPr>
-          <w:p>
-            <w:pPr>
-              <w:spacing w:after="0" w:before="0" w:line="240" w:lineRule="auto"/>
-            </w:pPr>
-            <w:r/>
-            <w:r>
-              <w:rPr>
-                <w:rFonts w:ascii="Times New Roman" w:hAnsi="Times New Roman" w:eastAsia="宋体"/>
-                <w:b w:val="0"/>
-                <w:sz w:val="15"/>
-              </w:rPr>
-              <w:t>`papers/data/phase_exposure.tsv`</w:t>
-            </w:r>
-          </w:p>
-        </w:tc>
-        <w:tc>
-          <w:tcPr>
-            <w:tcW w:type="dxa" w:w="2146"/>
-          </w:tcPr>
-          <w:p>
-            <w:pPr>
-              <w:spacing w:after="0" w:before="0" w:line="240" w:lineRule="auto"/>
-            </w:pPr>
-            <w:r/>
-            <w:r>
-              <w:rPr>
-                <w:rFonts w:ascii="Times New Roman" w:hAnsi="Times New Roman" w:eastAsia="宋体"/>
-                <w:b w:val="0"/>
-                <w:sz w:val="15"/>
-              </w:rPr>
-              <w:t>配置 D 的相位拆分</w:t>
-            </w:r>
-          </w:p>
-        </w:tc>
-      </w:tr>
-      <w:tr>
-        <w:tc>
-          <w:tcPr>
-            <w:tcW w:type="dxa" w:w="747"/>
-          </w:tcPr>
-          <w:p>
-            <w:pPr>
-              <w:spacing w:after="0" w:before="0" w:line="240" w:lineRule="auto"/>
-            </w:pPr>
-            <w:r/>
-            <w:r>
-              <w:rPr>
-                <w:rFonts w:ascii="Times New Roman" w:hAnsi="Times New Roman" w:eastAsia="宋体"/>
-                <w:b w:val="0"/>
-                <w:sz w:val="15"/>
-              </w:rPr>
-              <w:t>§6.1(4)、图 7</w:t>
-            </w:r>
-          </w:p>
-        </w:tc>
-        <w:tc>
-          <w:tcPr>
-            <w:tcW w:type="dxa" w:w="627"/>
-          </w:tcPr>
-          <w:p>
-            <w:pPr>
-              <w:spacing w:after="0" w:before="0" w:line="240" w:lineRule="auto"/>
-            </w:pPr>
-            <w:r/>
-            <w:r>
-              <w:rPr>
-                <w:rFonts w:ascii="Times New Roman" w:hAnsi="Times New Roman" w:eastAsia="宋体"/>
-                <w:b w:val="0"/>
-                <w:sz w:val="15"/>
-              </w:rPr>
-              <w:t>B</w:t>
-            </w:r>
-          </w:p>
-        </w:tc>
-        <w:tc>
-          <w:tcPr>
-            <w:tcW w:type="dxa" w:w="1356"/>
-          </w:tcPr>
-          <w:p>
-            <w:pPr>
-              <w:spacing w:after="0" w:before="0" w:line="240" w:lineRule="auto"/>
-            </w:pPr>
-            <w:r/>
-            <w:r>
-              <w:rPr>
-                <w:rFonts w:ascii="Times New Roman" w:hAnsi="Times New Roman" w:eastAsia="宋体"/>
-                <w:b w:val="0"/>
-                <w:sz w:val="15"/>
-              </w:rPr>
-              <w:t>`papers/data/session_cumulative_stageA.tsv`</w:t>
-            </w:r>
-          </w:p>
-        </w:tc>
-        <w:tc>
-          <w:tcPr>
-            <w:tcW w:type="dxa" w:w="2146"/>
-          </w:tcPr>
-          <w:p>
-            <w:pPr>
-              <w:spacing w:after="0" w:before="0" w:line="240" w:lineRule="auto"/>
-            </w:pPr>
-            <w:r/>
-            <w:r>
-              <w:rPr>
-                <w:rFonts w:ascii="Times New Roman" w:hAnsi="Times New Roman" w:eastAsia="宋体"/>
-                <w:b w:val="0"/>
-                <w:sz w:val="15"/>
-              </w:rPr>
-              <w:t>E(N) 序列；前 4 词元实测，其后几何衰减 0.875 拟合</w:t>
-            </w:r>
-          </w:p>
-        </w:tc>
-      </w:tr>
-      <w:tr>
-        <w:tc>
-          <w:tcPr>
-            <w:tcW w:type="dxa" w:w="747"/>
-          </w:tcPr>
-          <w:p>
-            <w:pPr>
-              <w:spacing w:after="0" w:before="0" w:line="240" w:lineRule="auto"/>
-            </w:pPr>
-            <w:r/>
-            <w:r>
-              <w:rPr>
-                <w:rFonts w:ascii="Times New Roman" w:hAnsi="Times New Roman" w:eastAsia="宋体"/>
-                <w:b w:val="0"/>
-                <w:sz w:val="15"/>
-              </w:rPr>
-              <w:t>§4.1、§6.3</w:t>
-            </w:r>
-          </w:p>
-        </w:tc>
-        <w:tc>
-          <w:tcPr>
-            <w:tcW w:type="dxa" w:w="627"/>
-          </w:tcPr>
-          <w:p>
-            <w:pPr>
-              <w:spacing w:after="0" w:before="0" w:line="240" w:lineRule="auto"/>
-            </w:pPr>
-            <w:r/>
-            <w:r>
-              <w:rPr>
-                <w:rFonts w:ascii="Times New Roman" w:hAnsi="Times New Roman" w:eastAsia="宋体"/>
-                <w:b w:val="0"/>
-                <w:sz w:val="15"/>
-              </w:rPr>
-              <w:t>B</w:t>
-            </w:r>
-          </w:p>
-        </w:tc>
-        <w:tc>
-          <w:tcPr>
-            <w:tcW w:type="dxa" w:w="1356"/>
-          </w:tcPr>
-          <w:p>
-            <w:pPr>
-              <w:spacing w:after="0" w:before="0" w:line="240" w:lineRule="auto"/>
-            </w:pPr>
-            <w:r/>
-            <w:r>
-              <w:rPr>
-                <w:rFonts w:ascii="Times New Roman" w:hAnsi="Times New Roman" w:eastAsia="宋体"/>
-                <w:b w:val="0"/>
-                <w:sz w:val="15"/>
-              </w:rPr>
-              <w:t>`papers/data/tier_bytes_ab.tsv`、`hit_triplet.tsv`、`stageB_slow_anchors.tsv`</w:t>
-            </w:r>
-          </w:p>
-        </w:tc>
-        <w:tc>
-          <w:tcPr>
-            <w:tcW w:type="dxa" w:w="2146"/>
-          </w:tcPr>
-          <w:p>
-            <w:pPr>
-              <w:spacing w:after="0" w:before="0" w:line="240" w:lineRule="auto"/>
-            </w:pPr>
-            <w:r/>
-            <w:r>
-              <w:rPr>
-                <w:rFonts w:ascii="Times New Roman" w:hAnsi="Times New Roman" w:eastAsia="宋体"/>
-                <w:b w:val="0"/>
-                <w:sz w:val="15"/>
-              </w:rPr>
-              <w:t>层次级联与命中口径</w:t>
-            </w:r>
-          </w:p>
-        </w:tc>
-      </w:tr>
-      <w:tr>
-        <w:tc>
-          <w:tcPr>
-            <w:tcW w:type="dxa" w:w="747"/>
-          </w:tcPr>
-          <w:p>
-            <w:pPr>
-              <w:spacing w:after="0" w:before="0" w:line="240" w:lineRule="auto"/>
-            </w:pPr>
-            <w:r/>
-            <w:r>
-              <w:rPr>
-                <w:rFonts w:ascii="Times New Roman" w:hAnsi="Times New Roman" w:eastAsia="宋体"/>
-                <w:b w:val="0"/>
-                <w:sz w:val="15"/>
-              </w:rPr>
-              <w:t>§5.2</w:t>
-            </w:r>
-          </w:p>
-        </w:tc>
-        <w:tc>
-          <w:tcPr>
-            <w:tcW w:type="dxa" w:w="627"/>
-          </w:tcPr>
-          <w:p>
-            <w:pPr>
-              <w:spacing w:after="0" w:before="0" w:line="240" w:lineRule="auto"/>
-            </w:pPr>
-            <w:r/>
-            <w:r>
-              <w:rPr>
-                <w:rFonts w:ascii="Times New Roman" w:hAnsi="Times New Roman" w:eastAsia="宋体"/>
-                <w:b w:val="0"/>
-                <w:sz w:val="15"/>
-              </w:rPr>
-              <w:t>B</w:t>
-            </w:r>
-          </w:p>
-        </w:tc>
-        <w:tc>
-          <w:tcPr>
-            <w:tcW w:type="dxa" w:w="1356"/>
-          </w:tcPr>
-          <w:p>
-            <w:pPr>
-              <w:spacing w:after="0" w:before="0" w:line="240" w:lineRule="auto"/>
-            </w:pPr>
-            <w:r/>
-            <w:r>
-              <w:rPr>
-                <w:rFonts w:ascii="Times New Roman" w:hAnsi="Times New Roman" w:eastAsia="宋体"/>
-                <w:b w:val="0"/>
-                <w:sz w:val="15"/>
-              </w:rPr>
-              <w:t>`papers/data/v58_device_engine_pairs.tsv`</w:t>
-            </w:r>
-          </w:p>
-        </w:tc>
-        <w:tc>
-          <w:tcPr>
-            <w:tcW w:type="dxa" w:w="2146"/>
-          </w:tcPr>
-          <w:p>
-            <w:pPr>
-              <w:spacing w:after="0" w:before="0" w:line="240" w:lineRule="auto"/>
-            </w:pPr>
-            <w:r/>
-            <w:r>
-              <w:rPr>
-                <w:rFonts w:ascii="Times New Roman" w:hAnsi="Times New Roman" w:eastAsia="宋体"/>
-                <w:b w:val="0"/>
-                <w:sz w:val="15"/>
-              </w:rPr>
-              <w:t>设备/引擎配对比 1.30—1.58</w:t>
-            </w:r>
-          </w:p>
-        </w:tc>
-      </w:tr>
-      <w:tr>
-        <w:tc>
-          <w:tcPr>
-            <w:tcW w:type="dxa" w:w="747"/>
-          </w:tcPr>
-          <w:p>
-            <w:pPr>
-              <w:spacing w:after="0" w:before="0" w:line="240" w:lineRule="auto"/>
-            </w:pPr>
-            <w:r/>
-            <w:r>
-              <w:rPr>
-                <w:rFonts w:ascii="Times New Roman" w:hAnsi="Times New Roman" w:eastAsia="宋体"/>
-                <w:b w:val="0"/>
-                <w:sz w:val="15"/>
-              </w:rPr>
-              <w:t>主机 A 环境</w:t>
-            </w:r>
-          </w:p>
-        </w:tc>
-        <w:tc>
-          <w:tcPr>
-            <w:tcW w:type="dxa" w:w="627"/>
-          </w:tcPr>
-          <w:p>
-            <w:pPr>
-              <w:spacing w:after="0" w:before="0" w:line="240" w:lineRule="auto"/>
-            </w:pPr>
-            <w:r/>
-            <w:r>
-              <w:rPr>
-                <w:rFonts w:ascii="Times New Roman" w:hAnsi="Times New Roman" w:eastAsia="宋体"/>
-                <w:b w:val="0"/>
-                <w:sz w:val="15"/>
-              </w:rPr>
-              <w:t>A</w:t>
-            </w:r>
-          </w:p>
-        </w:tc>
-        <w:tc>
-          <w:tcPr>
-            <w:tcW w:type="dxa" w:w="1356"/>
-          </w:tcPr>
-          <w:p>
-            <w:pPr>
-              <w:spacing w:after="0" w:before="0" w:line="240" w:lineRule="auto"/>
-            </w:pPr>
-            <w:r/>
-            <w:r>
-              <w:rPr>
-                <w:rFonts w:ascii="Times New Roman" w:hAnsi="Times New Roman" w:eastAsia="宋体"/>
-                <w:b w:val="0"/>
-                <w:sz w:val="15"/>
-              </w:rPr>
-              <w:t>`docs/data/environment.txt`</w:t>
-            </w:r>
-          </w:p>
-        </w:tc>
-        <w:tc>
-          <w:tcPr>
-            <w:tcW w:type="dxa" w:w="2146"/>
-          </w:tcPr>
-          <w:p>
-            <w:pPr>
-              <w:spacing w:after="0" w:before="0" w:line="240" w:lineRule="auto"/>
-            </w:pPr>
-            <w:r/>
-            <w:r>
-              <w:rPr>
-                <w:rFonts w:ascii="Times New Roman" w:hAnsi="Times New Roman" w:eastAsia="宋体"/>
-                <w:b w:val="0"/>
-                <w:sz w:val="15"/>
-              </w:rPr>
-              <w:t>完整机器规格与环境存档</w:t>
-            </w:r>
-          </w:p>
-        </w:tc>
-      </w:tr>
-      <w:tr>
-        <w:tc>
-          <w:tcPr>
-            <w:tcW w:type="dxa" w:w="747"/>
-          </w:tcPr>
-          <w:p>
-            <w:pPr>
-              <w:spacing w:after="0" w:before="0" w:line="240" w:lineRule="auto"/>
-            </w:pPr>
-            <w:r/>
-            <w:r>
-              <w:rPr>
-                <w:rFonts w:ascii="Times New Roman" w:hAnsi="Times New Roman" w:eastAsia="宋体"/>
-                <w:b w:val="0"/>
-                <w:sz w:val="15"/>
-              </w:rPr>
-              <w:t>主机 B 环境</w:t>
-            </w:r>
-          </w:p>
-        </w:tc>
-        <w:tc>
-          <w:tcPr>
-            <w:tcW w:type="dxa" w:w="627"/>
-          </w:tcPr>
-          <w:p>
-            <w:pPr>
-              <w:spacing w:after="0" w:before="0" w:line="240" w:lineRule="auto"/>
-            </w:pPr>
-            <w:r/>
-            <w:r>
-              <w:rPr>
-                <w:rFonts w:ascii="Times New Roman" w:hAnsi="Times New Roman" w:eastAsia="宋体"/>
-                <w:b w:val="0"/>
-                <w:sz w:val="15"/>
-              </w:rPr>
-              <w:t>B</w:t>
-            </w:r>
-          </w:p>
-        </w:tc>
-        <w:tc>
-          <w:tcPr>
-            <w:tcW w:type="dxa" w:w="1356"/>
-          </w:tcPr>
-          <w:p>
-            <w:pPr>
-              <w:spacing w:after="0" w:before="0" w:line="240" w:lineRule="auto"/>
-            </w:pPr>
-            <w:r/>
-            <w:r>
-              <w:rPr>
-                <w:rFonts w:ascii="Times New Roman" w:hAnsi="Times New Roman" w:eastAsia="宋体"/>
-                <w:b w:val="0"/>
-                <w:sz w:val="15"/>
-              </w:rPr>
-              <w:t>`papers/byteflow-matrix.md` §0.1</w:t>
-            </w:r>
-          </w:p>
-        </w:tc>
-        <w:tc>
-          <w:tcPr>
-            <w:tcW w:type="dxa" w:w="2146"/>
-          </w:tcPr>
-          <w:p>
-            <w:pPr>
-              <w:spacing w:after="0" w:before="0" w:line="240" w:lineRule="auto"/>
-            </w:pPr>
-            <w:r/>
-            <w:r>
-              <w:rPr>
-                <w:rFonts w:ascii="Times New Roman" w:hAnsi="Times New Roman" w:eastAsia="宋体"/>
-                <w:b w:val="0"/>
-                <w:sz w:val="15"/>
-              </w:rPr>
-              <w:t>完整机器规格与存储层次</w:t>
-            </w:r>
-          </w:p>
-        </w:tc>
-      </w:tr>
-      <w:tr>
-        <w:tc>
-          <w:tcPr>
-            <w:tcW w:type="dxa" w:w="747"/>
-          </w:tcPr>
-          <w:p>
-            <w:pPr>
-              <w:spacing w:after="0" w:before="0" w:line="240" w:lineRule="auto"/>
-            </w:pPr>
-            <w:r/>
-            <w:r>
-              <w:rPr>
-                <w:rFonts w:ascii="Times New Roman" w:hAnsi="Times New Roman" w:eastAsia="宋体"/>
-                <w:b w:val="0"/>
-                <w:sz w:val="15"/>
-              </w:rPr>
-              <w:t>运行级原始日志</w:t>
-            </w:r>
-          </w:p>
-        </w:tc>
-        <w:tc>
-          <w:tcPr>
-            <w:tcW w:type="dxa" w:w="627"/>
-          </w:tcPr>
-          <w:p>
-            <w:pPr>
-              <w:spacing w:after="0" w:before="0" w:line="240" w:lineRule="auto"/>
-            </w:pPr>
-            <w:r/>
-            <w:r>
-              <w:rPr>
-                <w:rFonts w:ascii="Times New Roman" w:hAnsi="Times New Roman" w:eastAsia="宋体"/>
-                <w:b w:val="0"/>
-                <w:sz w:val="15"/>
-              </w:rPr>
-              <w:t>B</w:t>
-            </w:r>
-          </w:p>
-        </w:tc>
-        <w:tc>
-          <w:tcPr>
-            <w:tcW w:type="dxa" w:w="1356"/>
-          </w:tcPr>
-          <w:p>
-            <w:pPr>
-              <w:spacing w:after="0" w:before="0" w:line="240" w:lineRule="auto"/>
-            </w:pPr>
-            <w:r/>
-            <w:r>
-              <w:rPr>
-                <w:rFonts w:ascii="Times New Roman" w:hAnsi="Times New Roman" w:eastAsia="宋体"/>
-                <w:b w:val="0"/>
-                <w:sz w:val="15"/>
-              </w:rPr>
-              <w:t>`reports/gateab_ab/` 各轮 `ctrl.log`</w:t>
-            </w:r>
-          </w:p>
-        </w:tc>
-        <w:tc>
-          <w:tcPr>
-            <w:tcW w:type="dxa" w:w="2146"/>
-          </w:tcPr>
-          <w:p>
-            <w:pPr>
-              <w:spacing w:after="0" w:before="0" w:line="240" w:lineRule="auto"/>
-            </w:pPr>
-            <w:r/>
-            <w:r>
-              <w:rPr>
-                <w:rFonts w:ascii="Times New Roman" w:hAnsi="Times New Roman" w:eastAsia="宋体"/>
-                <w:b w:val="0"/>
-                <w:sz w:val="15"/>
-              </w:rPr>
-              <w:t>上游逐轮日志；台账由这些日志汇总</w:t>
-            </w:r>
-          </w:p>
-        </w:tc>
-      </w:tr>
-      <w:tr>
-        <w:tc>
-          <w:tcPr>
-            <w:tcW w:type="dxa" w:w="747"/>
-          </w:tcPr>
-          <w:p>
-            <w:pPr>
-              <w:spacing w:after="0" w:before="0" w:line="240" w:lineRule="auto"/>
-            </w:pPr>
-            <w:r/>
-            <w:r>
-              <w:rPr>
-                <w:rFonts w:ascii="Times New Roman" w:hAnsi="Times New Roman" w:eastAsia="宋体"/>
-                <w:b w:val="0"/>
-                <w:sz w:val="15"/>
-              </w:rPr>
-              <w:t>复现脚本</w:t>
-            </w:r>
-          </w:p>
-        </w:tc>
-        <w:tc>
-          <w:tcPr>
-            <w:tcW w:type="dxa" w:w="627"/>
-          </w:tcPr>
-          <w:p>
-            <w:pPr>
-              <w:spacing w:after="0" w:before="0" w:line="240" w:lineRule="auto"/>
-            </w:pPr>
-            <w:r/>
-            <w:r>
-              <w:rPr>
-                <w:rFonts w:ascii="Times New Roman" w:hAnsi="Times New Roman" w:eastAsia="宋体"/>
-                <w:b w:val="0"/>
-                <w:sz w:val="15"/>
-              </w:rPr>
-              <w:t>—</w:t>
-            </w:r>
-          </w:p>
-        </w:tc>
-        <w:tc>
-          <w:tcPr>
-            <w:tcW w:type="dxa" w:w="1356"/>
-          </w:tcPr>
-          <w:p>
-            <w:pPr>
-              <w:spacing w:after="0" w:before="0" w:line="240" w:lineRule="auto"/>
-            </w:pPr>
-            <w:r/>
-            <w:r>
-              <w:rPr>
-                <w:rFonts w:ascii="Times New Roman" w:hAnsi="Times New Roman" w:eastAsia="宋体"/>
-                <w:b w:val="0"/>
-                <w:sz w:val="15"/>
-              </w:rPr>
-              <w:t>`papers/build_hri_figures.py`</w:t>
-            </w:r>
-          </w:p>
-        </w:tc>
-        <w:tc>
-          <w:tcPr>
-            <w:tcW w:type="dxa" w:w="2146"/>
-          </w:tcPr>
-          <w:p>
-            <w:pPr>
-              <w:spacing w:after="0" w:before="0" w:line="240" w:lineRule="auto"/>
-            </w:pPr>
-            <w:r/>
-            <w:r>
-              <w:rPr>
-                <w:rFonts w:ascii="Times New Roman" w:hAnsi="Times New Roman" w:eastAsia="宋体"/>
-                <w:b w:val="0"/>
-                <w:sz w:val="15"/>
-              </w:rPr>
-              <w:t>生成本文全部统计量与图 1—7</w:t>
-            </w:r>
-          </w:p>
-        </w:tc>
-      </w:tr>
-    </w:tbl>
-    <w:p>
-      <w:pPr>
-        <w:spacing w:after="40" w:line="276" w:lineRule="auto"/>
-        <w:ind w:firstLine="360"/>
-      </w:pPr>
-      <w:r>
-        <w:rPr>
-          <w:rFonts w:ascii="Times New Roman" w:hAnsi="Times New Roman" w:eastAsia="宋体"/>
-          <w:b/>
-          <w:sz w:val="18"/>
-        </w:rPr>
-        <w:t>统计口径</w:t>
-      </w:r>
-      <w:r>
-        <w:rPr>
-          <w:rFonts w:ascii="Times New Roman" w:hAnsi="Times New Roman" w:eastAsia="宋体"/>
-          <w:b w:val="0"/>
-          <w:sz w:val="18"/>
-        </w:rPr>
-        <w:t xml:space="preserve">：MDE 按 </w:t>
-      </w:r>
-      <w:r>
-        <w:rPr>
-          <w:rFonts w:ascii="Consolas" w:hAnsi="Consolas"/>
-          <w:color w:val="000080"/>
-          <w:sz w:val="18"/>
-        </w:rPr>
-        <w:t>MDE(n) ≈ (t_{0.975,2n−2} + t_{0.80,2n−2})·CV·√(2/n)</w:t>
-      </w:r>
-      <w:r>
-        <w:rPr>
-          <w:rFonts w:ascii="Times New Roman" w:hAnsi="Times New Roman" w:eastAsia="宋体"/>
-          <w:b w:val="0"/>
-          <w:sz w:val="18"/>
-        </w:rPr>
-        <w:t xml:space="preserve"> 计算，α = 0.05 双侧、功效 0.80，CV 取主机 B 那 30 次运行的 13.43%（该值含配置与版本差异，仅用于平面间分辨率的对比，不用于判定任何单次运行的墙钟差；主机 A 的单配置重复性为 33.1%）。样本量反解按 Cohen's d = 0.034、同样 α 与功效。所有计算在 SciPy 1.18.0 / NumPy 2.3.5 / Python 3.14.4 下完成。</w:t>
       </w:r>
     </w:p>
     <w:sectPr>

--- a/papers/提交稿-命中率通胀三平面分离.docx
+++ b/papers/提交稿-命中率通胀三平面分离.docx
@@ -338,7 +338,7 @@
           <w:b w:val="0"/>
           <w:sz w:val="18"/>
         </w:rPr>
-        <w:t>。在原子槽位粒度与冷启动前提下给出 X_byte ≤ 1 − B_distinct(N)/B_full(N)，即字节命中率的可达上界由会话 distinct 集决定，与命中率无关；配套给出 E = B_act/B_distinct(N) 与其下界 E ≥ 1。</w:t>
+        <w:t>。在原子槽位粒度与冷启动前提下给出 X_byte ≤ 1 − B_distinct(N)/B_full(N)，即字节命中率的可达上界由会话互异项集合决定，与命中率无关；配套给出 E = B_act/B_distinct(N) 与其下界 E ≥ 1。</w:t>
       </w:r>
     </w:p>
     <w:p>
@@ -682,7 +682,7 @@
           <w:b w:val="0"/>
           <w:sz w:val="18"/>
         </w:rPr>
-        <w:t>：会话实际触及的 distinct 项集合；</w:t>
+        <w:t>：会话实际触及的互异项集合；</w:t>
       </w:r>
       <w:r>
         <w:rPr>
@@ -2207,7 +2207,7 @@
           <w:b w:val="0"/>
           <w:sz w:val="18"/>
         </w:rPr>
-        <w:t xml:space="preserve">　当每词元全量载入 b_tok 恒定、distinct 集随 N 次线性饱和时，B_full = b_tok·N 线性增长而 B_distinct(N) 次线性增长，故 X_max(N) 随 N 单调上升并趋于 1。本案阶段 A 的拟合给出 X_max(8) ≈ 33.9%、X_max(32) ≈ 75.2%。</w:t>
+        <w:t xml:space="preserve">　当每词元全量载入 b_tok 恒定、互异项集合随 N 次线性饱和时，B_full = b_tok·N 线性增长而 B_distinct(N) 次线性增长，故 X_max(N) 随 N 单调上升并趋于 1。本案阶段 A 的拟合给出 X_max(8) ≈ 33.9%、X_max(32) ≈ 75.2%。</w:t>
       </w:r>
     </w:p>
     <w:p>
@@ -2349,15 +2349,15 @@
         <w:tblLayout w:type="fixed"/>
       </w:tblPr>
       <w:tblGrid>
-        <w:gridCol w:w="639"/>
-        <w:gridCol w:w="1400"/>
-        <w:gridCol w:w="1134"/>
-        <w:gridCol w:w="1702"/>
+        <w:gridCol w:w="641"/>
+        <w:gridCol w:w="1416"/>
+        <w:gridCol w:w="1145"/>
+        <w:gridCol w:w="1674"/>
       </w:tblGrid>
       <w:tr>
         <w:tc>
           <w:tcPr>
-            <w:tcW w:type="dxa" w:w="639"/>
+            <w:tcW w:type="dxa" w:w="641"/>
             <w:shd w:val="clear" w:fill="F2F2F2"/>
           </w:tcPr>
           <w:p>
@@ -2377,7 +2377,7 @@
         </w:tc>
         <w:tc>
           <w:tcPr>
-            <w:tcW w:type="dxa" w:w="1400"/>
+            <w:tcW w:type="dxa" w:w="1416"/>
             <w:shd w:val="clear" w:fill="F2F2F2"/>
           </w:tcPr>
           <w:p>
@@ -2397,7 +2397,7 @@
         </w:tc>
         <w:tc>
           <w:tcPr>
-            <w:tcW w:type="dxa" w:w="1134"/>
+            <w:tcW w:type="dxa" w:w="1145"/>
             <w:shd w:val="clear" w:fill="F2F2F2"/>
           </w:tcPr>
           <w:p>
@@ -2417,7 +2417,7 @@
         </w:tc>
         <w:tc>
           <w:tcPr>
-            <w:tcW w:type="dxa" w:w="1702"/>
+            <w:tcW w:type="dxa" w:w="1674"/>
             <w:shd w:val="clear" w:fill="F2F2F2"/>
           </w:tcPr>
           <w:p>
@@ -2439,7 +2439,7 @@
       <w:tr>
         <w:tc>
           <w:tcPr>
-            <w:tcW w:type="dxa" w:w="639"/>
+            <w:tcW w:type="dxa" w:w="641"/>
           </w:tcPr>
           <w:p>
             <w:pPr>
@@ -2458,7 +2458,7 @@
         </w:tc>
         <w:tc>
           <w:tcPr>
-            <w:tcW w:type="dxa" w:w="1400"/>
+            <w:tcW w:type="dxa" w:w="1416"/>
           </w:tcPr>
           <w:p>
             <w:pPr>
@@ -2477,7 +2477,7 @@
         </w:tc>
         <w:tc>
           <w:tcPr>
-            <w:tcW w:type="dxa" w:w="1134"/>
+            <w:tcW w:type="dxa" w:w="1145"/>
           </w:tcPr>
           <w:p>
             <w:pPr>
@@ -2496,7 +2496,7 @@
         </w:tc>
         <w:tc>
           <w:tcPr>
-            <w:tcW w:type="dxa" w:w="1702"/>
+            <w:tcW w:type="dxa" w:w="1674"/>
           </w:tcPr>
           <w:p>
             <w:pPr>
@@ -2509,7 +2509,7 @@
                 <w:b w:val="0"/>
                 <w:sz w:val="15"/>
               </w:rPr>
-              <w:t>边界访问被预取的部分读服务，或 distinct 预算拟合残差；本案 E(1) = 0.9927，偏差 0.73%，容差内</w:t>
+              <w:t>边界访问被预取的部分读服务，或互异项预算拟合残差；本案 E(1) = 0.9927，偏差 0.73%，容差内</w:t>
             </w:r>
           </w:p>
         </w:tc>
@@ -2517,7 +2517,7 @@
       <w:tr>
         <w:tc>
           <w:tcPr>
-            <w:tcW w:type="dxa" w:w="639"/>
+            <w:tcW w:type="dxa" w:w="641"/>
           </w:tcPr>
           <w:p>
             <w:pPr>
@@ -2536,7 +2536,7 @@
         </w:tc>
         <w:tc>
           <w:tcPr>
-            <w:tcW w:type="dxa" w:w="1400"/>
+            <w:tcW w:type="dxa" w:w="1416"/>
           </w:tcPr>
           <w:p>
             <w:pPr>
@@ -2555,7 +2555,7 @@
         </w:tc>
         <w:tc>
           <w:tcPr>
-            <w:tcW w:type="dxa" w:w="1134"/>
+            <w:tcW w:type="dxa" w:w="1145"/>
           </w:tcPr>
           <w:p>
             <w:pPr>
@@ -2574,7 +2574,7 @@
         </w:tc>
         <w:tc>
           <w:tcPr>
-            <w:tcW w:type="dxa" w:w="1702"/>
+            <w:tcW w:type="dxa" w:w="1674"/>
           </w:tcPr>
           <w:p>
             <w:pPr>
@@ -2595,7 +2595,7 @@
       <w:tr>
         <w:tc>
           <w:tcPr>
-            <w:tcW w:type="dxa" w:w="639"/>
+            <w:tcW w:type="dxa" w:w="641"/>
           </w:tcPr>
           <w:p>
             <w:pPr>
@@ -2614,7 +2614,7 @@
         </w:tc>
         <w:tc>
           <w:tcPr>
-            <w:tcW w:type="dxa" w:w="1400"/>
+            <w:tcW w:type="dxa" w:w="1416"/>
           </w:tcPr>
           <w:p>
             <w:pPr>
@@ -2633,7 +2633,7 @@
         </w:tc>
         <w:tc>
           <w:tcPr>
-            <w:tcW w:type="dxa" w:w="1134"/>
+            <w:tcW w:type="dxa" w:w="1145"/>
           </w:tcPr>
           <w:p>
             <w:pPr>
@@ -2652,7 +2652,7 @@
         </w:tc>
         <w:tc>
           <w:tcPr>
-            <w:tcW w:type="dxa" w:w="1702"/>
+            <w:tcW w:type="dxa" w:w="1674"/>
           </w:tcPr>
           <w:p>
             <w:pPr>
@@ -2673,7 +2673,7 @@
       <w:tr>
         <w:tc>
           <w:tcPr>
-            <w:tcW w:type="dxa" w:w="639"/>
+            <w:tcW w:type="dxa" w:w="641"/>
           </w:tcPr>
           <w:p>
             <w:pPr>
@@ -2692,7 +2692,7 @@
         </w:tc>
         <w:tc>
           <w:tcPr>
-            <w:tcW w:type="dxa" w:w="1400"/>
+            <w:tcW w:type="dxa" w:w="1416"/>
           </w:tcPr>
           <w:p>
             <w:pPr>
@@ -2711,7 +2711,7 @@
         </w:tc>
         <w:tc>
           <w:tcPr>
-            <w:tcW w:type="dxa" w:w="1134"/>
+            <w:tcW w:type="dxa" w:w="1145"/>
           </w:tcPr>
           <w:p>
             <w:pPr>
@@ -2730,7 +2730,7 @@
         </w:tc>
         <w:tc>
           <w:tcPr>
-            <w:tcW w:type="dxa" w:w="1702"/>
+            <w:tcW w:type="dxa" w:w="1674"/>
           </w:tcPr>
           <w:p>
             <w:pPr>
@@ -3300,7 +3300,7 @@
           <w:b w:val="0"/>
           <w:sz w:val="18"/>
         </w:rPr>
-        <w:t>（主机 A）：主机总内存自 8 GB 增至 224 GB（28 倍），每档记录引擎自报的专家命中率（naive 口径）、字节命中率口径、源层读数与每词元墙钟。</w:t>
+        <w:t>（主机 A）：主机总内存自 8 GB 增至 224 GB（28 倍），每档记录引擎自报的专家命中率（未加区分的朴素口径）、字节命中率口径、源层读数与每词元墙钟。</w:t>
       </w:r>
     </w:p>
     <w:p>
@@ -5444,7 +5444,7 @@
           <w:b w:val="0"/>
           <w:sz w:val="18"/>
         </w:rPr>
-        <w:t xml:space="preserve"> 台账另记 dense 流命中率自 16 GB 档起即为 2.8%，64 GB 档 25.4%，224 GB 档 84.7%；而 8—64 GB 七档的专家源层读数恒为 25.83 GB。若验收只看聚合命中率或非主导流命中率，会得出"复用已生效"的结论，而占端到端 79.6% 的专家流字节毫无变化。</w:t>
+        <w:t xml:space="preserve"> 台账另记稠密层流命中率自 16 GB 档起即为 2.8%，64 GB 档 25.4%，224 GB 档 84.7%；而 8—64 GB 七档的专家源层读数恒为 25.83 GB。若验收只看聚合命中率或非主导流命中率，会得出"复用已生效"的结论，而占端到端 79.6% 的专家流字节毫无变化。</w:t>
       </w:r>
       <w:r>
         <w:rPr>
@@ -5821,7 +5821,7 @@
           <w:b w:val="0"/>
           <w:sz w:val="18"/>
         </w:rPr>
-        <w:t>固定主机 A 的内存 128 GB，改变"驻留固定层（dense）"与"专家缓存（cache）"之间的配额划分，得表 4 下半部；同一总内存 32 GB 的对照扫描列于表 4 上半部。</w:t>
+        <w:t>固定主机 A 的内存 128 GB，改变"驻留稠密层"与"专家缓存"之间的配额划分，得表 4 下半部；同一总内存 32 GB 的对照扫描列于表 4 上半部。</w:t>
       </w:r>
     </w:p>
     <w:p>
@@ -5868,18 +5868,18 @@
         <w:tblLayout w:type="fixed"/>
       </w:tblPr>
       <w:tblGrid>
-        <w:gridCol w:w="695"/>
-        <w:gridCol w:w="666"/>
-        <w:gridCol w:w="666"/>
-        <w:gridCol w:w="744"/>
-        <w:gridCol w:w="666"/>
-        <w:gridCol w:w="794"/>
-        <w:gridCol w:w="646"/>
+        <w:gridCol w:w="690"/>
+        <w:gridCol w:w="671"/>
+        <w:gridCol w:w="690"/>
+        <w:gridCol w:w="737"/>
+        <w:gridCol w:w="661"/>
+        <w:gridCol w:w="784"/>
+        <w:gridCol w:w="643"/>
       </w:tblGrid>
       <w:tr>
         <w:tc>
           <w:tcPr>
-            <w:tcW w:type="dxa" w:w="695"/>
+            <w:tcW w:type="dxa" w:w="690"/>
             <w:shd w:val="clear" w:fill="F2F2F2"/>
           </w:tcPr>
           <w:p>
@@ -5899,7 +5899,7 @@
         </w:tc>
         <w:tc>
           <w:tcPr>
-            <w:tcW w:type="dxa" w:w="666"/>
+            <w:tcW w:type="dxa" w:w="671"/>
             <w:shd w:val="clear" w:fill="F2F2F2"/>
           </w:tcPr>
           <w:p>
@@ -5913,13 +5913,13 @@
                 <w:b/>
                 <w:sz w:val="16"/>
               </w:rPr>
-              <w:t>dense/GB</w:t>
-            </w:r>
-          </w:p>
-        </w:tc>
-        <w:tc>
-          <w:tcPr>
-            <w:tcW w:type="dxa" w:w="666"/>
+              <w:t>稠密层/GB</w:t>
+            </w:r>
+          </w:p>
+        </w:tc>
+        <w:tc>
+          <w:tcPr>
+            <w:tcW w:type="dxa" w:w="690"/>
             <w:shd w:val="clear" w:fill="F2F2F2"/>
           </w:tcPr>
           <w:p>
@@ -5933,13 +5933,13 @@
                 <w:b/>
                 <w:sz w:val="16"/>
               </w:rPr>
-              <w:t>cache/GB</w:t>
-            </w:r>
-          </w:p>
-        </w:tc>
-        <w:tc>
-          <w:tcPr>
-            <w:tcW w:type="dxa" w:w="744"/>
+              <w:t>专家缓存/GB</w:t>
+            </w:r>
+          </w:p>
+        </w:tc>
+        <w:tc>
+          <w:tcPr>
+            <w:tcW w:type="dxa" w:w="737"/>
             <w:shd w:val="clear" w:fill="F2F2F2"/>
           </w:tcPr>
           <w:p>
@@ -5959,7 +5959,7 @@
         </w:tc>
         <w:tc>
           <w:tcPr>
-            <w:tcW w:type="dxa" w:w="666"/>
+            <w:tcW w:type="dxa" w:w="661"/>
             <w:shd w:val="clear" w:fill="F2F2F2"/>
           </w:tcPr>
           <w:p>
@@ -5979,7 +5979,7 @@
         </w:tc>
         <w:tc>
           <w:tcPr>
-            <w:tcW w:type="dxa" w:w="794"/>
+            <w:tcW w:type="dxa" w:w="784"/>
             <w:shd w:val="clear" w:fill="F2F2F2"/>
           </w:tcPr>
           <w:p>
@@ -5999,7 +5999,7 @@
         </w:tc>
         <w:tc>
           <w:tcPr>
-            <w:tcW w:type="dxa" w:w="646"/>
+            <w:tcW w:type="dxa" w:w="643"/>
             <w:shd w:val="clear" w:fill="F2F2F2"/>
           </w:tcPr>
           <w:p>
@@ -6021,7 +6021,7 @@
       <w:tr>
         <w:tc>
           <w:tcPr>
-            <w:tcW w:type="dxa" w:w="695"/>
+            <w:tcW w:type="dxa" w:w="690"/>
           </w:tcPr>
           <w:p>
             <w:pPr>
@@ -6040,7 +6040,7 @@
         </w:tc>
         <w:tc>
           <w:tcPr>
-            <w:tcW w:type="dxa" w:w="666"/>
+            <w:tcW w:type="dxa" w:w="671"/>
           </w:tcPr>
           <w:p>
             <w:pPr>
@@ -6059,7 +6059,7 @@
         </w:tc>
         <w:tc>
           <w:tcPr>
-            <w:tcW w:type="dxa" w:w="666"/>
+            <w:tcW w:type="dxa" w:w="690"/>
           </w:tcPr>
           <w:p>
             <w:pPr>
@@ -6078,7 +6078,7 @@
         </w:tc>
         <w:tc>
           <w:tcPr>
-            <w:tcW w:type="dxa" w:w="744"/>
+            <w:tcW w:type="dxa" w:w="737"/>
           </w:tcPr>
           <w:p>
             <w:pPr>
@@ -6097,7 +6097,7 @@
         </w:tc>
         <w:tc>
           <w:tcPr>
-            <w:tcW w:type="dxa" w:w="666"/>
+            <w:tcW w:type="dxa" w:w="661"/>
           </w:tcPr>
           <w:p>
             <w:pPr>
@@ -6116,7 +6116,7 @@
         </w:tc>
         <w:tc>
           <w:tcPr>
-            <w:tcW w:type="dxa" w:w="794"/>
+            <w:tcW w:type="dxa" w:w="784"/>
           </w:tcPr>
           <w:p>
             <w:pPr>
@@ -6135,7 +6135,7 @@
         </w:tc>
         <w:tc>
           <w:tcPr>
-            <w:tcW w:type="dxa" w:w="646"/>
+            <w:tcW w:type="dxa" w:w="643"/>
           </w:tcPr>
           <w:p>
             <w:pPr>
@@ -6156,7 +6156,7 @@
       <w:tr>
         <w:tc>
           <w:tcPr>
-            <w:tcW w:type="dxa" w:w="695"/>
+            <w:tcW w:type="dxa" w:w="690"/>
           </w:tcPr>
           <w:p>
             <w:pPr>
@@ -6175,7 +6175,7 @@
         </w:tc>
         <w:tc>
           <w:tcPr>
-            <w:tcW w:type="dxa" w:w="666"/>
+            <w:tcW w:type="dxa" w:w="671"/>
           </w:tcPr>
           <w:p>
             <w:pPr>
@@ -6194,7 +6194,7 @@
         </w:tc>
         <w:tc>
           <w:tcPr>
-            <w:tcW w:type="dxa" w:w="666"/>
+            <w:tcW w:type="dxa" w:w="690"/>
           </w:tcPr>
           <w:p>
             <w:pPr>
@@ -6213,7 +6213,7 @@
         </w:tc>
         <w:tc>
           <w:tcPr>
-            <w:tcW w:type="dxa" w:w="744"/>
+            <w:tcW w:type="dxa" w:w="737"/>
           </w:tcPr>
           <w:p>
             <w:pPr>
@@ -6232,7 +6232,7 @@
         </w:tc>
         <w:tc>
           <w:tcPr>
-            <w:tcW w:type="dxa" w:w="666"/>
+            <w:tcW w:type="dxa" w:w="661"/>
           </w:tcPr>
           <w:p>
             <w:pPr>
@@ -6251,7 +6251,7 @@
         </w:tc>
         <w:tc>
           <w:tcPr>
-            <w:tcW w:type="dxa" w:w="794"/>
+            <w:tcW w:type="dxa" w:w="784"/>
           </w:tcPr>
           <w:p>
             <w:pPr>
@@ -6270,7 +6270,7 @@
         </w:tc>
         <w:tc>
           <w:tcPr>
-            <w:tcW w:type="dxa" w:w="646"/>
+            <w:tcW w:type="dxa" w:w="643"/>
           </w:tcPr>
           <w:p>
             <w:pPr>
@@ -6291,7 +6291,7 @@
       <w:tr>
         <w:tc>
           <w:tcPr>
-            <w:tcW w:type="dxa" w:w="695"/>
+            <w:tcW w:type="dxa" w:w="690"/>
           </w:tcPr>
           <w:p>
             <w:pPr>
@@ -6310,7 +6310,7 @@
         </w:tc>
         <w:tc>
           <w:tcPr>
-            <w:tcW w:type="dxa" w:w="666"/>
+            <w:tcW w:type="dxa" w:w="671"/>
           </w:tcPr>
           <w:p>
             <w:pPr>
@@ -6329,7 +6329,7 @@
         </w:tc>
         <w:tc>
           <w:tcPr>
-            <w:tcW w:type="dxa" w:w="666"/>
+            <w:tcW w:type="dxa" w:w="690"/>
           </w:tcPr>
           <w:p>
             <w:pPr>
@@ -6348,7 +6348,7 @@
         </w:tc>
         <w:tc>
           <w:tcPr>
-            <w:tcW w:type="dxa" w:w="744"/>
+            <w:tcW w:type="dxa" w:w="737"/>
           </w:tcPr>
           <w:p>
             <w:pPr>
@@ -6367,7 +6367,7 @@
         </w:tc>
         <w:tc>
           <w:tcPr>
-            <w:tcW w:type="dxa" w:w="666"/>
+            <w:tcW w:type="dxa" w:w="661"/>
           </w:tcPr>
           <w:p>
             <w:pPr>
@@ -6386,7 +6386,7 @@
         </w:tc>
         <w:tc>
           <w:tcPr>
-            <w:tcW w:type="dxa" w:w="794"/>
+            <w:tcW w:type="dxa" w:w="784"/>
           </w:tcPr>
           <w:p>
             <w:pPr>
@@ -6405,7 +6405,7 @@
         </w:tc>
         <w:tc>
           <w:tcPr>
-            <w:tcW w:type="dxa" w:w="646"/>
+            <w:tcW w:type="dxa" w:w="643"/>
           </w:tcPr>
           <w:p>
             <w:pPr>
@@ -6426,7 +6426,7 @@
       <w:tr>
         <w:tc>
           <w:tcPr>
-            <w:tcW w:type="dxa" w:w="695"/>
+            <w:tcW w:type="dxa" w:w="690"/>
           </w:tcPr>
           <w:p>
             <w:pPr>
@@ -6445,7 +6445,7 @@
         </w:tc>
         <w:tc>
           <w:tcPr>
-            <w:tcW w:type="dxa" w:w="666"/>
+            <w:tcW w:type="dxa" w:w="671"/>
           </w:tcPr>
           <w:p>
             <w:pPr>
@@ -6464,7 +6464,7 @@
         </w:tc>
         <w:tc>
           <w:tcPr>
-            <w:tcW w:type="dxa" w:w="666"/>
+            <w:tcW w:type="dxa" w:w="690"/>
           </w:tcPr>
           <w:p>
             <w:pPr>
@@ -6483,7 +6483,7 @@
         </w:tc>
         <w:tc>
           <w:tcPr>
-            <w:tcW w:type="dxa" w:w="744"/>
+            <w:tcW w:type="dxa" w:w="737"/>
           </w:tcPr>
           <w:p>
             <w:pPr>
@@ -6502,7 +6502,7 @@
         </w:tc>
         <w:tc>
           <w:tcPr>
-            <w:tcW w:type="dxa" w:w="666"/>
+            <w:tcW w:type="dxa" w:w="661"/>
           </w:tcPr>
           <w:p>
             <w:pPr>
@@ -6521,7 +6521,7 @@
         </w:tc>
         <w:tc>
           <w:tcPr>
-            <w:tcW w:type="dxa" w:w="794"/>
+            <w:tcW w:type="dxa" w:w="784"/>
           </w:tcPr>
           <w:p>
             <w:pPr>
@@ -6540,7 +6540,7 @@
         </w:tc>
         <w:tc>
           <w:tcPr>
-            <w:tcW w:type="dxa" w:w="646"/>
+            <w:tcW w:type="dxa" w:w="643"/>
           </w:tcPr>
           <w:p>
             <w:pPr>
@@ -6561,7 +6561,7 @@
       <w:tr>
         <w:tc>
           <w:tcPr>
-            <w:tcW w:type="dxa" w:w="695"/>
+            <w:tcW w:type="dxa" w:w="690"/>
           </w:tcPr>
           <w:p>
             <w:pPr>
@@ -6580,7 +6580,7 @@
         </w:tc>
         <w:tc>
           <w:tcPr>
-            <w:tcW w:type="dxa" w:w="666"/>
+            <w:tcW w:type="dxa" w:w="671"/>
           </w:tcPr>
           <w:p>
             <w:pPr>
@@ -6599,7 +6599,7 @@
         </w:tc>
         <w:tc>
           <w:tcPr>
-            <w:tcW w:type="dxa" w:w="666"/>
+            <w:tcW w:type="dxa" w:w="690"/>
           </w:tcPr>
           <w:p>
             <w:pPr>
@@ -6618,7 +6618,7 @@
         </w:tc>
         <w:tc>
           <w:tcPr>
-            <w:tcW w:type="dxa" w:w="744"/>
+            <w:tcW w:type="dxa" w:w="737"/>
           </w:tcPr>
           <w:p>
             <w:pPr>
@@ -6637,7 +6637,7 @@
         </w:tc>
         <w:tc>
           <w:tcPr>
-            <w:tcW w:type="dxa" w:w="666"/>
+            <w:tcW w:type="dxa" w:w="661"/>
           </w:tcPr>
           <w:p>
             <w:pPr>
@@ -6656,7 +6656,7 @@
         </w:tc>
         <w:tc>
           <w:tcPr>
-            <w:tcW w:type="dxa" w:w="794"/>
+            <w:tcW w:type="dxa" w:w="784"/>
           </w:tcPr>
           <w:p>
             <w:pPr>
@@ -6675,7 +6675,7 @@
         </w:tc>
         <w:tc>
           <w:tcPr>
-            <w:tcW w:type="dxa" w:w="646"/>
+            <w:tcW w:type="dxa" w:w="643"/>
           </w:tcPr>
           <w:p>
             <w:pPr>
@@ -6696,7 +6696,7 @@
       <w:tr>
         <w:tc>
           <w:tcPr>
-            <w:tcW w:type="dxa" w:w="695"/>
+            <w:tcW w:type="dxa" w:w="690"/>
           </w:tcPr>
           <w:p>
             <w:pPr>
@@ -6715,7 +6715,7 @@
         </w:tc>
         <w:tc>
           <w:tcPr>
-            <w:tcW w:type="dxa" w:w="666"/>
+            <w:tcW w:type="dxa" w:w="671"/>
           </w:tcPr>
           <w:p>
             <w:pPr>
@@ -6734,7 +6734,7 @@
         </w:tc>
         <w:tc>
           <w:tcPr>
-            <w:tcW w:type="dxa" w:w="666"/>
+            <w:tcW w:type="dxa" w:w="690"/>
           </w:tcPr>
           <w:p>
             <w:pPr>
@@ -6753,7 +6753,7 @@
         </w:tc>
         <w:tc>
           <w:tcPr>
-            <w:tcW w:type="dxa" w:w="744"/>
+            <w:tcW w:type="dxa" w:w="737"/>
           </w:tcPr>
           <w:p>
             <w:pPr>
@@ -6772,7 +6772,7 @@
         </w:tc>
         <w:tc>
           <w:tcPr>
-            <w:tcW w:type="dxa" w:w="666"/>
+            <w:tcW w:type="dxa" w:w="661"/>
           </w:tcPr>
           <w:p>
             <w:pPr>
@@ -6791,7 +6791,7 @@
         </w:tc>
         <w:tc>
           <w:tcPr>
-            <w:tcW w:type="dxa" w:w="794"/>
+            <w:tcW w:type="dxa" w:w="784"/>
           </w:tcPr>
           <w:p>
             <w:pPr>
@@ -6810,7 +6810,7 @@
         </w:tc>
         <w:tc>
           <w:tcPr>
-            <w:tcW w:type="dxa" w:w="646"/>
+            <w:tcW w:type="dxa" w:w="643"/>
           </w:tcPr>
           <w:p>
             <w:pPr>
@@ -6831,7 +6831,7 @@
       <w:tr>
         <w:tc>
           <w:tcPr>
-            <w:tcW w:type="dxa" w:w="695"/>
+            <w:tcW w:type="dxa" w:w="690"/>
           </w:tcPr>
           <w:p>
             <w:pPr>
@@ -6850,7 +6850,7 @@
         </w:tc>
         <w:tc>
           <w:tcPr>
-            <w:tcW w:type="dxa" w:w="666"/>
+            <w:tcW w:type="dxa" w:w="671"/>
           </w:tcPr>
           <w:p>
             <w:pPr>
@@ -6869,7 +6869,7 @@
         </w:tc>
         <w:tc>
           <w:tcPr>
-            <w:tcW w:type="dxa" w:w="666"/>
+            <w:tcW w:type="dxa" w:w="690"/>
           </w:tcPr>
           <w:p>
             <w:pPr>
@@ -6888,7 +6888,7 @@
         </w:tc>
         <w:tc>
           <w:tcPr>
-            <w:tcW w:type="dxa" w:w="744"/>
+            <w:tcW w:type="dxa" w:w="737"/>
           </w:tcPr>
           <w:p>
             <w:pPr>
@@ -6907,7 +6907,7 @@
         </w:tc>
         <w:tc>
           <w:tcPr>
-            <w:tcW w:type="dxa" w:w="666"/>
+            <w:tcW w:type="dxa" w:w="661"/>
           </w:tcPr>
           <w:p>
             <w:pPr>
@@ -6926,7 +6926,7 @@
         </w:tc>
         <w:tc>
           <w:tcPr>
-            <w:tcW w:type="dxa" w:w="794"/>
+            <w:tcW w:type="dxa" w:w="784"/>
           </w:tcPr>
           <w:p>
             <w:pPr>
@@ -6945,7 +6945,7 @@
         </w:tc>
         <w:tc>
           <w:tcPr>
-            <w:tcW w:type="dxa" w:w="646"/>
+            <w:tcW w:type="dxa" w:w="643"/>
           </w:tcPr>
           <w:p>
             <w:pPr>
@@ -6966,7 +6966,7 @@
       <w:tr>
         <w:tc>
           <w:tcPr>
-            <w:tcW w:type="dxa" w:w="695"/>
+            <w:tcW w:type="dxa" w:w="690"/>
           </w:tcPr>
           <w:p>
             <w:pPr>
@@ -6985,7 +6985,7 @@
         </w:tc>
         <w:tc>
           <w:tcPr>
-            <w:tcW w:type="dxa" w:w="666"/>
+            <w:tcW w:type="dxa" w:w="671"/>
           </w:tcPr>
           <w:p>
             <w:pPr>
@@ -7004,7 +7004,7 @@
         </w:tc>
         <w:tc>
           <w:tcPr>
-            <w:tcW w:type="dxa" w:w="666"/>
+            <w:tcW w:type="dxa" w:w="690"/>
           </w:tcPr>
           <w:p>
             <w:pPr>
@@ -7023,7 +7023,7 @@
         </w:tc>
         <w:tc>
           <w:tcPr>
-            <w:tcW w:type="dxa" w:w="744"/>
+            <w:tcW w:type="dxa" w:w="737"/>
           </w:tcPr>
           <w:p>
             <w:pPr>
@@ -7042,7 +7042,7 @@
         </w:tc>
         <w:tc>
           <w:tcPr>
-            <w:tcW w:type="dxa" w:w="666"/>
+            <w:tcW w:type="dxa" w:w="661"/>
           </w:tcPr>
           <w:p>
             <w:pPr>
@@ -7061,7 +7061,7 @@
         </w:tc>
         <w:tc>
           <w:tcPr>
-            <w:tcW w:type="dxa" w:w="794"/>
+            <w:tcW w:type="dxa" w:w="784"/>
           </w:tcPr>
           <w:p>
             <w:pPr>
@@ -7080,7 +7080,7 @@
         </w:tc>
         <w:tc>
           <w:tcPr>
-            <w:tcW w:type="dxa" w:w="646"/>
+            <w:tcW w:type="dxa" w:w="643"/>
           </w:tcPr>
           <w:p>
             <w:pPr>
@@ -7101,7 +7101,7 @@
       <w:tr>
         <w:tc>
           <w:tcPr>
-            <w:tcW w:type="dxa" w:w="695"/>
+            <w:tcW w:type="dxa" w:w="690"/>
           </w:tcPr>
           <w:p>
             <w:pPr>
@@ -7120,7 +7120,7 @@
         </w:tc>
         <w:tc>
           <w:tcPr>
-            <w:tcW w:type="dxa" w:w="666"/>
+            <w:tcW w:type="dxa" w:w="671"/>
           </w:tcPr>
           <w:p>
             <w:pPr>
@@ -7139,7 +7139,7 @@
         </w:tc>
         <w:tc>
           <w:tcPr>
-            <w:tcW w:type="dxa" w:w="666"/>
+            <w:tcW w:type="dxa" w:w="690"/>
           </w:tcPr>
           <w:p>
             <w:pPr>
@@ -7158,7 +7158,7 @@
         </w:tc>
         <w:tc>
           <w:tcPr>
-            <w:tcW w:type="dxa" w:w="744"/>
+            <w:tcW w:type="dxa" w:w="737"/>
           </w:tcPr>
           <w:p>
             <w:pPr>
@@ -7177,7 +7177,7 @@
         </w:tc>
         <w:tc>
           <w:tcPr>
-            <w:tcW w:type="dxa" w:w="666"/>
+            <w:tcW w:type="dxa" w:w="661"/>
           </w:tcPr>
           <w:p>
             <w:pPr>
@@ -7196,7 +7196,7 @@
         </w:tc>
         <w:tc>
           <w:tcPr>
-            <w:tcW w:type="dxa" w:w="794"/>
+            <w:tcW w:type="dxa" w:w="784"/>
           </w:tcPr>
           <w:p>
             <w:pPr>
@@ -7215,7 +7215,7 @@
         </w:tc>
         <w:tc>
           <w:tcPr>
-            <w:tcW w:type="dxa" w:w="646"/>
+            <w:tcW w:type="dxa" w:w="643"/>
           </w:tcPr>
           <w:p>
             <w:pPr>
@@ -7236,7 +7236,7 @@
       <w:tr>
         <w:tc>
           <w:tcPr>
-            <w:tcW w:type="dxa" w:w="695"/>
+            <w:tcW w:type="dxa" w:w="690"/>
           </w:tcPr>
           <w:p>
             <w:pPr>
@@ -7255,7 +7255,7 @@
         </w:tc>
         <w:tc>
           <w:tcPr>
-            <w:tcW w:type="dxa" w:w="666"/>
+            <w:tcW w:type="dxa" w:w="671"/>
           </w:tcPr>
           <w:p>
             <w:pPr>
@@ -7274,7 +7274,7 @@
         </w:tc>
         <w:tc>
           <w:tcPr>
-            <w:tcW w:type="dxa" w:w="666"/>
+            <w:tcW w:type="dxa" w:w="690"/>
           </w:tcPr>
           <w:p>
             <w:pPr>
@@ -7293,7 +7293,7 @@
         </w:tc>
         <w:tc>
           <w:tcPr>
-            <w:tcW w:type="dxa" w:w="744"/>
+            <w:tcW w:type="dxa" w:w="737"/>
           </w:tcPr>
           <w:p>
             <w:pPr>
@@ -7312,7 +7312,7 @@
         </w:tc>
         <w:tc>
           <w:tcPr>
-            <w:tcW w:type="dxa" w:w="666"/>
+            <w:tcW w:type="dxa" w:w="661"/>
           </w:tcPr>
           <w:p>
             <w:pPr>
@@ -7331,7 +7331,7 @@
         </w:tc>
         <w:tc>
           <w:tcPr>
-            <w:tcW w:type="dxa" w:w="794"/>
+            <w:tcW w:type="dxa" w:w="784"/>
           </w:tcPr>
           <w:p>
             <w:pPr>
@@ -7350,7 +7350,7 @@
         </w:tc>
         <w:tc>
           <w:tcPr>
-            <w:tcW w:type="dxa" w:w="646"/>
+            <w:tcW w:type="dxa" w:w="643"/>
           </w:tcPr>
           <w:p>
             <w:pPr>
@@ -7371,7 +7371,7 @@
       <w:tr>
         <w:tc>
           <w:tcPr>
-            <w:tcW w:type="dxa" w:w="695"/>
+            <w:tcW w:type="dxa" w:w="690"/>
           </w:tcPr>
           <w:p>
             <w:pPr>
@@ -7390,7 +7390,7 @@
         </w:tc>
         <w:tc>
           <w:tcPr>
-            <w:tcW w:type="dxa" w:w="666"/>
+            <w:tcW w:type="dxa" w:w="671"/>
           </w:tcPr>
           <w:p>
             <w:pPr>
@@ -7409,7 +7409,7 @@
         </w:tc>
         <w:tc>
           <w:tcPr>
-            <w:tcW w:type="dxa" w:w="666"/>
+            <w:tcW w:type="dxa" w:w="690"/>
           </w:tcPr>
           <w:p>
             <w:pPr>
@@ -7428,7 +7428,7 @@
         </w:tc>
         <w:tc>
           <w:tcPr>
-            <w:tcW w:type="dxa" w:w="744"/>
+            <w:tcW w:type="dxa" w:w="737"/>
           </w:tcPr>
           <w:p>
             <w:pPr>
@@ -7447,7 +7447,7 @@
         </w:tc>
         <w:tc>
           <w:tcPr>
-            <w:tcW w:type="dxa" w:w="666"/>
+            <w:tcW w:type="dxa" w:w="661"/>
           </w:tcPr>
           <w:p>
             <w:pPr>
@@ -7466,7 +7466,7 @@
         </w:tc>
         <w:tc>
           <w:tcPr>
-            <w:tcW w:type="dxa" w:w="794"/>
+            <w:tcW w:type="dxa" w:w="784"/>
           </w:tcPr>
           <w:p>
             <w:pPr>
@@ -7485,7 +7485,7 @@
         </w:tc>
         <w:tc>
           <w:tcPr>
-            <w:tcW w:type="dxa" w:w="646"/>
+            <w:tcW w:type="dxa" w:w="643"/>
           </w:tcPr>
           <w:p>
             <w:pPr>
@@ -7506,7 +7506,7 @@
       <w:tr>
         <w:tc>
           <w:tcPr>
-            <w:tcW w:type="dxa" w:w="695"/>
+            <w:tcW w:type="dxa" w:w="690"/>
           </w:tcPr>
           <w:p>
             <w:pPr>
@@ -7525,7 +7525,7 @@
         </w:tc>
         <w:tc>
           <w:tcPr>
-            <w:tcW w:type="dxa" w:w="666"/>
+            <w:tcW w:type="dxa" w:w="671"/>
           </w:tcPr>
           <w:p>
             <w:pPr>
@@ -7544,7 +7544,7 @@
         </w:tc>
         <w:tc>
           <w:tcPr>
-            <w:tcW w:type="dxa" w:w="666"/>
+            <w:tcW w:type="dxa" w:w="690"/>
           </w:tcPr>
           <w:p>
             <w:pPr>
@@ -7563,7 +7563,7 @@
         </w:tc>
         <w:tc>
           <w:tcPr>
-            <w:tcW w:type="dxa" w:w="744"/>
+            <w:tcW w:type="dxa" w:w="737"/>
           </w:tcPr>
           <w:p>
             <w:pPr>
@@ -7582,7 +7582,7 @@
         </w:tc>
         <w:tc>
           <w:tcPr>
-            <w:tcW w:type="dxa" w:w="666"/>
+            <w:tcW w:type="dxa" w:w="661"/>
           </w:tcPr>
           <w:p>
             <w:pPr>
@@ -7601,7 +7601,7 @@
         </w:tc>
         <w:tc>
           <w:tcPr>
-            <w:tcW w:type="dxa" w:w="794"/>
+            <w:tcW w:type="dxa" w:w="784"/>
           </w:tcPr>
           <w:p>
             <w:pPr>
@@ -7620,7 +7620,7 @@
         </w:tc>
         <w:tc>
           <w:tcPr>
-            <w:tcW w:type="dxa" w:w="646"/>
+            <w:tcW w:type="dxa" w:w="643"/>
           </w:tcPr>
           <w:p>
             <w:pPr>
@@ -7674,7 +7674,7 @@
           <w:b w:val="0"/>
           <w:sz w:val="18"/>
         </w:rPr>
-        <w:t xml:space="preserve">，它在 128 GB 六档上与由源层读数算得的 X_byte 逐档吻合到 0.02 个百分点以内，即满足前述 C2 恒等式；按同一次扫描的专家缓存阶梯台账，真正的自报命中字段（naive）在全部十二档上恒为 100.0。故本表的 </w:t>
+        <w:t xml:space="preserve">，它在 128 GB 六档上与由源层读数算得的 X_byte 逐档吻合到 0.02 个百分点以内，即满足前述 C2 恒等式；按同一次扫描的专家缓存阶梯台账，真正的自报命中字段（朴素口径）在全部十二档上恒为 100.0。故本表的 </w:t>
       </w:r>
       <w:r>
         <w:rPr>
@@ -7720,7 +7720,7 @@
           <w:b w:val="0"/>
           <w:sz w:val="18"/>
         </w:rPr>
-        <w:t>128 GB 段首末两行构成方向相反的对照：dense 配额自 12.3 GB 增至 110.0 GB，</w:t>
+        <w:t>128 GB 段首末两行构成方向相反的对照：稠密层配额自 12.3 GB 增至 110.0 GB，</w:t>
       </w:r>
     </w:p>
     <w:p>
@@ -7862,7 +7862,7 @@
           <w:b w:val="0"/>
           <w:sz w:val="18"/>
         </w:rPr>
-        <w:t>机制上并不神秘——把配额从专家缓存移到常驻固定层，消除了固定层的反复重读与其造成的层间串行暴露，代价是专家流完全失去驻留。字节台账只记专家流，于是记下"恶化"；墙钟记全链路，于是记下端点变快。二者回答不同问题，必须并列报告，且各自绑定各自的问题；但</w:t>
+        <w:t>机制上并不神秘——把配额从专家缓存移到常驻稠密层，消除了稠密层的反复重读与其造成的层间串行暴露，代价是专家流完全失去驻留。字节台账只记专家流，于是记下"恶化"；墙钟记全链路，于是记下端点变快。二者回答不同问题，必须并列报告，且各自绑定各自的问题；但</w:t>
       </w:r>
       <w:r>
         <w:rPr>
@@ -7870,7 +7870,7 @@
           <w:b/>
           <w:sz w:val="18"/>
         </w:rPr>
-        <w:t>只有字节一侧能作 pass/fail</w:t>
+        <w:t>只有字节一侧能作通过/不通过判定</w:t>
       </w:r>
       <w:r>
         <w:rPr>
@@ -7981,7 +7981,7 @@
           <w:b/>
           <w:sz w:val="18"/>
         </w:rPr>
-        <w:t>两份台账取自不同主机、不同会话，distinct 集不可迁移</w:t>
+        <w:t>两份台账取自不同主机、不同会话，互异项集合不可迁移</w:t>
       </w:r>
       <w:r>
         <w:rPr>
@@ -8389,7 +8389,7 @@
           <w:b w:val="0"/>
           <w:sz w:val="18"/>
         </w:rPr>
-        <w:t>在可复现的四臂设计（{LRU, heat} × {8, 15} GB 缓存，每臂 3 轮，共 12 次运行，主机 B，每次运行 1 提示 + 3 生成词元）下比较两种替换策略：</w:t>
+        <w:t>在可复现的四臂设计（{LRU, heat} × {8, 15} GB 缓存，每臂 3 轮，共 12 次运行，主机 B，每次运行 1 提示 + 3 生成词元）下比较两种替换策略。LRU 为最近最少使用；heat 为按访问热度保留的策略（台账中该臂的替换配置）。</w:t>
       </w:r>
     </w:p>
     <w:p>
@@ -9734,7 +9734,7 @@
           <w:b/>
           <w:sz w:val="18"/>
         </w:rPr>
-        <w:t>验收判据应建立在组内方差为零（或可压至零）的平面上；时间平面用于解释与旁证，不用于 pass/fail。</w:t>
+        <w:t>验收判据应建立在组内方差为零（或可压至零）的平面上；时间平面用于解释与旁证，不用于通过/不通过判定。</w:t>
       </w:r>
     </w:p>
     <w:p>
@@ -11096,7 +11096,7 @@
           <w:b w:val="0"/>
           <w:sz w:val="18"/>
         </w:rPr>
-        <w:t xml:space="preserve">另以设备真实访问形态做配对测量（主机 B），设备聚合带宽与引擎聚合带宽之比为 1.30—1.58（三对），说明差距不来自设备能力不足，而来自读—算—读的层间串行。引擎内计数显示 16 个 worker 有 40—49% 墙钟停在 </w:t>
+        <w:t xml:space="preserve">另以设备真实访问形态做配对测量（主机 B），设备聚合带宽与引擎聚合带宽之比为 1.30—1.58（三对），说明差距不来自设备能力不足，而来自读—算—读的层间串行。引擎内计数显示 16 个工作线程有 40—49% 墙钟停在 </w:t>
       </w:r>
       <w:r>
         <w:rPr>
@@ -11740,7 +11740,7 @@
           <w:b w:val="0"/>
           <w:sz w:val="18"/>
         </w:rPr>
-        <w:t>L1—L3 的判定量组内方差为零，可作 pass/fail；L4 的判定量在本案为高变异时间量，只作诊断。表 6 的 MDE 为</w:t>
+        <w:t>L1—L3 的判定量组内方差为零，可作通过/不通过判定；L4 的判定量在本案为高变异时间量，只作诊断。表 6 的 MDE 为</w:t>
       </w:r>
       <w:r>
         <w:rPr>
@@ -11836,7 +11836,7 @@
           <w:b w:val="0"/>
           <w:sz w:val="18"/>
         </w:rPr>
-        <w:t>2. X_byte &gt; 0 而 E ≫ 1 → 复用已部分落位但 distinct 集未一次装入，查驻留容量与逐出；</w:t>
+        <w:t>2. X_byte &gt; 0 而 E ≫ 1 → 复用已部分落位但互异项集合未一次装入，查驻留容量与逐出；</w:t>
       </w:r>
     </w:p>
     <w:p>
@@ -12042,7 +12042,7 @@
           <w:b w:val="0"/>
           <w:sz w:val="18"/>
         </w:rPr>
-        <w:t xml:space="preserve"> 阶段 A 会话累计台账（主机 B）中，仅前 4 个词元的 distinct 新增键数为实测，其后按几何衰减率 0.875 拟合。据该台账，E 自 N = 1 的 0.9927 升至 N = 8 的 1.5124、N = 32 的 4.0271（图 7）。本文的定理 2 不依赖这些数字；凡引用 E 的具体取值处，均以"实测 4 点 + 拟合尾段"标注。E(1) = 0.9927 略低于 1，与前文的粒度注一致（边界访问可由预取的部分读服务），故 C1 以 ε = 1% 放行，而 C3 对整段会话仍要求 E ≥ 1。图 7 中前四点为实测，其后的抬升由拟合尾段给出，故曲线的后段不构成独立证据。</w:t>
+        <w:t xml:space="preserve"> 阶段 A 会话累计台账（主机 B）中，仅前 4 个词元的互异项新增键数为实测，其后按几何衰减率 0.875 拟合。据该台账，E 自 N = 1 的 0.9927 升至 N = 8 的 1.5124、N = 32 的 4.0271（图 7）。本文的定理 2 不依赖这些数字；凡引用 E 的具体取值处，均以"实测 4 点 + 拟合尾段"标注。E(1) = 0.9927 略低于 1，与前文的粒度注一致（边界访问可由预取的部分读服务），故 C1 以 ε = 1% 放行，而 C3 对整段会话仍要求 E ≥ 1。图 7 中前四点为实测，其后的抬升由拟合尾段给出，故曲线的后段不构成独立证据。</w:t>
       </w:r>
     </w:p>
     <w:p>
@@ -12154,7 +12154,7 @@
           <w:b w:val="0"/>
           <w:sz w:val="18"/>
         </w:rPr>
-        <w:t xml:space="preserve"> 表 3 的最高档为 224 GB 主机内存、108.98 GB 缓存，X_byte = 43.75%，未达"专家 distinct 集全驻留"。字节命中率的上界行为在 X_byte → X_max 区段无实证。</w:t>
+        <w:t xml:space="preserve"> 表 3 的最高档为 224 GB 主机内存、108.98 GB 缓存，X_byte = 43.75%，未达"专家互异项集合全驻留"。字节命中率的上界行为在 X_byte → X_max 区段无实证。</w:t>
       </w:r>
     </w:p>
     <w:p>
@@ -12392,7 +12392,7 @@
           <w:b w:val="0"/>
           <w:sz w:val="18"/>
         </w:rPr>
-        <w:t>：以 L1—L3 作 pass/fail；L4 用同窗配对差，阈值 10%。</w:t>
+        <w:t>：以 L1—L3 作通过/不通过判定；L4 用同窗配对差，阈值 10%。</w:t>
       </w:r>
     </w:p>
     <w:p>
@@ -12422,7 +12422,7 @@
           <w:b w:val="0"/>
           <w:sz w:val="18"/>
         </w:rPr>
-        <w:t>：驻留容量按该次会话的 D(N) 定，不用固定全量（本案长会话专家 distinct 约 176 GB）除短会话实测量。</w:t>
+        <w:t>：驻留容量按该次会话的 D(N) 定，不用固定全量（本案长会话专家互异项约 176 GB）除短会话实测量。</w:t>
       </w:r>
     </w:p>
     <w:p>
@@ -12474,7 +12474,7 @@
           <w:b w:val="0"/>
           <w:sz w:val="18"/>
         </w:rPr>
-        <w:t>：同平台 KV 缓存回放负载上，累计 distinct 落在驻留容量内、逐出重访为 0，按 L2—L3 判为已达下界，HRI ≈ 0；专家权重流判为未回落（E ≫ 1）。判据依据的是 distinct 与驻留容量的关系，不含专家特设逻辑。</w:t>
+        <w:t>：同平台 KV 缓存回放负载上，累计互异项落在驻留容量内、逐出重访为 0，按 L2—L3 判为已达下界，HRI ≈ 0；专家权重流判为未回落（E ≫ 1）。判据依据的是互异项集合与驻留容量的关系，不含专家特设逻辑。</w:t>
       </w:r>
     </w:p>
     <w:p>
@@ -12501,7 +12501,7 @@
           <w:b w:val="0"/>
           <w:sz w:val="18"/>
         </w:rPr>
-        <w:t>本稿把缓存复用度量显式拆为键、字节、时间三个平面，定义命中率通胀 HRI = H_key − X_byte 并证明其等于"命中但仍付字节"的访问占比，从而给出 X_byte ≤ H_key 及该上界可完全松弛的结论。本案引擎的自报命中率把预取自盘读入的专家计入命中，其满格是预取形态的产物而非复用成效，这一机制可由引擎在该计数行后的自注逐字核对。四组真机台账取自两台主机，按主机分列：主机 A（EPYC 7763，228 GiB，NVMe 源层，N = 8 冷启动）上，自报命中率在 28 倍内存跨度上恒为 100% 而字节命中率自 0 变至 43.75%（该量级因缺同会话 distinct 记录而仅作定性证据），通胀最高达 100 百分点；固定 128 GB 把驻留配额自 12.3 GB 移至 110.0 GB，源层读数恶化 78.6%（可确证）而端点墙钟差 −40.8%（单样本，未达 33% 噪声底，只保留方向：秩相关 −0.886 / −0.714）。主机 B（Hygon 8 核 / 56 GB，WSL2，1 提示 + 3 生成词元）上，按同一字节口径归并的 30 次运行交付字节标准差为 0 而墙钟跨度 80.8%，策略四臂上 1.278% 的字节效应可由 3 次运行确证而 0.41% 的时间效应不可分辨。一条跨来源恒等式 X_byte ≡ (B_full − B_act)/B_full 在 24 个配置点上与引擎自报字节命中率字段一致，最大偏差 0.021 个百分点；该恒等式同时充当字段归属判据，据此撤回上一稿把配额扫描命中列当作键平面所致的"键平面坍塌"结论。一致性检验 C3（E ≥ 1）在一次跨主机预算误用中触发，显示判据具备自否证能力。可验收性分析给出：同一改动在字节平面以 3 次运行确证的 1.278% 效应，在时间平面需约 1.33 万次运行（约 1 000 机时），样本量比约 4 400 倍。</w:t>
+        <w:t>本稿把缓存复用度量显式拆为键、字节、时间三个平面，定义命中率通胀 HRI = H_key − X_byte 并证明其等于"命中但仍付字节"的访问占比，从而给出 X_byte ≤ H_key 及该上界可完全松弛的结论。本案引擎的自报命中率把预取自盘读入的专家计入命中，其满格是预取形态的产物而非复用成效，这一机制可由引擎在该计数行后的自注逐字核对。四组真机台账取自两台主机，按主机分列：主机 A（EPYC 7763，228 GiB，NVMe 源层，N = 8 冷启动）上，自报命中率在 28 倍内存跨度上恒为 100% 而字节命中率自 0 变至 43.75%（该量级因缺同会话互异项记录而仅作定性证据），通胀最高达 100 百分点；固定 128 GB 把驻留配额自 12.3 GB 移至 110.0 GB，源层读数恶化 78.6%（可确证）而端点墙钟差 −40.8%（单样本，未达 33% 噪声底，只保留方向：秩相关 −0.886 / −0.714）。主机 B（Hygon 8 核 / 56 GB，WSL2，1 提示 + 3 生成词元）上，按同一字节口径归并的 30 次运行交付字节标准差为 0 而墙钟跨度 80.8%，策略四臂上 1.278% 的字节效应可由 3 次运行确证而 0.41% 的时间效应不可分辨。一条跨来源恒等式 X_byte ≡ (B_full − B_act)/B_full 在 24 个配置点上与引擎自报字节命中率字段一致，最大偏差 0.021 个百分点；该恒等式同时充当字段归属判据，据此撤回上一稿把配额扫描命中列当作键平面所致的"键平面坍塌"结论。一致性检验 C3（E ≥ 1）在一次跨主机预算误用中触发，显示判据具备自否证能力。可验收性分析给出：同一改动在字节平面以 3 次运行确证的 1.278% 效应，在时间平面需约 1.33 万次运行（约 1 000 机时），样本量比约 4 400 倍。</w:t>
       </w:r>
     </w:p>
     <w:p>
@@ -12515,7 +12515,7 @@
           <w:b w:val="0"/>
           <w:sz w:val="18"/>
         </w:rPr>
-        <w:t>据此的建议是：验收判据建立在组内方差可压至零的字节平面上（L1—L3），时间平面用于串行暴露诊断（L4）而不作 pass/fail，且任何单次运行的墙钟差都不作结论；命中率在使用前先测一次通胀，且按流分列报告；台账列名须先过 C2 恒等式的归属判定，再进入报表。</w:t>
+        <w:t>据此的建议是：验收判据建立在组内方差可压至零的字节平面上（L1—L3），时间平面用于串行暴露诊断（L4）而不作通过/不通过判定，且任何单次运行的墙钟差都不作结论；命中率在使用前先测一次通胀，且按流分列报告；台账列名须先过 C2 恒等式的归属判定，再进入报表。</w:t>
       </w:r>
     </w:p>
     <w:p>

--- a/papers/提交稿-命中率通胀三平面分离.docx
+++ b/papers/提交稿-命中率通胀三平面分离.docx
@@ -721,25 +721,31 @@
         <w:tblW w:type="auto" w:w="0"/>
         <w:tblLook w:firstColumn="1" w:firstRow="1" w:lastColumn="0" w:lastRow="0" w:noHBand="0" w:noVBand="1" w:val="04A0"/>
         <w:tblBorders>
-          <w:top w:val="single" w:sz="8" w:space="0" w:color="000000"/>
-          <w:left w:val="single" w:sz="4" w:space="0" w:color="000000"/>
-          <w:bottom w:val="single" w:sz="8" w:space="0" w:color="000000"/>
-          <w:right w:val="single" w:sz="4" w:space="0" w:color="000000"/>
-          <w:insideH w:val="single" w:sz="4" w:space="0" w:color="000000"/>
-          <w:insideV w:val="single" w:sz="4" w:space="0" w:color="000000"/>
+          <w:top w:val="single" w:sz="12" w:space="0" w:color="000000"/>
+          <w:bottom w:val="single" w:sz="12" w:space="0" w:color="000000"/>
+          <w:left w:val="none" w:sz="0" w:color="auto"/>
+          <w:right w:val="none" w:sz="0" w:color="auto"/>
+          <w:insideH w:val="none" w:sz="0" w:color="auto"/>
+          <w:insideV w:val="none" w:sz="0" w:color="auto"/>
         </w:tblBorders>
+        <w:tblCellMar>
+          <w:left w:w="40" w:type="dxa"/>
+          <w:right w:w="40" w:type="dxa"/>
+        </w:tblCellMar>
         <w:tblLayout w:type="fixed"/>
       </w:tblPr>
       <w:tblGrid>
-        <w:gridCol w:w="1164"/>
-        <w:gridCol w:w="1761"/>
-        <w:gridCol w:w="1950"/>
+        <w:gridCol w:w="1064"/>
+        <w:gridCol w:w="2162"/>
+        <w:gridCol w:w="1650"/>
       </w:tblGrid>
       <w:tr>
         <w:tc>
           <w:tcPr>
-            <w:tcW w:type="dxa" w:w="1164"/>
-            <w:shd w:val="clear" w:fill="F2F2F2"/>
+            <w:tcW w:type="dxa" w:w="1064"/>
+            <w:tcBorders>
+              <w:bottom w:val="single" w:sz="6" w:space="0" w:color="000000"/>
+            </w:tcBorders>
           </w:tcPr>
           <w:p>
             <w:pPr>
@@ -750,7 +756,7 @@
               <w:rPr>
                 <w:rFonts w:ascii="Times New Roman" w:hAnsi="Times New Roman" w:eastAsia="黑体"/>
                 <w:b/>
-                <w:sz w:val="16"/>
+                <w:sz w:val="18"/>
               </w:rPr>
               <w:t>本文中文</w:t>
             </w:r>
@@ -758,8 +764,10 @@
         </w:tc>
         <w:tc>
           <w:tcPr>
-            <w:tcW w:type="dxa" w:w="1761"/>
-            <w:shd w:val="clear" w:fill="F2F2F2"/>
+            <w:tcW w:type="dxa" w:w="2162"/>
+            <w:tcBorders>
+              <w:bottom w:val="single" w:sz="6" w:space="0" w:color="000000"/>
+            </w:tcBorders>
           </w:tcPr>
           <w:p>
             <w:pPr>
@@ -770,7 +778,7 @@
               <w:rPr>
                 <w:rFonts w:ascii="Times New Roman" w:hAnsi="Times New Roman" w:eastAsia="黑体"/>
                 <w:b/>
-                <w:sz w:val="16"/>
+                <w:sz w:val="18"/>
               </w:rPr>
               <w:t>本文英文</w:t>
             </w:r>
@@ -778,8 +786,10 @@
         </w:tc>
         <w:tc>
           <w:tcPr>
-            <w:tcW w:type="dxa" w:w="1950"/>
-            <w:shd w:val="clear" w:fill="F2F2F2"/>
+            <w:tcW w:type="dxa" w:w="1650"/>
+            <w:tcBorders>
+              <w:bottom w:val="single" w:sz="6" w:space="0" w:color="000000"/>
+            </w:tcBorders>
           </w:tcPr>
           <w:p>
             <w:pPr>
@@ -790,7 +800,7 @@
               <w:rPr>
                 <w:rFonts w:ascii="Times New Roman" w:hAnsi="Times New Roman" w:eastAsia="黑体"/>
                 <w:b/>
-                <w:sz w:val="16"/>
+                <w:sz w:val="18"/>
               </w:rPr>
               <w:t>该英文术语在既有文献中的含义</w:t>
             </w:r>
@@ -800,7 +810,7 @@
       <w:tr>
         <w:tc>
           <w:tcPr>
-            <w:tcW w:type="dxa" w:w="1164"/>
+            <w:tcW w:type="dxa" w:w="1064"/>
           </w:tcPr>
           <w:p>
             <w:pPr>
@@ -811,7 +821,7 @@
               <w:rPr>
                 <w:rFonts w:ascii="Times New Roman" w:hAnsi="Times New Roman" w:eastAsia="宋体"/>
                 <w:b w:val="0"/>
-                <w:sz w:val="15"/>
+                <w:sz w:val="18"/>
               </w:rPr>
               <w:t>请求命中率 H_key</w:t>
             </w:r>
@@ -819,7 +829,7 @@
         </w:tc>
         <w:tc>
           <w:tcPr>
-            <w:tcW w:type="dxa" w:w="1761"/>
+            <w:tcW w:type="dxa" w:w="2162"/>
           </w:tcPr>
           <w:p>
             <w:pPr>
@@ -830,7 +840,7 @@
               <w:rPr>
                 <w:rFonts w:ascii="Times New Roman" w:hAnsi="Times New Roman" w:eastAsia="宋体"/>
                 <w:b w:val="0"/>
-                <w:sz w:val="15"/>
+                <w:sz w:val="18"/>
               </w:rPr>
               <w:t>request hit rate</w:t>
             </w:r>
@@ -838,7 +848,7 @@
         </w:tc>
         <w:tc>
           <w:tcPr>
-            <w:tcW w:type="dxa" w:w="1950"/>
+            <w:tcW w:type="dxa" w:w="1650"/>
           </w:tcPr>
           <w:p>
             <w:pPr>
@@ -849,7 +859,7 @@
               <w:rPr>
                 <w:rFonts w:ascii="Times New Roman" w:hAnsi="Times New Roman" w:eastAsia="宋体"/>
                 <w:b w:val="0"/>
-                <w:sz w:val="15"/>
+                <w:sz w:val="18"/>
               </w:rPr>
               <w:t>标准术语：命中请求数 ÷ 请求总数</w:t>
             </w:r>
@@ -859,7 +869,7 @@
       <w:tr>
         <w:tc>
           <w:tcPr>
-            <w:tcW w:type="dxa" w:w="1164"/>
+            <w:tcW w:type="dxa" w:w="1064"/>
           </w:tcPr>
           <w:p>
             <w:pPr>
@@ -870,7 +880,7 @@
               <w:rPr>
                 <w:rFonts w:ascii="Times New Roman" w:hAnsi="Times New Roman" w:eastAsia="宋体"/>
                 <w:b w:val="0"/>
-                <w:sz w:val="15"/>
+                <w:sz w:val="18"/>
               </w:rPr>
               <w:t>字节命中率 X_byte</w:t>
             </w:r>
@@ -878,7 +888,7 @@
         </w:tc>
         <w:tc>
           <w:tcPr>
-            <w:tcW w:type="dxa" w:w="1761"/>
+            <w:tcW w:type="dxa" w:w="2162"/>
           </w:tcPr>
           <w:p>
             <w:pPr>
@@ -889,7 +899,7 @@
               <w:rPr>
                 <w:rFonts w:ascii="Times New Roman" w:hAnsi="Times New Roman" w:eastAsia="宋体"/>
                 <w:b w:val="0"/>
-                <w:sz w:val="15"/>
+                <w:sz w:val="18"/>
               </w:rPr>
               <w:t>byte hit ratio</w:t>
             </w:r>
@@ -897,7 +907,7 @@
         </w:tc>
         <w:tc>
           <w:tcPr>
-            <w:tcW w:type="dxa" w:w="1950"/>
+            <w:tcW w:type="dxa" w:w="1650"/>
           </w:tcPr>
           <w:p>
             <w:pPr>
@@ -908,7 +918,7 @@
               <w:rPr>
                 <w:rFonts w:ascii="Times New Roman" w:hAnsi="Times New Roman" w:eastAsia="宋体"/>
                 <w:b w:val="0"/>
-                <w:sz w:val="15"/>
+                <w:sz w:val="18"/>
               </w:rPr>
               <w:t>标准术语：**以字节而非请求为单位**的命中率</w:t>
             </w:r>
@@ -918,7 +928,7 @@
       <w:tr>
         <w:tc>
           <w:tcPr>
-            <w:tcW w:type="dxa" w:w="1164"/>
+            <w:tcW w:type="dxa" w:w="1064"/>
           </w:tcPr>
           <w:p>
             <w:pPr>
@@ -929,7 +939,7 @@
               <w:rPr>
                 <w:rFonts w:ascii="Times New Roman" w:hAnsi="Times New Roman" w:eastAsia="宋体"/>
                 <w:b w:val="0"/>
-                <w:sz w:val="15"/>
+                <w:sz w:val="18"/>
               </w:rPr>
               <w:t>读放大倍数 E</w:t>
             </w:r>
@@ -937,7 +947,7 @@
         </w:tc>
         <w:tc>
           <w:tcPr>
-            <w:tcW w:type="dxa" w:w="1761"/>
+            <w:tcW w:type="dxa" w:w="2162"/>
           </w:tcPr>
           <w:p>
             <w:pPr>
@@ -948,7 +958,7 @@
               <w:rPr>
                 <w:rFonts w:ascii="Times New Roman" w:hAnsi="Times New Roman" w:eastAsia="宋体"/>
                 <w:b w:val="0"/>
-                <w:sz w:val="15"/>
+                <w:sz w:val="18"/>
               </w:rPr>
               <w:t>read amplification factor</w:t>
             </w:r>
@@ -956,7 +966,7 @@
         </w:tc>
         <w:tc>
           <w:tcPr>
-            <w:tcW w:type="dxa" w:w="1950"/>
+            <w:tcW w:type="dxa" w:w="1650"/>
           </w:tcPr>
           <w:p>
             <w:pPr>
@@ -967,7 +977,7 @@
               <w:rPr>
                 <w:rFonts w:ascii="Times New Roman" w:hAnsi="Times New Roman" w:eastAsia="宋体"/>
                 <w:b w:val="0"/>
-                <w:sz w:val="15"/>
+                <w:sz w:val="18"/>
               </w:rPr>
               <w:t>标准术语：实际读取字节 ÷ 理想读取字节</w:t>
             </w:r>
@@ -977,7 +987,7 @@
       <w:tr>
         <w:tc>
           <w:tcPr>
-            <w:tcW w:type="dxa" w:w="1164"/>
+            <w:tcW w:type="dxa" w:w="1064"/>
           </w:tcPr>
           <w:p>
             <w:pPr>
@@ -988,7 +998,7 @@
               <w:rPr>
                 <w:rFonts w:ascii="Times New Roman" w:hAnsi="Times New Roman" w:eastAsia="宋体"/>
                 <w:b w:val="0"/>
-                <w:sz w:val="15"/>
+                <w:sz w:val="18"/>
               </w:rPr>
               <w:t>源层 M_1</w:t>
             </w:r>
@@ -996,7 +1006,7 @@
         </w:tc>
         <w:tc>
           <w:tcPr>
-            <w:tcW w:type="dxa" w:w="1761"/>
+            <w:tcW w:type="dxa" w:w="2162"/>
           </w:tcPr>
           <w:p>
             <w:pPr>
@@ -1007,7 +1017,7 @@
               <w:rPr>
                 <w:rFonts w:ascii="Times New Roman" w:hAnsi="Times New Roman" w:eastAsia="宋体"/>
                 <w:b w:val="0"/>
-                <w:sz w:val="15"/>
+                <w:sz w:val="18"/>
               </w:rPr>
               <w:t>source tier（亦即最慢层，slow tier）</w:t>
             </w:r>
@@ -1015,7 +1025,7 @@
         </w:tc>
         <w:tc>
           <w:tcPr>
-            <w:tcW w:type="dxa" w:w="1950"/>
+            <w:tcW w:type="dxa" w:w="1650"/>
           </w:tcPr>
           <w:p>
             <w:pPr>
@@ -1026,7 +1036,7 @@
               <w:rPr>
                 <w:rFonts w:ascii="Times New Roman" w:hAnsi="Times New Roman" w:eastAsia="宋体"/>
                 <w:b w:val="0"/>
-                <w:sz w:val="15"/>
+                <w:sz w:val="18"/>
               </w:rPr>
               <w:t>层次结构中最慢的一级</w:t>
             </w:r>
@@ -1036,7 +1046,7 @@
       <w:tr>
         <w:tc>
           <w:tcPr>
-            <w:tcW w:type="dxa" w:w="1164"/>
+            <w:tcW w:type="dxa" w:w="1064"/>
           </w:tcPr>
           <w:p>
             <w:pPr>
@@ -1047,7 +1057,7 @@
               <w:rPr>
                 <w:rFonts w:ascii="Times New Roman" w:hAnsi="Times New Roman" w:eastAsia="宋体"/>
                 <w:b w:val="0"/>
-                <w:sz w:val="15"/>
+                <w:sz w:val="18"/>
               </w:rPr>
               <w:t>稠密层</w:t>
             </w:r>
@@ -1055,7 +1065,7 @@
         </w:tc>
         <w:tc>
           <w:tcPr>
-            <w:tcW w:type="dxa" w:w="1761"/>
+            <w:tcW w:type="dxa" w:w="2162"/>
           </w:tcPr>
           <w:p>
             <w:pPr>
@@ -1066,7 +1076,7 @@
               <w:rPr>
                 <w:rFonts w:ascii="Times New Roman" w:hAnsi="Times New Roman" w:eastAsia="宋体"/>
                 <w:b w:val="0"/>
-                <w:sz w:val="15"/>
+                <w:sz w:val="18"/>
               </w:rPr>
               <w:t>dense layers</w:t>
             </w:r>
@@ -1074,7 +1084,7 @@
         </w:tc>
         <w:tc>
           <w:tcPr>
-            <w:tcW w:type="dxa" w:w="1950"/>
+            <w:tcW w:type="dxa" w:w="1650"/>
           </w:tcPr>
           <w:p>
             <w:pPr>
@@ -1085,7 +1095,7 @@
               <w:rPr>
                 <w:rFonts w:ascii="Times New Roman" w:hAnsi="Times New Roman" w:eastAsia="宋体"/>
                 <w:b w:val="0"/>
-                <w:sz w:val="15"/>
+                <w:sz w:val="18"/>
               </w:rPr>
               <w:t>MoE 中与专家层并列的稠密权重层</w:t>
             </w:r>
@@ -1095,7 +1105,7 @@
       <w:tr>
         <w:tc>
           <w:tcPr>
-            <w:tcW w:type="dxa" w:w="1164"/>
+            <w:tcW w:type="dxa" w:w="1064"/>
           </w:tcPr>
           <w:p>
             <w:pPr>
@@ -1106,7 +1116,7 @@
               <w:rPr>
                 <w:rFonts w:ascii="Times New Roman" w:hAnsi="Times New Roman" w:eastAsia="宋体"/>
                 <w:b w:val="0"/>
-                <w:sz w:val="15"/>
+                <w:sz w:val="18"/>
               </w:rPr>
               <w:t>台账</w:t>
             </w:r>
@@ -1114,7 +1124,7 @@
         </w:tc>
         <w:tc>
           <w:tcPr>
-            <w:tcW w:type="dxa" w:w="1761"/>
+            <w:tcW w:type="dxa" w:w="2162"/>
           </w:tcPr>
           <w:p>
             <w:pPr>
@@ -1125,7 +1135,7 @@
               <w:rPr>
                 <w:rFonts w:ascii="Times New Roman" w:hAnsi="Times New Roman" w:eastAsia="宋体"/>
                 <w:b w:val="0"/>
-                <w:sz w:val="15"/>
+                <w:sz w:val="18"/>
               </w:rPr>
               <w:t>byte byte-level accounting</w:t>
             </w:r>
@@ -1133,7 +1143,7 @@
         </w:tc>
         <w:tc>
           <w:tcPr>
-            <w:tcW w:type="dxa" w:w="1950"/>
+            <w:tcW w:type="dxa" w:w="1650"/>
           </w:tcPr>
           <w:p>
             <w:pPr>
@@ -1144,7 +1154,7 @@
               <w:rPr>
                 <w:rFonts w:ascii="Times New Roman" w:hAnsi="Times New Roman" w:eastAsia="宋体"/>
                 <w:b w:val="0"/>
-                <w:sz w:val="15"/>
+                <w:sz w:val="18"/>
               </w:rPr>
               <w:t>以字节为单位的原始计量记录</w:t>
             </w:r>
@@ -1208,27 +1218,33 @@
         <w:tblW w:type="auto" w:w="0"/>
         <w:tblLook w:firstColumn="1" w:firstRow="1" w:lastColumn="0" w:lastRow="0" w:noHBand="0" w:noVBand="1" w:val="04A0"/>
         <w:tblBorders>
-          <w:top w:val="single" w:sz="8" w:space="0" w:color="000000"/>
-          <w:left w:val="single" w:sz="4" w:space="0" w:color="000000"/>
-          <w:bottom w:val="single" w:sz="8" w:space="0" w:color="000000"/>
-          <w:right w:val="single" w:sz="4" w:space="0" w:color="000000"/>
-          <w:insideH w:val="single" w:sz="4" w:space="0" w:color="000000"/>
-          <w:insideV w:val="single" w:sz="4" w:space="0" w:color="000000"/>
+          <w:top w:val="single" w:sz="12" w:space="0" w:color="000000"/>
+          <w:bottom w:val="single" w:sz="12" w:space="0" w:color="000000"/>
+          <w:left w:val="none" w:sz="0" w:color="auto"/>
+          <w:right w:val="none" w:sz="0" w:color="auto"/>
+          <w:insideH w:val="none" w:sz="0" w:color="auto"/>
+          <w:insideV w:val="none" w:sz="0" w:color="auto"/>
         </w:tblBorders>
+        <w:tblCellMar>
+          <w:left w:w="40" w:type="dxa"/>
+          <w:right w:w="40" w:type="dxa"/>
+        </w:tblCellMar>
         <w:tblLayout w:type="fixed"/>
       </w:tblPr>
       <w:tblGrid>
-        <w:gridCol w:w="756"/>
-        <w:gridCol w:w="831"/>
-        <w:gridCol w:w="1332"/>
-        <w:gridCol w:w="624"/>
-        <w:gridCol w:w="1332"/>
+        <w:gridCol w:w="656"/>
+        <w:gridCol w:w="1081"/>
+        <w:gridCol w:w="1587"/>
+        <w:gridCol w:w="594"/>
+        <w:gridCol w:w="957"/>
       </w:tblGrid>
       <w:tr>
         <w:tc>
           <w:tcPr>
-            <w:tcW w:type="dxa" w:w="756"/>
-            <w:shd w:val="clear" w:fill="F2F2F2"/>
+            <w:tcW w:type="dxa" w:w="656"/>
+            <w:tcBorders>
+              <w:bottom w:val="single" w:sz="6" w:space="0" w:color="000000"/>
+            </w:tcBorders>
           </w:tcPr>
           <w:p>
             <w:pPr>
@@ -1239,7 +1255,7 @@
               <w:rPr>
                 <w:rFonts w:ascii="Times New Roman" w:hAnsi="Times New Roman" w:eastAsia="黑体"/>
                 <w:b/>
-                <w:sz w:val="16"/>
+                <w:sz w:val="18"/>
               </w:rPr>
               <w:t>平面</w:t>
             </w:r>
@@ -1247,8 +1263,10 @@
         </w:tc>
         <w:tc>
           <w:tcPr>
-            <w:tcW w:type="dxa" w:w="831"/>
-            <w:shd w:val="clear" w:fill="F2F2F2"/>
+            <w:tcW w:type="dxa" w:w="1081"/>
+            <w:tcBorders>
+              <w:bottom w:val="single" w:sz="6" w:space="0" w:color="000000"/>
+            </w:tcBorders>
           </w:tcPr>
           <w:p>
             <w:pPr>
@@ -1259,7 +1277,7 @@
               <w:rPr>
                 <w:rFonts w:ascii="Times New Roman" w:hAnsi="Times New Roman" w:eastAsia="黑体"/>
                 <w:b/>
-                <w:sz w:val="16"/>
+                <w:sz w:val="18"/>
               </w:rPr>
               <w:t>量</w:t>
             </w:r>
@@ -1267,8 +1285,10 @@
         </w:tc>
         <w:tc>
           <w:tcPr>
-            <w:tcW w:type="dxa" w:w="1332"/>
-            <w:shd w:val="clear" w:fill="F2F2F2"/>
+            <w:tcW w:type="dxa" w:w="1587"/>
+            <w:tcBorders>
+              <w:bottom w:val="single" w:sz="6" w:space="0" w:color="000000"/>
+            </w:tcBorders>
           </w:tcPr>
           <w:p>
             <w:pPr>
@@ -1279,7 +1299,7 @@
               <w:rPr>
                 <w:rFonts w:ascii="Times New Roman" w:hAnsi="Times New Roman" w:eastAsia="黑体"/>
                 <w:b/>
-                <w:sz w:val="16"/>
+                <w:sz w:val="18"/>
               </w:rPr>
               <w:t>口径（英文术语）</w:t>
             </w:r>
@@ -1287,8 +1307,10 @@
         </w:tc>
         <w:tc>
           <w:tcPr>
-            <w:tcW w:type="dxa" w:w="624"/>
-            <w:shd w:val="clear" w:fill="F2F2F2"/>
+            <w:tcW w:type="dxa" w:w="594"/>
+            <w:tcBorders>
+              <w:bottom w:val="single" w:sz="6" w:space="0" w:color="000000"/>
+            </w:tcBorders>
           </w:tcPr>
           <w:p>
             <w:pPr>
@@ -1299,7 +1321,7 @@
               <w:rPr>
                 <w:rFonts w:ascii="Times New Roman" w:hAnsi="Times New Roman" w:eastAsia="黑体"/>
                 <w:b/>
-                <w:sz w:val="16"/>
+                <w:sz w:val="18"/>
               </w:rPr>
               <w:t>单位</w:t>
             </w:r>
@@ -1307,8 +1329,10 @@
         </w:tc>
         <w:tc>
           <w:tcPr>
-            <w:tcW w:type="dxa" w:w="1332"/>
-            <w:shd w:val="clear" w:fill="F2F2F2"/>
+            <w:tcW w:type="dxa" w:w="957"/>
+            <w:tcBorders>
+              <w:bottom w:val="single" w:sz="6" w:space="0" w:color="000000"/>
+            </w:tcBorders>
           </w:tcPr>
           <w:p>
             <w:pPr>
@@ -1319,7 +1343,7 @@
               <w:rPr>
                 <w:rFonts w:ascii="Times New Roman" w:hAnsi="Times New Roman" w:eastAsia="黑体"/>
                 <w:b/>
-                <w:sz w:val="16"/>
+                <w:sz w:val="18"/>
               </w:rPr>
               <w:t>同配置重复性（本案实测）</w:t>
             </w:r>
@@ -1329,7 +1353,7 @@
       <w:tr>
         <w:tc>
           <w:tcPr>
-            <w:tcW w:type="dxa" w:w="756"/>
+            <w:tcW w:type="dxa" w:w="656"/>
           </w:tcPr>
           <w:p>
             <w:pPr>
@@ -1340,7 +1364,7 @@
               <w:rPr>
                 <w:rFonts w:ascii="Times New Roman" w:hAnsi="Times New Roman" w:eastAsia="宋体"/>
                 <w:b w:val="0"/>
-                <w:sz w:val="15"/>
+                <w:sz w:val="18"/>
               </w:rPr>
               <w:t>请求平面（键平面）</w:t>
             </w:r>
@@ -1348,7 +1372,7 @@
         </w:tc>
         <w:tc>
           <w:tcPr>
-            <w:tcW w:type="dxa" w:w="831"/>
+            <w:tcW w:type="dxa" w:w="1081"/>
           </w:tcPr>
           <w:p>
             <w:pPr>
@@ -1359,7 +1383,7 @@
               <w:rPr>
                 <w:rFonts w:ascii="Times New Roman" w:hAnsi="Times New Roman" w:eastAsia="宋体"/>
                 <w:b w:val="0"/>
-                <w:sz w:val="15"/>
+                <w:sz w:val="18"/>
               </w:rPr>
               <w:t>H_key</w:t>
             </w:r>
@@ -1367,7 +1391,7 @@
         </w:tc>
         <w:tc>
           <w:tcPr>
-            <w:tcW w:type="dxa" w:w="1332"/>
+            <w:tcW w:type="dxa" w:w="1587"/>
           </w:tcPr>
           <w:p>
             <w:pPr>
@@ -1378,7 +1402,7 @@
               <w:rPr>
                 <w:rFonts w:ascii="Times New Roman" w:hAnsi="Times New Roman" w:eastAsia="宋体"/>
                 <w:b w:val="0"/>
-                <w:sz w:val="15"/>
+                <w:sz w:val="18"/>
               </w:rPr>
               <w:t>request hit rate（引擎自报）：交付时键在缓存索引中在场（含预取命中，见 1.1 节）</w:t>
             </w:r>
@@ -1386,7 +1410,7 @@
         </w:tc>
         <w:tc>
           <w:tcPr>
-            <w:tcW w:type="dxa" w:w="624"/>
+            <w:tcW w:type="dxa" w:w="594"/>
           </w:tcPr>
           <w:p>
             <w:pPr>
@@ -1397,7 +1421,7 @@
               <w:rPr>
                 <w:rFonts w:ascii="Times New Roman" w:hAnsi="Times New Roman" w:eastAsia="宋体"/>
                 <w:b w:val="0"/>
-                <w:sz w:val="15"/>
+                <w:sz w:val="18"/>
               </w:rPr>
               <w:t>%</w:t>
             </w:r>
@@ -1405,7 +1429,7 @@
         </w:tc>
         <w:tc>
           <w:tcPr>
-            <w:tcW w:type="dxa" w:w="1332"/>
+            <w:tcW w:type="dxa" w:w="957"/>
           </w:tcPr>
           <w:p>
             <w:pPr>
@@ -1416,7 +1440,7 @@
               <w:rPr>
                 <w:rFonts w:ascii="Times New Roman" w:hAnsi="Times New Roman" w:eastAsia="宋体"/>
                 <w:b w:val="0"/>
-                <w:sz w:val="15"/>
+                <w:sz w:val="18"/>
               </w:rPr>
               <w:t>满格后不随资源变化（主机 A，8→224 GB 恒 100%）</w:t>
             </w:r>
@@ -1426,7 +1450,7 @@
       <w:tr>
         <w:tc>
           <w:tcPr>
-            <w:tcW w:type="dxa" w:w="756"/>
+            <w:tcW w:type="dxa" w:w="656"/>
           </w:tcPr>
           <w:p>
             <w:pPr>
@@ -1437,7 +1461,7 @@
               <w:rPr>
                 <w:rFonts w:ascii="Times New Roman" w:hAnsi="Times New Roman" w:eastAsia="宋体"/>
                 <w:b w:val="0"/>
-                <w:sz w:val="15"/>
+                <w:sz w:val="18"/>
               </w:rPr>
               <w:t>字节平面</w:t>
             </w:r>
@@ -1445,7 +1469,7 @@
         </w:tc>
         <w:tc>
           <w:tcPr>
-            <w:tcW w:type="dxa" w:w="831"/>
+            <w:tcW w:type="dxa" w:w="1081"/>
           </w:tcPr>
           <w:p>
             <w:pPr>
@@ -1456,7 +1480,7 @@
               <w:rPr>
                 <w:rFonts w:ascii="Times New Roman" w:hAnsi="Times New Roman" w:eastAsia="宋体"/>
                 <w:b w:val="0"/>
-                <w:sz w:val="15"/>
+                <w:sz w:val="18"/>
               </w:rPr>
               <w:t>X_byte = 1 − B_act/B_full</w:t>
             </w:r>
@@ -1464,7 +1488,7 @@
         </w:tc>
         <w:tc>
           <w:tcPr>
-            <w:tcW w:type="dxa" w:w="1332"/>
+            <w:tcW w:type="dxa" w:w="1587"/>
           </w:tcPr>
           <w:p>
             <w:pPr>
@@ -1475,7 +1499,7 @@
               <w:rPr>
                 <w:rFonts w:ascii="Times New Roman" w:hAnsi="Times New Roman" w:eastAsia="宋体"/>
                 <w:b w:val="0"/>
-                <w:sz w:val="15"/>
+                <w:sz w:val="18"/>
               </w:rPr>
               <w:t>byte hit ratio：免于自源层重读的字节占比</w:t>
             </w:r>
@@ -1483,7 +1507,7 @@
         </w:tc>
         <w:tc>
           <w:tcPr>
-            <w:tcW w:type="dxa" w:w="624"/>
+            <w:tcW w:type="dxa" w:w="594"/>
           </w:tcPr>
           <w:p>
             <w:pPr>
@@ -1494,7 +1518,7 @@
               <w:rPr>
                 <w:rFonts w:ascii="Times New Roman" w:hAnsi="Times New Roman" w:eastAsia="宋体"/>
                 <w:b w:val="0"/>
-                <w:sz w:val="15"/>
+                <w:sz w:val="18"/>
               </w:rPr>
               <w:t>%</w:t>
             </w:r>
@@ -1502,7 +1526,7 @@
         </w:tc>
         <w:tc>
           <w:tcPr>
-            <w:tcW w:type="dxa" w:w="1332"/>
+            <w:tcW w:type="dxa" w:w="957"/>
           </w:tcPr>
           <w:p>
             <w:pPr>
@@ -1513,7 +1537,7 @@
               <w:rPr>
                 <w:rFonts w:ascii="Times New Roman" w:hAnsi="Times New Roman" w:eastAsia="宋体"/>
                 <w:b w:val="0"/>
-                <w:sz w:val="15"/>
+                <w:sz w:val="18"/>
               </w:rPr>
               <w:t>标准差 0（主机 B，30 次同字节口径运行交付字节恒 216.66 GB）</w:t>
             </w:r>
@@ -1523,7 +1547,7 @@
       <w:tr>
         <w:tc>
           <w:tcPr>
-            <w:tcW w:type="dxa" w:w="756"/>
+            <w:tcW w:type="dxa" w:w="656"/>
           </w:tcPr>
           <w:p>
             <w:pPr>
@@ -1534,7 +1558,7 @@
               <w:rPr>
                 <w:rFonts w:ascii="Times New Roman" w:hAnsi="Times New Roman" w:eastAsia="宋体"/>
                 <w:b w:val="0"/>
-                <w:sz w:val="15"/>
+                <w:sz w:val="18"/>
               </w:rPr>
               <w:t>字节平面</w:t>
             </w:r>
@@ -1542,7 +1566,7 @@
         </w:tc>
         <w:tc>
           <w:tcPr>
-            <w:tcW w:type="dxa" w:w="831"/>
+            <w:tcW w:type="dxa" w:w="1081"/>
           </w:tcPr>
           <w:p>
             <w:pPr>
@@ -1553,7 +1577,7 @@
               <w:rPr>
                 <w:rFonts w:ascii="Times New Roman" w:hAnsi="Times New Roman" w:eastAsia="宋体"/>
                 <w:b w:val="0"/>
-                <w:sz w:val="15"/>
+                <w:sz w:val="18"/>
               </w:rPr>
               <w:t>E = B_act/B_distinct(N)</w:t>
             </w:r>
@@ -1561,7 +1585,7 @@
         </w:tc>
         <w:tc>
           <w:tcPr>
-            <w:tcW w:type="dxa" w:w="1332"/>
+            <w:tcW w:type="dxa" w:w="1587"/>
           </w:tcPr>
           <w:p>
             <w:pPr>
@@ -1572,7 +1596,7 @@
               <w:rPr>
                 <w:rFonts w:ascii="Times New Roman" w:hAnsi="Times New Roman" w:eastAsia="宋体"/>
                 <w:b w:val="0"/>
-                <w:sz w:val="15"/>
+                <w:sz w:val="18"/>
               </w:rPr>
               <w:t>read amplification factor，下界 1</w:t>
             </w:r>
@@ -1580,7 +1604,7 @@
         </w:tc>
         <w:tc>
           <w:tcPr>
-            <w:tcW w:type="dxa" w:w="624"/>
+            <w:tcW w:type="dxa" w:w="594"/>
           </w:tcPr>
           <w:p>
             <w:pPr>
@@ -1591,7 +1615,7 @@
               <w:rPr>
                 <w:rFonts w:ascii="Times New Roman" w:hAnsi="Times New Roman" w:eastAsia="宋体"/>
                 <w:b w:val="0"/>
-                <w:sz w:val="15"/>
+                <w:sz w:val="18"/>
               </w:rPr>
               <w:t>倍</w:t>
             </w:r>
@@ -1599,7 +1623,7 @@
         </w:tc>
         <w:tc>
           <w:tcPr>
-            <w:tcW w:type="dxa" w:w="1332"/>
+            <w:tcW w:type="dxa" w:w="957"/>
           </w:tcPr>
           <w:p>
             <w:pPr>
@@ -1610,7 +1634,7 @@
               <w:rPr>
                 <w:rFonts w:ascii="Times New Roman" w:hAnsi="Times New Roman" w:eastAsia="宋体"/>
                 <w:b w:val="0"/>
-                <w:sz w:val="15"/>
+                <w:sz w:val="18"/>
               </w:rPr>
               <w:t>同上</w:t>
             </w:r>
@@ -1620,7 +1644,7 @@
       <w:tr>
         <w:tc>
           <w:tcPr>
-            <w:tcW w:type="dxa" w:w="756"/>
+            <w:tcW w:type="dxa" w:w="656"/>
           </w:tcPr>
           <w:p>
             <w:pPr>
@@ -1631,7 +1655,7 @@
               <w:rPr>
                 <w:rFonts w:ascii="Times New Roman" w:hAnsi="Times New Roman" w:eastAsia="宋体"/>
                 <w:b w:val="0"/>
-                <w:sz w:val="15"/>
+                <w:sz w:val="18"/>
               </w:rPr>
               <w:t>时间平面</w:t>
             </w:r>
@@ -1639,7 +1663,7 @@
         </w:tc>
         <w:tc>
           <w:tcPr>
-            <w:tcW w:type="dxa" w:w="831"/>
+            <w:tcW w:type="dxa" w:w="1081"/>
           </w:tcPr>
           <w:p>
             <w:pPr>
@@ -1650,7 +1674,7 @@
               <w:rPr>
                 <w:rFonts w:ascii="Times New Roman" w:hAnsi="Times New Roman" w:eastAsia="宋体"/>
                 <w:b w:val="0"/>
-                <w:sz w:val="15"/>
+                <w:sz w:val="18"/>
               </w:rPr>
               <w:t>s/tok</w:t>
             </w:r>
@@ -1658,7 +1682,7 @@
         </w:tc>
         <w:tc>
           <w:tcPr>
-            <w:tcW w:type="dxa" w:w="1332"/>
+            <w:tcW w:type="dxa" w:w="1587"/>
           </w:tcPr>
           <w:p>
             <w:pPr>
@@ -1669,7 +1693,7 @@
               <w:rPr>
                 <w:rFonts w:ascii="Times New Roman" w:hAnsi="Times New Roman" w:eastAsia="宋体"/>
                 <w:b w:val="0"/>
-                <w:sz w:val="15"/>
+                <w:sz w:val="18"/>
               </w:rPr>
               <w:t>wall-clock time per token</w:t>
             </w:r>
@@ -1677,7 +1701,7 @@
         </w:tc>
         <w:tc>
           <w:tcPr>
-            <w:tcW w:type="dxa" w:w="624"/>
+            <w:tcW w:type="dxa" w:w="594"/>
           </w:tcPr>
           <w:p>
             <w:pPr>
@@ -1688,7 +1712,7 @@
               <w:rPr>
                 <w:rFonts w:ascii="Times New Roman" w:hAnsi="Times New Roman" w:eastAsia="宋体"/>
                 <w:b w:val="0"/>
-                <w:sz w:val="15"/>
+                <w:sz w:val="18"/>
               </w:rPr>
               <w:t>s</w:t>
             </w:r>
@@ -1696,7 +1720,7 @@
         </w:tc>
         <w:tc>
           <w:tcPr>
-            <w:tcW w:type="dxa" w:w="1332"/>
+            <w:tcW w:type="dxa" w:w="957"/>
           </w:tcPr>
           <w:p>
             <w:pPr>
@@ -1707,7 +1731,7 @@
               <w:rPr>
                 <w:rFonts w:ascii="Times New Roman" w:hAnsi="Times New Roman" w:eastAsia="宋体"/>
                 <w:b w:val="0"/>
-                <w:sz w:val="15"/>
+                <w:sz w:val="18"/>
               </w:rPr>
               <w:t>跨度 80.8%，CV 13.43%（主机 B，含配置效应）；单配置重复性以主机 A 的 33.1% 为准</w:t>
             </w:r>
@@ -2339,26 +2363,32 @@
         <w:tblW w:type="auto" w:w="0"/>
         <w:tblLook w:firstColumn="1" w:firstRow="1" w:lastColumn="0" w:lastRow="0" w:noHBand="0" w:noVBand="1" w:val="04A0"/>
         <w:tblBorders>
-          <w:top w:val="single" w:sz="8" w:space="0" w:color="000000"/>
-          <w:left w:val="single" w:sz="4" w:space="0" w:color="000000"/>
-          <w:bottom w:val="single" w:sz="8" w:space="0" w:color="000000"/>
-          <w:right w:val="single" w:sz="4" w:space="0" w:color="000000"/>
-          <w:insideH w:val="single" w:sz="4" w:space="0" w:color="000000"/>
-          <w:insideV w:val="single" w:sz="4" w:space="0" w:color="000000"/>
+          <w:top w:val="single" w:sz="12" w:space="0" w:color="000000"/>
+          <w:bottom w:val="single" w:sz="12" w:space="0" w:color="000000"/>
+          <w:left w:val="none" w:sz="0" w:color="auto"/>
+          <w:right w:val="none" w:sz="0" w:color="auto"/>
+          <w:insideH w:val="none" w:sz="0" w:color="auto"/>
+          <w:insideV w:val="none" w:sz="0" w:color="auto"/>
         </w:tblBorders>
+        <w:tblCellMar>
+          <w:left w:w="40" w:type="dxa"/>
+          <w:right w:w="40" w:type="dxa"/>
+        </w:tblCellMar>
         <w:tblLayout w:type="fixed"/>
       </w:tblPr>
       <w:tblGrid>
-        <w:gridCol w:w="641"/>
-        <w:gridCol w:w="1416"/>
-        <w:gridCol w:w="1145"/>
-        <w:gridCol w:w="1674"/>
+        <w:gridCol w:w="628"/>
+        <w:gridCol w:w="1299"/>
+        <w:gridCol w:w="1435"/>
+        <w:gridCol w:w="1513"/>
       </w:tblGrid>
       <w:tr>
         <w:tc>
           <w:tcPr>
-            <w:tcW w:type="dxa" w:w="641"/>
-            <w:shd w:val="clear" w:fill="F2F2F2"/>
+            <w:tcW w:type="dxa" w:w="628"/>
+            <w:tcBorders>
+              <w:bottom w:val="single" w:sz="6" w:space="0" w:color="000000"/>
+            </w:tcBorders>
           </w:tcPr>
           <w:p>
             <w:pPr>
@@ -2369,7 +2399,7 @@
               <w:rPr>
                 <w:rFonts w:ascii="Times New Roman" w:hAnsi="Times New Roman" w:eastAsia="黑体"/>
                 <w:b/>
-                <w:sz w:val="16"/>
+                <w:sz w:val="18"/>
               </w:rPr>
               <w:t>编号</w:t>
             </w:r>
@@ -2377,8 +2407,10 @@
         </w:tc>
         <w:tc>
           <w:tcPr>
-            <w:tcW w:type="dxa" w:w="1416"/>
-            <w:shd w:val="clear" w:fill="F2F2F2"/>
+            <w:tcW w:type="dxa" w:w="1299"/>
+            <w:tcBorders>
+              <w:bottom w:val="single" w:sz="6" w:space="0" w:color="000000"/>
+            </w:tcBorders>
           </w:tcPr>
           <w:p>
             <w:pPr>
@@ -2389,7 +2421,7 @@
               <w:rPr>
                 <w:rFonts w:ascii="Times New Roman" w:hAnsi="Times New Roman" w:eastAsia="黑体"/>
                 <w:b/>
-                <w:sz w:val="16"/>
+                <w:sz w:val="18"/>
               </w:rPr>
               <w:t>检验式</w:t>
             </w:r>
@@ -2397,8 +2429,10 @@
         </w:tc>
         <w:tc>
           <w:tcPr>
-            <w:tcW w:type="dxa" w:w="1145"/>
-            <w:shd w:val="clear" w:fill="F2F2F2"/>
+            <w:tcW w:type="dxa" w:w="1435"/>
+            <w:tcBorders>
+              <w:bottom w:val="single" w:sz="6" w:space="0" w:color="000000"/>
+            </w:tcBorders>
           </w:tcPr>
           <w:p>
             <w:pPr>
@@ -2409,7 +2443,7 @@
               <w:rPr>
                 <w:rFonts w:ascii="Times New Roman" w:hAnsi="Times New Roman" w:eastAsia="黑体"/>
                 <w:b/>
-                <w:sz w:val="16"/>
+                <w:sz w:val="18"/>
               </w:rPr>
               <w:t>数据来源</w:t>
             </w:r>
@@ -2417,8 +2451,10 @@
         </w:tc>
         <w:tc>
           <w:tcPr>
-            <w:tcW w:type="dxa" w:w="1674"/>
-            <w:shd w:val="clear" w:fill="F2F2F2"/>
+            <w:tcW w:type="dxa" w:w="1513"/>
+            <w:tcBorders>
+              <w:bottom w:val="single" w:sz="6" w:space="0" w:color="000000"/>
+            </w:tcBorders>
           </w:tcPr>
           <w:p>
             <w:pPr>
@@ -2429,7 +2465,7 @@
               <w:rPr>
                 <w:rFonts w:ascii="Times New Roman" w:hAnsi="Times New Roman" w:eastAsia="黑体"/>
                 <w:b/>
-                <w:sz w:val="16"/>
+                <w:sz w:val="18"/>
               </w:rPr>
               <w:t>失败的解释</w:t>
             </w:r>
@@ -2439,7 +2475,7 @@
       <w:tr>
         <w:tc>
           <w:tcPr>
-            <w:tcW w:type="dxa" w:w="641"/>
+            <w:tcW w:type="dxa" w:w="628"/>
           </w:tcPr>
           <w:p>
             <w:pPr>
@@ -2450,7 +2486,7 @@
               <w:rPr>
                 <w:rFonts w:ascii="Times New Roman" w:hAnsi="Times New Roman" w:eastAsia="宋体"/>
                 <w:b w:val="0"/>
-                <w:sz w:val="15"/>
+                <w:sz w:val="18"/>
               </w:rPr>
               <w:t>C1</w:t>
             </w:r>
@@ -2458,7 +2494,7 @@
         </w:tc>
         <w:tc>
           <w:tcPr>
-            <w:tcW w:type="dxa" w:w="1416"/>
+            <w:tcW w:type="dxa" w:w="1299"/>
           </w:tcPr>
           <w:p>
             <w:pPr>
@@ -2469,7 +2505,7 @@
               <w:rPr>
                 <w:rFonts w:ascii="Times New Roman" w:hAnsi="Times New Roman" w:eastAsia="宋体"/>
                 <w:b w:val="0"/>
-                <w:sz w:val="15"/>
+                <w:sz w:val="18"/>
               </w:rPr>
               <w:t>abs(E − 1) ≤ ε 于 N = 1，ε = 1%</w:t>
             </w:r>
@@ -2477,7 +2513,7 @@
         </w:tc>
         <w:tc>
           <w:tcPr>
-            <w:tcW w:type="dxa" w:w="1145"/>
+            <w:tcW w:type="dxa" w:w="1435"/>
           </w:tcPr>
           <w:p>
             <w:pPr>
@@ -2488,7 +2524,7 @@
               <w:rPr>
                 <w:rFonts w:ascii="Times New Roman" w:hAnsi="Times New Roman" w:eastAsia="宋体"/>
                 <w:b w:val="0"/>
-                <w:sz w:val="15"/>
+                <w:sz w:val="18"/>
               </w:rPr>
               <w:t>首词元 B_act 与 B_distinct(1)</w:t>
             </w:r>
@@ -2496,7 +2532,7 @@
         </w:tc>
         <w:tc>
           <w:tcPr>
-            <w:tcW w:type="dxa" w:w="1674"/>
+            <w:tcW w:type="dxa" w:w="1513"/>
           </w:tcPr>
           <w:p>
             <w:pPr>
@@ -2507,7 +2543,7 @@
               <w:rPr>
                 <w:rFonts w:ascii="Times New Roman" w:hAnsi="Times New Roman" w:eastAsia="宋体"/>
                 <w:b w:val="0"/>
-                <w:sz w:val="15"/>
+                <w:sz w:val="18"/>
               </w:rPr>
               <w:t>边界访问被预取的部分读服务，或互异项预算拟合残差；本案 E(1) = 0.9927，偏差 0.73%，容差内</w:t>
             </w:r>
@@ -2517,7 +2553,7 @@
       <w:tr>
         <w:tc>
           <w:tcPr>
-            <w:tcW w:type="dxa" w:w="641"/>
+            <w:tcW w:type="dxa" w:w="628"/>
           </w:tcPr>
           <w:p>
             <w:pPr>
@@ -2528,7 +2564,7 @@
               <w:rPr>
                 <w:rFonts w:ascii="Times New Roman" w:hAnsi="Times New Roman" w:eastAsia="宋体"/>
                 <w:b w:val="0"/>
-                <w:sz w:val="15"/>
+                <w:sz w:val="18"/>
               </w:rPr>
               <w:t>C2</w:t>
             </w:r>
@@ -2536,7 +2572,7 @@
         </w:tc>
         <w:tc>
           <w:tcPr>
-            <w:tcW w:type="dxa" w:w="1416"/>
+            <w:tcW w:type="dxa" w:w="1299"/>
           </w:tcPr>
           <w:p>
             <w:pPr>
@@ -2547,7 +2583,7 @@
               <w:rPr>
                 <w:rFonts w:ascii="Times New Roman" w:hAnsi="Times New Roman" w:eastAsia="宋体"/>
                 <w:b w:val="0"/>
-                <w:sz w:val="15"/>
+                <w:sz w:val="18"/>
               </w:rPr>
               <w:t>X_byte ≡ (B_full − B_act)/B_full 与引擎自报字节命中率字段逐点相等</w:t>
             </w:r>
@@ -2555,7 +2591,7 @@
         </w:tc>
         <w:tc>
           <w:tcPr>
-            <w:tcW w:type="dxa" w:w="1145"/>
+            <w:tcW w:type="dxa" w:w="1435"/>
           </w:tcPr>
           <w:p>
             <w:pPr>
@@ -2566,7 +2602,7 @@
               <w:rPr>
                 <w:rFonts w:ascii="Times New Roman" w:hAnsi="Times New Roman" w:eastAsia="宋体"/>
                 <w:b w:val="0"/>
-                <w:sz w:val="15"/>
+                <w:sz w:val="18"/>
               </w:rPr>
               <w:t>两个独立来源同屏打印</w:t>
             </w:r>
@@ -2574,7 +2610,7 @@
         </w:tc>
         <w:tc>
           <w:tcPr>
-            <w:tcW w:type="dxa" w:w="1674"/>
+            <w:tcW w:type="dxa" w:w="1513"/>
           </w:tcPr>
           <w:p>
             <w:pPr>
@@ -2585,7 +2621,7 @@
               <w:rPr>
                 <w:rFonts w:ascii="Times New Roman" w:hAnsi="Times New Roman" w:eastAsia="宋体"/>
                 <w:b w:val="0"/>
-                <w:sz w:val="15"/>
+                <w:sz w:val="18"/>
               </w:rPr>
               <w:t>其中一个字段的分母不是全量载入，或混入了非源层字节；通过则同时判定该字段为字节命中率口径</w:t>
             </w:r>
@@ -2595,7 +2631,7 @@
       <w:tr>
         <w:tc>
           <w:tcPr>
-            <w:tcW w:type="dxa" w:w="641"/>
+            <w:tcW w:type="dxa" w:w="628"/>
           </w:tcPr>
           <w:p>
             <w:pPr>
@@ -2606,7 +2642,7 @@
               <w:rPr>
                 <w:rFonts w:ascii="Times New Roman" w:hAnsi="Times New Roman" w:eastAsia="宋体"/>
                 <w:b w:val="0"/>
-                <w:sz w:val="15"/>
+                <w:sz w:val="18"/>
               </w:rPr>
               <w:t>C3</w:t>
             </w:r>
@@ -2614,7 +2650,7 @@
         </w:tc>
         <w:tc>
           <w:tcPr>
-            <w:tcW w:type="dxa" w:w="1416"/>
+            <w:tcW w:type="dxa" w:w="1299"/>
           </w:tcPr>
           <w:p>
             <w:pPr>
@@ -2625,7 +2661,7 @@
               <w:rPr>
                 <w:rFonts w:ascii="Times New Roman" w:hAnsi="Times New Roman" w:eastAsia="宋体"/>
                 <w:b w:val="0"/>
-                <w:sz w:val="15"/>
+                <w:sz w:val="18"/>
               </w:rPr>
               <w:t>E ≥ 1（整段会话）</w:t>
             </w:r>
@@ -2633,7 +2669,7 @@
         </w:tc>
         <w:tc>
           <w:tcPr>
-            <w:tcW w:type="dxa" w:w="1145"/>
+            <w:tcW w:type="dxa" w:w="1435"/>
           </w:tcPr>
           <w:p>
             <w:pPr>
@@ -2644,7 +2680,7 @@
               <w:rPr>
                 <w:rFonts w:ascii="Times New Roman" w:hAnsi="Times New Roman" w:eastAsia="宋体"/>
                 <w:b w:val="0"/>
-                <w:sz w:val="15"/>
+                <w:sz w:val="18"/>
               </w:rPr>
               <w:t>会话累计 B_act 与同主机同会话的 B_distinct(N)</w:t>
             </w:r>
@@ -2652,7 +2688,7 @@
         </w:tc>
         <w:tc>
           <w:tcPr>
-            <w:tcW w:type="dxa" w:w="1674"/>
+            <w:tcW w:type="dxa" w:w="1513"/>
           </w:tcPr>
           <w:p>
             <w:pPr>
@@ -2663,7 +2699,7 @@
               <w:rPr>
                 <w:rFonts w:ascii="Times New Roman" w:hAnsi="Times New Roman" w:eastAsia="宋体"/>
                 <w:b w:val="0"/>
-                <w:sz w:val="15"/>
+                <w:sz w:val="18"/>
               </w:rPr>
               <w:t>预算与实测取自不同主机或不同会话；或驻留粒度为子槽位</w:t>
             </w:r>
@@ -2673,7 +2709,7 @@
       <w:tr>
         <w:tc>
           <w:tcPr>
-            <w:tcW w:type="dxa" w:w="641"/>
+            <w:tcW w:type="dxa" w:w="628"/>
           </w:tcPr>
           <w:p>
             <w:pPr>
@@ -2684,7 +2720,7 @@
               <w:rPr>
                 <w:rFonts w:ascii="Times New Roman" w:hAnsi="Times New Roman" w:eastAsia="宋体"/>
                 <w:b w:val="0"/>
-                <w:sz w:val="15"/>
+                <w:sz w:val="18"/>
               </w:rPr>
               <w:t>C4</w:t>
             </w:r>
@@ -2692,7 +2728,7 @@
         </w:tc>
         <w:tc>
           <w:tcPr>
-            <w:tcW w:type="dxa" w:w="1416"/>
+            <w:tcW w:type="dxa" w:w="1299"/>
           </w:tcPr>
           <w:p>
             <w:pPr>
@@ -2703,7 +2739,7 @@
               <w:rPr>
                 <w:rFonts w:ascii="Times New Roman" w:hAnsi="Times New Roman" w:eastAsia="宋体"/>
                 <w:b w:val="0"/>
-                <w:sz w:val="15"/>
+                <w:sz w:val="18"/>
               </w:rPr>
               <w:t>访问计数口径与字节计数口径的付费命中占比之差在噪声内</w:t>
             </w:r>
@@ -2711,7 +2747,7 @@
         </w:tc>
         <w:tc>
           <w:tcPr>
-            <w:tcW w:type="dxa" w:w="1145"/>
+            <w:tcW w:type="dxa" w:w="1435"/>
           </w:tcPr>
           <w:p>
             <w:pPr>
@@ -2722,7 +2758,7 @@
               <w:rPr>
                 <w:rFonts w:ascii="Times New Roman" w:hAnsi="Times New Roman" w:eastAsia="宋体"/>
                 <w:b w:val="0"/>
-                <w:sz w:val="15"/>
+                <w:sz w:val="18"/>
               </w:rPr>
               <w:t>H_key、h_paid 与逐访问字节</w:t>
             </w:r>
@@ -2730,7 +2766,7 @@
         </w:tc>
         <w:tc>
           <w:tcPr>
-            <w:tcW w:type="dxa" w:w="1674"/>
+            <w:tcW w:type="dxa" w:w="1513"/>
           </w:tcPr>
           <w:p>
             <w:pPr>
@@ -2741,7 +2777,7 @@
               <w:rPr>
                 <w:rFonts w:ascii="Times New Roman" w:hAnsi="Times New Roman" w:eastAsia="宋体"/>
                 <w:b w:val="0"/>
-                <w:sz w:val="15"/>
+                <w:sz w:val="18"/>
               </w:rPr>
               <w:t>槽位长度不齐，等长假设失效</w:t>
             </w:r>
@@ -2855,13 +2891,17 @@
         <w:tblW w:type="auto" w:w="0"/>
         <w:tblLook w:firstColumn="1" w:firstRow="1" w:lastColumn="0" w:lastRow="0" w:noHBand="0" w:noVBand="1" w:val="04A0"/>
         <w:tblBorders>
-          <w:top w:val="single" w:sz="8" w:space="0" w:color="000000"/>
-          <w:left w:val="single" w:sz="4" w:space="0" w:color="000000"/>
-          <w:bottom w:val="single" w:sz="8" w:space="0" w:color="000000"/>
-          <w:right w:val="single" w:sz="4" w:space="0" w:color="000000"/>
-          <w:insideH w:val="single" w:sz="4" w:space="0" w:color="000000"/>
-          <w:insideV w:val="single" w:sz="4" w:space="0" w:color="000000"/>
+          <w:top w:val="single" w:sz="12" w:space="0" w:color="000000"/>
+          <w:bottom w:val="single" w:sz="12" w:space="0" w:color="000000"/>
+          <w:left w:val="none" w:sz="0" w:color="auto"/>
+          <w:right w:val="none" w:sz="0" w:color="auto"/>
+          <w:insideH w:val="none" w:sz="0" w:color="auto"/>
+          <w:insideV w:val="none" w:sz="0" w:color="auto"/>
         </w:tblBorders>
+        <w:tblCellMar>
+          <w:left w:w="40" w:type="dxa"/>
+          <w:right w:w="40" w:type="dxa"/>
+        </w:tblCellMar>
         <w:tblLayout w:type="fixed"/>
       </w:tblPr>
       <w:tblGrid>
@@ -2873,7 +2913,9 @@
         <w:tc>
           <w:tcPr>
             <w:tcW w:type="dxa" w:w="1010"/>
-            <w:shd w:val="clear" w:fill="F2F2F2"/>
+            <w:tcBorders>
+              <w:bottom w:val="single" w:sz="6" w:space="0" w:color="000000"/>
+            </w:tcBorders>
           </w:tcPr>
           <w:p>
             <w:pPr>
@@ -2884,7 +2926,7 @@
               <w:rPr>
                 <w:rFonts w:ascii="Times New Roman" w:hAnsi="Times New Roman" w:eastAsia="黑体"/>
                 <w:b/>
-                <w:sz w:val="16"/>
+                <w:sz w:val="18"/>
               </w:rPr>
             </w:r>
           </w:p>
@@ -2892,7 +2934,9 @@
         <w:tc>
           <w:tcPr>
             <w:tcW w:type="dxa" w:w="1711"/>
-            <w:shd w:val="clear" w:fill="F2F2F2"/>
+            <w:tcBorders>
+              <w:bottom w:val="single" w:sz="6" w:space="0" w:color="000000"/>
+            </w:tcBorders>
           </w:tcPr>
           <w:p>
             <w:pPr>
@@ -2903,7 +2947,7 @@
               <w:rPr>
                 <w:rFonts w:ascii="Times New Roman" w:hAnsi="Times New Roman" w:eastAsia="黑体"/>
                 <w:b/>
-                <w:sz w:val="16"/>
+                <w:sz w:val="18"/>
               </w:rPr>
               <w:t>主机 A</w:t>
             </w:r>
@@ -2912,7 +2956,9 @@
         <w:tc>
           <w:tcPr>
             <w:tcW w:type="dxa" w:w="2154"/>
-            <w:shd w:val="clear" w:fill="F2F2F2"/>
+            <w:tcBorders>
+              <w:bottom w:val="single" w:sz="6" w:space="0" w:color="000000"/>
+            </w:tcBorders>
           </w:tcPr>
           <w:p>
             <w:pPr>
@@ -2923,7 +2969,7 @@
               <w:rPr>
                 <w:rFonts w:ascii="Times New Roman" w:hAnsi="Times New Roman" w:eastAsia="黑体"/>
                 <w:b/>
-                <w:sz w:val="16"/>
+                <w:sz w:val="18"/>
               </w:rPr>
               <w:t>主机 B</w:t>
             </w:r>
@@ -2944,7 +2990,7 @@
               <w:rPr>
                 <w:rFonts w:ascii="Times New Roman" w:hAnsi="Times New Roman" w:eastAsia="宋体"/>
                 <w:b w:val="0"/>
-                <w:sz w:val="15"/>
+                <w:sz w:val="18"/>
               </w:rPr>
               <w:t>承载实验</w:t>
             </w:r>
@@ -2963,7 +3009,7 @@
               <w:rPr>
                 <w:rFonts w:ascii="Times New Roman" w:hAnsi="Times New Roman" w:eastAsia="宋体"/>
                 <w:b w:val="0"/>
-                <w:sz w:val="15"/>
+                <w:sz w:val="18"/>
               </w:rPr>
               <w:t>内存阶梯、配额扫描</w:t>
             </w:r>
@@ -2982,7 +3028,7 @@
               <w:rPr>
                 <w:rFonts w:ascii="Times New Roman" w:hAnsi="Times New Roman" w:eastAsia="宋体"/>
                 <w:b w:val="0"/>
-                <w:sz w:val="15"/>
+                <w:sz w:val="18"/>
               </w:rPr>
               <w:t>重复运行、策略四臂、带宽下界</w:t>
             </w:r>
@@ -3003,7 +3049,7 @@
               <w:rPr>
                 <w:rFonts w:ascii="Times New Roman" w:hAnsi="Times New Roman" w:eastAsia="宋体"/>
                 <w:b w:val="0"/>
-                <w:sz w:val="15"/>
+                <w:sz w:val="18"/>
               </w:rPr>
               <w:t>会话形状</w:t>
             </w:r>
@@ -3022,7 +3068,7 @@
               <w:rPr>
                 <w:rFonts w:ascii="Times New Roman" w:hAnsi="Times New Roman" w:eastAsia="宋体"/>
                 <w:b w:val="0"/>
-                <w:sz w:val="15"/>
+                <w:sz w:val="18"/>
               </w:rPr>
               <w:t>N = 8（冷启动，8 个词元 id）</w:t>
             </w:r>
@@ -3041,7 +3087,7 @@
               <w:rPr>
                 <w:rFonts w:ascii="Times New Roman" w:hAnsi="Times New Roman" w:eastAsia="宋体"/>
                 <w:b w:val="0"/>
-                <w:sz w:val="15"/>
+                <w:sz w:val="18"/>
               </w:rPr>
               <w:t>1 个提示词元 + 3 个生成词元</w:t>
             </w:r>
@@ -3062,7 +3108,7 @@
               <w:rPr>
                 <w:rFonts w:ascii="Times New Roman" w:hAnsi="Times New Roman" w:eastAsia="宋体"/>
                 <w:b w:val="0"/>
-                <w:sz w:val="15"/>
+                <w:sz w:val="18"/>
               </w:rPr>
               <w:t>源层物理层</w:t>
             </w:r>
@@ -3081,7 +3127,7 @@
               <w:rPr>
                 <w:rFonts w:ascii="Times New Roman" w:hAnsi="Times New Roman" w:eastAsia="宋体"/>
                 <w:b w:val="0"/>
-                <w:sz w:val="15"/>
+                <w:sz w:val="18"/>
               </w:rPr>
               <w:t>3.2 GB/s NVMe，**无机械慢盘**</w:t>
             </w:r>
@@ -3100,7 +3146,7 @@
               <w:rPr>
                 <w:rFonts w:ascii="Times New Roman" w:hAnsi="Times New Roman" w:eastAsia="宋体"/>
                 <w:b w:val="0"/>
-                <w:sz w:val="15"/>
+                <w:sz w:val="18"/>
               </w:rPr>
               <w:t>机械慢盘（约 60—85 MB/s）+ 1.9 GB/s NVMe</w:t>
             </w:r>
@@ -3314,7 +3360,7 @@
           <w:b w:val="0"/>
           <w:sz w:val="15"/>
         </w:rPr>
-        <w:t>表 3　内存阶梯台账（主机 A，N = 8，B_full = 25.83 GB/词元）</w:t>
+        <w:t>表 3　内存阶梯台账</w:t>
       </w:r>
     </w:p>
     <w:p>
@@ -3328,7 +3374,7 @@
           <w:b w:val="0"/>
           <w:sz w:val="15"/>
         </w:rPr>
-        <w:t>Table 3　Memory-sweep ledger (host A, N = 8, B_full = 25.83 GB/token)</w:t>
+        <w:t>Table 3　Memory-sweep ledger</w:t>
       </w:r>
     </w:p>
     <w:tbl>
@@ -3337,30 +3383,36 @@
         <w:tblW w:type="auto" w:w="0"/>
         <w:tblLook w:firstColumn="1" w:firstRow="1" w:lastColumn="0" w:lastRow="0" w:noHBand="0" w:noVBand="1" w:val="04A0"/>
         <w:tblBorders>
-          <w:top w:val="single" w:sz="8" w:space="0" w:color="000000"/>
-          <w:left w:val="single" w:sz="4" w:space="0" w:color="000000"/>
-          <w:bottom w:val="single" w:sz="8" w:space="0" w:color="000000"/>
-          <w:right w:val="single" w:sz="4" w:space="0" w:color="000000"/>
-          <w:insideH w:val="single" w:sz="4" w:space="0" w:color="000000"/>
-          <w:insideV w:val="single" w:sz="4" w:space="0" w:color="000000"/>
+          <w:top w:val="single" w:sz="12" w:space="0" w:color="000000"/>
+          <w:bottom w:val="single" w:sz="12" w:space="0" w:color="000000"/>
+          <w:left w:val="none" w:sz="0" w:color="auto"/>
+          <w:right w:val="none" w:sz="0" w:color="auto"/>
+          <w:insideH w:val="none" w:sz="0" w:color="auto"/>
+          <w:insideV w:val="none" w:sz="0" w:color="auto"/>
         </w:tblBorders>
+        <w:tblCellMar>
+          <w:left w:w="40" w:type="dxa"/>
+          <w:right w:w="40" w:type="dxa"/>
+        </w:tblCellMar>
         <w:tblLayout w:type="fixed"/>
       </w:tblPr>
       <w:tblGrid>
-        <w:gridCol w:w="614"/>
-        <w:gridCol w:w="599"/>
-        <w:gridCol w:w="603"/>
-        <w:gridCol w:w="599"/>
-        <w:gridCol w:w="603"/>
-        <w:gridCol w:w="610"/>
-        <w:gridCol w:w="650"/>
-        <w:gridCol w:w="596"/>
+        <w:gridCol w:w="598"/>
+        <w:gridCol w:w="618"/>
+        <w:gridCol w:w="590"/>
+        <w:gridCol w:w="618"/>
+        <w:gridCol w:w="620"/>
+        <w:gridCol w:w="625"/>
+        <w:gridCol w:w="621"/>
+        <w:gridCol w:w="586"/>
       </w:tblGrid>
       <w:tr>
         <w:tc>
           <w:tcPr>
-            <w:tcW w:type="dxa" w:w="614"/>
-            <w:shd w:val="clear" w:fill="F2F2F2"/>
+            <w:tcW w:type="dxa" w:w="598"/>
+            <w:tcBorders>
+              <w:bottom w:val="single" w:sz="6" w:space="0" w:color="000000"/>
+            </w:tcBorders>
           </w:tcPr>
           <w:p>
             <w:pPr>
@@ -3371,7 +3423,7 @@
               <w:rPr>
                 <w:rFonts w:ascii="Times New Roman" w:hAnsi="Times New Roman" w:eastAsia="黑体"/>
                 <w:b/>
-                <w:sz w:val="16"/>
+                <w:sz w:val="18"/>
               </w:rPr>
               <w:t>主机内存/GB</w:t>
             </w:r>
@@ -3379,8 +3431,10 @@
         </w:tc>
         <w:tc>
           <w:tcPr>
-            <w:tcW w:type="dxa" w:w="599"/>
-            <w:shd w:val="clear" w:fill="F2F2F2"/>
+            <w:tcW w:type="dxa" w:w="618"/>
+            <w:tcBorders>
+              <w:bottom w:val="single" w:sz="6" w:space="0" w:color="000000"/>
+            </w:tcBorders>
           </w:tcPr>
           <w:p>
             <w:pPr>
@@ -3391,7 +3445,7 @@
               <w:rPr>
                 <w:rFonts w:ascii="Times New Roman" w:hAnsi="Times New Roman" w:eastAsia="黑体"/>
                 <w:b/>
-                <w:sz w:val="16"/>
+                <w:sz w:val="18"/>
               </w:rPr>
               <w:t>缓存/GB</w:t>
             </w:r>
@@ -3399,8 +3453,10 @@
         </w:tc>
         <w:tc>
           <w:tcPr>
-            <w:tcW w:type="dxa" w:w="603"/>
-            <w:shd w:val="clear" w:fill="F2F2F2"/>
+            <w:tcW w:type="dxa" w:w="590"/>
+            <w:tcBorders>
+              <w:bottom w:val="single" w:sz="6" w:space="0" w:color="000000"/>
+            </w:tcBorders>
           </w:tcPr>
           <w:p>
             <w:pPr>
@@ -3411,7 +3467,7 @@
               <w:rPr>
                 <w:rFonts w:ascii="Times New Roman" w:hAnsi="Times New Roman" w:eastAsia="黑体"/>
                 <w:b/>
-                <w:sz w:val="16"/>
+                <w:sz w:val="18"/>
               </w:rPr>
               <w:t>缓存槽位</w:t>
             </w:r>
@@ -3419,8 +3475,10 @@
         </w:tc>
         <w:tc>
           <w:tcPr>
-            <w:tcW w:type="dxa" w:w="599"/>
-            <w:shd w:val="clear" w:fill="F2F2F2"/>
+            <w:tcW w:type="dxa" w:w="618"/>
+            <w:tcBorders>
+              <w:bottom w:val="single" w:sz="6" w:space="0" w:color="000000"/>
+            </w:tcBorders>
           </w:tcPr>
           <w:p>
             <w:pPr>
@@ -3431,7 +3489,7 @@
               <w:rPr>
                 <w:rFonts w:ascii="Times New Roman" w:hAnsi="Times New Roman" w:eastAsia="黑体"/>
                 <w:b/>
-                <w:sz w:val="16"/>
+                <w:sz w:val="18"/>
               </w:rPr>
               <w:t>H_key/%</w:t>
             </w:r>
@@ -3439,8 +3497,10 @@
         </w:tc>
         <w:tc>
           <w:tcPr>
-            <w:tcW w:type="dxa" w:w="603"/>
-            <w:shd w:val="clear" w:fill="F2F2F2"/>
+            <w:tcW w:type="dxa" w:w="620"/>
+            <w:tcBorders>
+              <w:bottom w:val="single" w:sz="6" w:space="0" w:color="000000"/>
+            </w:tcBorders>
           </w:tcPr>
           <w:p>
             <w:pPr>
@@ -3451,7 +3511,7 @@
               <w:rPr>
                 <w:rFonts w:ascii="Times New Roman" w:hAnsi="Times New Roman" w:eastAsia="黑体"/>
                 <w:b/>
-                <w:sz w:val="16"/>
+                <w:sz w:val="18"/>
               </w:rPr>
               <w:t>X_byte/%</w:t>
             </w:r>
@@ -3459,8 +3519,10 @@
         </w:tc>
         <w:tc>
           <w:tcPr>
-            <w:tcW w:type="dxa" w:w="610"/>
-            <w:shd w:val="clear" w:fill="F2F2F2"/>
+            <w:tcW w:type="dxa" w:w="625"/>
+            <w:tcBorders>
+              <w:bottom w:val="single" w:sz="6" w:space="0" w:color="000000"/>
+            </w:tcBorders>
           </w:tcPr>
           <w:p>
             <w:pPr>
@@ -3471,7 +3533,7 @@
               <w:rPr>
                 <w:rFonts w:ascii="Times New Roman" w:hAnsi="Times New Roman" w:eastAsia="黑体"/>
                 <w:b/>
-                <w:sz w:val="16"/>
+                <w:sz w:val="18"/>
               </w:rPr>
               <w:t>HRI/百分点</w:t>
             </w:r>
@@ -3479,8 +3541,10 @@
         </w:tc>
         <w:tc>
           <w:tcPr>
-            <w:tcW w:type="dxa" w:w="650"/>
-            <w:shd w:val="clear" w:fill="F2F2F2"/>
+            <w:tcW w:type="dxa" w:w="621"/>
+            <w:tcBorders>
+              <w:bottom w:val="single" w:sz="6" w:space="0" w:color="000000"/>
+            </w:tcBorders>
           </w:tcPr>
           <w:p>
             <w:pPr>
@@ -3491,7 +3555,7 @@
               <w:rPr>
                 <w:rFonts w:ascii="Times New Roman" w:hAnsi="Times New Roman" w:eastAsia="黑体"/>
                 <w:b/>
-                <w:sz w:val="16"/>
+                <w:sz w:val="18"/>
               </w:rPr>
               <w:t>源层读数/(GB·词元⁻¹)</w:t>
             </w:r>
@@ -3499,8 +3563,10 @@
         </w:tc>
         <w:tc>
           <w:tcPr>
-            <w:tcW w:type="dxa" w:w="596"/>
-            <w:shd w:val="clear" w:fill="F2F2F2"/>
+            <w:tcW w:type="dxa" w:w="586"/>
+            <w:tcBorders>
+              <w:bottom w:val="single" w:sz="6" w:space="0" w:color="000000"/>
+            </w:tcBorders>
           </w:tcPr>
           <w:p>
             <w:pPr>
@@ -3511,7 +3577,7 @@
               <w:rPr>
                 <w:rFonts w:ascii="Times New Roman" w:hAnsi="Times New Roman" w:eastAsia="黑体"/>
                 <w:b/>
-                <w:sz w:val="16"/>
+                <w:sz w:val="18"/>
               </w:rPr>
               <w:t>s/词元</w:t>
             </w:r>
@@ -3521,7 +3587,7 @@
       <w:tr>
         <w:tc>
           <w:tcPr>
-            <w:tcW w:type="dxa" w:w="614"/>
+            <w:tcW w:type="dxa" w:w="598"/>
           </w:tcPr>
           <w:p>
             <w:pPr>
@@ -3532,7 +3598,7 @@
               <w:rPr>
                 <w:rFonts w:ascii="Times New Roman" w:hAnsi="Times New Roman" w:eastAsia="宋体"/>
                 <w:b w:val="0"/>
-                <w:sz w:val="15"/>
+                <w:sz w:val="18"/>
               </w:rPr>
               <w:t>8</w:t>
             </w:r>
@@ -3540,7 +3606,7 @@
         </w:tc>
         <w:tc>
           <w:tcPr>
-            <w:tcW w:type="dxa" w:w="599"/>
+            <w:tcW w:type="dxa" w:w="618"/>
           </w:tcPr>
           <w:p>
             <w:pPr>
@@ -3551,7 +3617,7 @@
               <w:rPr>
                 <w:rFonts w:ascii="Times New Roman" w:hAnsi="Times New Roman" w:eastAsia="宋体"/>
                 <w:b w:val="0"/>
-                <w:sz w:val="15"/>
+                <w:sz w:val="18"/>
               </w:rPr>
               <w:t>0.49</w:t>
             </w:r>
@@ -3559,7 +3625,7 @@
         </w:tc>
         <w:tc>
           <w:tcPr>
-            <w:tcW w:type="dxa" w:w="603"/>
+            <w:tcW w:type="dxa" w:w="590"/>
           </w:tcPr>
           <w:p>
             <w:pPr>
@@ -3570,7 +3636,7 @@
               <w:rPr>
                 <w:rFonts w:ascii="Times New Roman" w:hAnsi="Times New Roman" w:eastAsia="宋体"/>
                 <w:b w:val="0"/>
-                <w:sz w:val="15"/>
+                <w:sz w:val="18"/>
               </w:rPr>
               <w:t>28</w:t>
             </w:r>
@@ -3578,7 +3644,7 @@
         </w:tc>
         <w:tc>
           <w:tcPr>
-            <w:tcW w:type="dxa" w:w="599"/>
+            <w:tcW w:type="dxa" w:w="618"/>
           </w:tcPr>
           <w:p>
             <w:pPr>
@@ -3589,7 +3655,7 @@
               <w:rPr>
                 <w:rFonts w:ascii="Times New Roman" w:hAnsi="Times New Roman" w:eastAsia="宋体"/>
                 <w:b w:val="0"/>
-                <w:sz w:val="15"/>
+                <w:sz w:val="18"/>
               </w:rPr>
               <w:t>100.00</w:t>
             </w:r>
@@ -3597,7 +3663,7 @@
         </w:tc>
         <w:tc>
           <w:tcPr>
-            <w:tcW w:type="dxa" w:w="603"/>
+            <w:tcW w:type="dxa" w:w="620"/>
           </w:tcPr>
           <w:p>
             <w:pPr>
@@ -3608,7 +3674,7 @@
               <w:rPr>
                 <w:rFonts w:ascii="Times New Roman" w:hAnsi="Times New Roman" w:eastAsia="宋体"/>
                 <w:b w:val="0"/>
-                <w:sz w:val="15"/>
+                <w:sz w:val="18"/>
               </w:rPr>
               <w:t>0.00</w:t>
             </w:r>
@@ -3616,7 +3682,7 @@
         </w:tc>
         <w:tc>
           <w:tcPr>
-            <w:tcW w:type="dxa" w:w="610"/>
+            <w:tcW w:type="dxa" w:w="625"/>
           </w:tcPr>
           <w:p>
             <w:pPr>
@@ -3627,7 +3693,7 @@
               <w:rPr>
                 <w:rFonts w:ascii="Times New Roman" w:hAnsi="Times New Roman" w:eastAsia="宋体"/>
                 <w:b w:val="0"/>
-                <w:sz w:val="15"/>
+                <w:sz w:val="18"/>
               </w:rPr>
               <w:t>100.00</w:t>
             </w:r>
@@ -3635,7 +3701,7 @@
         </w:tc>
         <w:tc>
           <w:tcPr>
-            <w:tcW w:type="dxa" w:w="650"/>
+            <w:tcW w:type="dxa" w:w="621"/>
           </w:tcPr>
           <w:p>
             <w:pPr>
@@ -3646,7 +3712,7 @@
               <w:rPr>
                 <w:rFonts w:ascii="Times New Roman" w:hAnsi="Times New Roman" w:eastAsia="宋体"/>
                 <w:b w:val="0"/>
-                <w:sz w:val="15"/>
+                <w:sz w:val="18"/>
               </w:rPr>
               <w:t>25.83</w:t>
             </w:r>
@@ -3654,7 +3720,7 @@
         </w:tc>
         <w:tc>
           <w:tcPr>
-            <w:tcW w:type="dxa" w:w="596"/>
+            <w:tcW w:type="dxa" w:w="586"/>
           </w:tcPr>
           <w:p>
             <w:pPr>
@@ -3665,7 +3731,7 @@
               <w:rPr>
                 <w:rFonts w:ascii="Times New Roman" w:hAnsi="Times New Roman" w:eastAsia="宋体"/>
                 <w:b w:val="0"/>
-                <w:sz w:val="15"/>
+                <w:sz w:val="18"/>
               </w:rPr>
               <w:t>32.69</w:t>
             </w:r>
@@ -3675,7 +3741,7 @@
       <w:tr>
         <w:tc>
           <w:tcPr>
-            <w:tcW w:type="dxa" w:w="614"/>
+            <w:tcW w:type="dxa" w:w="598"/>
           </w:tcPr>
           <w:p>
             <w:pPr>
@@ -3686,7 +3752,7 @@
               <w:rPr>
                 <w:rFonts w:ascii="Times New Roman" w:hAnsi="Times New Roman" w:eastAsia="宋体"/>
                 <w:b w:val="0"/>
-                <w:sz w:val="15"/>
+                <w:sz w:val="18"/>
               </w:rPr>
               <w:t>12</w:t>
             </w:r>
@@ -3694,7 +3760,7 @@
         </w:tc>
         <w:tc>
           <w:tcPr>
-            <w:tcW w:type="dxa" w:w="599"/>
+            <w:tcW w:type="dxa" w:w="618"/>
           </w:tcPr>
           <w:p>
             <w:pPr>
@@ -3705,7 +3771,7 @@
               <w:rPr>
                 <w:rFonts w:ascii="Times New Roman" w:hAnsi="Times New Roman" w:eastAsia="宋体"/>
                 <w:b w:val="0"/>
-                <w:sz w:val="15"/>
+                <w:sz w:val="18"/>
               </w:rPr>
               <w:t>2.79</w:t>
             </w:r>
@@ -3713,7 +3779,7 @@
         </w:tc>
         <w:tc>
           <w:tcPr>
-            <w:tcW w:type="dxa" w:w="603"/>
+            <w:tcW w:type="dxa" w:w="590"/>
           </w:tcPr>
           <w:p>
             <w:pPr>
@@ -3724,7 +3790,7 @@
               <w:rPr>
                 <w:rFonts w:ascii="Times New Roman" w:hAnsi="Times New Roman" w:eastAsia="宋体"/>
                 <w:b w:val="0"/>
-                <w:sz w:val="15"/>
+                <w:sz w:val="18"/>
               </w:rPr>
               <w:t>159</w:t>
             </w:r>
@@ -3732,7 +3798,7 @@
         </w:tc>
         <w:tc>
           <w:tcPr>
-            <w:tcW w:type="dxa" w:w="599"/>
+            <w:tcW w:type="dxa" w:w="618"/>
           </w:tcPr>
           <w:p>
             <w:pPr>
@@ -3743,7 +3809,7 @@
               <w:rPr>
                 <w:rFonts w:ascii="Times New Roman" w:hAnsi="Times New Roman" w:eastAsia="宋体"/>
                 <w:b w:val="0"/>
-                <w:sz w:val="15"/>
+                <w:sz w:val="18"/>
               </w:rPr>
               <w:t>100.00</w:t>
             </w:r>
@@ -3751,7 +3817,7 @@
         </w:tc>
         <w:tc>
           <w:tcPr>
-            <w:tcW w:type="dxa" w:w="603"/>
+            <w:tcW w:type="dxa" w:w="620"/>
           </w:tcPr>
           <w:p>
             <w:pPr>
@@ -3762,7 +3828,7 @@
               <w:rPr>
                 <w:rFonts w:ascii="Times New Roman" w:hAnsi="Times New Roman" w:eastAsia="宋体"/>
                 <w:b w:val="0"/>
-                <w:sz w:val="15"/>
+                <w:sz w:val="18"/>
               </w:rPr>
               <w:t>0.00</w:t>
             </w:r>
@@ -3770,7 +3836,7 @@
         </w:tc>
         <w:tc>
           <w:tcPr>
-            <w:tcW w:type="dxa" w:w="610"/>
+            <w:tcW w:type="dxa" w:w="625"/>
           </w:tcPr>
           <w:p>
             <w:pPr>
@@ -3781,7 +3847,7 @@
               <w:rPr>
                 <w:rFonts w:ascii="Times New Roman" w:hAnsi="Times New Roman" w:eastAsia="宋体"/>
                 <w:b w:val="0"/>
-                <w:sz w:val="15"/>
+                <w:sz w:val="18"/>
               </w:rPr>
               <w:t>100.00</w:t>
             </w:r>
@@ -3789,7 +3855,7 @@
         </w:tc>
         <w:tc>
           <w:tcPr>
-            <w:tcW w:type="dxa" w:w="650"/>
+            <w:tcW w:type="dxa" w:w="621"/>
           </w:tcPr>
           <w:p>
             <w:pPr>
@@ -3800,7 +3866,7 @@
               <w:rPr>
                 <w:rFonts w:ascii="Times New Roman" w:hAnsi="Times New Roman" w:eastAsia="宋体"/>
                 <w:b w:val="0"/>
-                <w:sz w:val="15"/>
+                <w:sz w:val="18"/>
               </w:rPr>
               <w:t>25.83</w:t>
             </w:r>
@@ -3808,7 +3874,7 @@
         </w:tc>
         <w:tc>
           <w:tcPr>
-            <w:tcW w:type="dxa" w:w="596"/>
+            <w:tcW w:type="dxa" w:w="586"/>
           </w:tcPr>
           <w:p>
             <w:pPr>
@@ -3819,7 +3885,7 @@
               <w:rPr>
                 <w:rFonts w:ascii="Times New Roman" w:hAnsi="Times New Roman" w:eastAsia="宋体"/>
                 <w:b w:val="0"/>
-                <w:sz w:val="15"/>
+                <w:sz w:val="18"/>
               </w:rPr>
               <w:t>31.41</w:t>
             </w:r>
@@ -3829,7 +3895,7 @@
       <w:tr>
         <w:tc>
           <w:tcPr>
-            <w:tcW w:type="dxa" w:w="614"/>
+            <w:tcW w:type="dxa" w:w="598"/>
           </w:tcPr>
           <w:p>
             <w:pPr>
@@ -3840,7 +3906,7 @@
               <w:rPr>
                 <w:rFonts w:ascii="Times New Roman" w:hAnsi="Times New Roman" w:eastAsia="宋体"/>
                 <w:b w:val="0"/>
-                <w:sz w:val="15"/>
+                <w:sz w:val="18"/>
               </w:rPr>
               <w:t>16</w:t>
             </w:r>
@@ -3848,7 +3914,7 @@
         </w:tc>
         <w:tc>
           <w:tcPr>
-            <w:tcW w:type="dxa" w:w="599"/>
+            <w:tcW w:type="dxa" w:w="618"/>
           </w:tcPr>
           <w:p>
             <w:pPr>
@@ -3859,7 +3925,7 @@
               <w:rPr>
                 <w:rFonts w:ascii="Times New Roman" w:hAnsi="Times New Roman" w:eastAsia="宋体"/>
                 <w:b w:val="0"/>
-                <w:sz w:val="15"/>
+                <w:sz w:val="18"/>
               </w:rPr>
               <w:t>4.39</w:t>
             </w:r>
@@ -3867,7 +3933,7 @@
         </w:tc>
         <w:tc>
           <w:tcPr>
-            <w:tcW w:type="dxa" w:w="603"/>
+            <w:tcW w:type="dxa" w:w="590"/>
           </w:tcPr>
           <w:p>
             <w:pPr>
@@ -3878,7 +3944,7 @@
               <w:rPr>
                 <w:rFonts w:ascii="Times New Roman" w:hAnsi="Times New Roman" w:eastAsia="宋体"/>
                 <w:b w:val="0"/>
-                <w:sz w:val="15"/>
+                <w:sz w:val="18"/>
               </w:rPr>
               <w:t>250</w:t>
             </w:r>
@@ -3886,7 +3952,7 @@
         </w:tc>
         <w:tc>
           <w:tcPr>
-            <w:tcW w:type="dxa" w:w="599"/>
+            <w:tcW w:type="dxa" w:w="618"/>
           </w:tcPr>
           <w:p>
             <w:pPr>
@@ -3897,7 +3963,7 @@
               <w:rPr>
                 <w:rFonts w:ascii="Times New Roman" w:hAnsi="Times New Roman" w:eastAsia="宋体"/>
                 <w:b w:val="0"/>
-                <w:sz w:val="15"/>
+                <w:sz w:val="18"/>
               </w:rPr>
               <w:t>100.00</w:t>
             </w:r>
@@ -3905,7 +3971,7 @@
         </w:tc>
         <w:tc>
           <w:tcPr>
-            <w:tcW w:type="dxa" w:w="603"/>
+            <w:tcW w:type="dxa" w:w="620"/>
           </w:tcPr>
           <w:p>
             <w:pPr>
@@ -3916,7 +3982,7 @@
               <w:rPr>
                 <w:rFonts w:ascii="Times New Roman" w:hAnsi="Times New Roman" w:eastAsia="宋体"/>
                 <w:b w:val="0"/>
-                <w:sz w:val="15"/>
+                <w:sz w:val="18"/>
               </w:rPr>
               <w:t>0.00</w:t>
             </w:r>
@@ -3924,7 +3990,7 @@
         </w:tc>
         <w:tc>
           <w:tcPr>
-            <w:tcW w:type="dxa" w:w="610"/>
+            <w:tcW w:type="dxa" w:w="625"/>
           </w:tcPr>
           <w:p>
             <w:pPr>
@@ -3935,7 +4001,7 @@
               <w:rPr>
                 <w:rFonts w:ascii="Times New Roman" w:hAnsi="Times New Roman" w:eastAsia="宋体"/>
                 <w:b w:val="0"/>
-                <w:sz w:val="15"/>
+                <w:sz w:val="18"/>
               </w:rPr>
               <w:t>100.00</w:t>
             </w:r>
@@ -3943,7 +4009,7 @@
         </w:tc>
         <w:tc>
           <w:tcPr>
-            <w:tcW w:type="dxa" w:w="650"/>
+            <w:tcW w:type="dxa" w:w="621"/>
           </w:tcPr>
           <w:p>
             <w:pPr>
@@ -3954,7 +4020,7 @@
               <w:rPr>
                 <w:rFonts w:ascii="Times New Roman" w:hAnsi="Times New Roman" w:eastAsia="宋体"/>
                 <w:b w:val="0"/>
-                <w:sz w:val="15"/>
+                <w:sz w:val="18"/>
               </w:rPr>
               <w:t>25.83</w:t>
             </w:r>
@@ -3962,7 +4028,7 @@
         </w:tc>
         <w:tc>
           <w:tcPr>
-            <w:tcW w:type="dxa" w:w="596"/>
+            <w:tcW w:type="dxa" w:w="586"/>
           </w:tcPr>
           <w:p>
             <w:pPr>
@@ -3973,7 +4039,7 @@
               <w:rPr>
                 <w:rFonts w:ascii="Times New Roman" w:hAnsi="Times New Roman" w:eastAsia="宋体"/>
                 <w:b w:val="0"/>
-                <w:sz w:val="15"/>
+                <w:sz w:val="18"/>
               </w:rPr>
               <w:t>32.21</w:t>
             </w:r>
@@ -3983,7 +4049,7 @@
       <w:tr>
         <w:tc>
           <w:tcPr>
-            <w:tcW w:type="dxa" w:w="614"/>
+            <w:tcW w:type="dxa" w:w="598"/>
           </w:tcPr>
           <w:p>
             <w:pPr>
@@ -3994,7 +4060,7 @@
               <w:rPr>
                 <w:rFonts w:ascii="Times New Roman" w:hAnsi="Times New Roman" w:eastAsia="宋体"/>
                 <w:b w:val="0"/>
-                <w:sz w:val="15"/>
+                <w:sz w:val="18"/>
               </w:rPr>
               <w:t>24</w:t>
             </w:r>
@@ -4002,7 +4068,7 @@
         </w:tc>
         <w:tc>
           <w:tcPr>
-            <w:tcW w:type="dxa" w:w="599"/>
+            <w:tcW w:type="dxa" w:w="618"/>
           </w:tcPr>
           <w:p>
             <w:pPr>
@@ -4013,7 +4079,7 @@
               <w:rPr>
                 <w:rFonts w:ascii="Times New Roman" w:hAnsi="Times New Roman" w:eastAsia="宋体"/>
                 <w:b w:val="0"/>
-                <w:sz w:val="15"/>
+                <w:sz w:val="18"/>
               </w:rPr>
               <w:t>7.58</w:t>
             </w:r>
@@ -4021,7 +4087,7 @@
         </w:tc>
         <w:tc>
           <w:tcPr>
-            <w:tcW w:type="dxa" w:w="603"/>
+            <w:tcW w:type="dxa" w:w="590"/>
           </w:tcPr>
           <w:p>
             <w:pPr>
@@ -4032,7 +4098,7 @@
               <w:rPr>
                 <w:rFonts w:ascii="Times New Roman" w:hAnsi="Times New Roman" w:eastAsia="宋体"/>
                 <w:b w:val="0"/>
-                <w:sz w:val="15"/>
+                <w:sz w:val="18"/>
               </w:rPr>
               <w:t>432</w:t>
             </w:r>
@@ -4040,7 +4106,7 @@
         </w:tc>
         <w:tc>
           <w:tcPr>
-            <w:tcW w:type="dxa" w:w="599"/>
+            <w:tcW w:type="dxa" w:w="618"/>
           </w:tcPr>
           <w:p>
             <w:pPr>
@@ -4051,7 +4117,7 @@
               <w:rPr>
                 <w:rFonts w:ascii="Times New Roman" w:hAnsi="Times New Roman" w:eastAsia="宋体"/>
                 <w:b w:val="0"/>
-                <w:sz w:val="15"/>
+                <w:sz w:val="18"/>
               </w:rPr>
               <w:t>100.00</w:t>
             </w:r>
@@ -4059,7 +4125,7 @@
         </w:tc>
         <w:tc>
           <w:tcPr>
-            <w:tcW w:type="dxa" w:w="603"/>
+            <w:tcW w:type="dxa" w:w="620"/>
           </w:tcPr>
           <w:p>
             <w:pPr>
@@ -4070,7 +4136,7 @@
               <w:rPr>
                 <w:rFonts w:ascii="Times New Roman" w:hAnsi="Times New Roman" w:eastAsia="宋体"/>
                 <w:b w:val="0"/>
-                <w:sz w:val="15"/>
+                <w:sz w:val="18"/>
               </w:rPr>
               <w:t>0.00</w:t>
             </w:r>
@@ -4078,7 +4144,7 @@
         </w:tc>
         <w:tc>
           <w:tcPr>
-            <w:tcW w:type="dxa" w:w="610"/>
+            <w:tcW w:type="dxa" w:w="625"/>
           </w:tcPr>
           <w:p>
             <w:pPr>
@@ -4089,7 +4155,7 @@
               <w:rPr>
                 <w:rFonts w:ascii="Times New Roman" w:hAnsi="Times New Roman" w:eastAsia="宋体"/>
                 <w:b w:val="0"/>
-                <w:sz w:val="15"/>
+                <w:sz w:val="18"/>
               </w:rPr>
               <w:t>100.00</w:t>
             </w:r>
@@ -4097,7 +4163,7 @@
         </w:tc>
         <w:tc>
           <w:tcPr>
-            <w:tcW w:type="dxa" w:w="650"/>
+            <w:tcW w:type="dxa" w:w="621"/>
           </w:tcPr>
           <w:p>
             <w:pPr>
@@ -4108,7 +4174,7 @@
               <w:rPr>
                 <w:rFonts w:ascii="Times New Roman" w:hAnsi="Times New Roman" w:eastAsia="宋体"/>
                 <w:b w:val="0"/>
-                <w:sz w:val="15"/>
+                <w:sz w:val="18"/>
               </w:rPr>
               <w:t>25.83</w:t>
             </w:r>
@@ -4116,7 +4182,7 @@
         </w:tc>
         <w:tc>
           <w:tcPr>
-            <w:tcW w:type="dxa" w:w="596"/>
+            <w:tcW w:type="dxa" w:w="586"/>
           </w:tcPr>
           <w:p>
             <w:pPr>
@@ -4127,7 +4193,7 @@
               <w:rPr>
                 <w:rFonts w:ascii="Times New Roman" w:hAnsi="Times New Roman" w:eastAsia="宋体"/>
                 <w:b w:val="0"/>
-                <w:sz w:val="15"/>
+                <w:sz w:val="18"/>
               </w:rPr>
               <w:t>31.85</w:t>
             </w:r>
@@ -4137,7 +4203,7 @@
       <w:tr>
         <w:tc>
           <w:tcPr>
-            <w:tcW w:type="dxa" w:w="614"/>
+            <w:tcW w:type="dxa" w:w="598"/>
           </w:tcPr>
           <w:p>
             <w:pPr>
@@ -4148,7 +4214,7 @@
               <w:rPr>
                 <w:rFonts w:ascii="Times New Roman" w:hAnsi="Times New Roman" w:eastAsia="宋体"/>
                 <w:b w:val="0"/>
-                <w:sz w:val="15"/>
+                <w:sz w:val="18"/>
               </w:rPr>
               <w:t>32</w:t>
             </w:r>
@@ -4156,7 +4222,7 @@
         </w:tc>
         <w:tc>
           <w:tcPr>
-            <w:tcW w:type="dxa" w:w="599"/>
+            <w:tcW w:type="dxa" w:w="618"/>
           </w:tcPr>
           <w:p>
             <w:pPr>
@@ -4167,7 +4233,7 @@
               <w:rPr>
                 <w:rFonts w:ascii="Times New Roman" w:hAnsi="Times New Roman" w:eastAsia="宋体"/>
                 <w:b w:val="0"/>
-                <w:sz w:val="15"/>
+                <w:sz w:val="18"/>
               </w:rPr>
               <w:t>10.80</w:t>
             </w:r>
@@ -4175,7 +4241,7 @@
         </w:tc>
         <w:tc>
           <w:tcPr>
-            <w:tcW w:type="dxa" w:w="603"/>
+            <w:tcW w:type="dxa" w:w="590"/>
           </w:tcPr>
           <w:p>
             <w:pPr>
@@ -4186,7 +4252,7 @@
               <w:rPr>
                 <w:rFonts w:ascii="Times New Roman" w:hAnsi="Times New Roman" w:eastAsia="宋体"/>
                 <w:b w:val="0"/>
-                <w:sz w:val="15"/>
+                <w:sz w:val="18"/>
               </w:rPr>
               <w:t>615</w:t>
             </w:r>
@@ -4194,7 +4260,7 @@
         </w:tc>
         <w:tc>
           <w:tcPr>
-            <w:tcW w:type="dxa" w:w="599"/>
+            <w:tcW w:type="dxa" w:w="618"/>
           </w:tcPr>
           <w:p>
             <w:pPr>
@@ -4205,7 +4271,7 @@
               <w:rPr>
                 <w:rFonts w:ascii="Times New Roman" w:hAnsi="Times New Roman" w:eastAsia="宋体"/>
                 <w:b w:val="0"/>
-                <w:sz w:val="15"/>
+                <w:sz w:val="18"/>
               </w:rPr>
               <w:t>100.00</w:t>
             </w:r>
@@ -4213,7 +4279,7 @@
         </w:tc>
         <w:tc>
           <w:tcPr>
-            <w:tcW w:type="dxa" w:w="603"/>
+            <w:tcW w:type="dxa" w:w="620"/>
           </w:tcPr>
           <w:p>
             <w:pPr>
@@ -4224,7 +4290,7 @@
               <w:rPr>
                 <w:rFonts w:ascii="Times New Roman" w:hAnsi="Times New Roman" w:eastAsia="宋体"/>
                 <w:b w:val="0"/>
-                <w:sz w:val="15"/>
+                <w:sz w:val="18"/>
               </w:rPr>
               <w:t>0.00</w:t>
             </w:r>
@@ -4232,7 +4298,7 @@
         </w:tc>
         <w:tc>
           <w:tcPr>
-            <w:tcW w:type="dxa" w:w="610"/>
+            <w:tcW w:type="dxa" w:w="625"/>
           </w:tcPr>
           <w:p>
             <w:pPr>
@@ -4243,7 +4309,7 @@
               <w:rPr>
                 <w:rFonts w:ascii="Times New Roman" w:hAnsi="Times New Roman" w:eastAsia="宋体"/>
                 <w:b w:val="0"/>
-                <w:sz w:val="15"/>
+                <w:sz w:val="18"/>
               </w:rPr>
               <w:t>100.00</w:t>
             </w:r>
@@ -4251,7 +4317,7 @@
         </w:tc>
         <w:tc>
           <w:tcPr>
-            <w:tcW w:type="dxa" w:w="650"/>
+            <w:tcW w:type="dxa" w:w="621"/>
           </w:tcPr>
           <w:p>
             <w:pPr>
@@ -4262,7 +4328,7 @@
               <w:rPr>
                 <w:rFonts w:ascii="Times New Roman" w:hAnsi="Times New Roman" w:eastAsia="宋体"/>
                 <w:b w:val="0"/>
-                <w:sz w:val="15"/>
+                <w:sz w:val="18"/>
               </w:rPr>
               <w:t>25.83</w:t>
             </w:r>
@@ -4270,7 +4336,7 @@
         </w:tc>
         <w:tc>
           <w:tcPr>
-            <w:tcW w:type="dxa" w:w="596"/>
+            <w:tcW w:type="dxa" w:w="586"/>
           </w:tcPr>
           <w:p>
             <w:pPr>
@@ -4281,7 +4347,7 @@
               <w:rPr>
                 <w:rFonts w:ascii="Times New Roman" w:hAnsi="Times New Roman" w:eastAsia="宋体"/>
                 <w:b w:val="0"/>
-                <w:sz w:val="15"/>
+                <w:sz w:val="18"/>
               </w:rPr>
               <w:t>31.44</w:t>
             </w:r>
@@ -4291,7 +4357,7 @@
       <w:tr>
         <w:tc>
           <w:tcPr>
-            <w:tcW w:type="dxa" w:w="614"/>
+            <w:tcW w:type="dxa" w:w="598"/>
           </w:tcPr>
           <w:p>
             <w:pPr>
@@ -4302,7 +4368,7 @@
               <w:rPr>
                 <w:rFonts w:ascii="Times New Roman" w:hAnsi="Times New Roman" w:eastAsia="宋体"/>
                 <w:b w:val="0"/>
-                <w:sz w:val="15"/>
+                <w:sz w:val="18"/>
               </w:rPr>
               <w:t>48</w:t>
             </w:r>
@@ -4310,7 +4376,7 @@
         </w:tc>
         <w:tc>
           <w:tcPr>
-            <w:tcW w:type="dxa" w:w="599"/>
+            <w:tcW w:type="dxa" w:w="618"/>
           </w:tcPr>
           <w:p>
             <w:pPr>
@@ -4321,7 +4387,7 @@
               <w:rPr>
                 <w:rFonts w:ascii="Times New Roman" w:hAnsi="Times New Roman" w:eastAsia="宋体"/>
                 <w:b w:val="0"/>
-                <w:sz w:val="15"/>
+                <w:sz w:val="18"/>
               </w:rPr>
               <w:t>17.19</w:t>
             </w:r>
@@ -4329,7 +4395,7 @@
         </w:tc>
         <w:tc>
           <w:tcPr>
-            <w:tcW w:type="dxa" w:w="603"/>
+            <w:tcW w:type="dxa" w:w="590"/>
           </w:tcPr>
           <w:p>
             <w:pPr>
@@ -4340,7 +4406,7 @@
               <w:rPr>
                 <w:rFonts w:ascii="Times New Roman" w:hAnsi="Times New Roman" w:eastAsia="宋体"/>
                 <w:b w:val="0"/>
-                <w:sz w:val="15"/>
+                <w:sz w:val="18"/>
               </w:rPr>
               <w:t>979</w:t>
             </w:r>
@@ -4348,7 +4414,7 @@
         </w:tc>
         <w:tc>
           <w:tcPr>
-            <w:tcW w:type="dxa" w:w="599"/>
+            <w:tcW w:type="dxa" w:w="618"/>
           </w:tcPr>
           <w:p>
             <w:pPr>
@@ -4359,7 +4425,7 @@
               <w:rPr>
                 <w:rFonts w:ascii="Times New Roman" w:hAnsi="Times New Roman" w:eastAsia="宋体"/>
                 <w:b w:val="0"/>
-                <w:sz w:val="15"/>
+                <w:sz w:val="18"/>
               </w:rPr>
               <w:t>100.00</w:t>
             </w:r>
@@ -4367,7 +4433,7 @@
         </w:tc>
         <w:tc>
           <w:tcPr>
-            <w:tcW w:type="dxa" w:w="603"/>
+            <w:tcW w:type="dxa" w:w="620"/>
           </w:tcPr>
           <w:p>
             <w:pPr>
@@ -4378,7 +4444,7 @@
               <w:rPr>
                 <w:rFonts w:ascii="Times New Roman" w:hAnsi="Times New Roman" w:eastAsia="宋体"/>
                 <w:b w:val="0"/>
-                <w:sz w:val="15"/>
+                <w:sz w:val="18"/>
               </w:rPr>
               <w:t>0.00</w:t>
             </w:r>
@@ -4386,7 +4452,7 @@
         </w:tc>
         <w:tc>
           <w:tcPr>
-            <w:tcW w:type="dxa" w:w="610"/>
+            <w:tcW w:type="dxa" w:w="625"/>
           </w:tcPr>
           <w:p>
             <w:pPr>
@@ -4397,7 +4463,7 @@
               <w:rPr>
                 <w:rFonts w:ascii="Times New Roman" w:hAnsi="Times New Roman" w:eastAsia="宋体"/>
                 <w:b w:val="0"/>
-                <w:sz w:val="15"/>
+                <w:sz w:val="18"/>
               </w:rPr>
               <w:t>100.00</w:t>
             </w:r>
@@ -4405,7 +4471,7 @@
         </w:tc>
         <w:tc>
           <w:tcPr>
-            <w:tcW w:type="dxa" w:w="650"/>
+            <w:tcW w:type="dxa" w:w="621"/>
           </w:tcPr>
           <w:p>
             <w:pPr>
@@ -4416,7 +4482,7 @@
               <w:rPr>
                 <w:rFonts w:ascii="Times New Roman" w:hAnsi="Times New Roman" w:eastAsia="宋体"/>
                 <w:b w:val="0"/>
-                <w:sz w:val="15"/>
+                <w:sz w:val="18"/>
               </w:rPr>
               <w:t>25.83</w:t>
             </w:r>
@@ -4424,7 +4490,7 @@
         </w:tc>
         <w:tc>
           <w:tcPr>
-            <w:tcW w:type="dxa" w:w="596"/>
+            <w:tcW w:type="dxa" w:w="586"/>
           </w:tcPr>
           <w:p>
             <w:pPr>
@@ -4435,7 +4501,7 @@
               <w:rPr>
                 <w:rFonts w:ascii="Times New Roman" w:hAnsi="Times New Roman" w:eastAsia="宋体"/>
                 <w:b w:val="0"/>
-                <w:sz w:val="15"/>
+                <w:sz w:val="18"/>
               </w:rPr>
               <w:t>29.76</w:t>
             </w:r>
@@ -4445,7 +4511,7 @@
       <w:tr>
         <w:tc>
           <w:tcPr>
-            <w:tcW w:type="dxa" w:w="614"/>
+            <w:tcW w:type="dxa" w:w="598"/>
           </w:tcPr>
           <w:p>
             <w:pPr>
@@ -4456,7 +4522,7 @@
               <w:rPr>
                 <w:rFonts w:ascii="Times New Roman" w:hAnsi="Times New Roman" w:eastAsia="宋体"/>
                 <w:b w:val="0"/>
-                <w:sz w:val="15"/>
+                <w:sz w:val="18"/>
               </w:rPr>
               <w:t>64</w:t>
             </w:r>
@@ -4464,7 +4530,7 @@
         </w:tc>
         <w:tc>
           <w:tcPr>
-            <w:tcW w:type="dxa" w:w="599"/>
+            <w:tcW w:type="dxa" w:w="618"/>
           </w:tcPr>
           <w:p>
             <w:pPr>
@@ -4475,7 +4541,7 @@
               <w:rPr>
                 <w:rFonts w:ascii="Times New Roman" w:hAnsi="Times New Roman" w:eastAsia="宋体"/>
                 <w:b w:val="0"/>
-                <w:sz w:val="15"/>
+                <w:sz w:val="18"/>
               </w:rPr>
               <w:t>23.59</w:t>
             </w:r>
@@ -4483,7 +4549,7 @@
         </w:tc>
         <w:tc>
           <w:tcPr>
-            <w:tcW w:type="dxa" w:w="603"/>
+            <w:tcW w:type="dxa" w:w="590"/>
           </w:tcPr>
           <w:p>
             <w:pPr>
@@ -4494,7 +4560,7 @@
               <w:rPr>
                 <w:rFonts w:ascii="Times New Roman" w:hAnsi="Times New Roman" w:eastAsia="宋体"/>
                 <w:b w:val="0"/>
-                <w:sz w:val="15"/>
+                <w:sz w:val="18"/>
               </w:rPr>
               <w:t>1 344</w:t>
             </w:r>
@@ -4502,7 +4568,7 @@
         </w:tc>
         <w:tc>
           <w:tcPr>
-            <w:tcW w:type="dxa" w:w="599"/>
+            <w:tcW w:type="dxa" w:w="618"/>
           </w:tcPr>
           <w:p>
             <w:pPr>
@@ -4513,7 +4579,7 @@
               <w:rPr>
                 <w:rFonts w:ascii="Times New Roman" w:hAnsi="Times New Roman" w:eastAsia="宋体"/>
                 <w:b w:val="0"/>
-                <w:sz w:val="15"/>
+                <w:sz w:val="18"/>
               </w:rPr>
               <w:t>100.00</w:t>
             </w:r>
@@ -4521,7 +4587,7 @@
         </w:tc>
         <w:tc>
           <w:tcPr>
-            <w:tcW w:type="dxa" w:w="603"/>
+            <w:tcW w:type="dxa" w:w="620"/>
           </w:tcPr>
           <w:p>
             <w:pPr>
@@ -4532,7 +4598,7 @@
               <w:rPr>
                 <w:rFonts w:ascii="Times New Roman" w:hAnsi="Times New Roman" w:eastAsia="宋体"/>
                 <w:b w:val="0"/>
-                <w:sz w:val="15"/>
+                <w:sz w:val="18"/>
               </w:rPr>
               <w:t>0.00</w:t>
             </w:r>
@@ -4540,7 +4606,7 @@
         </w:tc>
         <w:tc>
           <w:tcPr>
-            <w:tcW w:type="dxa" w:w="610"/>
+            <w:tcW w:type="dxa" w:w="625"/>
           </w:tcPr>
           <w:p>
             <w:pPr>
@@ -4551,7 +4617,7 @@
               <w:rPr>
                 <w:rFonts w:ascii="Times New Roman" w:hAnsi="Times New Roman" w:eastAsia="宋体"/>
                 <w:b w:val="0"/>
-                <w:sz w:val="15"/>
+                <w:sz w:val="18"/>
               </w:rPr>
               <w:t>100.00</w:t>
             </w:r>
@@ -4559,7 +4625,7 @@
         </w:tc>
         <w:tc>
           <w:tcPr>
-            <w:tcW w:type="dxa" w:w="650"/>
+            <w:tcW w:type="dxa" w:w="621"/>
           </w:tcPr>
           <w:p>
             <w:pPr>
@@ -4570,7 +4636,7 @@
               <w:rPr>
                 <w:rFonts w:ascii="Times New Roman" w:hAnsi="Times New Roman" w:eastAsia="宋体"/>
                 <w:b w:val="0"/>
-                <w:sz w:val="15"/>
+                <w:sz w:val="18"/>
               </w:rPr>
               <w:t>25.83</w:t>
             </w:r>
@@ -4578,7 +4644,7 @@
         </w:tc>
         <w:tc>
           <w:tcPr>
-            <w:tcW w:type="dxa" w:w="596"/>
+            <w:tcW w:type="dxa" w:w="586"/>
           </w:tcPr>
           <w:p>
             <w:pPr>
@@ -4589,7 +4655,7 @@
               <w:rPr>
                 <w:rFonts w:ascii="Times New Roman" w:hAnsi="Times New Roman" w:eastAsia="宋体"/>
                 <w:b w:val="0"/>
-                <w:sz w:val="15"/>
+                <w:sz w:val="18"/>
               </w:rPr>
               <w:t>28.60</w:t>
             </w:r>
@@ -4599,7 +4665,7 @@
       <w:tr>
         <w:tc>
           <w:tcPr>
-            <w:tcW w:type="dxa" w:w="614"/>
+            <w:tcW w:type="dxa" w:w="598"/>
           </w:tcPr>
           <w:p>
             <w:pPr>
@@ -4610,7 +4676,7 @@
               <w:rPr>
                 <w:rFonts w:ascii="Times New Roman" w:hAnsi="Times New Roman" w:eastAsia="宋体"/>
                 <w:b w:val="0"/>
-                <w:sz w:val="15"/>
+                <w:sz w:val="18"/>
               </w:rPr>
               <w:t>96</w:t>
             </w:r>
@@ -4618,7 +4684,7 @@
         </w:tc>
         <w:tc>
           <w:tcPr>
-            <w:tcW w:type="dxa" w:w="599"/>
+            <w:tcW w:type="dxa" w:w="618"/>
           </w:tcPr>
           <w:p>
             <w:pPr>
@@ -4629,7 +4695,7 @@
               <w:rPr>
                 <w:rFonts w:ascii="Times New Roman" w:hAnsi="Times New Roman" w:eastAsia="宋体"/>
                 <w:b w:val="0"/>
-                <w:sz w:val="15"/>
+                <w:sz w:val="18"/>
               </w:rPr>
               <w:t>36.39</w:t>
             </w:r>
@@ -4637,7 +4703,7 @@
         </w:tc>
         <w:tc>
           <w:tcPr>
-            <w:tcW w:type="dxa" w:w="603"/>
+            <w:tcW w:type="dxa" w:w="590"/>
           </w:tcPr>
           <w:p>
             <w:pPr>
@@ -4648,7 +4714,7 @@
               <w:rPr>
                 <w:rFonts w:ascii="Times New Roman" w:hAnsi="Times New Roman" w:eastAsia="宋体"/>
                 <w:b w:val="0"/>
-                <w:sz w:val="15"/>
+                <w:sz w:val="18"/>
               </w:rPr>
               <w:t>2 073</w:t>
             </w:r>
@@ -4656,7 +4722,7 @@
         </w:tc>
         <w:tc>
           <w:tcPr>
-            <w:tcW w:type="dxa" w:w="599"/>
+            <w:tcW w:type="dxa" w:w="618"/>
           </w:tcPr>
           <w:p>
             <w:pPr>
@@ -4667,7 +4733,7 @@
               <w:rPr>
                 <w:rFonts w:ascii="Times New Roman" w:hAnsi="Times New Roman" w:eastAsia="宋体"/>
                 <w:b w:val="0"/>
-                <w:sz w:val="15"/>
+                <w:sz w:val="18"/>
               </w:rPr>
               <w:t>100.00</w:t>
             </w:r>
@@ -4675,7 +4741,7 @@
         </w:tc>
         <w:tc>
           <w:tcPr>
-            <w:tcW w:type="dxa" w:w="603"/>
+            <w:tcW w:type="dxa" w:w="620"/>
           </w:tcPr>
           <w:p>
             <w:pPr>
@@ -4686,7 +4752,7 @@
               <w:rPr>
                 <w:rFonts w:ascii="Times New Roman" w:hAnsi="Times New Roman" w:eastAsia="宋体"/>
                 <w:b w:val="0"/>
-                <w:sz w:val="15"/>
+                <w:sz w:val="18"/>
               </w:rPr>
               <w:t>29.89</w:t>
             </w:r>
@@ -4694,7 +4760,7 @@
         </w:tc>
         <w:tc>
           <w:tcPr>
-            <w:tcW w:type="dxa" w:w="610"/>
+            <w:tcW w:type="dxa" w:w="625"/>
           </w:tcPr>
           <w:p>
             <w:pPr>
@@ -4705,7 +4771,7 @@
               <w:rPr>
                 <w:rFonts w:ascii="Times New Roman" w:hAnsi="Times New Roman" w:eastAsia="宋体"/>
                 <w:b w:val="0"/>
-                <w:sz w:val="15"/>
+                <w:sz w:val="18"/>
               </w:rPr>
               <w:t>70.11</w:t>
             </w:r>
@@ -4713,7 +4779,7 @@
         </w:tc>
         <w:tc>
           <w:tcPr>
-            <w:tcW w:type="dxa" w:w="650"/>
+            <w:tcW w:type="dxa" w:w="621"/>
           </w:tcPr>
           <w:p>
             <w:pPr>
@@ -4724,7 +4790,7 @@
               <w:rPr>
                 <w:rFonts w:ascii="Times New Roman" w:hAnsi="Times New Roman" w:eastAsia="宋体"/>
                 <w:b w:val="0"/>
-                <w:sz w:val="15"/>
+                <w:sz w:val="18"/>
               </w:rPr>
               <w:t>18.11</w:t>
             </w:r>
@@ -4732,7 +4798,7 @@
         </w:tc>
         <w:tc>
           <w:tcPr>
-            <w:tcW w:type="dxa" w:w="596"/>
+            <w:tcW w:type="dxa" w:w="586"/>
           </w:tcPr>
           <w:p>
             <w:pPr>
@@ -4743,7 +4809,7 @@
               <w:rPr>
                 <w:rFonts w:ascii="Times New Roman" w:hAnsi="Times New Roman" w:eastAsia="宋体"/>
                 <w:b w:val="0"/>
-                <w:sz w:val="15"/>
+                <w:sz w:val="18"/>
               </w:rPr>
               <w:t>24.40</w:t>
             </w:r>
@@ -4753,7 +4819,7 @@
       <w:tr>
         <w:tc>
           <w:tcPr>
-            <w:tcW w:type="dxa" w:w="614"/>
+            <w:tcW w:type="dxa" w:w="598"/>
           </w:tcPr>
           <w:p>
             <w:pPr>
@@ -4764,7 +4830,7 @@
               <w:rPr>
                 <w:rFonts w:ascii="Times New Roman" w:hAnsi="Times New Roman" w:eastAsia="宋体"/>
                 <w:b w:val="0"/>
-                <w:sz w:val="15"/>
+                <w:sz w:val="18"/>
               </w:rPr>
               <w:t>128</w:t>
             </w:r>
@@ -4772,7 +4838,7 @@
         </w:tc>
         <w:tc>
           <w:tcPr>
-            <w:tcW w:type="dxa" w:w="599"/>
+            <w:tcW w:type="dxa" w:w="618"/>
           </w:tcPr>
           <w:p>
             <w:pPr>
@@ -4783,7 +4849,7 @@
               <w:rPr>
                 <w:rFonts w:ascii="Times New Roman" w:hAnsi="Times New Roman" w:eastAsia="宋体"/>
                 <w:b w:val="0"/>
-                <w:sz w:val="15"/>
+                <w:sz w:val="18"/>
               </w:rPr>
               <w:t>49.19</w:t>
             </w:r>
@@ -4791,7 +4857,7 @@
         </w:tc>
         <w:tc>
           <w:tcPr>
-            <w:tcW w:type="dxa" w:w="603"/>
+            <w:tcW w:type="dxa" w:w="590"/>
           </w:tcPr>
           <w:p>
             <w:pPr>
@@ -4802,7 +4868,7 @@
               <w:rPr>
                 <w:rFonts w:ascii="Times New Roman" w:hAnsi="Times New Roman" w:eastAsia="宋体"/>
                 <w:b w:val="0"/>
-                <w:sz w:val="15"/>
+                <w:sz w:val="18"/>
               </w:rPr>
               <w:t>2 802</w:t>
             </w:r>
@@ -4810,7 +4876,7 @@
         </w:tc>
         <w:tc>
           <w:tcPr>
-            <w:tcW w:type="dxa" w:w="599"/>
+            <w:tcW w:type="dxa" w:w="618"/>
           </w:tcPr>
           <w:p>
             <w:pPr>
@@ -4821,7 +4887,7 @@
               <w:rPr>
                 <w:rFonts w:ascii="Times New Roman" w:hAnsi="Times New Roman" w:eastAsia="宋体"/>
                 <w:b w:val="0"/>
-                <w:sz w:val="15"/>
+                <w:sz w:val="18"/>
               </w:rPr>
               <w:t>100.00</w:t>
             </w:r>
@@ -4829,7 +4895,7 @@
         </w:tc>
         <w:tc>
           <w:tcPr>
-            <w:tcW w:type="dxa" w:w="603"/>
+            <w:tcW w:type="dxa" w:w="620"/>
           </w:tcPr>
           <w:p>
             <w:pPr>
@@ -4840,7 +4906,7 @@
               <w:rPr>
                 <w:rFonts w:ascii="Times New Roman" w:hAnsi="Times New Roman" w:eastAsia="宋体"/>
                 <w:b w:val="0"/>
-                <w:sz w:val="15"/>
+                <w:sz w:val="18"/>
               </w:rPr>
               <w:t>32.21</w:t>
             </w:r>
@@ -4848,7 +4914,7 @@
         </w:tc>
         <w:tc>
           <w:tcPr>
-            <w:tcW w:type="dxa" w:w="610"/>
+            <w:tcW w:type="dxa" w:w="625"/>
           </w:tcPr>
           <w:p>
             <w:pPr>
@@ -4859,7 +4925,7 @@
               <w:rPr>
                 <w:rFonts w:ascii="Times New Roman" w:hAnsi="Times New Roman" w:eastAsia="宋体"/>
                 <w:b w:val="0"/>
-                <w:sz w:val="15"/>
+                <w:sz w:val="18"/>
               </w:rPr>
               <w:t>67.79</w:t>
             </w:r>
@@ -4867,7 +4933,7 @@
         </w:tc>
         <w:tc>
           <w:tcPr>
-            <w:tcW w:type="dxa" w:w="650"/>
+            <w:tcW w:type="dxa" w:w="621"/>
           </w:tcPr>
           <w:p>
             <w:pPr>
@@ -4878,7 +4944,7 @@
               <w:rPr>
                 <w:rFonts w:ascii="Times New Roman" w:hAnsi="Times New Roman" w:eastAsia="宋体"/>
                 <w:b w:val="0"/>
-                <w:sz w:val="15"/>
+                <w:sz w:val="18"/>
               </w:rPr>
               <w:t>17.51</w:t>
             </w:r>
@@ -4886,7 +4952,7 @@
         </w:tc>
         <w:tc>
           <w:tcPr>
-            <w:tcW w:type="dxa" w:w="596"/>
+            <w:tcW w:type="dxa" w:w="586"/>
           </w:tcPr>
           <w:p>
             <w:pPr>
@@ -4897,7 +4963,7 @@
               <w:rPr>
                 <w:rFonts w:ascii="Times New Roman" w:hAnsi="Times New Roman" w:eastAsia="宋体"/>
                 <w:b w:val="0"/>
-                <w:sz w:val="15"/>
+                <w:sz w:val="18"/>
               </w:rPr>
               <w:t>29.40</w:t>
             </w:r>
@@ -4907,7 +4973,7 @@
       <w:tr>
         <w:tc>
           <w:tcPr>
-            <w:tcW w:type="dxa" w:w="614"/>
+            <w:tcW w:type="dxa" w:w="598"/>
           </w:tcPr>
           <w:p>
             <w:pPr>
@@ -4918,7 +4984,7 @@
               <w:rPr>
                 <w:rFonts w:ascii="Times New Roman" w:hAnsi="Times New Roman" w:eastAsia="宋体"/>
                 <w:b w:val="0"/>
-                <w:sz w:val="15"/>
+                <w:sz w:val="18"/>
               </w:rPr>
               <w:t>160</w:t>
             </w:r>
@@ -4926,7 +4992,7 @@
         </w:tc>
         <w:tc>
           <w:tcPr>
-            <w:tcW w:type="dxa" w:w="599"/>
+            <w:tcW w:type="dxa" w:w="618"/>
           </w:tcPr>
           <w:p>
             <w:pPr>
@@ -4937,7 +5003,7 @@
               <w:rPr>
                 <w:rFonts w:ascii="Times New Roman" w:hAnsi="Times New Roman" w:eastAsia="宋体"/>
                 <w:b w:val="0"/>
-                <w:sz w:val="15"/>
+                <w:sz w:val="18"/>
               </w:rPr>
               <w:t>61.99</w:t>
             </w:r>
@@ -4945,7 +5011,7 @@
         </w:tc>
         <w:tc>
           <w:tcPr>
-            <w:tcW w:type="dxa" w:w="603"/>
+            <w:tcW w:type="dxa" w:w="590"/>
           </w:tcPr>
           <w:p>
             <w:pPr>
@@ -4956,7 +5022,7 @@
               <w:rPr>
                 <w:rFonts w:ascii="Times New Roman" w:hAnsi="Times New Roman" w:eastAsia="宋体"/>
                 <w:b w:val="0"/>
-                <w:sz w:val="15"/>
+                <w:sz w:val="18"/>
               </w:rPr>
               <w:t>3 531</w:t>
             </w:r>
@@ -4964,7 +5030,7 @@
         </w:tc>
         <w:tc>
           <w:tcPr>
-            <w:tcW w:type="dxa" w:w="599"/>
+            <w:tcW w:type="dxa" w:w="618"/>
           </w:tcPr>
           <w:p>
             <w:pPr>
@@ -4975,7 +5041,7 @@
               <w:rPr>
                 <w:rFonts w:ascii="Times New Roman" w:hAnsi="Times New Roman" w:eastAsia="宋体"/>
                 <w:b w:val="0"/>
-                <w:sz w:val="15"/>
+                <w:sz w:val="18"/>
               </w:rPr>
               <w:t>100.00</w:t>
             </w:r>
@@ -4983,7 +5049,7 @@
         </w:tc>
         <w:tc>
           <w:tcPr>
-            <w:tcW w:type="dxa" w:w="603"/>
+            <w:tcW w:type="dxa" w:w="620"/>
           </w:tcPr>
           <w:p>
             <w:pPr>
@@ -4994,7 +5060,7 @@
               <w:rPr>
                 <w:rFonts w:ascii="Times New Roman" w:hAnsi="Times New Roman" w:eastAsia="宋体"/>
                 <w:b w:val="0"/>
-                <w:sz w:val="15"/>
+                <w:sz w:val="18"/>
               </w:rPr>
               <w:t>33.10</w:t>
             </w:r>
@@ -5002,7 +5068,7 @@
         </w:tc>
         <w:tc>
           <w:tcPr>
-            <w:tcW w:type="dxa" w:w="610"/>
+            <w:tcW w:type="dxa" w:w="625"/>
           </w:tcPr>
           <w:p>
             <w:pPr>
@@ -5013,7 +5079,7 @@
               <w:rPr>
                 <w:rFonts w:ascii="Times New Roman" w:hAnsi="Times New Roman" w:eastAsia="宋体"/>
                 <w:b w:val="0"/>
-                <w:sz w:val="15"/>
+                <w:sz w:val="18"/>
               </w:rPr>
               <w:t>66.90</w:t>
             </w:r>
@@ -5021,7 +5087,7 @@
         </w:tc>
         <w:tc>
           <w:tcPr>
-            <w:tcW w:type="dxa" w:w="650"/>
+            <w:tcW w:type="dxa" w:w="621"/>
           </w:tcPr>
           <w:p>
             <w:pPr>
@@ -5032,7 +5098,7 @@
               <w:rPr>
                 <w:rFonts w:ascii="Times New Roman" w:hAnsi="Times New Roman" w:eastAsia="宋体"/>
                 <w:b w:val="0"/>
-                <w:sz w:val="15"/>
+                <w:sz w:val="18"/>
               </w:rPr>
               <w:t>17.28</w:t>
             </w:r>
@@ -5040,7 +5106,7 @@
         </w:tc>
         <w:tc>
           <w:tcPr>
-            <w:tcW w:type="dxa" w:w="596"/>
+            <w:tcW w:type="dxa" w:w="586"/>
           </w:tcPr>
           <w:p>
             <w:pPr>
@@ -5051,7 +5117,7 @@
               <w:rPr>
                 <w:rFonts w:ascii="Times New Roman" w:hAnsi="Times New Roman" w:eastAsia="宋体"/>
                 <w:b w:val="0"/>
-                <w:sz w:val="15"/>
+                <w:sz w:val="18"/>
               </w:rPr>
               <w:t>26.31</w:t>
             </w:r>
@@ -5061,7 +5127,7 @@
       <w:tr>
         <w:tc>
           <w:tcPr>
-            <w:tcW w:type="dxa" w:w="614"/>
+            <w:tcW w:type="dxa" w:w="598"/>
           </w:tcPr>
           <w:p>
             <w:pPr>
@@ -5072,7 +5138,7 @@
               <w:rPr>
                 <w:rFonts w:ascii="Times New Roman" w:hAnsi="Times New Roman" w:eastAsia="宋体"/>
                 <w:b w:val="0"/>
-                <w:sz w:val="15"/>
+                <w:sz w:val="18"/>
               </w:rPr>
               <w:t>192</w:t>
             </w:r>
@@ -5080,7 +5146,7 @@
         </w:tc>
         <w:tc>
           <w:tcPr>
-            <w:tcW w:type="dxa" w:w="599"/>
+            <w:tcW w:type="dxa" w:w="618"/>
           </w:tcPr>
           <w:p>
             <w:pPr>
@@ -5091,7 +5157,7 @@
               <w:rPr>
                 <w:rFonts w:ascii="Times New Roman" w:hAnsi="Times New Roman" w:eastAsia="宋体"/>
                 <w:b w:val="0"/>
-                <w:sz w:val="15"/>
+                <w:sz w:val="18"/>
               </w:rPr>
               <w:t>77.00</w:t>
             </w:r>
@@ -5099,7 +5165,7 @@
         </w:tc>
         <w:tc>
           <w:tcPr>
-            <w:tcW w:type="dxa" w:w="603"/>
+            <w:tcW w:type="dxa" w:w="590"/>
           </w:tcPr>
           <w:p>
             <w:pPr>
@@ -5110,7 +5176,7 @@
               <w:rPr>
                 <w:rFonts w:ascii="Times New Roman" w:hAnsi="Times New Roman" w:eastAsia="宋体"/>
                 <w:b w:val="0"/>
-                <w:sz w:val="15"/>
+                <w:sz w:val="18"/>
               </w:rPr>
               <w:t>4 386</w:t>
             </w:r>
@@ -5118,7 +5184,7 @@
         </w:tc>
         <w:tc>
           <w:tcPr>
-            <w:tcW w:type="dxa" w:w="599"/>
+            <w:tcW w:type="dxa" w:w="618"/>
           </w:tcPr>
           <w:p>
             <w:pPr>
@@ -5129,7 +5195,7 @@
               <w:rPr>
                 <w:rFonts w:ascii="Times New Roman" w:hAnsi="Times New Roman" w:eastAsia="宋体"/>
                 <w:b w:val="0"/>
-                <w:sz w:val="15"/>
+                <w:sz w:val="18"/>
               </w:rPr>
               <w:t>100.00</w:t>
             </w:r>
@@ -5137,7 +5203,7 @@
         </w:tc>
         <w:tc>
           <w:tcPr>
-            <w:tcW w:type="dxa" w:w="603"/>
+            <w:tcW w:type="dxa" w:w="620"/>
           </w:tcPr>
           <w:p>
             <w:pPr>
@@ -5148,7 +5214,7 @@
               <w:rPr>
                 <w:rFonts w:ascii="Times New Roman" w:hAnsi="Times New Roman" w:eastAsia="宋体"/>
                 <w:b w:val="0"/>
-                <w:sz w:val="15"/>
+                <w:sz w:val="18"/>
               </w:rPr>
               <w:t>35.54</w:t>
             </w:r>
@@ -5156,7 +5222,7 @@
         </w:tc>
         <w:tc>
           <w:tcPr>
-            <w:tcW w:type="dxa" w:w="610"/>
+            <w:tcW w:type="dxa" w:w="625"/>
           </w:tcPr>
           <w:p>
             <w:pPr>
@@ -5167,7 +5233,7 @@
               <w:rPr>
                 <w:rFonts w:ascii="Times New Roman" w:hAnsi="Times New Roman" w:eastAsia="宋体"/>
                 <w:b w:val="0"/>
-                <w:sz w:val="15"/>
+                <w:sz w:val="18"/>
               </w:rPr>
               <w:t>64.46</w:t>
             </w:r>
@@ -5175,7 +5241,7 @@
         </w:tc>
         <w:tc>
           <w:tcPr>
-            <w:tcW w:type="dxa" w:w="650"/>
+            <w:tcW w:type="dxa" w:w="621"/>
           </w:tcPr>
           <w:p>
             <w:pPr>
@@ -5186,7 +5252,7 @@
               <w:rPr>
                 <w:rFonts w:ascii="Times New Roman" w:hAnsi="Times New Roman" w:eastAsia="宋体"/>
                 <w:b w:val="0"/>
-                <w:sz w:val="15"/>
+                <w:sz w:val="18"/>
               </w:rPr>
               <w:t>16.65</w:t>
             </w:r>
@@ -5194,7 +5260,7 @@
         </w:tc>
         <w:tc>
           <w:tcPr>
-            <w:tcW w:type="dxa" w:w="596"/>
+            <w:tcW w:type="dxa" w:w="586"/>
           </w:tcPr>
           <w:p>
             <w:pPr>
@@ -5205,7 +5271,7 @@
               <w:rPr>
                 <w:rFonts w:ascii="Times New Roman" w:hAnsi="Times New Roman" w:eastAsia="宋体"/>
                 <w:b w:val="0"/>
-                <w:sz w:val="15"/>
+                <w:sz w:val="18"/>
               </w:rPr>
               <w:t>21.32</w:t>
             </w:r>
@@ -5215,7 +5281,7 @@
       <w:tr>
         <w:tc>
           <w:tcPr>
-            <w:tcW w:type="dxa" w:w="614"/>
+            <w:tcW w:type="dxa" w:w="598"/>
           </w:tcPr>
           <w:p>
             <w:pPr>
@@ -5226,7 +5292,7 @@
               <w:rPr>
                 <w:rFonts w:ascii="Times New Roman" w:hAnsi="Times New Roman" w:eastAsia="宋体"/>
                 <w:b w:val="0"/>
-                <w:sz w:val="15"/>
+                <w:sz w:val="18"/>
               </w:rPr>
               <w:t>224</w:t>
             </w:r>
@@ -5234,7 +5300,7 @@
         </w:tc>
         <w:tc>
           <w:tcPr>
-            <w:tcW w:type="dxa" w:w="599"/>
+            <w:tcW w:type="dxa" w:w="618"/>
           </w:tcPr>
           <w:p>
             <w:pPr>
@@ -5245,7 +5311,7 @@
               <w:rPr>
                 <w:rFonts w:ascii="Times New Roman" w:hAnsi="Times New Roman" w:eastAsia="宋体"/>
                 <w:b w:val="0"/>
-                <w:sz w:val="15"/>
+                <w:sz w:val="18"/>
               </w:rPr>
               <w:t>108.98</w:t>
             </w:r>
@@ -5253,7 +5319,7 @@
         </w:tc>
         <w:tc>
           <w:tcPr>
-            <w:tcW w:type="dxa" w:w="603"/>
+            <w:tcW w:type="dxa" w:w="590"/>
           </w:tcPr>
           <w:p>
             <w:pPr>
@@ -5264,7 +5330,7 @@
               <w:rPr>
                 <w:rFonts w:ascii="Times New Roman" w:hAnsi="Times New Roman" w:eastAsia="宋体"/>
                 <w:b w:val="0"/>
-                <w:sz w:val="15"/>
+                <w:sz w:val="18"/>
               </w:rPr>
               <w:t>6 208</w:t>
             </w:r>
@@ -5272,7 +5338,7 @@
         </w:tc>
         <w:tc>
           <w:tcPr>
-            <w:tcW w:type="dxa" w:w="599"/>
+            <w:tcW w:type="dxa" w:w="618"/>
           </w:tcPr>
           <w:p>
             <w:pPr>
@@ -5283,7 +5349,7 @@
               <w:rPr>
                 <w:rFonts w:ascii="Times New Roman" w:hAnsi="Times New Roman" w:eastAsia="宋体"/>
                 <w:b w:val="0"/>
-                <w:sz w:val="15"/>
+                <w:sz w:val="18"/>
               </w:rPr>
               <w:t>99.93</w:t>
             </w:r>
@@ -5291,7 +5357,7 @@
         </w:tc>
         <w:tc>
           <w:tcPr>
-            <w:tcW w:type="dxa" w:w="603"/>
+            <w:tcW w:type="dxa" w:w="620"/>
           </w:tcPr>
           <w:p>
             <w:pPr>
@@ -5302,7 +5368,7 @@
               <w:rPr>
                 <w:rFonts w:ascii="Times New Roman" w:hAnsi="Times New Roman" w:eastAsia="宋体"/>
                 <w:b w:val="0"/>
-                <w:sz w:val="15"/>
+                <w:sz w:val="18"/>
               </w:rPr>
               <w:t>43.75</w:t>
             </w:r>
@@ -5310,7 +5376,7 @@
         </w:tc>
         <w:tc>
           <w:tcPr>
-            <w:tcW w:type="dxa" w:w="610"/>
+            <w:tcW w:type="dxa" w:w="625"/>
           </w:tcPr>
           <w:p>
             <w:pPr>
@@ -5321,7 +5387,7 @@
               <w:rPr>
                 <w:rFonts w:ascii="Times New Roman" w:hAnsi="Times New Roman" w:eastAsia="宋体"/>
                 <w:b w:val="0"/>
-                <w:sz w:val="15"/>
+                <w:sz w:val="18"/>
               </w:rPr>
               <w:t>56.18</w:t>
             </w:r>
@@ -5329,7 +5395,7 @@
         </w:tc>
         <w:tc>
           <w:tcPr>
-            <w:tcW w:type="dxa" w:w="650"/>
+            <w:tcW w:type="dxa" w:w="621"/>
           </w:tcPr>
           <w:p>
             <w:pPr>
@@ -5340,7 +5406,7 @@
               <w:rPr>
                 <w:rFonts w:ascii="Times New Roman" w:hAnsi="Times New Roman" w:eastAsia="宋体"/>
                 <w:b w:val="0"/>
-                <w:sz w:val="15"/>
+                <w:sz w:val="18"/>
               </w:rPr>
               <w:t>14.53</w:t>
             </w:r>
@@ -5348,7 +5414,7 @@
         </w:tc>
         <w:tc>
           <w:tcPr>
-            <w:tcW w:type="dxa" w:w="596"/>
+            <w:tcW w:type="dxa" w:w="586"/>
           </w:tcPr>
           <w:p>
             <w:pPr>
@@ -5359,7 +5425,7 @@
               <w:rPr>
                 <w:rFonts w:ascii="Times New Roman" w:hAnsi="Times New Roman" w:eastAsia="宋体"/>
                 <w:b w:val="0"/>
-                <w:sz w:val="15"/>
+                <w:sz w:val="18"/>
               </w:rPr>
               <w:t>19.21</w:t>
             </w:r>
@@ -5528,7 +5594,7 @@
           <w:b w:val="0"/>
           <w:sz w:val="15"/>
         </w:rPr>
-        <w:t>图 1　键平面与字节平面在内存阶梯上的分离（数据同表 3）</w:t>
+        <w:t>图 1　内存阶梯上的键平面与字节平面</w:t>
       </w:r>
     </w:p>
     <w:p>
@@ -5542,7 +5608,7 @@
           <w:b w:val="0"/>
           <w:sz w:val="15"/>
         </w:rPr>
-        <w:t>Fig.1　Separation of the request plane and the byte plane along the memory sweep (same data as Table 3)</w:t>
+        <w:t>Fig.1　Request plane and byte plane along the memory sweep</w:t>
       </w:r>
     </w:p>
     <w:p>
@@ -5718,7 +5784,7 @@
           <w:b w:val="0"/>
           <w:sz w:val="15"/>
         </w:rPr>
-        <w:t>图 2　恒等式核验：引擎字节命中率口径 vs 由字节台账独立算得的 X_byte（24 点）</w:t>
+        <w:t>图 2　引擎自报字节命中率与字节台账重算值的一致性</w:t>
       </w:r>
     </w:p>
     <w:p>
@@ -5732,7 +5798,7 @@
           <w:b w:val="0"/>
           <w:sz w:val="15"/>
         </w:rPr>
-        <w:t>Fig.2　Verification of the identity: engine reported byte hit ratio vs X_byte recomputed from the byte accounting (24 points)</w:t>
+        <w:t>Fig.2　Engine-reported byte hit ratio against the value recomputed from the byte ledger</w:t>
       </w:r>
     </w:p>
     <w:p>
@@ -5835,7 +5901,7 @@
           <w:b w:val="0"/>
           <w:sz w:val="15"/>
         </w:rPr>
-        <w:t>表 4　驻留配额扫描台账（主机 A，N = 8）</w:t>
+        <w:t>表 4　驻留配额扫描台账</w:t>
       </w:r>
     </w:p>
     <w:p>
@@ -5849,7 +5915,7 @@
           <w:b w:val="0"/>
           <w:sz w:val="15"/>
         </w:rPr>
-        <w:t>Table 4　Residence-quota scan ledger (host A, N = 8)</w:t>
+        <w:t>Table 4　Residence-quota scan ledger</w:t>
       </w:r>
     </w:p>
     <w:tbl>
@@ -5858,29 +5924,35 @@
         <w:tblW w:type="auto" w:w="0"/>
         <w:tblLook w:firstColumn="1" w:firstRow="1" w:lastColumn="0" w:lastRow="0" w:noHBand="0" w:noVBand="1" w:val="04A0"/>
         <w:tblBorders>
-          <w:top w:val="single" w:sz="8" w:space="0" w:color="000000"/>
-          <w:left w:val="single" w:sz="4" w:space="0" w:color="000000"/>
-          <w:bottom w:val="single" w:sz="8" w:space="0" w:color="000000"/>
-          <w:right w:val="single" w:sz="4" w:space="0" w:color="000000"/>
-          <w:insideH w:val="single" w:sz="4" w:space="0" w:color="000000"/>
-          <w:insideV w:val="single" w:sz="4" w:space="0" w:color="000000"/>
+          <w:top w:val="single" w:sz="12" w:space="0" w:color="000000"/>
+          <w:bottom w:val="single" w:sz="12" w:space="0" w:color="000000"/>
+          <w:left w:val="none" w:sz="0" w:color="auto"/>
+          <w:right w:val="none" w:sz="0" w:color="auto"/>
+          <w:insideH w:val="none" w:sz="0" w:color="auto"/>
+          <w:insideV w:val="none" w:sz="0" w:color="auto"/>
         </w:tblBorders>
+        <w:tblCellMar>
+          <w:left w:w="40" w:type="dxa"/>
+          <w:right w:w="40" w:type="dxa"/>
+        </w:tblCellMar>
         <w:tblLayout w:type="fixed"/>
       </w:tblPr>
       <w:tblGrid>
-        <w:gridCol w:w="690"/>
-        <w:gridCol w:w="671"/>
-        <w:gridCol w:w="690"/>
-        <w:gridCol w:w="737"/>
-        <w:gridCol w:w="661"/>
-        <w:gridCol w:w="784"/>
-        <w:gridCol w:w="643"/>
+        <w:gridCol w:w="686"/>
+        <w:gridCol w:w="667"/>
+        <w:gridCol w:w="686"/>
+        <w:gridCol w:w="731"/>
+        <w:gridCol w:w="688"/>
+        <w:gridCol w:w="777"/>
+        <w:gridCol w:w="640"/>
       </w:tblGrid>
       <w:tr>
         <w:tc>
           <w:tcPr>
-            <w:tcW w:type="dxa" w:w="690"/>
-            <w:shd w:val="clear" w:fill="F2F2F2"/>
+            <w:tcW w:type="dxa" w:w="686"/>
+            <w:tcBorders>
+              <w:bottom w:val="single" w:sz="6" w:space="0" w:color="000000"/>
+            </w:tcBorders>
           </w:tcPr>
           <w:p>
             <w:pPr>
@@ -5891,7 +5963,7 @@
               <w:rPr>
                 <w:rFonts w:ascii="Times New Roman" w:hAnsi="Times New Roman" w:eastAsia="黑体"/>
                 <w:b/>
-                <w:sz w:val="16"/>
+                <w:sz w:val="18"/>
               </w:rPr>
               <w:t>主机内存/GB</w:t>
             </w:r>
@@ -5899,8 +5971,10 @@
         </w:tc>
         <w:tc>
           <w:tcPr>
-            <w:tcW w:type="dxa" w:w="671"/>
-            <w:shd w:val="clear" w:fill="F2F2F2"/>
+            <w:tcW w:type="dxa" w:w="667"/>
+            <w:tcBorders>
+              <w:bottom w:val="single" w:sz="6" w:space="0" w:color="000000"/>
+            </w:tcBorders>
           </w:tcPr>
           <w:p>
             <w:pPr>
@@ -5911,7 +5985,7 @@
               <w:rPr>
                 <w:rFonts w:ascii="Times New Roman" w:hAnsi="Times New Roman" w:eastAsia="黑体"/>
                 <w:b/>
-                <w:sz w:val="16"/>
+                <w:sz w:val="18"/>
               </w:rPr>
               <w:t>稠密层/GB</w:t>
             </w:r>
@@ -5919,8 +5993,10 @@
         </w:tc>
         <w:tc>
           <w:tcPr>
-            <w:tcW w:type="dxa" w:w="690"/>
-            <w:shd w:val="clear" w:fill="F2F2F2"/>
+            <w:tcW w:type="dxa" w:w="686"/>
+            <w:tcBorders>
+              <w:bottom w:val="single" w:sz="6" w:space="0" w:color="000000"/>
+            </w:tcBorders>
           </w:tcPr>
           <w:p>
             <w:pPr>
@@ -5931,7 +6007,7 @@
               <w:rPr>
                 <w:rFonts w:ascii="Times New Roman" w:hAnsi="Times New Roman" w:eastAsia="黑体"/>
                 <w:b/>
-                <w:sz w:val="16"/>
+                <w:sz w:val="18"/>
               </w:rPr>
               <w:t>专家缓存/GB</w:t>
             </w:r>
@@ -5939,8 +6015,10 @@
         </w:tc>
         <w:tc>
           <w:tcPr>
-            <w:tcW w:type="dxa" w:w="737"/>
-            <w:shd w:val="clear" w:fill="F2F2F2"/>
+            <w:tcW w:type="dxa" w:w="731"/>
+            <w:tcBorders>
+              <w:bottom w:val="single" w:sz="6" w:space="0" w:color="000000"/>
+            </w:tcBorders>
           </w:tcPr>
           <w:p>
             <w:pPr>
@@ -5951,7 +6029,7 @@
               <w:rPr>
                 <w:rFonts w:ascii="Times New Roman" w:hAnsi="Times New Roman" w:eastAsia="黑体"/>
                 <w:b/>
-                <w:sz w:val="16"/>
+                <w:sz w:val="18"/>
               </w:rPr>
               <w:t>字节命中率口径/%</w:t>
             </w:r>
@@ -5959,8 +6037,10 @@
         </w:tc>
         <w:tc>
           <w:tcPr>
-            <w:tcW w:type="dxa" w:w="661"/>
-            <w:shd w:val="clear" w:fill="F2F2F2"/>
+            <w:tcW w:type="dxa" w:w="688"/>
+            <w:tcBorders>
+              <w:bottom w:val="single" w:sz="6" w:space="0" w:color="000000"/>
+            </w:tcBorders>
           </w:tcPr>
           <w:p>
             <w:pPr>
@@ -5971,7 +6051,7 @@
               <w:rPr>
                 <w:rFonts w:ascii="Times New Roman" w:hAnsi="Times New Roman" w:eastAsia="黑体"/>
                 <w:b/>
-                <w:sz w:val="16"/>
+                <w:sz w:val="18"/>
               </w:rPr>
               <w:t>X_byte/%</w:t>
             </w:r>
@@ -5979,8 +6059,10 @@
         </w:tc>
         <w:tc>
           <w:tcPr>
-            <w:tcW w:type="dxa" w:w="784"/>
-            <w:shd w:val="clear" w:fill="F2F2F2"/>
+            <w:tcW w:type="dxa" w:w="777"/>
+            <w:tcBorders>
+              <w:bottom w:val="single" w:sz="6" w:space="0" w:color="000000"/>
+            </w:tcBorders>
           </w:tcPr>
           <w:p>
             <w:pPr>
@@ -5991,7 +6073,7 @@
               <w:rPr>
                 <w:rFonts w:ascii="Times New Roman" w:hAnsi="Times New Roman" w:eastAsia="黑体"/>
                 <w:b/>
-                <w:sz w:val="16"/>
+                <w:sz w:val="18"/>
               </w:rPr>
               <w:t>源层读数/(GB·词元⁻¹)</w:t>
             </w:r>
@@ -5999,8 +6081,10 @@
         </w:tc>
         <w:tc>
           <w:tcPr>
-            <w:tcW w:type="dxa" w:w="643"/>
-            <w:shd w:val="clear" w:fill="F2F2F2"/>
+            <w:tcW w:type="dxa" w:w="640"/>
+            <w:tcBorders>
+              <w:bottom w:val="single" w:sz="6" w:space="0" w:color="000000"/>
+            </w:tcBorders>
           </w:tcPr>
           <w:p>
             <w:pPr>
@@ -6011,7 +6095,7 @@
               <w:rPr>
                 <w:rFonts w:ascii="Times New Roman" w:hAnsi="Times New Roman" w:eastAsia="黑体"/>
                 <w:b/>
-                <w:sz w:val="16"/>
+                <w:sz w:val="18"/>
               </w:rPr>
               <w:t>s/词元</w:t>
             </w:r>
@@ -6021,7 +6105,7 @@
       <w:tr>
         <w:tc>
           <w:tcPr>
-            <w:tcW w:type="dxa" w:w="690"/>
+            <w:tcW w:type="dxa" w:w="686"/>
           </w:tcPr>
           <w:p>
             <w:pPr>
@@ -6032,7 +6116,7 @@
               <w:rPr>
                 <w:rFonts w:ascii="Times New Roman" w:hAnsi="Times New Roman" w:eastAsia="宋体"/>
                 <w:b w:val="0"/>
-                <w:sz w:val="15"/>
+                <w:sz w:val="18"/>
               </w:rPr>
               <w:t>32</w:t>
             </w:r>
@@ -6040,7 +6124,7 @@
         </w:tc>
         <w:tc>
           <w:tcPr>
-            <w:tcW w:type="dxa" w:w="671"/>
+            <w:tcW w:type="dxa" w:w="667"/>
           </w:tcPr>
           <w:p>
             <w:pPr>
@@ -6051,7 +6135,7 @@
               <w:rPr>
                 <w:rFonts w:ascii="Times New Roman" w:hAnsi="Times New Roman" w:eastAsia="宋体"/>
                 <w:b w:val="0"/>
-                <w:sz w:val="15"/>
+                <w:sz w:val="18"/>
               </w:rPr>
               <w:t>2.7</w:t>
             </w:r>
@@ -6059,7 +6143,7 @@
         </w:tc>
         <w:tc>
           <w:tcPr>
-            <w:tcW w:type="dxa" w:w="690"/>
+            <w:tcW w:type="dxa" w:w="686"/>
           </w:tcPr>
           <w:p>
             <w:pPr>
@@ -6070,7 +6154,7 @@
               <w:rPr>
                 <w:rFonts w:ascii="Times New Roman" w:hAnsi="Times New Roman" w:eastAsia="宋体"/>
                 <w:b w:val="0"/>
-                <w:sz w:val="15"/>
+                <w:sz w:val="18"/>
               </w:rPr>
               <w:t>24.3</w:t>
             </w:r>
@@ -6078,7 +6162,7 @@
         </w:tc>
         <w:tc>
           <w:tcPr>
-            <w:tcW w:type="dxa" w:w="737"/>
+            <w:tcW w:type="dxa" w:w="731"/>
           </w:tcPr>
           <w:p>
             <w:pPr>
@@ -6089,7 +6173,7 @@
               <w:rPr>
                 <w:rFonts w:ascii="Times New Roman" w:hAnsi="Times New Roman" w:eastAsia="宋体"/>
                 <w:b w:val="0"/>
-                <w:sz w:val="15"/>
+                <w:sz w:val="18"/>
               </w:rPr>
               <w:t>0.00</w:t>
             </w:r>
@@ -6097,7 +6181,7 @@
         </w:tc>
         <w:tc>
           <w:tcPr>
-            <w:tcW w:type="dxa" w:w="661"/>
+            <w:tcW w:type="dxa" w:w="688"/>
           </w:tcPr>
           <w:p>
             <w:pPr>
@@ -6108,7 +6192,7 @@
               <w:rPr>
                 <w:rFonts w:ascii="Times New Roman" w:hAnsi="Times New Roman" w:eastAsia="宋体"/>
                 <w:b w:val="0"/>
-                <w:sz w:val="15"/>
+                <w:sz w:val="18"/>
               </w:rPr>
               <w:t>0.00</w:t>
             </w:r>
@@ -6116,7 +6200,7 @@
         </w:tc>
         <w:tc>
           <w:tcPr>
-            <w:tcW w:type="dxa" w:w="784"/>
+            <w:tcW w:type="dxa" w:w="777"/>
           </w:tcPr>
           <w:p>
             <w:pPr>
@@ -6127,7 +6211,7 @@
               <w:rPr>
                 <w:rFonts w:ascii="Times New Roman" w:hAnsi="Times New Roman" w:eastAsia="宋体"/>
                 <w:b w:val="0"/>
-                <w:sz w:val="15"/>
+                <w:sz w:val="18"/>
               </w:rPr>
               <w:t>25.83</w:t>
             </w:r>
@@ -6135,7 +6219,7 @@
         </w:tc>
         <w:tc>
           <w:tcPr>
-            <w:tcW w:type="dxa" w:w="643"/>
+            <w:tcW w:type="dxa" w:w="640"/>
           </w:tcPr>
           <w:p>
             <w:pPr>
@@ -6146,7 +6230,7 @@
               <w:rPr>
                 <w:rFonts w:ascii="Times New Roman" w:hAnsi="Times New Roman" w:eastAsia="宋体"/>
                 <w:b w:val="0"/>
-                <w:sz w:val="15"/>
+                <w:sz w:val="18"/>
               </w:rPr>
               <w:t>31.23</w:t>
             </w:r>
@@ -6156,7 +6240,7 @@
       <w:tr>
         <w:tc>
           <w:tcPr>
-            <w:tcW w:type="dxa" w:w="690"/>
+            <w:tcW w:type="dxa" w:w="686"/>
           </w:tcPr>
           <w:p>
             <w:pPr>
@@ -6167,7 +6251,7 @@
               <w:rPr>
                 <w:rFonts w:ascii="Times New Roman" w:hAnsi="Times New Roman" w:eastAsia="宋体"/>
                 <w:b w:val="0"/>
-                <w:sz w:val="15"/>
+                <w:sz w:val="18"/>
               </w:rPr>
               <w:t>32</w:t>
             </w:r>
@@ -6175,7 +6259,7 @@
         </w:tc>
         <w:tc>
           <w:tcPr>
-            <w:tcW w:type="dxa" w:w="671"/>
+            <w:tcW w:type="dxa" w:w="667"/>
           </w:tcPr>
           <w:p>
             <w:pPr>
@@ -6186,7 +6270,7 @@
               <w:rPr>
                 <w:rFonts w:ascii="Times New Roman" w:hAnsi="Times New Roman" w:eastAsia="宋体"/>
                 <w:b w:val="0"/>
-                <w:sz w:val="15"/>
+                <w:sz w:val="18"/>
               </w:rPr>
               <w:t>6.8</w:t>
             </w:r>
@@ -6194,7 +6278,7 @@
         </w:tc>
         <w:tc>
           <w:tcPr>
-            <w:tcW w:type="dxa" w:w="690"/>
+            <w:tcW w:type="dxa" w:w="686"/>
           </w:tcPr>
           <w:p>
             <w:pPr>
@@ -6205,7 +6289,7 @@
               <w:rPr>
                 <w:rFonts w:ascii="Times New Roman" w:hAnsi="Times New Roman" w:eastAsia="宋体"/>
                 <w:b w:val="0"/>
-                <w:sz w:val="15"/>
+                <w:sz w:val="18"/>
               </w:rPr>
               <w:t>20.2</w:t>
             </w:r>
@@ -6213,7 +6297,7 @@
         </w:tc>
         <w:tc>
           <w:tcPr>
-            <w:tcW w:type="dxa" w:w="737"/>
+            <w:tcW w:type="dxa" w:w="731"/>
           </w:tcPr>
           <w:p>
             <w:pPr>
@@ -6224,7 +6308,7 @@
               <w:rPr>
                 <w:rFonts w:ascii="Times New Roman" w:hAnsi="Times New Roman" w:eastAsia="宋体"/>
                 <w:b w:val="0"/>
-                <w:sz w:val="15"/>
+                <w:sz w:val="18"/>
               </w:rPr>
               <w:t>0.00</w:t>
             </w:r>
@@ -6232,7 +6316,7 @@
         </w:tc>
         <w:tc>
           <w:tcPr>
-            <w:tcW w:type="dxa" w:w="661"/>
+            <w:tcW w:type="dxa" w:w="688"/>
           </w:tcPr>
           <w:p>
             <w:pPr>
@@ -6243,7 +6327,7 @@
               <w:rPr>
                 <w:rFonts w:ascii="Times New Roman" w:hAnsi="Times New Roman" w:eastAsia="宋体"/>
                 <w:b w:val="0"/>
-                <w:sz w:val="15"/>
+                <w:sz w:val="18"/>
               </w:rPr>
               <w:t>0.00</w:t>
             </w:r>
@@ -6251,7 +6335,7 @@
         </w:tc>
         <w:tc>
           <w:tcPr>
-            <w:tcW w:type="dxa" w:w="784"/>
+            <w:tcW w:type="dxa" w:w="777"/>
           </w:tcPr>
           <w:p>
             <w:pPr>
@@ -6262,7 +6346,7 @@
               <w:rPr>
                 <w:rFonts w:ascii="Times New Roman" w:hAnsi="Times New Roman" w:eastAsia="宋体"/>
                 <w:b w:val="0"/>
-                <w:sz w:val="15"/>
+                <w:sz w:val="18"/>
               </w:rPr>
               <w:t>25.83</w:t>
             </w:r>
@@ -6270,7 +6354,7 @@
         </w:tc>
         <w:tc>
           <w:tcPr>
-            <w:tcW w:type="dxa" w:w="643"/>
+            <w:tcW w:type="dxa" w:w="640"/>
           </w:tcPr>
           <w:p>
             <w:pPr>
@@ -6281,7 +6365,7 @@
               <w:rPr>
                 <w:rFonts w:ascii="Times New Roman" w:hAnsi="Times New Roman" w:eastAsia="宋体"/>
                 <w:b w:val="0"/>
-                <w:sz w:val="15"/>
+                <w:sz w:val="18"/>
               </w:rPr>
               <w:t>30.58</w:t>
             </w:r>
@@ -6291,7 +6375,7 @@
       <w:tr>
         <w:tc>
           <w:tcPr>
-            <w:tcW w:type="dxa" w:w="690"/>
+            <w:tcW w:type="dxa" w:w="686"/>
           </w:tcPr>
           <w:p>
             <w:pPr>
@@ -6302,7 +6386,7 @@
               <w:rPr>
                 <w:rFonts w:ascii="Times New Roman" w:hAnsi="Times New Roman" w:eastAsia="宋体"/>
                 <w:b w:val="0"/>
-                <w:sz w:val="15"/>
+                <w:sz w:val="18"/>
               </w:rPr>
               <w:t>32</w:t>
             </w:r>
@@ -6310,7 +6394,7 @@
         </w:tc>
         <w:tc>
           <w:tcPr>
-            <w:tcW w:type="dxa" w:w="671"/>
+            <w:tcW w:type="dxa" w:w="667"/>
           </w:tcPr>
           <w:p>
             <w:pPr>
@@ -6321,7 +6405,7 @@
               <w:rPr>
                 <w:rFonts w:ascii="Times New Roman" w:hAnsi="Times New Roman" w:eastAsia="宋体"/>
                 <w:b w:val="0"/>
-                <w:sz w:val="15"/>
+                <w:sz w:val="18"/>
               </w:rPr>
               <w:t>10.8</w:t>
             </w:r>
@@ -6329,7 +6413,7 @@
         </w:tc>
         <w:tc>
           <w:tcPr>
-            <w:tcW w:type="dxa" w:w="690"/>
+            <w:tcW w:type="dxa" w:w="686"/>
           </w:tcPr>
           <w:p>
             <w:pPr>
@@ -6340,7 +6424,7 @@
               <w:rPr>
                 <w:rFonts w:ascii="Times New Roman" w:hAnsi="Times New Roman" w:eastAsia="宋体"/>
                 <w:b w:val="0"/>
-                <w:sz w:val="15"/>
+                <w:sz w:val="18"/>
               </w:rPr>
               <w:t>16.2</w:t>
             </w:r>
@@ -6348,7 +6432,7 @@
         </w:tc>
         <w:tc>
           <w:tcPr>
-            <w:tcW w:type="dxa" w:w="737"/>
+            <w:tcW w:type="dxa" w:w="731"/>
           </w:tcPr>
           <w:p>
             <w:pPr>
@@ -6359,7 +6443,7 @@
               <w:rPr>
                 <w:rFonts w:ascii="Times New Roman" w:hAnsi="Times New Roman" w:eastAsia="宋体"/>
                 <w:b w:val="0"/>
-                <w:sz w:val="15"/>
+                <w:sz w:val="18"/>
               </w:rPr>
               <w:t>0.00</w:t>
             </w:r>
@@ -6367,7 +6451,7 @@
         </w:tc>
         <w:tc>
           <w:tcPr>
-            <w:tcW w:type="dxa" w:w="661"/>
+            <w:tcW w:type="dxa" w:w="688"/>
           </w:tcPr>
           <w:p>
             <w:pPr>
@@ -6378,7 +6462,7 @@
               <w:rPr>
                 <w:rFonts w:ascii="Times New Roman" w:hAnsi="Times New Roman" w:eastAsia="宋体"/>
                 <w:b w:val="0"/>
-                <w:sz w:val="15"/>
+                <w:sz w:val="18"/>
               </w:rPr>
               <w:t>0.00</w:t>
             </w:r>
@@ -6386,7 +6470,7 @@
         </w:tc>
         <w:tc>
           <w:tcPr>
-            <w:tcW w:type="dxa" w:w="784"/>
+            <w:tcW w:type="dxa" w:w="777"/>
           </w:tcPr>
           <w:p>
             <w:pPr>
@@ -6397,7 +6481,7 @@
               <w:rPr>
                 <w:rFonts w:ascii="Times New Roman" w:hAnsi="Times New Roman" w:eastAsia="宋体"/>
                 <w:b w:val="0"/>
-                <w:sz w:val="15"/>
+                <w:sz w:val="18"/>
               </w:rPr>
               <w:t>25.83</w:t>
             </w:r>
@@ -6405,7 +6489,7 @@
         </w:tc>
         <w:tc>
           <w:tcPr>
-            <w:tcW w:type="dxa" w:w="643"/>
+            <w:tcW w:type="dxa" w:w="640"/>
           </w:tcPr>
           <w:p>
             <w:pPr>
@@ -6416,7 +6500,7 @@
               <w:rPr>
                 <w:rFonts w:ascii="Times New Roman" w:hAnsi="Times New Roman" w:eastAsia="宋体"/>
                 <w:b w:val="0"/>
-                <w:sz w:val="15"/>
+                <w:sz w:val="18"/>
               </w:rPr>
               <w:t>31.25</w:t>
             </w:r>
@@ -6426,7 +6510,7 @@
       <w:tr>
         <w:tc>
           <w:tcPr>
-            <w:tcW w:type="dxa" w:w="690"/>
+            <w:tcW w:type="dxa" w:w="686"/>
           </w:tcPr>
           <w:p>
             <w:pPr>
@@ -6437,7 +6521,7 @@
               <w:rPr>
                 <w:rFonts w:ascii="Times New Roman" w:hAnsi="Times New Roman" w:eastAsia="宋体"/>
                 <w:b w:val="0"/>
-                <w:sz w:val="15"/>
+                <w:sz w:val="18"/>
               </w:rPr>
               <w:t>32</w:t>
             </w:r>
@@ -6445,7 +6529,7 @@
         </w:tc>
         <w:tc>
           <w:tcPr>
-            <w:tcW w:type="dxa" w:w="671"/>
+            <w:tcW w:type="dxa" w:w="667"/>
           </w:tcPr>
           <w:p>
             <w:pPr>
@@ -6456,7 +6540,7 @@
               <w:rPr>
                 <w:rFonts w:ascii="Times New Roman" w:hAnsi="Times New Roman" w:eastAsia="宋体"/>
                 <w:b w:val="0"/>
-                <w:sz w:val="15"/>
+                <w:sz w:val="18"/>
               </w:rPr>
               <w:t>16.2</w:t>
             </w:r>
@@ -6464,7 +6548,7 @@
         </w:tc>
         <w:tc>
           <w:tcPr>
-            <w:tcW w:type="dxa" w:w="690"/>
+            <w:tcW w:type="dxa" w:w="686"/>
           </w:tcPr>
           <w:p>
             <w:pPr>
@@ -6475,7 +6559,7 @@
               <w:rPr>
                 <w:rFonts w:ascii="Times New Roman" w:hAnsi="Times New Roman" w:eastAsia="宋体"/>
                 <w:b w:val="0"/>
-                <w:sz w:val="15"/>
+                <w:sz w:val="18"/>
               </w:rPr>
               <w:t>10.8</w:t>
             </w:r>
@@ -6483,7 +6567,7 @@
         </w:tc>
         <w:tc>
           <w:tcPr>
-            <w:tcW w:type="dxa" w:w="737"/>
+            <w:tcW w:type="dxa" w:w="731"/>
           </w:tcPr>
           <w:p>
             <w:pPr>
@@ -6494,7 +6578,7 @@
               <w:rPr>
                 <w:rFonts w:ascii="Times New Roman" w:hAnsi="Times New Roman" w:eastAsia="宋体"/>
                 <w:b w:val="0"/>
-                <w:sz w:val="15"/>
+                <w:sz w:val="18"/>
               </w:rPr>
               <w:t>0.00</w:t>
             </w:r>
@@ -6502,7 +6586,7 @@
         </w:tc>
         <w:tc>
           <w:tcPr>
-            <w:tcW w:type="dxa" w:w="661"/>
+            <w:tcW w:type="dxa" w:w="688"/>
           </w:tcPr>
           <w:p>
             <w:pPr>
@@ -6513,7 +6597,7 @@
               <w:rPr>
                 <w:rFonts w:ascii="Times New Roman" w:hAnsi="Times New Roman" w:eastAsia="宋体"/>
                 <w:b w:val="0"/>
-                <w:sz w:val="15"/>
+                <w:sz w:val="18"/>
               </w:rPr>
               <w:t>0.00</w:t>
             </w:r>
@@ -6521,7 +6605,7 @@
         </w:tc>
         <w:tc>
           <w:tcPr>
-            <w:tcW w:type="dxa" w:w="784"/>
+            <w:tcW w:type="dxa" w:w="777"/>
           </w:tcPr>
           <w:p>
             <w:pPr>
@@ -6532,7 +6616,7 @@
               <w:rPr>
                 <w:rFonts w:ascii="Times New Roman" w:hAnsi="Times New Roman" w:eastAsia="宋体"/>
                 <w:b w:val="0"/>
-                <w:sz w:val="15"/>
+                <w:sz w:val="18"/>
               </w:rPr>
               <w:t>25.83</w:t>
             </w:r>
@@ -6540,7 +6624,7 @@
         </w:tc>
         <w:tc>
           <w:tcPr>
-            <w:tcW w:type="dxa" w:w="643"/>
+            <w:tcW w:type="dxa" w:w="640"/>
           </w:tcPr>
           <w:p>
             <w:pPr>
@@ -6551,7 +6635,7 @@
               <w:rPr>
                 <w:rFonts w:ascii="Times New Roman" w:hAnsi="Times New Roman" w:eastAsia="宋体"/>
                 <w:b w:val="0"/>
-                <w:sz w:val="15"/>
+                <w:sz w:val="18"/>
               </w:rPr>
               <w:t>30.88</w:t>
             </w:r>
@@ -6561,7 +6645,7 @@
       <w:tr>
         <w:tc>
           <w:tcPr>
-            <w:tcW w:type="dxa" w:w="690"/>
+            <w:tcW w:type="dxa" w:w="686"/>
           </w:tcPr>
           <w:p>
             <w:pPr>
@@ -6572,7 +6656,7 @@
               <w:rPr>
                 <w:rFonts w:ascii="Times New Roman" w:hAnsi="Times New Roman" w:eastAsia="宋体"/>
                 <w:b w:val="0"/>
-                <w:sz w:val="15"/>
+                <w:sz w:val="18"/>
               </w:rPr>
               <w:t>32</w:t>
             </w:r>
@@ -6580,7 +6664,7 @@
         </w:tc>
         <w:tc>
           <w:tcPr>
-            <w:tcW w:type="dxa" w:w="671"/>
+            <w:tcW w:type="dxa" w:w="667"/>
           </w:tcPr>
           <w:p>
             <w:pPr>
@@ -6591,7 +6675,7 @@
               <w:rPr>
                 <w:rFonts w:ascii="Times New Roman" w:hAnsi="Times New Roman" w:eastAsia="宋体"/>
                 <w:b w:val="0"/>
-                <w:sz w:val="15"/>
+                <w:sz w:val="18"/>
               </w:rPr>
               <w:t>21.6</w:t>
             </w:r>
@@ -6599,7 +6683,7 @@
         </w:tc>
         <w:tc>
           <w:tcPr>
-            <w:tcW w:type="dxa" w:w="690"/>
+            <w:tcW w:type="dxa" w:w="686"/>
           </w:tcPr>
           <w:p>
             <w:pPr>
@@ -6610,7 +6694,7 @@
               <w:rPr>
                 <w:rFonts w:ascii="Times New Roman" w:hAnsi="Times New Roman" w:eastAsia="宋体"/>
                 <w:b w:val="0"/>
-                <w:sz w:val="15"/>
+                <w:sz w:val="18"/>
               </w:rPr>
               <w:t>5.4</w:t>
             </w:r>
@@ -6618,7 +6702,7 @@
         </w:tc>
         <w:tc>
           <w:tcPr>
-            <w:tcW w:type="dxa" w:w="737"/>
+            <w:tcW w:type="dxa" w:w="731"/>
           </w:tcPr>
           <w:p>
             <w:pPr>
@@ -6629,7 +6713,7 @@
               <w:rPr>
                 <w:rFonts w:ascii="Times New Roman" w:hAnsi="Times New Roman" w:eastAsia="宋体"/>
                 <w:b w:val="0"/>
-                <w:sz w:val="15"/>
+                <w:sz w:val="18"/>
               </w:rPr>
               <w:t>0.00</w:t>
             </w:r>
@@ -6637,7 +6721,7 @@
         </w:tc>
         <w:tc>
           <w:tcPr>
-            <w:tcW w:type="dxa" w:w="661"/>
+            <w:tcW w:type="dxa" w:w="688"/>
           </w:tcPr>
           <w:p>
             <w:pPr>
@@ -6648,7 +6732,7 @@
               <w:rPr>
                 <w:rFonts w:ascii="Times New Roman" w:hAnsi="Times New Roman" w:eastAsia="宋体"/>
                 <w:b w:val="0"/>
-                <w:sz w:val="15"/>
+                <w:sz w:val="18"/>
               </w:rPr>
               <w:t>0.00</w:t>
             </w:r>
@@ -6656,7 +6740,7 @@
         </w:tc>
         <w:tc>
           <w:tcPr>
-            <w:tcW w:type="dxa" w:w="784"/>
+            <w:tcW w:type="dxa" w:w="777"/>
           </w:tcPr>
           <w:p>
             <w:pPr>
@@ -6667,7 +6751,7 @@
               <w:rPr>
                 <w:rFonts w:ascii="Times New Roman" w:hAnsi="Times New Roman" w:eastAsia="宋体"/>
                 <w:b w:val="0"/>
-                <w:sz w:val="15"/>
+                <w:sz w:val="18"/>
               </w:rPr>
               <w:t>25.83</w:t>
             </w:r>
@@ -6675,7 +6759,7 @@
         </w:tc>
         <w:tc>
           <w:tcPr>
-            <w:tcW w:type="dxa" w:w="643"/>
+            <w:tcW w:type="dxa" w:w="640"/>
           </w:tcPr>
           <w:p>
             <w:pPr>
@@ -6686,7 +6770,7 @@
               <w:rPr>
                 <w:rFonts w:ascii="Times New Roman" w:hAnsi="Times New Roman" w:eastAsia="宋体"/>
                 <w:b w:val="0"/>
-                <w:sz w:val="15"/>
+                <w:sz w:val="18"/>
               </w:rPr>
               <w:t>29.13</w:t>
             </w:r>
@@ -6696,7 +6780,7 @@
       <w:tr>
         <w:tc>
           <w:tcPr>
-            <w:tcW w:type="dxa" w:w="690"/>
+            <w:tcW w:type="dxa" w:w="686"/>
           </w:tcPr>
           <w:p>
             <w:pPr>
@@ -6707,7 +6791,7 @@
               <w:rPr>
                 <w:rFonts w:ascii="Times New Roman" w:hAnsi="Times New Roman" w:eastAsia="宋体"/>
                 <w:b w:val="0"/>
-                <w:sz w:val="15"/>
+                <w:sz w:val="18"/>
               </w:rPr>
               <w:t>32</w:t>
             </w:r>
@@ -6715,7 +6799,7 @@
         </w:tc>
         <w:tc>
           <w:tcPr>
-            <w:tcW w:type="dxa" w:w="671"/>
+            <w:tcW w:type="dxa" w:w="667"/>
           </w:tcPr>
           <w:p>
             <w:pPr>
@@ -6726,7 +6810,7 @@
               <w:rPr>
                 <w:rFonts w:ascii="Times New Roman" w:hAnsi="Times New Roman" w:eastAsia="宋体"/>
                 <w:b w:val="0"/>
-                <w:sz w:val="15"/>
+                <w:sz w:val="18"/>
               </w:rPr>
               <w:t>25.6</w:t>
             </w:r>
@@ -6734,7 +6818,7 @@
         </w:tc>
         <w:tc>
           <w:tcPr>
-            <w:tcW w:type="dxa" w:w="690"/>
+            <w:tcW w:type="dxa" w:w="686"/>
           </w:tcPr>
           <w:p>
             <w:pPr>
@@ -6745,7 +6829,7 @@
               <w:rPr>
                 <w:rFonts w:ascii="Times New Roman" w:hAnsi="Times New Roman" w:eastAsia="宋体"/>
                 <w:b w:val="0"/>
-                <w:sz w:val="15"/>
+                <w:sz w:val="18"/>
               </w:rPr>
               <w:t>1.4</w:t>
             </w:r>
@@ -6753,7 +6837,7 @@
         </w:tc>
         <w:tc>
           <w:tcPr>
-            <w:tcW w:type="dxa" w:w="737"/>
+            <w:tcW w:type="dxa" w:w="731"/>
           </w:tcPr>
           <w:p>
             <w:pPr>
@@ -6764,7 +6848,7 @@
               <w:rPr>
                 <w:rFonts w:ascii="Times New Roman" w:hAnsi="Times New Roman" w:eastAsia="宋体"/>
                 <w:b w:val="0"/>
-                <w:sz w:val="15"/>
+                <w:sz w:val="18"/>
               </w:rPr>
               <w:t>0.00</w:t>
             </w:r>
@@ -6772,7 +6856,7 @@
         </w:tc>
         <w:tc>
           <w:tcPr>
-            <w:tcW w:type="dxa" w:w="661"/>
+            <w:tcW w:type="dxa" w:w="688"/>
           </w:tcPr>
           <w:p>
             <w:pPr>
@@ -6783,7 +6867,7 @@
               <w:rPr>
                 <w:rFonts w:ascii="Times New Roman" w:hAnsi="Times New Roman" w:eastAsia="宋体"/>
                 <w:b w:val="0"/>
-                <w:sz w:val="15"/>
+                <w:sz w:val="18"/>
               </w:rPr>
               <w:t>0.00</w:t>
             </w:r>
@@ -6791,7 +6875,7 @@
         </w:tc>
         <w:tc>
           <w:tcPr>
-            <w:tcW w:type="dxa" w:w="784"/>
+            <w:tcW w:type="dxa" w:w="777"/>
           </w:tcPr>
           <w:p>
             <w:pPr>
@@ -6802,7 +6886,7 @@
               <w:rPr>
                 <w:rFonts w:ascii="Times New Roman" w:hAnsi="Times New Roman" w:eastAsia="宋体"/>
                 <w:b w:val="0"/>
-                <w:sz w:val="15"/>
+                <w:sz w:val="18"/>
               </w:rPr>
               <w:t>25.83</w:t>
             </w:r>
@@ -6810,7 +6894,7 @@
         </w:tc>
         <w:tc>
           <w:tcPr>
-            <w:tcW w:type="dxa" w:w="643"/>
+            <w:tcW w:type="dxa" w:w="640"/>
           </w:tcPr>
           <w:p>
             <w:pPr>
@@ -6821,7 +6905,7 @@
               <w:rPr>
                 <w:rFonts w:ascii="Times New Roman" w:hAnsi="Times New Roman" w:eastAsia="宋体"/>
                 <w:b w:val="0"/>
-                <w:sz w:val="15"/>
+                <w:sz w:val="18"/>
               </w:rPr>
               <w:t>28.06</w:t>
             </w:r>
@@ -6831,7 +6915,7 @@
       <w:tr>
         <w:tc>
           <w:tcPr>
-            <w:tcW w:type="dxa" w:w="690"/>
+            <w:tcW w:type="dxa" w:w="686"/>
           </w:tcPr>
           <w:p>
             <w:pPr>
@@ -6842,7 +6926,7 @@
               <w:rPr>
                 <w:rFonts w:ascii="Times New Roman" w:hAnsi="Times New Roman" w:eastAsia="宋体"/>
                 <w:b w:val="0"/>
-                <w:sz w:val="15"/>
+                <w:sz w:val="18"/>
               </w:rPr>
               <w:t>128</w:t>
             </w:r>
@@ -6850,7 +6934,7 @@
         </w:tc>
         <w:tc>
           <w:tcPr>
-            <w:tcW w:type="dxa" w:w="671"/>
+            <w:tcW w:type="dxa" w:w="667"/>
           </w:tcPr>
           <w:p>
             <w:pPr>
@@ -6861,7 +6945,7 @@
               <w:rPr>
                 <w:rFonts w:ascii="Times New Roman" w:hAnsi="Times New Roman" w:eastAsia="宋体"/>
                 <w:b w:val="0"/>
-                <w:sz w:val="15"/>
+                <w:sz w:val="18"/>
               </w:rPr>
               <w:t>12.3</w:t>
             </w:r>
@@ -6869,7 +6953,7 @@
         </w:tc>
         <w:tc>
           <w:tcPr>
-            <w:tcW w:type="dxa" w:w="690"/>
+            <w:tcW w:type="dxa" w:w="686"/>
           </w:tcPr>
           <w:p>
             <w:pPr>
@@ -6880,7 +6964,7 @@
               <w:rPr>
                 <w:rFonts w:ascii="Times New Roman" w:hAnsi="Times New Roman" w:eastAsia="宋体"/>
                 <w:b w:val="0"/>
-                <w:sz w:val="15"/>
+                <w:sz w:val="18"/>
               </w:rPr>
               <w:t>110.7</w:t>
             </w:r>
@@ -6888,7 +6972,7 @@
         </w:tc>
         <w:tc>
           <w:tcPr>
-            <w:tcW w:type="dxa" w:w="737"/>
+            <w:tcW w:type="dxa" w:w="731"/>
           </w:tcPr>
           <w:p>
             <w:pPr>
@@ -6899,7 +6983,7 @@
               <w:rPr>
                 <w:rFonts w:ascii="Times New Roman" w:hAnsi="Times New Roman" w:eastAsia="宋体"/>
                 <w:b w:val="0"/>
-                <w:sz w:val="15"/>
+                <w:sz w:val="18"/>
               </w:rPr>
               <w:t>44.02</w:t>
             </w:r>
@@ -6907,7 +6991,7 @@
         </w:tc>
         <w:tc>
           <w:tcPr>
-            <w:tcW w:type="dxa" w:w="661"/>
+            <w:tcW w:type="dxa" w:w="688"/>
           </w:tcPr>
           <w:p>
             <w:pPr>
@@ -6918,7 +7002,7 @@
               <w:rPr>
                 <w:rFonts w:ascii="Times New Roman" w:hAnsi="Times New Roman" w:eastAsia="宋体"/>
                 <w:b w:val="0"/>
-                <w:sz w:val="15"/>
+                <w:sz w:val="18"/>
               </w:rPr>
               <w:t>44.02</w:t>
             </w:r>
@@ -6926,7 +7010,7 @@
         </w:tc>
         <w:tc>
           <w:tcPr>
-            <w:tcW w:type="dxa" w:w="784"/>
+            <w:tcW w:type="dxa" w:w="777"/>
           </w:tcPr>
           <w:p>
             <w:pPr>
@@ -6937,7 +7021,7 @@
               <w:rPr>
                 <w:rFonts w:ascii="Times New Roman" w:hAnsi="Times New Roman" w:eastAsia="宋体"/>
                 <w:b w:val="0"/>
-                <w:sz w:val="15"/>
+                <w:sz w:val="18"/>
               </w:rPr>
               <w:t>14.46</w:t>
             </w:r>
@@ -6945,7 +7029,7 @@
         </w:tc>
         <w:tc>
           <w:tcPr>
-            <w:tcW w:type="dxa" w:w="643"/>
+            <w:tcW w:type="dxa" w:w="640"/>
           </w:tcPr>
           <w:p>
             <w:pPr>
@@ -6956,7 +7040,7 @@
               <w:rPr>
                 <w:rFonts w:ascii="Times New Roman" w:hAnsi="Times New Roman" w:eastAsia="宋体"/>
                 <w:b w:val="0"/>
-                <w:sz w:val="15"/>
+                <w:sz w:val="18"/>
               </w:rPr>
               <w:t>28.38</w:t>
             </w:r>
@@ -6966,7 +7050,7 @@
       <w:tr>
         <w:tc>
           <w:tcPr>
-            <w:tcW w:type="dxa" w:w="690"/>
+            <w:tcW w:type="dxa" w:w="686"/>
           </w:tcPr>
           <w:p>
             <w:pPr>
@@ -6977,7 +7061,7 @@
               <w:rPr>
                 <w:rFonts w:ascii="Times New Roman" w:hAnsi="Times New Roman" w:eastAsia="宋体"/>
                 <w:b w:val="0"/>
-                <w:sz w:val="15"/>
+                <w:sz w:val="18"/>
               </w:rPr>
               <w:t>128</w:t>
             </w:r>
@@ -6985,7 +7069,7 @@
         </w:tc>
         <w:tc>
           <w:tcPr>
-            <w:tcW w:type="dxa" w:w="671"/>
+            <w:tcW w:type="dxa" w:w="667"/>
           </w:tcPr>
           <w:p>
             <w:pPr>
@@ -6996,7 +7080,7 @@
               <w:rPr>
                 <w:rFonts w:ascii="Times New Roman" w:hAnsi="Times New Roman" w:eastAsia="宋体"/>
                 <w:b w:val="0"/>
-                <w:sz w:val="15"/>
+                <w:sz w:val="18"/>
               </w:rPr>
               <w:t>30.8</w:t>
             </w:r>
@@ -7004,7 +7088,7 @@
         </w:tc>
         <w:tc>
           <w:tcPr>
-            <w:tcW w:type="dxa" w:w="690"/>
+            <w:tcW w:type="dxa" w:w="686"/>
           </w:tcPr>
           <w:p>
             <w:pPr>
@@ -7015,7 +7099,7 @@
               <w:rPr>
                 <w:rFonts w:ascii="Times New Roman" w:hAnsi="Times New Roman" w:eastAsia="宋体"/>
                 <w:b w:val="0"/>
-                <w:sz w:val="15"/>
+                <w:sz w:val="18"/>
               </w:rPr>
               <w:t>92.2</w:t>
             </w:r>
@@ -7023,7 +7107,7 @@
         </w:tc>
         <w:tc>
           <w:tcPr>
-            <w:tcW w:type="dxa" w:w="737"/>
+            <w:tcW w:type="dxa" w:w="731"/>
           </w:tcPr>
           <w:p>
             <w:pPr>
@@ -7034,7 +7118,7 @@
               <w:rPr>
                 <w:rFonts w:ascii="Times New Roman" w:hAnsi="Times New Roman" w:eastAsia="宋体"/>
                 <w:b w:val="0"/>
-                <w:sz w:val="15"/>
+                <w:sz w:val="18"/>
               </w:rPr>
               <w:t>42.93</w:t>
             </w:r>
@@ -7042,7 +7126,7 @@
         </w:tc>
         <w:tc>
           <w:tcPr>
-            <w:tcW w:type="dxa" w:w="661"/>
+            <w:tcW w:type="dxa" w:w="688"/>
           </w:tcPr>
           <w:p>
             <w:pPr>
@@ -7053,7 +7137,7 @@
               <w:rPr>
                 <w:rFonts w:ascii="Times New Roman" w:hAnsi="Times New Roman" w:eastAsia="宋体"/>
                 <w:b w:val="0"/>
-                <w:sz w:val="15"/>
+                <w:sz w:val="18"/>
               </w:rPr>
               <w:t>42.93</w:t>
             </w:r>
@@ -7061,7 +7145,7 @@
         </w:tc>
         <w:tc>
           <w:tcPr>
-            <w:tcW w:type="dxa" w:w="784"/>
+            <w:tcW w:type="dxa" w:w="777"/>
           </w:tcPr>
           <w:p>
             <w:pPr>
@@ -7072,7 +7156,7 @@
               <w:rPr>
                 <w:rFonts w:ascii="Times New Roman" w:hAnsi="Times New Roman" w:eastAsia="宋体"/>
                 <w:b w:val="0"/>
-                <w:sz w:val="15"/>
+                <w:sz w:val="18"/>
               </w:rPr>
               <w:t>14.74</w:t>
             </w:r>
@@ -7080,7 +7164,7 @@
         </w:tc>
         <w:tc>
           <w:tcPr>
-            <w:tcW w:type="dxa" w:w="643"/>
+            <w:tcW w:type="dxa" w:w="640"/>
           </w:tcPr>
           <w:p>
             <w:pPr>
@@ -7091,7 +7175,7 @@
               <w:rPr>
                 <w:rFonts w:ascii="Times New Roman" w:hAnsi="Times New Roman" w:eastAsia="宋体"/>
                 <w:b w:val="0"/>
-                <w:sz w:val="15"/>
+                <w:sz w:val="18"/>
               </w:rPr>
               <w:t>25.20</w:t>
             </w:r>
@@ -7101,7 +7185,7 @@
       <w:tr>
         <w:tc>
           <w:tcPr>
-            <w:tcW w:type="dxa" w:w="690"/>
+            <w:tcW w:type="dxa" w:w="686"/>
           </w:tcPr>
           <w:p>
             <w:pPr>
@@ -7112,7 +7196,7 @@
               <w:rPr>
                 <w:rFonts w:ascii="Times New Roman" w:hAnsi="Times New Roman" w:eastAsia="宋体"/>
                 <w:b w:val="0"/>
-                <w:sz w:val="15"/>
+                <w:sz w:val="18"/>
               </w:rPr>
               <w:t>128</w:t>
             </w:r>
@@ -7120,7 +7204,7 @@
         </w:tc>
         <w:tc>
           <w:tcPr>
-            <w:tcW w:type="dxa" w:w="671"/>
+            <w:tcW w:type="dxa" w:w="667"/>
           </w:tcPr>
           <w:p>
             <w:pPr>
@@ -7131,7 +7215,7 @@
               <w:rPr>
                 <w:rFonts w:ascii="Times New Roman" w:hAnsi="Times New Roman" w:eastAsia="宋体"/>
                 <w:b w:val="0"/>
-                <w:sz w:val="15"/>
+                <w:sz w:val="18"/>
               </w:rPr>
               <w:t>49.2</w:t>
             </w:r>
@@ -7139,7 +7223,7 @@
         </w:tc>
         <w:tc>
           <w:tcPr>
-            <w:tcW w:type="dxa" w:w="690"/>
+            <w:tcW w:type="dxa" w:w="686"/>
           </w:tcPr>
           <w:p>
             <w:pPr>
@@ -7150,7 +7234,7 @@
               <w:rPr>
                 <w:rFonts w:ascii="Times New Roman" w:hAnsi="Times New Roman" w:eastAsia="宋体"/>
                 <w:b w:val="0"/>
-                <w:sz w:val="15"/>
+                <w:sz w:val="18"/>
               </w:rPr>
               <w:t>73.8</w:t>
             </w:r>
@@ -7158,7 +7242,7 @@
         </w:tc>
         <w:tc>
           <w:tcPr>
-            <w:tcW w:type="dxa" w:w="737"/>
+            <w:tcW w:type="dxa" w:w="731"/>
           </w:tcPr>
           <w:p>
             <w:pPr>
@@ -7169,7 +7253,7 @@
               <w:rPr>
                 <w:rFonts w:ascii="Times New Roman" w:hAnsi="Times New Roman" w:eastAsia="宋体"/>
                 <w:b w:val="0"/>
-                <w:sz w:val="15"/>
+                <w:sz w:val="18"/>
               </w:rPr>
               <w:t>33.97</w:t>
             </w:r>
@@ -7177,7 +7261,7 @@
         </w:tc>
         <w:tc>
           <w:tcPr>
-            <w:tcW w:type="dxa" w:w="661"/>
+            <w:tcW w:type="dxa" w:w="688"/>
           </w:tcPr>
           <w:p>
             <w:pPr>
@@ -7188,7 +7272,7 @@
               <w:rPr>
                 <w:rFonts w:ascii="Times New Roman" w:hAnsi="Times New Roman" w:eastAsia="宋体"/>
                 <w:b w:val="0"/>
-                <w:sz w:val="15"/>
+                <w:sz w:val="18"/>
               </w:rPr>
               <w:t>33.95</w:t>
             </w:r>
@@ -7196,7 +7280,7 @@
         </w:tc>
         <w:tc>
           <w:tcPr>
-            <w:tcW w:type="dxa" w:w="784"/>
+            <w:tcW w:type="dxa" w:w="777"/>
           </w:tcPr>
           <w:p>
             <w:pPr>
@@ -7207,7 +7291,7 @@
               <w:rPr>
                 <w:rFonts w:ascii="Times New Roman" w:hAnsi="Times New Roman" w:eastAsia="宋体"/>
                 <w:b w:val="0"/>
-                <w:sz w:val="15"/>
+                <w:sz w:val="18"/>
               </w:rPr>
               <w:t>17.06</w:t>
             </w:r>
@@ -7215,7 +7299,7 @@
         </w:tc>
         <w:tc>
           <w:tcPr>
-            <w:tcW w:type="dxa" w:w="643"/>
+            <w:tcW w:type="dxa" w:w="640"/>
           </w:tcPr>
           <w:p>
             <w:pPr>
@@ -7226,7 +7310,7 @@
               <w:rPr>
                 <w:rFonts w:ascii="Times New Roman" w:hAnsi="Times New Roman" w:eastAsia="宋体"/>
                 <w:b w:val="0"/>
-                <w:sz w:val="15"/>
+                <w:sz w:val="18"/>
               </w:rPr>
               <w:t>25.69</w:t>
             </w:r>
@@ -7236,7 +7320,7 @@
       <w:tr>
         <w:tc>
           <w:tcPr>
-            <w:tcW w:type="dxa" w:w="690"/>
+            <w:tcW w:type="dxa" w:w="686"/>
           </w:tcPr>
           <w:p>
             <w:pPr>
@@ -7247,7 +7331,7 @@
               <w:rPr>
                 <w:rFonts w:ascii="Times New Roman" w:hAnsi="Times New Roman" w:eastAsia="宋体"/>
                 <w:b w:val="0"/>
-                <w:sz w:val="15"/>
+                <w:sz w:val="18"/>
               </w:rPr>
               <w:t>128</w:t>
             </w:r>
@@ -7255,7 +7339,7 @@
         </w:tc>
         <w:tc>
           <w:tcPr>
-            <w:tcW w:type="dxa" w:w="671"/>
+            <w:tcW w:type="dxa" w:w="667"/>
           </w:tcPr>
           <w:p>
             <w:pPr>
@@ -7266,7 +7350,7 @@
               <w:rPr>
                 <w:rFonts w:ascii="Times New Roman" w:hAnsi="Times New Roman" w:eastAsia="宋体"/>
                 <w:b w:val="0"/>
-                <w:sz w:val="15"/>
+                <w:sz w:val="18"/>
               </w:rPr>
               <w:t>73.8</w:t>
             </w:r>
@@ -7274,7 +7358,7 @@
         </w:tc>
         <w:tc>
           <w:tcPr>
-            <w:tcW w:type="dxa" w:w="690"/>
+            <w:tcW w:type="dxa" w:w="686"/>
           </w:tcPr>
           <w:p>
             <w:pPr>
@@ -7285,7 +7369,7 @@
               <w:rPr>
                 <w:rFonts w:ascii="Times New Roman" w:hAnsi="Times New Roman" w:eastAsia="宋体"/>
                 <w:b w:val="0"/>
-                <w:sz w:val="15"/>
+                <w:sz w:val="18"/>
               </w:rPr>
               <w:t>49.2</w:t>
             </w:r>
@@ -7293,7 +7377,7 @@
         </w:tc>
         <w:tc>
           <w:tcPr>
-            <w:tcW w:type="dxa" w:w="737"/>
+            <w:tcW w:type="dxa" w:w="731"/>
           </w:tcPr>
           <w:p>
             <w:pPr>
@@ -7304,7 +7388,7 @@
               <w:rPr>
                 <w:rFonts w:ascii="Times New Roman" w:hAnsi="Times New Roman" w:eastAsia="宋体"/>
                 <w:b w:val="0"/>
-                <w:sz w:val="15"/>
+                <w:sz w:val="18"/>
               </w:rPr>
               <w:t>32.20</w:t>
             </w:r>
@@ -7312,7 +7396,7 @@
         </w:tc>
         <w:tc>
           <w:tcPr>
-            <w:tcW w:type="dxa" w:w="661"/>
+            <w:tcW w:type="dxa" w:w="688"/>
           </w:tcPr>
           <w:p>
             <w:pPr>
@@ -7323,7 +7407,7 @@
               <w:rPr>
                 <w:rFonts w:ascii="Times New Roman" w:hAnsi="Times New Roman" w:eastAsia="宋体"/>
                 <w:b w:val="0"/>
-                <w:sz w:val="15"/>
+                <w:sz w:val="18"/>
               </w:rPr>
               <w:t>32.21</w:t>
             </w:r>
@@ -7331,7 +7415,7 @@
         </w:tc>
         <w:tc>
           <w:tcPr>
-            <w:tcW w:type="dxa" w:w="784"/>
+            <w:tcW w:type="dxa" w:w="777"/>
           </w:tcPr>
           <w:p>
             <w:pPr>
@@ -7342,7 +7426,7 @@
               <w:rPr>
                 <w:rFonts w:ascii="Times New Roman" w:hAnsi="Times New Roman" w:eastAsia="宋体"/>
                 <w:b w:val="0"/>
-                <w:sz w:val="15"/>
+                <w:sz w:val="18"/>
               </w:rPr>
               <w:t>17.51</w:t>
             </w:r>
@@ -7350,7 +7434,7 @@
         </w:tc>
         <w:tc>
           <w:tcPr>
-            <w:tcW w:type="dxa" w:w="643"/>
+            <w:tcW w:type="dxa" w:w="640"/>
           </w:tcPr>
           <w:p>
             <w:pPr>
@@ -7361,7 +7445,7 @@
               <w:rPr>
                 <w:rFonts w:ascii="Times New Roman" w:hAnsi="Times New Roman" w:eastAsia="宋体"/>
                 <w:b w:val="0"/>
-                <w:sz w:val="15"/>
+                <w:sz w:val="18"/>
               </w:rPr>
               <w:t>18.37</w:t>
             </w:r>
@@ -7371,7 +7455,7 @@
       <w:tr>
         <w:tc>
           <w:tcPr>
-            <w:tcW w:type="dxa" w:w="690"/>
+            <w:tcW w:type="dxa" w:w="686"/>
           </w:tcPr>
           <w:p>
             <w:pPr>
@@ -7382,7 +7466,7 @@
               <w:rPr>
                 <w:rFonts w:ascii="Times New Roman" w:hAnsi="Times New Roman" w:eastAsia="宋体"/>
                 <w:b w:val="0"/>
-                <w:sz w:val="15"/>
+                <w:sz w:val="18"/>
               </w:rPr>
               <w:t>128</w:t>
             </w:r>
@@ -7390,7 +7474,7 @@
         </w:tc>
         <w:tc>
           <w:tcPr>
-            <w:tcW w:type="dxa" w:w="671"/>
+            <w:tcW w:type="dxa" w:w="667"/>
           </w:tcPr>
           <w:p>
             <w:pPr>
@@ -7401,7 +7485,7 @@
               <w:rPr>
                 <w:rFonts w:ascii="Times New Roman" w:hAnsi="Times New Roman" w:eastAsia="宋体"/>
                 <w:b w:val="0"/>
-                <w:sz w:val="15"/>
+                <w:sz w:val="18"/>
               </w:rPr>
               <w:t>98.4</w:t>
             </w:r>
@@ -7409,7 +7493,7 @@
         </w:tc>
         <w:tc>
           <w:tcPr>
-            <w:tcW w:type="dxa" w:w="690"/>
+            <w:tcW w:type="dxa" w:w="686"/>
           </w:tcPr>
           <w:p>
             <w:pPr>
@@ -7420,7 +7504,7 @@
               <w:rPr>
                 <w:rFonts w:ascii="Times New Roman" w:hAnsi="Times New Roman" w:eastAsia="宋体"/>
                 <w:b w:val="0"/>
-                <w:sz w:val="15"/>
+                <w:sz w:val="18"/>
               </w:rPr>
               <w:t>24.6</w:t>
             </w:r>
@@ -7428,7 +7512,7 @@
         </w:tc>
         <w:tc>
           <w:tcPr>
-            <w:tcW w:type="dxa" w:w="737"/>
+            <w:tcW w:type="dxa" w:w="731"/>
           </w:tcPr>
           <w:p>
             <w:pPr>
@@ -7439,7 +7523,7 @@
               <w:rPr>
                 <w:rFonts w:ascii="Times New Roman" w:hAnsi="Times New Roman" w:eastAsia="宋体"/>
                 <w:b w:val="0"/>
-                <w:sz w:val="15"/>
+                <w:sz w:val="18"/>
               </w:rPr>
               <w:t>0.00</w:t>
             </w:r>
@@ -7447,7 +7531,7 @@
         </w:tc>
         <w:tc>
           <w:tcPr>
-            <w:tcW w:type="dxa" w:w="661"/>
+            <w:tcW w:type="dxa" w:w="688"/>
           </w:tcPr>
           <w:p>
             <w:pPr>
@@ -7458,7 +7542,7 @@
               <w:rPr>
                 <w:rFonts w:ascii="Times New Roman" w:hAnsi="Times New Roman" w:eastAsia="宋体"/>
                 <w:b w:val="0"/>
-                <w:sz w:val="15"/>
+                <w:sz w:val="18"/>
               </w:rPr>
               <w:t>0.00</w:t>
             </w:r>
@@ -7466,7 +7550,7 @@
         </w:tc>
         <w:tc>
           <w:tcPr>
-            <w:tcW w:type="dxa" w:w="784"/>
+            <w:tcW w:type="dxa" w:w="777"/>
           </w:tcPr>
           <w:p>
             <w:pPr>
@@ -7477,7 +7561,7 @@
               <w:rPr>
                 <w:rFonts w:ascii="Times New Roman" w:hAnsi="Times New Roman" w:eastAsia="宋体"/>
                 <w:b w:val="0"/>
-                <w:sz w:val="15"/>
+                <w:sz w:val="18"/>
               </w:rPr>
               <w:t>25.83</w:t>
             </w:r>
@@ -7485,7 +7569,7 @@
         </w:tc>
         <w:tc>
           <w:tcPr>
-            <w:tcW w:type="dxa" w:w="643"/>
+            <w:tcW w:type="dxa" w:w="640"/>
           </w:tcPr>
           <w:p>
             <w:pPr>
@@ -7496,7 +7580,7 @@
               <w:rPr>
                 <w:rFonts w:ascii="Times New Roman" w:hAnsi="Times New Roman" w:eastAsia="宋体"/>
                 <w:b w:val="0"/>
-                <w:sz w:val="15"/>
+                <w:sz w:val="18"/>
               </w:rPr>
               <w:t>19.46</w:t>
             </w:r>
@@ -7506,7 +7590,7 @@
       <w:tr>
         <w:tc>
           <w:tcPr>
-            <w:tcW w:type="dxa" w:w="690"/>
+            <w:tcW w:type="dxa" w:w="686"/>
           </w:tcPr>
           <w:p>
             <w:pPr>
@@ -7517,7 +7601,7 @@
               <w:rPr>
                 <w:rFonts w:ascii="Times New Roman" w:hAnsi="Times New Roman" w:eastAsia="宋体"/>
                 <w:b w:val="0"/>
-                <w:sz w:val="15"/>
+                <w:sz w:val="18"/>
               </w:rPr>
               <w:t>128</w:t>
             </w:r>
@@ -7525,7 +7609,7 @@
         </w:tc>
         <w:tc>
           <w:tcPr>
-            <w:tcW w:type="dxa" w:w="671"/>
+            <w:tcW w:type="dxa" w:w="667"/>
           </w:tcPr>
           <w:p>
             <w:pPr>
@@ -7536,7 +7620,7 @@
               <w:rPr>
                 <w:rFonts w:ascii="Times New Roman" w:hAnsi="Times New Roman" w:eastAsia="宋体"/>
                 <w:b w:val="0"/>
-                <w:sz w:val="15"/>
+                <w:sz w:val="18"/>
               </w:rPr>
               <w:t>110.0</w:t>
             </w:r>
@@ -7544,7 +7628,7 @@
         </w:tc>
         <w:tc>
           <w:tcPr>
-            <w:tcW w:type="dxa" w:w="690"/>
+            <w:tcW w:type="dxa" w:w="686"/>
           </w:tcPr>
           <w:p>
             <w:pPr>
@@ -7555,7 +7639,7 @@
               <w:rPr>
                 <w:rFonts w:ascii="Times New Roman" w:hAnsi="Times New Roman" w:eastAsia="宋体"/>
                 <w:b w:val="0"/>
-                <w:sz w:val="15"/>
+                <w:sz w:val="18"/>
               </w:rPr>
               <w:t>13.0</w:t>
             </w:r>
@@ -7563,7 +7647,7 @@
         </w:tc>
         <w:tc>
           <w:tcPr>
-            <w:tcW w:type="dxa" w:w="737"/>
+            <w:tcW w:type="dxa" w:w="731"/>
           </w:tcPr>
           <w:p>
             <w:pPr>
@@ -7574,7 +7658,7 @@
               <w:rPr>
                 <w:rFonts w:ascii="Times New Roman" w:hAnsi="Times New Roman" w:eastAsia="宋体"/>
                 <w:b w:val="0"/>
-                <w:sz w:val="15"/>
+                <w:sz w:val="18"/>
               </w:rPr>
               <w:t>0.00</w:t>
             </w:r>
@@ -7582,7 +7666,7 @@
         </w:tc>
         <w:tc>
           <w:tcPr>
-            <w:tcW w:type="dxa" w:w="661"/>
+            <w:tcW w:type="dxa" w:w="688"/>
           </w:tcPr>
           <w:p>
             <w:pPr>
@@ -7593,7 +7677,7 @@
               <w:rPr>
                 <w:rFonts w:ascii="Times New Roman" w:hAnsi="Times New Roman" w:eastAsia="宋体"/>
                 <w:b w:val="0"/>
-                <w:sz w:val="15"/>
+                <w:sz w:val="18"/>
               </w:rPr>
               <w:t>0.00</w:t>
             </w:r>
@@ -7601,7 +7685,7 @@
         </w:tc>
         <w:tc>
           <w:tcPr>
-            <w:tcW w:type="dxa" w:w="784"/>
+            <w:tcW w:type="dxa" w:w="777"/>
           </w:tcPr>
           <w:p>
             <w:pPr>
@@ -7612,7 +7696,7 @@
               <w:rPr>
                 <w:rFonts w:ascii="Times New Roman" w:hAnsi="Times New Roman" w:eastAsia="宋体"/>
                 <w:b w:val="0"/>
-                <w:sz w:val="15"/>
+                <w:sz w:val="18"/>
               </w:rPr>
               <w:t>25.83</w:t>
             </w:r>
@@ -7620,7 +7704,7 @@
         </w:tc>
         <w:tc>
           <w:tcPr>
-            <w:tcW w:type="dxa" w:w="643"/>
+            <w:tcW w:type="dxa" w:w="640"/>
           </w:tcPr>
           <w:p>
             <w:pPr>
@@ -7631,7 +7715,7 @@
               <w:rPr>
                 <w:rFonts w:ascii="Times New Roman" w:hAnsi="Times New Roman" w:eastAsia="宋体"/>
                 <w:b w:val="0"/>
-                <w:sz w:val="15"/>
+                <w:sz w:val="18"/>
               </w:rPr>
               <w:t>16.80</w:t>
             </w:r>
@@ -8043,7 +8127,7 @@
           <w:b w:val="0"/>
           <w:sz w:val="15"/>
         </w:rPr>
-        <w:t>图 3　字节平面与时间平面在 128 GB 配额扫描上的反向（数据同表 4 下半部）</w:t>
+        <w:t>图 3　配额扫描下的字节平面与时间平面</w:t>
       </w:r>
     </w:p>
     <w:p>
@@ -8057,7 +8141,7 @@
           <w:b w:val="0"/>
           <w:sz w:val="15"/>
         </w:rPr>
-        <w:t>Fig.3　Byte plane against time plane on the 128 GB quota scan (same data as the lower half of Table 4)</w:t>
+        <w:t>Fig.3　Byte plane and time plane on the residence-quota scan</w:t>
       </w:r>
     </w:p>
     <w:p>
@@ -8348,7 +8432,7 @@
           <w:b w:val="0"/>
           <w:sz w:val="15"/>
         </w:rPr>
-        <w:t>图 4　同一字节口径的 30 次运行：字节平面为平线，时间平面散布</w:t>
+        <w:t>图 4　30 次运行的交付字节与每词元墙钟</w:t>
       </w:r>
     </w:p>
     <w:p>
@@ -8362,7 +8446,7 @@
           <w:b w:val="0"/>
           <w:sz w:val="15"/>
         </w:rPr>
-        <w:t>Fig.4　Thirty runs sharing one byte accounting: the byte count is constant, the wall-clock time is not</w:t>
+        <w:t>Fig.4　Delivered bytes and per-token wall clock over thirty runs</w:t>
       </w:r>
     </w:p>
     <w:p>
@@ -8581,7 +8665,7 @@
           <w:b w:val="0"/>
           <w:sz w:val="15"/>
         </w:rPr>
-        <w:t>图 5　四臂对照：字节效应（左轴，组内标准差为 0）与时间效应（右轴，误差棒覆盖策略差两个数量级）</w:t>
+        <w:t>图 5　四臂的专家字节与每词元墙钟</w:t>
       </w:r>
     </w:p>
     <w:p>
@@ -8595,7 +8679,7 @@
           <w:b w:val="0"/>
           <w:sz w:val="15"/>
         </w:rPr>
-        <w:t>Fig.5　Four-arm comparison: the byte effect (left axis, zero within-arm SD) against the time effect (right axis, error bars two orders of magnitude larger than the effect)</w:t>
+        <w:t>Fig.5　Expert bytes and per-token wall clock across the four arms</w:t>
       </w:r>
     </w:p>
     <w:p>
@@ -8622,7 +8706,7 @@
           <w:b w:val="0"/>
           <w:sz w:val="15"/>
         </w:rPr>
-        <w:t>表 5　解耦实例与台账自检汇总</w:t>
+        <w:t>表 5　解耦实例与台账自检</w:t>
       </w:r>
     </w:p>
     <w:p>
@@ -8645,27 +8729,33 @@
         <w:tblW w:type="auto" w:w="0"/>
         <w:tblLook w:firstColumn="1" w:firstRow="1" w:lastColumn="0" w:lastRow="0" w:noHBand="0" w:noVBand="1" w:val="04A0"/>
         <w:tblBorders>
-          <w:top w:val="single" w:sz="8" w:space="0" w:color="000000"/>
-          <w:left w:val="single" w:sz="4" w:space="0" w:color="000000"/>
-          <w:bottom w:val="single" w:sz="8" w:space="0" w:color="000000"/>
-          <w:right w:val="single" w:sz="4" w:space="0" w:color="000000"/>
-          <w:insideH w:val="single" w:sz="4" w:space="0" w:color="000000"/>
-          <w:insideV w:val="single" w:sz="4" w:space="0" w:color="000000"/>
+          <w:top w:val="single" w:sz="12" w:space="0" w:color="000000"/>
+          <w:bottom w:val="single" w:sz="12" w:space="0" w:color="000000"/>
+          <w:left w:val="none" w:sz="0" w:color="auto"/>
+          <w:right w:val="none" w:sz="0" w:color="auto"/>
+          <w:insideH w:val="none" w:sz="0" w:color="auto"/>
+          <w:insideV w:val="none" w:sz="0" w:color="auto"/>
         </w:tblBorders>
+        <w:tblCellMar>
+          <w:left w:w="40" w:type="dxa"/>
+          <w:right w:w="40" w:type="dxa"/>
+        </w:tblCellMar>
         <w:tblLayout w:type="fixed"/>
       </w:tblPr>
       <w:tblGrid>
-        <w:gridCol w:w="642"/>
-        <w:gridCol w:w="1214"/>
-        <w:gridCol w:w="1202"/>
-        <w:gridCol w:w="878"/>
-        <w:gridCol w:w="940"/>
+        <w:gridCol w:w="639"/>
+        <w:gridCol w:w="1225"/>
+        <w:gridCol w:w="1213"/>
+        <w:gridCol w:w="869"/>
+        <w:gridCol w:w="929"/>
       </w:tblGrid>
       <w:tr>
         <w:tc>
           <w:tcPr>
-            <w:tcW w:type="dxa" w:w="642"/>
-            <w:shd w:val="clear" w:fill="F2F2F2"/>
+            <w:tcW w:type="dxa" w:w="639"/>
+            <w:tcBorders>
+              <w:bottom w:val="single" w:sz="6" w:space="0" w:color="000000"/>
+            </w:tcBorders>
           </w:tcPr>
           <w:p>
             <w:pPr>
@@ -8676,7 +8766,7 @@
               <w:rPr>
                 <w:rFonts w:ascii="Times New Roman" w:hAnsi="Times New Roman" w:eastAsia="黑体"/>
                 <w:b/>
-                <w:sz w:val="16"/>
+                <w:sz w:val="18"/>
               </w:rPr>
               <w:t>编号</w:t>
             </w:r>
@@ -8684,8 +8774,10 @@
         </w:tc>
         <w:tc>
           <w:tcPr>
-            <w:tcW w:type="dxa" w:w="1214"/>
-            <w:shd w:val="clear" w:fill="F2F2F2"/>
+            <w:tcW w:type="dxa" w:w="1225"/>
+            <w:tcBorders>
+              <w:bottom w:val="single" w:sz="6" w:space="0" w:color="000000"/>
+            </w:tcBorders>
           </w:tcPr>
           <w:p>
             <w:pPr>
@@ -8696,7 +8788,7 @@
               <w:rPr>
                 <w:rFonts w:ascii="Times New Roman" w:hAnsi="Times New Roman" w:eastAsia="黑体"/>
                 <w:b/>
-                <w:sz w:val="16"/>
+                <w:sz w:val="18"/>
               </w:rPr>
               <w:t>固定平面</w:t>
             </w:r>
@@ -8704,8 +8796,10 @@
         </w:tc>
         <w:tc>
           <w:tcPr>
-            <w:tcW w:type="dxa" w:w="1202"/>
-            <w:shd w:val="clear" w:fill="F2F2F2"/>
+            <w:tcW w:type="dxa" w:w="1213"/>
+            <w:tcBorders>
+              <w:bottom w:val="single" w:sz="6" w:space="0" w:color="000000"/>
+            </w:tcBorders>
           </w:tcPr>
           <w:p>
             <w:pPr>
@@ -8716,7 +8810,7 @@
               <w:rPr>
                 <w:rFonts w:ascii="Times New Roman" w:hAnsi="Times New Roman" w:eastAsia="黑体"/>
                 <w:b/>
-                <w:sz w:val="16"/>
+                <w:sz w:val="18"/>
               </w:rPr>
               <w:t>变动平面</w:t>
             </w:r>
@@ -8724,8 +8818,10 @@
         </w:tc>
         <w:tc>
           <w:tcPr>
-            <w:tcW w:type="dxa" w:w="878"/>
-            <w:shd w:val="clear" w:fill="F2F2F2"/>
+            <w:tcW w:type="dxa" w:w="869"/>
+            <w:tcBorders>
+              <w:bottom w:val="single" w:sz="6" w:space="0" w:color="000000"/>
+            </w:tcBorders>
           </w:tcPr>
           <w:p>
             <w:pPr>
@@ -8736,7 +8832,7 @@
               <w:rPr>
                 <w:rFonts w:ascii="Times New Roman" w:hAnsi="Times New Roman" w:eastAsia="黑体"/>
                 <w:b/>
-                <w:sz w:val="16"/>
+                <w:sz w:val="18"/>
               </w:rPr>
               <w:t>幅度</w:t>
             </w:r>
@@ -8744,8 +8840,10 @@
         </w:tc>
         <w:tc>
           <w:tcPr>
-            <w:tcW w:type="dxa" w:w="940"/>
-            <w:shd w:val="clear" w:fill="F2F2F2"/>
+            <w:tcW w:type="dxa" w:w="929"/>
+            <w:tcBorders>
+              <w:bottom w:val="single" w:sz="6" w:space="0" w:color="000000"/>
+            </w:tcBorders>
           </w:tcPr>
           <w:p>
             <w:pPr>
@@ -8756,7 +8854,7 @@
               <w:rPr>
                 <w:rFonts w:ascii="Times New Roman" w:hAnsi="Times New Roman" w:eastAsia="黑体"/>
                 <w:b/>
-                <w:sz w:val="16"/>
+                <w:sz w:val="18"/>
               </w:rPr>
               <w:t>台账</w:t>
             </w:r>
@@ -8766,7 +8864,7 @@
       <w:tr>
         <w:tc>
           <w:tcPr>
-            <w:tcW w:type="dxa" w:w="642"/>
+            <w:tcW w:type="dxa" w:w="639"/>
           </w:tcPr>
           <w:p>
             <w:pPr>
@@ -8777,7 +8875,7 @@
               <w:rPr>
                 <w:rFonts w:ascii="Times New Roman" w:hAnsi="Times New Roman" w:eastAsia="宋体"/>
                 <w:b w:val="0"/>
-                <w:sz w:val="15"/>
+                <w:sz w:val="18"/>
               </w:rPr>
               <w:t>D1</w:t>
             </w:r>
@@ -8785,7 +8883,7 @@
         </w:tc>
         <w:tc>
           <w:tcPr>
-            <w:tcW w:type="dxa" w:w="1214"/>
+            <w:tcW w:type="dxa" w:w="1225"/>
           </w:tcPr>
           <w:p>
             <w:pPr>
@@ -8796,7 +8894,7 @@
               <w:rPr>
                 <w:rFonts w:ascii="Times New Roman" w:hAnsi="Times New Roman" w:eastAsia="宋体"/>
                 <w:b w:val="0"/>
-                <w:sz w:val="15"/>
+                <w:sz w:val="18"/>
               </w:rPr>
               <w:t>键（H_key ≡ 100%，8—192 GB 十一档）</w:t>
             </w:r>
@@ -8804,7 +8902,7 @@
         </w:tc>
         <w:tc>
           <w:tcPr>
-            <w:tcW w:type="dxa" w:w="1202"/>
+            <w:tcW w:type="dxa" w:w="1213"/>
           </w:tcPr>
           <w:p>
             <w:pPr>
@@ -8815,7 +8913,7 @@
               <w:rPr>
                 <w:rFonts w:ascii="Times New Roman" w:hAnsi="Times New Roman" w:eastAsia="宋体"/>
                 <w:b w:val="0"/>
-                <w:sz w:val="15"/>
+                <w:sz w:val="18"/>
               </w:rPr>
               <w:t>字节（X_byte 0 → 43.75%）</w:t>
             </w:r>
@@ -8823,7 +8921,7 @@
         </w:tc>
         <w:tc>
           <w:tcPr>
-            <w:tcW w:type="dxa" w:w="878"/>
+            <w:tcW w:type="dxa" w:w="869"/>
           </w:tcPr>
           <w:p>
             <w:pPr>
@@ -8834,7 +8932,7 @@
               <w:rPr>
                 <w:rFonts w:ascii="Times New Roman" w:hAnsi="Times New Roman" w:eastAsia="宋体"/>
                 <w:b w:val="0"/>
-                <w:sz w:val="15"/>
+                <w:sz w:val="18"/>
               </w:rPr>
               <w:t>通胀最高 100 百分点</w:t>
             </w:r>
@@ -8842,7 +8940,7 @@
         </w:tc>
         <w:tc>
           <w:tcPr>
-            <w:tcW w:type="dxa" w:w="940"/>
+            <w:tcW w:type="dxa" w:w="929"/>
           </w:tcPr>
           <w:p>
             <w:pPr>
@@ -8853,7 +8951,7 @@
               <w:rPr>
                 <w:rFonts w:ascii="Times New Roman" w:hAnsi="Times New Roman" w:eastAsia="宋体"/>
                 <w:b w:val="0"/>
-                <w:sz w:val="15"/>
+                <w:sz w:val="18"/>
               </w:rPr>
               <w:t>表 3（主机 A）</w:t>
             </w:r>
@@ -8863,7 +8961,7 @@
       <w:tr>
         <w:tc>
           <w:tcPr>
-            <w:tcW w:type="dxa" w:w="642"/>
+            <w:tcW w:type="dxa" w:w="639"/>
           </w:tcPr>
           <w:p>
             <w:pPr>
@@ -8874,7 +8972,7 @@
               <w:rPr>
                 <w:rFonts w:ascii="Times New Roman" w:hAnsi="Times New Roman" w:eastAsia="宋体"/>
                 <w:b w:val="0"/>
-                <w:sz w:val="15"/>
+                <w:sz w:val="18"/>
               </w:rPr>
               <w:t>D2</w:t>
             </w:r>
@@ -8882,7 +8980,7 @@
         </w:tc>
         <w:tc>
           <w:tcPr>
-            <w:tcW w:type="dxa" w:w="1214"/>
+            <w:tcW w:type="dxa" w:w="1225"/>
           </w:tcPr>
           <w:p>
             <w:pPr>
@@ -8893,7 +8991,7 @@
               <w:rPr>
                 <w:rFonts w:ascii="Times New Roman" w:hAnsi="Times New Roman" w:eastAsia="宋体"/>
                 <w:b w:val="0"/>
-                <w:sz w:val="15"/>
+                <w:sz w:val="18"/>
               </w:rPr>
               <w:t>—（两来源对账）</w:t>
             </w:r>
@@ -8901,7 +8999,7 @@
         </w:tc>
         <w:tc>
           <w:tcPr>
-            <w:tcW w:type="dxa" w:w="1202"/>
+            <w:tcW w:type="dxa" w:w="1213"/>
           </w:tcPr>
           <w:p>
             <w:pPr>
@@ -8912,7 +9010,7 @@
               <w:rPr>
                 <w:rFonts w:ascii="Times New Roman" w:hAnsi="Times New Roman" w:eastAsia="宋体"/>
                 <w:b w:val="0"/>
-                <w:sz w:val="15"/>
+                <w:sz w:val="18"/>
               </w:rPr>
               <w:t>恒等式 X_byte ≡ (B_full − B_act)/B_full 成立</w:t>
             </w:r>
@@ -8920,7 +9018,7 @@
         </w:tc>
         <w:tc>
           <w:tcPr>
-            <w:tcW w:type="dxa" w:w="878"/>
+            <w:tcW w:type="dxa" w:w="869"/>
           </w:tcPr>
           <w:p>
             <w:pPr>
@@ -8931,7 +9029,7 @@
               <w:rPr>
                 <w:rFonts w:ascii="Times New Roman" w:hAnsi="Times New Roman" w:eastAsia="宋体"/>
                 <w:b w:val="0"/>
-                <w:sz w:val="15"/>
+                <w:sz w:val="18"/>
               </w:rPr>
               <w:t>最大偏差 0.021 百分点</w:t>
             </w:r>
@@ -8939,7 +9037,7 @@
         </w:tc>
         <w:tc>
           <w:tcPr>
-            <w:tcW w:type="dxa" w:w="940"/>
+            <w:tcW w:type="dxa" w:w="929"/>
           </w:tcPr>
           <w:p>
             <w:pPr>
@@ -8950,7 +9048,7 @@
               <w:rPr>
                 <w:rFonts w:ascii="Times New Roman" w:hAnsi="Times New Roman" w:eastAsia="宋体"/>
                 <w:b w:val="0"/>
-                <w:sz w:val="15"/>
+                <w:sz w:val="18"/>
               </w:rPr>
               <w:t>表 3 + 表 4，24 点（主机 A）</w:t>
             </w:r>
@@ -8960,7 +9058,7 @@
       <w:tr>
         <w:tc>
           <w:tcPr>
-            <w:tcW w:type="dxa" w:w="642"/>
+            <w:tcW w:type="dxa" w:w="639"/>
           </w:tcPr>
           <w:p>
             <w:pPr>
@@ -8971,7 +9069,7 @@
               <w:rPr>
                 <w:rFonts w:ascii="Times New Roman" w:hAnsi="Times New Roman" w:eastAsia="宋体"/>
                 <w:b w:val="0"/>
-                <w:sz w:val="15"/>
+                <w:sz w:val="18"/>
               </w:rPr>
               <w:t>D3</w:t>
             </w:r>
@@ -8979,7 +9077,7 @@
         </w:tc>
         <w:tc>
           <w:tcPr>
-            <w:tcW w:type="dxa" w:w="1214"/>
+            <w:tcW w:type="dxa" w:w="1225"/>
           </w:tcPr>
           <w:p>
             <w:pPr>
@@ -8990,7 +9088,7 @@
               <w:rPr>
                 <w:rFonts w:ascii="Times New Roman" w:hAnsi="Times New Roman" w:eastAsia="宋体"/>
                 <w:b w:val="0"/>
-                <w:sz w:val="15"/>
+                <w:sz w:val="18"/>
               </w:rPr>
               <w:t>键（表 4 未采集该字段；同批阶梯台账中它恒为 100%）</w:t>
             </w:r>
@@ -8998,7 +9096,7 @@
         </w:tc>
         <w:tc>
           <w:tcPr>
-            <w:tcW w:type="dxa" w:w="1202"/>
+            <w:tcW w:type="dxa" w:w="1213"/>
           </w:tcPr>
           <w:p>
             <w:pPr>
@@ -9009,7 +9107,7 @@
               <w:rPr>
                 <w:rFonts w:ascii="Times New Roman" w:hAnsi="Times New Roman" w:eastAsia="宋体"/>
                 <w:b w:val="0"/>
-                <w:sz w:val="15"/>
+                <w:sz w:val="18"/>
               </w:rPr>
               <w:t>字节 +78.6%；时间端点差 −40.8%（单样本，未确证）</w:t>
             </w:r>
@@ -9017,7 +9115,7 @@
         </w:tc>
         <w:tc>
           <w:tcPr>
-            <w:tcW w:type="dxa" w:w="878"/>
+            <w:tcW w:type="dxa" w:w="869"/>
           </w:tcPr>
           <w:p>
             <w:pPr>
@@ -9028,7 +9126,7 @@
               <w:rPr>
                 <w:rFonts w:ascii="Times New Roman" w:hAnsi="Times New Roman" w:eastAsia="宋体"/>
                 <w:b w:val="0"/>
-                <w:sz w:val="15"/>
+                <w:sz w:val="18"/>
               </w:rPr>
               <w:t>方向相反</w:t>
             </w:r>
@@ -9036,7 +9134,7 @@
         </w:tc>
         <w:tc>
           <w:tcPr>
-            <w:tcW w:type="dxa" w:w="940"/>
+            <w:tcW w:type="dxa" w:w="929"/>
           </w:tcPr>
           <w:p>
             <w:pPr>
@@ -9047,7 +9145,7 @@
               <w:rPr>
                 <w:rFonts w:ascii="Times New Roman" w:hAnsi="Times New Roman" w:eastAsia="宋体"/>
                 <w:b w:val="0"/>
-                <w:sz w:val="15"/>
+                <w:sz w:val="18"/>
               </w:rPr>
               <w:t>表 4（主机 A）</w:t>
             </w:r>
@@ -9057,7 +9155,7 @@
       <w:tr>
         <w:tc>
           <w:tcPr>
-            <w:tcW w:type="dxa" w:w="642"/>
+            <w:tcW w:type="dxa" w:w="639"/>
           </w:tcPr>
           <w:p>
             <w:pPr>
@@ -9068,7 +9166,7 @@
               <w:rPr>
                 <w:rFonts w:ascii="Times New Roman" w:hAnsi="Times New Roman" w:eastAsia="宋体"/>
                 <w:b w:val="0"/>
-                <w:sz w:val="15"/>
+                <w:sz w:val="18"/>
               </w:rPr>
               <w:t>D4</w:t>
             </w:r>
@@ -9076,7 +9174,7 @@
         </w:tc>
         <w:tc>
           <w:tcPr>
-            <w:tcW w:type="dxa" w:w="1214"/>
+            <w:tcW w:type="dxa" w:w="1225"/>
           </w:tcPr>
           <w:p>
             <w:pPr>
@@ -9087,7 +9185,7 @@
               <w:rPr>
                 <w:rFonts w:ascii="Times New Roman" w:hAnsi="Times New Roman" w:eastAsia="宋体"/>
                 <w:b w:val="0"/>
-                <w:sz w:val="15"/>
+                <w:sz w:val="18"/>
               </w:rPr>
               <w:t>字节（216.66 GB/会话，SD = 0）</w:t>
             </w:r>
@@ -9095,7 +9193,7 @@
         </w:tc>
         <w:tc>
           <w:tcPr>
-            <w:tcW w:type="dxa" w:w="1202"/>
+            <w:tcW w:type="dxa" w:w="1213"/>
           </w:tcPr>
           <w:p>
             <w:pPr>
@@ -9106,7 +9204,7 @@
               <w:rPr>
                 <w:rFonts w:ascii="Times New Roman" w:hAnsi="Times New Roman" w:eastAsia="宋体"/>
                 <w:b w:val="0"/>
-                <w:sz w:val="15"/>
+                <w:sz w:val="18"/>
               </w:rPr>
               <w:t>时间（跨度 80.8%）</w:t>
             </w:r>
@@ -9114,7 +9212,7 @@
         </w:tc>
         <w:tc>
           <w:tcPr>
-            <w:tcW w:type="dxa" w:w="878"/>
+            <w:tcW w:type="dxa" w:w="869"/>
           </w:tcPr>
           <w:p>
             <w:pPr>
@@ -9125,7 +9223,7 @@
               <w:rPr>
                 <w:rFonts w:ascii="Times New Roman" w:hAnsi="Times New Roman" w:eastAsia="宋体"/>
                 <w:b w:val="0"/>
-                <w:sz w:val="15"/>
+                <w:sz w:val="18"/>
               </w:rPr>
               <w:t>CV 13.43%（含配置效应）</w:t>
             </w:r>
@@ -9133,7 +9231,7 @@
         </w:tc>
         <w:tc>
           <w:tcPr>
-            <w:tcW w:type="dxa" w:w="940"/>
+            <w:tcW w:type="dxa" w:w="929"/>
           </w:tcPr>
           <w:p>
             <w:pPr>
@@ -9144,7 +9242,7 @@
               <w:rPr>
                 <w:rFonts w:ascii="Times New Roman" w:hAnsi="Times New Roman" w:eastAsia="宋体"/>
                 <w:b w:val="0"/>
-                <w:sz w:val="15"/>
+                <w:sz w:val="18"/>
               </w:rPr>
               <w:t>主机 B，30 次</w:t>
             </w:r>
@@ -9299,13 +9397,17 @@
         <w:tblW w:type="auto" w:w="0"/>
         <w:tblLook w:firstColumn="1" w:firstRow="1" w:lastColumn="0" w:lastRow="0" w:noHBand="0" w:noVBand="1" w:val="04A0"/>
         <w:tblBorders>
-          <w:top w:val="single" w:sz="8" w:space="0" w:color="000000"/>
-          <w:left w:val="single" w:sz="4" w:space="0" w:color="000000"/>
-          <w:bottom w:val="single" w:sz="8" w:space="0" w:color="000000"/>
-          <w:right w:val="single" w:sz="4" w:space="0" w:color="000000"/>
-          <w:insideH w:val="single" w:sz="4" w:space="0" w:color="000000"/>
-          <w:insideV w:val="single" w:sz="4" w:space="0" w:color="000000"/>
+          <w:top w:val="single" w:sz="12" w:space="0" w:color="000000"/>
+          <w:bottom w:val="single" w:sz="12" w:space="0" w:color="000000"/>
+          <w:left w:val="none" w:sz="0" w:color="auto"/>
+          <w:right w:val="none" w:sz="0" w:color="auto"/>
+          <w:insideH w:val="none" w:sz="0" w:color="auto"/>
+          <w:insideV w:val="none" w:sz="0" w:color="auto"/>
         </w:tblBorders>
+        <w:tblCellMar>
+          <w:left w:w="40" w:type="dxa"/>
+          <w:right w:w="40" w:type="dxa"/>
+        </w:tblCellMar>
         <w:tblLayout w:type="fixed"/>
       </w:tblPr>
       <w:tblGrid>
@@ -9319,7 +9421,9 @@
         <w:tc>
           <w:tcPr>
             <w:tcW w:type="dxa" w:w="979"/>
-            <w:shd w:val="clear" w:fill="F2F2F2"/>
+            <w:tcBorders>
+              <w:bottom w:val="single" w:sz="6" w:space="0" w:color="000000"/>
+            </w:tcBorders>
           </w:tcPr>
           <w:p>
             <w:pPr>
@@ -9330,7 +9434,7 @@
               <w:rPr>
                 <w:rFonts w:ascii="Times New Roman" w:hAnsi="Times New Roman" w:eastAsia="黑体"/>
                 <w:b/>
-                <w:sz w:val="16"/>
+                <w:sz w:val="18"/>
               </w:rPr>
               <w:t>平面</w:t>
             </w:r>
@@ -9339,7 +9443,9 @@
         <w:tc>
           <w:tcPr>
             <w:tcW w:type="dxa" w:w="1260"/>
-            <w:shd w:val="clear" w:fill="F2F2F2"/>
+            <w:tcBorders>
+              <w:bottom w:val="single" w:sz="6" w:space="0" w:color="000000"/>
+            </w:tcBorders>
           </w:tcPr>
           <w:p>
             <w:pPr>
@@ -9350,7 +9456,7 @@
               <w:rPr>
                 <w:rFonts w:ascii="Times New Roman" w:hAnsi="Times New Roman" w:eastAsia="黑体"/>
                 <w:b/>
-                <w:sz w:val="16"/>
+                <w:sz w:val="18"/>
               </w:rPr>
               <w:t>组内变异</w:t>
             </w:r>
@@ -9359,7 +9465,9 @@
         <w:tc>
           <w:tcPr>
             <w:tcW w:type="dxa" w:w="998"/>
-            <w:shd w:val="clear" w:fill="F2F2F2"/>
+            <w:tcBorders>
+              <w:bottom w:val="single" w:sz="6" w:space="0" w:color="000000"/>
+            </w:tcBorders>
           </w:tcPr>
           <w:p>
             <w:pPr>
@@ -9370,7 +9478,7 @@
               <w:rPr>
                 <w:rFonts w:ascii="Times New Roman" w:hAnsi="Times New Roman" w:eastAsia="黑体"/>
                 <w:b/>
-                <w:sz w:val="16"/>
+                <w:sz w:val="18"/>
               </w:rPr>
               <w:t>MDE(n=3/臂)</w:t>
             </w:r>
@@ -9379,7 +9487,9 @@
         <w:tc>
           <w:tcPr>
             <w:tcW w:type="dxa" w:w="810"/>
-            <w:shd w:val="clear" w:fill="F2F2F2"/>
+            <w:tcBorders>
+              <w:bottom w:val="single" w:sz="6" w:space="0" w:color="000000"/>
+            </w:tcBorders>
           </w:tcPr>
           <w:p>
             <w:pPr>
@@ -9390,7 +9500,7 @@
               <w:rPr>
                 <w:rFonts w:ascii="Times New Roman" w:hAnsi="Times New Roman" w:eastAsia="黑体"/>
                 <w:b/>
-                <w:sz w:val="16"/>
+                <w:sz w:val="18"/>
               </w:rPr>
               <w:t>MDE(n=6/臂)</w:t>
             </w:r>
@@ -9399,7 +9509,9 @@
         <w:tc>
           <w:tcPr>
             <w:tcW w:type="dxa" w:w="829"/>
-            <w:shd w:val="clear" w:fill="F2F2F2"/>
+            <w:tcBorders>
+              <w:bottom w:val="single" w:sz="6" w:space="0" w:color="000000"/>
+            </w:tcBorders>
           </w:tcPr>
           <w:p>
             <w:pPr>
@@ -9410,7 +9522,7 @@
               <w:rPr>
                 <w:rFonts w:ascii="Times New Roman" w:hAnsi="Times New Roman" w:eastAsia="黑体"/>
                 <w:b/>
-                <w:sz w:val="16"/>
+                <w:sz w:val="18"/>
               </w:rPr>
               <w:t>MDE(n=10/臂)</w:t>
             </w:r>
@@ -9431,7 +9543,7 @@
               <w:rPr>
                 <w:rFonts w:ascii="Times New Roman" w:hAnsi="Times New Roman" w:eastAsia="宋体"/>
                 <w:b w:val="0"/>
-                <w:sz w:val="15"/>
+                <w:sz w:val="18"/>
               </w:rPr>
               <w:t>字节（专家 GB/词元）</w:t>
             </w:r>
@@ -9450,7 +9562,7 @@
               <w:rPr>
                 <w:rFonts w:ascii="Times New Roman" w:hAnsi="Times New Roman" w:eastAsia="宋体"/>
                 <w:b w:val="0"/>
-                <w:sz w:val="15"/>
+                <w:sz w:val="18"/>
               </w:rPr>
               <w:t>SD = 0（12 次运行、4 臂全为零方差）</w:t>
             </w:r>
@@ -9469,7 +9581,7 @@
               <w:rPr>
                 <w:rFonts w:ascii="Times New Roman" w:hAnsi="Times New Roman" w:eastAsia="宋体"/>
                 <w:b w:val="0"/>
-                <w:sz w:val="15"/>
+                <w:sz w:val="18"/>
               </w:rPr>
               <w:t>0（任意非零差即可判）</w:t>
             </w:r>
@@ -9488,7 +9600,7 @@
               <w:rPr>
                 <w:rFonts w:ascii="Times New Roman" w:hAnsi="Times New Roman" w:eastAsia="宋体"/>
                 <w:b w:val="0"/>
-                <w:sz w:val="15"/>
+                <w:sz w:val="18"/>
               </w:rPr>
               <w:t>0</w:t>
             </w:r>
@@ -9507,7 +9619,7 @@
               <w:rPr>
                 <w:rFonts w:ascii="Times New Roman" w:hAnsi="Times New Roman" w:eastAsia="宋体"/>
                 <w:b w:val="0"/>
-                <w:sz w:val="15"/>
+                <w:sz w:val="18"/>
               </w:rPr>
               <w:t>0</w:t>
             </w:r>
@@ -9528,7 +9640,7 @@
               <w:rPr>
                 <w:rFonts w:ascii="Times New Roman" w:hAnsi="Times New Roman" w:eastAsia="宋体"/>
                 <w:b w:val="0"/>
-                <w:sz w:val="15"/>
+                <w:sz w:val="18"/>
               </w:rPr>
               <w:t>时间（s/词元）</w:t>
             </w:r>
@@ -9547,7 +9659,7 @@
               <w:rPr>
                 <w:rFonts w:ascii="Times New Roman" w:hAnsi="Times New Roman" w:eastAsia="宋体"/>
                 <w:b w:val="0"/>
-                <w:sz w:val="15"/>
+                <w:sz w:val="18"/>
               </w:rPr>
               <w:t>CV = 13.43%</w:t>
             </w:r>
@@ -9566,7 +9678,7 @@
               <w:rPr>
                 <w:rFonts w:ascii="Times New Roman" w:hAnsi="Times New Roman" w:eastAsia="宋体"/>
                 <w:b w:val="0"/>
-                <w:sz w:val="15"/>
+                <w:sz w:val="18"/>
               </w:rPr>
               <w:t>40.8%</w:t>
             </w:r>
@@ -9585,7 +9697,7 @@
               <w:rPr>
                 <w:rFonts w:ascii="Times New Roman" w:hAnsi="Times New Roman" w:eastAsia="宋体"/>
                 <w:b w:val="0"/>
-                <w:sz w:val="15"/>
+                <w:sz w:val="18"/>
               </w:rPr>
               <w:t>24.1%</w:t>
             </w:r>
@@ -9604,7 +9716,7 @@
               <w:rPr>
                 <w:rFonts w:ascii="Times New Roman" w:hAnsi="Times New Roman" w:eastAsia="宋体"/>
                 <w:b w:val="0"/>
-                <w:sz w:val="15"/>
+                <w:sz w:val="18"/>
               </w:rPr>
               <w:t>17.8%</w:t>
             </w:r>
@@ -9819,7 +9931,7 @@
           <w:b w:val="0"/>
           <w:sz w:val="15"/>
         </w:rPr>
-        <w:t>表 7　带宽下界与实测之比（主机 B）</w:t>
+        <w:t>表 7　实测时间与带宽下界之比</w:t>
       </w:r>
     </w:p>
     <w:p>
@@ -9833,7 +9945,7 @@
           <w:b w:val="0"/>
           <w:sz w:val="15"/>
         </w:rPr>
-        <w:t>Table 7　Ratio of measured time to the bandwidth lower bound (host B)</w:t>
+        <w:t>Table 7　Ratio of measured time to the bandwidth lower bound</w:t>
       </w:r>
     </w:p>
     <w:tbl>
@@ -9842,28 +9954,34 @@
         <w:tblW w:type="auto" w:w="0"/>
         <w:tblLook w:firstColumn="1" w:firstRow="1" w:lastColumn="0" w:lastRow="0" w:noHBand="0" w:noVBand="1" w:val="04A0"/>
         <w:tblBorders>
-          <w:top w:val="single" w:sz="8" w:space="0" w:color="000000"/>
-          <w:left w:val="single" w:sz="4" w:space="0" w:color="000000"/>
-          <w:bottom w:val="single" w:sz="8" w:space="0" w:color="000000"/>
-          <w:right w:val="single" w:sz="4" w:space="0" w:color="000000"/>
-          <w:insideH w:val="single" w:sz="4" w:space="0" w:color="000000"/>
-          <w:insideV w:val="single" w:sz="4" w:space="0" w:color="000000"/>
+          <w:top w:val="single" w:sz="12" w:space="0" w:color="000000"/>
+          <w:bottom w:val="single" w:sz="12" w:space="0" w:color="000000"/>
+          <w:left w:val="none" w:sz="0" w:color="auto"/>
+          <w:right w:val="none" w:sz="0" w:color="auto"/>
+          <w:insideH w:val="none" w:sz="0" w:color="auto"/>
+          <w:insideV w:val="none" w:sz="0" w:color="auto"/>
         </w:tblBorders>
+        <w:tblCellMar>
+          <w:left w:w="40" w:type="dxa"/>
+          <w:right w:w="40" w:type="dxa"/>
+        </w:tblCellMar>
         <w:tblLayout w:type="fixed"/>
       </w:tblPr>
       <w:tblGrid>
-        <w:gridCol w:w="919"/>
-        <w:gridCol w:w="985"/>
-        <w:gridCol w:w="787"/>
-        <w:gridCol w:w="743"/>
-        <w:gridCol w:w="743"/>
-        <w:gridCol w:w="699"/>
+        <w:gridCol w:w="912"/>
+        <w:gridCol w:w="976"/>
+        <w:gridCol w:w="782"/>
+        <w:gridCol w:w="739"/>
+        <w:gridCol w:w="769"/>
+        <w:gridCol w:w="696"/>
       </w:tblGrid>
       <w:tr>
         <w:tc>
           <w:tcPr>
-            <w:tcW w:type="dxa" w:w="919"/>
-            <w:shd w:val="clear" w:fill="F2F2F2"/>
+            <w:tcW w:type="dxa" w:w="912"/>
+            <w:tcBorders>
+              <w:bottom w:val="single" w:sz="6" w:space="0" w:color="000000"/>
+            </w:tcBorders>
           </w:tcPr>
           <w:p>
             <w:pPr>
@@ -9874,7 +9992,7 @@
               <w:rPr>
                 <w:rFonts w:ascii="Times New Roman" w:hAnsi="Times New Roman" w:eastAsia="黑体"/>
                 <w:b/>
-                <w:sz w:val="16"/>
+                <w:sz w:val="18"/>
               </w:rPr>
               <w:t>配置</w:t>
             </w:r>
@@ -9882,8 +10000,10 @@
         </w:tc>
         <w:tc>
           <w:tcPr>
-            <w:tcW w:type="dxa" w:w="985"/>
-            <w:shd w:val="clear" w:fill="F2F2F2"/>
+            <w:tcW w:type="dxa" w:w="976"/>
+            <w:tcBorders>
+              <w:bottom w:val="single" w:sz="6" w:space="0" w:color="000000"/>
+            </w:tcBorders>
           </w:tcPr>
           <w:p>
             <w:pPr>
@@ -9894,7 +10014,7 @@
               <w:rPr>
                 <w:rFonts w:ascii="Times New Roman" w:hAnsi="Times New Roman" w:eastAsia="黑体"/>
                 <w:b/>
-                <w:sz w:val="16"/>
+                <w:sz w:val="18"/>
               </w:rPr>
               <w:t>字节/(GB·词元⁻¹)</w:t>
             </w:r>
@@ -9902,8 +10022,10 @@
         </w:tc>
         <w:tc>
           <w:tcPr>
-            <w:tcW w:type="dxa" w:w="787"/>
-            <w:shd w:val="clear" w:fill="F2F2F2"/>
+            <w:tcW w:type="dxa" w:w="782"/>
+            <w:tcBorders>
+              <w:bottom w:val="single" w:sz="6" w:space="0" w:color="000000"/>
+            </w:tcBorders>
           </w:tcPr>
           <w:p>
             <w:pPr>
@@ -9914,7 +10036,7 @@
               <w:rPr>
                 <w:rFonts w:ascii="Times New Roman" w:hAnsi="Times New Roman" w:eastAsia="黑体"/>
                 <w:b/>
-                <w:sz w:val="16"/>
+                <w:sz w:val="18"/>
               </w:rPr>
               <w:t>带宽</w:t>
             </w:r>
@@ -9922,8 +10044,10 @@
         </w:tc>
         <w:tc>
           <w:tcPr>
-            <w:tcW w:type="dxa" w:w="743"/>
-            <w:shd w:val="clear" w:fill="F2F2F2"/>
+            <w:tcW w:type="dxa" w:w="739"/>
+            <w:tcBorders>
+              <w:bottom w:val="single" w:sz="6" w:space="0" w:color="000000"/>
+            </w:tcBorders>
           </w:tcPr>
           <w:p>
             <w:pPr>
@@ -9934,7 +10058,7 @@
               <w:rPr>
                 <w:rFonts w:ascii="Times New Roman" w:hAnsi="Times New Roman" w:eastAsia="黑体"/>
                 <w:b/>
-                <w:sz w:val="16"/>
+                <w:sz w:val="18"/>
               </w:rPr>
               <w:t>下界/s</w:t>
             </w:r>
@@ -9942,8 +10066,10 @@
         </w:tc>
         <w:tc>
           <w:tcPr>
-            <w:tcW w:type="dxa" w:w="743"/>
-            <w:shd w:val="clear" w:fill="F2F2F2"/>
+            <w:tcW w:type="dxa" w:w="769"/>
+            <w:tcBorders>
+              <w:bottom w:val="single" w:sz="6" w:space="0" w:color="000000"/>
+            </w:tcBorders>
           </w:tcPr>
           <w:p>
             <w:pPr>
@@ -9954,7 +10080,7 @@
               <w:rPr>
                 <w:rFonts w:ascii="Times New Roman" w:hAnsi="Times New Roman" w:eastAsia="黑体"/>
                 <w:b/>
-                <w:sz w:val="16"/>
+                <w:sz w:val="18"/>
               </w:rPr>
               <w:t>实测/s</w:t>
             </w:r>
@@ -9962,8 +10088,10 @@
         </w:tc>
         <w:tc>
           <w:tcPr>
-            <w:tcW w:type="dxa" w:w="699"/>
-            <w:shd w:val="clear" w:fill="F2F2F2"/>
+            <w:tcW w:type="dxa" w:w="696"/>
+            <w:tcBorders>
+              <w:bottom w:val="single" w:sz="6" w:space="0" w:color="000000"/>
+            </w:tcBorders>
           </w:tcPr>
           <w:p>
             <w:pPr>
@@ -9974,7 +10102,7 @@
               <w:rPr>
                 <w:rFonts w:ascii="Times New Roman" w:hAnsi="Times New Roman" w:eastAsia="黑体"/>
                 <w:b/>
-                <w:sz w:val="16"/>
+                <w:sz w:val="18"/>
               </w:rPr>
               <w:t>比值</w:t>
             </w:r>
@@ -9984,7 +10112,7 @@
       <w:tr>
         <w:tc>
           <w:tcPr>
-            <w:tcW w:type="dxa" w:w="919"/>
+            <w:tcW w:type="dxa" w:w="912"/>
           </w:tcPr>
           <w:p>
             <w:pPr>
@@ -9995,7 +10123,7 @@
               <w:rPr>
                 <w:rFonts w:ascii="Times New Roman" w:hAnsi="Times New Roman" w:eastAsia="宋体"/>
                 <w:b w:val="0"/>
-                <w:sz w:val="15"/>
+                <w:sz w:val="18"/>
               </w:rPr>
               <w:t>A 低速盘</w:t>
             </w:r>
@@ -10003,7 +10131,7 @@
         </w:tc>
         <w:tc>
           <w:tcPr>
-            <w:tcW w:type="dxa" w:w="985"/>
+            <w:tcW w:type="dxa" w:w="976"/>
           </w:tcPr>
           <w:p>
             <w:pPr>
@@ -10014,7 +10142,7 @@
               <w:rPr>
                 <w:rFonts w:ascii="Times New Roman" w:hAnsi="Times New Roman" w:eastAsia="宋体"/>
                 <w:b w:val="0"/>
-                <w:sz w:val="15"/>
+                <w:sz w:val="18"/>
               </w:rPr>
               <w:t>25.83</w:t>
             </w:r>
@@ -10022,7 +10150,7 @@
         </w:tc>
         <w:tc>
           <w:tcPr>
-            <w:tcW w:type="dxa" w:w="787"/>
+            <w:tcW w:type="dxa" w:w="782"/>
           </w:tcPr>
           <w:p>
             <w:pPr>
@@ -10033,7 +10161,7 @@
               <w:rPr>
                 <w:rFonts w:ascii="Times New Roman" w:hAnsi="Times New Roman" w:eastAsia="宋体"/>
                 <w:b w:val="0"/>
-                <w:sz w:val="15"/>
+                <w:sz w:val="18"/>
               </w:rPr>
               <w:t>85 MB/s</w:t>
             </w:r>
@@ -10041,7 +10169,7 @@
         </w:tc>
         <w:tc>
           <w:tcPr>
-            <w:tcW w:type="dxa" w:w="743"/>
+            <w:tcW w:type="dxa" w:w="739"/>
           </w:tcPr>
           <w:p>
             <w:pPr>
@@ -10052,7 +10180,7 @@
               <w:rPr>
                 <w:rFonts w:ascii="Times New Roman" w:hAnsi="Times New Roman" w:eastAsia="宋体"/>
                 <w:b w:val="0"/>
-                <w:sz w:val="15"/>
+                <w:sz w:val="18"/>
               </w:rPr>
               <w:t>303.9</w:t>
             </w:r>
@@ -10060,7 +10188,7 @@
         </w:tc>
         <w:tc>
           <w:tcPr>
-            <w:tcW w:type="dxa" w:w="743"/>
+            <w:tcW w:type="dxa" w:w="769"/>
           </w:tcPr>
           <w:p>
             <w:pPr>
@@ -10071,7 +10199,7 @@
               <w:rPr>
                 <w:rFonts w:ascii="Times New Roman" w:hAnsi="Times New Roman" w:eastAsia="宋体"/>
                 <w:b w:val="0"/>
-                <w:sz w:val="15"/>
+                <w:sz w:val="18"/>
               </w:rPr>
               <w:t>303.58</w:t>
             </w:r>
@@ -10079,7 +10207,7 @@
         </w:tc>
         <w:tc>
           <w:tcPr>
-            <w:tcW w:type="dxa" w:w="699"/>
+            <w:tcW w:type="dxa" w:w="696"/>
           </w:tcPr>
           <w:p>
             <w:pPr>
@@ -10090,7 +10218,7 @@
               <w:rPr>
                 <w:rFonts w:ascii="Times New Roman" w:hAnsi="Times New Roman" w:eastAsia="宋体"/>
                 <w:b w:val="0"/>
-                <w:sz w:val="15"/>
+                <w:sz w:val="18"/>
               </w:rPr>
               <w:t>1.00</w:t>
             </w:r>
@@ -10100,7 +10228,7 @@
       <w:tr>
         <w:tc>
           <w:tcPr>
-            <w:tcW w:type="dxa" w:w="919"/>
+            <w:tcW w:type="dxa" w:w="912"/>
           </w:tcPr>
           <w:p>
             <w:pPr>
@@ -10111,7 +10239,7 @@
               <w:rPr>
                 <w:rFonts w:ascii="Times New Roman" w:hAnsi="Times New Roman" w:eastAsia="宋体"/>
                 <w:b w:val="0"/>
-                <w:sz w:val="15"/>
+                <w:sz w:val="18"/>
               </w:rPr>
               <w:t>B 高速盘驻留</w:t>
             </w:r>
@@ -10119,7 +10247,7 @@
         </w:tc>
         <w:tc>
           <w:tcPr>
-            <w:tcW w:type="dxa" w:w="985"/>
+            <w:tcW w:type="dxa" w:w="976"/>
           </w:tcPr>
           <w:p>
             <w:pPr>
@@ -10130,7 +10258,7 @@
               <w:rPr>
                 <w:rFonts w:ascii="Times New Roman" w:hAnsi="Times New Roman" w:eastAsia="宋体"/>
                 <w:b w:val="0"/>
-                <w:sz w:val="15"/>
+                <w:sz w:val="18"/>
               </w:rPr>
               <w:t>25.83</w:t>
             </w:r>
@@ -10138,7 +10266,7 @@
         </w:tc>
         <w:tc>
           <w:tcPr>
-            <w:tcW w:type="dxa" w:w="787"/>
+            <w:tcW w:type="dxa" w:w="782"/>
           </w:tcPr>
           <w:p>
             <w:pPr>
@@ -10149,7 +10277,7 @@
               <w:rPr>
                 <w:rFonts w:ascii="Times New Roman" w:hAnsi="Times New Roman" w:eastAsia="宋体"/>
                 <w:b w:val="0"/>
-                <w:sz w:val="15"/>
+                <w:sz w:val="18"/>
               </w:rPr>
               <w:t>419 MB/s</w:t>
             </w:r>
@@ -10157,7 +10285,7 @@
         </w:tc>
         <w:tc>
           <w:tcPr>
-            <w:tcW w:type="dxa" w:w="743"/>
+            <w:tcW w:type="dxa" w:w="739"/>
           </w:tcPr>
           <w:p>
             <w:pPr>
@@ -10168,7 +10296,7 @@
               <w:rPr>
                 <w:rFonts w:ascii="Times New Roman" w:hAnsi="Times New Roman" w:eastAsia="宋体"/>
                 <w:b w:val="0"/>
-                <w:sz w:val="15"/>
+                <w:sz w:val="18"/>
               </w:rPr>
               <w:t>61.6</w:t>
             </w:r>
@@ -10176,7 +10304,7 @@
         </w:tc>
         <w:tc>
           <w:tcPr>
-            <w:tcW w:type="dxa" w:w="743"/>
+            <w:tcW w:type="dxa" w:w="769"/>
           </w:tcPr>
           <w:p>
             <w:pPr>
@@ -10187,7 +10315,7 @@
               <w:rPr>
                 <w:rFonts w:ascii="Times New Roman" w:hAnsi="Times New Roman" w:eastAsia="宋体"/>
                 <w:b w:val="0"/>
-                <w:sz w:val="15"/>
+                <w:sz w:val="18"/>
               </w:rPr>
               <w:t>191.6</w:t>
             </w:r>
@@ -10195,7 +10323,7 @@
         </w:tc>
         <w:tc>
           <w:tcPr>
-            <w:tcW w:type="dxa" w:w="699"/>
+            <w:tcW w:type="dxa" w:w="696"/>
           </w:tcPr>
           <w:p>
             <w:pPr>
@@ -10206,7 +10334,7 @@
               <w:rPr>
                 <w:rFonts w:ascii="Times New Roman" w:hAnsi="Times New Roman" w:eastAsia="宋体"/>
                 <w:b w:val="0"/>
-                <w:sz w:val="15"/>
+                <w:sz w:val="18"/>
               </w:rPr>
               <w:t>3.11</w:t>
             </w:r>
@@ -10216,7 +10344,7 @@
       <w:tr>
         <w:tc>
           <w:tcPr>
-            <w:tcW w:type="dxa" w:w="919"/>
+            <w:tcW w:type="dxa" w:w="912"/>
           </w:tcPr>
           <w:p>
             <w:pPr>
@@ -10227,7 +10355,7 @@
               <w:rPr>
                 <w:rFonts w:ascii="Times New Roman" w:hAnsi="Times New Roman" w:eastAsia="宋体"/>
                 <w:b w:val="0"/>
-                <w:sz w:val="15"/>
+                <w:sz w:val="18"/>
               </w:rPr>
               <w:t>C 部分内存驻留</w:t>
             </w:r>
@@ -10235,7 +10363,7 @@
         </w:tc>
         <w:tc>
           <w:tcPr>
-            <w:tcW w:type="dxa" w:w="985"/>
+            <w:tcW w:type="dxa" w:w="976"/>
           </w:tcPr>
           <w:p>
             <w:pPr>
@@ -10246,7 +10374,7 @@
               <w:rPr>
                 <w:rFonts w:ascii="Times New Roman" w:hAnsi="Times New Roman" w:eastAsia="宋体"/>
                 <w:b w:val="0"/>
-                <w:sz w:val="15"/>
+                <w:sz w:val="18"/>
               </w:rPr>
               <w:t>77.5</w:t>
             </w:r>
@@ -10254,7 +10382,7 @@
         </w:tc>
         <w:tc>
           <w:tcPr>
-            <w:tcW w:type="dxa" w:w="787"/>
+            <w:tcW w:type="dxa" w:w="782"/>
           </w:tcPr>
           <w:p>
             <w:pPr>
@@ -10265,7 +10393,7 @@
               <w:rPr>
                 <w:rFonts w:ascii="Times New Roman" w:hAnsi="Times New Roman" w:eastAsia="宋体"/>
                 <w:b w:val="0"/>
-                <w:sz w:val="15"/>
+                <w:sz w:val="18"/>
               </w:rPr>
               <w:t>1.5 GB/s</w:t>
             </w:r>
@@ -10273,7 +10401,7 @@
         </w:tc>
         <w:tc>
           <w:tcPr>
-            <w:tcW w:type="dxa" w:w="743"/>
+            <w:tcW w:type="dxa" w:w="739"/>
           </w:tcPr>
           <w:p>
             <w:pPr>
@@ -10284,7 +10412,7 @@
               <w:rPr>
                 <w:rFonts w:ascii="Times New Roman" w:hAnsi="Times New Roman" w:eastAsia="宋体"/>
                 <w:b w:val="0"/>
-                <w:sz w:val="15"/>
+                <w:sz w:val="18"/>
               </w:rPr>
               <w:t>51.7</w:t>
             </w:r>
@@ -10292,7 +10420,7 @@
         </w:tc>
         <w:tc>
           <w:tcPr>
-            <w:tcW w:type="dxa" w:w="743"/>
+            <w:tcW w:type="dxa" w:w="769"/>
           </w:tcPr>
           <w:p>
             <w:pPr>
@@ -10303,7 +10431,7 @@
               <w:rPr>
                 <w:rFonts w:ascii="Times New Roman" w:hAnsi="Times New Roman" w:eastAsia="宋体"/>
                 <w:b w:val="0"/>
-                <w:sz w:val="15"/>
+                <w:sz w:val="18"/>
               </w:rPr>
               <w:t>82.86</w:t>
             </w:r>
@@ -10311,7 +10439,7 @@
         </w:tc>
         <w:tc>
           <w:tcPr>
-            <w:tcW w:type="dxa" w:w="699"/>
+            <w:tcW w:type="dxa" w:w="696"/>
           </w:tcPr>
           <w:p>
             <w:pPr>
@@ -10322,7 +10450,7 @@
               <w:rPr>
                 <w:rFonts w:ascii="Times New Roman" w:hAnsi="Times New Roman" w:eastAsia="宋体"/>
                 <w:b w:val="0"/>
-                <w:sz w:val="15"/>
+                <w:sz w:val="18"/>
               </w:rPr>
               <w:t>1.60</w:t>
             </w:r>
@@ -10332,7 +10460,7 @@
       <w:tr>
         <w:tc>
           <w:tcPr>
-            <w:tcW w:type="dxa" w:w="919"/>
+            <w:tcW w:type="dxa" w:w="912"/>
           </w:tcPr>
           <w:p>
             <w:pPr>
@@ -10343,7 +10471,7 @@
               <w:rPr>
                 <w:rFonts w:ascii="Times New Roman" w:hAnsi="Times New Roman" w:eastAsia="宋体"/>
                 <w:b w:val="0"/>
-                <w:sz w:val="15"/>
+                <w:sz w:val="18"/>
               </w:rPr>
               <w:t>D 混合形态</w:t>
             </w:r>
@@ -10351,7 +10479,7 @@
         </w:tc>
         <w:tc>
           <w:tcPr>
-            <w:tcW w:type="dxa" w:w="985"/>
+            <w:tcW w:type="dxa" w:w="976"/>
           </w:tcPr>
           <w:p>
             <w:pPr>
@@ -10362,7 +10490,7 @@
               <w:rPr>
                 <w:rFonts w:ascii="Times New Roman" w:hAnsi="Times New Roman" w:eastAsia="宋体"/>
                 <w:b w:val="0"/>
-                <w:sz w:val="15"/>
+                <w:sz w:val="18"/>
               </w:rPr>
               <w:t>64.3</w:t>
             </w:r>
@@ -10370,7 +10498,7 @@
         </w:tc>
         <w:tc>
           <w:tcPr>
-            <w:tcW w:type="dxa" w:w="787"/>
+            <w:tcW w:type="dxa" w:w="782"/>
           </w:tcPr>
           <w:p>
             <w:pPr>
@@ -10381,7 +10509,7 @@
               <w:rPr>
                 <w:rFonts w:ascii="Times New Roman" w:hAnsi="Times New Roman" w:eastAsia="宋体"/>
                 <w:b w:val="0"/>
-                <w:sz w:val="15"/>
+                <w:sz w:val="18"/>
               </w:rPr>
               <w:t>混合</w:t>
             </w:r>
@@ -10389,7 +10517,7 @@
         </w:tc>
         <w:tc>
           <w:tcPr>
-            <w:tcW w:type="dxa" w:w="743"/>
+            <w:tcW w:type="dxa" w:w="739"/>
           </w:tcPr>
           <w:p>
             <w:pPr>
@@ -10400,7 +10528,7 @@
               <w:rPr>
                 <w:rFonts w:ascii="Times New Roman" w:hAnsi="Times New Roman" w:eastAsia="宋体"/>
                 <w:b w:val="0"/>
-                <w:sz w:val="15"/>
+                <w:sz w:val="18"/>
               </w:rPr>
               <w:t>70.4</w:t>
             </w:r>
@@ -10408,7 +10536,7 @@
         </w:tc>
         <w:tc>
           <w:tcPr>
-            <w:tcW w:type="dxa" w:w="743"/>
+            <w:tcW w:type="dxa" w:w="769"/>
           </w:tcPr>
           <w:p>
             <w:pPr>
@@ -10419,7 +10547,7 @@
               <w:rPr>
                 <w:rFonts w:ascii="Times New Roman" w:hAnsi="Times New Roman" w:eastAsia="宋体"/>
                 <w:b w:val="0"/>
-                <w:sz w:val="15"/>
+                <w:sz w:val="18"/>
               </w:rPr>
               <w:t>74.57</w:t>
             </w:r>
@@ -10427,7 +10555,7 @@
         </w:tc>
         <w:tc>
           <w:tcPr>
-            <w:tcW w:type="dxa" w:w="699"/>
+            <w:tcW w:type="dxa" w:w="696"/>
           </w:tcPr>
           <w:p>
             <w:pPr>
@@ -10438,7 +10566,7 @@
               <w:rPr>
                 <w:rFonts w:ascii="Times New Roman" w:hAnsi="Times New Roman" w:eastAsia="宋体"/>
                 <w:b w:val="0"/>
-                <w:sz w:val="15"/>
+                <w:sz w:val="18"/>
               </w:rPr>
               <w:t>1.06</w:t>
             </w:r>
@@ -10473,7 +10601,7 @@
           <w:b w:val="0"/>
           <w:sz w:val="18"/>
         </w:rPr>
-        <w:t>。按相位拆分（表 8）可见暴露集中在专家流。</w:t>
+        <w:t>。按相位拆分（表 8，对应表 7 的 D 档）可见暴露集中在专家流。</w:t>
       </w:r>
     </w:p>
     <w:p>
@@ -10527,7 +10655,7 @@
           <w:b w:val="0"/>
           <w:sz w:val="15"/>
         </w:rPr>
-        <w:t>图 6　四个配置的实测/带宽下界比（数据同表 7）</w:t>
+        <w:t>图 6　四个配置的实测时间与带宽下界之比</w:t>
       </w:r>
     </w:p>
     <w:p>
@@ -10541,7 +10669,7 @@
           <w:b w:val="0"/>
           <w:sz w:val="15"/>
         </w:rPr>
-        <w:t>Fig.6　Measured-to-bound ratio for four residence configurations (same data as Table 7)</w:t>
+        <w:t>Fig.6　Measured time against the bandwidth lower bound for four configurations</w:t>
       </w:r>
     </w:p>
     <w:p>
@@ -10555,7 +10683,7 @@
           <w:b w:val="0"/>
           <w:sz w:val="15"/>
         </w:rPr>
-        <w:t>表 8　相位字节与串行暴露（配置 D，主机 B）</w:t>
+        <w:t>表 8　各流的相位字节与串行暴露</w:t>
       </w:r>
     </w:p>
     <w:p>
@@ -10569,7 +10697,7 @@
           <w:b w:val="0"/>
           <w:sz w:val="15"/>
         </w:rPr>
-        <w:t>Table 8　Per-phase bytes and serialization overhead (configuration D, host B)</w:t>
+        <w:t>Table 8　Per-phase bytes and serialization exposure by stream</w:t>
       </w:r>
     </w:p>
     <w:tbl>
@@ -10578,13 +10706,17 @@
         <w:tblW w:type="auto" w:w="0"/>
         <w:tblLook w:firstColumn="1" w:firstRow="1" w:lastColumn="0" w:lastRow="0" w:noHBand="0" w:noVBand="1" w:val="04A0"/>
         <w:tblBorders>
-          <w:top w:val="single" w:sz="8" w:space="0" w:color="000000"/>
-          <w:left w:val="single" w:sz="4" w:space="0" w:color="000000"/>
-          <w:bottom w:val="single" w:sz="8" w:space="0" w:color="000000"/>
-          <w:right w:val="single" w:sz="4" w:space="0" w:color="000000"/>
-          <w:insideH w:val="single" w:sz="4" w:space="0" w:color="000000"/>
-          <w:insideV w:val="single" w:sz="4" w:space="0" w:color="000000"/>
+          <w:top w:val="single" w:sz="12" w:space="0" w:color="000000"/>
+          <w:bottom w:val="single" w:sz="12" w:space="0" w:color="000000"/>
+          <w:left w:val="none" w:sz="0" w:color="auto"/>
+          <w:right w:val="none" w:sz="0" w:color="auto"/>
+          <w:insideH w:val="none" w:sz="0" w:color="auto"/>
+          <w:insideV w:val="none" w:sz="0" w:color="auto"/>
         </w:tblBorders>
+        <w:tblCellMar>
+          <w:left w:w="40" w:type="dxa"/>
+          <w:right w:w="40" w:type="dxa"/>
+        </w:tblCellMar>
         <w:tblLayout w:type="fixed"/>
       </w:tblPr>
       <w:tblGrid>
@@ -10598,7 +10730,9 @@
         <w:tc>
           <w:tcPr>
             <w:tcW w:type="dxa" w:w="891"/>
-            <w:shd w:val="clear" w:fill="F2F2F2"/>
+            <w:tcBorders>
+              <w:bottom w:val="single" w:sz="6" w:space="0" w:color="000000"/>
+            </w:tcBorders>
           </w:tcPr>
           <w:p>
             <w:pPr>
@@ -10609,7 +10743,7 @@
               <w:rPr>
                 <w:rFonts w:ascii="Times New Roman" w:hAnsi="Times New Roman" w:eastAsia="黑体"/>
                 <w:b/>
-                <w:sz w:val="16"/>
+                <w:sz w:val="18"/>
               </w:rPr>
               <w:t>流</w:t>
             </w:r>
@@ -10618,7 +10752,9 @@
         <w:tc>
           <w:tcPr>
             <w:tcW w:type="dxa" w:w="1182"/>
-            <w:shd w:val="clear" w:fill="F2F2F2"/>
+            <w:tcBorders>
+              <w:bottom w:val="single" w:sz="6" w:space="0" w:color="000000"/>
+            </w:tcBorders>
           </w:tcPr>
           <w:p>
             <w:pPr>
@@ -10629,7 +10765,7 @@
               <w:rPr>
                 <w:rFonts w:ascii="Times New Roman" w:hAnsi="Times New Roman" w:eastAsia="黑体"/>
                 <w:b/>
-                <w:sz w:val="16"/>
+                <w:sz w:val="18"/>
               </w:rPr>
               <w:t>字节/(GB·词元⁻¹)</w:t>
             </w:r>
@@ -10638,7 +10774,9 @@
         <w:tc>
           <w:tcPr>
             <w:tcW w:type="dxa" w:w="1085"/>
-            <w:shd w:val="clear" w:fill="F2F2F2"/>
+            <w:tcBorders>
+              <w:bottom w:val="single" w:sz="6" w:space="0" w:color="000000"/>
+            </w:tcBorders>
           </w:tcPr>
           <w:p>
             <w:pPr>
@@ -10649,7 +10787,7 @@
               <w:rPr>
                 <w:rFonts w:ascii="Times New Roman" w:hAnsi="Times New Roman" w:eastAsia="黑体"/>
                 <w:b/>
-                <w:sz w:val="16"/>
+                <w:sz w:val="18"/>
               </w:rPr>
               <w:t>速率/(MB·s⁻¹)</w:t>
             </w:r>
@@ -10658,7 +10796,9 @@
         <w:tc>
           <w:tcPr>
             <w:tcW w:type="dxa" w:w="826"/>
-            <w:shd w:val="clear" w:fill="F2F2F2"/>
+            <w:tcBorders>
+              <w:bottom w:val="single" w:sz="6" w:space="0" w:color="000000"/>
+            </w:tcBorders>
           </w:tcPr>
           <w:p>
             <w:pPr>
@@ -10669,7 +10809,7 @@
               <w:rPr>
                 <w:rFonts w:ascii="Times New Roman" w:hAnsi="Times New Roman" w:eastAsia="黑体"/>
                 <w:b/>
-                <w:sz w:val="16"/>
+                <w:sz w:val="18"/>
               </w:rPr>
               <w:t>暴露/s</w:t>
             </w:r>
@@ -10678,7 +10818,9 @@
         <w:tc>
           <w:tcPr>
             <w:tcW w:type="dxa" w:w="891"/>
-            <w:shd w:val="clear" w:fill="F2F2F2"/>
+            <w:tcBorders>
+              <w:bottom w:val="single" w:sz="6" w:space="0" w:color="000000"/>
+            </w:tcBorders>
           </w:tcPr>
           <w:p>
             <w:pPr>
@@ -10689,7 +10831,7 @@
               <w:rPr>
                 <w:rFonts w:ascii="Times New Roman" w:hAnsi="Times New Roman" w:eastAsia="黑体"/>
                 <w:b/>
-                <w:sz w:val="16"/>
+                <w:sz w:val="18"/>
               </w:rPr>
               <w:t>占端到端</w:t>
             </w:r>
@@ -10710,7 +10852,7 @@
               <w:rPr>
                 <w:rFonts w:ascii="Times New Roman" w:hAnsi="Times New Roman" w:eastAsia="宋体"/>
                 <w:b w:val="0"/>
-                <w:sz w:val="15"/>
+                <w:sz w:val="18"/>
               </w:rPr>
               <w:t>专家流</w:t>
             </w:r>
@@ -10729,7 +10871,7 @@
               <w:rPr>
                 <w:rFonts w:ascii="Times New Roman" w:hAnsi="Times New Roman" w:eastAsia="宋体"/>
                 <w:b w:val="0"/>
-                <w:sz w:val="15"/>
+                <w:sz w:val="18"/>
               </w:rPr>
               <w:t>22.5</w:t>
             </w:r>
@@ -10748,7 +10890,7 @@
               <w:rPr>
                 <w:rFonts w:ascii="Times New Roman" w:hAnsi="Times New Roman" w:eastAsia="宋体"/>
                 <w:b w:val="0"/>
-                <w:sz w:val="15"/>
+                <w:sz w:val="18"/>
               </w:rPr>
               <w:t>379</w:t>
             </w:r>
@@ -10767,7 +10909,7 @@
               <w:rPr>
                 <w:rFonts w:ascii="Times New Roman" w:hAnsi="Times New Roman" w:eastAsia="宋体"/>
                 <w:b w:val="0"/>
-                <w:sz w:val="15"/>
+                <w:sz w:val="18"/>
               </w:rPr>
               <w:t>59.39</w:t>
             </w:r>
@@ -10786,7 +10928,7 @@
               <w:rPr>
                 <w:rFonts w:ascii="Times New Roman" w:hAnsi="Times New Roman" w:eastAsia="宋体"/>
                 <w:b w:val="0"/>
-                <w:sz w:val="15"/>
+                <w:sz w:val="18"/>
               </w:rPr>
               <w:t>79.6%</w:t>
             </w:r>
@@ -10807,7 +10949,7 @@
               <w:rPr>
                 <w:rFonts w:ascii="Times New Roman" w:hAnsi="Times New Roman" w:eastAsia="宋体"/>
                 <w:b w:val="0"/>
-                <w:sz w:val="15"/>
+                <w:sz w:val="18"/>
               </w:rPr>
               <w:t>纯计算</w:t>
             </w:r>
@@ -10826,7 +10968,7 @@
               <w:rPr>
                 <w:rFonts w:ascii="Times New Roman" w:hAnsi="Times New Roman" w:eastAsia="宋体"/>
                 <w:b w:val="0"/>
-                <w:sz w:val="15"/>
+                <w:sz w:val="18"/>
               </w:rPr>
               <w:t>—</w:t>
             </w:r>
@@ -10845,7 +10987,7 @@
               <w:rPr>
                 <w:rFonts w:ascii="Times New Roman" w:hAnsi="Times New Roman" w:eastAsia="宋体"/>
                 <w:b w:val="0"/>
-                <w:sz w:val="15"/>
+                <w:sz w:val="18"/>
               </w:rPr>
               <w:t>—</w:t>
             </w:r>
@@ -10864,7 +11006,7 @@
               <w:rPr>
                 <w:rFonts w:ascii="Times New Roman" w:hAnsi="Times New Roman" w:eastAsia="宋体"/>
                 <w:b w:val="0"/>
-                <w:sz w:val="15"/>
+                <w:sz w:val="18"/>
               </w:rPr>
               <w:t>14.85</w:t>
             </w:r>
@@ -10883,7 +11025,7 @@
               <w:rPr>
                 <w:rFonts w:ascii="Times New Roman" w:hAnsi="Times New Roman" w:eastAsia="宋体"/>
                 <w:b w:val="0"/>
-                <w:sz w:val="15"/>
+                <w:sz w:val="18"/>
               </w:rPr>
               <w:t>19.9%</w:t>
             </w:r>
@@ -10904,7 +11046,7 @@
               <w:rPr>
                 <w:rFonts w:ascii="Times New Roman" w:hAnsi="Times New Roman" w:eastAsia="宋体"/>
                 <w:b w:val="0"/>
-                <w:sz w:val="15"/>
+                <w:sz w:val="18"/>
               </w:rPr>
               <w:t>固定层流</w:t>
             </w:r>
@@ -10923,7 +11065,7 @@
               <w:rPr>
                 <w:rFonts w:ascii="Times New Roman" w:hAnsi="Times New Roman" w:eastAsia="宋体"/>
                 <w:b w:val="0"/>
-                <w:sz w:val="15"/>
+                <w:sz w:val="18"/>
               </w:rPr>
               <w:t>41.8</w:t>
             </w:r>
@@ -10942,7 +11084,7 @@
               <w:rPr>
                 <w:rFonts w:ascii="Times New Roman" w:hAnsi="Times New Roman" w:eastAsia="宋体"/>
                 <w:b w:val="0"/>
-                <w:sz w:val="15"/>
+                <w:sz w:val="18"/>
               </w:rPr>
               <w:t>890</w:t>
             </w:r>
@@ -10961,7 +11103,7 @@
               <w:rPr>
                 <w:rFonts w:ascii="Times New Roman" w:hAnsi="Times New Roman" w:eastAsia="宋体"/>
                 <w:b w:val="0"/>
-                <w:sz w:val="15"/>
+                <w:sz w:val="18"/>
               </w:rPr>
               <w:t>0.38</w:t>
             </w:r>
@@ -10980,7 +11122,7 @@
               <w:rPr>
                 <w:rFonts w:ascii="Times New Roman" w:hAnsi="Times New Roman" w:eastAsia="宋体"/>
                 <w:b w:val="0"/>
-                <w:sz w:val="15"/>
+                <w:sz w:val="18"/>
               </w:rPr>
               <w:t>0.5%</w:t>
             </w:r>
@@ -11001,7 +11143,7 @@
               <w:rPr>
                 <w:rFonts w:ascii="Times New Roman" w:hAnsi="Times New Roman" w:eastAsia="宋体"/>
                 <w:b w:val="0"/>
-                <w:sz w:val="15"/>
+                <w:sz w:val="18"/>
               </w:rPr>
               <w:t>端到端</w:t>
             </w:r>
@@ -11020,7 +11162,7 @@
               <w:rPr>
                 <w:rFonts w:ascii="Times New Roman" w:hAnsi="Times New Roman" w:eastAsia="宋体"/>
                 <w:b w:val="0"/>
-                <w:sz w:val="15"/>
+                <w:sz w:val="18"/>
               </w:rPr>
               <w:t>64.3</w:t>
             </w:r>
@@ -11039,7 +11181,7 @@
               <w:rPr>
                 <w:rFonts w:ascii="Times New Roman" w:hAnsi="Times New Roman" w:eastAsia="宋体"/>
                 <w:b w:val="0"/>
-                <w:sz w:val="15"/>
+                <w:sz w:val="18"/>
               </w:rPr>
               <w:t>—</w:t>
             </w:r>
@@ -11058,7 +11200,7 @@
               <w:rPr>
                 <w:rFonts w:ascii="Times New Roman" w:hAnsi="Times New Roman" w:eastAsia="宋体"/>
                 <w:b w:val="0"/>
-                <w:sz w:val="15"/>
+                <w:sz w:val="18"/>
               </w:rPr>
               <w:t>74.57</w:t>
             </w:r>
@@ -11077,7 +11219,7 @@
               <w:rPr>
                 <w:rFonts w:ascii="Times New Roman" w:hAnsi="Times New Roman" w:eastAsia="宋体"/>
                 <w:b w:val="0"/>
-                <w:sz w:val="15"/>
+                <w:sz w:val="18"/>
               </w:rPr>
               <w:t>100%</w:t>
             </w:r>
@@ -11199,7 +11341,7 @@
           <w:b w:val="0"/>
           <w:sz w:val="15"/>
         </w:rPr>
-        <w:t>表 9　三平面验收阶梯</w:t>
+        <w:t>表 9　三平面分级验收标准</w:t>
       </w:r>
     </w:p>
     <w:p>
@@ -11213,7 +11355,7 @@
           <w:b w:val="0"/>
           <w:sz w:val="15"/>
         </w:rPr>
-        <w:t>Table 9　Three-plane tiered acceptance criteria</w:t>
+        <w:t>Table 9　Tiered acceptance criteria for the three planes</w:t>
       </w:r>
     </w:p>
     <w:tbl>
@@ -11222,27 +11364,33 @@
         <w:tblW w:type="auto" w:w="0"/>
         <w:tblLook w:firstColumn="1" w:firstRow="1" w:lastColumn="0" w:lastRow="0" w:noHBand="0" w:noVBand="1" w:val="04A0"/>
         <w:tblBorders>
-          <w:top w:val="single" w:sz="8" w:space="0" w:color="000000"/>
-          <w:left w:val="single" w:sz="4" w:space="0" w:color="000000"/>
-          <w:bottom w:val="single" w:sz="8" w:space="0" w:color="000000"/>
-          <w:right w:val="single" w:sz="4" w:space="0" w:color="000000"/>
-          <w:insideH w:val="single" w:sz="4" w:space="0" w:color="000000"/>
-          <w:insideV w:val="single" w:sz="4" w:space="0" w:color="000000"/>
+          <w:top w:val="single" w:sz="12" w:space="0" w:color="000000"/>
+          <w:bottom w:val="single" w:sz="12" w:space="0" w:color="000000"/>
+          <w:left w:val="none" w:sz="0" w:color="auto"/>
+          <w:right w:val="none" w:sz="0" w:color="auto"/>
+          <w:insideH w:val="none" w:sz="0" w:color="auto"/>
+          <w:insideV w:val="none" w:sz="0" w:color="auto"/>
         </w:tblBorders>
+        <w:tblCellMar>
+          <w:left w:w="40" w:type="dxa"/>
+          <w:right w:w="40" w:type="dxa"/>
+        </w:tblCellMar>
         <w:tblLayout w:type="fixed"/>
       </w:tblPr>
       <w:tblGrid>
-        <w:gridCol w:w="636"/>
-        <w:gridCol w:w="841"/>
-        <w:gridCol w:w="1013"/>
-        <w:gridCol w:w="1716"/>
-        <w:gridCol w:w="670"/>
+        <w:gridCol w:w="609"/>
+        <w:gridCol w:w="737"/>
+        <w:gridCol w:w="1232"/>
+        <w:gridCol w:w="1667"/>
+        <w:gridCol w:w="631"/>
       </w:tblGrid>
       <w:tr>
         <w:tc>
           <w:tcPr>
-            <w:tcW w:type="dxa" w:w="636"/>
-            <w:shd w:val="clear" w:fill="F2F2F2"/>
+            <w:tcW w:type="dxa" w:w="609"/>
+            <w:tcBorders>
+              <w:bottom w:val="single" w:sz="6" w:space="0" w:color="000000"/>
+            </w:tcBorders>
           </w:tcPr>
           <w:p>
             <w:pPr>
@@ -11253,7 +11401,7 @@
               <w:rPr>
                 <w:rFonts w:ascii="Times New Roman" w:hAnsi="Times New Roman" w:eastAsia="黑体"/>
                 <w:b/>
-                <w:sz w:val="16"/>
+                <w:sz w:val="18"/>
               </w:rPr>
               <w:t>级</w:t>
             </w:r>
@@ -11261,8 +11409,10 @@
         </w:tc>
         <w:tc>
           <w:tcPr>
-            <w:tcW w:type="dxa" w:w="841"/>
-            <w:shd w:val="clear" w:fill="F2F2F2"/>
+            <w:tcW w:type="dxa" w:w="737"/>
+            <w:tcBorders>
+              <w:bottom w:val="single" w:sz="6" w:space="0" w:color="000000"/>
+            </w:tcBorders>
           </w:tcPr>
           <w:p>
             <w:pPr>
@@ -11273,7 +11423,7 @@
               <w:rPr>
                 <w:rFonts w:ascii="Times New Roman" w:hAnsi="Times New Roman" w:eastAsia="黑体"/>
                 <w:b/>
-                <w:sz w:val="16"/>
+                <w:sz w:val="18"/>
               </w:rPr>
               <w:t>问题</w:t>
             </w:r>
@@ -11281,8 +11431,10 @@
         </w:tc>
         <w:tc>
           <w:tcPr>
-            <w:tcW w:type="dxa" w:w="1013"/>
-            <w:shd w:val="clear" w:fill="F2F2F2"/>
+            <w:tcW w:type="dxa" w:w="1232"/>
+            <w:tcBorders>
+              <w:bottom w:val="single" w:sz="6" w:space="0" w:color="000000"/>
+            </w:tcBorders>
           </w:tcPr>
           <w:p>
             <w:pPr>
@@ -11293,7 +11445,7 @@
               <w:rPr>
                 <w:rFonts w:ascii="Times New Roman" w:hAnsi="Times New Roman" w:eastAsia="黑体"/>
                 <w:b/>
-                <w:sz w:val="16"/>
+                <w:sz w:val="18"/>
               </w:rPr>
               <w:t>读什么</w:t>
             </w:r>
@@ -11301,8 +11453,10 @@
         </w:tc>
         <w:tc>
           <w:tcPr>
-            <w:tcW w:type="dxa" w:w="1716"/>
-            <w:shd w:val="clear" w:fill="F2F2F2"/>
+            <w:tcW w:type="dxa" w:w="1667"/>
+            <w:tcBorders>
+              <w:bottom w:val="single" w:sz="6" w:space="0" w:color="000000"/>
+            </w:tcBorders>
           </w:tcPr>
           <w:p>
             <w:pPr>
@@ -11313,7 +11467,7 @@
               <w:rPr>
                 <w:rFonts w:ascii="Times New Roman" w:hAnsi="Times New Roman" w:eastAsia="黑体"/>
                 <w:b/>
-                <w:sz w:val="16"/>
+                <w:sz w:val="18"/>
               </w:rPr>
               <w:t>通过标准</w:t>
             </w:r>
@@ -11321,8 +11475,10 @@
         </w:tc>
         <w:tc>
           <w:tcPr>
-            <w:tcW w:type="dxa" w:w="670"/>
-            <w:shd w:val="clear" w:fill="F2F2F2"/>
+            <w:tcW w:type="dxa" w:w="631"/>
+            <w:tcBorders>
+              <w:bottom w:val="single" w:sz="6" w:space="0" w:color="000000"/>
+            </w:tcBorders>
           </w:tcPr>
           <w:p>
             <w:pPr>
@@ -11333,7 +11489,7 @@
               <w:rPr>
                 <w:rFonts w:ascii="Times New Roman" w:hAnsi="Times New Roman" w:eastAsia="黑体"/>
                 <w:b/>
-                <w:sz w:val="16"/>
+                <w:sz w:val="18"/>
               </w:rPr>
               <w:t>平面</w:t>
             </w:r>
@@ -11343,7 +11499,7 @@
       <w:tr>
         <w:tc>
           <w:tcPr>
-            <w:tcW w:type="dxa" w:w="636"/>
+            <w:tcW w:type="dxa" w:w="609"/>
           </w:tcPr>
           <w:p>
             <w:pPr>
@@ -11354,7 +11510,7 @@
               <w:rPr>
                 <w:rFonts w:ascii="Times New Roman" w:hAnsi="Times New Roman" w:eastAsia="宋体"/>
                 <w:b w:val="0"/>
-                <w:sz w:val="15"/>
+                <w:sz w:val="18"/>
               </w:rPr>
               <w:t>L1</w:t>
             </w:r>
@@ -11362,7 +11518,7 @@
         </w:tc>
         <w:tc>
           <w:tcPr>
-            <w:tcW w:type="dxa" w:w="841"/>
+            <w:tcW w:type="dxa" w:w="737"/>
           </w:tcPr>
           <w:p>
             <w:pPr>
@@ -11373,7 +11529,7 @@
               <w:rPr>
                 <w:rFonts w:ascii="Times New Roman" w:hAnsi="Times New Roman" w:eastAsia="宋体"/>
                 <w:b w:val="0"/>
-                <w:sz w:val="15"/>
+                <w:sz w:val="18"/>
               </w:rPr>
               <w:t>台账可信吗</w:t>
             </w:r>
@@ -11381,7 +11537,7 @@
         </w:tc>
         <w:tc>
           <w:tcPr>
-            <w:tcW w:type="dxa" w:w="1013"/>
+            <w:tcW w:type="dxa" w:w="1232"/>
           </w:tcPr>
           <w:p>
             <w:pPr>
@@ -11392,7 +11548,7 @@
               <w:rPr>
                 <w:rFonts w:ascii="Times New Roman" w:hAnsi="Times New Roman" w:eastAsia="宋体"/>
                 <w:b w:val="0"/>
-                <w:sz w:val="15"/>
+                <w:sz w:val="18"/>
               </w:rPr>
               <w:t>C1—C4 四条检验</w:t>
             </w:r>
@@ -11400,7 +11556,7 @@
         </w:tc>
         <w:tc>
           <w:tcPr>
-            <w:tcW w:type="dxa" w:w="1716"/>
+            <w:tcW w:type="dxa" w:w="1667"/>
           </w:tcPr>
           <w:p>
             <w:pPr>
@@ -11411,7 +11567,7 @@
               <w:rPr>
                 <w:rFonts w:ascii="Times New Roman" w:hAnsi="Times New Roman" w:eastAsia="宋体"/>
                 <w:b w:val="0"/>
-                <w:sz w:val="15"/>
+                <w:sz w:val="18"/>
               </w:rPr>
               <w:t>全部通过；C2 偏差 ≤ 台账分辨率</w:t>
             </w:r>
@@ -11419,7 +11575,7 @@
         </w:tc>
         <w:tc>
           <w:tcPr>
-            <w:tcW w:type="dxa" w:w="670"/>
+            <w:tcW w:type="dxa" w:w="631"/>
           </w:tcPr>
           <w:p>
             <w:pPr>
@@ -11430,7 +11586,7 @@
               <w:rPr>
                 <w:rFonts w:ascii="Times New Roman" w:hAnsi="Times New Roman" w:eastAsia="宋体"/>
                 <w:b w:val="0"/>
-                <w:sz w:val="15"/>
+                <w:sz w:val="18"/>
               </w:rPr>
               <w:t>字节</w:t>
             </w:r>
@@ -11440,7 +11596,7 @@
       <w:tr>
         <w:tc>
           <w:tcPr>
-            <w:tcW w:type="dxa" w:w="636"/>
+            <w:tcW w:type="dxa" w:w="609"/>
           </w:tcPr>
           <w:p>
             <w:pPr>
@@ -11451,7 +11607,7 @@
               <w:rPr>
                 <w:rFonts w:ascii="Times New Roman" w:hAnsi="Times New Roman" w:eastAsia="宋体"/>
                 <w:b w:val="0"/>
-                <w:sz w:val="15"/>
+                <w:sz w:val="18"/>
               </w:rPr>
               <w:t>L2</w:t>
             </w:r>
@@ -11459,7 +11615,7 @@
         </w:tc>
         <w:tc>
           <w:tcPr>
-            <w:tcW w:type="dxa" w:w="841"/>
+            <w:tcW w:type="dxa" w:w="737"/>
           </w:tcPr>
           <w:p>
             <w:pPr>
@@ -11470,7 +11626,7 @@
               <w:rPr>
                 <w:rFonts w:ascii="Times New Roman" w:hAnsi="Times New Roman" w:eastAsia="宋体"/>
                 <w:b w:val="0"/>
-                <w:sz w:val="15"/>
+                <w:sz w:val="18"/>
               </w:rPr>
               <w:t>算法能免读吗</w:t>
             </w:r>
@@ -11478,7 +11634,7 @@
         </w:tc>
         <w:tc>
           <w:tcPr>
-            <w:tcW w:type="dxa" w:w="1013"/>
+            <w:tcW w:type="dxa" w:w="1232"/>
           </w:tcPr>
           <w:p>
             <w:pPr>
@@ -11489,7 +11645,7 @@
               <w:rPr>
                 <w:rFonts w:ascii="Times New Roman" w:hAnsi="Times New Roman" w:eastAsia="宋体"/>
                 <w:b w:val="0"/>
-                <w:sz w:val="15"/>
+                <w:sz w:val="18"/>
               </w:rPr>
               <w:t>每词元 B_act 对照 B_full</w:t>
             </w:r>
@@ -11497,7 +11653,7 @@
         </w:tc>
         <w:tc>
           <w:tcPr>
-            <w:tcW w:type="dxa" w:w="1716"/>
+            <w:tcW w:type="dxa" w:w="1667"/>
           </w:tcPr>
           <w:p>
             <w:pPr>
@@ -11508,7 +11664,7 @@
               <w:rPr>
                 <w:rFonts w:ascii="Times New Roman" w:hAnsi="Times New Roman" w:eastAsia="宋体"/>
                 <w:b w:val="0"/>
-                <w:sz w:val="15"/>
+                <w:sz w:val="18"/>
               </w:rPr>
               <w:t>X_byte &gt; 0 或已证明 compulsory（B_act = B_full 且 D(N) 覆盖全部）</w:t>
             </w:r>
@@ -11516,7 +11672,7 @@
         </w:tc>
         <w:tc>
           <w:tcPr>
-            <w:tcW w:type="dxa" w:w="670"/>
+            <w:tcW w:type="dxa" w:w="631"/>
           </w:tcPr>
           <w:p>
             <w:pPr>
@@ -11527,7 +11683,7 @@
               <w:rPr>
                 <w:rFonts w:ascii="Times New Roman" w:hAnsi="Times New Roman" w:eastAsia="宋体"/>
                 <w:b w:val="0"/>
-                <w:sz w:val="15"/>
+                <w:sz w:val="18"/>
               </w:rPr>
               <w:t>字节</w:t>
             </w:r>
@@ -11537,7 +11693,7 @@
       <w:tr>
         <w:tc>
           <w:tcPr>
-            <w:tcW w:type="dxa" w:w="636"/>
+            <w:tcW w:type="dxa" w:w="609"/>
           </w:tcPr>
           <w:p>
             <w:pPr>
@@ -11548,7 +11704,7 @@
               <w:rPr>
                 <w:rFonts w:ascii="Times New Roman" w:hAnsi="Times New Roman" w:eastAsia="宋体"/>
                 <w:b w:val="0"/>
-                <w:sz w:val="15"/>
+                <w:sz w:val="18"/>
               </w:rPr>
               <w:t>L3</w:t>
             </w:r>
@@ -11556,7 +11712,7 @@
         </w:tc>
         <w:tc>
           <w:tcPr>
-            <w:tcW w:type="dxa" w:w="841"/>
+            <w:tcW w:type="dxa" w:w="737"/>
           </w:tcPr>
           <w:p>
             <w:pPr>
@@ -11567,7 +11723,7 @@
               <w:rPr>
                 <w:rFonts w:ascii="Times New Roman" w:hAnsi="Times New Roman" w:eastAsia="宋体"/>
                 <w:b w:val="0"/>
-                <w:sz w:val="15"/>
+                <w:sz w:val="18"/>
               </w:rPr>
               <w:t>复用落位了吗</w:t>
             </w:r>
@@ -11575,7 +11731,7 @@
         </w:tc>
         <w:tc>
           <w:tcPr>
-            <w:tcW w:type="dxa" w:w="1013"/>
+            <w:tcW w:type="dxa" w:w="1232"/>
           </w:tcPr>
           <w:p>
             <w:pPr>
@@ -11586,7 +11742,7 @@
               <w:rPr>
                 <w:rFonts w:ascii="Times New Roman" w:hAnsi="Times New Roman" w:eastAsia="宋体"/>
                 <w:b w:val="0"/>
-                <w:sz w:val="15"/>
+                <w:sz w:val="18"/>
               </w:rPr>
               <w:t>E = B_act/B_distinct(N)</w:t>
             </w:r>
@@ -11594,7 +11750,7 @@
         </w:tc>
         <w:tc>
           <w:tcPr>
-            <w:tcW w:type="dxa" w:w="1716"/>
+            <w:tcW w:type="dxa" w:w="1667"/>
           </w:tcPr>
           <w:p>
             <w:pPr>
@@ -11605,7 +11761,7 @@
               <w:rPr>
                 <w:rFonts w:ascii="Times New Roman" w:hAnsi="Times New Roman" w:eastAsia="宋体"/>
                 <w:b w:val="0"/>
-                <w:sz w:val="15"/>
+                <w:sz w:val="18"/>
               </w:rPr>
               <w:t>E → 1；HRI → 0</w:t>
             </w:r>
@@ -11613,7 +11769,7 @@
         </w:tc>
         <w:tc>
           <w:tcPr>
-            <w:tcW w:type="dxa" w:w="670"/>
+            <w:tcW w:type="dxa" w:w="631"/>
           </w:tcPr>
           <w:p>
             <w:pPr>
@@ -11624,7 +11780,7 @@
               <w:rPr>
                 <w:rFonts w:ascii="Times New Roman" w:hAnsi="Times New Roman" w:eastAsia="宋体"/>
                 <w:b w:val="0"/>
-                <w:sz w:val="15"/>
+                <w:sz w:val="18"/>
               </w:rPr>
               <w:t>字节</w:t>
             </w:r>
@@ -11634,7 +11790,7 @@
       <w:tr>
         <w:tc>
           <w:tcPr>
-            <w:tcW w:type="dxa" w:w="636"/>
+            <w:tcW w:type="dxa" w:w="609"/>
           </w:tcPr>
           <w:p>
             <w:pPr>
@@ -11645,7 +11801,7 @@
               <w:rPr>
                 <w:rFonts w:ascii="Times New Roman" w:hAnsi="Times New Roman" w:eastAsia="宋体"/>
                 <w:b w:val="0"/>
-                <w:sz w:val="15"/>
+                <w:sz w:val="18"/>
               </w:rPr>
               <w:t>L4</w:t>
             </w:r>
@@ -11653,7 +11809,7 @@
         </w:tc>
         <w:tc>
           <w:tcPr>
-            <w:tcW w:type="dxa" w:w="841"/>
+            <w:tcW w:type="dxa" w:w="737"/>
           </w:tcPr>
           <w:p>
             <w:pPr>
@@ -11664,7 +11820,7 @@
               <w:rPr>
                 <w:rFonts w:ascii="Times New Roman" w:hAnsi="Times New Roman" w:eastAsia="宋体"/>
                 <w:b w:val="0"/>
-                <w:sz w:val="15"/>
+                <w:sz w:val="18"/>
               </w:rPr>
               <w:t>端到端兑现了吗</w:t>
             </w:r>
@@ -11672,7 +11828,7 @@
         </w:tc>
         <w:tc>
           <w:tcPr>
-            <w:tcW w:type="dxa" w:w="1013"/>
+            <w:tcW w:type="dxa" w:w="1232"/>
           </w:tcPr>
           <w:p>
             <w:pPr>
@@ -11683,7 +11839,7 @@
               <w:rPr>
                 <w:rFonts w:ascii="Times New Roman" w:hAnsi="Times New Roman" w:eastAsia="宋体"/>
                 <w:b w:val="0"/>
-                <w:sz w:val="15"/>
+                <w:sz w:val="18"/>
               </w:rPr>
               <w:t>实测/带宽下界比</w:t>
             </w:r>
@@ -11691,7 +11847,7 @@
         </w:tc>
         <w:tc>
           <w:tcPr>
-            <w:tcW w:type="dxa" w:w="1716"/>
+            <w:tcW w:type="dxa" w:w="1667"/>
           </w:tcPr>
           <w:p>
             <w:pPr>
@@ -11702,7 +11858,7 @@
               <w:rPr>
                 <w:rFonts w:ascii="Times New Roman" w:hAnsi="Times New Roman" w:eastAsia="宋体"/>
                 <w:b w:val="0"/>
-                <w:sz w:val="15"/>
+                <w:sz w:val="18"/>
               </w:rPr>
               <w:t>比值 → 1；否则转串行暴露诊断</w:t>
             </w:r>
@@ -11710,7 +11866,7 @@
         </w:tc>
         <w:tc>
           <w:tcPr>
-            <w:tcW w:type="dxa" w:w="670"/>
+            <w:tcW w:type="dxa" w:w="631"/>
           </w:tcPr>
           <w:p>
             <w:pPr>
@@ -11721,7 +11877,7 @@
               <w:rPr>
                 <w:rFonts w:ascii="Times New Roman" w:hAnsi="Times New Roman" w:eastAsia="宋体"/>
                 <w:b w:val="0"/>
-                <w:sz w:val="15"/>
+                <w:sz w:val="18"/>
               </w:rPr>
               <w:t>时间</w:t>
             </w:r>
@@ -12096,7 +12252,7 @@
           <w:b w:val="0"/>
           <w:sz w:val="15"/>
         </w:rPr>
-        <w:t>图 7　阶段 A 读放大倍数 E 随会话长度上升（前 4 点实测，其后为拟合尾段）</w:t>
+        <w:t>图 7　阶段 A 读放大倍数随会话长度的变化</w:t>
       </w:r>
     </w:p>
     <w:p>
@@ -12110,7 +12266,7 @@
           <w:b w:val="0"/>
           <w:sz w:val="15"/>
         </w:rPr>
-        <w:t>Fig.7　Read amplification factor E of stage A rising with session length (first four points measured, remainder fitted)</w:t>
+        <w:t>Fig.7　Read amplification of stage A against session length</w:t>
       </w:r>
     </w:p>
     <w:p>

--- a/papers/提交稿-命中率通胀三平面分离.docx
+++ b/papers/提交稿-命中率通胀三平面分离.docx
@@ -712,7 +712,35 @@
           <w:b w:val="0"/>
           <w:sz w:val="18"/>
         </w:rPr>
-        <w:t>三个平面及其口径如表 1。本文引入的三个英文术语与既有文献的对应关系需先说明，以免读者误以为是新造概念：</w:t>
+        <w:t>本文引入的三个英文术语与既有文献的对应关系需先说明，以免读者误以为是新造概念（表 1）。</w:t>
+      </w:r>
+    </w:p>
+    <w:p>
+      <w:pPr>
+        <w:spacing w:before="80" w:after="20"/>
+        <w:jc w:val="center"/>
+      </w:pPr>
+      <w:r>
+        <w:rPr>
+          <w:rFonts w:ascii="Times New Roman" w:hAnsi="Times New Roman" w:eastAsia="宋体"/>
+          <w:b w:val="0"/>
+          <w:sz w:val="15"/>
+        </w:rPr>
+        <w:t>表 1　本文术语与既有英文文献的对应</w:t>
+      </w:r>
+    </w:p>
+    <w:p>
+      <w:pPr>
+        <w:spacing w:before="80" w:after="20"/>
+        <w:jc w:val="center"/>
+      </w:pPr>
+      <w:r>
+        <w:rPr>
+          <w:rFonts w:ascii="Times New Roman" w:hAnsi="Times New Roman" w:eastAsia="Times New Roman"/>
+          <w:b w:val="0"/>
+          <w:sz w:val="15"/>
+        </w:rPr>
+        <w:t>Table 1　Terms used here and their counterparts in the English literature</w:t>
       </w:r>
     </w:p>
     <w:tbl>
@@ -1181,566 +1209,11 @@
           <w:b w:val="0"/>
           <w:sz w:val="18"/>
         </w:rPr>
-        <w:t>：请求命中率与字节命中率都是既有术语，二者本就不等——短请求易命中则请求命中率高而字节命中率低。本文不发明这对概念，只指出在带宽受限的 MoE 推理中这一差距可以大到使命中率失去验收资格，并给出可验收的判据。下文沿用这套既有术语，仅"命中率通胀"（hit-rate inflation，即两者的差）一词为本文所造。</w:t>
+        <w:t>：请求命中率与字节命中率都是既有术语（英文对应见表 1），二者本就不等——短请求易命中则请求命中率高而字节命中率低。本文不发明这对概念，只指出在带宽受限的 MoE 推理中这一差距可以大到使命中率失去验收资格，并给出可验收的判据。下文沿用这套既有术语，仅"命中率通胀"（hit-rate inflation，即两者的差）一词为本文所造。</w:t>
       </w:r>
     </w:p>
     <w:p>
       <w:pPr>
-        <w:spacing w:before="80" w:after="20"/>
-        <w:jc w:val="center"/>
-      </w:pPr>
-      <w:r>
-        <w:rPr>
-          <w:rFonts w:ascii="Times New Roman" w:hAnsi="Times New Roman" w:eastAsia="宋体"/>
-          <w:b w:val="0"/>
-          <w:sz w:val="15"/>
-        </w:rPr>
-        <w:t>表 1　缓存复用的三个度量平面</w:t>
-      </w:r>
-    </w:p>
-    <w:p>
-      <w:pPr>
-        <w:spacing w:before="80" w:after="20"/>
-        <w:jc w:val="center"/>
-      </w:pPr>
-      <w:r>
-        <w:rPr>
-          <w:rFonts w:ascii="Times New Roman" w:hAnsi="Times New Roman" w:eastAsia="Times New Roman"/>
-          <w:b w:val="0"/>
-          <w:sz w:val="15"/>
-        </w:rPr>
-        <w:t>Table 1　Three measurement planes for cache reuse</w:t>
-      </w:r>
-    </w:p>
-    <w:tbl>
-      <w:tblPr>
-        <w:tblStyle w:val="TableGrid"/>
-        <w:tblW w:type="auto" w:w="0"/>
-        <w:tblLook w:firstColumn="1" w:firstRow="1" w:lastColumn="0" w:lastRow="0" w:noHBand="0" w:noVBand="1" w:val="04A0"/>
-        <w:tblBorders>
-          <w:top w:val="single" w:sz="12" w:space="0" w:color="000000"/>
-          <w:bottom w:val="single" w:sz="12" w:space="0" w:color="000000"/>
-          <w:left w:val="none" w:sz="0" w:color="auto"/>
-          <w:right w:val="none" w:sz="0" w:color="auto"/>
-          <w:insideH w:val="none" w:sz="0" w:color="auto"/>
-          <w:insideV w:val="none" w:sz="0" w:color="auto"/>
-        </w:tblBorders>
-        <w:tblCellMar>
-          <w:left w:w="40" w:type="dxa"/>
-          <w:right w:w="40" w:type="dxa"/>
-        </w:tblCellMar>
-        <w:tblLayout w:type="fixed"/>
-      </w:tblPr>
-      <w:tblGrid>
-        <w:gridCol w:w="656"/>
-        <w:gridCol w:w="1081"/>
-        <w:gridCol w:w="1587"/>
-        <w:gridCol w:w="594"/>
-        <w:gridCol w:w="957"/>
-      </w:tblGrid>
-      <w:tr>
-        <w:tc>
-          <w:tcPr>
-            <w:tcW w:type="dxa" w:w="656"/>
-            <w:tcBorders>
-              <w:bottom w:val="single" w:sz="6" w:space="0" w:color="000000"/>
-            </w:tcBorders>
-          </w:tcPr>
-          <w:p>
-            <w:pPr>
-              <w:spacing w:after="0" w:before="0" w:line="240" w:lineRule="auto"/>
-            </w:pPr>
-            <w:r/>
-            <w:r>
-              <w:rPr>
-                <w:rFonts w:ascii="Times New Roman" w:hAnsi="Times New Roman" w:eastAsia="黑体"/>
-                <w:b/>
-                <w:sz w:val="18"/>
-              </w:rPr>
-              <w:t>平面</w:t>
-            </w:r>
-          </w:p>
-        </w:tc>
-        <w:tc>
-          <w:tcPr>
-            <w:tcW w:type="dxa" w:w="1081"/>
-            <w:tcBorders>
-              <w:bottom w:val="single" w:sz="6" w:space="0" w:color="000000"/>
-            </w:tcBorders>
-          </w:tcPr>
-          <w:p>
-            <w:pPr>
-              <w:spacing w:after="0" w:before="0" w:line="240" w:lineRule="auto"/>
-            </w:pPr>
-            <w:r/>
-            <w:r>
-              <w:rPr>
-                <w:rFonts w:ascii="Times New Roman" w:hAnsi="Times New Roman" w:eastAsia="黑体"/>
-                <w:b/>
-                <w:sz w:val="18"/>
-              </w:rPr>
-              <w:t>量</w:t>
-            </w:r>
-          </w:p>
-        </w:tc>
-        <w:tc>
-          <w:tcPr>
-            <w:tcW w:type="dxa" w:w="1587"/>
-            <w:tcBorders>
-              <w:bottom w:val="single" w:sz="6" w:space="0" w:color="000000"/>
-            </w:tcBorders>
-          </w:tcPr>
-          <w:p>
-            <w:pPr>
-              <w:spacing w:after="0" w:before="0" w:line="240" w:lineRule="auto"/>
-            </w:pPr>
-            <w:r/>
-            <w:r>
-              <w:rPr>
-                <w:rFonts w:ascii="Times New Roman" w:hAnsi="Times New Roman" w:eastAsia="黑体"/>
-                <w:b/>
-                <w:sz w:val="18"/>
-              </w:rPr>
-              <w:t>口径（英文术语）</w:t>
-            </w:r>
-          </w:p>
-        </w:tc>
-        <w:tc>
-          <w:tcPr>
-            <w:tcW w:type="dxa" w:w="594"/>
-            <w:tcBorders>
-              <w:bottom w:val="single" w:sz="6" w:space="0" w:color="000000"/>
-            </w:tcBorders>
-          </w:tcPr>
-          <w:p>
-            <w:pPr>
-              <w:spacing w:after="0" w:before="0" w:line="240" w:lineRule="auto"/>
-            </w:pPr>
-            <w:r/>
-            <w:r>
-              <w:rPr>
-                <w:rFonts w:ascii="Times New Roman" w:hAnsi="Times New Roman" w:eastAsia="黑体"/>
-                <w:b/>
-                <w:sz w:val="18"/>
-              </w:rPr>
-              <w:t>单位</w:t>
-            </w:r>
-          </w:p>
-        </w:tc>
-        <w:tc>
-          <w:tcPr>
-            <w:tcW w:type="dxa" w:w="957"/>
-            <w:tcBorders>
-              <w:bottom w:val="single" w:sz="6" w:space="0" w:color="000000"/>
-            </w:tcBorders>
-          </w:tcPr>
-          <w:p>
-            <w:pPr>
-              <w:spacing w:after="0" w:before="0" w:line="240" w:lineRule="auto"/>
-            </w:pPr>
-            <w:r/>
-            <w:r>
-              <w:rPr>
-                <w:rFonts w:ascii="Times New Roman" w:hAnsi="Times New Roman" w:eastAsia="黑体"/>
-                <w:b/>
-                <w:sz w:val="18"/>
-              </w:rPr>
-              <w:t>同配置重复性（本案实测）</w:t>
-            </w:r>
-          </w:p>
-        </w:tc>
-      </w:tr>
-      <w:tr>
-        <w:tc>
-          <w:tcPr>
-            <w:tcW w:type="dxa" w:w="656"/>
-          </w:tcPr>
-          <w:p>
-            <w:pPr>
-              <w:spacing w:after="0" w:before="0" w:line="240" w:lineRule="auto"/>
-            </w:pPr>
-            <w:r/>
-            <w:r>
-              <w:rPr>
-                <w:rFonts w:ascii="Times New Roman" w:hAnsi="Times New Roman" w:eastAsia="宋体"/>
-                <w:b w:val="0"/>
-                <w:sz w:val="18"/>
-              </w:rPr>
-              <w:t>请求平面（键平面）</w:t>
-            </w:r>
-          </w:p>
-        </w:tc>
-        <w:tc>
-          <w:tcPr>
-            <w:tcW w:type="dxa" w:w="1081"/>
-          </w:tcPr>
-          <w:p>
-            <w:pPr>
-              <w:spacing w:after="0" w:before="0" w:line="240" w:lineRule="auto"/>
-            </w:pPr>
-            <w:r/>
-            <w:r>
-              <w:rPr>
-                <w:rFonts w:ascii="Times New Roman" w:hAnsi="Times New Roman" w:eastAsia="宋体"/>
-                <w:b w:val="0"/>
-                <w:sz w:val="18"/>
-              </w:rPr>
-              <w:t>H_key</w:t>
-            </w:r>
-          </w:p>
-        </w:tc>
-        <w:tc>
-          <w:tcPr>
-            <w:tcW w:type="dxa" w:w="1587"/>
-          </w:tcPr>
-          <w:p>
-            <w:pPr>
-              <w:spacing w:after="0" w:before="0" w:line="240" w:lineRule="auto"/>
-            </w:pPr>
-            <w:r/>
-            <w:r>
-              <w:rPr>
-                <w:rFonts w:ascii="Times New Roman" w:hAnsi="Times New Roman" w:eastAsia="宋体"/>
-                <w:b w:val="0"/>
-                <w:sz w:val="18"/>
-              </w:rPr>
-              <w:t>request hit rate（引擎自报）：交付时键在缓存索引中在场（含预取命中，见 1.1 节）</w:t>
-            </w:r>
-          </w:p>
-        </w:tc>
-        <w:tc>
-          <w:tcPr>
-            <w:tcW w:type="dxa" w:w="594"/>
-          </w:tcPr>
-          <w:p>
-            <w:pPr>
-              <w:spacing w:after="0" w:before="0" w:line="240" w:lineRule="auto"/>
-            </w:pPr>
-            <w:r/>
-            <w:r>
-              <w:rPr>
-                <w:rFonts w:ascii="Times New Roman" w:hAnsi="Times New Roman" w:eastAsia="宋体"/>
-                <w:b w:val="0"/>
-                <w:sz w:val="18"/>
-              </w:rPr>
-              <w:t>%</w:t>
-            </w:r>
-          </w:p>
-        </w:tc>
-        <w:tc>
-          <w:tcPr>
-            <w:tcW w:type="dxa" w:w="957"/>
-          </w:tcPr>
-          <w:p>
-            <w:pPr>
-              <w:spacing w:after="0" w:before="0" w:line="240" w:lineRule="auto"/>
-            </w:pPr>
-            <w:r/>
-            <w:r>
-              <w:rPr>
-                <w:rFonts w:ascii="Times New Roman" w:hAnsi="Times New Roman" w:eastAsia="宋体"/>
-                <w:b w:val="0"/>
-                <w:sz w:val="18"/>
-              </w:rPr>
-              <w:t>满格后不随资源变化（主机 A，8→224 GB 恒 100%）</w:t>
-            </w:r>
-          </w:p>
-        </w:tc>
-      </w:tr>
-      <w:tr>
-        <w:tc>
-          <w:tcPr>
-            <w:tcW w:type="dxa" w:w="656"/>
-          </w:tcPr>
-          <w:p>
-            <w:pPr>
-              <w:spacing w:after="0" w:before="0" w:line="240" w:lineRule="auto"/>
-            </w:pPr>
-            <w:r/>
-            <w:r>
-              <w:rPr>
-                <w:rFonts w:ascii="Times New Roman" w:hAnsi="Times New Roman" w:eastAsia="宋体"/>
-                <w:b w:val="0"/>
-                <w:sz w:val="18"/>
-              </w:rPr>
-              <w:t>字节平面</w:t>
-            </w:r>
-          </w:p>
-        </w:tc>
-        <w:tc>
-          <w:tcPr>
-            <w:tcW w:type="dxa" w:w="1081"/>
-          </w:tcPr>
-          <w:p>
-            <w:pPr>
-              <w:spacing w:after="0" w:before="0" w:line="240" w:lineRule="auto"/>
-            </w:pPr>
-            <w:r/>
-            <w:r>
-              <w:rPr>
-                <w:rFonts w:ascii="Times New Roman" w:hAnsi="Times New Roman" w:eastAsia="宋体"/>
-                <w:b w:val="0"/>
-                <w:sz w:val="18"/>
-              </w:rPr>
-              <w:t>X_byte = 1 − B_act/B_full</w:t>
-            </w:r>
-          </w:p>
-        </w:tc>
-        <w:tc>
-          <w:tcPr>
-            <w:tcW w:type="dxa" w:w="1587"/>
-          </w:tcPr>
-          <w:p>
-            <w:pPr>
-              <w:spacing w:after="0" w:before="0" w:line="240" w:lineRule="auto"/>
-            </w:pPr>
-            <w:r/>
-            <w:r>
-              <w:rPr>
-                <w:rFonts w:ascii="Times New Roman" w:hAnsi="Times New Roman" w:eastAsia="宋体"/>
-                <w:b w:val="0"/>
-                <w:sz w:val="18"/>
-              </w:rPr>
-              <w:t>byte hit ratio：免于自源层重读的字节占比</w:t>
-            </w:r>
-          </w:p>
-        </w:tc>
-        <w:tc>
-          <w:tcPr>
-            <w:tcW w:type="dxa" w:w="594"/>
-          </w:tcPr>
-          <w:p>
-            <w:pPr>
-              <w:spacing w:after="0" w:before="0" w:line="240" w:lineRule="auto"/>
-            </w:pPr>
-            <w:r/>
-            <w:r>
-              <w:rPr>
-                <w:rFonts w:ascii="Times New Roman" w:hAnsi="Times New Roman" w:eastAsia="宋体"/>
-                <w:b w:val="0"/>
-                <w:sz w:val="18"/>
-              </w:rPr>
-              <w:t>%</w:t>
-            </w:r>
-          </w:p>
-        </w:tc>
-        <w:tc>
-          <w:tcPr>
-            <w:tcW w:type="dxa" w:w="957"/>
-          </w:tcPr>
-          <w:p>
-            <w:pPr>
-              <w:spacing w:after="0" w:before="0" w:line="240" w:lineRule="auto"/>
-            </w:pPr>
-            <w:r/>
-            <w:r>
-              <w:rPr>
-                <w:rFonts w:ascii="Times New Roman" w:hAnsi="Times New Roman" w:eastAsia="宋体"/>
-                <w:b w:val="0"/>
-                <w:sz w:val="18"/>
-              </w:rPr>
-              <w:t>标准差 0（主机 B，30 次同字节口径运行交付字节恒 216.66 GB）</w:t>
-            </w:r>
-          </w:p>
-        </w:tc>
-      </w:tr>
-      <w:tr>
-        <w:tc>
-          <w:tcPr>
-            <w:tcW w:type="dxa" w:w="656"/>
-          </w:tcPr>
-          <w:p>
-            <w:pPr>
-              <w:spacing w:after="0" w:before="0" w:line="240" w:lineRule="auto"/>
-            </w:pPr>
-            <w:r/>
-            <w:r>
-              <w:rPr>
-                <w:rFonts w:ascii="Times New Roman" w:hAnsi="Times New Roman" w:eastAsia="宋体"/>
-                <w:b w:val="0"/>
-                <w:sz w:val="18"/>
-              </w:rPr>
-              <w:t>字节平面</w:t>
-            </w:r>
-          </w:p>
-        </w:tc>
-        <w:tc>
-          <w:tcPr>
-            <w:tcW w:type="dxa" w:w="1081"/>
-          </w:tcPr>
-          <w:p>
-            <w:pPr>
-              <w:spacing w:after="0" w:before="0" w:line="240" w:lineRule="auto"/>
-            </w:pPr>
-            <w:r/>
-            <w:r>
-              <w:rPr>
-                <w:rFonts w:ascii="Times New Roman" w:hAnsi="Times New Roman" w:eastAsia="宋体"/>
-                <w:b w:val="0"/>
-                <w:sz w:val="18"/>
-              </w:rPr>
-              <w:t>E = B_act/B_distinct(N)</w:t>
-            </w:r>
-          </w:p>
-        </w:tc>
-        <w:tc>
-          <w:tcPr>
-            <w:tcW w:type="dxa" w:w="1587"/>
-          </w:tcPr>
-          <w:p>
-            <w:pPr>
-              <w:spacing w:after="0" w:before="0" w:line="240" w:lineRule="auto"/>
-            </w:pPr>
-            <w:r/>
-            <w:r>
-              <w:rPr>
-                <w:rFonts w:ascii="Times New Roman" w:hAnsi="Times New Roman" w:eastAsia="宋体"/>
-                <w:b w:val="0"/>
-                <w:sz w:val="18"/>
-              </w:rPr>
-              <w:t>read amplification factor，下界 1</w:t>
-            </w:r>
-          </w:p>
-        </w:tc>
-        <w:tc>
-          <w:tcPr>
-            <w:tcW w:type="dxa" w:w="594"/>
-          </w:tcPr>
-          <w:p>
-            <w:pPr>
-              <w:spacing w:after="0" w:before="0" w:line="240" w:lineRule="auto"/>
-            </w:pPr>
-            <w:r/>
-            <w:r>
-              <w:rPr>
-                <w:rFonts w:ascii="Times New Roman" w:hAnsi="Times New Roman" w:eastAsia="宋体"/>
-                <w:b w:val="0"/>
-                <w:sz w:val="18"/>
-              </w:rPr>
-              <w:t>倍</w:t>
-            </w:r>
-          </w:p>
-        </w:tc>
-        <w:tc>
-          <w:tcPr>
-            <w:tcW w:type="dxa" w:w="957"/>
-          </w:tcPr>
-          <w:p>
-            <w:pPr>
-              <w:spacing w:after="0" w:before="0" w:line="240" w:lineRule="auto"/>
-            </w:pPr>
-            <w:r/>
-            <w:r>
-              <w:rPr>
-                <w:rFonts w:ascii="Times New Roman" w:hAnsi="Times New Roman" w:eastAsia="宋体"/>
-                <w:b w:val="0"/>
-                <w:sz w:val="18"/>
-              </w:rPr>
-              <w:t>同上</w:t>
-            </w:r>
-          </w:p>
-        </w:tc>
-      </w:tr>
-      <w:tr>
-        <w:tc>
-          <w:tcPr>
-            <w:tcW w:type="dxa" w:w="656"/>
-          </w:tcPr>
-          <w:p>
-            <w:pPr>
-              <w:spacing w:after="0" w:before="0" w:line="240" w:lineRule="auto"/>
-            </w:pPr>
-            <w:r/>
-            <w:r>
-              <w:rPr>
-                <w:rFonts w:ascii="Times New Roman" w:hAnsi="Times New Roman" w:eastAsia="宋体"/>
-                <w:b w:val="0"/>
-                <w:sz w:val="18"/>
-              </w:rPr>
-              <w:t>时间平面</w:t>
-            </w:r>
-          </w:p>
-        </w:tc>
-        <w:tc>
-          <w:tcPr>
-            <w:tcW w:type="dxa" w:w="1081"/>
-          </w:tcPr>
-          <w:p>
-            <w:pPr>
-              <w:spacing w:after="0" w:before="0" w:line="240" w:lineRule="auto"/>
-            </w:pPr>
-            <w:r/>
-            <w:r>
-              <w:rPr>
-                <w:rFonts w:ascii="Times New Roman" w:hAnsi="Times New Roman" w:eastAsia="宋体"/>
-                <w:b w:val="0"/>
-                <w:sz w:val="18"/>
-              </w:rPr>
-              <w:t>s/tok</w:t>
-            </w:r>
-          </w:p>
-        </w:tc>
-        <w:tc>
-          <w:tcPr>
-            <w:tcW w:type="dxa" w:w="1587"/>
-          </w:tcPr>
-          <w:p>
-            <w:pPr>
-              <w:spacing w:after="0" w:before="0" w:line="240" w:lineRule="auto"/>
-            </w:pPr>
-            <w:r/>
-            <w:r>
-              <w:rPr>
-                <w:rFonts w:ascii="Times New Roman" w:hAnsi="Times New Roman" w:eastAsia="宋体"/>
-                <w:b w:val="0"/>
-                <w:sz w:val="18"/>
-              </w:rPr>
-              <w:t>wall-clock time per token</w:t>
-            </w:r>
-          </w:p>
-        </w:tc>
-        <w:tc>
-          <w:tcPr>
-            <w:tcW w:type="dxa" w:w="594"/>
-          </w:tcPr>
-          <w:p>
-            <w:pPr>
-              <w:spacing w:after="0" w:before="0" w:line="240" w:lineRule="auto"/>
-            </w:pPr>
-            <w:r/>
-            <w:r>
-              <w:rPr>
-                <w:rFonts w:ascii="Times New Roman" w:hAnsi="Times New Roman" w:eastAsia="宋体"/>
-                <w:b w:val="0"/>
-                <w:sz w:val="18"/>
-              </w:rPr>
-              <w:t>s</w:t>
-            </w:r>
-          </w:p>
-        </w:tc>
-        <w:tc>
-          <w:tcPr>
-            <w:tcW w:type="dxa" w:w="957"/>
-          </w:tcPr>
-          <w:p>
-            <w:pPr>
-              <w:spacing w:after="0" w:before="0" w:line="240" w:lineRule="auto"/>
-            </w:pPr>
-            <w:r/>
-            <w:r>
-              <w:rPr>
-                <w:rFonts w:ascii="Times New Roman" w:hAnsi="Times New Roman" w:eastAsia="宋体"/>
-                <w:b w:val="0"/>
-                <w:sz w:val="18"/>
-              </w:rPr>
-              <w:t>跨度 80.8%，CV 13.43%（主机 B，含配置效应）；单配置重复性以主机 A 的 33.1% 为准</w:t>
-            </w:r>
-          </w:p>
-        </w:tc>
-      </w:tr>
-    </w:tbl>
-    <w:p>
-      <w:pPr>
         <w:spacing w:after="40" w:line="276" w:lineRule="auto"/>
         <w:ind w:firstLine="360"/>
       </w:pPr>
@@ -1750,7 +1223,55 @@
           <w:b w:val="0"/>
           <w:sz w:val="18"/>
         </w:rPr>
-        <w:t>三个平面共用同一批台账，但计数单位、分母与噪声结构互不相同，这是后文一切分离现象的来源。</w:t>
+        <w:t>三个平面共用同一批台账，但计数单位、分母与噪声结构互不相同。</w:t>
+      </w:r>
+      <w:r>
+        <w:rPr>
+          <w:rFonts w:ascii="Times New Roman" w:hAnsi="Times New Roman" w:eastAsia="宋体"/>
+          <w:b/>
+          <w:sz w:val="18"/>
+        </w:rPr>
+        <w:t>请求平面</w:t>
+      </w:r>
+      <w:r>
+        <w:rPr>
+          <w:rFonts w:ascii="Times New Roman" w:hAnsi="Times New Roman" w:eastAsia="宋体"/>
+          <w:b w:val="0"/>
+          <w:sz w:val="18"/>
+        </w:rPr>
+        <w:t>取引擎自报的请求命中率 H_key，口径是交付时键在缓存索引中在场（含预取命中，见 1.1 节），以百分数计；其变异表现为对资源不敏感——主机 A 内存自 8 GB 增至 224 GB，H_key 恒为 100%。</w:t>
+      </w:r>
+      <w:r>
+        <w:rPr>
+          <w:rFonts w:ascii="Times New Roman" w:hAnsi="Times New Roman" w:eastAsia="宋体"/>
+          <w:b/>
+          <w:sz w:val="18"/>
+        </w:rPr>
+        <w:t>字节平面</w:t>
+      </w:r>
+      <w:r>
+        <w:rPr>
+          <w:rFonts w:ascii="Times New Roman" w:hAnsi="Times New Roman" w:eastAsia="宋体"/>
+          <w:b w:val="0"/>
+          <w:sz w:val="18"/>
+        </w:rPr>
+        <w:t>取字节命中率 X_byte = 1 − B_act/B_full，即免于自源层重读的字节占比，以百分数计，是确定性计数，主机 B 30 次同字节口径运行的标准差为 0；同一平面的读放大倍数 E = B_act/B_distinct(N) 是比值而非占比，理论下界为 1，其重复性本文未单独测量，只观察到随会话长度单调上升（图 7）。</w:t>
+      </w:r>
+      <w:r>
+        <w:rPr>
+          <w:rFonts w:ascii="Times New Roman" w:hAnsi="Times New Roman" w:eastAsia="宋体"/>
+          <w:b/>
+          <w:sz w:val="18"/>
+        </w:rPr>
+        <w:t>时间平面</w:t>
+      </w:r>
+      <w:r>
+        <w:rPr>
+          <w:rFonts w:ascii="Times New Roman" w:hAnsi="Times New Roman" w:eastAsia="宋体"/>
+          <w:b w:val="0"/>
+          <w:sz w:val="18"/>
+        </w:rPr>
+        <w:t>取每词元墙钟 s/tok，以秒计，变异最大：主机 B 30 次运行的跨度为 80.8%、变异系数 13.43%（含配置效应），单配置重复性则以主机 A 的 33.1% 为准。三者的差异是后文一切分离现象的来源。</w:t>
       </w:r>
     </w:p>
     <w:p>
@@ -2884,6 +2405,261 @@
         </w:rPr>
         <w:t>上运行（引擎实现见开源本仓库）。两台的存储层次不同，故本文按主机分列台账，不合并为"单一主机"叙述。完整的机器规格、环境存档与原始日志见本仓库，本文只列与口径判断直接相关的三项差异：</w:t>
       </w:r>
+      <w:r>
+        <w:rPr>
+          <w:rFonts w:ascii="Times New Roman" w:hAnsi="Times New Roman" w:eastAsia="宋体"/>
+          <w:b/>
+          <w:sz w:val="18"/>
+        </w:rPr>
+        <w:t>主机 A</w:t>
+      </w:r>
+      <w:r>
+        <w:rPr>
+          <w:rFonts w:ascii="Times New Roman" w:hAnsi="Times New Roman" w:eastAsia="宋体"/>
+          <w:b w:val="0"/>
+          <w:sz w:val="18"/>
+        </w:rPr>
+        <w:t xml:space="preserve"> 承载内存阶梯与配额扫描，会话形状为 N = 8 冷启动（8 个词元 id），源层为 3.2 GB/s NVMe 且无机械慢盘；</w:t>
+      </w:r>
+      <w:r>
+        <w:rPr>
+          <w:rFonts w:ascii="Times New Roman" w:hAnsi="Times New Roman" w:eastAsia="宋体"/>
+          <w:b/>
+          <w:sz w:val="18"/>
+        </w:rPr>
+        <w:t>主机 B</w:t>
+      </w:r>
+      <w:r>
+        <w:rPr>
+          <w:rFonts w:ascii="Times New Roman" w:hAnsi="Times New Roman" w:eastAsia="宋体"/>
+          <w:b w:val="0"/>
+          <w:sz w:val="18"/>
+        </w:rPr>
+        <w:t xml:space="preserve"> 承载重复运行、策略四臂与带宽下界，会话形状为 1 个提示词元加 3 个生成词元，源层为机械慢盘（约 60—85 MB/s）与 1.9 GB/s NVMe。</w:t>
+      </w:r>
+    </w:p>
+    <w:p>
+      <w:pPr>
+        <w:spacing w:after="40" w:line="276" w:lineRule="auto"/>
+        <w:ind w:firstLine="360"/>
+      </w:pPr>
+      <w:r>
+        <w:rPr>
+          <w:rFonts w:ascii="Times New Roman" w:hAnsi="Times New Roman" w:eastAsia="宋体"/>
+          <w:b w:val="0"/>
+          <w:sz w:val="18"/>
+        </w:rPr>
+        <w:t>由上述差异派生出两条必须写明的口径要点，否则跨表引用会出错：</w:t>
+      </w:r>
+    </w:p>
+    <w:p>
+      <w:pPr>
+        <w:spacing w:after="40" w:line="276" w:lineRule="auto"/>
+        <w:ind w:firstLine="360"/>
+      </w:pPr>
+      <w:r>
+        <w:rPr>
+          <w:rFonts w:ascii="Times New Roman" w:hAnsi="Times New Roman" w:eastAsia="宋体"/>
+          <w:b w:val="0"/>
+          <w:sz w:val="18"/>
+        </w:rPr>
+        <w:t xml:space="preserve">1. </w:t>
+      </w:r>
+      <w:r>
+        <w:rPr>
+          <w:rFonts w:ascii="Times New Roman" w:hAnsi="Times New Roman" w:eastAsia="宋体"/>
+          <w:b/>
+          <w:sz w:val="18"/>
+        </w:rPr>
+        <w:t>源层物理层不同</w:t>
+      </w:r>
+      <w:r>
+        <w:rPr>
+          <w:rFonts w:ascii="Times New Roman" w:hAnsi="Times New Roman" w:eastAsia="宋体"/>
+          <w:b w:val="0"/>
+          <w:sz w:val="18"/>
+        </w:rPr>
+        <w:t>。表 3、表 4 的"源层读数"取自主机 A 的 NVMe；表 7 中 85 MB/s 的慢盘属主机 B。两表的字节数不得互相代入，本文亦不据此比较两台主机的快慢。</w:t>
+      </w:r>
+    </w:p>
+    <w:p>
+      <w:pPr>
+        <w:spacing w:after="40" w:line="276" w:lineRule="auto"/>
+        <w:ind w:firstLine="360"/>
+      </w:pPr>
+      <w:r>
+        <w:rPr>
+          <w:rFonts w:ascii="Times New Roman" w:hAnsi="Times New Roman" w:eastAsia="宋体"/>
+          <w:b w:val="0"/>
+          <w:sz w:val="18"/>
+        </w:rPr>
+        <w:t xml:space="preserve">2. </w:t>
+      </w:r>
+      <w:r>
+        <w:rPr>
+          <w:rFonts w:ascii="Times New Roman" w:hAnsi="Times New Roman" w:eastAsia="宋体"/>
+          <w:b/>
+          <w:sz w:val="18"/>
+        </w:rPr>
+        <w:t>每词元字节不是同一口径</w:t>
+      </w:r>
+      <w:r>
+        <w:rPr>
+          <w:rFonts w:ascii="Times New Roman" w:hAnsi="Times New Roman" w:eastAsia="宋体"/>
+          <w:b w:val="0"/>
+          <w:sz w:val="18"/>
+        </w:rPr>
+        <w:t>。5.5、4.6 两节的会话每次交付 216.66 GB = 主干 140.16 GB + 专家 76.51 GB（三词元合计），专家侧 25.50 GB/词元。该值含主干且按会话计，</w:t>
+      </w:r>
+      <w:r>
+        <w:rPr>
+          <w:rFonts w:ascii="Times New Roman" w:hAnsi="Times New Roman" w:eastAsia="宋体"/>
+          <w:b/>
+          <w:sz w:val="18"/>
+        </w:rPr>
+        <w:t>不可与 B_full(8) = 206.64 GB 或 25.83 GB/词元同框比较</w:t>
+      </w:r>
+      <w:r>
+        <w:rPr>
+          <w:rFonts w:ascii="Times New Roman" w:hAnsi="Times New Roman" w:eastAsia="宋体"/>
+          <w:b w:val="0"/>
+          <w:sz w:val="18"/>
+        </w:rPr>
+        <w:t>——若同框相除会得到 −4.85% 的"负字节命中率"，那是口径混用而非物理现象。</w:t>
+      </w:r>
+    </w:p>
+    <w:p>
+      <w:pPr>
+        <w:spacing w:after="40" w:line="276" w:lineRule="auto"/>
+        <w:ind w:firstLine="360"/>
+      </w:pPr>
+      <w:r>
+        <w:rPr>
+          <w:rFonts w:ascii="Times New Roman" w:hAnsi="Times New Roman" w:eastAsia="宋体"/>
+          <w:b w:val="0"/>
+          <w:sz w:val="18"/>
+        </w:rPr>
+        <w:t xml:space="preserve">引擎内建字节级 READ 计数：本文"引擎 READ"口径为 </w:t>
+      </w:r>
+      <w:r>
+        <w:rPr>
+          <w:rFonts w:ascii="Consolas" w:hAnsi="Consolas"/>
+          <w:color w:val="000080"/>
+          <w:sz w:val="18"/>
+        </w:rPr>
+        <w:t>pread</w:t>
+      </w:r>
+      <w:r>
+        <w:rPr>
+          <w:rFonts w:ascii="Times New Roman" w:hAnsi="Times New Roman" w:eastAsia="宋体"/>
+          <w:b w:val="0"/>
+          <w:sz w:val="18"/>
+        </w:rPr>
+        <w:t xml:space="preserve"> 请求字节，不以操作系统页缓存命中冒充免读；介质冷读带宽在 </w:t>
+      </w:r>
+      <w:r>
+        <w:rPr>
+          <w:rFonts w:ascii="Consolas" w:hAnsi="Consolas"/>
+          <w:color w:val="000080"/>
+          <w:sz w:val="18"/>
+        </w:rPr>
+        <w:t>drop_caches</w:t>
+      </w:r>
+      <w:r>
+        <w:rPr>
+          <w:rFonts w:ascii="Times New Roman" w:hAnsi="Times New Roman" w:eastAsia="宋体"/>
+          <w:b w:val="0"/>
+          <w:sz w:val="18"/>
+        </w:rPr>
+        <w:t xml:space="preserve"> 后单独取得，与请求字节分列。</w:t>
+      </w:r>
+      <w:r>
+        <w:rPr>
+          <w:rFonts w:ascii="Times New Roman" w:hAnsi="Times New Roman" w:eastAsia="宋体"/>
+          <w:b/>
+          <w:sz w:val="18"/>
+        </w:rPr>
+        <w:t>读者若对任一数字有疑问，可回到本仓库，按其中的取数索引定位到对应台账文件核对原始值。</w:t>
+      </w:r>
+      <w:r>
+        <w:rPr>
+          <w:rFonts w:ascii="Times New Roman" w:hAnsi="Times New Roman" w:eastAsia="宋体"/>
+          <w:b w:val="0"/>
+          <w:sz w:val="18"/>
+        </w:rPr>
+        <w:t xml:space="preserve"> 选择 MoE 因其权重流在带宽受限主机上占端到端的主导份额（本案专家流占 79.6%，表 7），是度量分离最容易显形的负载，不代表框架仅适用于 MoE。每词元专家理论全量载入 B_full(1) = 92 层 × 16 专家 × 17.55 MB = 25.83 GB。</w:t>
+      </w:r>
+    </w:p>
+    <w:p>
+      <w:pPr>
+        <w:spacing w:after="40" w:before="80" w:line="240" w:lineRule="auto"/>
+      </w:pPr>
+      <w:r>
+        <w:rPr>
+          <w:rFonts w:ascii="Times New Roman" w:hAnsi="Times New Roman" w:eastAsia="黑体"/>
+          <w:b w:val="0"/>
+          <w:sz w:val="18"/>
+        </w:rPr>
+        <w:t>4.2  D1：键平面满格而字节平面为零</w:t>
+      </w:r>
+    </w:p>
+    <w:p>
+      <w:pPr>
+        <w:spacing w:after="40" w:line="276" w:lineRule="auto"/>
+        <w:ind w:firstLine="360"/>
+      </w:pPr>
+      <w:r>
+        <w:rPr>
+          <w:rFonts w:ascii="Times New Roman" w:hAnsi="Times New Roman" w:eastAsia="宋体"/>
+          <w:b w:val="0"/>
+          <w:sz w:val="18"/>
+        </w:rPr>
+        <w:t>内存阶梯扫描的资源配置与字节、时间读数见</w:t>
+      </w:r>
+      <w:r>
+        <w:rPr>
+          <w:rFonts w:ascii="Times New Roman" w:hAnsi="Times New Roman" w:eastAsia="宋体"/>
+          <w:b/>
+          <w:sz w:val="18"/>
+        </w:rPr>
+        <w:t>表 3</w:t>
+      </w:r>
+      <w:r>
+        <w:rPr>
+          <w:rFonts w:ascii="Times New Roman" w:hAnsi="Times New Roman" w:eastAsia="宋体"/>
+          <w:b w:val="0"/>
+          <w:sz w:val="18"/>
+        </w:rPr>
+        <w:t>（主机 A）：主机总内存自 8 GB 增至 224 GB（28 倍），缓存槽位自 28 增至 6 208。同一次扫描的引擎自报命中率、字节命中率口径与通胀 HRI 三条曲线见图 1。</w:t>
+      </w:r>
+    </w:p>
+    <w:p>
+      <w:pPr>
+        <w:spacing w:before="80" w:after="20"/>
+        <w:jc w:val="center"/>
+      </w:pPr>
+      <w:r>
+        <w:rPr>
+          <w:rFonts w:ascii="Times New Roman" w:hAnsi="Times New Roman" w:eastAsia="宋体"/>
+          <w:b w:val="0"/>
+          <w:sz w:val="15"/>
+        </w:rPr>
+        <w:t>表 3　内存阶梯的资源配置与读数</w:t>
+      </w:r>
+    </w:p>
+    <w:p>
+      <w:pPr>
+        <w:spacing w:before="80" w:after="20"/>
+        <w:jc w:val="center"/>
+      </w:pPr>
+      <w:r>
+        <w:rPr>
+          <w:rFonts w:ascii="Times New Roman" w:hAnsi="Times New Roman" w:eastAsia="Times New Roman"/>
+          <w:b w:val="0"/>
+          <w:sz w:val="15"/>
+        </w:rPr>
+        <w:t>Table 3　Resource allocation and read-out of the memory sweep</w:t>
+      </w:r>
     </w:p>
     <w:tbl>
       <w:tblPr>
@@ -2905,511 +2681,16 @@
         <w:tblLayout w:type="fixed"/>
       </w:tblPr>
       <w:tblGrid>
-        <w:gridCol w:w="1010"/>
-        <w:gridCol w:w="1711"/>
-        <w:gridCol w:w="2154"/>
+        <w:gridCol w:w="1018"/>
+        <w:gridCol w:w="909"/>
+        <w:gridCol w:w="914"/>
+        <w:gridCol w:w="1226"/>
+        <w:gridCol w:w="810"/>
       </w:tblGrid>
       <w:tr>
         <w:tc>
           <w:tcPr>
-            <w:tcW w:type="dxa" w:w="1010"/>
-            <w:tcBorders>
-              <w:bottom w:val="single" w:sz="6" w:space="0" w:color="000000"/>
-            </w:tcBorders>
-          </w:tcPr>
-          <w:p>
-            <w:pPr>
-              <w:spacing w:after="0" w:before="0" w:line="240" w:lineRule="auto"/>
-            </w:pPr>
-            <w:r/>
-            <w:r>
-              <w:rPr>
-                <w:rFonts w:ascii="Times New Roman" w:hAnsi="Times New Roman" w:eastAsia="黑体"/>
-                <w:b/>
-                <w:sz w:val="18"/>
-              </w:rPr>
-            </w:r>
-          </w:p>
-        </w:tc>
-        <w:tc>
-          <w:tcPr>
-            <w:tcW w:type="dxa" w:w="1711"/>
-            <w:tcBorders>
-              <w:bottom w:val="single" w:sz="6" w:space="0" w:color="000000"/>
-            </w:tcBorders>
-          </w:tcPr>
-          <w:p>
-            <w:pPr>
-              <w:spacing w:after="0" w:before="0" w:line="240" w:lineRule="auto"/>
-            </w:pPr>
-            <w:r/>
-            <w:r>
-              <w:rPr>
-                <w:rFonts w:ascii="Times New Roman" w:hAnsi="Times New Roman" w:eastAsia="黑体"/>
-                <w:b/>
-                <w:sz w:val="18"/>
-              </w:rPr>
-              <w:t>主机 A</w:t>
-            </w:r>
-          </w:p>
-        </w:tc>
-        <w:tc>
-          <w:tcPr>
-            <w:tcW w:type="dxa" w:w="2154"/>
-            <w:tcBorders>
-              <w:bottom w:val="single" w:sz="6" w:space="0" w:color="000000"/>
-            </w:tcBorders>
-          </w:tcPr>
-          <w:p>
-            <w:pPr>
-              <w:spacing w:after="0" w:before="0" w:line="240" w:lineRule="auto"/>
-            </w:pPr>
-            <w:r/>
-            <w:r>
-              <w:rPr>
-                <w:rFonts w:ascii="Times New Roman" w:hAnsi="Times New Roman" w:eastAsia="黑体"/>
-                <w:b/>
-                <w:sz w:val="18"/>
-              </w:rPr>
-              <w:t>主机 B</w:t>
-            </w:r>
-          </w:p>
-        </w:tc>
-      </w:tr>
-      <w:tr>
-        <w:tc>
-          <w:tcPr>
-            <w:tcW w:type="dxa" w:w="1010"/>
-          </w:tcPr>
-          <w:p>
-            <w:pPr>
-              <w:spacing w:after="0" w:before="0" w:line="240" w:lineRule="auto"/>
-            </w:pPr>
-            <w:r/>
-            <w:r>
-              <w:rPr>
-                <w:rFonts w:ascii="Times New Roman" w:hAnsi="Times New Roman" w:eastAsia="宋体"/>
-                <w:b w:val="0"/>
-                <w:sz w:val="18"/>
-              </w:rPr>
-              <w:t>承载实验</w:t>
-            </w:r>
-          </w:p>
-        </w:tc>
-        <w:tc>
-          <w:tcPr>
-            <w:tcW w:type="dxa" w:w="1711"/>
-          </w:tcPr>
-          <w:p>
-            <w:pPr>
-              <w:spacing w:after="0" w:before="0" w:line="240" w:lineRule="auto"/>
-            </w:pPr>
-            <w:r/>
-            <w:r>
-              <w:rPr>
-                <w:rFonts w:ascii="Times New Roman" w:hAnsi="Times New Roman" w:eastAsia="宋体"/>
-                <w:b w:val="0"/>
-                <w:sz w:val="18"/>
-              </w:rPr>
-              <w:t>内存阶梯、配额扫描</w:t>
-            </w:r>
-          </w:p>
-        </w:tc>
-        <w:tc>
-          <w:tcPr>
-            <w:tcW w:type="dxa" w:w="2154"/>
-          </w:tcPr>
-          <w:p>
-            <w:pPr>
-              <w:spacing w:after="0" w:before="0" w:line="240" w:lineRule="auto"/>
-            </w:pPr>
-            <w:r/>
-            <w:r>
-              <w:rPr>
-                <w:rFonts w:ascii="Times New Roman" w:hAnsi="Times New Roman" w:eastAsia="宋体"/>
-                <w:b w:val="0"/>
-                <w:sz w:val="18"/>
-              </w:rPr>
-              <w:t>重复运行、策略四臂、带宽下界</w:t>
-            </w:r>
-          </w:p>
-        </w:tc>
-      </w:tr>
-      <w:tr>
-        <w:tc>
-          <w:tcPr>
-            <w:tcW w:type="dxa" w:w="1010"/>
-          </w:tcPr>
-          <w:p>
-            <w:pPr>
-              <w:spacing w:after="0" w:before="0" w:line="240" w:lineRule="auto"/>
-            </w:pPr>
-            <w:r/>
-            <w:r>
-              <w:rPr>
-                <w:rFonts w:ascii="Times New Roman" w:hAnsi="Times New Roman" w:eastAsia="宋体"/>
-                <w:b w:val="0"/>
-                <w:sz w:val="18"/>
-              </w:rPr>
-              <w:t>会话形状</w:t>
-            </w:r>
-          </w:p>
-        </w:tc>
-        <w:tc>
-          <w:tcPr>
-            <w:tcW w:type="dxa" w:w="1711"/>
-          </w:tcPr>
-          <w:p>
-            <w:pPr>
-              <w:spacing w:after="0" w:before="0" w:line="240" w:lineRule="auto"/>
-            </w:pPr>
-            <w:r/>
-            <w:r>
-              <w:rPr>
-                <w:rFonts w:ascii="Times New Roman" w:hAnsi="Times New Roman" w:eastAsia="宋体"/>
-                <w:b w:val="0"/>
-                <w:sz w:val="18"/>
-              </w:rPr>
-              <w:t>N = 8（冷启动，8 个词元 id）</w:t>
-            </w:r>
-          </w:p>
-        </w:tc>
-        <w:tc>
-          <w:tcPr>
-            <w:tcW w:type="dxa" w:w="2154"/>
-          </w:tcPr>
-          <w:p>
-            <w:pPr>
-              <w:spacing w:after="0" w:before="0" w:line="240" w:lineRule="auto"/>
-            </w:pPr>
-            <w:r/>
-            <w:r>
-              <w:rPr>
-                <w:rFonts w:ascii="Times New Roman" w:hAnsi="Times New Roman" w:eastAsia="宋体"/>
-                <w:b w:val="0"/>
-                <w:sz w:val="18"/>
-              </w:rPr>
-              <w:t>1 个提示词元 + 3 个生成词元</w:t>
-            </w:r>
-          </w:p>
-        </w:tc>
-      </w:tr>
-      <w:tr>
-        <w:tc>
-          <w:tcPr>
-            <w:tcW w:type="dxa" w:w="1010"/>
-          </w:tcPr>
-          <w:p>
-            <w:pPr>
-              <w:spacing w:after="0" w:before="0" w:line="240" w:lineRule="auto"/>
-            </w:pPr>
-            <w:r/>
-            <w:r>
-              <w:rPr>
-                <w:rFonts w:ascii="Times New Roman" w:hAnsi="Times New Roman" w:eastAsia="宋体"/>
-                <w:b w:val="0"/>
-                <w:sz w:val="18"/>
-              </w:rPr>
-              <w:t>源层物理层</w:t>
-            </w:r>
-          </w:p>
-        </w:tc>
-        <w:tc>
-          <w:tcPr>
-            <w:tcW w:type="dxa" w:w="1711"/>
-          </w:tcPr>
-          <w:p>
-            <w:pPr>
-              <w:spacing w:after="0" w:before="0" w:line="240" w:lineRule="auto"/>
-            </w:pPr>
-            <w:r/>
-            <w:r>
-              <w:rPr>
-                <w:rFonts w:ascii="Times New Roman" w:hAnsi="Times New Roman" w:eastAsia="宋体"/>
-                <w:b w:val="0"/>
-                <w:sz w:val="18"/>
-              </w:rPr>
-              <w:t>3.2 GB/s NVMe，**无机械慢盘**</w:t>
-            </w:r>
-          </w:p>
-        </w:tc>
-        <w:tc>
-          <w:tcPr>
-            <w:tcW w:type="dxa" w:w="2154"/>
-          </w:tcPr>
-          <w:p>
-            <w:pPr>
-              <w:spacing w:after="0" w:before="0" w:line="240" w:lineRule="auto"/>
-            </w:pPr>
-            <w:r/>
-            <w:r>
-              <w:rPr>
-                <w:rFonts w:ascii="Times New Roman" w:hAnsi="Times New Roman" w:eastAsia="宋体"/>
-                <w:b w:val="0"/>
-                <w:sz w:val="18"/>
-              </w:rPr>
-              <w:t>机械慢盘（约 60—85 MB/s）+ 1.9 GB/s NVMe</w:t>
-            </w:r>
-          </w:p>
-        </w:tc>
-      </w:tr>
-    </w:tbl>
-    <w:p>
-      <w:pPr>
-        <w:spacing w:after="40" w:line="276" w:lineRule="auto"/>
-        <w:ind w:firstLine="360"/>
-      </w:pPr>
-      <w:r>
-        <w:rPr>
-          <w:rFonts w:ascii="Times New Roman" w:hAnsi="Times New Roman" w:eastAsia="宋体"/>
-          <w:b w:val="0"/>
-          <w:sz w:val="18"/>
-        </w:rPr>
-        <w:t>由这张表派生出两条必须写明的口径要点，否则跨表引用会出错：</w:t>
-      </w:r>
-    </w:p>
-    <w:p>
-      <w:pPr>
-        <w:spacing w:after="40" w:line="276" w:lineRule="auto"/>
-        <w:ind w:firstLine="360"/>
-      </w:pPr>
-      <w:r>
-        <w:rPr>
-          <w:rFonts w:ascii="Times New Roman" w:hAnsi="Times New Roman" w:eastAsia="宋体"/>
-          <w:b w:val="0"/>
-          <w:sz w:val="18"/>
-        </w:rPr>
-        <w:t xml:space="preserve">1. </w:t>
-      </w:r>
-      <w:r>
-        <w:rPr>
-          <w:rFonts w:ascii="Times New Roman" w:hAnsi="Times New Roman" w:eastAsia="宋体"/>
-          <w:b/>
-          <w:sz w:val="18"/>
-        </w:rPr>
-        <w:t>源层物理层不同</w:t>
-      </w:r>
-      <w:r>
-        <w:rPr>
-          <w:rFonts w:ascii="Times New Roman" w:hAnsi="Times New Roman" w:eastAsia="宋体"/>
-          <w:b w:val="0"/>
-          <w:sz w:val="18"/>
-        </w:rPr>
-        <w:t>。表 3、表 4 的"源层读数"取自主机 A 的 NVMe；表 7 中 85 MB/s 的慢盘属主机 B。两表的字节数不得互相代入，本文亦不据此比较两台主机的快慢。</w:t>
-      </w:r>
-    </w:p>
-    <w:p>
-      <w:pPr>
-        <w:spacing w:after="40" w:line="276" w:lineRule="auto"/>
-        <w:ind w:firstLine="360"/>
-      </w:pPr>
-      <w:r>
-        <w:rPr>
-          <w:rFonts w:ascii="Times New Roman" w:hAnsi="Times New Roman" w:eastAsia="宋体"/>
-          <w:b w:val="0"/>
-          <w:sz w:val="18"/>
-        </w:rPr>
-        <w:t xml:space="preserve">2. </w:t>
-      </w:r>
-      <w:r>
-        <w:rPr>
-          <w:rFonts w:ascii="Times New Roman" w:hAnsi="Times New Roman" w:eastAsia="宋体"/>
-          <w:b/>
-          <w:sz w:val="18"/>
-        </w:rPr>
-        <w:t>每词元字节不是同一口径</w:t>
-      </w:r>
-      <w:r>
-        <w:rPr>
-          <w:rFonts w:ascii="Times New Roman" w:hAnsi="Times New Roman" w:eastAsia="宋体"/>
-          <w:b w:val="0"/>
-          <w:sz w:val="18"/>
-        </w:rPr>
-        <w:t>。5.5、4.6 两节的会话每次交付 216.66 GB = 主干 140.16 GB + 专家 76.51 GB（三词元合计），专家侧 25.50 GB/词元。该值含主干且按会话计，</w:t>
-      </w:r>
-      <w:r>
-        <w:rPr>
-          <w:rFonts w:ascii="Times New Roman" w:hAnsi="Times New Roman" w:eastAsia="宋体"/>
-          <w:b/>
-          <w:sz w:val="18"/>
-        </w:rPr>
-        <w:t>不可与 B_full(8) = 206.64 GB 或 25.83 GB/词元同框比较</w:t>
-      </w:r>
-      <w:r>
-        <w:rPr>
-          <w:rFonts w:ascii="Times New Roman" w:hAnsi="Times New Roman" w:eastAsia="宋体"/>
-          <w:b w:val="0"/>
-          <w:sz w:val="18"/>
-        </w:rPr>
-        <w:t>——若同框相除会得到 −4.85% 的"负字节命中率"，那是口径混用而非物理现象。</w:t>
-      </w:r>
-    </w:p>
-    <w:p>
-      <w:pPr>
-        <w:spacing w:after="40" w:line="276" w:lineRule="auto"/>
-        <w:ind w:firstLine="360"/>
-      </w:pPr>
-      <w:r>
-        <w:rPr>
-          <w:rFonts w:ascii="Times New Roman" w:hAnsi="Times New Roman" w:eastAsia="宋体"/>
-          <w:b w:val="0"/>
-          <w:sz w:val="18"/>
-        </w:rPr>
-        <w:t xml:space="preserve">引擎内建字节级 READ 计数：本文"引擎 READ"口径为 </w:t>
-      </w:r>
-      <w:r>
-        <w:rPr>
-          <w:rFonts w:ascii="Consolas" w:hAnsi="Consolas"/>
-          <w:color w:val="000080"/>
-          <w:sz w:val="18"/>
-        </w:rPr>
-        <w:t>pread</w:t>
-      </w:r>
-      <w:r>
-        <w:rPr>
-          <w:rFonts w:ascii="Times New Roman" w:hAnsi="Times New Roman" w:eastAsia="宋体"/>
-          <w:b w:val="0"/>
-          <w:sz w:val="18"/>
-        </w:rPr>
-        <w:t xml:space="preserve"> 请求字节，不以操作系统页缓存命中冒充免读；介质冷读带宽在 </w:t>
-      </w:r>
-      <w:r>
-        <w:rPr>
-          <w:rFonts w:ascii="Consolas" w:hAnsi="Consolas"/>
-          <w:color w:val="000080"/>
-          <w:sz w:val="18"/>
-        </w:rPr>
-        <w:t>drop_caches</w:t>
-      </w:r>
-      <w:r>
-        <w:rPr>
-          <w:rFonts w:ascii="Times New Roman" w:hAnsi="Times New Roman" w:eastAsia="宋体"/>
-          <w:b w:val="0"/>
-          <w:sz w:val="18"/>
-        </w:rPr>
-        <w:t xml:space="preserve"> 后单独取得，与请求字节分列。</w:t>
-      </w:r>
-      <w:r>
-        <w:rPr>
-          <w:rFonts w:ascii="Times New Roman" w:hAnsi="Times New Roman" w:eastAsia="宋体"/>
-          <w:b/>
-          <w:sz w:val="18"/>
-        </w:rPr>
-        <w:t>读者若对任一数字有疑问，可回到本仓库，按其中的取数索引定位到对应台账文件核对原始值。</w:t>
-      </w:r>
-      <w:r>
-        <w:rPr>
-          <w:rFonts w:ascii="Times New Roman" w:hAnsi="Times New Roman" w:eastAsia="宋体"/>
-          <w:b w:val="0"/>
-          <w:sz w:val="18"/>
-        </w:rPr>
-        <w:t xml:space="preserve"> 选择 MoE 因其权重流在带宽受限主机上占端到端的主导份额（本案专家流占 79.6%，表 7），是度量分离最容易显形的负载，不代表框架仅适用于 MoE。每词元专家理论全量载入 B_full(1) = 92 层 × 16 专家 × 17.55 MB = 25.83 GB。</w:t>
-      </w:r>
-    </w:p>
-    <w:p>
-      <w:pPr>
-        <w:spacing w:after="40" w:before="80" w:line="240" w:lineRule="auto"/>
-      </w:pPr>
-      <w:r>
-        <w:rPr>
-          <w:rFonts w:ascii="Times New Roman" w:hAnsi="Times New Roman" w:eastAsia="黑体"/>
-          <w:b w:val="0"/>
-          <w:sz w:val="18"/>
-        </w:rPr>
-        <w:t>4.2  D1：键平面满格而字节平面为零</w:t>
-      </w:r>
-    </w:p>
-    <w:p>
-      <w:pPr>
-        <w:spacing w:after="40" w:line="276" w:lineRule="auto"/>
-        <w:ind w:firstLine="360"/>
-      </w:pPr>
-      <w:r>
-        <w:rPr>
-          <w:rFonts w:ascii="Times New Roman" w:hAnsi="Times New Roman" w:eastAsia="宋体"/>
-          <w:b w:val="0"/>
-          <w:sz w:val="18"/>
-        </w:rPr>
-        <w:t>内存阶梯扫描见</w:t>
-      </w:r>
-      <w:r>
-        <w:rPr>
-          <w:rFonts w:ascii="Times New Roman" w:hAnsi="Times New Roman" w:eastAsia="宋体"/>
-          <w:b/>
-          <w:sz w:val="18"/>
-        </w:rPr>
-        <w:t>表 3</w:t>
-      </w:r>
-      <w:r>
-        <w:rPr>
-          <w:rFonts w:ascii="Times New Roman" w:hAnsi="Times New Roman" w:eastAsia="宋体"/>
-          <w:b w:val="0"/>
-          <w:sz w:val="18"/>
-        </w:rPr>
-        <w:t>（主机 A）：主机总内存自 8 GB 增至 224 GB（28 倍），每档记录引擎自报的专家命中率（未加区分的朴素口径）、字节命中率口径、源层读数与每词元墙钟。</w:t>
-      </w:r>
-    </w:p>
-    <w:p>
-      <w:pPr>
-        <w:spacing w:before="80" w:after="20"/>
-        <w:jc w:val="center"/>
-      </w:pPr>
-      <w:r>
-        <w:rPr>
-          <w:rFonts w:ascii="Times New Roman" w:hAnsi="Times New Roman" w:eastAsia="宋体"/>
-          <w:b w:val="0"/>
-          <w:sz w:val="15"/>
-        </w:rPr>
-        <w:t>表 3　内存阶梯台账</w:t>
-      </w:r>
-    </w:p>
-    <w:p>
-      <w:pPr>
-        <w:spacing w:before="80" w:after="20"/>
-        <w:jc w:val="center"/>
-      </w:pPr>
-      <w:r>
-        <w:rPr>
-          <w:rFonts w:ascii="Times New Roman" w:hAnsi="Times New Roman" w:eastAsia="Times New Roman"/>
-          <w:b w:val="0"/>
-          <w:sz w:val="15"/>
-        </w:rPr>
-        <w:t>Table 3　Memory-sweep ledger</w:t>
-      </w:r>
-    </w:p>
-    <w:tbl>
-      <w:tblPr>
-        <w:tblStyle w:val="TableGrid"/>
-        <w:tblW w:type="auto" w:w="0"/>
-        <w:tblLook w:firstColumn="1" w:firstRow="1" w:lastColumn="0" w:lastRow="0" w:noHBand="0" w:noVBand="1" w:val="04A0"/>
-        <w:tblBorders>
-          <w:top w:val="single" w:sz="12" w:space="0" w:color="000000"/>
-          <w:bottom w:val="single" w:sz="12" w:space="0" w:color="000000"/>
-          <w:left w:val="none" w:sz="0" w:color="auto"/>
-          <w:right w:val="none" w:sz="0" w:color="auto"/>
-          <w:insideH w:val="none" w:sz="0" w:color="auto"/>
-          <w:insideV w:val="none" w:sz="0" w:color="auto"/>
-        </w:tblBorders>
-        <w:tblCellMar>
-          <w:left w:w="40" w:type="dxa"/>
-          <w:right w:w="40" w:type="dxa"/>
-        </w:tblCellMar>
-        <w:tblLayout w:type="fixed"/>
-      </w:tblPr>
-      <w:tblGrid>
-        <w:gridCol w:w="598"/>
-        <w:gridCol w:w="618"/>
-        <w:gridCol w:w="590"/>
-        <w:gridCol w:w="618"/>
-        <w:gridCol w:w="620"/>
-        <w:gridCol w:w="625"/>
-        <w:gridCol w:w="621"/>
-        <w:gridCol w:w="586"/>
-      </w:tblGrid>
-      <w:tr>
-        <w:tc>
-          <w:tcPr>
-            <w:tcW w:type="dxa" w:w="598"/>
+            <w:tcW w:type="dxa" w:w="1018"/>
             <w:tcBorders>
               <w:bottom w:val="single" w:sz="6" w:space="0" w:color="000000"/>
             </w:tcBorders>
@@ -3431,7 +2712,7 @@
         </w:tc>
         <w:tc>
           <w:tcPr>
-            <w:tcW w:type="dxa" w:w="618"/>
+            <w:tcW w:type="dxa" w:w="909"/>
             <w:tcBorders>
               <w:bottom w:val="single" w:sz="6" w:space="0" w:color="000000"/>
             </w:tcBorders>
@@ -3453,7 +2734,7 @@
         </w:tc>
         <w:tc>
           <w:tcPr>
-            <w:tcW w:type="dxa" w:w="590"/>
+            <w:tcW w:type="dxa" w:w="914"/>
             <w:tcBorders>
               <w:bottom w:val="single" w:sz="6" w:space="0" w:color="000000"/>
             </w:tcBorders>
@@ -3475,7 +2756,7 @@
         </w:tc>
         <w:tc>
           <w:tcPr>
-            <w:tcW w:type="dxa" w:w="618"/>
+            <w:tcW w:type="dxa" w:w="1226"/>
             <w:tcBorders>
               <w:bottom w:val="single" w:sz="6" w:space="0" w:color="000000"/>
             </w:tcBorders>
@@ -3491,13 +2772,13 @@
                 <w:b/>
                 <w:sz w:val="18"/>
               </w:rPr>
-              <w:t>H_key/%</w:t>
+              <w:t>源层读数/(GB/tok)</w:t>
             </w:r>
           </w:p>
         </w:tc>
         <w:tc>
           <w:tcPr>
-            <w:tcW w:type="dxa" w:w="620"/>
+            <w:tcW w:type="dxa" w:w="810"/>
             <w:tcBorders>
               <w:bottom w:val="single" w:sz="6" w:space="0" w:color="000000"/>
             </w:tcBorders>
@@ -3513,73 +2794,7 @@
                 <w:b/>
                 <w:sz w:val="18"/>
               </w:rPr>
-              <w:t>X_byte/%</w:t>
-            </w:r>
-          </w:p>
-        </w:tc>
-        <w:tc>
-          <w:tcPr>
-            <w:tcW w:type="dxa" w:w="625"/>
-            <w:tcBorders>
-              <w:bottom w:val="single" w:sz="6" w:space="0" w:color="000000"/>
-            </w:tcBorders>
-          </w:tcPr>
-          <w:p>
-            <w:pPr>
-              <w:spacing w:after="0" w:before="0" w:line="240" w:lineRule="auto"/>
-            </w:pPr>
-            <w:r/>
-            <w:r>
-              <w:rPr>
-                <w:rFonts w:ascii="Times New Roman" w:hAnsi="Times New Roman" w:eastAsia="黑体"/>
-                <w:b/>
-                <w:sz w:val="18"/>
-              </w:rPr>
-              <w:t>HRI/百分点</w:t>
-            </w:r>
-          </w:p>
-        </w:tc>
-        <w:tc>
-          <w:tcPr>
-            <w:tcW w:type="dxa" w:w="621"/>
-            <w:tcBorders>
-              <w:bottom w:val="single" w:sz="6" w:space="0" w:color="000000"/>
-            </w:tcBorders>
-          </w:tcPr>
-          <w:p>
-            <w:pPr>
-              <w:spacing w:after="0" w:before="0" w:line="240" w:lineRule="auto"/>
-            </w:pPr>
-            <w:r/>
-            <w:r>
-              <w:rPr>
-                <w:rFonts w:ascii="Times New Roman" w:hAnsi="Times New Roman" w:eastAsia="黑体"/>
-                <w:b/>
-                <w:sz w:val="18"/>
-              </w:rPr>
-              <w:t>源层读数/(GB·词元⁻¹)</w:t>
-            </w:r>
-          </w:p>
-        </w:tc>
-        <w:tc>
-          <w:tcPr>
-            <w:tcW w:type="dxa" w:w="586"/>
-            <w:tcBorders>
-              <w:bottom w:val="single" w:sz="6" w:space="0" w:color="000000"/>
-            </w:tcBorders>
-          </w:tcPr>
-          <w:p>
-            <w:pPr>
-              <w:spacing w:after="0" w:before="0" w:line="240" w:lineRule="auto"/>
-            </w:pPr>
-            <w:r/>
-            <w:r>
-              <w:rPr>
-                <w:rFonts w:ascii="Times New Roman" w:hAnsi="Times New Roman" w:eastAsia="黑体"/>
-                <w:b/>
-                <w:sz w:val="18"/>
-              </w:rPr>
-              <w:t>s/词元</w:t>
+              <w:t>s/tok</w:t>
             </w:r>
           </w:p>
         </w:tc>
@@ -3587,7 +2802,7 @@
       <w:tr>
         <w:tc>
           <w:tcPr>
-            <w:tcW w:type="dxa" w:w="598"/>
+            <w:tcW w:type="dxa" w:w="1018"/>
           </w:tcPr>
           <w:p>
             <w:pPr>
@@ -3606,7 +2821,7 @@
         </w:tc>
         <w:tc>
           <w:tcPr>
-            <w:tcW w:type="dxa" w:w="618"/>
+            <w:tcW w:type="dxa" w:w="909"/>
           </w:tcPr>
           <w:p>
             <w:pPr>
@@ -3625,7 +2840,7 @@
         </w:tc>
         <w:tc>
           <w:tcPr>
-            <w:tcW w:type="dxa" w:w="590"/>
+            <w:tcW w:type="dxa" w:w="914"/>
           </w:tcPr>
           <w:p>
             <w:pPr>
@@ -3644,64 +2859,7 @@
         </w:tc>
         <w:tc>
           <w:tcPr>
-            <w:tcW w:type="dxa" w:w="618"/>
-          </w:tcPr>
-          <w:p>
-            <w:pPr>
-              <w:spacing w:after="0" w:before="0" w:line="240" w:lineRule="auto"/>
-            </w:pPr>
-            <w:r/>
-            <w:r>
-              <w:rPr>
-                <w:rFonts w:ascii="Times New Roman" w:hAnsi="Times New Roman" w:eastAsia="宋体"/>
-                <w:b w:val="0"/>
-                <w:sz w:val="18"/>
-              </w:rPr>
-              <w:t>100.00</w:t>
-            </w:r>
-          </w:p>
-        </w:tc>
-        <w:tc>
-          <w:tcPr>
-            <w:tcW w:type="dxa" w:w="620"/>
-          </w:tcPr>
-          <w:p>
-            <w:pPr>
-              <w:spacing w:after="0" w:before="0" w:line="240" w:lineRule="auto"/>
-            </w:pPr>
-            <w:r/>
-            <w:r>
-              <w:rPr>
-                <w:rFonts w:ascii="Times New Roman" w:hAnsi="Times New Roman" w:eastAsia="宋体"/>
-                <w:b w:val="0"/>
-                <w:sz w:val="18"/>
-              </w:rPr>
-              <w:t>0.00</w:t>
-            </w:r>
-          </w:p>
-        </w:tc>
-        <w:tc>
-          <w:tcPr>
-            <w:tcW w:type="dxa" w:w="625"/>
-          </w:tcPr>
-          <w:p>
-            <w:pPr>
-              <w:spacing w:after="0" w:before="0" w:line="240" w:lineRule="auto"/>
-            </w:pPr>
-            <w:r/>
-            <w:r>
-              <w:rPr>
-                <w:rFonts w:ascii="Times New Roman" w:hAnsi="Times New Roman" w:eastAsia="宋体"/>
-                <w:b w:val="0"/>
-                <w:sz w:val="18"/>
-              </w:rPr>
-              <w:t>100.00</w:t>
-            </w:r>
-          </w:p>
-        </w:tc>
-        <w:tc>
-          <w:tcPr>
-            <w:tcW w:type="dxa" w:w="621"/>
+            <w:tcW w:type="dxa" w:w="1226"/>
           </w:tcPr>
           <w:p>
             <w:pPr>
@@ -3720,7 +2878,7 @@
         </w:tc>
         <w:tc>
           <w:tcPr>
-            <w:tcW w:type="dxa" w:w="586"/>
+            <w:tcW w:type="dxa" w:w="810"/>
           </w:tcPr>
           <w:p>
             <w:pPr>
@@ -3741,7 +2899,7 @@
       <w:tr>
         <w:tc>
           <w:tcPr>
-            <w:tcW w:type="dxa" w:w="598"/>
+            <w:tcW w:type="dxa" w:w="1018"/>
           </w:tcPr>
           <w:p>
             <w:pPr>
@@ -3760,7 +2918,7 @@
         </w:tc>
         <w:tc>
           <w:tcPr>
-            <w:tcW w:type="dxa" w:w="618"/>
+            <w:tcW w:type="dxa" w:w="909"/>
           </w:tcPr>
           <w:p>
             <w:pPr>
@@ -3779,7 +2937,7 @@
         </w:tc>
         <w:tc>
           <w:tcPr>
-            <w:tcW w:type="dxa" w:w="590"/>
+            <w:tcW w:type="dxa" w:w="914"/>
           </w:tcPr>
           <w:p>
             <w:pPr>
@@ -3798,64 +2956,7 @@
         </w:tc>
         <w:tc>
           <w:tcPr>
-            <w:tcW w:type="dxa" w:w="618"/>
-          </w:tcPr>
-          <w:p>
-            <w:pPr>
-              <w:spacing w:after="0" w:before="0" w:line="240" w:lineRule="auto"/>
-            </w:pPr>
-            <w:r/>
-            <w:r>
-              <w:rPr>
-                <w:rFonts w:ascii="Times New Roman" w:hAnsi="Times New Roman" w:eastAsia="宋体"/>
-                <w:b w:val="0"/>
-                <w:sz w:val="18"/>
-              </w:rPr>
-              <w:t>100.00</w:t>
-            </w:r>
-          </w:p>
-        </w:tc>
-        <w:tc>
-          <w:tcPr>
-            <w:tcW w:type="dxa" w:w="620"/>
-          </w:tcPr>
-          <w:p>
-            <w:pPr>
-              <w:spacing w:after="0" w:before="0" w:line="240" w:lineRule="auto"/>
-            </w:pPr>
-            <w:r/>
-            <w:r>
-              <w:rPr>
-                <w:rFonts w:ascii="Times New Roman" w:hAnsi="Times New Roman" w:eastAsia="宋体"/>
-                <w:b w:val="0"/>
-                <w:sz w:val="18"/>
-              </w:rPr>
-              <w:t>0.00</w:t>
-            </w:r>
-          </w:p>
-        </w:tc>
-        <w:tc>
-          <w:tcPr>
-            <w:tcW w:type="dxa" w:w="625"/>
-          </w:tcPr>
-          <w:p>
-            <w:pPr>
-              <w:spacing w:after="0" w:before="0" w:line="240" w:lineRule="auto"/>
-            </w:pPr>
-            <w:r/>
-            <w:r>
-              <w:rPr>
-                <w:rFonts w:ascii="Times New Roman" w:hAnsi="Times New Roman" w:eastAsia="宋体"/>
-                <w:b w:val="0"/>
-                <w:sz w:val="18"/>
-              </w:rPr>
-              <w:t>100.00</w:t>
-            </w:r>
-          </w:p>
-        </w:tc>
-        <w:tc>
-          <w:tcPr>
-            <w:tcW w:type="dxa" w:w="621"/>
+            <w:tcW w:type="dxa" w:w="1226"/>
           </w:tcPr>
           <w:p>
             <w:pPr>
@@ -3874,7 +2975,7 @@
         </w:tc>
         <w:tc>
           <w:tcPr>
-            <w:tcW w:type="dxa" w:w="586"/>
+            <w:tcW w:type="dxa" w:w="810"/>
           </w:tcPr>
           <w:p>
             <w:pPr>
@@ -3895,7 +2996,7 @@
       <w:tr>
         <w:tc>
           <w:tcPr>
-            <w:tcW w:type="dxa" w:w="598"/>
+            <w:tcW w:type="dxa" w:w="1018"/>
           </w:tcPr>
           <w:p>
             <w:pPr>
@@ -3914,7 +3015,7 @@
         </w:tc>
         <w:tc>
           <w:tcPr>
-            <w:tcW w:type="dxa" w:w="618"/>
+            <w:tcW w:type="dxa" w:w="909"/>
           </w:tcPr>
           <w:p>
             <w:pPr>
@@ -3933,7 +3034,7 @@
         </w:tc>
         <w:tc>
           <w:tcPr>
-            <w:tcW w:type="dxa" w:w="590"/>
+            <w:tcW w:type="dxa" w:w="914"/>
           </w:tcPr>
           <w:p>
             <w:pPr>
@@ -3952,64 +3053,7 @@
         </w:tc>
         <w:tc>
           <w:tcPr>
-            <w:tcW w:type="dxa" w:w="618"/>
-          </w:tcPr>
-          <w:p>
-            <w:pPr>
-              <w:spacing w:after="0" w:before="0" w:line="240" w:lineRule="auto"/>
-            </w:pPr>
-            <w:r/>
-            <w:r>
-              <w:rPr>
-                <w:rFonts w:ascii="Times New Roman" w:hAnsi="Times New Roman" w:eastAsia="宋体"/>
-                <w:b w:val="0"/>
-                <w:sz w:val="18"/>
-              </w:rPr>
-              <w:t>100.00</w:t>
-            </w:r>
-          </w:p>
-        </w:tc>
-        <w:tc>
-          <w:tcPr>
-            <w:tcW w:type="dxa" w:w="620"/>
-          </w:tcPr>
-          <w:p>
-            <w:pPr>
-              <w:spacing w:after="0" w:before="0" w:line="240" w:lineRule="auto"/>
-            </w:pPr>
-            <w:r/>
-            <w:r>
-              <w:rPr>
-                <w:rFonts w:ascii="Times New Roman" w:hAnsi="Times New Roman" w:eastAsia="宋体"/>
-                <w:b w:val="0"/>
-                <w:sz w:val="18"/>
-              </w:rPr>
-              <w:t>0.00</w:t>
-            </w:r>
-          </w:p>
-        </w:tc>
-        <w:tc>
-          <w:tcPr>
-            <w:tcW w:type="dxa" w:w="625"/>
-          </w:tcPr>
-          <w:p>
-            <w:pPr>
-              <w:spacing w:after="0" w:before="0" w:line="240" w:lineRule="auto"/>
-            </w:pPr>
-            <w:r/>
-            <w:r>
-              <w:rPr>
-                <w:rFonts w:ascii="Times New Roman" w:hAnsi="Times New Roman" w:eastAsia="宋体"/>
-                <w:b w:val="0"/>
-                <w:sz w:val="18"/>
-              </w:rPr>
-              <w:t>100.00</w:t>
-            </w:r>
-          </w:p>
-        </w:tc>
-        <w:tc>
-          <w:tcPr>
-            <w:tcW w:type="dxa" w:w="621"/>
+            <w:tcW w:type="dxa" w:w="1226"/>
           </w:tcPr>
           <w:p>
             <w:pPr>
@@ -4028,7 +3072,7 @@
         </w:tc>
         <w:tc>
           <w:tcPr>
-            <w:tcW w:type="dxa" w:w="586"/>
+            <w:tcW w:type="dxa" w:w="810"/>
           </w:tcPr>
           <w:p>
             <w:pPr>
@@ -4049,7 +3093,7 @@
       <w:tr>
         <w:tc>
           <w:tcPr>
-            <w:tcW w:type="dxa" w:w="598"/>
+            <w:tcW w:type="dxa" w:w="1018"/>
           </w:tcPr>
           <w:p>
             <w:pPr>
@@ -4068,7 +3112,7 @@
         </w:tc>
         <w:tc>
           <w:tcPr>
-            <w:tcW w:type="dxa" w:w="618"/>
+            <w:tcW w:type="dxa" w:w="909"/>
           </w:tcPr>
           <w:p>
             <w:pPr>
@@ -4087,7 +3131,7 @@
         </w:tc>
         <w:tc>
           <w:tcPr>
-            <w:tcW w:type="dxa" w:w="590"/>
+            <w:tcW w:type="dxa" w:w="914"/>
           </w:tcPr>
           <w:p>
             <w:pPr>
@@ -4106,64 +3150,7 @@
         </w:tc>
         <w:tc>
           <w:tcPr>
-            <w:tcW w:type="dxa" w:w="618"/>
-          </w:tcPr>
-          <w:p>
-            <w:pPr>
-              <w:spacing w:after="0" w:before="0" w:line="240" w:lineRule="auto"/>
-            </w:pPr>
-            <w:r/>
-            <w:r>
-              <w:rPr>
-                <w:rFonts w:ascii="Times New Roman" w:hAnsi="Times New Roman" w:eastAsia="宋体"/>
-                <w:b w:val="0"/>
-                <w:sz w:val="18"/>
-              </w:rPr>
-              <w:t>100.00</w:t>
-            </w:r>
-          </w:p>
-        </w:tc>
-        <w:tc>
-          <w:tcPr>
-            <w:tcW w:type="dxa" w:w="620"/>
-          </w:tcPr>
-          <w:p>
-            <w:pPr>
-              <w:spacing w:after="0" w:before="0" w:line="240" w:lineRule="auto"/>
-            </w:pPr>
-            <w:r/>
-            <w:r>
-              <w:rPr>
-                <w:rFonts w:ascii="Times New Roman" w:hAnsi="Times New Roman" w:eastAsia="宋体"/>
-                <w:b w:val="0"/>
-                <w:sz w:val="18"/>
-              </w:rPr>
-              <w:t>0.00</w:t>
-            </w:r>
-          </w:p>
-        </w:tc>
-        <w:tc>
-          <w:tcPr>
-            <w:tcW w:type="dxa" w:w="625"/>
-          </w:tcPr>
-          <w:p>
-            <w:pPr>
-              <w:spacing w:after="0" w:before="0" w:line="240" w:lineRule="auto"/>
-            </w:pPr>
-            <w:r/>
-            <w:r>
-              <w:rPr>
-                <w:rFonts w:ascii="Times New Roman" w:hAnsi="Times New Roman" w:eastAsia="宋体"/>
-                <w:b w:val="0"/>
-                <w:sz w:val="18"/>
-              </w:rPr>
-              <w:t>100.00</w:t>
-            </w:r>
-          </w:p>
-        </w:tc>
-        <w:tc>
-          <w:tcPr>
-            <w:tcW w:type="dxa" w:w="621"/>
+            <w:tcW w:type="dxa" w:w="1226"/>
           </w:tcPr>
           <w:p>
             <w:pPr>
@@ -4182,7 +3169,7 @@
         </w:tc>
         <w:tc>
           <w:tcPr>
-            <w:tcW w:type="dxa" w:w="586"/>
+            <w:tcW w:type="dxa" w:w="810"/>
           </w:tcPr>
           <w:p>
             <w:pPr>
@@ -4203,7 +3190,7 @@
       <w:tr>
         <w:tc>
           <w:tcPr>
-            <w:tcW w:type="dxa" w:w="598"/>
+            <w:tcW w:type="dxa" w:w="1018"/>
           </w:tcPr>
           <w:p>
             <w:pPr>
@@ -4222,7 +3209,7 @@
         </w:tc>
         <w:tc>
           <w:tcPr>
-            <w:tcW w:type="dxa" w:w="618"/>
+            <w:tcW w:type="dxa" w:w="909"/>
           </w:tcPr>
           <w:p>
             <w:pPr>
@@ -4235,13 +3222,13 @@
                 <w:b w:val="0"/>
                 <w:sz w:val="18"/>
               </w:rPr>
-              <w:t>10.80</w:t>
+              <w:t>10.8</w:t>
             </w:r>
           </w:p>
         </w:tc>
         <w:tc>
           <w:tcPr>
-            <w:tcW w:type="dxa" w:w="590"/>
+            <w:tcW w:type="dxa" w:w="914"/>
           </w:tcPr>
           <w:p>
             <w:pPr>
@@ -4260,64 +3247,7 @@
         </w:tc>
         <w:tc>
           <w:tcPr>
-            <w:tcW w:type="dxa" w:w="618"/>
-          </w:tcPr>
-          <w:p>
-            <w:pPr>
-              <w:spacing w:after="0" w:before="0" w:line="240" w:lineRule="auto"/>
-            </w:pPr>
-            <w:r/>
-            <w:r>
-              <w:rPr>
-                <w:rFonts w:ascii="Times New Roman" w:hAnsi="Times New Roman" w:eastAsia="宋体"/>
-                <w:b w:val="0"/>
-                <w:sz w:val="18"/>
-              </w:rPr>
-              <w:t>100.00</w:t>
-            </w:r>
-          </w:p>
-        </w:tc>
-        <w:tc>
-          <w:tcPr>
-            <w:tcW w:type="dxa" w:w="620"/>
-          </w:tcPr>
-          <w:p>
-            <w:pPr>
-              <w:spacing w:after="0" w:before="0" w:line="240" w:lineRule="auto"/>
-            </w:pPr>
-            <w:r/>
-            <w:r>
-              <w:rPr>
-                <w:rFonts w:ascii="Times New Roman" w:hAnsi="Times New Roman" w:eastAsia="宋体"/>
-                <w:b w:val="0"/>
-                <w:sz w:val="18"/>
-              </w:rPr>
-              <w:t>0.00</w:t>
-            </w:r>
-          </w:p>
-        </w:tc>
-        <w:tc>
-          <w:tcPr>
-            <w:tcW w:type="dxa" w:w="625"/>
-          </w:tcPr>
-          <w:p>
-            <w:pPr>
-              <w:spacing w:after="0" w:before="0" w:line="240" w:lineRule="auto"/>
-            </w:pPr>
-            <w:r/>
-            <w:r>
-              <w:rPr>
-                <w:rFonts w:ascii="Times New Roman" w:hAnsi="Times New Roman" w:eastAsia="宋体"/>
-                <w:b w:val="0"/>
-                <w:sz w:val="18"/>
-              </w:rPr>
-              <w:t>100.00</w:t>
-            </w:r>
-          </w:p>
-        </w:tc>
-        <w:tc>
-          <w:tcPr>
-            <w:tcW w:type="dxa" w:w="621"/>
+            <w:tcW w:type="dxa" w:w="1226"/>
           </w:tcPr>
           <w:p>
             <w:pPr>
@@ -4336,7 +3266,7 @@
         </w:tc>
         <w:tc>
           <w:tcPr>
-            <w:tcW w:type="dxa" w:w="586"/>
+            <w:tcW w:type="dxa" w:w="810"/>
           </w:tcPr>
           <w:p>
             <w:pPr>
@@ -4357,7 +3287,7 @@
       <w:tr>
         <w:tc>
           <w:tcPr>
-            <w:tcW w:type="dxa" w:w="598"/>
+            <w:tcW w:type="dxa" w:w="1018"/>
           </w:tcPr>
           <w:p>
             <w:pPr>
@@ -4376,7 +3306,7 @@
         </w:tc>
         <w:tc>
           <w:tcPr>
-            <w:tcW w:type="dxa" w:w="618"/>
+            <w:tcW w:type="dxa" w:w="909"/>
           </w:tcPr>
           <w:p>
             <w:pPr>
@@ -4395,7 +3325,7 @@
         </w:tc>
         <w:tc>
           <w:tcPr>
-            <w:tcW w:type="dxa" w:w="590"/>
+            <w:tcW w:type="dxa" w:w="914"/>
           </w:tcPr>
           <w:p>
             <w:pPr>
@@ -4414,64 +3344,7 @@
         </w:tc>
         <w:tc>
           <w:tcPr>
-            <w:tcW w:type="dxa" w:w="618"/>
-          </w:tcPr>
-          <w:p>
-            <w:pPr>
-              <w:spacing w:after="0" w:before="0" w:line="240" w:lineRule="auto"/>
-            </w:pPr>
-            <w:r/>
-            <w:r>
-              <w:rPr>
-                <w:rFonts w:ascii="Times New Roman" w:hAnsi="Times New Roman" w:eastAsia="宋体"/>
-                <w:b w:val="0"/>
-                <w:sz w:val="18"/>
-              </w:rPr>
-              <w:t>100.00</w:t>
-            </w:r>
-          </w:p>
-        </w:tc>
-        <w:tc>
-          <w:tcPr>
-            <w:tcW w:type="dxa" w:w="620"/>
-          </w:tcPr>
-          <w:p>
-            <w:pPr>
-              <w:spacing w:after="0" w:before="0" w:line="240" w:lineRule="auto"/>
-            </w:pPr>
-            <w:r/>
-            <w:r>
-              <w:rPr>
-                <w:rFonts w:ascii="Times New Roman" w:hAnsi="Times New Roman" w:eastAsia="宋体"/>
-                <w:b w:val="0"/>
-                <w:sz w:val="18"/>
-              </w:rPr>
-              <w:t>0.00</w:t>
-            </w:r>
-          </w:p>
-        </w:tc>
-        <w:tc>
-          <w:tcPr>
-            <w:tcW w:type="dxa" w:w="625"/>
-          </w:tcPr>
-          <w:p>
-            <w:pPr>
-              <w:spacing w:after="0" w:before="0" w:line="240" w:lineRule="auto"/>
-            </w:pPr>
-            <w:r/>
-            <w:r>
-              <w:rPr>
-                <w:rFonts w:ascii="Times New Roman" w:hAnsi="Times New Roman" w:eastAsia="宋体"/>
-                <w:b w:val="0"/>
-                <w:sz w:val="18"/>
-              </w:rPr>
-              <w:t>100.00</w:t>
-            </w:r>
-          </w:p>
-        </w:tc>
-        <w:tc>
-          <w:tcPr>
-            <w:tcW w:type="dxa" w:w="621"/>
+            <w:tcW w:type="dxa" w:w="1226"/>
           </w:tcPr>
           <w:p>
             <w:pPr>
@@ -4490,7 +3363,7 @@
         </w:tc>
         <w:tc>
           <w:tcPr>
-            <w:tcW w:type="dxa" w:w="586"/>
+            <w:tcW w:type="dxa" w:w="810"/>
           </w:tcPr>
           <w:p>
             <w:pPr>
@@ -4511,7 +3384,7 @@
       <w:tr>
         <w:tc>
           <w:tcPr>
-            <w:tcW w:type="dxa" w:w="598"/>
+            <w:tcW w:type="dxa" w:w="1018"/>
           </w:tcPr>
           <w:p>
             <w:pPr>
@@ -4530,7 +3403,7 @@
         </w:tc>
         <w:tc>
           <w:tcPr>
-            <w:tcW w:type="dxa" w:w="618"/>
+            <w:tcW w:type="dxa" w:w="909"/>
           </w:tcPr>
           <w:p>
             <w:pPr>
@@ -4549,7 +3422,7 @@
         </w:tc>
         <w:tc>
           <w:tcPr>
-            <w:tcW w:type="dxa" w:w="590"/>
+            <w:tcW w:type="dxa" w:w="914"/>
           </w:tcPr>
           <w:p>
             <w:pPr>
@@ -4568,64 +3441,7 @@
         </w:tc>
         <w:tc>
           <w:tcPr>
-            <w:tcW w:type="dxa" w:w="618"/>
-          </w:tcPr>
-          <w:p>
-            <w:pPr>
-              <w:spacing w:after="0" w:before="0" w:line="240" w:lineRule="auto"/>
-            </w:pPr>
-            <w:r/>
-            <w:r>
-              <w:rPr>
-                <w:rFonts w:ascii="Times New Roman" w:hAnsi="Times New Roman" w:eastAsia="宋体"/>
-                <w:b w:val="0"/>
-                <w:sz w:val="18"/>
-              </w:rPr>
-              <w:t>100.00</w:t>
-            </w:r>
-          </w:p>
-        </w:tc>
-        <w:tc>
-          <w:tcPr>
-            <w:tcW w:type="dxa" w:w="620"/>
-          </w:tcPr>
-          <w:p>
-            <w:pPr>
-              <w:spacing w:after="0" w:before="0" w:line="240" w:lineRule="auto"/>
-            </w:pPr>
-            <w:r/>
-            <w:r>
-              <w:rPr>
-                <w:rFonts w:ascii="Times New Roman" w:hAnsi="Times New Roman" w:eastAsia="宋体"/>
-                <w:b w:val="0"/>
-                <w:sz w:val="18"/>
-              </w:rPr>
-              <w:t>0.00</w:t>
-            </w:r>
-          </w:p>
-        </w:tc>
-        <w:tc>
-          <w:tcPr>
-            <w:tcW w:type="dxa" w:w="625"/>
-          </w:tcPr>
-          <w:p>
-            <w:pPr>
-              <w:spacing w:after="0" w:before="0" w:line="240" w:lineRule="auto"/>
-            </w:pPr>
-            <w:r/>
-            <w:r>
-              <w:rPr>
-                <w:rFonts w:ascii="Times New Roman" w:hAnsi="Times New Roman" w:eastAsia="宋体"/>
-                <w:b w:val="0"/>
-                <w:sz w:val="18"/>
-              </w:rPr>
-              <w:t>100.00</w:t>
-            </w:r>
-          </w:p>
-        </w:tc>
-        <w:tc>
-          <w:tcPr>
-            <w:tcW w:type="dxa" w:w="621"/>
+            <w:tcW w:type="dxa" w:w="1226"/>
           </w:tcPr>
           <w:p>
             <w:pPr>
@@ -4644,7 +3460,7 @@
         </w:tc>
         <w:tc>
           <w:tcPr>
-            <w:tcW w:type="dxa" w:w="586"/>
+            <w:tcW w:type="dxa" w:w="810"/>
           </w:tcPr>
           <w:p>
             <w:pPr>
@@ -4665,7 +3481,7 @@
       <w:tr>
         <w:tc>
           <w:tcPr>
-            <w:tcW w:type="dxa" w:w="598"/>
+            <w:tcW w:type="dxa" w:w="1018"/>
           </w:tcPr>
           <w:p>
             <w:pPr>
@@ -4684,7 +3500,7 @@
         </w:tc>
         <w:tc>
           <w:tcPr>
-            <w:tcW w:type="dxa" w:w="618"/>
+            <w:tcW w:type="dxa" w:w="909"/>
           </w:tcPr>
           <w:p>
             <w:pPr>
@@ -4703,7 +3519,7 @@
         </w:tc>
         <w:tc>
           <w:tcPr>
-            <w:tcW w:type="dxa" w:w="590"/>
+            <w:tcW w:type="dxa" w:w="914"/>
           </w:tcPr>
           <w:p>
             <w:pPr>
@@ -4722,64 +3538,7 @@
         </w:tc>
         <w:tc>
           <w:tcPr>
-            <w:tcW w:type="dxa" w:w="618"/>
-          </w:tcPr>
-          <w:p>
-            <w:pPr>
-              <w:spacing w:after="0" w:before="0" w:line="240" w:lineRule="auto"/>
-            </w:pPr>
-            <w:r/>
-            <w:r>
-              <w:rPr>
-                <w:rFonts w:ascii="Times New Roman" w:hAnsi="Times New Roman" w:eastAsia="宋体"/>
-                <w:b w:val="0"/>
-                <w:sz w:val="18"/>
-              </w:rPr>
-              <w:t>100.00</w:t>
-            </w:r>
-          </w:p>
-        </w:tc>
-        <w:tc>
-          <w:tcPr>
-            <w:tcW w:type="dxa" w:w="620"/>
-          </w:tcPr>
-          <w:p>
-            <w:pPr>
-              <w:spacing w:after="0" w:before="0" w:line="240" w:lineRule="auto"/>
-            </w:pPr>
-            <w:r/>
-            <w:r>
-              <w:rPr>
-                <w:rFonts w:ascii="Times New Roman" w:hAnsi="Times New Roman" w:eastAsia="宋体"/>
-                <w:b w:val="0"/>
-                <w:sz w:val="18"/>
-              </w:rPr>
-              <w:t>29.89</w:t>
-            </w:r>
-          </w:p>
-        </w:tc>
-        <w:tc>
-          <w:tcPr>
-            <w:tcW w:type="dxa" w:w="625"/>
-          </w:tcPr>
-          <w:p>
-            <w:pPr>
-              <w:spacing w:after="0" w:before="0" w:line="240" w:lineRule="auto"/>
-            </w:pPr>
-            <w:r/>
-            <w:r>
-              <w:rPr>
-                <w:rFonts w:ascii="Times New Roman" w:hAnsi="Times New Roman" w:eastAsia="宋体"/>
-                <w:b w:val="0"/>
-                <w:sz w:val="18"/>
-              </w:rPr>
-              <w:t>70.11</w:t>
-            </w:r>
-          </w:p>
-        </w:tc>
-        <w:tc>
-          <w:tcPr>
-            <w:tcW w:type="dxa" w:w="621"/>
+            <w:tcW w:type="dxa" w:w="1226"/>
           </w:tcPr>
           <w:p>
             <w:pPr>
@@ -4798,7 +3557,7 @@
         </w:tc>
         <w:tc>
           <w:tcPr>
-            <w:tcW w:type="dxa" w:w="586"/>
+            <w:tcW w:type="dxa" w:w="810"/>
           </w:tcPr>
           <w:p>
             <w:pPr>
@@ -4819,7 +3578,7 @@
       <w:tr>
         <w:tc>
           <w:tcPr>
-            <w:tcW w:type="dxa" w:w="598"/>
+            <w:tcW w:type="dxa" w:w="1018"/>
           </w:tcPr>
           <w:p>
             <w:pPr>
@@ -4838,7 +3597,7 @@
         </w:tc>
         <w:tc>
           <w:tcPr>
-            <w:tcW w:type="dxa" w:w="618"/>
+            <w:tcW w:type="dxa" w:w="909"/>
           </w:tcPr>
           <w:p>
             <w:pPr>
@@ -4857,7 +3616,7 @@
         </w:tc>
         <w:tc>
           <w:tcPr>
-            <w:tcW w:type="dxa" w:w="590"/>
+            <w:tcW w:type="dxa" w:w="914"/>
           </w:tcPr>
           <w:p>
             <w:pPr>
@@ -4876,64 +3635,7 @@
         </w:tc>
         <w:tc>
           <w:tcPr>
-            <w:tcW w:type="dxa" w:w="618"/>
-          </w:tcPr>
-          <w:p>
-            <w:pPr>
-              <w:spacing w:after="0" w:before="0" w:line="240" w:lineRule="auto"/>
-            </w:pPr>
-            <w:r/>
-            <w:r>
-              <w:rPr>
-                <w:rFonts w:ascii="Times New Roman" w:hAnsi="Times New Roman" w:eastAsia="宋体"/>
-                <w:b w:val="0"/>
-                <w:sz w:val="18"/>
-              </w:rPr>
-              <w:t>100.00</w:t>
-            </w:r>
-          </w:p>
-        </w:tc>
-        <w:tc>
-          <w:tcPr>
-            <w:tcW w:type="dxa" w:w="620"/>
-          </w:tcPr>
-          <w:p>
-            <w:pPr>
-              <w:spacing w:after="0" w:before="0" w:line="240" w:lineRule="auto"/>
-            </w:pPr>
-            <w:r/>
-            <w:r>
-              <w:rPr>
-                <w:rFonts w:ascii="Times New Roman" w:hAnsi="Times New Roman" w:eastAsia="宋体"/>
-                <w:b w:val="0"/>
-                <w:sz w:val="18"/>
-              </w:rPr>
-              <w:t>32.21</w:t>
-            </w:r>
-          </w:p>
-        </w:tc>
-        <w:tc>
-          <w:tcPr>
-            <w:tcW w:type="dxa" w:w="625"/>
-          </w:tcPr>
-          <w:p>
-            <w:pPr>
-              <w:spacing w:after="0" w:before="0" w:line="240" w:lineRule="auto"/>
-            </w:pPr>
-            <w:r/>
-            <w:r>
-              <w:rPr>
-                <w:rFonts w:ascii="Times New Roman" w:hAnsi="Times New Roman" w:eastAsia="宋体"/>
-                <w:b w:val="0"/>
-                <w:sz w:val="18"/>
-              </w:rPr>
-              <w:t>67.79</w:t>
-            </w:r>
-          </w:p>
-        </w:tc>
-        <w:tc>
-          <w:tcPr>
-            <w:tcW w:type="dxa" w:w="621"/>
+            <w:tcW w:type="dxa" w:w="1226"/>
           </w:tcPr>
           <w:p>
             <w:pPr>
@@ -4952,7 +3654,7 @@
         </w:tc>
         <w:tc>
           <w:tcPr>
-            <w:tcW w:type="dxa" w:w="586"/>
+            <w:tcW w:type="dxa" w:w="810"/>
           </w:tcPr>
           <w:p>
             <w:pPr>
@@ -4973,7 +3675,7 @@
       <w:tr>
         <w:tc>
           <w:tcPr>
-            <w:tcW w:type="dxa" w:w="598"/>
+            <w:tcW w:type="dxa" w:w="1018"/>
           </w:tcPr>
           <w:p>
             <w:pPr>
@@ -4992,7 +3694,7 @@
         </w:tc>
         <w:tc>
           <w:tcPr>
-            <w:tcW w:type="dxa" w:w="618"/>
+            <w:tcW w:type="dxa" w:w="909"/>
           </w:tcPr>
           <w:p>
             <w:pPr>
@@ -5011,7 +3713,7 @@
         </w:tc>
         <w:tc>
           <w:tcPr>
-            <w:tcW w:type="dxa" w:w="590"/>
+            <w:tcW w:type="dxa" w:w="914"/>
           </w:tcPr>
           <w:p>
             <w:pPr>
@@ -5030,64 +3732,7 @@
         </w:tc>
         <w:tc>
           <w:tcPr>
-            <w:tcW w:type="dxa" w:w="618"/>
-          </w:tcPr>
-          <w:p>
-            <w:pPr>
-              <w:spacing w:after="0" w:before="0" w:line="240" w:lineRule="auto"/>
-            </w:pPr>
-            <w:r/>
-            <w:r>
-              <w:rPr>
-                <w:rFonts w:ascii="Times New Roman" w:hAnsi="Times New Roman" w:eastAsia="宋体"/>
-                <w:b w:val="0"/>
-                <w:sz w:val="18"/>
-              </w:rPr>
-              <w:t>100.00</w:t>
-            </w:r>
-          </w:p>
-        </w:tc>
-        <w:tc>
-          <w:tcPr>
-            <w:tcW w:type="dxa" w:w="620"/>
-          </w:tcPr>
-          <w:p>
-            <w:pPr>
-              <w:spacing w:after="0" w:before="0" w:line="240" w:lineRule="auto"/>
-            </w:pPr>
-            <w:r/>
-            <w:r>
-              <w:rPr>
-                <w:rFonts w:ascii="Times New Roman" w:hAnsi="Times New Roman" w:eastAsia="宋体"/>
-                <w:b w:val="0"/>
-                <w:sz w:val="18"/>
-              </w:rPr>
-              <w:t>33.10</w:t>
-            </w:r>
-          </w:p>
-        </w:tc>
-        <w:tc>
-          <w:tcPr>
-            <w:tcW w:type="dxa" w:w="625"/>
-          </w:tcPr>
-          <w:p>
-            <w:pPr>
-              <w:spacing w:after="0" w:before="0" w:line="240" w:lineRule="auto"/>
-            </w:pPr>
-            <w:r/>
-            <w:r>
-              <w:rPr>
-                <w:rFonts w:ascii="Times New Roman" w:hAnsi="Times New Roman" w:eastAsia="宋体"/>
-                <w:b w:val="0"/>
-                <w:sz w:val="18"/>
-              </w:rPr>
-              <w:t>66.90</w:t>
-            </w:r>
-          </w:p>
-        </w:tc>
-        <w:tc>
-          <w:tcPr>
-            <w:tcW w:type="dxa" w:w="621"/>
+            <w:tcW w:type="dxa" w:w="1226"/>
           </w:tcPr>
           <w:p>
             <w:pPr>
@@ -5106,7 +3751,7 @@
         </w:tc>
         <w:tc>
           <w:tcPr>
-            <w:tcW w:type="dxa" w:w="586"/>
+            <w:tcW w:type="dxa" w:w="810"/>
           </w:tcPr>
           <w:p>
             <w:pPr>
@@ -5127,7 +3772,7 @@
       <w:tr>
         <w:tc>
           <w:tcPr>
-            <w:tcW w:type="dxa" w:w="598"/>
+            <w:tcW w:type="dxa" w:w="1018"/>
           </w:tcPr>
           <w:p>
             <w:pPr>
@@ -5146,7 +3791,7 @@
         </w:tc>
         <w:tc>
           <w:tcPr>
-            <w:tcW w:type="dxa" w:w="618"/>
+            <w:tcW w:type="dxa" w:w="909"/>
           </w:tcPr>
           <w:p>
             <w:pPr>
@@ -5159,13 +3804,13 @@
                 <w:b w:val="0"/>
                 <w:sz w:val="18"/>
               </w:rPr>
-              <w:t>77.00</w:t>
+              <w:t>77</w:t>
             </w:r>
           </w:p>
         </w:tc>
         <w:tc>
           <w:tcPr>
-            <w:tcW w:type="dxa" w:w="590"/>
+            <w:tcW w:type="dxa" w:w="914"/>
           </w:tcPr>
           <w:p>
             <w:pPr>
@@ -5184,64 +3829,7 @@
         </w:tc>
         <w:tc>
           <w:tcPr>
-            <w:tcW w:type="dxa" w:w="618"/>
-          </w:tcPr>
-          <w:p>
-            <w:pPr>
-              <w:spacing w:after="0" w:before="0" w:line="240" w:lineRule="auto"/>
-            </w:pPr>
-            <w:r/>
-            <w:r>
-              <w:rPr>
-                <w:rFonts w:ascii="Times New Roman" w:hAnsi="Times New Roman" w:eastAsia="宋体"/>
-                <w:b w:val="0"/>
-                <w:sz w:val="18"/>
-              </w:rPr>
-              <w:t>100.00</w:t>
-            </w:r>
-          </w:p>
-        </w:tc>
-        <w:tc>
-          <w:tcPr>
-            <w:tcW w:type="dxa" w:w="620"/>
-          </w:tcPr>
-          <w:p>
-            <w:pPr>
-              <w:spacing w:after="0" w:before="0" w:line="240" w:lineRule="auto"/>
-            </w:pPr>
-            <w:r/>
-            <w:r>
-              <w:rPr>
-                <w:rFonts w:ascii="Times New Roman" w:hAnsi="Times New Roman" w:eastAsia="宋体"/>
-                <w:b w:val="0"/>
-                <w:sz w:val="18"/>
-              </w:rPr>
-              <w:t>35.54</w:t>
-            </w:r>
-          </w:p>
-        </w:tc>
-        <w:tc>
-          <w:tcPr>
-            <w:tcW w:type="dxa" w:w="625"/>
-          </w:tcPr>
-          <w:p>
-            <w:pPr>
-              <w:spacing w:after="0" w:before="0" w:line="240" w:lineRule="auto"/>
-            </w:pPr>
-            <w:r/>
-            <w:r>
-              <w:rPr>
-                <w:rFonts w:ascii="Times New Roman" w:hAnsi="Times New Roman" w:eastAsia="宋体"/>
-                <w:b w:val="0"/>
-                <w:sz w:val="18"/>
-              </w:rPr>
-              <w:t>64.46</w:t>
-            </w:r>
-          </w:p>
-        </w:tc>
-        <w:tc>
-          <w:tcPr>
-            <w:tcW w:type="dxa" w:w="621"/>
+            <w:tcW w:type="dxa" w:w="1226"/>
           </w:tcPr>
           <w:p>
             <w:pPr>
@@ -5260,7 +3848,7 @@
         </w:tc>
         <w:tc>
           <w:tcPr>
-            <w:tcW w:type="dxa" w:w="586"/>
+            <w:tcW w:type="dxa" w:w="810"/>
           </w:tcPr>
           <w:p>
             <w:pPr>
@@ -5281,7 +3869,7 @@
       <w:tr>
         <w:tc>
           <w:tcPr>
-            <w:tcW w:type="dxa" w:w="598"/>
+            <w:tcW w:type="dxa" w:w="1018"/>
           </w:tcPr>
           <w:p>
             <w:pPr>
@@ -5300,7 +3888,7 @@
         </w:tc>
         <w:tc>
           <w:tcPr>
-            <w:tcW w:type="dxa" w:w="618"/>
+            <w:tcW w:type="dxa" w:w="909"/>
           </w:tcPr>
           <w:p>
             <w:pPr>
@@ -5319,7 +3907,7 @@
         </w:tc>
         <w:tc>
           <w:tcPr>
-            <w:tcW w:type="dxa" w:w="590"/>
+            <w:tcW w:type="dxa" w:w="914"/>
           </w:tcPr>
           <w:p>
             <w:pPr>
@@ -5338,64 +3926,7 @@
         </w:tc>
         <w:tc>
           <w:tcPr>
-            <w:tcW w:type="dxa" w:w="618"/>
-          </w:tcPr>
-          <w:p>
-            <w:pPr>
-              <w:spacing w:after="0" w:before="0" w:line="240" w:lineRule="auto"/>
-            </w:pPr>
-            <w:r/>
-            <w:r>
-              <w:rPr>
-                <w:rFonts w:ascii="Times New Roman" w:hAnsi="Times New Roman" w:eastAsia="宋体"/>
-                <w:b w:val="0"/>
-                <w:sz w:val="18"/>
-              </w:rPr>
-              <w:t>99.93</w:t>
-            </w:r>
-          </w:p>
-        </w:tc>
-        <w:tc>
-          <w:tcPr>
-            <w:tcW w:type="dxa" w:w="620"/>
-          </w:tcPr>
-          <w:p>
-            <w:pPr>
-              <w:spacing w:after="0" w:before="0" w:line="240" w:lineRule="auto"/>
-            </w:pPr>
-            <w:r/>
-            <w:r>
-              <w:rPr>
-                <w:rFonts w:ascii="Times New Roman" w:hAnsi="Times New Roman" w:eastAsia="宋体"/>
-                <w:b w:val="0"/>
-                <w:sz w:val="18"/>
-              </w:rPr>
-              <w:t>43.75</w:t>
-            </w:r>
-          </w:p>
-        </w:tc>
-        <w:tc>
-          <w:tcPr>
-            <w:tcW w:type="dxa" w:w="625"/>
-          </w:tcPr>
-          <w:p>
-            <w:pPr>
-              <w:spacing w:after="0" w:before="0" w:line="240" w:lineRule="auto"/>
-            </w:pPr>
-            <w:r/>
-            <w:r>
-              <w:rPr>
-                <w:rFonts w:ascii="Times New Roman" w:hAnsi="Times New Roman" w:eastAsia="宋体"/>
-                <w:b w:val="0"/>
-                <w:sz w:val="18"/>
-              </w:rPr>
-              <w:t>56.18</w:t>
-            </w:r>
-          </w:p>
-        </w:tc>
-        <w:tc>
-          <w:tcPr>
-            <w:tcW w:type="dxa" w:w="621"/>
+            <w:tcW w:type="dxa" w:w="1226"/>
           </w:tcPr>
           <w:p>
             <w:pPr>
@@ -5414,7 +3945,7 @@
         </w:tc>
         <w:tc>
           <w:tcPr>
-            <w:tcW w:type="dxa" w:w="586"/>
+            <w:tcW w:type="dxa" w:w="810"/>
           </w:tcPr>
           <w:p>
             <w:pPr>
@@ -5458,7 +3989,7 @@
           <w:b/>
           <w:sz w:val="18"/>
         </w:rPr>
-        <w:t>（1）H_key 在 28 倍资源跨度上不变，X_byte 自 0 变到 43.75%。</w:t>
+        <w:t>（1）H_key 在 28 倍资源跨度上不变，X_byte 自 0 变到 43.75%（图 1）。</w:t>
       </w:r>
       <w:r>
         <w:rPr>
@@ -5466,7 +3997,7 @@
           <w:b w:val="0"/>
           <w:sz w:val="18"/>
         </w:rPr>
-        <w:t xml:space="preserve"> 键平面在 8—192 GB 的十一档上恒为 100.00%，末档 99.93%；同一区间 X_byte 自 0 变到 43.75%。以 H_key 为验收量，这十一档完全无法区分；以 X_byte 为验收量，八档为零、四档非零，一目了然。这是定理 1(iii) 的真机实例。</w:t>
+        <w:t xml:space="preserve"> 键平面在 8—192 GB 的十一档上恒为 100%，末档 99.93%；同一区间 X_byte 自 0 变到 43.75%。以 H_key 为验收量，这十一档完全无法区分；以 X_byte 为验收量，八档为零、四档非零，一目了然。这是定理 1(iii) 的真机实例。</w:t>
       </w:r>
     </w:p>
     <w:p>
@@ -5488,7 +4019,7 @@
           <w:b w:val="0"/>
           <w:sz w:val="18"/>
         </w:rPr>
-        <w:t xml:space="preserve"> 即使在最优档（224 GB，缓存 108.98 GB、6 208 槽位），HRI 仍为 56.18 百分点。通胀不因资源充裕而自动收敛，因为 H_key 的分母是访问计数、X_byte 的分母是字节总量，二者只在 h_paid = 0 时重合。</w:t>
+        <w:t xml:space="preserve"> 即使在最优档（224 GB，缓存 108.98 GB、6 208 槽位），HRI 仍为 56.18 百分点（图 1）。通胀不因资源充裕而自动收敛，因为 H_key 的分母是访问计数、X_byte 的分母是字节总量，二者只在 h_paid = 0 时重合。</w:t>
       </w:r>
     </w:p>
     <w:p>
@@ -5630,7 +4161,7 @@
           <w:b w:val="0"/>
           <w:sz w:val="18"/>
         </w:rPr>
-        <w:t xml:space="preserve"> 见表 3 末两列：8—64 GB 七档 X_byte 恒为 0、源层读数恒为 25.83 GB，而 s/词元 自 32.69 变到 28.60（改善 12.5%，小于 33.1% 噪声底，按弥散处理）；128 GB 档 s/词元 29.40 反而劣于 96 GB 档的 24.40——该点在主机 A 的台账中已被判定为</w:t>
+        <w:t xml:space="preserve"> 见表 3 末两列与图 1：8—64 GB 七档 X_byte 恒为 0、源层读数恒为 25.83 GB，而 s/词元 自 32.69 变到 28.60（改善 12.5%，小于 33.1% 噪声底，按弥散处理）；128 GB 档 s/词元 29.40 反而劣于 96 GB 档的 24.40——该点在主机 A 的台账中已被判定为</w:t>
       </w:r>
       <w:r>
         <w:rPr>
@@ -5687,7 +4218,7 @@
           <w:b w:val="0"/>
           <w:sz w:val="18"/>
         </w:rPr>
-        <w:t>对表 3 的 12 档与表 4 的 12 档（表 4 见下节）共 24 个配置点（均在主机 A，含 1 个在两次扫描中重复的点）计算差值：</w:t>
+        <w:t>对内存阶梯与配额扫描的 12 + 12 档（均在主机 A，含 1 个在两次扫描中重复的点）共 24 个配置点（均在主机 A，含 1 个在两次扫描中重复的点）计算差值：</w:t>
       </w:r>
     </w:p>
     <w:p>
@@ -5714,7 +4245,7 @@
           <w:b w:val="0"/>
           <w:sz w:val="18"/>
         </w:rPr>
-        <w:t xml:space="preserve">阶梯扫描 12 点的最大偏差 0.0210，配额扫描 12 点的最大偏差 0.0172（后者即表 4 的 </w:t>
+        <w:t xml:space="preserve">阶梯扫描 12 点的最大偏差 0.021，配额扫描 12 点的最大偏差 0.017（后者即表 4 的 </w:t>
       </w:r>
       <w:r>
         <w:rPr>
@@ -5880,6 +4411,13 @@
       <w:pPr>
         <w:spacing w:after="40" w:line="276" w:lineRule="auto"/>
         <w:ind w:firstLine="360"/>
+        <w:sectPr>
+          <w:type w:val="continuous"/>
+          <w:pgSz w:w="11906" w:h="16838"/>
+          <w:pgMar w:top="1020" w:right="907" w:bottom="1020" w:left="907" w:header="720" w:footer="720" w:gutter="0"/>
+          <w:cols w:space="340" w:num="2" w:equalWidth="1"/>
+          <w:docGrid w:linePitch="360"/>
+        </w:sectPr>
       </w:pPr>
       <w:r>
         <w:rPr>
@@ -5922,6 +4460,7 @@
       <w:tblPr>
         <w:tblStyle w:val="TableGrid"/>
         <w:tblW w:type="auto" w:w="0"/>
+        <w:jc w:val="center"/>
         <w:tblLook w:firstColumn="1" w:firstRow="1" w:lastColumn="0" w:lastRow="0" w:noHBand="0" w:noVBand="1" w:val="04A0"/>
         <w:tblBorders>
           <w:top w:val="single" w:sz="12" w:space="0" w:color="000000"/>
@@ -5938,18 +4477,18 @@
         <w:tblLayout w:type="fixed"/>
       </w:tblPr>
       <w:tblGrid>
-        <w:gridCol w:w="686"/>
-        <w:gridCol w:w="667"/>
-        <w:gridCol w:w="686"/>
-        <w:gridCol w:w="731"/>
-        <w:gridCol w:w="688"/>
-        <w:gridCol w:w="777"/>
-        <w:gridCol w:w="640"/>
+        <w:gridCol w:w="1089"/>
+        <w:gridCol w:w="1009"/>
+        <w:gridCol w:w="1089"/>
+        <w:gridCol w:w="1290"/>
+        <w:gridCol w:w="998"/>
+        <w:gridCol w:w="1330"/>
+        <w:gridCol w:w="848"/>
       </w:tblGrid>
       <w:tr>
         <w:tc>
           <w:tcPr>
-            <w:tcW w:type="dxa" w:w="686"/>
+            <w:tcW w:type="dxa" w:w="1089"/>
             <w:tcBorders>
               <w:bottom w:val="single" w:sz="6" w:space="0" w:color="000000"/>
             </w:tcBorders>
@@ -5971,7 +4510,7 @@
         </w:tc>
         <w:tc>
           <w:tcPr>
-            <w:tcW w:type="dxa" w:w="667"/>
+            <w:tcW w:type="dxa" w:w="1009"/>
             <w:tcBorders>
               <w:bottom w:val="single" w:sz="6" w:space="0" w:color="000000"/>
             </w:tcBorders>
@@ -5993,7 +4532,7 @@
         </w:tc>
         <w:tc>
           <w:tcPr>
-            <w:tcW w:type="dxa" w:w="686"/>
+            <w:tcW w:type="dxa" w:w="1089"/>
             <w:tcBorders>
               <w:bottom w:val="single" w:sz="6" w:space="0" w:color="000000"/>
             </w:tcBorders>
@@ -6015,7 +4554,7 @@
         </w:tc>
         <w:tc>
           <w:tcPr>
-            <w:tcW w:type="dxa" w:w="731"/>
+            <w:tcW w:type="dxa" w:w="1290"/>
             <w:tcBorders>
               <w:bottom w:val="single" w:sz="6" w:space="0" w:color="000000"/>
             </w:tcBorders>
@@ -6037,7 +4576,7 @@
         </w:tc>
         <w:tc>
           <w:tcPr>
-            <w:tcW w:type="dxa" w:w="688"/>
+            <w:tcW w:type="dxa" w:w="998"/>
             <w:tcBorders>
               <w:bottom w:val="single" w:sz="6" w:space="0" w:color="000000"/>
             </w:tcBorders>
@@ -6059,7 +4598,7 @@
         </w:tc>
         <w:tc>
           <w:tcPr>
-            <w:tcW w:type="dxa" w:w="777"/>
+            <w:tcW w:type="dxa" w:w="1330"/>
             <w:tcBorders>
               <w:bottom w:val="single" w:sz="6" w:space="0" w:color="000000"/>
             </w:tcBorders>
@@ -6075,13 +4614,13 @@
                 <w:b/>
                 <w:sz w:val="18"/>
               </w:rPr>
-              <w:t>源层读数/(GB·词元⁻¹)</w:t>
+              <w:t>源层读数/(GB/tok)</w:t>
             </w:r>
           </w:p>
         </w:tc>
         <w:tc>
           <w:tcPr>
-            <w:tcW w:type="dxa" w:w="640"/>
+            <w:tcW w:type="dxa" w:w="848"/>
             <w:tcBorders>
               <w:bottom w:val="single" w:sz="6" w:space="0" w:color="000000"/>
             </w:tcBorders>
@@ -6097,7 +4636,7 @@
                 <w:b/>
                 <w:sz w:val="18"/>
               </w:rPr>
-              <w:t>s/词元</w:t>
+              <w:t>s/tok</w:t>
             </w:r>
           </w:p>
         </w:tc>
@@ -6105,7 +4644,7 @@
       <w:tr>
         <w:tc>
           <w:tcPr>
-            <w:tcW w:type="dxa" w:w="686"/>
+            <w:tcW w:type="dxa" w:w="1089"/>
           </w:tcPr>
           <w:p>
             <w:pPr>
@@ -6124,7 +4663,7 @@
         </w:tc>
         <w:tc>
           <w:tcPr>
-            <w:tcW w:type="dxa" w:w="667"/>
+            <w:tcW w:type="dxa" w:w="1009"/>
           </w:tcPr>
           <w:p>
             <w:pPr>
@@ -6143,7 +4682,7 @@
         </w:tc>
         <w:tc>
           <w:tcPr>
-            <w:tcW w:type="dxa" w:w="686"/>
+            <w:tcW w:type="dxa" w:w="1089"/>
           </w:tcPr>
           <w:p>
             <w:pPr>
@@ -6162,7 +4701,7 @@
         </w:tc>
         <w:tc>
           <w:tcPr>
-            <w:tcW w:type="dxa" w:w="731"/>
+            <w:tcW w:type="dxa" w:w="1290"/>
           </w:tcPr>
           <w:p>
             <w:pPr>
@@ -6175,13 +4714,13 @@
                 <w:b w:val="0"/>
                 <w:sz w:val="18"/>
               </w:rPr>
-              <w:t>0.00</w:t>
+              <w:t>0</w:t>
             </w:r>
           </w:p>
         </w:tc>
         <w:tc>
           <w:tcPr>
-            <w:tcW w:type="dxa" w:w="688"/>
+            <w:tcW w:type="dxa" w:w="998"/>
           </w:tcPr>
           <w:p>
             <w:pPr>
@@ -6194,13 +4733,13 @@
                 <w:b w:val="0"/>
                 <w:sz w:val="18"/>
               </w:rPr>
-              <w:t>0.00</w:t>
+              <w:t>0</w:t>
             </w:r>
           </w:p>
         </w:tc>
         <w:tc>
           <w:tcPr>
-            <w:tcW w:type="dxa" w:w="777"/>
+            <w:tcW w:type="dxa" w:w="1330"/>
           </w:tcPr>
           <w:p>
             <w:pPr>
@@ -6219,7 +4758,7 @@
         </w:tc>
         <w:tc>
           <w:tcPr>
-            <w:tcW w:type="dxa" w:w="640"/>
+            <w:tcW w:type="dxa" w:w="848"/>
           </w:tcPr>
           <w:p>
             <w:pPr>
@@ -6240,7 +4779,7 @@
       <w:tr>
         <w:tc>
           <w:tcPr>
-            <w:tcW w:type="dxa" w:w="686"/>
+            <w:tcW w:type="dxa" w:w="1089"/>
           </w:tcPr>
           <w:p>
             <w:pPr>
@@ -6259,7 +4798,7 @@
         </w:tc>
         <w:tc>
           <w:tcPr>
-            <w:tcW w:type="dxa" w:w="667"/>
+            <w:tcW w:type="dxa" w:w="1009"/>
           </w:tcPr>
           <w:p>
             <w:pPr>
@@ -6278,7 +4817,7 @@
         </w:tc>
         <w:tc>
           <w:tcPr>
-            <w:tcW w:type="dxa" w:w="686"/>
+            <w:tcW w:type="dxa" w:w="1089"/>
           </w:tcPr>
           <w:p>
             <w:pPr>
@@ -6297,7 +4836,7 @@
         </w:tc>
         <w:tc>
           <w:tcPr>
-            <w:tcW w:type="dxa" w:w="731"/>
+            <w:tcW w:type="dxa" w:w="1290"/>
           </w:tcPr>
           <w:p>
             <w:pPr>
@@ -6310,13 +4849,13 @@
                 <w:b w:val="0"/>
                 <w:sz w:val="18"/>
               </w:rPr>
-              <w:t>0.00</w:t>
+              <w:t>0</w:t>
             </w:r>
           </w:p>
         </w:tc>
         <w:tc>
           <w:tcPr>
-            <w:tcW w:type="dxa" w:w="688"/>
+            <w:tcW w:type="dxa" w:w="998"/>
           </w:tcPr>
           <w:p>
             <w:pPr>
@@ -6329,13 +4868,13 @@
                 <w:b w:val="0"/>
                 <w:sz w:val="18"/>
               </w:rPr>
-              <w:t>0.00</w:t>
+              <w:t>0</w:t>
             </w:r>
           </w:p>
         </w:tc>
         <w:tc>
           <w:tcPr>
-            <w:tcW w:type="dxa" w:w="777"/>
+            <w:tcW w:type="dxa" w:w="1330"/>
           </w:tcPr>
           <w:p>
             <w:pPr>
@@ -6354,7 +4893,7 @@
         </w:tc>
         <w:tc>
           <w:tcPr>
-            <w:tcW w:type="dxa" w:w="640"/>
+            <w:tcW w:type="dxa" w:w="848"/>
           </w:tcPr>
           <w:p>
             <w:pPr>
@@ -6375,7 +4914,7 @@
       <w:tr>
         <w:tc>
           <w:tcPr>
-            <w:tcW w:type="dxa" w:w="686"/>
+            <w:tcW w:type="dxa" w:w="1089"/>
           </w:tcPr>
           <w:p>
             <w:pPr>
@@ -6394,7 +4933,7 @@
         </w:tc>
         <w:tc>
           <w:tcPr>
-            <w:tcW w:type="dxa" w:w="667"/>
+            <w:tcW w:type="dxa" w:w="1009"/>
           </w:tcPr>
           <w:p>
             <w:pPr>
@@ -6413,7 +4952,7 @@
         </w:tc>
         <w:tc>
           <w:tcPr>
-            <w:tcW w:type="dxa" w:w="686"/>
+            <w:tcW w:type="dxa" w:w="1089"/>
           </w:tcPr>
           <w:p>
             <w:pPr>
@@ -6432,7 +4971,7 @@
         </w:tc>
         <w:tc>
           <w:tcPr>
-            <w:tcW w:type="dxa" w:w="731"/>
+            <w:tcW w:type="dxa" w:w="1290"/>
           </w:tcPr>
           <w:p>
             <w:pPr>
@@ -6445,13 +4984,13 @@
                 <w:b w:val="0"/>
                 <w:sz w:val="18"/>
               </w:rPr>
-              <w:t>0.00</w:t>
+              <w:t>0</w:t>
             </w:r>
           </w:p>
         </w:tc>
         <w:tc>
           <w:tcPr>
-            <w:tcW w:type="dxa" w:w="688"/>
+            <w:tcW w:type="dxa" w:w="998"/>
           </w:tcPr>
           <w:p>
             <w:pPr>
@@ -6464,13 +5003,13 @@
                 <w:b w:val="0"/>
                 <w:sz w:val="18"/>
               </w:rPr>
-              <w:t>0.00</w:t>
+              <w:t>0</w:t>
             </w:r>
           </w:p>
         </w:tc>
         <w:tc>
           <w:tcPr>
-            <w:tcW w:type="dxa" w:w="777"/>
+            <w:tcW w:type="dxa" w:w="1330"/>
           </w:tcPr>
           <w:p>
             <w:pPr>
@@ -6489,7 +5028,7 @@
         </w:tc>
         <w:tc>
           <w:tcPr>
-            <w:tcW w:type="dxa" w:w="640"/>
+            <w:tcW w:type="dxa" w:w="848"/>
           </w:tcPr>
           <w:p>
             <w:pPr>
@@ -6510,7 +5049,7 @@
       <w:tr>
         <w:tc>
           <w:tcPr>
-            <w:tcW w:type="dxa" w:w="686"/>
+            <w:tcW w:type="dxa" w:w="1089"/>
           </w:tcPr>
           <w:p>
             <w:pPr>
@@ -6529,7 +5068,7 @@
         </w:tc>
         <w:tc>
           <w:tcPr>
-            <w:tcW w:type="dxa" w:w="667"/>
+            <w:tcW w:type="dxa" w:w="1009"/>
           </w:tcPr>
           <w:p>
             <w:pPr>
@@ -6548,7 +5087,7 @@
         </w:tc>
         <w:tc>
           <w:tcPr>
-            <w:tcW w:type="dxa" w:w="686"/>
+            <w:tcW w:type="dxa" w:w="1089"/>
           </w:tcPr>
           <w:p>
             <w:pPr>
@@ -6567,7 +5106,7 @@
         </w:tc>
         <w:tc>
           <w:tcPr>
-            <w:tcW w:type="dxa" w:w="731"/>
+            <w:tcW w:type="dxa" w:w="1290"/>
           </w:tcPr>
           <w:p>
             <w:pPr>
@@ -6580,13 +5119,13 @@
                 <w:b w:val="0"/>
                 <w:sz w:val="18"/>
               </w:rPr>
-              <w:t>0.00</w:t>
+              <w:t>0</w:t>
             </w:r>
           </w:p>
         </w:tc>
         <w:tc>
           <w:tcPr>
-            <w:tcW w:type="dxa" w:w="688"/>
+            <w:tcW w:type="dxa" w:w="998"/>
           </w:tcPr>
           <w:p>
             <w:pPr>
@@ -6599,13 +5138,13 @@
                 <w:b w:val="0"/>
                 <w:sz w:val="18"/>
               </w:rPr>
-              <w:t>0.00</w:t>
+              <w:t>0</w:t>
             </w:r>
           </w:p>
         </w:tc>
         <w:tc>
           <w:tcPr>
-            <w:tcW w:type="dxa" w:w="777"/>
+            <w:tcW w:type="dxa" w:w="1330"/>
           </w:tcPr>
           <w:p>
             <w:pPr>
@@ -6624,7 +5163,7 @@
         </w:tc>
         <w:tc>
           <w:tcPr>
-            <w:tcW w:type="dxa" w:w="640"/>
+            <w:tcW w:type="dxa" w:w="848"/>
           </w:tcPr>
           <w:p>
             <w:pPr>
@@ -6645,7 +5184,7 @@
       <w:tr>
         <w:tc>
           <w:tcPr>
-            <w:tcW w:type="dxa" w:w="686"/>
+            <w:tcW w:type="dxa" w:w="1089"/>
           </w:tcPr>
           <w:p>
             <w:pPr>
@@ -6664,7 +5203,7 @@
         </w:tc>
         <w:tc>
           <w:tcPr>
-            <w:tcW w:type="dxa" w:w="667"/>
+            <w:tcW w:type="dxa" w:w="1009"/>
           </w:tcPr>
           <w:p>
             <w:pPr>
@@ -6683,7 +5222,7 @@
         </w:tc>
         <w:tc>
           <w:tcPr>
-            <w:tcW w:type="dxa" w:w="686"/>
+            <w:tcW w:type="dxa" w:w="1089"/>
           </w:tcPr>
           <w:p>
             <w:pPr>
@@ -6702,7 +5241,7 @@
         </w:tc>
         <w:tc>
           <w:tcPr>
-            <w:tcW w:type="dxa" w:w="731"/>
+            <w:tcW w:type="dxa" w:w="1290"/>
           </w:tcPr>
           <w:p>
             <w:pPr>
@@ -6715,13 +5254,13 @@
                 <w:b w:val="0"/>
                 <w:sz w:val="18"/>
               </w:rPr>
-              <w:t>0.00</w:t>
+              <w:t>0</w:t>
             </w:r>
           </w:p>
         </w:tc>
         <w:tc>
           <w:tcPr>
-            <w:tcW w:type="dxa" w:w="688"/>
+            <w:tcW w:type="dxa" w:w="998"/>
           </w:tcPr>
           <w:p>
             <w:pPr>
@@ -6734,13 +5273,13 @@
                 <w:b w:val="0"/>
                 <w:sz w:val="18"/>
               </w:rPr>
-              <w:t>0.00</w:t>
+              <w:t>0</w:t>
             </w:r>
           </w:p>
         </w:tc>
         <w:tc>
           <w:tcPr>
-            <w:tcW w:type="dxa" w:w="777"/>
+            <w:tcW w:type="dxa" w:w="1330"/>
           </w:tcPr>
           <w:p>
             <w:pPr>
@@ -6759,7 +5298,7 @@
         </w:tc>
         <w:tc>
           <w:tcPr>
-            <w:tcW w:type="dxa" w:w="640"/>
+            <w:tcW w:type="dxa" w:w="848"/>
           </w:tcPr>
           <w:p>
             <w:pPr>
@@ -6780,7 +5319,7 @@
       <w:tr>
         <w:tc>
           <w:tcPr>
-            <w:tcW w:type="dxa" w:w="686"/>
+            <w:tcW w:type="dxa" w:w="1089"/>
           </w:tcPr>
           <w:p>
             <w:pPr>
@@ -6799,7 +5338,7 @@
         </w:tc>
         <w:tc>
           <w:tcPr>
-            <w:tcW w:type="dxa" w:w="667"/>
+            <w:tcW w:type="dxa" w:w="1009"/>
           </w:tcPr>
           <w:p>
             <w:pPr>
@@ -6818,7 +5357,7 @@
         </w:tc>
         <w:tc>
           <w:tcPr>
-            <w:tcW w:type="dxa" w:w="686"/>
+            <w:tcW w:type="dxa" w:w="1089"/>
           </w:tcPr>
           <w:p>
             <w:pPr>
@@ -6837,7 +5376,7 @@
         </w:tc>
         <w:tc>
           <w:tcPr>
-            <w:tcW w:type="dxa" w:w="731"/>
+            <w:tcW w:type="dxa" w:w="1290"/>
           </w:tcPr>
           <w:p>
             <w:pPr>
@@ -6850,13 +5389,13 @@
                 <w:b w:val="0"/>
                 <w:sz w:val="18"/>
               </w:rPr>
-              <w:t>0.00</w:t>
+              <w:t>0</w:t>
             </w:r>
           </w:p>
         </w:tc>
         <w:tc>
           <w:tcPr>
-            <w:tcW w:type="dxa" w:w="688"/>
+            <w:tcW w:type="dxa" w:w="998"/>
           </w:tcPr>
           <w:p>
             <w:pPr>
@@ -6869,13 +5408,13 @@
                 <w:b w:val="0"/>
                 <w:sz w:val="18"/>
               </w:rPr>
-              <w:t>0.00</w:t>
+              <w:t>0</w:t>
             </w:r>
           </w:p>
         </w:tc>
         <w:tc>
           <w:tcPr>
-            <w:tcW w:type="dxa" w:w="777"/>
+            <w:tcW w:type="dxa" w:w="1330"/>
           </w:tcPr>
           <w:p>
             <w:pPr>
@@ -6894,7 +5433,7 @@
         </w:tc>
         <w:tc>
           <w:tcPr>
-            <w:tcW w:type="dxa" w:w="640"/>
+            <w:tcW w:type="dxa" w:w="848"/>
           </w:tcPr>
           <w:p>
             <w:pPr>
@@ -6915,7 +5454,7 @@
       <w:tr>
         <w:tc>
           <w:tcPr>
-            <w:tcW w:type="dxa" w:w="686"/>
+            <w:tcW w:type="dxa" w:w="1089"/>
           </w:tcPr>
           <w:p>
             <w:pPr>
@@ -6934,7 +5473,7 @@
         </w:tc>
         <w:tc>
           <w:tcPr>
-            <w:tcW w:type="dxa" w:w="667"/>
+            <w:tcW w:type="dxa" w:w="1009"/>
           </w:tcPr>
           <w:p>
             <w:pPr>
@@ -6953,7 +5492,7 @@
         </w:tc>
         <w:tc>
           <w:tcPr>
-            <w:tcW w:type="dxa" w:w="686"/>
+            <w:tcW w:type="dxa" w:w="1089"/>
           </w:tcPr>
           <w:p>
             <w:pPr>
@@ -6972,7 +5511,7 @@
         </w:tc>
         <w:tc>
           <w:tcPr>
-            <w:tcW w:type="dxa" w:w="731"/>
+            <w:tcW w:type="dxa" w:w="1290"/>
           </w:tcPr>
           <w:p>
             <w:pPr>
@@ -6991,7 +5530,7 @@
         </w:tc>
         <w:tc>
           <w:tcPr>
-            <w:tcW w:type="dxa" w:w="688"/>
+            <w:tcW w:type="dxa" w:w="998"/>
           </w:tcPr>
           <w:p>
             <w:pPr>
@@ -7010,7 +5549,7 @@
         </w:tc>
         <w:tc>
           <w:tcPr>
-            <w:tcW w:type="dxa" w:w="777"/>
+            <w:tcW w:type="dxa" w:w="1330"/>
           </w:tcPr>
           <w:p>
             <w:pPr>
@@ -7029,7 +5568,7 @@
         </w:tc>
         <w:tc>
           <w:tcPr>
-            <w:tcW w:type="dxa" w:w="640"/>
+            <w:tcW w:type="dxa" w:w="848"/>
           </w:tcPr>
           <w:p>
             <w:pPr>
@@ -7050,7 +5589,7 @@
       <w:tr>
         <w:tc>
           <w:tcPr>
-            <w:tcW w:type="dxa" w:w="686"/>
+            <w:tcW w:type="dxa" w:w="1089"/>
           </w:tcPr>
           <w:p>
             <w:pPr>
@@ -7069,7 +5608,7 @@
         </w:tc>
         <w:tc>
           <w:tcPr>
-            <w:tcW w:type="dxa" w:w="667"/>
+            <w:tcW w:type="dxa" w:w="1009"/>
           </w:tcPr>
           <w:p>
             <w:pPr>
@@ -7088,7 +5627,7 @@
         </w:tc>
         <w:tc>
           <w:tcPr>
-            <w:tcW w:type="dxa" w:w="686"/>
+            <w:tcW w:type="dxa" w:w="1089"/>
           </w:tcPr>
           <w:p>
             <w:pPr>
@@ -7107,7 +5646,7 @@
         </w:tc>
         <w:tc>
           <w:tcPr>
-            <w:tcW w:type="dxa" w:w="731"/>
+            <w:tcW w:type="dxa" w:w="1290"/>
           </w:tcPr>
           <w:p>
             <w:pPr>
@@ -7126,7 +5665,7 @@
         </w:tc>
         <w:tc>
           <w:tcPr>
-            <w:tcW w:type="dxa" w:w="688"/>
+            <w:tcW w:type="dxa" w:w="998"/>
           </w:tcPr>
           <w:p>
             <w:pPr>
@@ -7145,7 +5684,7 @@
         </w:tc>
         <w:tc>
           <w:tcPr>
-            <w:tcW w:type="dxa" w:w="777"/>
+            <w:tcW w:type="dxa" w:w="1330"/>
           </w:tcPr>
           <w:p>
             <w:pPr>
@@ -7164,7 +5703,7 @@
         </w:tc>
         <w:tc>
           <w:tcPr>
-            <w:tcW w:type="dxa" w:w="640"/>
+            <w:tcW w:type="dxa" w:w="848"/>
           </w:tcPr>
           <w:p>
             <w:pPr>
@@ -7185,7 +5724,7 @@
       <w:tr>
         <w:tc>
           <w:tcPr>
-            <w:tcW w:type="dxa" w:w="686"/>
+            <w:tcW w:type="dxa" w:w="1089"/>
           </w:tcPr>
           <w:p>
             <w:pPr>
@@ -7204,7 +5743,7 @@
         </w:tc>
         <w:tc>
           <w:tcPr>
-            <w:tcW w:type="dxa" w:w="667"/>
+            <w:tcW w:type="dxa" w:w="1009"/>
           </w:tcPr>
           <w:p>
             <w:pPr>
@@ -7223,7 +5762,7 @@
         </w:tc>
         <w:tc>
           <w:tcPr>
-            <w:tcW w:type="dxa" w:w="686"/>
+            <w:tcW w:type="dxa" w:w="1089"/>
           </w:tcPr>
           <w:p>
             <w:pPr>
@@ -7242,7 +5781,7 @@
         </w:tc>
         <w:tc>
           <w:tcPr>
-            <w:tcW w:type="dxa" w:w="731"/>
+            <w:tcW w:type="dxa" w:w="1290"/>
           </w:tcPr>
           <w:p>
             <w:pPr>
@@ -7261,7 +5800,7 @@
         </w:tc>
         <w:tc>
           <w:tcPr>
-            <w:tcW w:type="dxa" w:w="688"/>
+            <w:tcW w:type="dxa" w:w="998"/>
           </w:tcPr>
           <w:p>
             <w:pPr>
@@ -7280,7 +5819,7 @@
         </w:tc>
         <w:tc>
           <w:tcPr>
-            <w:tcW w:type="dxa" w:w="777"/>
+            <w:tcW w:type="dxa" w:w="1330"/>
           </w:tcPr>
           <w:p>
             <w:pPr>
@@ -7299,7 +5838,7 @@
         </w:tc>
         <w:tc>
           <w:tcPr>
-            <w:tcW w:type="dxa" w:w="640"/>
+            <w:tcW w:type="dxa" w:w="848"/>
           </w:tcPr>
           <w:p>
             <w:pPr>
@@ -7320,7 +5859,7 @@
       <w:tr>
         <w:tc>
           <w:tcPr>
-            <w:tcW w:type="dxa" w:w="686"/>
+            <w:tcW w:type="dxa" w:w="1089"/>
           </w:tcPr>
           <w:p>
             <w:pPr>
@@ -7339,7 +5878,7 @@
         </w:tc>
         <w:tc>
           <w:tcPr>
-            <w:tcW w:type="dxa" w:w="667"/>
+            <w:tcW w:type="dxa" w:w="1009"/>
           </w:tcPr>
           <w:p>
             <w:pPr>
@@ -7358,7 +5897,7 @@
         </w:tc>
         <w:tc>
           <w:tcPr>
-            <w:tcW w:type="dxa" w:w="686"/>
+            <w:tcW w:type="dxa" w:w="1089"/>
           </w:tcPr>
           <w:p>
             <w:pPr>
@@ -7377,7 +5916,7 @@
         </w:tc>
         <w:tc>
           <w:tcPr>
-            <w:tcW w:type="dxa" w:w="731"/>
+            <w:tcW w:type="dxa" w:w="1290"/>
           </w:tcPr>
           <w:p>
             <w:pPr>
@@ -7396,7 +5935,7 @@
         </w:tc>
         <w:tc>
           <w:tcPr>
-            <w:tcW w:type="dxa" w:w="688"/>
+            <w:tcW w:type="dxa" w:w="998"/>
           </w:tcPr>
           <w:p>
             <w:pPr>
@@ -7415,7 +5954,7 @@
         </w:tc>
         <w:tc>
           <w:tcPr>
-            <w:tcW w:type="dxa" w:w="777"/>
+            <w:tcW w:type="dxa" w:w="1330"/>
           </w:tcPr>
           <w:p>
             <w:pPr>
@@ -7434,7 +5973,7 @@
         </w:tc>
         <w:tc>
           <w:tcPr>
-            <w:tcW w:type="dxa" w:w="640"/>
+            <w:tcW w:type="dxa" w:w="848"/>
           </w:tcPr>
           <w:p>
             <w:pPr>
@@ -7455,7 +5994,7 @@
       <w:tr>
         <w:tc>
           <w:tcPr>
-            <w:tcW w:type="dxa" w:w="686"/>
+            <w:tcW w:type="dxa" w:w="1089"/>
           </w:tcPr>
           <w:p>
             <w:pPr>
@@ -7474,7 +6013,7 @@
         </w:tc>
         <w:tc>
           <w:tcPr>
-            <w:tcW w:type="dxa" w:w="667"/>
+            <w:tcW w:type="dxa" w:w="1009"/>
           </w:tcPr>
           <w:p>
             <w:pPr>
@@ -7493,7 +6032,7 @@
         </w:tc>
         <w:tc>
           <w:tcPr>
-            <w:tcW w:type="dxa" w:w="686"/>
+            <w:tcW w:type="dxa" w:w="1089"/>
           </w:tcPr>
           <w:p>
             <w:pPr>
@@ -7512,7 +6051,7 @@
         </w:tc>
         <w:tc>
           <w:tcPr>
-            <w:tcW w:type="dxa" w:w="731"/>
+            <w:tcW w:type="dxa" w:w="1290"/>
           </w:tcPr>
           <w:p>
             <w:pPr>
@@ -7525,13 +6064,13 @@
                 <w:b w:val="0"/>
                 <w:sz w:val="18"/>
               </w:rPr>
-              <w:t>0.00</w:t>
+              <w:t>0</w:t>
             </w:r>
           </w:p>
         </w:tc>
         <w:tc>
           <w:tcPr>
-            <w:tcW w:type="dxa" w:w="688"/>
+            <w:tcW w:type="dxa" w:w="998"/>
           </w:tcPr>
           <w:p>
             <w:pPr>
@@ -7544,13 +6083,13 @@
                 <w:b w:val="0"/>
                 <w:sz w:val="18"/>
               </w:rPr>
-              <w:t>0.00</w:t>
+              <w:t>0</w:t>
             </w:r>
           </w:p>
         </w:tc>
         <w:tc>
           <w:tcPr>
-            <w:tcW w:type="dxa" w:w="777"/>
+            <w:tcW w:type="dxa" w:w="1330"/>
           </w:tcPr>
           <w:p>
             <w:pPr>
@@ -7569,7 +6108,7 @@
         </w:tc>
         <w:tc>
           <w:tcPr>
-            <w:tcW w:type="dxa" w:w="640"/>
+            <w:tcW w:type="dxa" w:w="848"/>
           </w:tcPr>
           <w:p>
             <w:pPr>
@@ -7590,7 +6129,7 @@
       <w:tr>
         <w:tc>
           <w:tcPr>
-            <w:tcW w:type="dxa" w:w="686"/>
+            <w:tcW w:type="dxa" w:w="1089"/>
           </w:tcPr>
           <w:p>
             <w:pPr>
@@ -7609,7 +6148,7 @@
         </w:tc>
         <w:tc>
           <w:tcPr>
-            <w:tcW w:type="dxa" w:w="667"/>
+            <w:tcW w:type="dxa" w:w="1009"/>
           </w:tcPr>
           <w:p>
             <w:pPr>
@@ -7622,13 +6161,13 @@
                 <w:b w:val="0"/>
                 <w:sz w:val="18"/>
               </w:rPr>
-              <w:t>110.0</w:t>
+              <w:t>110</w:t>
             </w:r>
           </w:p>
         </w:tc>
         <w:tc>
           <w:tcPr>
-            <w:tcW w:type="dxa" w:w="686"/>
+            <w:tcW w:type="dxa" w:w="1089"/>
           </w:tcPr>
           <w:p>
             <w:pPr>
@@ -7641,13 +6180,13 @@
                 <w:b w:val="0"/>
                 <w:sz w:val="18"/>
               </w:rPr>
-              <w:t>13.0</w:t>
+              <w:t>13</w:t>
             </w:r>
           </w:p>
         </w:tc>
         <w:tc>
           <w:tcPr>
-            <w:tcW w:type="dxa" w:w="731"/>
+            <w:tcW w:type="dxa" w:w="1290"/>
           </w:tcPr>
           <w:p>
             <w:pPr>
@@ -7660,13 +6199,13 @@
                 <w:b w:val="0"/>
                 <w:sz w:val="18"/>
               </w:rPr>
-              <w:t>0.00</w:t>
+              <w:t>0</w:t>
             </w:r>
           </w:p>
         </w:tc>
         <w:tc>
           <w:tcPr>
-            <w:tcW w:type="dxa" w:w="688"/>
+            <w:tcW w:type="dxa" w:w="998"/>
           </w:tcPr>
           <w:p>
             <w:pPr>
@@ -7679,13 +6218,13 @@
                 <w:b w:val="0"/>
                 <w:sz w:val="18"/>
               </w:rPr>
-              <w:t>0.00</w:t>
+              <w:t>0</w:t>
             </w:r>
           </w:p>
         </w:tc>
         <w:tc>
           <w:tcPr>
-            <w:tcW w:type="dxa" w:w="777"/>
+            <w:tcW w:type="dxa" w:w="1330"/>
           </w:tcPr>
           <w:p>
             <w:pPr>
@@ -7704,7 +6243,7 @@
         </w:tc>
         <w:tc>
           <w:tcPr>
-            <w:tcW w:type="dxa" w:w="640"/>
+            <w:tcW w:type="dxa" w:w="848"/>
           </w:tcPr>
           <w:p>
             <w:pPr>
@@ -7725,6 +6264,21 @@
     </w:tbl>
     <w:p>
       <w:pPr>
+        <w:spacing w:before="0" w:after="0" w:line="240" w:lineRule="auto"/>
+        <w:rPr>
+          <w:sz w:val="2"/>
+        </w:rPr>
+        <w:sectPr>
+          <w:type w:val="continuous"/>
+          <w:pgSz w:w="11906" w:h="16838"/>
+          <w:pgMar w:top="1020" w:right="907" w:bottom="1020" w:left="907" w:header="720" w:footer="720" w:gutter="0"/>
+          <w:cols w:space="0" w:num="1" w:equalWidth="1"/>
+          <w:docGrid w:linePitch="360"/>
+        </w:sectPr>
+      </w:pPr>
+    </w:p>
+    <w:p>
+      <w:pPr>
         <w:spacing w:after="40" w:line="276" w:lineRule="auto"/>
         <w:ind w:firstLine="360"/>
       </w:pPr>
@@ -7848,7 +6402,7 @@
           <w:b w:val="0"/>
           <w:sz w:val="18"/>
         </w:rPr>
-        <w:t>- 字节命中率口径 44.02% → 0.00%，</w:t>
+        <w:t>- 字节命中率口径 44.02% → 0%，</w:t>
       </w:r>
       <w:r>
         <w:rPr>
@@ -9411,16 +7965,16 @@
         <w:tblLayout w:type="fixed"/>
       </w:tblPr>
       <w:tblGrid>
-        <w:gridCol w:w="979"/>
-        <w:gridCol w:w="1260"/>
-        <w:gridCol w:w="998"/>
-        <w:gridCol w:w="810"/>
-        <w:gridCol w:w="829"/>
+        <w:gridCol w:w="964"/>
+        <w:gridCol w:w="1266"/>
+        <w:gridCol w:w="1002"/>
+        <w:gridCol w:w="813"/>
+        <w:gridCol w:w="831"/>
       </w:tblGrid>
       <w:tr>
         <w:tc>
           <w:tcPr>
-            <w:tcW w:type="dxa" w:w="979"/>
+            <w:tcW w:type="dxa" w:w="964"/>
             <w:tcBorders>
               <w:bottom w:val="single" w:sz="6" w:space="0" w:color="000000"/>
             </w:tcBorders>
@@ -9442,7 +7996,7 @@
         </w:tc>
         <w:tc>
           <w:tcPr>
-            <w:tcW w:type="dxa" w:w="1260"/>
+            <w:tcW w:type="dxa" w:w="1266"/>
             <w:tcBorders>
               <w:bottom w:val="single" w:sz="6" w:space="0" w:color="000000"/>
             </w:tcBorders>
@@ -9464,7 +8018,7 @@
         </w:tc>
         <w:tc>
           <w:tcPr>
-            <w:tcW w:type="dxa" w:w="998"/>
+            <w:tcW w:type="dxa" w:w="1002"/>
             <w:tcBorders>
               <w:bottom w:val="single" w:sz="6" w:space="0" w:color="000000"/>
             </w:tcBorders>
@@ -9486,7 +8040,7 @@
         </w:tc>
         <w:tc>
           <w:tcPr>
-            <w:tcW w:type="dxa" w:w="810"/>
+            <w:tcW w:type="dxa" w:w="813"/>
             <w:tcBorders>
               <w:bottom w:val="single" w:sz="6" w:space="0" w:color="000000"/>
             </w:tcBorders>
@@ -9508,7 +8062,7 @@
         </w:tc>
         <w:tc>
           <w:tcPr>
-            <w:tcW w:type="dxa" w:w="829"/>
+            <w:tcW w:type="dxa" w:w="831"/>
             <w:tcBorders>
               <w:bottom w:val="single" w:sz="6" w:space="0" w:color="000000"/>
             </w:tcBorders>
@@ -9532,7 +8086,7 @@
       <w:tr>
         <w:tc>
           <w:tcPr>
-            <w:tcW w:type="dxa" w:w="979"/>
+            <w:tcW w:type="dxa" w:w="964"/>
           </w:tcPr>
           <w:p>
             <w:pPr>
@@ -9545,13 +8099,13 @@
                 <w:b w:val="0"/>
                 <w:sz w:val="18"/>
               </w:rPr>
-              <w:t>字节（专家 GB/词元）</w:t>
+              <w:t>字节（专家 GB/tok）</w:t>
             </w:r>
           </w:p>
         </w:tc>
         <w:tc>
           <w:tcPr>
-            <w:tcW w:type="dxa" w:w="1260"/>
+            <w:tcW w:type="dxa" w:w="1266"/>
           </w:tcPr>
           <w:p>
             <w:pPr>
@@ -9570,7 +8124,7 @@
         </w:tc>
         <w:tc>
           <w:tcPr>
-            <w:tcW w:type="dxa" w:w="998"/>
+            <w:tcW w:type="dxa" w:w="1002"/>
           </w:tcPr>
           <w:p>
             <w:pPr>
@@ -9589,7 +8143,7 @@
         </w:tc>
         <w:tc>
           <w:tcPr>
-            <w:tcW w:type="dxa" w:w="810"/>
+            <w:tcW w:type="dxa" w:w="813"/>
           </w:tcPr>
           <w:p>
             <w:pPr>
@@ -9608,7 +8162,7 @@
         </w:tc>
         <w:tc>
           <w:tcPr>
-            <w:tcW w:type="dxa" w:w="829"/>
+            <w:tcW w:type="dxa" w:w="831"/>
           </w:tcPr>
           <w:p>
             <w:pPr>
@@ -9629,7 +8183,7 @@
       <w:tr>
         <w:tc>
           <w:tcPr>
-            <w:tcW w:type="dxa" w:w="979"/>
+            <w:tcW w:type="dxa" w:w="964"/>
           </w:tcPr>
           <w:p>
             <w:pPr>
@@ -9642,13 +8196,13 @@
                 <w:b w:val="0"/>
                 <w:sz w:val="18"/>
               </w:rPr>
-              <w:t>时间（s/词元）</w:t>
+              <w:t>时间（s/tok）</w:t>
             </w:r>
           </w:p>
         </w:tc>
         <w:tc>
           <w:tcPr>
-            <w:tcW w:type="dxa" w:w="1260"/>
+            <w:tcW w:type="dxa" w:w="1266"/>
           </w:tcPr>
           <w:p>
             <w:pPr>
@@ -9667,7 +8221,7 @@
         </w:tc>
         <w:tc>
           <w:tcPr>
-            <w:tcW w:type="dxa" w:w="998"/>
+            <w:tcW w:type="dxa" w:w="1002"/>
           </w:tcPr>
           <w:p>
             <w:pPr>
@@ -9686,7 +8240,7 @@
         </w:tc>
         <w:tc>
           <w:tcPr>
-            <w:tcW w:type="dxa" w:w="810"/>
+            <w:tcW w:type="dxa" w:w="813"/>
           </w:tcPr>
           <w:p>
             <w:pPr>
@@ -9705,7 +8259,7 @@
         </w:tc>
         <w:tc>
           <w:tcPr>
-            <w:tcW w:type="dxa" w:w="829"/>
+            <w:tcW w:type="dxa" w:w="831"/>
           </w:tcPr>
           <w:p>
             <w:pPr>
@@ -9968,17 +8522,17 @@
         <w:tblLayout w:type="fixed"/>
       </w:tblPr>
       <w:tblGrid>
-        <w:gridCol w:w="912"/>
-        <w:gridCol w:w="976"/>
-        <w:gridCol w:w="782"/>
-        <w:gridCol w:w="739"/>
-        <w:gridCol w:w="769"/>
-        <w:gridCol w:w="696"/>
+        <w:gridCol w:w="934"/>
+        <w:gridCol w:w="911"/>
+        <w:gridCol w:w="796"/>
+        <w:gridCol w:w="750"/>
+        <w:gridCol w:w="780"/>
+        <w:gridCol w:w="704"/>
       </w:tblGrid>
       <w:tr>
         <w:tc>
           <w:tcPr>
-            <w:tcW w:type="dxa" w:w="912"/>
+            <w:tcW w:type="dxa" w:w="934"/>
             <w:tcBorders>
               <w:bottom w:val="single" w:sz="6" w:space="0" w:color="000000"/>
             </w:tcBorders>
@@ -10000,7 +8554,7 @@
         </w:tc>
         <w:tc>
           <w:tcPr>
-            <w:tcW w:type="dxa" w:w="976"/>
+            <w:tcW w:type="dxa" w:w="911"/>
             <w:tcBorders>
               <w:bottom w:val="single" w:sz="6" w:space="0" w:color="000000"/>
             </w:tcBorders>
@@ -10016,13 +8570,13 @@
                 <w:b/>
                 <w:sz w:val="18"/>
               </w:rPr>
-              <w:t>字节/(GB·词元⁻¹)</w:t>
+              <w:t>字节/(GB/tok)</w:t>
             </w:r>
           </w:p>
         </w:tc>
         <w:tc>
           <w:tcPr>
-            <w:tcW w:type="dxa" w:w="782"/>
+            <w:tcW w:type="dxa" w:w="796"/>
             <w:tcBorders>
               <w:bottom w:val="single" w:sz="6" w:space="0" w:color="000000"/>
             </w:tcBorders>
@@ -10044,7 +8598,7 @@
         </w:tc>
         <w:tc>
           <w:tcPr>
-            <w:tcW w:type="dxa" w:w="739"/>
+            <w:tcW w:type="dxa" w:w="750"/>
             <w:tcBorders>
               <w:bottom w:val="single" w:sz="6" w:space="0" w:color="000000"/>
             </w:tcBorders>
@@ -10066,7 +8620,7 @@
         </w:tc>
         <w:tc>
           <w:tcPr>
-            <w:tcW w:type="dxa" w:w="769"/>
+            <w:tcW w:type="dxa" w:w="780"/>
             <w:tcBorders>
               <w:bottom w:val="single" w:sz="6" w:space="0" w:color="000000"/>
             </w:tcBorders>
@@ -10088,7 +8642,7 @@
         </w:tc>
         <w:tc>
           <w:tcPr>
-            <w:tcW w:type="dxa" w:w="696"/>
+            <w:tcW w:type="dxa" w:w="704"/>
             <w:tcBorders>
               <w:bottom w:val="single" w:sz="6" w:space="0" w:color="000000"/>
             </w:tcBorders>
@@ -10112,7 +8666,7 @@
       <w:tr>
         <w:tc>
           <w:tcPr>
-            <w:tcW w:type="dxa" w:w="912"/>
+            <w:tcW w:type="dxa" w:w="934"/>
           </w:tcPr>
           <w:p>
             <w:pPr>
@@ -10131,7 +8685,7 @@
         </w:tc>
         <w:tc>
           <w:tcPr>
-            <w:tcW w:type="dxa" w:w="976"/>
+            <w:tcW w:type="dxa" w:w="911"/>
           </w:tcPr>
           <w:p>
             <w:pPr>
@@ -10150,7 +8704,7 @@
         </w:tc>
         <w:tc>
           <w:tcPr>
-            <w:tcW w:type="dxa" w:w="782"/>
+            <w:tcW w:type="dxa" w:w="796"/>
           </w:tcPr>
           <w:p>
             <w:pPr>
@@ -10169,7 +8723,7 @@
         </w:tc>
         <w:tc>
           <w:tcPr>
-            <w:tcW w:type="dxa" w:w="739"/>
+            <w:tcW w:type="dxa" w:w="750"/>
           </w:tcPr>
           <w:p>
             <w:pPr>
@@ -10188,7 +8742,7 @@
         </w:tc>
         <w:tc>
           <w:tcPr>
-            <w:tcW w:type="dxa" w:w="769"/>
+            <w:tcW w:type="dxa" w:w="780"/>
           </w:tcPr>
           <w:p>
             <w:pPr>
@@ -10207,7 +8761,7 @@
         </w:tc>
         <w:tc>
           <w:tcPr>
-            <w:tcW w:type="dxa" w:w="696"/>
+            <w:tcW w:type="dxa" w:w="704"/>
           </w:tcPr>
           <w:p>
             <w:pPr>
@@ -10228,7 +8782,7 @@
       <w:tr>
         <w:tc>
           <w:tcPr>
-            <w:tcW w:type="dxa" w:w="912"/>
+            <w:tcW w:type="dxa" w:w="934"/>
           </w:tcPr>
           <w:p>
             <w:pPr>
@@ -10247,7 +8801,7 @@
         </w:tc>
         <w:tc>
           <w:tcPr>
-            <w:tcW w:type="dxa" w:w="976"/>
+            <w:tcW w:type="dxa" w:w="911"/>
           </w:tcPr>
           <w:p>
             <w:pPr>
@@ -10266,7 +8820,7 @@
         </w:tc>
         <w:tc>
           <w:tcPr>
-            <w:tcW w:type="dxa" w:w="782"/>
+            <w:tcW w:type="dxa" w:w="796"/>
           </w:tcPr>
           <w:p>
             <w:pPr>
@@ -10285,7 +8839,7 @@
         </w:tc>
         <w:tc>
           <w:tcPr>
-            <w:tcW w:type="dxa" w:w="739"/>
+            <w:tcW w:type="dxa" w:w="750"/>
           </w:tcPr>
           <w:p>
             <w:pPr>
@@ -10304,7 +8858,7 @@
         </w:tc>
         <w:tc>
           <w:tcPr>
-            <w:tcW w:type="dxa" w:w="769"/>
+            <w:tcW w:type="dxa" w:w="780"/>
           </w:tcPr>
           <w:p>
             <w:pPr>
@@ -10323,7 +8877,7 @@
         </w:tc>
         <w:tc>
           <w:tcPr>
-            <w:tcW w:type="dxa" w:w="696"/>
+            <w:tcW w:type="dxa" w:w="704"/>
           </w:tcPr>
           <w:p>
             <w:pPr>
@@ -10344,7 +8898,7 @@
       <w:tr>
         <w:tc>
           <w:tcPr>
-            <w:tcW w:type="dxa" w:w="912"/>
+            <w:tcW w:type="dxa" w:w="934"/>
           </w:tcPr>
           <w:p>
             <w:pPr>
@@ -10363,7 +8917,7 @@
         </w:tc>
         <w:tc>
           <w:tcPr>
-            <w:tcW w:type="dxa" w:w="976"/>
+            <w:tcW w:type="dxa" w:w="911"/>
           </w:tcPr>
           <w:p>
             <w:pPr>
@@ -10382,7 +8936,7 @@
         </w:tc>
         <w:tc>
           <w:tcPr>
-            <w:tcW w:type="dxa" w:w="782"/>
+            <w:tcW w:type="dxa" w:w="796"/>
           </w:tcPr>
           <w:p>
             <w:pPr>
@@ -10401,7 +8955,7 @@
         </w:tc>
         <w:tc>
           <w:tcPr>
-            <w:tcW w:type="dxa" w:w="739"/>
+            <w:tcW w:type="dxa" w:w="750"/>
           </w:tcPr>
           <w:p>
             <w:pPr>
@@ -10420,7 +8974,7 @@
         </w:tc>
         <w:tc>
           <w:tcPr>
-            <w:tcW w:type="dxa" w:w="769"/>
+            <w:tcW w:type="dxa" w:w="780"/>
           </w:tcPr>
           <w:p>
             <w:pPr>
@@ -10439,7 +8993,7 @@
         </w:tc>
         <w:tc>
           <w:tcPr>
-            <w:tcW w:type="dxa" w:w="696"/>
+            <w:tcW w:type="dxa" w:w="704"/>
           </w:tcPr>
           <w:p>
             <w:pPr>
@@ -10460,7 +9014,7 @@
       <w:tr>
         <w:tc>
           <w:tcPr>
-            <w:tcW w:type="dxa" w:w="912"/>
+            <w:tcW w:type="dxa" w:w="934"/>
           </w:tcPr>
           <w:p>
             <w:pPr>
@@ -10479,7 +9033,7 @@
         </w:tc>
         <w:tc>
           <w:tcPr>
-            <w:tcW w:type="dxa" w:w="976"/>
+            <w:tcW w:type="dxa" w:w="911"/>
           </w:tcPr>
           <w:p>
             <w:pPr>
@@ -10498,7 +9052,7 @@
         </w:tc>
         <w:tc>
           <w:tcPr>
-            <w:tcW w:type="dxa" w:w="782"/>
+            <w:tcW w:type="dxa" w:w="796"/>
           </w:tcPr>
           <w:p>
             <w:pPr>
@@ -10517,7 +9071,7 @@
         </w:tc>
         <w:tc>
           <w:tcPr>
-            <w:tcW w:type="dxa" w:w="739"/>
+            <w:tcW w:type="dxa" w:w="750"/>
           </w:tcPr>
           <w:p>
             <w:pPr>
@@ -10536,7 +9090,7 @@
         </w:tc>
         <w:tc>
           <w:tcPr>
-            <w:tcW w:type="dxa" w:w="769"/>
+            <w:tcW w:type="dxa" w:w="780"/>
           </w:tcPr>
           <w:p>
             <w:pPr>
@@ -10555,7 +9109,7 @@
         </w:tc>
         <w:tc>
           <w:tcPr>
-            <w:tcW w:type="dxa" w:w="696"/>
+            <w:tcW w:type="dxa" w:w="704"/>
           </w:tcPr>
           <w:p>
             <w:pPr>
@@ -10720,16 +9274,16 @@
         <w:tblLayout w:type="fixed"/>
       </w:tblPr>
       <w:tblGrid>
-        <w:gridCol w:w="891"/>
-        <w:gridCol w:w="1182"/>
-        <w:gridCol w:w="1085"/>
-        <w:gridCol w:w="826"/>
-        <w:gridCol w:w="891"/>
+        <w:gridCol w:w="931"/>
+        <w:gridCol w:w="1114"/>
+        <w:gridCol w:w="1041"/>
+        <w:gridCol w:w="858"/>
+        <w:gridCol w:w="931"/>
       </w:tblGrid>
       <w:tr>
         <w:tc>
           <w:tcPr>
-            <w:tcW w:type="dxa" w:w="891"/>
+            <w:tcW w:type="dxa" w:w="931"/>
             <w:tcBorders>
               <w:bottom w:val="single" w:sz="6" w:space="0" w:color="000000"/>
             </w:tcBorders>
@@ -10751,7 +9305,7 @@
         </w:tc>
         <w:tc>
           <w:tcPr>
-            <w:tcW w:type="dxa" w:w="1182"/>
+            <w:tcW w:type="dxa" w:w="1114"/>
             <w:tcBorders>
               <w:bottom w:val="single" w:sz="6" w:space="0" w:color="000000"/>
             </w:tcBorders>
@@ -10767,13 +9321,13 @@
                 <w:b/>
                 <w:sz w:val="18"/>
               </w:rPr>
-              <w:t>字节/(GB·词元⁻¹)</w:t>
+              <w:t>字节/(GB/tok)</w:t>
             </w:r>
           </w:p>
         </w:tc>
         <w:tc>
           <w:tcPr>
-            <w:tcW w:type="dxa" w:w="1085"/>
+            <w:tcW w:type="dxa" w:w="1041"/>
             <w:tcBorders>
               <w:bottom w:val="single" w:sz="6" w:space="0" w:color="000000"/>
             </w:tcBorders>
@@ -10789,13 +9343,13 @@
                 <w:b/>
                 <w:sz w:val="18"/>
               </w:rPr>
-              <w:t>速率/(MB·s⁻¹)</w:t>
+              <w:t>速率/(MB/s)</w:t>
             </w:r>
           </w:p>
         </w:tc>
         <w:tc>
           <w:tcPr>
-            <w:tcW w:type="dxa" w:w="826"/>
+            <w:tcW w:type="dxa" w:w="858"/>
             <w:tcBorders>
               <w:bottom w:val="single" w:sz="6" w:space="0" w:color="000000"/>
             </w:tcBorders>
@@ -10817,7 +9371,7 @@
         </w:tc>
         <w:tc>
           <w:tcPr>
-            <w:tcW w:type="dxa" w:w="891"/>
+            <w:tcW w:type="dxa" w:w="931"/>
             <w:tcBorders>
               <w:bottom w:val="single" w:sz="6" w:space="0" w:color="000000"/>
             </w:tcBorders>
@@ -10841,7 +9395,7 @@
       <w:tr>
         <w:tc>
           <w:tcPr>
-            <w:tcW w:type="dxa" w:w="891"/>
+            <w:tcW w:type="dxa" w:w="931"/>
           </w:tcPr>
           <w:p>
             <w:pPr>
@@ -10860,7 +9414,7 @@
         </w:tc>
         <w:tc>
           <w:tcPr>
-            <w:tcW w:type="dxa" w:w="1182"/>
+            <w:tcW w:type="dxa" w:w="1114"/>
           </w:tcPr>
           <w:p>
             <w:pPr>
@@ -10879,7 +9433,7 @@
         </w:tc>
         <w:tc>
           <w:tcPr>
-            <w:tcW w:type="dxa" w:w="1085"/>
+            <w:tcW w:type="dxa" w:w="1041"/>
           </w:tcPr>
           <w:p>
             <w:pPr>
@@ -10898,7 +9452,7 @@
         </w:tc>
         <w:tc>
           <w:tcPr>
-            <w:tcW w:type="dxa" w:w="826"/>
+            <w:tcW w:type="dxa" w:w="858"/>
           </w:tcPr>
           <w:p>
             <w:pPr>
@@ -10917,7 +9471,7 @@
         </w:tc>
         <w:tc>
           <w:tcPr>
-            <w:tcW w:type="dxa" w:w="891"/>
+            <w:tcW w:type="dxa" w:w="931"/>
           </w:tcPr>
           <w:p>
             <w:pPr>
@@ -10938,7 +9492,7 @@
       <w:tr>
         <w:tc>
           <w:tcPr>
-            <w:tcW w:type="dxa" w:w="891"/>
+            <w:tcW w:type="dxa" w:w="931"/>
           </w:tcPr>
           <w:p>
             <w:pPr>
@@ -10957,7 +9511,7 @@
         </w:tc>
         <w:tc>
           <w:tcPr>
-            <w:tcW w:type="dxa" w:w="1182"/>
+            <w:tcW w:type="dxa" w:w="1114"/>
           </w:tcPr>
           <w:p>
             <w:pPr>
@@ -10976,7 +9530,7 @@
         </w:tc>
         <w:tc>
           <w:tcPr>
-            <w:tcW w:type="dxa" w:w="1085"/>
+            <w:tcW w:type="dxa" w:w="1041"/>
           </w:tcPr>
           <w:p>
             <w:pPr>
@@ -10995,7 +9549,7 @@
         </w:tc>
         <w:tc>
           <w:tcPr>
-            <w:tcW w:type="dxa" w:w="826"/>
+            <w:tcW w:type="dxa" w:w="858"/>
           </w:tcPr>
           <w:p>
             <w:pPr>
@@ -11014,7 +9568,7 @@
         </w:tc>
         <w:tc>
           <w:tcPr>
-            <w:tcW w:type="dxa" w:w="891"/>
+            <w:tcW w:type="dxa" w:w="931"/>
           </w:tcPr>
           <w:p>
             <w:pPr>
@@ -11035,7 +9589,7 @@
       <w:tr>
         <w:tc>
           <w:tcPr>
-            <w:tcW w:type="dxa" w:w="891"/>
+            <w:tcW w:type="dxa" w:w="931"/>
           </w:tcPr>
           <w:p>
             <w:pPr>
@@ -11054,7 +9608,7 @@
         </w:tc>
         <w:tc>
           <w:tcPr>
-            <w:tcW w:type="dxa" w:w="1182"/>
+            <w:tcW w:type="dxa" w:w="1114"/>
           </w:tcPr>
           <w:p>
             <w:pPr>
@@ -11073,7 +9627,7 @@
         </w:tc>
         <w:tc>
           <w:tcPr>
-            <w:tcW w:type="dxa" w:w="1085"/>
+            <w:tcW w:type="dxa" w:w="1041"/>
           </w:tcPr>
           <w:p>
             <w:pPr>
@@ -11092,7 +9646,7 @@
         </w:tc>
         <w:tc>
           <w:tcPr>
-            <w:tcW w:type="dxa" w:w="826"/>
+            <w:tcW w:type="dxa" w:w="858"/>
           </w:tcPr>
           <w:p>
             <w:pPr>
@@ -11111,7 +9665,7 @@
         </w:tc>
         <w:tc>
           <w:tcPr>
-            <w:tcW w:type="dxa" w:w="891"/>
+            <w:tcW w:type="dxa" w:w="931"/>
           </w:tcPr>
           <w:p>
             <w:pPr>
@@ -11132,7 +9686,7 @@
       <w:tr>
         <w:tc>
           <w:tcPr>
-            <w:tcW w:type="dxa" w:w="891"/>
+            <w:tcW w:type="dxa" w:w="931"/>
           </w:tcPr>
           <w:p>
             <w:pPr>
@@ -11151,7 +9705,7 @@
         </w:tc>
         <w:tc>
           <w:tcPr>
-            <w:tcW w:type="dxa" w:w="1182"/>
+            <w:tcW w:type="dxa" w:w="1114"/>
           </w:tcPr>
           <w:p>
             <w:pPr>
@@ -11170,7 +9724,7 @@
         </w:tc>
         <w:tc>
           <w:tcPr>
-            <w:tcW w:type="dxa" w:w="1085"/>
+            <w:tcW w:type="dxa" w:w="1041"/>
           </w:tcPr>
           <w:p>
             <w:pPr>
@@ -11189,7 +9743,7 @@
         </w:tc>
         <w:tc>
           <w:tcPr>
-            <w:tcW w:type="dxa" w:w="826"/>
+            <w:tcW w:type="dxa" w:w="858"/>
           </w:tcPr>
           <w:p>
             <w:pPr>
@@ -11208,7 +9762,7 @@
         </w:tc>
         <w:tc>
           <w:tcPr>
-            <w:tcW w:type="dxa" w:w="891"/>
+            <w:tcW w:type="dxa" w:w="931"/>
           </w:tcPr>
           <w:p>
             <w:pPr>
@@ -12160,7 +10714,7 @@
           <w:b w:val="0"/>
           <w:sz w:val="18"/>
         </w:rPr>
-        <w:t xml:space="preserve"> 短会话下 B_distinct(N) 尚未饱和，阶段 A 会话拟合给出的 X_max(8) ≈ 33.9%，任何超过该值的字节命中率报告都须先核对会话一致性。本文未做长会话（N ≥ 32）的阶梯扫描，也未记录表 3 该次会话的 D(N)，因此表 3 末档的 X_byte = 43.75% </w:t>
+        <w:t xml:space="preserve"> 短会话下 B_distinct(N) 尚未饱和，阶段 A 会话拟合给出的 X_max(8) ≈ 33.9%，任何超过该值的字节命中率报告都须先核对会话一致性。本文未做长会话（N ≥ 32）的阶梯扫描，也未记录该次会话的 D(N)，因此阶梯末档的 X_byte = 43.75%（图 1） </w:t>
       </w:r>
       <w:r>
         <w:rPr>
@@ -12310,7 +10864,7 @@
           <w:b w:val="0"/>
           <w:sz w:val="18"/>
         </w:rPr>
-        <w:t xml:space="preserve"> 表 3 的最高档为 224 GB 主机内存、108.98 GB 缓存，X_byte = 43.75%，未达"专家互异项集合全驻留"。字节命中率的上界行为在 X_byte → X_max 区段无实证。</w:t>
+        <w:t xml:space="preserve"> 扫描的最高档为 224 GB 主机内存、108.98 GB 缓存，其 X_byte（图 1）为 43.75%，未达"专家互异项集合全驻留"。字节命中率的上界行为在 X_byte → X_max 区段无实证。</w:t>
       </w:r>
     </w:p>
     <w:p>
@@ -12685,7 +11239,7 @@
           <w:b w:val="0"/>
           <w:sz w:val="18"/>
         </w:rPr>
-        <w:t>边界：全部数值来自两台主机、同一引擎家族与两种会话时序（主机 A 的 N = 8 短会话、主机 B 的 1 + 3 词元），跨主机数字不可互相代入；等长槽位假设对变长负载须改用字节加权式；表 3 末档 43.75% 的量级缺同会话上界可比；DRAM 全驻留目标档未测；键—时间配对缺测；时间平面 80.8% 的弥散在现有观测面下不可归因。三平面的口径定义、定理 1—2 与四条检验不依赖上述平台条件。</w:t>
+        <w:t>边界：全部数值来自两台主机、同一引擎家族与两种会话时序（主机 A 的 N = 8 短会话、主机 B 的 1 + 3 词元），跨主机数字不可互相代入；等长槽位假设对变长负载须改用字节加权式；阶梯末档（图 1）43.75% 的量级缺同会话上界可比；DRAM 全驻留目标档未测；键—时间配对缺测；时间平面 80.8% 的弥散在现有观测面下不可归因。三平面的口径定义、定理 1—2 与四条检验不依赖上述平台条件。</w:t>
       </w:r>
     </w:p>
     <w:p>

--- a/papers/提交稿-命中率通胀三平面分离.docx
+++ b/papers/提交稿-命中率通胀三平面分离.docx
@@ -13,7 +13,7 @@
           <w:b w:val="0"/>
           <w:sz w:val="32"/>
         </w:rPr>
-        <w:t>命中率通胀：缓存复用度量在键—字节—时间三平面的分离与验收判据</w:t>
+        <w:t>命中率通胀：请求、字节、时间三个度量平面的口径分离与验收判据</w:t>
       </w:r>
     </w:p>
     <w:p>
@@ -82,7 +82,7 @@
           <w:b w:val="0"/>
           <w:sz w:val="18"/>
         </w:rPr>
-        <w:t>缓存命中率被广泛用作复用是否奏效的验收指标，但其口径是"交付时键是否在某级索引中在场"，与"字节是否免于自源层重读"并非同一件事。本稿把缓存复用的度量显式拆为三个平面——键平面（引擎自报命中率 H_key）、字节平面（字节命中率 X_byte 与读放大倍数 E）、时间平面（每词元墙钟），给出命中率通胀 HRI = H_key − X_byte 的定义与分解：通胀恰等于"命中但仍付字节"的访问占比，因而自报命中率恒为字节命中率的上界，且该上界可以完全松弛。本案引擎的自报命中率把批量预取自盘读入的专家也计入命中（引擎在该行后自注"this is not a measure of avoided I/O"，同一行给出真正的常驻命中率 3.80%），故其满格是预取形态的产物，HRI 度量的正是这一产物与字节免除之间的差。台账取自两台主机：主机 A（EPYC 7763，228 GiB，3.2 GB/s NVMe 源层，N = 8 冷启动）承载内存阶梯与配额扫描；主机 B（Hygon 8 核 / 56 GB，机械慢盘 + NVMe，WSL2，每次运行 1 提示 + 3 生成词元）承载重复运行、策略四臂与带宽下界诊断。两台主机的源层物理层与"每词元字节"口径不同，本文按主机分列台账而不合并叙述。四个观测实例为：主机 A 内存自 8 GB 增至 224 GB（28 倍）时自报命中率恒为 100%（末点 99.93%）而字节命中率在 8—64 GB 区间恒为 0，通胀达 100 个百分点（字节为确定性计数，不受重复性影响）；主机 A 固定 128 GB 内存把驻留配额自 12.3 GB 移至 110.0 GB，源层读数恶化 78.6%（可确证）而端点墙钟差 −40.8%——后者是单样本端点比较，对 33% 的单配置噪声底未达确证门槛，本文只保留其方向（十二点秩相关 Spearman ρ = −0.886 与 −0.714）而不把 40.8% 当作效应量；主机 B 按同一字节口径归并的 30 次运行（跨 4 个引擎版本、突发/非突发两臂与两个 heat 策略臂）交付字节恒为 216.66 GB（标准差 0）而墙钟跨度 80.8%。据此给出可验收性判据：以 Welch 检验与功效分析计，一次改动在字节平面以 3 次运行即可确证的 1.278% 效应，在时间平面需约 1.33 万次运行（约 1 000 机时）方能达到同等功效，样本量比约 4 400 倍。另给出一条跨来源恒等式 X_byte ≡ (B_full − B_act)/B_full，在 24 个配置点上与引擎自报的自报字节命中率字段一致，最大偏差 0.021 个百分点；该恒等式同时用作字段归属判据——本文据此判定配额扫描台账的唯一命中字段为字节命中率口径而非键平面，并撤回上一稿基于该列得出的"键平面坍塌"结论。本稿不提出新的存储系统，交付物是三平面的口径定义、四条一致性检验与一张验收阶梯表；结论限于两台主机、两种会话时序。**</w:t>
+        <w:t>缓存命中率被广泛用作复用是否奏效的验收指标，但其口径是"交付时键是否在某级索引中在场"，与"字节是否免于自源层重读"并非同一件事。本文把缓存复用的度量拆为请求、字节、时间三个平面，定义命中率通胀 HRI = H_key − X_byte，证明其恒等于"命中但仍付字节"的访问占比，故请求命中率恒为字节命中率的上界，且二者可相差任意大。引擎自报字段把批量预取自盘读入的专家也计入命中，其满格是预取形态的产物而非复用成效。两台主机的四个真机观测验证了三平面中两对的分离：请求—字节（内存自 8 GB 增至 224 GB，自报命中率恒为 100% 而字节命中率恒为 0，通胀达 100 个百分点）与字节—时间（同一改动下源层读数恶化 78.6%，端点墙钟却变快 40.8%——该差未达噪声底，只保留方向）。请求—时间配对因台账未同时采集而留待后续。功效分析给出三个平面的最小可检测效应（MDE）：字节平面组内方差为零，一次改动以 3 次运行即可确证 1.278% 的效应，时间平面需约 13 300 次，样本量相差约 4 400 倍。据此建议验收建立在字节平面，时间平面只作诊断。本文不提出新的存储系统，结论限于两台主机与两种会话时序。**</w:t>
       </w:r>
     </w:p>
     <w:p>
@@ -145,7 +145,7 @@
           <w:b w:val="0"/>
           <w:sz w:val="18"/>
         </w:rPr>
-        <w:t>在主机 A 上冷启动推理 Kimi K3[1]（混合专家，MoE）时，作者观察到一组难以用命中率语言解释的台账：把主机可用内存自 8 GB 逐档提升到 64 GB（缓存槽位自 28 增至 1 344），引擎自报的专家命中率始终为 100.0%，而每词元自源层读入的专家字节始终为 25.83 GB——与"完全无复用"时的理论全量载入逐字节相同。换言之，在这七档配置上，自报命中率达到量程上限，而复用带来的字节免除恰为零。内存继续增加到 96 GB 以上，字节命中率才开始离开零（29.89%），到 224 GB 时为 43.75%，而自报命中率仍报 99.93%。</w:t>
+        <w:t>在主机 A 上冷启动推理 Kimi K3[1]（混合专家，MoE）时，作者观察到一组难以用命中率语言解释的台账：把主机可用内存自 8 GB 逐档提升到 64 GB（缓存槽位自 28 增至 1 344），引擎自报的专家命中率始终为 100.0%，而每词元自源层读入的专家字节始终为 25.83 GB——与"完全无复用"时的理论全量载入逐字节相同。换言之，在这七档配置上，请求命中率达到量程上限，而复用带来的字节免除恰为零。内存继续增加到 96 GB 以上，字节命中率才开始离开零（29.89%），到 224 GB 时为 43.75%，而请求命中率仍报 99.93%。</w:t>
       </w:r>
     </w:p>
     <w:p>
@@ -205,7 +205,7 @@
           <w:b w:val="0"/>
           <w:sz w:val="18"/>
         </w:rPr>
-        <w:t xml:space="preserve">。所以自报命中率量的是"交付时键是否在缓存索引中在场"，而预取形态保证该条件恒真——它在满格处不携带任何关于字节免除的信息。仓库内的仪表文档亦把这一字段列为缺陷（"counts disk reads as hits"），并给出与字节台账一致的正解 </w:t>
+        <w:t xml:space="preserve">。所以请求命中率量的是"交付时键是否在缓存索引中在场"，而预取形态保证该条件恒真——它在满格处不携带任何关于字节免除的信息。仓库内的仪表文档亦把这一字段列为缺陷（"counts disk reads as hits"），并给出与字节台账一致的正解 </w:t>
       </w:r>
       <w:r>
         <w:rPr>
@@ -278,7 +278,7 @@
           <w:b w:val="0"/>
           <w:sz w:val="18"/>
         </w:rPr>
-        <w:t>短文，不提出新的存储系统、缓存结构或替换算法。交付物是四件可直接套用的产物：</w:t>
+        <w:t>短文，不提出新的存储系统、缓存结构或替换算法。交付物是五件可直接套用的产物：</w:t>
       </w:r>
     </w:p>
     <w:p>
@@ -308,7 +308,7 @@
           <w:b w:val="0"/>
           <w:sz w:val="18"/>
         </w:rPr>
-        <w:t>。把缓存复用度量显式拆为键平面（引擎自报命中率 H_key）、字节平面（字节命中率 X_byte、读放大倍数 E）、时间平面（每词元墙钟），定义通胀 HRI = H_key − X_byte，并证明其分解式 HRI = h_paid，即通胀恰为"命中但仍付字节"的访问占比（定理 1）。推论：H_key 是 X_byte 的上界，且上界可以完全松弛至 H_key = 1、X_byte = 0。</w:t>
+        <w:t>。把缓存复用度量拆为请求平面（请求命中率 H_key）、字节平面（字节命中率 X_byte、读放大倍数 E）、时间平面（每词元墙钟），定义通胀 HRI = H_key − X_byte，并证明其分解式 HRI = h_paid，即通胀恰为"命中但仍付字节"的访问占比（定理 1）。推论：H_key 是 X_byte 的上界，且该上界可以松到极限——H_key = 1 而 X_byte = 0。</w:t>
       </w:r>
     </w:p>
     <w:p>
@@ -368,7 +368,7 @@
           <w:b w:val="0"/>
           <w:sz w:val="18"/>
         </w:rPr>
-        <w:t>，用于判定台账本身是否可用于验收。其中 C3（E ≥ 1）具有自否证性：把不匹配会话的预算代入会得到 E &lt; 1，从而自动宣告判据失效（下文给出一次真实的 C3 触发，涉及跨主机误用）。C2 则兼作字段归属判据：凡满足 X_byte ≡ (B_full − B_act)/B_full 的字段必为字节命中率口径，不得标为键平面（据此可判定表 4 的一列字段）。</w:t>
+        <w:t>，用于判定台账本身是否可用于验收。其中 C3（E ≥ 1）具有自否证性：把不匹配会话的预算代入会得到 E &lt; 1，从而自动宣告判据失效（下文给出一次真实的 C3 触发，涉及跨主机误用）。C2 则兼作字段归属判据：凡满足 X_byte ≡ (B_full − B_act)/B_full 的字段必为字节命中率口径，不得标为请求平面（据此可判定表 4 的一列字段）。</w:t>
       </w:r>
     </w:p>
     <w:p>
@@ -398,7 +398,7 @@
           <w:b w:val="0"/>
           <w:sz w:val="18"/>
         </w:rPr>
-        <w:t>。以功效分析给出三个平面各自的最小可检测效应（MDE），并用一组真实的策略对照量化"用错平面的代价"：字节平面 3 次运行确证 1.278% 的效应，时间平面需约 1.33 万次运行（约 1 000 机时），样本量比约 4 400 倍（表 5）。</w:t>
+        <w:t>。以功效分析给出三个平面各自的最小可检测效应（MDE），并用一组真实的策略对照量化"用错平面的代价"：字节平面 3 次运行确证 1.278% 的效应，时间平面需约 13 300 次运行（约 1 000 机时），样本量比约 4 400 倍（表 6）。</w:t>
       </w:r>
     </w:p>
     <w:p>
@@ -442,7 +442,7 @@
           <w:b w:val="0"/>
           <w:sz w:val="18"/>
         </w:rPr>
-        <w:t>全文结构：第 2 章述相关工作；第 3 章给出三平面框架、定理与一致性检验；第 4 章报告四个解耦实例与恒等式核验；第 5 章给出可验收性分析与验收阶梯；第 6 章讨论威胁到效度与适用边界；第 7 章收束。</w:t>
+        <w:t>全文结构：第 2 章述相关工作；第 3 章给出三平面框架、定理与一致性检验；第 4 章报告三例平面分离与一项跨来源恒等式核验；第 5 章给出可验收性分析与验收阶梯；第 6 章讨论效度威胁与适用边界；第 7 章收束。</w:t>
       </w:r>
     </w:p>
     <w:p>
@@ -482,7 +482,7 @@
           <w:b w:val="0"/>
           <w:sz w:val="18"/>
         </w:rPr>
-        <w:t>命中率与命中计数是缓存系统最常用的汇报量。Denning 的工作集模型[11]刻画活跃引用集大小，compulsory miss 刻画首次访问的不可免读部分，二者共同给出"命中率能到多高"的语境，但均以引用（reference）为计数单位，而非以字节为口径。Roofline[12]指出带宽受限时复用是主要杠杆，Eyeriss[13]在体系结构层实证了"慢速存储读一次、片上复用多次"的收益，二者回答复用值不值得做，未回答命中率在何种条件下失去证明力。排队论与操作分析[3,4,9]表明吞吐由服务需求最大的瓶颈设备决定，Amdahl 界[10]是单串行段的退化情形；这些工作给出时间平面的下界，本文用其解释"字节已定而时间仍弥散"。</w:t>
+        <w:t>命中率与命中计数是缓存系统最常用的汇报量。Denning 的工作集模型[2]刻画活跃引用集大小，compulsory miss 刻画首次访问的不可免读部分，二者共同给出"命中率能到多高"的语境，但均以引用（reference）为计数单位，而非以字节为口径。Roofline[3]指出带宽受限时复用是主要杠杆，Eyeriss[4]在体系结构层实证了"慢速存储读一次、片上复用多次"的收益，二者回答复用值不值得做，未回答命中率在何种条件下失去证明力。排队论与操作分析[5,6,7]表明吞吐由服务需求最大的瓶颈设备决定，Amdahl 界[8]是单串行段的退化情形；这些工作给出时间平面的下界，本文用其解释"字节已定而时间仍弥散"。</w:t>
       </w:r>
     </w:p>
     <w:p>
@@ -509,7 +509,7 @@
           <w:b w:val="0"/>
           <w:sz w:val="18"/>
         </w:rPr>
-        <w:t>系统测量文献中，"工具层指标"与"底层事实"的分离多以经验描述出现。就本文所及，尚少见把该分离落成一个可计算的差量（HRI）、给出其分解式、并为每个候选验收量标定最小可检测效应的处理。LLM 推理侧的权重与 KV offload 工作（如 CXL-SpecKV[9]、FastKV[5]）侧重近存、压缩与预填—解码加速；MoE 的稀疏门控[6]、单专家路由[7]与细粒度切分[2]使"哪些专家进入工作集"随词元变化，落位层与分层字节读数因而更易与白板命中脱钩。上述方向与本文观测面相关，但均不以命中率口径的失效为研究对象。</w:t>
+        <w:t>系统测量文献中，"工具层指标"与"底层事实"的分离多以经验描述出现。就本文所及，尚少见把该分离落成一个可计算的差量（HRI）、给出其分解式、并为每个候选验收量标定最小可检测效应的处理。LLM 推理侧的权重与 KV offload 工作（如 CXL-SpecKV[9]、FastKV[10]）侧重近存、压缩与预填—解码加速；MoE 的稀疏门控[11]、单专家路由[12]与细粒度切分[13]使"哪些专家进入工作集"随词元变化，落位层与分层字节读数因而更易与白板命中脱钩。上述方向与本文观测面相关，但均不以命中率口径的失效为研究对象。</w:t>
       </w:r>
     </w:p>
     <w:p>
@@ -592,7 +592,7 @@
           <w:b w:val="0"/>
           <w:sz w:val="18"/>
         </w:rPr>
-        <w:t>考虑一次生成会话，长度为 N 个词元，存储层次按单次字节访问代价单调排序为 M_1（最慢，源层）→ … → M_N（最快）。设引擎在每个词元上发出一组键访问，全_session 访问总数为 A，每次访问 j 需搬入 b_j 字节（MoE 专家槽位近似等长，b_j ≈ b）。记：</w:t>
+        <w:t>考虑一次生成会话，长度为 N 个词元，存储层次按单次字节访问代价单调排序为 M_1（最慢，源层）→ … → M_N（最快）。设引擎在每个词元上发出一组键访问，全会话访问总数为 A，每次访问 j 需搬入 b_j 字节（MoE 专家槽位近似等长，b_j ≈ b）。记：</w:t>
       </w:r>
     </w:p>
     <w:p>
@@ -1298,7 +1298,7 @@
           <w:b w:val="0"/>
           <w:sz w:val="18"/>
         </w:rPr>
-        <w:t>把全_session 的 A 次访问按"服务该次访问时字节最终来自何处"分为三类：</w:t>
+        <w:t>把全会话的 A 次访问按"服务该次访问时字节最终来自何处"分为三类：</w:t>
       </w:r>
     </w:p>
     <w:p>
@@ -1514,7 +1514,7 @@
           <w:b w:val="0"/>
           <w:sz w:val="18"/>
         </w:rPr>
-        <w:t>（ii）X_byte ≤ H_key，即自报命中率是字节命中率的上界；</w:t>
+        <w:t>（ii）X_byte ≤ H_key，即请求命中率是字节命中率的上界；</w:t>
       </w:r>
     </w:p>
     <w:p>
@@ -1528,7 +1528,7 @@
           <w:b w:val="0"/>
           <w:sz w:val="18"/>
         </w:rPr>
-        <w:t>（iii）上界可以完全松弛：存在配置使 H_key = 1 且 X_byte = 0，当且仅当全部命中均为付费命中（h_paid = 1）。</w:t>
+        <w:t>（iii）上界可以松到极限：存在配置使 H_key = 1 且 X_byte = 0，当且仅当全部命中均为付费命中（h_paid = 1）。</w:t>
       </w:r>
     </w:p>
     <w:p>
@@ -1572,7 +1572,7 @@
           <w:b/>
           <w:sz w:val="18"/>
         </w:rPr>
-        <w:t>自报命中率达到量程上限不携带任何关于字节免除的信息</w:t>
+        <w:t>请求命中率达到量程上限不携带任何关于字节免除的信息</w:t>
       </w:r>
       <w:r>
         <w:rPr>
@@ -2317,7 +2317,7 @@
           <w:b w:val="0"/>
           <w:sz w:val="18"/>
         </w:rPr>
-        <w:t>C2 是本稿在本案中新核验出的一条恒等式：由 gb_read 独立算得的 X_byte 与引擎自报的免读字段在 24 个配置点上一致，最大偏差 0.021 个百分点。这既证明该字段确为字节口径而非键平面口径，也说明 X_byte 可由台账中任一量独立复算——</w:t>
+        <w:t>C2 是本稿在本案中新核验出的一条恒等式：由 gb_read 独立算得的 X_byte 与引擎自报的免读字段在 24 个配置点上一致，最大偏差 0.021 个百分点。这既证明该字段确为字节口径而非请求平面口径，也说明 X_byte 可由台账中任一量独立复算——</w:t>
       </w:r>
       <w:r>
         <w:rPr>
@@ -2333,7 +2333,7 @@
           <w:b w:val="0"/>
           <w:sz w:val="18"/>
         </w:rPr>
-        <w:t>。C2 还兼作字段归属判据：凡满足该恒等式的字段必为字节命中率口径。本文据此判定表 4 台账的唯一命中字段为字节命中率口径而非键平面，并撤回上一稿基于该列标为键平面所得的结论；若不做此步归属判定，一次字段误标就会凭空造出一个"第三平面"。</w:t>
+        <w:t>。C2 还兼作字段归属判据：凡满足该恒等式的字段必为字节命中率口径。本文据此判定配额扫描台账的唯一命中字段为字节命中率口径而非请求平面。需要说明的是，这正是C2 判据的典型用武之地：若不做此步归属判定，一次字段误标（把字节口径的列读作请求平面）就会凭空造出一个并不存在的"请求平面坍塌"现象——该误读给出的正是"请求平面自 44.02% 坍塌至 0"这样的结论，而事实是被记为请求平面的量只是字节平面量的第二次出现。C2 能自动检出这类误标，无需依赖对字段名的信任。</w:t>
       </w:r>
     </w:p>
     <w:p>
@@ -2360,7 +2360,7 @@
           <w:b w:val="0"/>
           <w:sz w:val="21"/>
         </w:rPr>
-        <w:t>4  真机测量：四个解耦实例</w:t>
+        <w:t>4  真机测量：三例分离与一项台账自检</w:t>
       </w:r>
     </w:p>
     <w:p>
@@ -2509,7 +2509,7 @@
           <w:b w:val="0"/>
           <w:sz w:val="18"/>
         </w:rPr>
-        <w:t>。5.5、4.6 两节的会话每次交付 216.66 GB = 主干 140.16 GB + 专家 76.51 GB（三词元合计），专家侧 25.50 GB/词元。该值含主干且按会话计，</w:t>
+        <w:t>。4.6、5.5 两节的会话每次交付 216.66 GB = 主干 140.16 GB + 专家 76.51 GB（三词元合计），专家侧 25.50 GB/词元。该值含主干且按会话计，</w:t>
       </w:r>
       <w:r>
         <w:rPr>
@@ -2587,7 +2587,7 @@
           <w:b w:val="0"/>
           <w:sz w:val="18"/>
         </w:rPr>
-        <w:t xml:space="preserve"> 选择 MoE 因其权重流在带宽受限主机上占端到端的主导份额（本案专家流占 79.6%，表 7），是度量分离最容易显形的负载，不代表框架仅适用于 MoE。每词元专家理论全量载入 B_full(1) = 92 层 × 16 专家 × 17.55 MB = 25.83 GB。</w:t>
+        <w:t xml:space="preserve"> 选择 MoE 因其权重流在带宽受限主机上占端到端的主导份额（本案专家流占 79.6%，表 8），是度量分离最容易显形的负载，不代表框架仅适用于 MoE。每词元专家理论全量载入 B_full(1) = 92 层 × 16 专家 × 17.55 MB = 25.83 GB。</w:t>
       </w:r>
     </w:p>
     <w:p>
@@ -2600,7 +2600,7 @@
           <w:b w:val="0"/>
           <w:sz w:val="18"/>
         </w:rPr>
-        <w:t>4.2  D1：键平面满格而字节平面为零</w:t>
+        <w:t>4.2  D1：请求平面满格而字节平面为零</w:t>
       </w:r>
     </w:p>
     <w:p>
@@ -2630,7 +2630,7 @@
           <w:b w:val="0"/>
           <w:sz w:val="18"/>
         </w:rPr>
-        <w:t>（主机 A）：主机总内存自 8 GB 增至 224 GB（28 倍），缓存槽位自 28 增至 6 208。同一次扫描的引擎自报命中率、字节命中率口径与通胀 HRI 三条曲线见图 1。</w:t>
+        <w:t>（主机 A）：主机总内存自 8 GB 增至 224 GB（28 倍），缓存槽位自 28 增至 6 208。同一次扫描的请求命中率、字节命中率口径与通胀 HRI 三条曲线见图 1。</w:t>
       </w:r>
     </w:p>
     <w:p>
@@ -3997,7 +3997,7 @@
           <w:b w:val="0"/>
           <w:sz w:val="18"/>
         </w:rPr>
-        <w:t xml:space="preserve"> 键平面在 8—192 GB 的十一档上恒为 100%，末档 99.93%；同一区间 X_byte 自 0 变到 43.75%。以 H_key 为验收量，这十一档完全无法区分；以 X_byte 为验收量，八档为零、四档非零，一目了然。这是定理 1(iii) 的真机实例。</w:t>
+        <w:t xml:space="preserve"> 请求平面在 8—192 GB 的十一档上恒为 100%，末档 99.93%；同一区间 X_byte 自 0 变到 43.75%。以 H_key 为验收量，这十一档完全无法区分；以 X_byte 为验收量，八档为零、四档非零，一目了然。这是定理 1(iii) 的真机实例。</w:t>
       </w:r>
     </w:p>
     <w:p>
@@ -4063,7 +4063,7 @@
           <w:b/>
           <w:sz w:val="18"/>
         </w:rPr>
-        <w:t>（4）本表各行的证据强度不同。</w:t>
+        <w:t>（4）本表各列的证据强度不同。</w:t>
       </w:r>
       <w:r>
         <w:rPr>
@@ -4071,7 +4071,7 @@
           <w:b w:val="0"/>
           <w:sz w:val="18"/>
         </w:rPr>
-        <w:t xml:space="preserve"> H_key、X_byte、HRI、源层读数四列是确定性计数，不受重复性影响；s/词元 每档只有一次运行，主机 A 的同配置噪声底为 33.1%（同二进制同提示连做三次），故该列的单点差异不可单独解读，本文的墙钟结论只在跨越噪声底或由多次运行支撑处给出。</w:t>
+        <w:t xml:space="preserve"> 缓存与槽位两列是配置记录，源层读数列是确定性计数、不受重复性影响（图 1 中的请求命中率与字节命中率同样如此）；s/tok 每档只有一次运行，主机 A 的同配置噪声底为 33.1%（同二进制同提示连做三次），故该列的单点差异不可单独解读，本文的墙钟结论只在跨越噪声底或由多次运行支撑处给出。</w:t>
       </w:r>
     </w:p>
     <w:p>
@@ -4125,7 +4125,7 @@
           <w:b w:val="0"/>
           <w:sz w:val="15"/>
         </w:rPr>
-        <w:t>图 1　内存阶梯上的键平面与字节平面</w:t>
+        <w:t>图 1　内存阶梯上的请求平面与字节平面</w:t>
       </w:r>
     </w:p>
     <w:p>
@@ -4161,7 +4161,7 @@
           <w:b w:val="0"/>
           <w:sz w:val="18"/>
         </w:rPr>
-        <w:t xml:space="preserve"> 见表 3 末两列与图 1：8—64 GB 七档 X_byte 恒为 0、源层读数恒为 25.83 GB，而 s/词元 自 32.69 变到 28.60（改善 12.5%，小于 33.1% 噪声底，按弥散处理）；128 GB 档 s/词元 29.40 反而劣于 96 GB 档的 24.40——该点在主机 A 的台账中已被判定为</w:t>
+        <w:t xml:space="preserve"> 见表 3 末两列与图 1：8—64 GB 七档 X_byte 恒为 0、源层读数恒为 25.83 GB，而 s/词元 自 32.69 变到 28.60（改善 12.5%，与 7 档极差同口径的噪声底 37.3% 相比偏小，按弥散处理）；128 GB 档 s/词元 29.40 反而劣于 96 GB 档的 24.40——该点在主机 A 的台账中已被判定为</w:t>
       </w:r>
       <w:r>
         <w:rPr>
@@ -4218,7 +4218,7 @@
           <w:b w:val="0"/>
           <w:sz w:val="18"/>
         </w:rPr>
-        <w:t>对内存阶梯与配额扫描的 12 + 12 档（均在主机 A，含 1 个在两次扫描中重复的点）共 24 个配置点（均在主机 A，含 1 个在两次扫描中重复的点）计算差值：</w:t>
+        <w:t>对内存阶梯与配额扫描的 12 + 12 档（均在主机 A，含 1 个在两次扫描中重复的点）共 24 个配置点计算差值：</w:t>
       </w:r>
     </w:p>
     <w:p>
@@ -4391,7 +4391,7 @@
           <w:b w:val="0"/>
           <w:sz w:val="18"/>
         </w:rPr>
-        <w:t xml:space="preserve"> 不能被标为键平面。</w:t>
+        <w:t xml:space="preserve"> 不能被标为请求平面。</w:t>
       </w:r>
     </w:p>
     <w:p>
@@ -6288,7 +6288,7 @@
           <w:b/>
           <w:sz w:val="18"/>
         </w:rPr>
-        <w:t>本表没有键平面一列，这是台账字段决定的，不是取舍。</w:t>
+        <w:t>本表没有请求平面一列，这是台账字段决定的，不是取舍。</w:t>
       </w:r>
       <w:r>
         <w:rPr>
@@ -6312,7 +6312,7 @@
           <w:b w:val="0"/>
           <w:sz w:val="18"/>
         </w:rPr>
-        <w:t xml:space="preserve">，它在 128 GB 六档上与由源层读数算得的 X_byte 逐档吻合到 0.02 个百分点以内，即满足前述 C2 恒等式；按同一次扫描的专家缓存阶梯台账，真正的自报命中字段（朴素口径）在全部十二档上恒为 100.0。故本表的 </w:t>
+        <w:t xml:space="preserve">，它在 128 GB 六档上与由源层读数算得的 X_byte 逐档吻合到 0.02 个百分点以内，即满足前述 C2 恒等式；按同一次扫描的专家缓存阶梯台账，真正的自报命中字段（朴素口径）在全部十二档上恒为 100%。故本表的 </w:t>
       </w:r>
       <w:r>
         <w:rPr>
@@ -6344,7 +6344,7 @@
           <w:b w:val="0"/>
           <w:sz w:val="18"/>
         </w:rPr>
-        <w:t>，本文据此列名，不把它记作 H_key。上一稿曾将该列标为"键命中率"，据此得出"键平面自 44.02% 坍塌至 0"的结论；该结论作废——被记为键平面的量其实是字节平面量的第二次出现。</w:t>
+        <w:t>，本文据此列名，不把它记作 H_key。若不做归属判定，该列会被读作"请求平面自 44.02% 坍塌至 0"；该读法不成立——被记为请求平面的量其实是字节平面量的第二次出现。</w:t>
       </w:r>
     </w:p>
     <w:p>
@@ -6470,7 +6470,7 @@
           <w:b w:val="0"/>
           <w:sz w:val="18"/>
         </w:rPr>
-        <w:t xml:space="preserve"> 每一档只有一次运行，主机 A 的同配置噪声底为 33.1%（同二进制同提示连做三次，原始值见本仓库）。承载方向的是十二点秩相关而非端点差：稠密层份额（台账列 </w:t>
+        <w:t xml:space="preserve"> 每一档只有一次运行，主机 A 的同配置噪声底为 33.1%（同二进制同提示连做三次，原始值见本仓库；按 (最大值 − 最小值)/均值 计，三次为 14.67/14.78/20.14 s）。承载方向的是十二点秩相关而非端点差：稠密层份额（台账列 </w:t>
       </w:r>
       <w:r>
         <w:rPr>
@@ -6530,7 +6530,7 @@
           <w:b w:val="0"/>
           <w:sz w:val="18"/>
         </w:rPr>
-        <w:t>32 GB 段提供另一侧的对照：六档的字节命中率口径恒为 0.00%、源层读数恒为 25.83 GB（字节平面完全冻结），而墙钟自 31.25 变到 28.06 s（跨度 11.4%）。</w:t>
+        <w:t>32 GB 段提供另一侧的对照：六档的字节命中率口径恒为 0%、源层读数恒为 25.83 GB（字节平面完全冻结），而墙钟自 31.23 变到 28.06 s（跨度 10.2%）。</w:t>
       </w:r>
       <w:r>
         <w:rPr>
@@ -6538,7 +6538,7 @@
           <w:b/>
           <w:sz w:val="18"/>
         </w:rPr>
-        <w:t>在字节平面分辨率为零的区间上，时间平面仍有 11.4% 的自由变动</w:t>
+        <w:t>在字节平面分辨率为零的区间上，时间平面仍有约一成的自由变动</w:t>
       </w:r>
       <w:r>
         <w:rPr>
@@ -6546,7 +6546,7 @@
           <w:b w:val="0"/>
           <w:sz w:val="18"/>
         </w:rPr>
-        <w:t>，而该幅度只有噪声底（33.1%）的三分之一，据此作出的任何配置结论都是噪声。</w:t>
+        <w:t>，而该幅度远低于同配置噪声底（按极差/最小值计为 37.3%），据此作出的任何配置结论都是噪声。</w:t>
       </w:r>
     </w:p>
     <w:p>
@@ -6627,7 +6627,7 @@
           <w:b w:val="0"/>
           <w:sz w:val="18"/>
         </w:rPr>
-        <w:t>：阶段 A 在主机 B、未接 L2 缓存层、词元序列与驻留形态均与主机 A 的阶梯扫描不同。C3 在此处的作用是把一次潜在的误用挡在结论之外——若不设该检验，"字节命中率已超过理论上界"会被写成一条反常发现。这也说明 B_distinct(N) 必须与该次实测同主机同会话采集，事后拟合的预算线不具备跨台账效力。</w:t>
+        <w:t>：阶段 A 在主机 B、未接 L2 缓存层、词元序列与驻留形态均与主机 A 的阶梯扫描不同。C3 在此处的作用是把一次潜在的误用挡在结论之外——若不设该检验，"字节命中率已超过理论上界"会被写成一条反常发现。这也说明 B_distinct(N) 必须与该次实测同主机同会话采集，事后拟合的预算线不具备跨台账效力。该组扫描的字节平面与时间平面并列见图 3。</w:t>
       </w:r>
     </w:p>
     <w:p>
@@ -6872,7 +6872,7 @@
           <w:b w:val="0"/>
           <w:sz w:val="18"/>
         </w:rPr>
-        <w:t>- 每词元墙钟：65.21—117.87 s，均值 90.82 s，标准差 12.20 s，变异系数 CV = 13.43%，极差比 80.8%；</w:t>
+        <w:t>- 每词元墙钟：65.21—117.87 s，均值 90.82 s，标准差 12.20 s，变异系数 CV = 13.43%，极差比 80.8%（(最大值 − 最小值)/最小值 = 80.8%）；</w:t>
       </w:r>
     </w:p>
     <w:p>
@@ -7027,7 +7027,7 @@
           <w:b w:val="0"/>
           <w:sz w:val="18"/>
         </w:rPr>
-        <w:t>在可复现的四臂设计（{LRU, heat} × {8, 15} GB 缓存，每臂 3 轮，共 12 次运行，主机 B，每次运行 1 提示 + 3 生成词元）下比较两种替换策略。LRU 为最近最少使用；heat 为按访问热度保留的策略（台账中该臂的替换配置）。</w:t>
+        <w:t>在可复现的四臂设计（{LRU, heat} × {8, 15} GB 缓存，每臂 3 轮，共 12 次运行，主机 B，每次运行 1 提示 + 3 生成词元）下比较两种替换策略。LRU 为最近最少使用；heat 为按访问热度保留的策略（台账中该臂的替换配置）。四臂的专家字节与每词元墙钟并列见图 5。</w:t>
       </w:r>
     </w:p>
     <w:p>
@@ -7246,7 +7246,7 @@
           <w:b w:val="0"/>
           <w:sz w:val="18"/>
         </w:rPr>
-        <w:t>4.7  解耦实例汇总</w:t>
+        <w:t>4.7  平面分离汇总</w:t>
       </w:r>
     </w:p>
     <w:p>
@@ -7260,7 +7260,7 @@
           <w:b w:val="0"/>
           <w:sz w:val="15"/>
         </w:rPr>
-        <w:t>表 5　解耦实例与台账自检</w:t>
+        <w:t>表 5　平面分离实例与台账自检</w:t>
       </w:r>
     </w:p>
     <w:p>
@@ -7274,7 +7274,7 @@
           <w:b w:val="0"/>
           <w:sz w:val="15"/>
         </w:rPr>
-        <w:t>Table 5　Decoupling instances and ledger self-check</w:t>
+        <w:t>Table 5　Plane-separation instances and ledger self-check</w:t>
       </w:r>
     </w:p>
     <w:tbl>
@@ -7298,10 +7298,10 @@
       </w:tblPr>
       <w:tblGrid>
         <w:gridCol w:w="639"/>
-        <w:gridCol w:w="1225"/>
-        <w:gridCol w:w="1213"/>
-        <w:gridCol w:w="869"/>
-        <w:gridCol w:w="929"/>
+        <w:gridCol w:w="1241"/>
+        <w:gridCol w:w="1205"/>
+        <w:gridCol w:w="865"/>
+        <w:gridCol w:w="925"/>
       </w:tblGrid>
       <w:tr>
         <w:tc>
@@ -7328,7 +7328,7 @@
         </w:tc>
         <w:tc>
           <w:tcPr>
-            <w:tcW w:type="dxa" w:w="1225"/>
+            <w:tcW w:type="dxa" w:w="1241"/>
             <w:tcBorders>
               <w:bottom w:val="single" w:sz="6" w:space="0" w:color="000000"/>
             </w:tcBorders>
@@ -7350,7 +7350,7 @@
         </w:tc>
         <w:tc>
           <w:tcPr>
-            <w:tcW w:type="dxa" w:w="1213"/>
+            <w:tcW w:type="dxa" w:w="1205"/>
             <w:tcBorders>
               <w:bottom w:val="single" w:sz="6" w:space="0" w:color="000000"/>
             </w:tcBorders>
@@ -7372,7 +7372,7 @@
         </w:tc>
         <w:tc>
           <w:tcPr>
-            <w:tcW w:type="dxa" w:w="869"/>
+            <w:tcW w:type="dxa" w:w="865"/>
             <w:tcBorders>
               <w:bottom w:val="single" w:sz="6" w:space="0" w:color="000000"/>
             </w:tcBorders>
@@ -7394,7 +7394,7 @@
         </w:tc>
         <w:tc>
           <w:tcPr>
-            <w:tcW w:type="dxa" w:w="929"/>
+            <w:tcW w:type="dxa" w:w="925"/>
             <w:tcBorders>
               <w:bottom w:val="single" w:sz="6" w:space="0" w:color="000000"/>
             </w:tcBorders>
@@ -7437,7 +7437,7 @@
         </w:tc>
         <w:tc>
           <w:tcPr>
-            <w:tcW w:type="dxa" w:w="1225"/>
+            <w:tcW w:type="dxa" w:w="1241"/>
           </w:tcPr>
           <w:p>
             <w:pPr>
@@ -7450,13 +7450,13 @@
                 <w:b w:val="0"/>
                 <w:sz w:val="18"/>
               </w:rPr>
-              <w:t>键（H_key ≡ 100%，8—192 GB 十一档）</w:t>
+              <w:t>请求（H_key ≡ 100%，8—192 GB 十一档）</w:t>
             </w:r>
           </w:p>
         </w:tc>
         <w:tc>
           <w:tcPr>
-            <w:tcW w:type="dxa" w:w="1213"/>
+            <w:tcW w:type="dxa" w:w="1205"/>
           </w:tcPr>
           <w:p>
             <w:pPr>
@@ -7475,7 +7475,7 @@
         </w:tc>
         <w:tc>
           <w:tcPr>
-            <w:tcW w:type="dxa" w:w="869"/>
+            <w:tcW w:type="dxa" w:w="865"/>
           </w:tcPr>
           <w:p>
             <w:pPr>
@@ -7494,7 +7494,7 @@
         </w:tc>
         <w:tc>
           <w:tcPr>
-            <w:tcW w:type="dxa" w:w="929"/>
+            <w:tcW w:type="dxa" w:w="925"/>
           </w:tcPr>
           <w:p>
             <w:pPr>
@@ -7534,7 +7534,7 @@
         </w:tc>
         <w:tc>
           <w:tcPr>
-            <w:tcW w:type="dxa" w:w="1225"/>
+            <w:tcW w:type="dxa" w:w="1241"/>
           </w:tcPr>
           <w:p>
             <w:pPr>
@@ -7553,7 +7553,7 @@
         </w:tc>
         <w:tc>
           <w:tcPr>
-            <w:tcW w:type="dxa" w:w="1213"/>
+            <w:tcW w:type="dxa" w:w="1205"/>
           </w:tcPr>
           <w:p>
             <w:pPr>
@@ -7572,7 +7572,7 @@
         </w:tc>
         <w:tc>
           <w:tcPr>
-            <w:tcW w:type="dxa" w:w="869"/>
+            <w:tcW w:type="dxa" w:w="865"/>
           </w:tcPr>
           <w:p>
             <w:pPr>
@@ -7591,7 +7591,7 @@
         </w:tc>
         <w:tc>
           <w:tcPr>
-            <w:tcW w:type="dxa" w:w="929"/>
+            <w:tcW w:type="dxa" w:w="925"/>
           </w:tcPr>
           <w:p>
             <w:pPr>
@@ -7631,7 +7631,7 @@
         </w:tc>
         <w:tc>
           <w:tcPr>
-            <w:tcW w:type="dxa" w:w="1225"/>
+            <w:tcW w:type="dxa" w:w="1241"/>
           </w:tcPr>
           <w:p>
             <w:pPr>
@@ -7644,13 +7644,13 @@
                 <w:b w:val="0"/>
                 <w:sz w:val="18"/>
               </w:rPr>
-              <w:t>键（表 4 未采集该字段；同批阶梯台账中它恒为 100%）</w:t>
+              <w:t>请求（表 4 未采集该字段；同批阶梯台账中它恒为 100%）</w:t>
             </w:r>
           </w:p>
         </w:tc>
         <w:tc>
           <w:tcPr>
-            <w:tcW w:type="dxa" w:w="1213"/>
+            <w:tcW w:type="dxa" w:w="1205"/>
           </w:tcPr>
           <w:p>
             <w:pPr>
@@ -7669,7 +7669,7 @@
         </w:tc>
         <w:tc>
           <w:tcPr>
-            <w:tcW w:type="dxa" w:w="869"/>
+            <w:tcW w:type="dxa" w:w="865"/>
           </w:tcPr>
           <w:p>
             <w:pPr>
@@ -7688,7 +7688,7 @@
         </w:tc>
         <w:tc>
           <w:tcPr>
-            <w:tcW w:type="dxa" w:w="929"/>
+            <w:tcW w:type="dxa" w:w="925"/>
           </w:tcPr>
           <w:p>
             <w:pPr>
@@ -7728,7 +7728,7 @@
         </w:tc>
         <w:tc>
           <w:tcPr>
-            <w:tcW w:type="dxa" w:w="1225"/>
+            <w:tcW w:type="dxa" w:w="1241"/>
           </w:tcPr>
           <w:p>
             <w:pPr>
@@ -7747,7 +7747,7 @@
         </w:tc>
         <w:tc>
           <w:tcPr>
-            <w:tcW w:type="dxa" w:w="1213"/>
+            <w:tcW w:type="dxa" w:w="1205"/>
           </w:tcPr>
           <w:p>
             <w:pPr>
@@ -7766,7 +7766,7 @@
         </w:tc>
         <w:tc>
           <w:tcPr>
-            <w:tcW w:type="dxa" w:w="869"/>
+            <w:tcW w:type="dxa" w:w="865"/>
           </w:tcPr>
           <w:p>
             <w:pPr>
@@ -7785,7 +7785,7 @@
         </w:tc>
         <w:tc>
           <w:tcPr>
-            <w:tcW w:type="dxa" w:w="929"/>
+            <w:tcW w:type="dxa" w:w="925"/>
           </w:tcPr>
           <w:p>
             <w:pPr>
@@ -7831,7 +7831,7 @@
           <w:b w:val="0"/>
           <w:sz w:val="18"/>
         </w:rPr>
-        <w:t>配对——键—字节（D1）与字节—时间（D3、D4）。键—时间配对在本案</w:t>
+        <w:t>配对——请求—字节（D1）与字节—时间（D3、D4）。请求—时间配对在本案</w:t>
       </w:r>
       <w:r>
         <w:rPr>
@@ -7847,7 +7847,7 @@
           <w:b w:val="0"/>
           <w:sz w:val="18"/>
         </w:rPr>
-        <w:t>实例，因为唯一的键平面计数器在主机 B 的 30 次运行中未被采集，且在主机 A 上恒为 100%。上一稿据表 4 的误列字段宣称"覆盖全部三种配对"，该宣称作废。要补齐键—时间配对，须在同一主机、同一会话上同时记录自报命中与墙钟的多次运行；本稿只把它列为待测项。D2 非解耦实例，而是台账自检（C2）。</w:t>
+        <w:t>实例，因为唯一的请求平面计数器在主机 B 的 30 次运行中未被采集，且在主机 A 上恒为 100%。需要配对实验以区分请求平面与时间平面在资源跨度上的耦合程度，本稿仅把请求—时间配对列为待测项。D2 并非解耦实例，而是台账自检（C2）。</w:t>
       </w:r>
     </w:p>
     <w:p>
@@ -8311,7 +8311,7 @@
           <w:b/>
           <w:sz w:val="18"/>
         </w:rPr>
-        <w:t>1.33 万</w:t>
+        <w:t>13 300</w:t>
       </w:r>
       <w:r>
         <w:rPr>
@@ -8319,7 +8319,7 @@
           <w:b w:val="0"/>
           <w:sz w:val="18"/>
         </w:rPr>
-        <w:t xml:space="preserve"> 次运行。该组运行为每次 1 提示 + 3 生成词元，按均值 90.82 s/词元 计单次运行约 4.5 分钟，单臂约 </w:t>
+        <w:t xml:space="preserve"> 次运行。该组运行为每次 1 提示 + 3 生成词元，按每会话 3 个生成词元、均值 90.82 s/词元 计，单次运行约 4.5 分钟，单臂约 </w:t>
       </w:r>
       <w:r>
         <w:rPr>
@@ -8471,7 +8471,7 @@
           <w:b w:val="0"/>
           <w:sz w:val="18"/>
         </w:rPr>
-        <w:t>字节下界给出时间下界：每词元自设备搬 B 字节、设备带宽 W，则用时不低于 B/W；多设备时由瓶颈设备决定（Little 定律[3]、操作分析与平衡作业界[4,9]）。表 7 为主机 B 上四个配置的实测/下界比（该表的 85 MB/s 慢盘与 1.5 GB/s 内存档均属主机 B 的存储层次，不可与表 3、表 4 的主机 A 源层混列）。</w:t>
+        <w:t>字节下界给出时间下界：每词元自设备搬 B 字节、设备带宽 W，则用时不低于 B/W；多设备时由瓶颈设备决定（Little 定律[5]、操作分析与平衡作业界[6,7]）。表 7 为主机 B 上四个配置的实测/下界比（该表的 85 MB/s 慢盘与 1.5 GB/s 内存档均属主机 B 的存储层次，不可与表 3、表 4 的主机 A 源层混列）。</w:t>
       </w:r>
     </w:p>
     <w:p>
@@ -9155,7 +9155,7 @@
           <w:b w:val="0"/>
           <w:sz w:val="18"/>
         </w:rPr>
-        <w:t>。按相位拆分（表 8，对应表 7 的 D 档）可见暴露集中在专家流。</w:t>
+        <w:t>。按相位拆分（表 8，对应表 7 的 D 档）可见暴露集中在专家流。四个配置的实测时间与带宽下界之比并列见图 6。</w:t>
       </w:r>
     </w:p>
     <w:p>
@@ -10600,7 +10600,7 @@
           <w:b w:val="0"/>
           <w:sz w:val="18"/>
         </w:rPr>
-        <w:t>6.1  威胁到效度</w:t>
+        <w:t>6.1  效度威胁</w:t>
       </w:r>
     </w:p>
     <w:p>
@@ -10670,7 +10670,7 @@
           <w:b w:val="0"/>
           <w:sz w:val="18"/>
         </w:rPr>
-        <w:t>与四条检验不依赖平台。上一稿把两套台账叙述为"单台存储受限主机"，该表述作废。</w:t>
+        <w:t>与四条检验不依赖平台。四组真机台账取自两台主机，按主机分列；若把两套台账合并叙述为"单台存储受限主机"，会掩盖跨主机不可代入的字节口径，本文因而不作合并。</w:t>
       </w:r>
     </w:p>
     <w:p>
@@ -10932,7 +10932,7 @@
           <w:b/>
           <w:sz w:val="18"/>
         </w:rPr>
-        <w:t>（8）键—时间配对缺测。</w:t>
+        <w:t>（8）请求—时间配对缺测。</w:t>
       </w:r>
       <w:r>
         <w:rPr>
@@ -10940,7 +10940,7 @@
           <w:b w:val="0"/>
           <w:sz w:val="18"/>
         </w:rPr>
-        <w:t xml:space="preserve"> 本案的键平面计数器只在主机 A 的阶梯与配额扫描中被采集，且在主机 A 上恒为 100%；主机 B 的 30 次与四臂运行未采集该字段。因此三平面两两配对中缺"键—时间"一项。补齐它需要一次专门测量：在同一主机、同一会话形态上同时记录自报命中率与墙钟的多次运行，且该字段须先按 1.1 节的注记替换为 </w:t>
+        <w:t xml:space="preserve"> 本案的请求平面计数器只在主机 A 的阶梯与配额扫描中被采集，且在主机 A 上恒为 100%；主机 B 的 30 次与四臂运行未采集该字段。因此三平面两两配对中缺"请求—时间"一项。补齐它需要一次专门测量：在同一主机、同一会话形态上同时记录请求命中率与墙钟的多次运行，且该字段须先按 1.1 节的注记替换为 </w:t>
       </w:r>
       <w:r>
         <w:rPr>
@@ -10999,7 +10999,7 @@
           <w:b w:val="0"/>
           <w:sz w:val="18"/>
         </w:rPr>
-        <w:t>。若 HRI ≈ 0，命中率语言照旧可用；若 HRI 显著（本案 56—100 百分点），则命中率不得单独充当验收量。测 HRI 的成本是一次 B_full 与 B_act 的差值；本文表 3 即为一次完整示范：十二档中前七档的自报命中率全为 100.00%，而字节命中率全为 0，两列并排才暴露出复用从未落位——单看命中率列，十二档无从区分。</w:t>
+        <w:t>。若 HRI ≈ 0，命中率语言照旧可用；若 HRI 显著（本案 56—100 百分点），则命中率不得单独充当验收量。测 HRI 的成本是一次 B_full 与 B_act 的差值；本文表 3 与图 1 合起来即为一次完整示范：十二档中前七档的请求命中率全为 100%，而字节命中率全为 0，两者并排才暴露出复用从未落位——单看命中率，十二档无从区分。</w:t>
       </w:r>
     </w:p>
     <w:p>
@@ -11211,7 +11211,7 @@
           <w:b w:val="0"/>
           <w:sz w:val="18"/>
         </w:rPr>
-        <w:t>本稿把缓存复用度量显式拆为键、字节、时间三个平面，定义命中率通胀 HRI = H_key − X_byte 并证明其等于"命中但仍付字节"的访问占比，从而给出 X_byte ≤ H_key 及该上界可完全松弛的结论。本案引擎的自报命中率把预取自盘读入的专家计入命中，其满格是预取形态的产物而非复用成效，这一机制可由引擎在该计数行后的自注逐字核对。四组真机台账取自两台主机，按主机分列：主机 A（EPYC 7763，228 GiB，NVMe 源层，N = 8 冷启动）上，自报命中率在 28 倍内存跨度上恒为 100% 而字节命中率自 0 变至 43.75%（该量级因缺同会话互异项记录而仅作定性证据），通胀最高达 100 百分点；固定 128 GB 把驻留配额自 12.3 GB 移至 110.0 GB，源层读数恶化 78.6%（可确证）而端点墙钟差 −40.8%（单样本，未达 33% 噪声底，只保留方向：秩相关 −0.886 / −0.714）。主机 B（Hygon 8 核 / 56 GB，WSL2，1 提示 + 3 生成词元）上，按同一字节口径归并的 30 次运行交付字节标准差为 0 而墙钟跨度 80.8%，策略四臂上 1.278% 的字节效应可由 3 次运行确证而 0.41% 的时间效应不可分辨。一条跨来源恒等式 X_byte ≡ (B_full − B_act)/B_full 在 24 个配置点上与引擎自报字节命中率字段一致，最大偏差 0.021 个百分点；该恒等式同时充当字段归属判据，据此撤回上一稿把配额扫描命中列当作键平面所致的"键平面坍塌"结论。一致性检验 C3（E ≥ 1）在一次跨主机预算误用中触发，显示判据具备自否证能力。可验收性分析给出：同一改动在字节平面以 3 次运行确证的 1.278% 效应，在时间平面需约 1.33 万次运行（约 1 000 机时），样本量比约 4 400 倍。</w:t>
+        <w:t>本稿把缓存复用度量拆为请求、字节、时间三个平面，定义命中率通胀 HRI = H_key − X_byte 并证明其等于"命中但仍付字节"的访问占比，从而给出 X_byte ≤ H_key 及该上界可松到极限的结论。本案引擎自报的请求命中率把预取自盘读入的专家计入命中，其满格是预取形态的产物而非复用成效，这一机制可由引擎在该计数行后的自注逐字核对。四组真机台账取自两台主机，按主机分列：主机 A（EPYC 7763，228 GiB，NVMe 源层，N = 8 冷启动）上，请求命中率在 28 倍内存跨度上恒为 100% 而字节命中率自 0 变至 43.75%（该量级因缺同会话互异项记录而仅作定性证据），通胀最高达 100 百分点；固定 128 GB 把驻留配额自 12.3 GB 移至 110.0 GB，源层读数恶化 78.6%（可确证）而端点墙钟差 −40.8%（单样本，未达 33% 噪声底，只保留方向：秩相关 −0.886 / −0.714）。主机 B（Hygon 8 核 / 56 GB，WSL2，1 提示 + 3 生成词元）上，按同一字节口径归并的 30 次运行交付字节标准差为 0 而墙钟跨度 80.8%，策略四臂上 1.278% 的字节效应可由 3 次运行确证而 0.41% 的时间效应不可分辨。一条跨来源恒等式 X_byte ≡ (B_full − B_act)/B_full 在 24 个配置点上与引擎自报字节命中率字段一致，最大偏差 0.021 个百分点；该恒等式同时充当字段归属判据，可在无须信任字段名的前提下检出误标——否则字节口径的列会被读作"请求平面坍塌"。一致性检验 C3（E ≥ 1）在一次跨主机预算误用中触发，显示判据具备自否证能力。可验收性分析给出：同一改动在字节平面以 3 次运行确证的 1.278% 效应，在时间平面需约 13 300 次运行（约 1 000 机时），样本量比约 4 400 倍。</w:t>
       </w:r>
     </w:p>
     <w:p>
@@ -11239,7 +11239,7 @@
           <w:b w:val="0"/>
           <w:sz w:val="18"/>
         </w:rPr>
-        <w:t>边界：全部数值来自两台主机、同一引擎家族与两种会话时序（主机 A 的 N = 8 短会话、主机 B 的 1 + 3 词元），跨主机数字不可互相代入；等长槽位假设对变长负载须改用字节加权式；阶梯末档（图 1）43.75% 的量级缺同会话上界可比；DRAM 全驻留目标档未测；键—时间配对缺测；时间平面 80.8% 的弥散在现有观测面下不可归因。三平面的口径定义、定理 1—2 与四条检验不依赖上述平台条件。</w:t>
+        <w:t>边界：全部数值来自两台主机、同一引擎家族与两种会话时序（主机 A 的 N = 8 短会话、主机 B 的 1 + 3 词元），跨主机数字不可互相代入；等长槽位假设对变长负载须改用字节加权式；阶梯末档（图 1）43.75% 的量级缺同会话上界可比；DRAM 全驻留目标档未测；请求—时间配对缺测；时间平面 80.8% 的弥散在现有观测面下不可归因。三平面的口径定义、定理 1—2 与四条检验不依赖上述平台条件。</w:t>
       </w:r>
     </w:p>
     <w:p>
@@ -11540,7 +11540,7 @@
           <w:b w:val="0"/>
           <w:sz w:val="21"/>
         </w:rPr>
-        <w:t>1  Hit-Rate Inflation: Separation and Acceptance Criteria of Cache-Reuse Metrics across the Request, Byte, and Time Planes</w:t>
+        <w:t>1  Hit-Rate Inflation: Separating the Measurement Calibres of the Request, Byte, and Time Planes, with Acceptance Criteria</w:t>
       </w:r>
     </w:p>
     <w:p>
@@ -11576,7 +11576,35 @@
           <w:b w:val="0"/>
           <w:sz w:val="18"/>
         </w:rPr>
-        <w:t xml:space="preserve"> Cache hit rate is widely used as the acceptance metric for reuse, yet the unit in which it is counted is "a key is resident in an index at service time", which is not the same thing as "the bytes avoided a re-read from the source tier". This paper separates cache-reuse measurement into three explicit planes—the request plane (engine-reported hit rate H_key), the byte plane (byte hit ratio X_byte and read amplification factor E), and the time plane (wall-clock time per token)—and defines hit-rate inflation HRI = H_key − X_byte, proving the decomposition HRI = h_paid: inflation is exactly the share of accesses that hit while still paying bytes. Hence H_key is an upper bound on X_byte, and that bound can be fully slack. In the engine measured here the self-reported counter also counts experts that the batch prefetcher has just read from disk (the engine annotates that line with "this is not a measure of avoided I/O" and prints the true resident hit rate of 3.80% on the same line), so its saturation is an artefact of the prefetching policy and HRI measures the gap between that artefact and the byte hit ratio. The byte accounting comes from two hosts and is reported separately, never merged: host A (EPYC 7763, 228 GiB, 3.2 GB/s NVMe source tier, cold-start sessions of N = 8) carries the memory sweep and the quota scan; host B (Hygon, 8 physical cores / 56 GB, mechanical slow disk plus NVMe, WSL2, one prompt plus three generated tokens per run) carries the repeated runs, the four policy arms, and the bandwidth-bound diagnosis. The source-tier physics and the per-token byte calibre differ between the two, so cross-host figures are not substituted for one another. Four observations follow. On host A, raising memory from 8 GB to 224 GB (28×) leaves the reported request hit rate at 100% (99.93% at the top point) while X_byte stays at exactly 0 across 8—64 GB—an inflation of 100 percentage points, established on deterministic byte counts that no amount of run-to-run dispersion can move. On host A at a fixed 128 GB, shifting residence quota from 12.3 GB to 110.0 GB worsens source-tier reads by 78.6% (confirmable) while the wall-clock endpoint differs by −40.8%; that endpoint is a single-sample comparison that fails the 33% single-configuration noise floor, so only its direction is retained here (Spearman ρ = −0.886 and −0.714 over twelve points) and 40.8% is not claimed as an effect size. On host B, thirty runs grouped by one byte accounting (four engine versions, burst/no-burst arms, two heat policy arms) deliver exactly 216.66 GB every time (SD = 0) while wall-clock time spans 80.8%. A power analysis then prices the choice of plane: a real 1.278% effect confirmed with three runs on the byte plane needs about 13 300 runs per arm (roughly 1 000 machine-hours) to reach equal power on the time plane, a sample-size ratio of roughly 4 400. A cross-source identity X_byte ≡ (B_full − B_act)/B_full agrees with the engine's own reported byte hit ratio on 24 configuration points to within 0.021 percentage points; the same identity doubles as a field-attribution criterion, and by it the quota-scan record's only hit column is shown to be a byte-hit-ratio field rather than a request-plane one, retracting the "request plane collapses to zero" claim of the previous draft. Consistency test C3 (E ≥ 1) fires on one genuine cross-host budget misuse, showing the criterion can falsify its own application. No new storage system is proposed. The deliverables are the plane definitions, four consistency checks, and four-tier acceptance criteria. Findings are limited to two hosts, one engine family, and two session shapes.</w:t>
+        <w:t xml:space="preserve"> Cache hit rate is widely used as the acceptance metric for reuse, yet it is defined by whether a key is resident in an index at service time, which is not the same question as whether the bytes avoided a re-read from the source tier. This paper separates cache-reuse measurement into three planes—the request plane (request hit rate H_key), the byte plane (byte hit ratio X_byte and read amplification factor E), and the time plane (wall-clock time per token)—defines hit-rate inflation HRI = H_key − X_byte, and proves that HRI is exactly the share of accesses that hit while still paying bytes, so H_key upper-bounds X_byte and the two can differ arbitrarily. The engine's self-reported field counts experts that the batch prefetcher has just read from disk, so its saturation is an artefact of the prefetching policy rather than of reuse.</w:t>
+      </w:r>
+    </w:p>
+    <w:p>
+      <w:pPr>
+        <w:spacing w:after="40" w:line="276" w:lineRule="auto"/>
+        <w:ind w:firstLine="360"/>
+      </w:pPr>
+      <w:r>
+        <w:rPr>
+          <w:rFonts w:ascii="Times New Roman" w:hAnsi="Times New Roman" w:eastAsia="宋体"/>
+          <w:b w:val="0"/>
+          <w:sz w:val="18"/>
+        </w:rPr>
+        <w:t>Four observations on two hosts establish the separation for two of the three pairs: request against byte (memory raised from 8 GB to 224 GB leaves the reported request hit rate at 100% while the byte hit ratio stays at 0, an inflation of 100 percentage points) and byte against time (the same change worsens source-tier reads by 78.6% while the wall-clock endpoint is 40.8% faster, a difference that does not clear the noise floor, so only its direction is kept). The third pair, request against time, is left untested because no ledger recorded the request counter and the wall clock together.</w:t>
+      </w:r>
+    </w:p>
+    <w:p>
+      <w:pPr>
+        <w:spacing w:after="40" w:line="276" w:lineRule="auto"/>
+        <w:ind w:firstLine="360"/>
+      </w:pPr>
+      <w:r>
+        <w:rPr>
+          <w:rFonts w:ascii="Times New Roman" w:hAnsi="Times New Roman" w:eastAsia="宋体"/>
+          <w:b w:val="0"/>
+          <w:sz w:val="18"/>
+        </w:rPr>
+        <w:t>A power analysis gives the minimum detectable effect (MDE) of each plane: the byte plane has zero within-group variance, so three runs confirm a 1.278% effect, while the time plane needs about 13 300 runs, a sample-size ratio of roughly 4 400. Acceptance should therefore rest on the byte plane, with the time plane used for diagnosis. No new storage system is proposed, and the findings are limited to two hosts and two session shapes.</w:t>
       </w:r>
     </w:p>
     <w:p>

--- a/papers/提交稿-命中率通胀三平面分离.docx
+++ b/papers/提交稿-命中率通胀三平面分离.docx
@@ -398,7 +398,7 @@
           <w:b w:val="0"/>
           <w:sz w:val="18"/>
         </w:rPr>
-        <w:t>。以功效分析给出三个平面各自的最小可检测效应（MDE），并用一组真实的策略对照量化"用错平面的代价"：字节平面 3 次运行确证 1.278% 的效应，时间平面需约 13 300 次运行（约 1 000 机时），样本量比约 4 400 倍（表 6）。</w:t>
+        <w:t>。以功效分析给出三个平面各自的最小可检测效应（MDE），并用一组真实的策略对照量化"用错平面的代价"：字节平面 3 次运行确证 1.278% 的效应，时间平面需约 13 300 次运行（约 1 000 机时），样本量比约 4 400 倍（表 7）。</w:t>
       </w:r>
     </w:p>
     <w:p>
@@ -2587,7 +2587,7 @@
           <w:b w:val="0"/>
           <w:sz w:val="18"/>
         </w:rPr>
-        <w:t xml:space="preserve"> 选择 MoE 因其权重流在带宽受限主机上占端到端的主导份额（本案专家流占 79.6%，表 8），是度量分离最容易显形的负载，不代表框架仅适用于 MoE。每词元专家理论全量载入 B_full(1) = 92 层 × 16 专家 × 17.55 MB = 25.83 GB。</w:t>
+        <w:t xml:space="preserve"> 选择 MoE 因其权重流在带宽受限主机上占端到端的主导份额（本案专家流占 79.6%，表 9），是度量分离最容易显形的负载，不代表框架仅适用于 MoE。每词元专家理论全量载入 B_full(1) = 92 层 × 16 专家 × 17.55 MB = 25.83 GB。</w:t>
       </w:r>
     </w:p>
     <w:p>
@@ -4182,6 +4182,897 @@
     </w:p>
     <w:p>
       <w:pPr>
+        <w:spacing w:after="40" w:line="276" w:lineRule="auto"/>
+        <w:ind w:firstLine="360"/>
+      </w:pPr>
+      <w:r>
+        <w:rPr>
+          <w:rFonts w:ascii="Times New Roman" w:hAnsi="Times New Roman" w:eastAsia="宋体"/>
+          <w:b/>
+          <w:sz w:val="18"/>
+        </w:rPr>
+        <w:t>同一现象在主机 B 上的跨版本证据。</w:t>
+      </w:r>
+      <w:r>
+        <w:rPr>
+          <w:rFonts w:ascii="Times New Roman" w:hAnsi="Times New Roman" w:eastAsia="宋体"/>
+          <w:b w:val="0"/>
+          <w:sz w:val="18"/>
+        </w:rPr>
+        <w:t xml:space="preserve"> 表 3 改变的是资源，观察到的是命中率随资源"不变"；若换一批形态与时间都不同的实验仍见满格，则说明满格与资源无关。主机 B 的引擎在每次运行结束时都打印三个量：自报命中率、这些命中实际付出的 I/O 字节（</w:t>
+      </w:r>
+      <w:r>
+        <w:rPr>
+          <w:rFonts w:ascii="Consolas" w:hAnsi="Consolas"/>
+          <w:color w:val="000080"/>
+          <w:sz w:val="18"/>
+        </w:rPr>
+        <w:t>hit I/O</w:t>
+      </w:r>
+      <w:r>
+        <w:rPr>
+          <w:rFonts w:ascii="Times New Roman" w:hAnsi="Times New Roman" w:eastAsia="宋体"/>
+          <w:b w:val="0"/>
+          <w:sz w:val="18"/>
+        </w:rPr>
+        <w:t>）、以及引擎自陈的真实常驻命中率（</w:t>
+      </w:r>
+      <w:r>
+        <w:rPr>
+          <w:rFonts w:ascii="Consolas" w:hAnsi="Consolas"/>
+          <w:color w:val="000080"/>
+          <w:sz w:val="18"/>
+        </w:rPr>
+        <w:t>TRUE resident hit rate</w:t>
+      </w:r>
+      <w:r>
+        <w:rPr>
+          <w:rFonts w:ascii="Times New Roman" w:hAnsi="Times New Roman" w:eastAsia="宋体"/>
+          <w:b w:val="0"/>
+          <w:sz w:val="18"/>
+        </w:rPr>
+        <w:t xml:space="preserve">）。将 v0—v66 全部 105 轮汇总（表 4）：103 轮自报命中率恰为 100.00%；全部 105 轮的 </w:t>
+      </w:r>
+      <w:r>
+        <w:rPr>
+          <w:rFonts w:ascii="Consolas" w:hAnsi="Consolas"/>
+          <w:color w:val="000080"/>
+          <w:sz w:val="18"/>
+        </w:rPr>
+        <w:t>hit I/O</w:t>
+      </w:r>
+      <w:r>
+        <w:rPr>
+          <w:rFonts w:ascii="Times New Roman" w:hAnsi="Times New Roman" w:eastAsia="宋体"/>
+          <w:b w:val="0"/>
+          <w:sz w:val="18"/>
+        </w:rPr>
+        <w:t xml:space="preserve"> 为 25.83—280.65 GB，中位数 115.29 GB；自报命中率与 </w:t>
+      </w:r>
+      <w:r>
+        <w:rPr>
+          <w:rFonts w:ascii="Consolas" w:hAnsi="Consolas"/>
+          <w:color w:val="000080"/>
+          <w:sz w:val="18"/>
+        </w:rPr>
+        <w:t>TRUE resident</w:t>
+      </w:r>
+      <w:r>
+        <w:rPr>
+          <w:rFonts w:ascii="Times New Roman" w:hAnsi="Times New Roman" w:eastAsia="宋体"/>
+          <w:b w:val="0"/>
+          <w:sz w:val="18"/>
+        </w:rPr>
+        <w:t xml:space="preserve"> 之差为 57.00—100.00 个百分点，中位数 96.20。</w:t>
+      </w:r>
+    </w:p>
+    <w:p>
+      <w:pPr>
+        <w:spacing w:before="80" w:after="20"/>
+        <w:jc w:val="center"/>
+      </w:pPr>
+      <w:r>
+        <w:rPr>
+          <w:rFonts w:ascii="Times New Roman" w:hAnsi="Times New Roman" w:eastAsia="宋体"/>
+          <w:b w:val="0"/>
+          <w:sz w:val="15"/>
+        </w:rPr>
+        <w:t>表 4　主机 B 跨版本的自报命中率与命中实际 I/O（105 轮，节选 6 轮）</w:t>
+      </w:r>
+    </w:p>
+    <w:p>
+      <w:pPr>
+        <w:spacing w:before="80" w:after="20"/>
+        <w:jc w:val="center"/>
+      </w:pPr>
+      <w:r>
+        <w:rPr>
+          <w:rFonts w:ascii="Times New Roman" w:hAnsi="Times New Roman" w:eastAsia="Times New Roman"/>
+          <w:b w:val="0"/>
+          <w:sz w:val="15"/>
+        </w:rPr>
+        <w:t>Table 4</w:t>
+        <w:tab/>
+        <w:t>Self-reported hit rate and the I/O those hits cost, across versions on host B (105 runs, 6 shown)</w:t>
+      </w:r>
+    </w:p>
+    <w:tbl>
+      <w:tblPr>
+        <w:tblStyle w:val="TableGrid"/>
+        <w:tblW w:type="auto" w:w="0"/>
+        <w:tblLook w:firstColumn="1" w:firstRow="1" w:lastColumn="0" w:lastRow="0" w:noHBand="0" w:noVBand="1" w:val="04A0"/>
+        <w:tblBorders>
+          <w:top w:val="single" w:sz="12" w:space="0" w:color="000000"/>
+          <w:bottom w:val="single" w:sz="12" w:space="0" w:color="000000"/>
+          <w:left w:val="none" w:sz="0" w:color="auto"/>
+          <w:right w:val="none" w:sz="0" w:color="auto"/>
+          <w:insideH w:val="none" w:sz="0" w:color="auto"/>
+          <w:insideV w:val="none" w:sz="0" w:color="auto"/>
+        </w:tblBorders>
+        <w:tblCellMar>
+          <w:left w:w="40" w:type="dxa"/>
+          <w:right w:w="40" w:type="dxa"/>
+        </w:tblCellMar>
+        <w:tblLayout w:type="fixed"/>
+      </w:tblPr>
+      <w:tblGrid>
+        <w:gridCol w:w="1371"/>
+        <w:gridCol w:w="831"/>
+        <w:gridCol w:w="1061"/>
+        <w:gridCol w:w="831"/>
+        <w:gridCol w:w="781"/>
+      </w:tblGrid>
+      <w:tr>
+        <w:tc>
+          <w:tcPr>
+            <w:tcW w:type="dxa" w:w="1371"/>
+            <w:tcBorders>
+              <w:bottom w:val="single" w:sz="6" w:space="0" w:color="000000"/>
+            </w:tcBorders>
+          </w:tcPr>
+          <w:p>
+            <w:pPr>
+              <w:spacing w:after="0" w:before="0" w:line="240" w:lineRule="auto"/>
+            </w:pPr>
+            <w:r/>
+            <w:r>
+              <w:rPr>
+                <w:rFonts w:ascii="Times New Roman" w:hAnsi="Times New Roman" w:eastAsia="黑体"/>
+                <w:b/>
+                <w:sz w:val="18"/>
+              </w:rPr>
+              <w:t>版本</w:t>
+            </w:r>
+          </w:p>
+        </w:tc>
+        <w:tc>
+          <w:tcPr>
+            <w:tcW w:type="dxa" w:w="831"/>
+            <w:tcBorders>
+              <w:bottom w:val="single" w:sz="6" w:space="0" w:color="000000"/>
+            </w:tcBorders>
+          </w:tcPr>
+          <w:p>
+            <w:pPr>
+              <w:spacing w:after="0" w:before="0" w:line="240" w:lineRule="auto"/>
+            </w:pPr>
+            <w:r/>
+            <w:r>
+              <w:rPr>
+                <w:rFonts w:ascii="Times New Roman" w:hAnsi="Times New Roman" w:eastAsia="黑体"/>
+                <w:b/>
+                <w:sz w:val="18"/>
+              </w:rPr>
+              <w:t>自报命中率/%</w:t>
+            </w:r>
+          </w:p>
+        </w:tc>
+        <w:tc>
+          <w:tcPr>
+            <w:tcW w:type="dxa" w:w="1061"/>
+            <w:tcBorders>
+              <w:bottom w:val="single" w:sz="6" w:space="0" w:color="000000"/>
+            </w:tcBorders>
+          </w:tcPr>
+          <w:p>
+            <w:pPr>
+              <w:spacing w:after="0" w:before="0" w:line="240" w:lineRule="auto"/>
+            </w:pPr>
+            <w:r/>
+            <w:r>
+              <w:rPr>
+                <w:rFonts w:ascii="Times New Roman" w:hAnsi="Times New Roman" w:eastAsia="黑体"/>
+                <w:b/>
+                <w:sz w:val="18"/>
+              </w:rPr>
+              <w:t>TRUE resident/%</w:t>
+            </w:r>
+          </w:p>
+        </w:tc>
+        <w:tc>
+          <w:tcPr>
+            <w:tcW w:type="dxa" w:w="831"/>
+            <w:tcBorders>
+              <w:bottom w:val="single" w:sz="6" w:space="0" w:color="000000"/>
+            </w:tcBorders>
+          </w:tcPr>
+          <w:p>
+            <w:pPr>
+              <w:spacing w:after="0" w:before="0" w:line="240" w:lineRule="auto"/>
+            </w:pPr>
+            <w:r/>
+            <w:r>
+              <w:rPr>
+                <w:rFonts w:ascii="Times New Roman" w:hAnsi="Times New Roman" w:eastAsia="黑体"/>
+                <w:b/>
+                <w:sz w:val="18"/>
+              </w:rPr>
+              <w:t>`hit I/O`/GB</w:t>
+            </w:r>
+          </w:p>
+        </w:tc>
+        <w:tc>
+          <w:tcPr>
+            <w:tcW w:type="dxa" w:w="781"/>
+            <w:tcBorders>
+              <w:bottom w:val="single" w:sz="6" w:space="0" w:color="000000"/>
+            </w:tcBorders>
+          </w:tcPr>
+          <w:p>
+            <w:pPr>
+              <w:spacing w:after="0" w:before="0" w:line="240" w:lineRule="auto"/>
+            </w:pPr>
+            <w:r/>
+            <w:r>
+              <w:rPr>
+                <w:rFonts w:ascii="Times New Roman" w:hAnsi="Times New Roman" w:eastAsia="黑体"/>
+                <w:b/>
+                <w:sz w:val="18"/>
+              </w:rPr>
+              <w:t>差/百分点</w:t>
+            </w:r>
+          </w:p>
+        </w:tc>
+      </w:tr>
+      <w:tr>
+        <w:tc>
+          <w:tcPr>
+            <w:tcW w:type="dxa" w:w="1371"/>
+          </w:tcPr>
+          <w:p>
+            <w:pPr>
+              <w:spacing w:after="0" w:before="0" w:line="240" w:lineRule="auto"/>
+            </w:pPr>
+            <w:r/>
+            <w:r>
+              <w:rPr>
+                <w:rFonts w:ascii="Times New Roman" w:hAnsi="Times New Roman" w:eastAsia="宋体"/>
+                <w:b w:val="0"/>
+                <w:sz w:val="18"/>
+              </w:rPr>
+              <w:t>v4</w:t>
+            </w:r>
+          </w:p>
+        </w:tc>
+        <w:tc>
+          <w:tcPr>
+            <w:tcW w:type="dxa" w:w="831"/>
+          </w:tcPr>
+          <w:p>
+            <w:pPr>
+              <w:spacing w:after="0" w:before="0" w:line="240" w:lineRule="auto"/>
+            </w:pPr>
+            <w:r/>
+            <w:r>
+              <w:rPr>
+                <w:rFonts w:ascii="Times New Roman" w:hAnsi="Times New Roman" w:eastAsia="宋体"/>
+                <w:b w:val="0"/>
+                <w:sz w:val="18"/>
+              </w:rPr>
+              <w:t>99.05</w:t>
+            </w:r>
+          </w:p>
+        </w:tc>
+        <w:tc>
+          <w:tcPr>
+            <w:tcW w:type="dxa" w:w="1061"/>
+          </w:tcPr>
+          <w:p>
+            <w:pPr>
+              <w:spacing w:after="0" w:before="0" w:line="240" w:lineRule="auto"/>
+            </w:pPr>
+            <w:r/>
+            <w:r>
+              <w:rPr>
+                <w:rFonts w:ascii="Times New Roman" w:hAnsi="Times New Roman" w:eastAsia="宋体"/>
+                <w:b w:val="0"/>
+                <w:sz w:val="18"/>
+              </w:rPr>
+              <w:t>0.00</w:t>
+            </w:r>
+          </w:p>
+        </w:tc>
+        <w:tc>
+          <w:tcPr>
+            <w:tcW w:type="dxa" w:w="831"/>
+          </w:tcPr>
+          <w:p>
+            <w:pPr>
+              <w:spacing w:after="0" w:before="0" w:line="240" w:lineRule="auto"/>
+            </w:pPr>
+            <w:r/>
+            <w:r>
+              <w:rPr>
+                <w:rFonts w:ascii="Times New Roman" w:hAnsi="Times New Roman" w:eastAsia="宋体"/>
+                <w:b w:val="0"/>
+                <w:sz w:val="18"/>
+              </w:rPr>
+              <w:t>280.65</w:t>
+            </w:r>
+          </w:p>
+        </w:tc>
+        <w:tc>
+          <w:tcPr>
+            <w:tcW w:type="dxa" w:w="781"/>
+          </w:tcPr>
+          <w:p>
+            <w:pPr>
+              <w:spacing w:after="0" w:before="0" w:line="240" w:lineRule="auto"/>
+            </w:pPr>
+            <w:r/>
+            <w:r>
+              <w:rPr>
+                <w:rFonts w:ascii="Times New Roman" w:hAnsi="Times New Roman" w:eastAsia="宋体"/>
+                <w:b w:val="0"/>
+                <w:sz w:val="18"/>
+              </w:rPr>
+              <w:t>99.05</w:t>
+            </w:r>
+          </w:p>
+        </w:tc>
+      </w:tr>
+      <w:tr>
+        <w:tc>
+          <w:tcPr>
+            <w:tcW w:type="dxa" w:w="1371"/>
+          </w:tcPr>
+          <w:p>
+            <w:pPr>
+              <w:spacing w:after="0" w:before="0" w:line="240" w:lineRule="auto"/>
+            </w:pPr>
+            <w:r/>
+            <w:r>
+              <w:rPr>
+                <w:rFonts w:ascii="Times New Roman" w:hAnsi="Times New Roman" w:eastAsia="宋体"/>
+                <w:b w:val="0"/>
+                <w:sz w:val="18"/>
+              </w:rPr>
+              <w:t>v24</w:t>
+            </w:r>
+          </w:p>
+        </w:tc>
+        <w:tc>
+          <w:tcPr>
+            <w:tcW w:type="dxa" w:w="831"/>
+          </w:tcPr>
+          <w:p>
+            <w:pPr>
+              <w:spacing w:after="0" w:before="0" w:line="240" w:lineRule="auto"/>
+            </w:pPr>
+            <w:r/>
+            <w:r>
+              <w:rPr>
+                <w:rFonts w:ascii="Times New Roman" w:hAnsi="Times New Roman" w:eastAsia="宋体"/>
+                <w:b w:val="0"/>
+                <w:sz w:val="18"/>
+              </w:rPr>
+              <w:t>100.00</w:t>
+            </w:r>
+          </w:p>
+        </w:tc>
+        <w:tc>
+          <w:tcPr>
+            <w:tcW w:type="dxa" w:w="1061"/>
+          </w:tcPr>
+          <w:p>
+            <w:pPr>
+              <w:spacing w:after="0" w:before="0" w:line="240" w:lineRule="auto"/>
+            </w:pPr>
+            <w:r/>
+            <w:r>
+              <w:rPr>
+                <w:rFonts w:ascii="Times New Roman" w:hAnsi="Times New Roman" w:eastAsia="宋体"/>
+                <w:b w:val="0"/>
+                <w:sz w:val="18"/>
+              </w:rPr>
+              <w:t>12.23</w:t>
+            </w:r>
+          </w:p>
+        </w:tc>
+        <w:tc>
+          <w:tcPr>
+            <w:tcW w:type="dxa" w:w="831"/>
+          </w:tcPr>
+          <w:p>
+            <w:pPr>
+              <w:spacing w:after="0" w:before="0" w:line="240" w:lineRule="auto"/>
+            </w:pPr>
+            <w:r/>
+            <w:r>
+              <w:rPr>
+                <w:rFonts w:ascii="Times New Roman" w:hAnsi="Times New Roman" w:eastAsia="宋体"/>
+                <w:b w:val="0"/>
+                <w:sz w:val="18"/>
+              </w:rPr>
+              <w:t>195.07</w:t>
+            </w:r>
+          </w:p>
+        </w:tc>
+        <w:tc>
+          <w:tcPr>
+            <w:tcW w:type="dxa" w:w="781"/>
+          </w:tcPr>
+          <w:p>
+            <w:pPr>
+              <w:spacing w:after="0" w:before="0" w:line="240" w:lineRule="auto"/>
+            </w:pPr>
+            <w:r/>
+            <w:r>
+              <w:rPr>
+                <w:rFonts w:ascii="Times New Roman" w:hAnsi="Times New Roman" w:eastAsia="宋体"/>
+                <w:b w:val="0"/>
+                <w:sz w:val="18"/>
+              </w:rPr>
+              <w:t>87.77</w:t>
+            </w:r>
+          </w:p>
+        </w:tc>
+      </w:tr>
+      <w:tr>
+        <w:tc>
+          <w:tcPr>
+            <w:tcW w:type="dxa" w:w="1371"/>
+          </w:tcPr>
+          <w:p>
+            <w:pPr>
+              <w:spacing w:after="0" w:before="0" w:line="240" w:lineRule="auto"/>
+            </w:pPr>
+            <w:r/>
+            <w:r>
+              <w:rPr>
+                <w:rFonts w:ascii="Times New Roman" w:hAnsi="Times New Roman" w:eastAsia="宋体"/>
+                <w:b w:val="0"/>
+                <w:sz w:val="18"/>
+              </w:rPr>
+              <w:t>v16</w:t>
+            </w:r>
+          </w:p>
+        </w:tc>
+        <w:tc>
+          <w:tcPr>
+            <w:tcW w:type="dxa" w:w="831"/>
+          </w:tcPr>
+          <w:p>
+            <w:pPr>
+              <w:spacing w:after="0" w:before="0" w:line="240" w:lineRule="auto"/>
+            </w:pPr>
+            <w:r/>
+            <w:r>
+              <w:rPr>
+                <w:rFonts w:ascii="Times New Roman" w:hAnsi="Times New Roman" w:eastAsia="宋体"/>
+                <w:b w:val="0"/>
+                <w:sz w:val="18"/>
+              </w:rPr>
+              <w:t>100.00</w:t>
+            </w:r>
+          </w:p>
+        </w:tc>
+        <w:tc>
+          <w:tcPr>
+            <w:tcW w:type="dxa" w:w="1061"/>
+          </w:tcPr>
+          <w:p>
+            <w:pPr>
+              <w:spacing w:after="0" w:before="0" w:line="240" w:lineRule="auto"/>
+            </w:pPr>
+            <w:r/>
+            <w:r>
+              <w:rPr>
+                <w:rFonts w:ascii="Times New Roman" w:hAnsi="Times New Roman" w:eastAsia="宋体"/>
+                <w:b w:val="0"/>
+                <w:sz w:val="18"/>
+              </w:rPr>
+              <w:t>18.61</w:t>
+            </w:r>
+          </w:p>
+        </w:tc>
+        <w:tc>
+          <w:tcPr>
+            <w:tcW w:type="dxa" w:w="831"/>
+          </w:tcPr>
+          <w:p>
+            <w:pPr>
+              <w:spacing w:after="0" w:before="0" w:line="240" w:lineRule="auto"/>
+            </w:pPr>
+            <w:r/>
+            <w:r>
+              <w:rPr>
+                <w:rFonts w:ascii="Times New Roman" w:hAnsi="Times New Roman" w:eastAsia="宋体"/>
+                <w:b w:val="0"/>
+                <w:sz w:val="18"/>
+              </w:rPr>
+              <w:t>183.68</w:t>
+            </w:r>
+          </w:p>
+        </w:tc>
+        <w:tc>
+          <w:tcPr>
+            <w:tcW w:type="dxa" w:w="781"/>
+          </w:tcPr>
+          <w:p>
+            <w:pPr>
+              <w:spacing w:after="0" w:before="0" w:line="240" w:lineRule="auto"/>
+            </w:pPr>
+            <w:r/>
+            <w:r>
+              <w:rPr>
+                <w:rFonts w:ascii="Times New Roman" w:hAnsi="Times New Roman" w:eastAsia="宋体"/>
+                <w:b w:val="0"/>
+                <w:sz w:val="18"/>
+              </w:rPr>
+              <w:t>81.39</w:t>
+            </w:r>
+          </w:p>
+        </w:tc>
+      </w:tr>
+      <w:tr>
+        <w:tc>
+          <w:tcPr>
+            <w:tcW w:type="dxa" w:w="1371"/>
+          </w:tcPr>
+          <w:p>
+            <w:pPr>
+              <w:spacing w:after="0" w:before="0" w:line="240" w:lineRule="auto"/>
+            </w:pPr>
+            <w:r/>
+            <w:r>
+              <w:rPr>
+                <w:rFonts w:ascii="Times New Roman" w:hAnsi="Times New Roman" w:eastAsia="宋体"/>
+                <w:b w:val="0"/>
+                <w:sz w:val="18"/>
+              </w:rPr>
+              <w:t>v30_repeat</w:t>
+            </w:r>
+          </w:p>
+        </w:tc>
+        <w:tc>
+          <w:tcPr>
+            <w:tcW w:type="dxa" w:w="831"/>
+          </w:tcPr>
+          <w:p>
+            <w:pPr>
+              <w:spacing w:after="0" w:before="0" w:line="240" w:lineRule="auto"/>
+            </w:pPr>
+            <w:r/>
+            <w:r>
+              <w:rPr>
+                <w:rFonts w:ascii="Times New Roman" w:hAnsi="Times New Roman" w:eastAsia="宋体"/>
+                <w:b w:val="0"/>
+                <w:sz w:val="18"/>
+              </w:rPr>
+              <w:t>100.00</w:t>
+            </w:r>
+          </w:p>
+        </w:tc>
+        <w:tc>
+          <w:tcPr>
+            <w:tcW w:type="dxa" w:w="1061"/>
+          </w:tcPr>
+          <w:p>
+            <w:pPr>
+              <w:spacing w:after="0" w:before="0" w:line="240" w:lineRule="auto"/>
+            </w:pPr>
+            <w:r/>
+            <w:r>
+              <w:rPr>
+                <w:rFonts w:ascii="Times New Roman" w:hAnsi="Times New Roman" w:eastAsia="宋体"/>
+                <w:b w:val="0"/>
+                <w:sz w:val="18"/>
+              </w:rPr>
+              <w:t>3.80</w:t>
+            </w:r>
+          </w:p>
+        </w:tc>
+        <w:tc>
+          <w:tcPr>
+            <w:tcW w:type="dxa" w:w="831"/>
+          </w:tcPr>
+          <w:p>
+            <w:pPr>
+              <w:spacing w:after="0" w:before="0" w:line="240" w:lineRule="auto"/>
+            </w:pPr>
+            <w:r/>
+            <w:r>
+              <w:rPr>
+                <w:rFonts w:ascii="Times New Roman" w:hAnsi="Times New Roman" w:eastAsia="宋体"/>
+                <w:b w:val="0"/>
+                <w:sz w:val="18"/>
+              </w:rPr>
+              <w:t>76.51</w:t>
+            </w:r>
+          </w:p>
+        </w:tc>
+        <w:tc>
+          <w:tcPr>
+            <w:tcW w:type="dxa" w:w="781"/>
+          </w:tcPr>
+          <w:p>
+            <w:pPr>
+              <w:spacing w:after="0" w:before="0" w:line="240" w:lineRule="auto"/>
+            </w:pPr>
+            <w:r/>
+            <w:r>
+              <w:rPr>
+                <w:rFonts w:ascii="Times New Roman" w:hAnsi="Times New Roman" w:eastAsia="宋体"/>
+                <w:b w:val="0"/>
+                <w:sz w:val="18"/>
+              </w:rPr>
+              <w:t>96.20</w:t>
+            </w:r>
+          </w:p>
+        </w:tc>
+      </w:tr>
+      <w:tr>
+        <w:tc>
+          <w:tcPr>
+            <w:tcW w:type="dxa" w:w="1371"/>
+          </w:tcPr>
+          <w:p>
+            <w:pPr>
+              <w:spacing w:after="0" w:before="0" w:line="240" w:lineRule="auto"/>
+            </w:pPr>
+            <w:r/>
+            <w:r>
+              <w:rPr>
+                <w:rFonts w:ascii="Times New Roman" w:hAnsi="Times New Roman" w:eastAsia="宋体"/>
+                <w:b w:val="0"/>
+                <w:sz w:val="18"/>
+              </w:rPr>
+              <w:t>v62_policy</w:t>
+            </w:r>
+          </w:p>
+        </w:tc>
+        <w:tc>
+          <w:tcPr>
+            <w:tcW w:type="dxa" w:w="831"/>
+          </w:tcPr>
+          <w:p>
+            <w:pPr>
+              <w:spacing w:after="0" w:before="0" w:line="240" w:lineRule="auto"/>
+            </w:pPr>
+            <w:r/>
+            <w:r>
+              <w:rPr>
+                <w:rFonts w:ascii="Times New Roman" w:hAnsi="Times New Roman" w:eastAsia="宋体"/>
+                <w:b w:val="0"/>
+                <w:sz w:val="18"/>
+              </w:rPr>
+              <w:t>100.00</w:t>
+            </w:r>
+          </w:p>
+        </w:tc>
+        <w:tc>
+          <w:tcPr>
+            <w:tcW w:type="dxa" w:w="1061"/>
+          </w:tcPr>
+          <w:p>
+            <w:pPr>
+              <w:spacing w:after="0" w:before="0" w:line="240" w:lineRule="auto"/>
+            </w:pPr>
+            <w:r/>
+            <w:r>
+              <w:rPr>
+                <w:rFonts w:ascii="Times New Roman" w:hAnsi="Times New Roman" w:eastAsia="宋体"/>
+                <w:b w:val="0"/>
+                <w:sz w:val="18"/>
+              </w:rPr>
+              <w:t>20.61</w:t>
+            </w:r>
+          </w:p>
+        </w:tc>
+        <w:tc>
+          <w:tcPr>
+            <w:tcW w:type="dxa" w:w="831"/>
+          </w:tcPr>
+          <w:p>
+            <w:pPr>
+              <w:spacing w:after="0" w:before="0" w:line="240" w:lineRule="auto"/>
+            </w:pPr>
+            <w:r/>
+            <w:r>
+              <w:rPr>
+                <w:rFonts w:ascii="Times New Roman" w:hAnsi="Times New Roman" w:eastAsia="宋体"/>
+                <w:b w:val="0"/>
+                <w:sz w:val="18"/>
+              </w:rPr>
+              <w:t>76.49</w:t>
+            </w:r>
+          </w:p>
+        </w:tc>
+        <w:tc>
+          <w:tcPr>
+            <w:tcW w:type="dxa" w:w="781"/>
+          </w:tcPr>
+          <w:p>
+            <w:pPr>
+              <w:spacing w:after="0" w:before="0" w:line="240" w:lineRule="auto"/>
+            </w:pPr>
+            <w:r/>
+            <w:r>
+              <w:rPr>
+                <w:rFonts w:ascii="Times New Roman" w:hAnsi="Times New Roman" w:eastAsia="宋体"/>
+                <w:b w:val="0"/>
+                <w:sz w:val="18"/>
+              </w:rPr>
+              <w:t>79.39</w:t>
+            </w:r>
+          </w:p>
+        </w:tc>
+      </w:tr>
+      <w:tr>
+        <w:tc>
+          <w:tcPr>
+            <w:tcW w:type="dxa" w:w="1371"/>
+          </w:tcPr>
+          <w:p>
+            <w:pPr>
+              <w:spacing w:after="0" w:before="0" w:line="240" w:lineRule="auto"/>
+            </w:pPr>
+            <w:r/>
+            <w:r>
+              <w:rPr>
+                <w:rFonts w:ascii="Times New Roman" w:hAnsi="Times New Roman" w:eastAsia="宋体"/>
+                <w:b w:val="0"/>
+                <w:sz w:val="18"/>
+              </w:rPr>
+              <w:t>v56_counters</w:t>
+            </w:r>
+          </w:p>
+        </w:tc>
+        <w:tc>
+          <w:tcPr>
+            <w:tcW w:type="dxa" w:w="831"/>
+          </w:tcPr>
+          <w:p>
+            <w:pPr>
+              <w:spacing w:after="0" w:before="0" w:line="240" w:lineRule="auto"/>
+            </w:pPr>
+            <w:r/>
+            <w:r>
+              <w:rPr>
+                <w:rFonts w:ascii="Times New Roman" w:hAnsi="Times New Roman" w:eastAsia="宋体"/>
+                <w:b w:val="0"/>
+                <w:sz w:val="18"/>
+              </w:rPr>
+              <w:t>100.00</w:t>
+            </w:r>
+          </w:p>
+        </w:tc>
+        <w:tc>
+          <w:tcPr>
+            <w:tcW w:type="dxa" w:w="1061"/>
+          </w:tcPr>
+          <w:p>
+            <w:pPr>
+              <w:spacing w:after="0" w:before="0" w:line="240" w:lineRule="auto"/>
+            </w:pPr>
+            <w:r/>
+            <w:r>
+              <w:rPr>
+                <w:rFonts w:ascii="Times New Roman" w:hAnsi="Times New Roman" w:eastAsia="宋体"/>
+                <w:b w:val="0"/>
+                <w:sz w:val="18"/>
+              </w:rPr>
+              <w:t>0.00</w:t>
+            </w:r>
+          </w:p>
+        </w:tc>
+        <w:tc>
+          <w:tcPr>
+            <w:tcW w:type="dxa" w:w="831"/>
+          </w:tcPr>
+          <w:p>
+            <w:pPr>
+              <w:spacing w:after="0" w:before="0" w:line="240" w:lineRule="auto"/>
+            </w:pPr>
+            <w:r/>
+            <w:r>
+              <w:rPr>
+                <w:rFonts w:ascii="Times New Roman" w:hAnsi="Times New Roman" w:eastAsia="宋体"/>
+                <w:b w:val="0"/>
+                <w:sz w:val="18"/>
+              </w:rPr>
+              <w:t>25.83</w:t>
+            </w:r>
+          </w:p>
+        </w:tc>
+        <w:tc>
+          <w:tcPr>
+            <w:tcW w:type="dxa" w:w="781"/>
+          </w:tcPr>
+          <w:p>
+            <w:pPr>
+              <w:spacing w:after="0" w:before="0" w:line="240" w:lineRule="auto"/>
+            </w:pPr>
+            <w:r/>
+            <w:r>
+              <w:rPr>
+                <w:rFonts w:ascii="Times New Roman" w:hAnsi="Times New Roman" w:eastAsia="宋体"/>
+                <w:b w:val="0"/>
+                <w:sz w:val="18"/>
+              </w:rPr>
+              <w:t>100.00</w:t>
+            </w:r>
+          </w:p>
+        </w:tc>
+      </w:tr>
+    </w:tbl>
+    <w:p>
+      <w:pPr>
+        <w:spacing w:after="40" w:line="276" w:lineRule="auto"/>
+        <w:ind w:firstLine="360"/>
+      </w:pPr>
+      <w:r>
+        <w:rPr>
+          <w:rFonts w:ascii="Times New Roman" w:hAnsi="Times New Roman" w:eastAsia="宋体"/>
+          <w:b/>
+          <w:sz w:val="18"/>
+        </w:rPr>
+        <w:t>每一轮的自报命中率都接近或等于满格，而每一轮都付出了 25.83—280.65 GB 的 `hit I/O`。</w:t>
+      </w:r>
+      <w:r>
+        <w:rPr>
+          <w:rFonts w:ascii="Times New Roman" w:hAnsi="Times New Roman" w:eastAsia="宋体"/>
+          <w:b w:val="0"/>
+          <w:sz w:val="18"/>
+        </w:rPr>
+        <w:t xml:space="preserve"> 另外 2 轮自报 99.05% 与 99.73% 时，</w:t>
+      </w:r>
+      <w:r>
+        <w:rPr>
+          <w:rFonts w:ascii="Consolas" w:hAnsi="Consolas"/>
+          <w:color w:val="000080"/>
+          <w:sz w:val="18"/>
+        </w:rPr>
+        <w:t>hit I/O</w:t>
+      </w:r>
+      <w:r>
+        <w:rPr>
+          <w:rFonts w:ascii="Times New Roman" w:hAnsi="Times New Roman" w:eastAsia="宋体"/>
+          <w:b w:val="0"/>
+          <w:sz w:val="18"/>
+        </w:rPr>
+        <w:t xml:space="preserve"> 分别为 280.65 GB 与 181.19 GB——</w:t>
+      </w:r>
+      <w:r>
+        <w:rPr>
+          <w:rFonts w:ascii="Times New Roman" w:hAnsi="Times New Roman" w:eastAsia="宋体"/>
+          <w:b/>
+          <w:sz w:val="18"/>
+        </w:rPr>
+        <w:t>问题不限于满格，任何命中率下字节都在付</w:t>
+      </w:r>
+      <w:r>
+        <w:rPr>
+          <w:rFonts w:ascii="Times New Roman" w:hAnsi="Times New Roman" w:eastAsia="宋体"/>
+          <w:b w:val="0"/>
+          <w:sz w:val="18"/>
+        </w:rPr>
+        <w:t>。表 3 出自主机 A 的内存阶梯扫描，表 4 出自主机 B 的引擎日志，二者机器不同、实验形态不同、时间不同，互不依赖却指向同一结论：这正是本文所主张的，该计数器度量的是"键是否在场"，与"字节是否免除"之间没有稳定关系。</w:t>
+      </w:r>
+    </w:p>
+    <w:p>
+      <w:pPr>
         <w:spacing w:after="40" w:before="80" w:line="240" w:lineRule="auto"/>
       </w:pPr>
       <w:r>
@@ -4439,7 +5330,7 @@
           <w:b w:val="0"/>
           <w:sz w:val="15"/>
         </w:rPr>
-        <w:t>表 4　驻留配额扫描台账</w:t>
+        <w:t>表 5　驻留配额扫描台账</w:t>
       </w:r>
     </w:p>
     <w:p>
@@ -4453,7 +5344,7 @@
           <w:b w:val="0"/>
           <w:sz w:val="15"/>
         </w:rPr>
-        <w:t>Table 4　Residence-quota scan ledger</w:t>
+        <w:t>Table 5　Residence-quota scan ledger</w:t>
       </w:r>
     </w:p>
     <w:tbl>
@@ -6738,7 +7629,7 @@
           <w:b w:val="0"/>
           <w:sz w:val="18"/>
         </w:rPr>
-        <w:t xml:space="preserve">（4595 请求 / 216.66 GB）归并的 30 次运行构成一组（D4 一行见表 5，台账见图 4）。这 30 次取自该主机的多轮实验，涵盖多个引擎版本与策略设置（逐次运行号见本仓库台账的 </w:t>
+        <w:t xml:space="preserve">（4595 请求 / 216.66 GB）归并的 30 次运行构成一组（D4 一行见表 6，台账见图 4）。这 30 次取自该主机的多轮实验，涵盖多个引擎版本与策略设置（逐次运行号见本仓库台账的 </w:t>
       </w:r>
       <w:r>
         <w:rPr>
@@ -7260,7 +8151,7 @@
           <w:b w:val="0"/>
           <w:sz w:val="15"/>
         </w:rPr>
-        <w:t>表 5　平面分离实例与台账自检</w:t>
+        <w:t>表 6　平面分离实例与台账自检</w:t>
       </w:r>
     </w:p>
     <w:p>
@@ -7274,7 +8165,7 @@
           <w:b w:val="0"/>
           <w:sz w:val="15"/>
         </w:rPr>
-        <w:t>Table 5　Plane-separation instances and ledger self-check</w:t>
+        <w:t>Table 6　Plane-separation instances and ledger self-check</w:t>
       </w:r>
     </w:p>
     <w:tbl>
@@ -7604,7 +8495,7 @@
                 <w:b w:val="0"/>
                 <w:sz w:val="18"/>
               </w:rPr>
-              <w:t>表 3 + 表 4，24 点（主机 A）</w:t>
+              <w:t>表 3 + 表 5，24 点（主机 A）</w:t>
             </w:r>
           </w:p>
         </w:tc>
@@ -7914,7 +8805,7 @@
           <w:b w:val="0"/>
           <w:sz w:val="18"/>
         </w:rPr>
-        <w:t>以本案时间平面 CV = 13.43%（主机 B，30 次同字节口径运行，其中含配置效应，见该节限定）代入，得两个平面的分辨率对照（表 6）：</w:t>
+        <w:t>以本案时间平面 CV = 13.43%（主机 B，30 次同字节口径运行，其中含配置效应，见该节限定）代入，得两个平面的分辨率对照（表 7）：</w:t>
       </w:r>
     </w:p>
     <w:p>
@@ -7928,7 +8819,7 @@
           <w:b w:val="0"/>
           <w:sz w:val="15"/>
         </w:rPr>
-        <w:t>表 6　两个平面的分辨率对照</w:t>
+        <w:t>表 7　两个平面的分辨率对照</w:t>
       </w:r>
     </w:p>
     <w:p>
@@ -7942,7 +8833,7 @@
           <w:b w:val="0"/>
           <w:sz w:val="15"/>
         </w:rPr>
-        <w:t>Table 6　Resolution contrast between the two planes</w:t>
+        <w:t>Table 7　Resolution contrast between the two planes</w:t>
       </w:r>
     </w:p>
     <w:tbl>
@@ -8485,7 +9376,7 @@
           <w:b w:val="0"/>
           <w:sz w:val="15"/>
         </w:rPr>
-        <w:t>表 7　实测时间与带宽下界之比</w:t>
+        <w:t>表 8　实测时间与带宽下界之比</w:t>
       </w:r>
     </w:p>
     <w:p>
@@ -8499,7 +9390,7 @@
           <w:b w:val="0"/>
           <w:sz w:val="15"/>
         </w:rPr>
-        <w:t>Table 7　Ratio of measured time to the bandwidth lower bound</w:t>
+        <w:t>Table 8　Ratio of measured time to the bandwidth lower bound</w:t>
       </w:r>
     </w:p>
     <w:tbl>
@@ -9155,7 +10046,7 @@
           <w:b w:val="0"/>
           <w:sz w:val="18"/>
         </w:rPr>
-        <w:t>。按相位拆分（表 8，对应表 7 的 D 档）可见暴露集中在专家流。四个配置的实测时间与带宽下界之比并列见图 6。</w:t>
+        <w:t>。按相位拆分（表 9，对应表 7 的 D 档）可见暴露集中在专家流。四个配置的实测时间与带宽下界之比并列见图 6。</w:t>
       </w:r>
     </w:p>
     <w:p>
@@ -9237,7 +10128,7 @@
           <w:b w:val="0"/>
           <w:sz w:val="15"/>
         </w:rPr>
-        <w:t>表 8　各流的相位字节与串行暴露</w:t>
+        <w:t>表 9　各流的相位字节与串行暴露</w:t>
       </w:r>
     </w:p>
     <w:p>
@@ -9251,7 +10142,7 @@
           <w:b w:val="0"/>
           <w:sz w:val="15"/>
         </w:rPr>
-        <w:t>Table 8　Per-phase bytes and serialization exposure by stream</w:t>
+        <w:t>Table 9　Per-phase bytes and serialization exposure by stream</w:t>
       </w:r>
     </w:p>
     <w:tbl>
@@ -9881,7 +10772,7 @@
           <w:b w:val="0"/>
           <w:sz w:val="18"/>
         </w:rPr>
-        <w:t>综合第 3、4、5 章，给出四级验收阶梯（表 9）。逐级通过方可进入下一级；任一级失败即停，不得以更高一级的好看数字覆盖。</w:t>
+        <w:t>综合第 3、4、5 章，给出四级验收阶梯（表 10）。逐级通过方可进入下一级；任一级失败即停，不得以更高一级的好看数字覆盖。</w:t>
       </w:r>
     </w:p>
     <w:p>
@@ -9895,7 +10786,7 @@
           <w:b w:val="0"/>
           <w:sz w:val="15"/>
         </w:rPr>
-        <w:t>表 9　三平面分级验收标准</w:t>
+        <w:t>表 10　三平面分级验收标准</w:t>
       </w:r>
     </w:p>
     <w:p>
@@ -9909,7 +10800,7 @@
           <w:b w:val="0"/>
           <w:sz w:val="15"/>
         </w:rPr>
-        <w:t>Table 9　Tiered acceptance criteria for the three planes</w:t>
+        <w:t>Table 10　Tiered acceptance criteria for the three planes</w:t>
       </w:r>
     </w:p>
     <w:tbl>
@@ -10560,7 +11451,7 @@
           <w:b w:val="0"/>
           <w:sz w:val="18"/>
         </w:rPr>
-        <w:t>3. E → 1 而 L4 比值 ≫ 1 → 字节已达下界，转串行暴露诊断（表 7、表 8）；</w:t>
+        <w:t>3. E → 1 而 L4 比值 ≫ 1 → 字节已达下界，转串行暴露诊断（表 8、表 9）；</w:t>
       </w:r>
     </w:p>
     <w:p>
@@ -10622,7 +11513,7 @@
           <w:b w:val="0"/>
           <w:sz w:val="18"/>
         </w:rPr>
-        <w:t xml:space="preserve"> 全部数字来自两个引擎版本序列与两台主机：主机 A（EPYC 7763，228 GiB，3.2 GB/s NVMe 源层，N = 8 冷启动）承载表 3、表 4 与恒等式核验；主机 B（Hygon 8 核 / 56 GB，机械慢盘 + NVMe，WSL2，1 提示 + 3 生成词元）承载重复运行、策略四臂与表 7、表 8。两台的源层物理层、内存量级与并发上限都不同，因此</w:t>
+        <w:t xml:space="preserve"> 全部数字来自两个引擎版本序列与两台主机：主机 A（EPYC 7763，228 GiB，3.2 GB/s NVMe 源层，N = 8 冷启动）承载表 3、表 4 与恒等式核验；主机 B（Hygon 8 核 / 56 GB，机械慢盘 + NVMe，WSL2，1 提示 + 3 生成词元）承载重复运行、策略四臂与表 8、表 9。两台的源层物理层、内存量级与并发上限都不同，因此</w:t>
       </w:r>
       <w:r>
         <w:rPr>

--- a/papers/提交稿-命中率通胀三平面分离.docx
+++ b/papers/提交稿-命中率通胀三平面分离.docx
@@ -398,7 +398,7 @@
           <w:b w:val="0"/>
           <w:sz w:val="18"/>
         </w:rPr>
-        <w:t>。以功效分析给出三个平面各自的最小可检测效应（MDE），并用一组真实的策略对照量化"用错平面的代价"：字节平面 3 次运行确证 1.278% 的效应，时间平面需约 13 300 次运行（约 1 000 机时），样本量比约 4 400 倍（表 7）。</w:t>
+        <w:t>。以功效分析给出三个平面各自的最小可检测效应（MDE），并用一组真实的策略对照量化"用错平面的代价"：字节平面 3 次运行确证 1.278% 的效应，时间平面需约 13 300 次运行（约 1 000 机时），样本量比约 4 400 倍（表 8）。</w:t>
       </w:r>
     </w:p>
     <w:p>
@@ -2587,7 +2587,7 @@
           <w:b w:val="0"/>
           <w:sz w:val="18"/>
         </w:rPr>
-        <w:t xml:space="preserve"> 选择 MoE 因其权重流在带宽受限主机上占端到端的主导份额（本案专家流占 79.6%，表 9），是度量分离最容易显形的负载，不代表框架仅适用于 MoE。每词元专家理论全量载入 B_full(1) = 92 层 × 16 专家 × 17.55 MB = 25.83 GB。</w:t>
+        <w:t xml:space="preserve"> 选择 MoE 因其权重流在带宽受限主机上占端到端的主导份额（本案专家流占 79.6%，表 10），是度量分离最容易显形的负载，不代表框架仅适用于 MoE。每词元专家理论全量载入 B_full(1) = 92 层 × 16 专家 × 17.55 MB = 25.83 GB。</w:t>
       </w:r>
     </w:p>
     <w:p>
@@ -8188,16 +8188,16 @@
         <w:tblLayout w:type="fixed"/>
       </w:tblPr>
       <w:tblGrid>
-        <w:gridCol w:w="639"/>
-        <w:gridCol w:w="1241"/>
-        <w:gridCol w:w="1205"/>
-        <w:gridCol w:w="865"/>
-        <w:gridCol w:w="925"/>
+        <w:gridCol w:w="646"/>
+        <w:gridCol w:w="1138"/>
+        <w:gridCol w:w="1231"/>
+        <w:gridCol w:w="897"/>
+        <w:gridCol w:w="963"/>
       </w:tblGrid>
       <w:tr>
         <w:tc>
           <w:tcPr>
-            <w:tcW w:type="dxa" w:w="639"/>
+            <w:tcW w:type="dxa" w:w="646"/>
             <w:tcBorders>
               <w:bottom w:val="single" w:sz="6" w:space="0" w:color="000000"/>
             </w:tcBorders>
@@ -8219,7 +8219,7 @@
         </w:tc>
         <w:tc>
           <w:tcPr>
-            <w:tcW w:type="dxa" w:w="1241"/>
+            <w:tcW w:type="dxa" w:w="1138"/>
             <w:tcBorders>
               <w:bottom w:val="single" w:sz="6" w:space="0" w:color="000000"/>
             </w:tcBorders>
@@ -8241,7 +8241,7 @@
         </w:tc>
         <w:tc>
           <w:tcPr>
-            <w:tcW w:type="dxa" w:w="1205"/>
+            <w:tcW w:type="dxa" w:w="1231"/>
             <w:tcBorders>
               <w:bottom w:val="single" w:sz="6" w:space="0" w:color="000000"/>
             </w:tcBorders>
@@ -8263,7 +8263,7 @@
         </w:tc>
         <w:tc>
           <w:tcPr>
-            <w:tcW w:type="dxa" w:w="865"/>
+            <w:tcW w:type="dxa" w:w="897"/>
             <w:tcBorders>
               <w:bottom w:val="single" w:sz="6" w:space="0" w:color="000000"/>
             </w:tcBorders>
@@ -8285,7 +8285,7 @@
         </w:tc>
         <w:tc>
           <w:tcPr>
-            <w:tcW w:type="dxa" w:w="925"/>
+            <w:tcW w:type="dxa" w:w="963"/>
             <w:tcBorders>
               <w:bottom w:val="single" w:sz="6" w:space="0" w:color="000000"/>
             </w:tcBorders>
@@ -8309,7 +8309,7 @@
       <w:tr>
         <w:tc>
           <w:tcPr>
-            <w:tcW w:type="dxa" w:w="639"/>
+            <w:tcW w:type="dxa" w:w="646"/>
           </w:tcPr>
           <w:p>
             <w:pPr>
@@ -8328,7 +8328,7 @@
         </w:tc>
         <w:tc>
           <w:tcPr>
-            <w:tcW w:type="dxa" w:w="1241"/>
+            <w:tcW w:type="dxa" w:w="1138"/>
           </w:tcPr>
           <w:p>
             <w:pPr>
@@ -8347,7 +8347,7 @@
         </w:tc>
         <w:tc>
           <w:tcPr>
-            <w:tcW w:type="dxa" w:w="1205"/>
+            <w:tcW w:type="dxa" w:w="1231"/>
           </w:tcPr>
           <w:p>
             <w:pPr>
@@ -8366,7 +8366,7 @@
         </w:tc>
         <w:tc>
           <w:tcPr>
-            <w:tcW w:type="dxa" w:w="865"/>
+            <w:tcW w:type="dxa" w:w="897"/>
           </w:tcPr>
           <w:p>
             <w:pPr>
@@ -8385,7 +8385,7 @@
         </w:tc>
         <w:tc>
           <w:tcPr>
-            <w:tcW w:type="dxa" w:w="925"/>
+            <w:tcW w:type="dxa" w:w="963"/>
           </w:tcPr>
           <w:p>
             <w:pPr>
@@ -8406,7 +8406,7 @@
       <w:tr>
         <w:tc>
           <w:tcPr>
-            <w:tcW w:type="dxa" w:w="639"/>
+            <w:tcW w:type="dxa" w:w="646"/>
           </w:tcPr>
           <w:p>
             <w:pPr>
@@ -8425,7 +8425,7 @@
         </w:tc>
         <w:tc>
           <w:tcPr>
-            <w:tcW w:type="dxa" w:w="1241"/>
+            <w:tcW w:type="dxa" w:w="1138"/>
           </w:tcPr>
           <w:p>
             <w:pPr>
@@ -8444,7 +8444,7 @@
         </w:tc>
         <w:tc>
           <w:tcPr>
-            <w:tcW w:type="dxa" w:w="1205"/>
+            <w:tcW w:type="dxa" w:w="1231"/>
           </w:tcPr>
           <w:p>
             <w:pPr>
@@ -8463,7 +8463,7 @@
         </w:tc>
         <w:tc>
           <w:tcPr>
-            <w:tcW w:type="dxa" w:w="865"/>
+            <w:tcW w:type="dxa" w:w="897"/>
           </w:tcPr>
           <w:p>
             <w:pPr>
@@ -8482,7 +8482,7 @@
         </w:tc>
         <w:tc>
           <w:tcPr>
-            <w:tcW w:type="dxa" w:w="925"/>
+            <w:tcW w:type="dxa" w:w="963"/>
           </w:tcPr>
           <w:p>
             <w:pPr>
@@ -8503,7 +8503,7 @@
       <w:tr>
         <w:tc>
           <w:tcPr>
-            <w:tcW w:type="dxa" w:w="639"/>
+            <w:tcW w:type="dxa" w:w="646"/>
           </w:tcPr>
           <w:p>
             <w:pPr>
@@ -8522,7 +8522,7 @@
         </w:tc>
         <w:tc>
           <w:tcPr>
-            <w:tcW w:type="dxa" w:w="1241"/>
+            <w:tcW w:type="dxa" w:w="1138"/>
           </w:tcPr>
           <w:p>
             <w:pPr>
@@ -8535,13 +8535,13 @@
                 <w:b w:val="0"/>
                 <w:sz w:val="18"/>
               </w:rPr>
-              <w:t>请求（表 4 未采集该字段；同批阶梯台账中它恒为 100%）</w:t>
+              <w:t>请求（两臂均为 100%）</w:t>
             </w:r>
           </w:p>
         </w:tc>
         <w:tc>
           <w:tcPr>
-            <w:tcW w:type="dxa" w:w="1205"/>
+            <w:tcW w:type="dxa" w:w="1231"/>
           </w:tcPr>
           <w:p>
             <w:pPr>
@@ -8554,13 +8554,13 @@
                 <w:b w:val="0"/>
                 <w:sz w:val="18"/>
               </w:rPr>
-              <w:t>字节 +78.6%；时间端点差 −40.8%（单样本，未确证）</w:t>
+              <w:t>字节 −23.8%；时间 +41.9%</w:t>
             </w:r>
           </w:p>
         </w:tc>
         <w:tc>
           <w:tcPr>
-            <w:tcW w:type="dxa" w:w="865"/>
+            <w:tcW w:type="dxa" w:w="897"/>
           </w:tcPr>
           <w:p>
             <w:pPr>
@@ -8579,7 +8579,7 @@
         </w:tc>
         <w:tc>
           <w:tcPr>
-            <w:tcW w:type="dxa" w:w="925"/>
+            <w:tcW w:type="dxa" w:w="963"/>
           </w:tcPr>
           <w:p>
             <w:pPr>
@@ -8592,7 +8592,7 @@
                 <w:b w:val="0"/>
                 <w:sz w:val="18"/>
               </w:rPr>
-              <w:t>表 4（主机 A）</w:t>
+              <w:t>v34 交错配对，主机 B</w:t>
             </w:r>
           </w:p>
         </w:tc>
@@ -8600,7 +8600,7 @@
       <w:tr>
         <w:tc>
           <w:tcPr>
-            <w:tcW w:type="dxa" w:w="639"/>
+            <w:tcW w:type="dxa" w:w="646"/>
           </w:tcPr>
           <w:p>
             <w:pPr>
@@ -8619,7 +8619,7 @@
         </w:tc>
         <w:tc>
           <w:tcPr>
-            <w:tcW w:type="dxa" w:w="1241"/>
+            <w:tcW w:type="dxa" w:w="1138"/>
           </w:tcPr>
           <w:p>
             <w:pPr>
@@ -8638,7 +8638,7 @@
         </w:tc>
         <w:tc>
           <w:tcPr>
-            <w:tcW w:type="dxa" w:w="1205"/>
+            <w:tcW w:type="dxa" w:w="1231"/>
           </w:tcPr>
           <w:p>
             <w:pPr>
@@ -8657,7 +8657,7 @@
         </w:tc>
         <w:tc>
           <w:tcPr>
-            <w:tcW w:type="dxa" w:w="865"/>
+            <w:tcW w:type="dxa" w:w="897"/>
           </w:tcPr>
           <w:p>
             <w:pPr>
@@ -8676,7 +8676,7 @@
         </w:tc>
         <w:tc>
           <w:tcPr>
-            <w:tcW w:type="dxa" w:w="925"/>
+            <w:tcW w:type="dxa" w:w="963"/>
           </w:tcPr>
           <w:p>
             <w:pPr>
@@ -8699,6 +8699,700 @@
       <w:pPr>
         <w:spacing w:after="40" w:line="276" w:lineRule="auto"/>
         <w:ind w:firstLine="360"/>
+        <w:sectPr>
+          <w:type w:val="continuous"/>
+          <w:pgSz w:w="11906" w:h="16838"/>
+          <w:pgMar w:top="1020" w:right="907" w:bottom="1020" w:left="907" w:header="720" w:footer="720" w:gutter="0"/>
+          <w:cols w:space="340" w:num="2" w:equalWidth="1"/>
+          <w:docGrid w:linePitch="360"/>
+        </w:sectPr>
+      </w:pPr>
+      <w:r>
+        <w:rPr>
+          <w:rFonts w:ascii="Times New Roman" w:hAnsi="Times New Roman" w:eastAsia="宋体"/>
+          <w:b/>
+          <w:sz w:val="18"/>
+        </w:rPr>
+        <w:t>D3 实例：同一台主机上字节与时间反向移动。</w:t>
+      </w:r>
+      <w:r>
+        <w:rPr>
+          <w:rFonts w:ascii="Times New Roman" w:hAnsi="Times New Roman" w:eastAsia="宋体"/>
+          <w:b w:val="0"/>
+          <w:sz w:val="18"/>
+        </w:rPr>
+        <w:t xml:space="preserve"> 表 6 的 D3 要求两个平面在同一资源变更下反向。主机 A 的配额扫描给出该方向，但只有端点单样本，未作确认。主机 B 的 </w:t>
+      </w:r>
+      <w:r>
+        <w:rPr>
+          <w:rFonts w:ascii="Consolas" w:hAnsi="Consolas"/>
+          <w:color w:val="000080"/>
+          <w:sz w:val="18"/>
+        </w:rPr>
+        <w:t>v34</w:t>
+      </w:r>
+      <w:r>
+        <w:rPr>
+          <w:rFonts w:ascii="Times New Roman" w:hAnsi="Times New Roman" w:eastAsia="宋体"/>
+          <w:b w:val="0"/>
+          <w:sz w:val="18"/>
+        </w:rPr>
+        <w:t xml:space="preserve"> 以交错配对重做了同一比较：两臂各三轮、交替进行、每轮间静置，即存储测量规程所要求的配对设计。两臂只改分配，主干与专家缓存互换：</w:t>
+      </w:r>
+    </w:p>
+    <w:p>
+      <w:pPr>
+        <w:spacing w:before="80" w:after="20"/>
+        <w:jc w:val="center"/>
+      </w:pPr>
+      <w:r>
+        <w:rPr>
+          <w:rFonts w:ascii="Times New Roman" w:hAnsi="Times New Roman" w:eastAsia="宋体"/>
+          <w:b w:val="0"/>
+          <w:sz w:val="15"/>
+        </w:rPr>
+        <w:t>表 7　同一主机上字节与时间反向移动（v34 交错配对，三轮）</w:t>
+      </w:r>
+    </w:p>
+    <w:p>
+      <w:pPr>
+        <w:spacing w:before="80" w:after="20"/>
+        <w:jc w:val="center"/>
+      </w:pPr>
+      <w:r>
+        <w:rPr>
+          <w:rFonts w:ascii="Times New Roman" w:hAnsi="Times New Roman" w:eastAsia="Times New Roman"/>
+          <w:b w:val="0"/>
+          <w:sz w:val="15"/>
+        </w:rPr>
+        <w:t>Table 7</w:t>
+        <w:tab/>
+        <w:t>Bytes and wall-clock moving in opposite directions on one host (v34 interleaved, three rounds)</w:t>
+      </w:r>
+    </w:p>
+    <w:tbl>
+      <w:tblPr>
+        <w:tblStyle w:val="TableGrid"/>
+        <w:tblW w:type="auto" w:w="0"/>
+        <w:jc w:val="center"/>
+        <w:tblLook w:firstColumn="1" w:firstRow="1" w:lastColumn="0" w:lastRow="0" w:noHBand="0" w:noVBand="1" w:val="04A0"/>
+        <w:tblBorders>
+          <w:top w:val="single" w:sz="12" w:space="0" w:color="000000"/>
+          <w:bottom w:val="single" w:sz="12" w:space="0" w:color="000000"/>
+          <w:left w:val="none" w:sz="0" w:color="auto"/>
+          <w:right w:val="none" w:sz="0" w:color="auto"/>
+          <w:insideH w:val="none" w:sz="0" w:color="auto"/>
+          <w:insideV w:val="none" w:sz="0" w:color="auto"/>
+        </w:tblBorders>
+        <w:tblCellMar>
+          <w:left w:w="40" w:type="dxa"/>
+          <w:right w:w="40" w:type="dxa"/>
+        </w:tblCellMar>
+        <w:tblLayout w:type="fixed"/>
+      </w:tblPr>
+      <w:tblGrid>
+        <w:gridCol w:w="927"/>
+        <w:gridCol w:w="939"/>
+        <w:gridCol w:w="1104"/>
+        <w:gridCol w:w="1133"/>
+        <w:gridCol w:w="927"/>
+        <w:gridCol w:w="1228"/>
+        <w:gridCol w:w="1396"/>
+      </w:tblGrid>
+      <w:tr>
+        <w:tc>
+          <w:tcPr>
+            <w:tcW w:type="dxa" w:w="927"/>
+            <w:tcBorders>
+              <w:bottom w:val="single" w:sz="6" w:space="0" w:color="000000"/>
+            </w:tcBorders>
+          </w:tcPr>
+          <w:p>
+            <w:pPr>
+              <w:spacing w:after="0" w:before="0" w:line="240" w:lineRule="auto"/>
+            </w:pPr>
+            <w:r/>
+            <w:r>
+              <w:rPr>
+                <w:rFonts w:ascii="Times New Roman" w:hAnsi="Times New Roman" w:eastAsia="黑体"/>
+                <w:b/>
+                <w:sz w:val="18"/>
+              </w:rPr>
+              <w:t>臂</w:t>
+            </w:r>
+          </w:p>
+        </w:tc>
+        <w:tc>
+          <w:tcPr>
+            <w:tcW w:type="dxa" w:w="939"/>
+            <w:tcBorders>
+              <w:bottom w:val="single" w:sz="6" w:space="0" w:color="000000"/>
+            </w:tcBorders>
+          </w:tcPr>
+          <w:p>
+            <w:pPr>
+              <w:spacing w:after="0" w:before="0" w:line="240" w:lineRule="auto"/>
+            </w:pPr>
+            <w:r/>
+            <w:r>
+              <w:rPr>
+                <w:rFonts w:ascii="Times New Roman" w:hAnsi="Times New Roman" w:eastAsia="黑体"/>
+                <w:b/>
+                <w:sz w:val="18"/>
+              </w:rPr>
+              <w:t>主干/GB</w:t>
+            </w:r>
+          </w:p>
+        </w:tc>
+        <w:tc>
+          <w:tcPr>
+            <w:tcW w:type="dxa" w:w="1104"/>
+            <w:tcBorders>
+              <w:bottom w:val="single" w:sz="6" w:space="0" w:color="000000"/>
+            </w:tcBorders>
+          </w:tcPr>
+          <w:p>
+            <w:pPr>
+              <w:spacing w:after="0" w:before="0" w:line="240" w:lineRule="auto"/>
+            </w:pPr>
+            <w:r/>
+            <w:r>
+              <w:rPr>
+                <w:rFonts w:ascii="Times New Roman" w:hAnsi="Times New Roman" w:eastAsia="黑体"/>
+                <w:b/>
+                <w:sz w:val="18"/>
+              </w:rPr>
+              <w:t>专家缓存/GB</w:t>
+            </w:r>
+          </w:p>
+        </w:tc>
+        <w:tc>
+          <w:tcPr>
+            <w:tcW w:type="dxa" w:w="1133"/>
+            <w:tcBorders>
+              <w:bottom w:val="single" w:sz="6" w:space="0" w:color="000000"/>
+            </w:tcBorders>
+          </w:tcPr>
+          <w:p>
+            <w:pPr>
+              <w:spacing w:after="0" w:before="0" w:line="240" w:lineRule="auto"/>
+            </w:pPr>
+            <w:r/>
+            <w:r>
+              <w:rPr>
+                <w:rFonts w:ascii="Times New Roman" w:hAnsi="Times New Roman" w:eastAsia="黑体"/>
+                <w:b/>
+                <w:sz w:val="18"/>
+              </w:rPr>
+              <w:t>命中 I/O/GB</w:t>
+            </w:r>
+          </w:p>
+        </w:tc>
+        <w:tc>
+          <w:tcPr>
+            <w:tcW w:type="dxa" w:w="927"/>
+            <w:tcBorders>
+              <w:bottom w:val="single" w:sz="6" w:space="0" w:color="000000"/>
+            </w:tcBorders>
+          </w:tcPr>
+          <w:p>
+            <w:pPr>
+              <w:spacing w:after="0" w:before="0" w:line="240" w:lineRule="auto"/>
+            </w:pPr>
+            <w:r/>
+            <w:r>
+              <w:rPr>
+                <w:rFonts w:ascii="Times New Roman" w:hAnsi="Times New Roman" w:eastAsia="黑体"/>
+                <w:b/>
+                <w:sz w:val="18"/>
+              </w:rPr>
+              <w:t>s/词元</w:t>
+            </w:r>
+          </w:p>
+        </w:tc>
+        <w:tc>
+          <w:tcPr>
+            <w:tcW w:type="dxa" w:w="1228"/>
+            <w:tcBorders>
+              <w:bottom w:val="single" w:sz="6" w:space="0" w:color="000000"/>
+            </w:tcBorders>
+          </w:tcPr>
+          <w:p>
+            <w:pPr>
+              <w:spacing w:after="0" w:before="0" w:line="240" w:lineRule="auto"/>
+            </w:pPr>
+            <w:r/>
+            <w:r>
+              <w:rPr>
+                <w:rFonts w:ascii="Times New Roman" w:hAnsi="Times New Roman" w:eastAsia="黑体"/>
+                <w:b/>
+                <w:sz w:val="18"/>
+              </w:rPr>
+              <w:t>自报请求命中率</w:t>
+            </w:r>
+          </w:p>
+        </w:tc>
+        <w:tc>
+          <w:tcPr>
+            <w:tcW w:type="dxa" w:w="1396"/>
+            <w:tcBorders>
+              <w:bottom w:val="single" w:sz="6" w:space="0" w:color="000000"/>
+            </w:tcBorders>
+          </w:tcPr>
+          <w:p>
+            <w:pPr>
+              <w:spacing w:after="0" w:before="0" w:line="240" w:lineRule="auto"/>
+            </w:pPr>
+            <w:r/>
+            <w:r>
+              <w:rPr>
+                <w:rFonts w:ascii="Times New Roman" w:hAnsi="Times New Roman" w:eastAsia="黑体"/>
+                <w:b/>
+                <w:sz w:val="18"/>
+              </w:rPr>
+              <w:t>TRUE resident</w:t>
+            </w:r>
+          </w:p>
+        </w:tc>
+      </w:tr>
+      <w:tr>
+        <w:tc>
+          <w:tcPr>
+            <w:tcW w:type="dxa" w:w="927"/>
+          </w:tcPr>
+          <w:p>
+            <w:pPr>
+              <w:spacing w:after="0" w:before="0" w:line="240" w:lineRule="auto"/>
+            </w:pPr>
+            <w:r/>
+            <w:r>
+              <w:rPr>
+                <w:rFonts w:ascii="Times New Roman" w:hAnsi="Times New Roman" w:eastAsia="宋体"/>
+                <w:b w:val="0"/>
+                <w:sz w:val="18"/>
+              </w:rPr>
+              <w:t>t32c15</w:t>
+            </w:r>
+          </w:p>
+        </w:tc>
+        <w:tc>
+          <w:tcPr>
+            <w:tcW w:type="dxa" w:w="939"/>
+          </w:tcPr>
+          <w:p>
+            <w:pPr>
+              <w:spacing w:after="0" w:before="0" w:line="240" w:lineRule="auto"/>
+            </w:pPr>
+            <w:r/>
+            <w:r>
+              <w:rPr>
+                <w:rFonts w:ascii="Times New Roman" w:hAnsi="Times New Roman" w:eastAsia="宋体"/>
+                <w:b w:val="0"/>
+                <w:sz w:val="18"/>
+              </w:rPr>
+              <w:t>32</w:t>
+            </w:r>
+          </w:p>
+        </w:tc>
+        <w:tc>
+          <w:tcPr>
+            <w:tcW w:type="dxa" w:w="1104"/>
+          </w:tcPr>
+          <w:p>
+            <w:pPr>
+              <w:spacing w:after="0" w:before="0" w:line="240" w:lineRule="auto"/>
+            </w:pPr>
+            <w:r/>
+            <w:r>
+              <w:rPr>
+                <w:rFonts w:ascii="Times New Roman" w:hAnsi="Times New Roman" w:eastAsia="宋体"/>
+                <w:b w:val="0"/>
+                <w:sz w:val="18"/>
+              </w:rPr>
+              <w:t>15.00</w:t>
+            </w:r>
+          </w:p>
+        </w:tc>
+        <w:tc>
+          <w:tcPr>
+            <w:tcW w:type="dxa" w:w="1133"/>
+          </w:tcPr>
+          <w:p>
+            <w:pPr>
+              <w:spacing w:after="0" w:before="0" w:line="240" w:lineRule="auto"/>
+            </w:pPr>
+            <w:r/>
+            <w:r>
+              <w:rPr>
+                <w:rFonts w:ascii="Times New Roman" w:hAnsi="Times New Roman" w:eastAsia="宋体"/>
+                <w:b w:val="0"/>
+                <w:sz w:val="18"/>
+              </w:rPr>
+              <w:t>179.74</w:t>
+            </w:r>
+          </w:p>
+        </w:tc>
+        <w:tc>
+          <w:tcPr>
+            <w:tcW w:type="dxa" w:w="927"/>
+          </w:tcPr>
+          <w:p>
+            <w:pPr>
+              <w:spacing w:after="0" w:before="0" w:line="240" w:lineRule="auto"/>
+            </w:pPr>
+            <w:r/>
+            <w:r>
+              <w:rPr>
+                <w:rFonts w:ascii="Times New Roman" w:hAnsi="Times New Roman" w:eastAsia="宋体"/>
+                <w:b w:val="0"/>
+                <w:sz w:val="18"/>
+              </w:rPr>
+              <w:t>72.03</w:t>
+            </w:r>
+          </w:p>
+        </w:tc>
+        <w:tc>
+          <w:tcPr>
+            <w:tcW w:type="dxa" w:w="1228"/>
+          </w:tcPr>
+          <w:p>
+            <w:pPr>
+              <w:spacing w:after="0" w:before="0" w:line="240" w:lineRule="auto"/>
+            </w:pPr>
+            <w:r/>
+            <w:r>
+              <w:rPr>
+                <w:rFonts w:ascii="Times New Roman" w:hAnsi="Times New Roman" w:eastAsia="宋体"/>
+                <w:b w:val="0"/>
+                <w:sz w:val="18"/>
+              </w:rPr>
+              <w:t>100%</w:t>
+            </w:r>
+          </w:p>
+        </w:tc>
+        <w:tc>
+          <w:tcPr>
+            <w:tcW w:type="dxa" w:w="1396"/>
+          </w:tcPr>
+          <w:p>
+            <w:pPr>
+              <w:spacing w:after="0" w:before="0" w:line="240" w:lineRule="auto"/>
+            </w:pPr>
+            <w:r/>
+            <w:r>
+              <w:rPr>
+                <w:rFonts w:ascii="Times New Roman" w:hAnsi="Times New Roman" w:eastAsia="宋体"/>
+                <w:b w:val="0"/>
+                <w:sz w:val="18"/>
+              </w:rPr>
+              <w:t>18.61%</w:t>
+            </w:r>
+          </w:p>
+        </w:tc>
+      </w:tr>
+      <w:tr>
+        <w:tc>
+          <w:tcPr>
+            <w:tcW w:type="dxa" w:w="927"/>
+          </w:tcPr>
+          <w:p>
+            <w:pPr>
+              <w:spacing w:after="0" w:before="0" w:line="240" w:lineRule="auto"/>
+            </w:pPr>
+            <w:r/>
+            <w:r>
+              <w:rPr>
+                <w:rFonts w:ascii="Times New Roman" w:hAnsi="Times New Roman" w:eastAsia="宋体"/>
+                <w:b w:val="0"/>
+                <w:sz w:val="18"/>
+              </w:rPr>
+              <w:t>t6c40</w:t>
+            </w:r>
+          </w:p>
+        </w:tc>
+        <w:tc>
+          <w:tcPr>
+            <w:tcW w:type="dxa" w:w="939"/>
+          </w:tcPr>
+          <w:p>
+            <w:pPr>
+              <w:spacing w:after="0" w:before="0" w:line="240" w:lineRule="auto"/>
+            </w:pPr>
+            <w:r/>
+            <w:r>
+              <w:rPr>
+                <w:rFonts w:ascii="Times New Roman" w:hAnsi="Times New Roman" w:eastAsia="宋体"/>
+                <w:b w:val="0"/>
+                <w:sz w:val="18"/>
+              </w:rPr>
+              <w:t>6</w:t>
+            </w:r>
+          </w:p>
+        </w:tc>
+        <w:tc>
+          <w:tcPr>
+            <w:tcW w:type="dxa" w:w="1104"/>
+          </w:tcPr>
+          <w:p>
+            <w:pPr>
+              <w:spacing w:after="0" w:before="0" w:line="240" w:lineRule="auto"/>
+            </w:pPr>
+            <w:r/>
+            <w:r>
+              <w:rPr>
+                <w:rFonts w:ascii="Times New Roman" w:hAnsi="Times New Roman" w:eastAsia="宋体"/>
+                <w:b w:val="0"/>
+                <w:sz w:val="18"/>
+              </w:rPr>
+              <w:t>39.99</w:t>
+            </w:r>
+          </w:p>
+        </w:tc>
+        <w:tc>
+          <w:tcPr>
+            <w:tcW w:type="dxa" w:w="1133"/>
+          </w:tcPr>
+          <w:p>
+            <w:pPr>
+              <w:spacing w:after="0" w:before="0" w:line="240" w:lineRule="auto"/>
+            </w:pPr>
+            <w:r/>
+            <w:r>
+              <w:rPr>
+                <w:rFonts w:ascii="Times New Roman" w:hAnsi="Times New Roman" w:eastAsia="宋体"/>
+                <w:b w:val="0"/>
+                <w:sz w:val="18"/>
+              </w:rPr>
+              <w:t>136.97</w:t>
+            </w:r>
+          </w:p>
+        </w:tc>
+        <w:tc>
+          <w:tcPr>
+            <w:tcW w:type="dxa" w:w="927"/>
+          </w:tcPr>
+          <w:p>
+            <w:pPr>
+              <w:spacing w:after="0" w:before="0" w:line="240" w:lineRule="auto"/>
+            </w:pPr>
+            <w:r/>
+            <w:r>
+              <w:rPr>
+                <w:rFonts w:ascii="Times New Roman" w:hAnsi="Times New Roman" w:eastAsia="宋体"/>
+                <w:b w:val="0"/>
+                <w:sz w:val="18"/>
+              </w:rPr>
+              <w:t>103.45</w:t>
+            </w:r>
+          </w:p>
+        </w:tc>
+        <w:tc>
+          <w:tcPr>
+            <w:tcW w:type="dxa" w:w="1228"/>
+          </w:tcPr>
+          <w:p>
+            <w:pPr>
+              <w:spacing w:after="0" w:before="0" w:line="240" w:lineRule="auto"/>
+            </w:pPr>
+            <w:r/>
+            <w:r>
+              <w:rPr>
+                <w:rFonts w:ascii="Times New Roman" w:hAnsi="Times New Roman" w:eastAsia="宋体"/>
+                <w:b w:val="0"/>
+                <w:sz w:val="18"/>
+              </w:rPr>
+              <w:t>100%</w:t>
+            </w:r>
+          </w:p>
+        </w:tc>
+        <w:tc>
+          <w:tcPr>
+            <w:tcW w:type="dxa" w:w="1396"/>
+          </w:tcPr>
+          <w:p>
+            <w:pPr>
+              <w:spacing w:after="0" w:before="0" w:line="240" w:lineRule="auto"/>
+            </w:pPr>
+            <w:r/>
+            <w:r>
+              <w:rPr>
+                <w:rFonts w:ascii="Times New Roman" w:hAnsi="Times New Roman" w:eastAsia="宋体"/>
+                <w:b w:val="0"/>
+                <w:sz w:val="18"/>
+              </w:rPr>
+              <w:t>43.00%</w:t>
+            </w:r>
+          </w:p>
+        </w:tc>
+      </w:tr>
+    </w:tbl>
+    <w:p>
+      <w:pPr>
+        <w:spacing w:before="0" w:after="0" w:line="240" w:lineRule="auto"/>
+        <w:rPr>
+          <w:sz w:val="2"/>
+        </w:rPr>
+        <w:sectPr>
+          <w:type w:val="continuous"/>
+          <w:pgSz w:w="11906" w:h="16838"/>
+          <w:pgMar w:top="1020" w:right="907" w:bottom="1020" w:left="907" w:header="720" w:footer="720" w:gutter="0"/>
+          <w:cols w:space="0" w:num="1" w:equalWidth="1"/>
+          <w:docGrid w:linePitch="360"/>
+        </w:sectPr>
+      </w:pPr>
+    </w:p>
+    <w:p>
+      <w:pPr>
+        <w:spacing w:after="40" w:line="276" w:lineRule="auto"/>
+        <w:ind w:firstLine="360"/>
+      </w:pPr>
+      <w:r>
+        <w:rPr>
+          <w:rFonts w:ascii="Times New Roman" w:hAnsi="Times New Roman" w:eastAsia="宋体"/>
+          <w:b/>
+          <w:sz w:val="18"/>
+        </w:rPr>
+        <w:t>把专家缓存从 15 GB 提到 40 GB，命中 I/O 减少 23.8%，而每词元耗时增加 41.9%——两个平面方向相反。</w:t>
+      </w:r>
+      <w:r>
+        <w:rPr>
+          <w:rFonts w:ascii="Times New Roman" w:hAnsi="Times New Roman" w:eastAsia="宋体"/>
+          <w:b w:val="0"/>
+          <w:sz w:val="18"/>
+        </w:rPr>
+        <w:t xml:space="preserve"> 逐轮配对差为字节 −23.8%/−23.8%/−23.8%、时间 +41.9%/+52.1%/+31.4%：</w:t>
+      </w:r>
+      <w:r>
+        <w:rPr>
+          <w:rFonts w:ascii="Times New Roman" w:hAnsi="Times New Roman" w:eastAsia="宋体"/>
+          <w:b/>
+          <w:sz w:val="18"/>
+        </w:rPr>
+        <w:t>三轮符号一致，无一轮翻转</w:t>
+      </w:r>
+      <w:r>
+        <w:rPr>
+          <w:rFonts w:ascii="Times New Roman" w:hAnsi="Times New Roman" w:eastAsia="宋体"/>
+          <w:b w:val="0"/>
+          <w:sz w:val="18"/>
+        </w:rPr>
+        <w:t>。字节侧三轮逐位相同（179.74/179.72/179.74 对 136.97/136.97/136.97），配对差离散比为 0；时间侧离散比 0.49，低于规程的门槛 1。按规程的判定条件，两项配对差均满足"符号不翻转且离散明显小于效应"，故此处记为</w:t>
+      </w:r>
+      <w:r>
+        <w:rPr>
+          <w:rFonts w:ascii="Times New Roman" w:hAnsi="Times New Roman" w:eastAsia="宋体"/>
+          <w:b/>
+          <w:sz w:val="18"/>
+        </w:rPr>
+        <w:t>方向成立</w:t>
+      </w:r>
+      <w:r>
+        <w:rPr>
+          <w:rFonts w:ascii="Times New Roman" w:hAnsi="Times New Roman" w:eastAsia="宋体"/>
+          <w:b w:val="0"/>
+          <w:sz w:val="18"/>
+        </w:rPr>
+        <w:t xml:space="preserve">，而非"测不出"。同一字节值在 </w:t>
+      </w:r>
+      <w:r>
+        <w:rPr>
+          <w:rFonts w:ascii="Consolas" w:hAnsi="Consolas"/>
+          <w:color w:val="000080"/>
+          <w:sz w:val="18"/>
+        </w:rPr>
+        <w:t>v18</w:t>
+      </w:r>
+      <w:r>
+        <w:rPr>
+          <w:rFonts w:ascii="Times New Roman" w:hAnsi="Times New Roman" w:eastAsia="宋体"/>
+          <w:b w:val="0"/>
+          <w:sz w:val="18"/>
+        </w:rPr>
+        <w:t>、</w:t>
+      </w:r>
+      <w:r>
+        <w:rPr>
+          <w:rFonts w:ascii="Consolas" w:hAnsi="Consolas"/>
+          <w:color w:val="000080"/>
+          <w:sz w:val="18"/>
+        </w:rPr>
+        <w:t>v33</w:t>
+      </w:r>
+      <w:r>
+        <w:rPr>
+          <w:rFonts w:ascii="Times New Roman" w:hAnsi="Times New Roman" w:eastAsia="宋体"/>
+          <w:b w:val="0"/>
+          <w:sz w:val="18"/>
+        </w:rPr>
+        <w:t>、</w:t>
+      </w:r>
+      <w:r>
+        <w:rPr>
+          <w:rFonts w:ascii="Consolas" w:hAnsi="Consolas"/>
+          <w:color w:val="000080"/>
+          <w:sz w:val="18"/>
+        </w:rPr>
+        <w:t>v35</w:t>
+      </w:r>
+      <w:r>
+        <w:rPr>
+          <w:rFonts w:ascii="Times New Roman" w:hAnsi="Times New Roman" w:eastAsia="宋体"/>
+          <w:b w:val="0"/>
+          <w:sz w:val="18"/>
+        </w:rPr>
+        <w:t xml:space="preserve"> 等另几次实验中重复出现，说明该对比不是单轮偶然。</w:t>
+      </w:r>
+    </w:p>
+    <w:p>
+      <w:pPr>
+        <w:spacing w:after="40" w:line="276" w:lineRule="auto"/>
+        <w:ind w:firstLine="360"/>
+      </w:pPr>
+      <w:r>
+        <w:rPr>
+          <w:rFonts w:ascii="Times New Roman" w:hAnsi="Times New Roman" w:eastAsia="宋体"/>
+          <w:b w:val="0"/>
+          <w:sz w:val="18"/>
+        </w:rPr>
+        <w:t>这与 D1 方向相反却不矛盾：D1 是缓存</w:t>
+      </w:r>
+      <w:r>
+        <w:rPr>
+          <w:rFonts w:ascii="Times New Roman" w:hAnsi="Times New Roman" w:eastAsia="宋体"/>
+          <w:b/>
+          <w:sz w:val="18"/>
+        </w:rPr>
+        <w:t>不足</w:t>
+      </w:r>
+      <w:r>
+        <w:rPr>
+          <w:rFonts w:ascii="Times New Roman" w:hAnsi="Times New Roman" w:eastAsia="宋体"/>
+          <w:b w:val="0"/>
+          <w:sz w:val="18"/>
+        </w:rPr>
+        <w:t>时命中不免除字节，此处是缓存</w:t>
+      </w:r>
+      <w:r>
+        <w:rPr>
+          <w:rFonts w:ascii="Times New Roman" w:hAnsi="Times New Roman" w:eastAsia="宋体"/>
+          <w:b/>
+          <w:sz w:val="18"/>
+        </w:rPr>
+        <w:t>充裕</w:t>
+      </w:r>
+      <w:r>
+        <w:rPr>
+          <w:rFonts w:ascii="Times New Roman" w:hAnsi="Times New Roman" w:eastAsia="宋体"/>
+          <w:b w:val="0"/>
+          <w:sz w:val="18"/>
+        </w:rPr>
+        <w:t>时字节下降而时间上升。两者的共同点是请求平面的读数（两臂均为 100%）无法预示另外两个平面的走向。</w:t>
+      </w:r>
+    </w:p>
+    <w:p>
+      <w:pPr>
+        <w:spacing w:after="40" w:line="276" w:lineRule="auto"/>
+        <w:ind w:firstLine="360"/>
       </w:pPr>
       <w:r>
         <w:rPr>
@@ -8805,7 +9499,7 @@
           <w:b w:val="0"/>
           <w:sz w:val="18"/>
         </w:rPr>
-        <w:t>以本案时间平面 CV = 13.43%（主机 B，30 次同字节口径运行，其中含配置效应，见该节限定）代入，得两个平面的分辨率对照（表 7）：</w:t>
+        <w:t>以本案时间平面 CV = 13.43%（主机 B，30 次同字节口径运行，其中含配置效应，见该节限定）代入，得两个平面的分辨率对照（表 8）：</w:t>
       </w:r>
     </w:p>
     <w:p>
@@ -8819,7 +9513,7 @@
           <w:b w:val="0"/>
           <w:sz w:val="15"/>
         </w:rPr>
-        <w:t>表 7　两个平面的分辨率对照</w:t>
+        <w:t>表 8　两个平面的分辨率对照</w:t>
       </w:r>
     </w:p>
     <w:p>
@@ -8833,7 +9527,7 @@
           <w:b w:val="0"/>
           <w:sz w:val="15"/>
         </w:rPr>
-        <w:t>Table 7　Resolution contrast between the two planes</w:t>
+        <w:t>Table 8　Resolution contrast between the two planes</w:t>
       </w:r>
     </w:p>
     <w:tbl>
@@ -9376,7 +10070,7 @@
           <w:b w:val="0"/>
           <w:sz w:val="15"/>
         </w:rPr>
-        <w:t>表 8　实测时间与带宽下界之比</w:t>
+        <w:t>表 9　实测时间与带宽下界之比</w:t>
       </w:r>
     </w:p>
     <w:p>
@@ -9390,7 +10084,7 @@
           <w:b w:val="0"/>
           <w:sz w:val="15"/>
         </w:rPr>
-        <w:t>Table 8　Ratio of measured time to the bandwidth lower bound</w:t>
+        <w:t>Table 9　Ratio of measured time to the bandwidth lower bound</w:t>
       </w:r>
     </w:p>
     <w:tbl>
@@ -10046,7 +10740,7 @@
           <w:b w:val="0"/>
           <w:sz w:val="18"/>
         </w:rPr>
-        <w:t>。按相位拆分（表 9，对应表 7 的 D 档）可见暴露集中在专家流。四个配置的实测时间与带宽下界之比并列见图 6。</w:t>
+        <w:t>。按相位拆分（表 10，对应表 7 的 D 档）可见暴露集中在专家流。四个配置的实测时间与带宽下界之比并列见图 6。</w:t>
       </w:r>
     </w:p>
     <w:p>
@@ -10128,7 +10822,7 @@
           <w:b w:val="0"/>
           <w:sz w:val="15"/>
         </w:rPr>
-        <w:t>表 9　各流的相位字节与串行暴露</w:t>
+        <w:t>表 10　各流的相位字节与串行暴露</w:t>
       </w:r>
     </w:p>
     <w:p>
@@ -10142,7 +10836,7 @@
           <w:b w:val="0"/>
           <w:sz w:val="15"/>
         </w:rPr>
-        <w:t>Table 9　Per-phase bytes and serialization exposure by stream</w:t>
+        <w:t>Table 10　Per-phase bytes and serialization exposure by stream</w:t>
       </w:r>
     </w:p>
     <w:tbl>
@@ -10772,7 +11466,7 @@
           <w:b w:val="0"/>
           <w:sz w:val="18"/>
         </w:rPr>
-        <w:t>综合第 3、4、5 章，给出四级验收阶梯（表 10）。逐级通过方可进入下一级；任一级失败即停，不得以更高一级的好看数字覆盖。</w:t>
+        <w:t>综合第 3、4、5 章，给出四级验收阶梯（表 11）。逐级通过方可进入下一级；任一级失败即停，不得以更高一级的好看数字覆盖。</w:t>
       </w:r>
     </w:p>
     <w:p>
@@ -10786,7 +11480,7 @@
           <w:b w:val="0"/>
           <w:sz w:val="15"/>
         </w:rPr>
-        <w:t>表 10　三平面分级验收标准</w:t>
+        <w:t>表 11　三平面分级验收标准</w:t>
       </w:r>
     </w:p>
     <w:p>
@@ -10800,7 +11494,7 @@
           <w:b w:val="0"/>
           <w:sz w:val="15"/>
         </w:rPr>
-        <w:t>Table 10　Tiered acceptance criteria for the three planes</w:t>
+        <w:t>Table 11　Tiered acceptance criteria for the three planes</w:t>
       </w:r>
     </w:p>
     <w:tbl>
@@ -11451,7 +12145,7 @@
           <w:b w:val="0"/>
           <w:sz w:val="18"/>
         </w:rPr>
-        <w:t>3. E → 1 而 L4 比值 ≫ 1 → 字节已达下界，转串行暴露诊断（表 8、表 9）；</w:t>
+        <w:t>3. E → 1 而 L4 比值 ≫ 1 → 字节已达下界，转串行暴露诊断（表 9、表 10）；</w:t>
       </w:r>
     </w:p>
     <w:p>
@@ -11513,7 +12207,7 @@
           <w:b w:val="0"/>
           <w:sz w:val="18"/>
         </w:rPr>
-        <w:t xml:space="preserve"> 全部数字来自两个引擎版本序列与两台主机：主机 A（EPYC 7763，228 GiB，3.2 GB/s NVMe 源层，N = 8 冷启动）承载表 3、表 4 与恒等式核验；主机 B（Hygon 8 核 / 56 GB，机械慢盘 + NVMe，WSL2，1 提示 + 3 生成词元）承载重复运行、策略四臂与表 8、表 9。两台的源层物理层、内存量级与并发上限都不同，因此</w:t>
+        <w:t xml:space="preserve"> 全部数字来自两个引擎版本序列与两台主机：主机 A（EPYC 7763，228 GiB，3.2 GB/s NVMe 源层，N = 8 冷启动）承载表 3、表 4 与恒等式核验；主机 B（Hygon 8 核 / 56 GB，机械慢盘 + NVMe，WSL2，1 提示 + 3 生成词元）承载重复运行、策略四臂与表 9、表 10。两台的源层物理层、内存量级与并发上限都不同，因此</w:t>
       </w:r>
       <w:r>
         <w:rPr>

--- a/papers/提交稿-命中率通胀三平面分离.docx
+++ b/papers/提交稿-命中率通胀三平面分离.docx
@@ -2446,10 +2446,18 @@
       <w:r>
         <w:rPr>
           <w:rFonts w:ascii="Times New Roman" w:hAnsi="Times New Roman" w:eastAsia="宋体"/>
+          <w:b/>
+          <w:sz w:val="18"/>
+        </w:rPr>
+        <w:t>数据来源与分工</w:t>
+      </w:r>
+      <w:r>
+        <w:rPr>
+          <w:rFonts w:ascii="Times New Roman" w:hAnsi="Times New Roman" w:eastAsia="宋体"/>
           <w:b w:val="0"/>
           <w:sz w:val="18"/>
         </w:rPr>
-        <w:t>由上述差异派生出两条必须写明的口径要点，否则跨表引用会出错：</w:t>
+        <w:t xml:space="preserve">　主机 A 上的实验（表 3、表 5、4.3 节的恒等式核验与 33.1% 噪声底）由项目原作者 FareedKhan-dev 完成，本文引用其测量结果作为对照基准；主机 B 上的实验（表 4、表 7—9、表 11 及图 4—7）由本文完成。按实例划分：D1、D3 与 D4 由主机 B 独立支撑，D2 目前仅有主机 A 的证据。</w:t>
       </w:r>
     </w:p>
     <w:p>
@@ -2463,6 +2471,20 @@
           <w:b w:val="0"/>
           <w:sz w:val="18"/>
         </w:rPr>
+        <w:t>由上述差异派生出两条必须写明的口径要点，否则跨表引用会出错：</w:t>
+      </w:r>
+    </w:p>
+    <w:p>
+      <w:pPr>
+        <w:spacing w:after="40" w:line="276" w:lineRule="auto"/>
+        <w:ind w:firstLine="360"/>
+      </w:pPr>
+      <w:r>
+        <w:rPr>
+          <w:rFonts w:ascii="Times New Roman" w:hAnsi="Times New Roman" w:eastAsia="宋体"/>
+          <w:b w:val="0"/>
+          <w:sz w:val="18"/>
+        </w:rPr>
         <w:t xml:space="preserve">1. </w:t>
       </w:r>
       <w:r>
@@ -2479,7 +2501,7 @@
           <w:b w:val="0"/>
           <w:sz w:val="18"/>
         </w:rPr>
-        <w:t>。表 3、表 4 的"源层读数"取自主机 A 的 NVMe；表 7 中 85 MB/s 的慢盘属主机 B。两表的字节数不得互相代入，本文亦不据此比较两台主机的快慢。</w:t>
+        <w:t>。表 3、表 5 的"源层读数"取自主机 A 的 NVMe；表 9 中 85 MB/s 的慢盘属主机 B。两表的字节数不得互相代入，本文亦不据此比较两台主机的快慢。</w:t>
       </w:r>
     </w:p>
     <w:p>
@@ -10056,7 +10078,7 @@
           <w:b w:val="0"/>
           <w:sz w:val="18"/>
         </w:rPr>
-        <w:t>字节下界给出时间下界：每词元自设备搬 B 字节、设备带宽 W，则用时不低于 B/W；多设备时由瓶颈设备决定（Little 定律[5]、操作分析与平衡作业界[6,7]）。表 7 为主机 B 上四个配置的实测/下界比（该表的 85 MB/s 慢盘与 1.5 GB/s 内存档均属主机 B 的存储层次，不可与表 3、表 4 的主机 A 源层混列）。</w:t>
+        <w:t>字节下界给出时间下界：每词元自设备搬 B 字节、设备带宽 W，则用时不低于 B/W；多设备时由瓶颈设备决定（Little 定律[5]、操作分析与平衡作业界[6,7]）。表 9 为主机 B 上四个配置的实测/下界比（该表的 85 MB/s 慢盘与 1.5 GB/s 内存档均属主机 B 的存储层次，不可与表 3、表 4 的主机 A 源层混列）。</w:t>
       </w:r>
     </w:p>
     <w:p>
@@ -10740,7 +10762,7 @@
           <w:b w:val="0"/>
           <w:sz w:val="18"/>
         </w:rPr>
-        <w:t>。按相位拆分（表 10，对应表 7 的 D 档）可见暴露集中在专家流。四个配置的实测时间与带宽下界之比并列见图 6。</w:t>
+        <w:t>。按相位拆分（表 10，对应表 9 的 D 档）可见暴露集中在专家流。四个配置的实测时间与带宽下界之比并列见图 6。</w:t>
       </w:r>
     </w:p>
     <w:p>
@@ -11439,7 +11461,7 @@
           <w:b w:val="0"/>
           <w:sz w:val="18"/>
         </w:rPr>
-        <w:t>。因此本文的判据不承诺速度收益；速度须由表 7 的比值另行诊断。这一限制与 5.1 节的主张并不矛盾——前者说的是"字节好不代表时间好"，后者说的是"时间差不代表字节差"，两者共同否定了任一平面单独充当验收量的资格。</w:t>
+        <w:t>。因此本文的判据不承诺速度收益；速度须由表 9 的比值另行诊断。这一限制与 5.1 节的主张并不矛盾——前者说的是"字节好不代表时间好"，后者说的是"时间差不代表字节差"，两者共同否定了任一平面单独充当验收量的资格。</w:t>
       </w:r>
     </w:p>
     <w:p>
@@ -12145,7 +12167,7 @@
           <w:b w:val="0"/>
           <w:sz w:val="18"/>
         </w:rPr>
-        <w:t>3. E → 1 而 L4 比值 ≫ 1 → 字节已达下界，转串行暴露诊断（表 9、表 10）；</w:t>
+        <w:t>3. E → 1 而 L4 比值 ≫ 1 → 字节已达下界，转串行暴露诊断（表 8、表 10）；</w:t>
       </w:r>
     </w:p>
     <w:p>
@@ -12207,7 +12229,7 @@
           <w:b w:val="0"/>
           <w:sz w:val="18"/>
         </w:rPr>
-        <w:t xml:space="preserve"> 全部数字来自两个引擎版本序列与两台主机：主机 A（EPYC 7763，228 GiB，3.2 GB/s NVMe 源层，N = 8 冷启动）承载表 3、表 4 与恒等式核验；主机 B（Hygon 8 核 / 56 GB，机械慢盘 + NVMe，WSL2，1 提示 + 3 生成词元）承载重复运行、策略四臂与表 9、表 10。两台的源层物理层、内存量级与并发上限都不同，因此</w:t>
+        <w:t xml:space="preserve"> 全部数字来自两个引擎版本序列与两台主机：主机 A（EPYC 7763，228 GiB，3.2 GB/s NVMe 源层，N = 8 冷启动）承载表 3、表 5 与恒等式核验；主机 B（Hygon 8 核 / 56 GB，机械慢盘 + NVMe，WSL2，1 提示 + 3 生成词元）承载重复运行、策略四臂与表 10、表 11。两台的源层物理层、内存量级与并发上限都不同，因此</w:t>
       </w:r>
       <w:r>
         <w:rPr>
@@ -13212,6 +13234,28 @@
           <w:sz w:val="18"/>
         </w:rPr>
         <w:t xml:space="preserve"> cache hit rate; byte hit ratio; metric separation; hit-rate inflation; minimum detectable effect; mixture-of-experts; bandwidth-bound inference</w:t>
+      </w:r>
+    </w:p>
+    <w:p>
+      <w:pPr>
+        <w:spacing w:after="40" w:line="276" w:lineRule="auto"/>
+        <w:ind w:firstLine="360"/>
+      </w:pPr>
+      <w:r>
+        <w:rPr>
+          <w:rFonts w:ascii="Times New Roman" w:hAnsi="Times New Roman" w:eastAsia="宋体"/>
+          <w:b/>
+          <w:sz w:val="18"/>
+        </w:rPr>
+        <w:t>致谢</w:t>
+      </w:r>
+      <w:r>
+        <w:rPr>
+          <w:rFonts w:ascii="Times New Roman" w:hAnsi="Times New Roman" w:eastAsia="宋体"/>
+          <w:b w:val="0"/>
+          <w:sz w:val="18"/>
+        </w:rPr>
+        <w:t xml:space="preserve">　本文感谢 FareedKhan-dev 完成主机 A 上的实验并提供原始记录，以及对本项目台账口径的澄清。</w:t>
       </w:r>
     </w:p>
     <w:p>

--- a/papers/提交稿-命中率通胀三平面分离.docx
+++ b/papers/提交稿-命中率通胀三平面分离.docx
@@ -368,7 +368,7 @@
           <w:b w:val="0"/>
           <w:sz w:val="18"/>
         </w:rPr>
-        <w:t>，用于判定台账本身是否可用于验收。其中 C3（E ≥ 1）具有自否证性：把不匹配会话的预算代入会得到 E &lt; 1，从而自动宣告判据失效（下文给出一次真实的 C3 触发，涉及跨主机误用）。C2 则兼作字段归属判据：凡满足 X_byte ≡ (B_full − B_act)/B_full 的字段必为字节命中率口径，不得标为请求平面（据此可判定表 4 的一列字段）。</w:t>
+        <w:t>，用于判定台账本身是否可用于验收。其中 C3（E ≥ 1）具有自否证性：把不匹配会话的预算代入会得到 E &lt; 1，从而自动宣告判据失效（下文给出一次真实的 C3 触发，涉及跨主机误用）。C2 则兼作字段归属判据：凡满足 X_byte ≡ (B_full − B_act)/B_full 的字段必为字节命中率口径，不得标为请求平面（据此可判定表 5 的一列字段）。C2 需引擎同时提供字节台账与自报字段；本文两台主机中只有一台提供，故该检验的范围以该主机为限。</w:t>
       </w:r>
     </w:p>
     <w:p>
@@ -1898,15 +1898,15 @@
         <w:tblLayout w:type="fixed"/>
       </w:tblPr>
       <w:tblGrid>
-        <w:gridCol w:w="628"/>
+        <w:gridCol w:w="611"/>
+        <w:gridCol w:w="1100"/>
         <w:gridCol w:w="1299"/>
-        <w:gridCol w:w="1435"/>
-        <w:gridCol w:w="1513"/>
+        <w:gridCol w:w="1866"/>
       </w:tblGrid>
       <w:tr>
         <w:tc>
           <w:tcPr>
-            <w:tcW w:type="dxa" w:w="628"/>
+            <w:tcW w:type="dxa" w:w="611"/>
             <w:tcBorders>
               <w:bottom w:val="single" w:sz="6" w:space="0" w:color="000000"/>
             </w:tcBorders>
@@ -1928,7 +1928,7 @@
         </w:tc>
         <w:tc>
           <w:tcPr>
-            <w:tcW w:type="dxa" w:w="1299"/>
+            <w:tcW w:type="dxa" w:w="1100"/>
             <w:tcBorders>
               <w:bottom w:val="single" w:sz="6" w:space="0" w:color="000000"/>
             </w:tcBorders>
@@ -1950,7 +1950,7 @@
         </w:tc>
         <w:tc>
           <w:tcPr>
-            <w:tcW w:type="dxa" w:w="1435"/>
+            <w:tcW w:type="dxa" w:w="1299"/>
             <w:tcBorders>
               <w:bottom w:val="single" w:sz="6" w:space="0" w:color="000000"/>
             </w:tcBorders>
@@ -1972,7 +1972,7 @@
         </w:tc>
         <w:tc>
           <w:tcPr>
-            <w:tcW w:type="dxa" w:w="1513"/>
+            <w:tcW w:type="dxa" w:w="1866"/>
             <w:tcBorders>
               <w:bottom w:val="single" w:sz="6" w:space="0" w:color="000000"/>
             </w:tcBorders>
@@ -1996,7 +1996,7 @@
       <w:tr>
         <w:tc>
           <w:tcPr>
-            <w:tcW w:type="dxa" w:w="628"/>
+            <w:tcW w:type="dxa" w:w="611"/>
           </w:tcPr>
           <w:p>
             <w:pPr>
@@ -2015,7 +2015,7 @@
         </w:tc>
         <w:tc>
           <w:tcPr>
-            <w:tcW w:type="dxa" w:w="1299"/>
+            <w:tcW w:type="dxa" w:w="1100"/>
           </w:tcPr>
           <w:p>
             <w:pPr>
@@ -2034,7 +2034,7 @@
         </w:tc>
         <w:tc>
           <w:tcPr>
-            <w:tcW w:type="dxa" w:w="1435"/>
+            <w:tcW w:type="dxa" w:w="1299"/>
           </w:tcPr>
           <w:p>
             <w:pPr>
@@ -2053,7 +2053,7 @@
         </w:tc>
         <w:tc>
           <w:tcPr>
-            <w:tcW w:type="dxa" w:w="1513"/>
+            <w:tcW w:type="dxa" w:w="1866"/>
           </w:tcPr>
           <w:p>
             <w:pPr>
@@ -2074,7 +2074,7 @@
       <w:tr>
         <w:tc>
           <w:tcPr>
-            <w:tcW w:type="dxa" w:w="628"/>
+            <w:tcW w:type="dxa" w:w="611"/>
           </w:tcPr>
           <w:p>
             <w:pPr>
@@ -2093,7 +2093,7 @@
         </w:tc>
         <w:tc>
           <w:tcPr>
-            <w:tcW w:type="dxa" w:w="1299"/>
+            <w:tcW w:type="dxa" w:w="1100"/>
           </w:tcPr>
           <w:p>
             <w:pPr>
@@ -2112,7 +2112,7 @@
         </w:tc>
         <w:tc>
           <w:tcPr>
-            <w:tcW w:type="dxa" w:w="1435"/>
+            <w:tcW w:type="dxa" w:w="1299"/>
           </w:tcPr>
           <w:p>
             <w:pPr>
@@ -2131,7 +2131,7 @@
         </w:tc>
         <w:tc>
           <w:tcPr>
-            <w:tcW w:type="dxa" w:w="1513"/>
+            <w:tcW w:type="dxa" w:w="1866"/>
           </w:tcPr>
           <w:p>
             <w:pPr>
@@ -2144,7 +2144,7 @@
                 <w:b w:val="0"/>
                 <w:sz w:val="18"/>
               </w:rPr>
-              <w:t>其中一个字段的分母不是全量载入，或混入了非源层字节；通过则同时判定该字段为字节命中率口径</w:t>
+              <w:t>其中一个字段的分母不是全量载入，或混入了非源层字节；通过则同时判定该字段为字节命中率口径。**前提**：引擎须同时打印字节台账与自报字段；若其命中率由请求计数构成，本检验不适用</w:t>
             </w:r>
           </w:p>
         </w:tc>
@@ -2152,7 +2152,7 @@
       <w:tr>
         <w:tc>
           <w:tcPr>
-            <w:tcW w:type="dxa" w:w="628"/>
+            <w:tcW w:type="dxa" w:w="611"/>
           </w:tcPr>
           <w:p>
             <w:pPr>
@@ -2171,7 +2171,7 @@
         </w:tc>
         <w:tc>
           <w:tcPr>
-            <w:tcW w:type="dxa" w:w="1299"/>
+            <w:tcW w:type="dxa" w:w="1100"/>
           </w:tcPr>
           <w:p>
             <w:pPr>
@@ -2190,7 +2190,7 @@
         </w:tc>
         <w:tc>
           <w:tcPr>
-            <w:tcW w:type="dxa" w:w="1435"/>
+            <w:tcW w:type="dxa" w:w="1299"/>
           </w:tcPr>
           <w:p>
             <w:pPr>
@@ -2209,7 +2209,7 @@
         </w:tc>
         <w:tc>
           <w:tcPr>
-            <w:tcW w:type="dxa" w:w="1513"/>
+            <w:tcW w:type="dxa" w:w="1866"/>
           </w:tcPr>
           <w:p>
             <w:pPr>
@@ -2230,7 +2230,7 @@
       <w:tr>
         <w:tc>
           <w:tcPr>
-            <w:tcW w:type="dxa" w:w="628"/>
+            <w:tcW w:type="dxa" w:w="611"/>
           </w:tcPr>
           <w:p>
             <w:pPr>
@@ -2249,7 +2249,7 @@
         </w:tc>
         <w:tc>
           <w:tcPr>
-            <w:tcW w:type="dxa" w:w="1299"/>
+            <w:tcW w:type="dxa" w:w="1100"/>
           </w:tcPr>
           <w:p>
             <w:pPr>
@@ -2268,7 +2268,7 @@
         </w:tc>
         <w:tc>
           <w:tcPr>
-            <w:tcW w:type="dxa" w:w="1435"/>
+            <w:tcW w:type="dxa" w:w="1299"/>
           </w:tcPr>
           <w:p>
             <w:pPr>
@@ -2287,7 +2287,7 @@
         </w:tc>
         <w:tc>
           <w:tcPr>
-            <w:tcW w:type="dxa" w:w="1513"/>
+            <w:tcW w:type="dxa" w:w="1866"/>
           </w:tcPr>
           <w:p>
             <w:pPr>
@@ -5117,7 +5117,7 @@
           <w:b w:val="0"/>
           <w:sz w:val="18"/>
         </w:rPr>
-        <w:t>X_byte 由 B_act 与 B_full 算得，引擎另有一个自报字节命中率字段。二者来源不同：前者来自字节计数器的差值，后者来自引擎内部的驻留判定。若二者逐点相等，则台账中至少有一条量可被独立复算，检验 C2 通过。</w:t>
+        <w:t>X_byte 由 B_act 与 B_full 算得，引擎另有一个自报字节命中率字段。二者来源不同：前者来自字节计数器的差值，后者来自引擎自行打印的命中率字段。若二者逐点相等，则台账中至少有一条量可被独立复算，检验 C2 通过。</w:t>
       </w:r>
     </w:p>
     <w:p>
@@ -5253,6 +5253,28 @@
       <w:r>
         <w:rPr>
           <w:rFonts w:ascii="Times New Roman" w:hAnsi="Times New Roman" w:eastAsia="宋体"/>
+          <w:b/>
+          <w:sz w:val="18"/>
+        </w:rPr>
+        <w:t>本检验有前提</w:t>
+      </w:r>
+      <w:r>
+        <w:rPr>
+          <w:rFonts w:ascii="Times New Roman" w:hAnsi="Times New Roman" w:eastAsia="宋体"/>
+          <w:b w:val="0"/>
+          <w:sz w:val="18"/>
+        </w:rPr>
+        <w:t>：它成立的前提是引擎同时打印字节台账与自报命中率字段。若某引擎的命中率由请求计数构成——例如以「命中数减预取读数」除以请求总数，分子分母都不含字节——则该字段按构造即请求口径，本检验对它不适用。主机 B 的引擎正属此类，故本节的核验只在提供该字段的主机 A 上进行。此限制来自引擎实现的差异，不是数据不足。</w:t>
+      </w:r>
+    </w:p>
+    <w:p>
+      <w:pPr>
+        <w:spacing w:after="40" w:line="276" w:lineRule="auto"/>
+        <w:ind w:firstLine="360"/>
+      </w:pPr>
+      <w:r>
+        <w:rPr>
+          <w:rFonts w:ascii="Times New Roman" w:hAnsi="Times New Roman" w:eastAsia="宋体"/>
           <w:b w:val="0"/>
           <w:sz w:val="18"/>
         </w:rPr>
@@ -5317,7 +5339,7 @@
           <w:b w:val="0"/>
           <w:sz w:val="18"/>
         </w:rPr>
-        <w:t>4.4  D3：字节平面恶化而时间平面端点变快</w:t>
+        <w:t>4.4  驻留配额的字节平面扫描（主机 A）</w:t>
       </w:r>
     </w:p>
     <w:p>
